--- a/EE - SERIES/Foundations_Book1.docx
+++ b/EE - SERIES/Foundations_Book1.docx
@@ -27633,6 +27633,436 @@
           <w:docGrid w:linePitch="360"/>
         </w:sectPr>
       </w:pPr>
+    </w:p>
+    <w:p>
+      <w:r>
+        <w:br w:type="page"/>
+      </w:r>
+    </w:p>
+    <w:p>
+      <w:pPr>
+        <w:pStyle w:val="Heading1"/>
+        <w:spacing w:after="240" w:before="480"/>
+      </w:pPr>
+      <w:r>
+        <w:t xml:space="preserve">Also by Lothar J. Musiol</w:t>
+      </w:r>
+    </w:p>
+    <w:p>
+      <w:pPr>
+        <w:keepNext/>
+        <w:spacing w:after="40" w:line="276" w:before="160"/>
+        <w:ind w:left="0" w:firstLine="0" w:right="0"/>
+        <w:jc w:val="left"/>
+      </w:pPr>
+      <w:r>
+        <w:rPr>
+          <w:b/>
+        </w:rPr>
+        <w:t xml:space="preserve">Physics, Actually</w:t>
+      </w:r>
+    </w:p>
+    <w:p>
+      <w:pPr>
+        <w:spacing w:after="20" w:line="276" w:before="0"/>
+        <w:ind w:left="360" w:firstLine="0" w:right="0"/>
+        <w:jc w:val="left"/>
+      </w:pPr>
+      <w:r>
+        <w:t xml:space="preserve">Physics, Actually, Volume 1: Motion, Forces, Time, and Relativity</w:t>
+      </w:r>
+    </w:p>
+    <w:p>
+      <w:pPr>
+        <w:spacing w:after="20" w:line="276" w:before="0"/>
+        <w:ind w:left="360" w:firstLine="0" w:right="0"/>
+        <w:jc w:val="left"/>
+      </w:pPr>
+      <w:r>
+        <w:t xml:space="preserve">Physics, Actually, Volume 2: Gravity, Cosmology, and the Limits of Spacetime</w:t>
+      </w:r>
+    </w:p>
+    <w:p>
+      <w:pPr>
+        <w:spacing w:after="20" w:line="276" w:before="0"/>
+        <w:ind w:left="360" w:firstLine="0" w:right="0"/>
+        <w:jc w:val="left"/>
+      </w:pPr>
+      <w:r>
+        <w:t xml:space="preserve">Physics, Actually, Volume 3: The Standard Model, Chaos, and the Edge of Knowledge</w:t>
+      </w:r>
+    </w:p>
+    <w:p>
+      <w:pPr>
+        <w:spacing w:after="20" w:line="276" w:before="0"/>
+        <w:ind w:left="360" w:firstLine="0" w:right="0"/>
+        <w:jc w:val="left"/>
+      </w:pPr>
+      <w:r>
+        <w:t xml:space="preserve">Life, Actually: From the First Cell to the Edited Genome and the Search for Life Elsewhere</w:t>
+      </w:r>
+    </w:p>
+    <w:p>
+      <w:pPr>
+        <w:keepNext/>
+        <w:spacing w:after="40" w:line="276" w:before="160"/>
+        <w:ind w:left="0" w:firstLine="0" w:right="0"/>
+        <w:jc w:val="left"/>
+      </w:pPr>
+      <w:r>
+        <w:rPr>
+          <w:b/>
+        </w:rPr>
+        <w:t xml:space="preserve">Math, Actually</w:t>
+      </w:r>
+    </w:p>
+    <w:p>
+      <w:pPr>
+        <w:spacing w:after="20" w:line="276" w:before="0"/>
+        <w:ind w:left="360" w:firstLine="0" w:right="0"/>
+        <w:jc w:val="left"/>
+      </w:pPr>
+      <w:r>
+        <w:t xml:space="preserve">Math, Actually, Volume 1: From Arithmetic to Calculus</w:t>
+      </w:r>
+    </w:p>
+    <w:p>
+      <w:pPr>
+        <w:spacing w:after="20" w:line="276" w:before="0"/>
+        <w:ind w:left="360" w:firstLine="0" w:right="0"/>
+        <w:jc w:val="left"/>
+      </w:pPr>
+      <w:r>
+        <w:t xml:space="preserve">Math, Actually, Volume 2: From Multivariable Calculus to Set Theory &amp; Logic</w:t>
+      </w:r>
+    </w:p>
+    <w:p>
+      <w:pPr>
+        <w:spacing w:after="20" w:line="276" w:before="0"/>
+        <w:ind w:left="360" w:firstLine="0" w:right="0"/>
+        <w:jc w:val="left"/>
+      </w:pPr>
+      <w:r>
+        <w:t xml:space="preserve">Math, Actually, Volume 3: From Differential Equations to Abstract Algebra</w:t>
+      </w:r>
+    </w:p>
+    <w:p>
+      <w:pPr>
+        <w:spacing w:after="20" w:line="276" w:before="0"/>
+        <w:ind w:left="360" w:firstLine="0" w:right="0"/>
+        <w:jc w:val="left"/>
+      </w:pPr>
+      <w:r>
+        <w:t xml:space="preserve">Math, Actually, Volume 4: From Category Theory to the Frontier</w:t>
+      </w:r>
+    </w:p>
+    <w:p>
+      <w:pPr>
+        <w:keepNext/>
+        <w:spacing w:after="40" w:line="276" w:before="160"/>
+        <w:ind w:left="0" w:firstLine="0" w:right="0"/>
+        <w:jc w:val="left"/>
+      </w:pPr>
+      <w:r>
+        <w:rPr>
+          <w:b/>
+        </w:rPr>
+        <w:t xml:space="preserve">Quanta, Actually</w:t>
+      </w:r>
+    </w:p>
+    <w:p>
+      <w:pPr>
+        <w:spacing w:after="20" w:line="276" w:before="0"/>
+        <w:ind w:left="360" w:firstLine="0" w:right="0"/>
+        <w:jc w:val="left"/>
+      </w:pPr>
+      <w:r>
+        <w:t xml:space="preserve">Quanta, Actually, Volume 1: The Quantum World</w:t>
+      </w:r>
+    </w:p>
+    <w:p>
+      <w:pPr>
+        <w:spacing w:after="20" w:line="276" w:before="0"/>
+        <w:ind w:left="360" w:firstLine="0" w:right="0"/>
+        <w:jc w:val="left"/>
+      </w:pPr>
+      <w:r>
+        <w:t xml:space="preserve">Quanta, Actually, Volume 2: The Quantum Conversation</w:t>
+      </w:r>
+    </w:p>
+    <w:p>
+      <w:pPr>
+        <w:spacing w:after="20" w:line="276" w:before="0"/>
+        <w:ind w:left="360" w:firstLine="0" w:right="0"/>
+        <w:jc w:val="left"/>
+      </w:pPr>
+      <w:r>
+        <w:t xml:space="preserve">Quanta, Actually, Volume 3: Complete Quantum Electrodynamics Course</w:t>
+      </w:r>
+    </w:p>
+    <w:p>
+      <w:pPr>
+        <w:keepNext/>
+        <w:spacing w:after="40" w:line="276" w:before="160"/>
+        <w:ind w:left="0" w:firstLine="0" w:right="0"/>
+        <w:jc w:val="left"/>
+      </w:pPr>
+      <w:r>
+        <w:rPr>
+          <w:b/>
+        </w:rPr>
+        <w:t xml:space="preserve">Science Sparks</w:t>
+      </w:r>
+    </w:p>
+    <w:p>
+      <w:pPr>
+        <w:spacing w:after="20" w:line="276" w:before="0"/>
+        <w:ind w:left="360" w:firstLine="0" w:right="0"/>
+        <w:jc w:val="left"/>
+      </w:pPr>
+      <w:r>
+        <w:t xml:space="preserve">Science Sparks: Physics, Life, and Mathematics — The Same Few Rules, Told in Highlights</w:t>
+      </w:r>
+    </w:p>
+    <w:p>
+      <w:pPr>
+        <w:keepNext/>
+        <w:spacing w:after="40" w:line="276" w:before="160"/>
+        <w:ind w:left="0" w:firstLine="0" w:right="0"/>
+        <w:jc w:val="left"/>
+      </w:pPr>
+      <w:r>
+        <w:rPr>
+          <w:b/>
+        </w:rPr>
+        <w:t xml:space="preserve">Look First</w:t>
+      </w:r>
+    </w:p>
+    <w:p>
+      <w:pPr>
+        <w:spacing w:after="20" w:line="276" w:before="0"/>
+        <w:ind w:left="360" w:firstLine="0" w:right="0"/>
+        <w:jc w:val="left"/>
+      </w:pPr>
+      <w:r>
+        <w:t xml:space="preserve">Look First, Volume 1: The Universe Has No Now</w:t>
+      </w:r>
+    </w:p>
+    <w:p>
+      <w:pPr>
+        <w:spacing w:after="20" w:line="276" w:before="0"/>
+        <w:ind w:left="360" w:firstLine="0" w:right="0"/>
+        <w:jc w:val="left"/>
+      </w:pPr>
+      <w:r>
+        <w:t xml:space="preserve">Look First, Volume 2: A Trip Is Not a New Life</w:t>
+      </w:r>
+    </w:p>
+    <w:p>
+      <w:pPr>
+        <w:keepNext/>
+        <w:spacing w:after="40" w:line="276" w:before="160"/>
+        <w:ind w:left="0" w:firstLine="0" w:right="0"/>
+        <w:jc w:val="left"/>
+      </w:pPr>
+      <w:r>
+        <w:rPr>
+          <w:b/>
+        </w:rPr>
+        <w:t xml:space="preserve">Electrical Engineering Series</w:t>
+      </w:r>
+    </w:p>
+    <w:p>
+      <w:pPr>
+        <w:spacing w:after="20" w:line="276" w:before="0"/>
+        <w:ind w:left="360" w:firstLine="0" w:right="0"/>
+        <w:jc w:val="left"/>
+      </w:pPr>
+      <w:r>
+        <w:t xml:space="preserve">Foundations of Electronics (Book 1)</w:t>
+      </w:r>
+    </w:p>
+    <w:p>
+      <w:pPr>
+        <w:spacing w:after="20" w:line="276" w:before="0"/>
+        <w:ind w:left="360" w:firstLine="0" w:right="0"/>
+        <w:jc w:val="left"/>
+      </w:pPr>
+      <w:r>
+        <w:t xml:space="preserve">Circuits, Components, and Control (Book 2)</w:t>
+      </w:r>
+    </w:p>
+    <w:p>
+      <w:pPr>
+        <w:spacing w:after="20" w:line="276" w:before="0"/>
+        <w:ind w:left="360" w:firstLine="0" w:right="0"/>
+        <w:jc w:val="left"/>
+      </w:pPr>
+      <w:r>
+        <w:t xml:space="preserve">Semiconductor Physics and Devices (Book 3)</w:t>
+      </w:r>
+    </w:p>
+    <w:p>
+      <w:pPr>
+        <w:spacing w:after="20" w:line="276" w:before="0"/>
+        <w:ind w:left="360" w:firstLine="0" w:right="0"/>
+        <w:jc w:val="left"/>
+      </w:pPr>
+      <w:r>
+        <w:t xml:space="preserve">RF, Microwave, and Transceivers (Book 4)</w:t>
+      </w:r>
+    </w:p>
+    <w:p>
+      <w:pPr>
+        <w:spacing w:after="20" w:line="276" w:before="0"/>
+        <w:ind w:left="360" w:firstLine="0" w:right="0"/>
+        <w:jc w:val="left"/>
+      </w:pPr>
+      <w:r>
+        <w:t xml:space="preserve">Communications, Wireless, and SDR (Book 5)</w:t>
+      </w:r>
+    </w:p>
+    <w:p>
+      <w:pPr>
+        <w:spacing w:after="20" w:line="276" w:before="0"/>
+        <w:ind w:left="360" w:firstLine="0" w:right="0"/>
+        <w:jc w:val="left"/>
+      </w:pPr>
+      <w:r>
+        <w:t xml:space="preserve">Power and Energy (Book 6)</w:t>
+      </w:r>
+    </w:p>
+    <w:p>
+      <w:pPr>
+        <w:spacing w:after="20" w:line="276" w:before="0"/>
+        <w:ind w:left="360" w:firstLine="0" w:right="0"/>
+        <w:jc w:val="left"/>
+      </w:pPr>
+      <w:r>
+        <w:t xml:space="preserve">Packaging, Layout, EMC, and Test (Book 7)</w:t>
+      </w:r>
+    </w:p>
+    <w:p>
+      <w:pPr>
+        <w:keepNext/>
+        <w:spacing w:after="40" w:line="276" w:before="160"/>
+        <w:ind w:left="0" w:firstLine="0" w:right="0"/>
+        <w:jc w:val="left"/>
+      </w:pPr>
+      <w:r>
+        <w:rPr>
+          <w:b/>
+        </w:rPr>
+        <w:t xml:space="preserve">History</w:t>
+      </w:r>
+    </w:p>
+    <w:p>
+      <w:pPr>
+        <w:spacing w:after="20" w:line="276" w:before="0"/>
+        <w:ind w:left="360" w:firstLine="0" w:right="0"/>
+        <w:jc w:val="left"/>
+      </w:pPr>
+      <w:r>
+        <w:t xml:space="preserve">The Dolphins' View of History</w:t>
+      </w:r>
+    </w:p>
+    <w:p>
+      <w:pPr>
+        <w:keepNext/>
+        <w:spacing w:after="40" w:line="276" w:before="160"/>
+        <w:ind w:left="0" w:firstLine="0" w:right="0"/>
+        <w:jc w:val="left"/>
+      </w:pPr>
+      <w:r>
+        <w:rPr>
+          <w:b/>
+        </w:rPr>
+        <w:t xml:space="preserve">Fiction</w:t>
+      </w:r>
+    </w:p>
+    <w:p>
+      <w:pPr>
+        <w:spacing w:after="20" w:line="276" w:before="0"/>
+        <w:ind w:left="360" w:firstLine="0" w:right="0"/>
+        <w:jc w:val="left"/>
+      </w:pPr>
+      <w:r>
+        <w:t xml:space="preserve">The Murder That Hadn't Happened Yet (The Relativistic Investigation Bureau, Book 1)</w:t>
+      </w:r>
+    </w:p>
+    <w:p>
+      <w:pPr>
+        <w:spacing w:after="20" w:line="276" w:before="0"/>
+        <w:ind w:left="360" w:firstLine="0" w:right="0"/>
+        <w:jc w:val="left"/>
+      </w:pPr>
+      <w:r>
+        <w:t xml:space="preserve">The Warning That Was Sent Too Late (The Relativistic Investigation Bureau, Book 2)</w:t>
+      </w:r>
+    </w:p>
+    <w:p>
+      <w:pPr>
+        <w:spacing w:after="20" w:line="276" w:before="0"/>
+        <w:ind w:left="360" w:firstLine="0" w:right="0"/>
+        <w:jc w:val="left"/>
+      </w:pPr>
+      <w:r>
+        <w:t xml:space="preserve">Schrödinger’s Paperwork (Lolly Wren’s Curious Science Adventures, Book 1)</w:t>
+      </w:r>
+    </w:p>
+    <w:p>
+      <w:pPr>
+        <w:spacing w:after="20" w:line="276" w:before="0"/>
+        <w:ind w:left="360" w:firstLine="0" w:right="0"/>
+        <w:jc w:val="left"/>
+      </w:pPr>
+      <w:r>
+        <w:t xml:space="preserve">The Permitted Options (Lolly Wren’s Curious Science Adventures, Book 2)</w:t>
+      </w:r>
+    </w:p>
+    <w:p>
+      <w:pPr>
+        <w:spacing w:after="20" w:line="276" w:before="0"/>
+        <w:ind w:left="360" w:firstLine="0" w:right="0"/>
+        <w:jc w:val="left"/>
+      </w:pPr>
+      <w:r>
+        <w:t xml:space="preserve">Protocol Flamingo (The Invasion Storybooks, Book 1), as George Herbert Fontaine</w:t>
+      </w:r>
+    </w:p>
+    <w:p>
+      <w:pPr>
+        <w:keepNext/>
+        <w:spacing w:after="40" w:line="276" w:before="160"/>
+        <w:ind w:left="0" w:firstLine="0" w:right="0"/>
+        <w:jc w:val="left"/>
+      </w:pPr>
+      <w:r>
+        <w:rPr>
+          <w:b/>
+        </w:rPr>
+        <w:t xml:space="preserve">How-To</w:t>
+      </w:r>
+    </w:p>
+    <w:p>
+      <w:pPr>
+        <w:spacing w:after="20" w:line="276" w:before="0"/>
+        <w:ind w:left="360" w:firstLine="0" w:right="0"/>
+        <w:jc w:val="left"/>
+      </w:pPr>
+      <w:r>
+        <w:t xml:space="preserve">Your First Book That Sells</w:t>
+      </w:r>
+    </w:p>
+    <w:p>
+      <w:pPr>
+        <w:spacing w:after="20" w:line="276" w:before="0"/>
+        <w:ind w:left="360" w:firstLine="0" w:right="0"/>
+        <w:jc w:val="left"/>
+      </w:pPr>
+      <w:r>
+        <w:t xml:space="preserve">Your First YouTube Channel That Rocks</w:t>
+      </w:r>
     </w:p>
   </w:body>
 </w:document>

--- a/EE - SERIES/Foundations_Book1.docx
+++ b/EE - SERIES/Foundations_Book1.docx
@@ -27767,7 +27767,7 @@
         <w:rPr>
           <w:b/>
         </w:rPr>
-        <w:t xml:space="preserve">Quanta, Actually</w:t>
+        <w:t xml:space="preserve">Quantum, Actually</w:t>
       </w:r>
     </w:p>
     <w:p>
@@ -27777,7 +27777,7 @@
         <w:jc w:val="left"/>
       </w:pPr>
       <w:r>
-        <w:t xml:space="preserve">Quanta, Actually, Volume 1: The Quantum World</w:t>
+        <w:t xml:space="preserve">Quantum, Actually, Volume 1: Questions and Answers from the Double Slit to the Superconducting Wire</w:t>
       </w:r>
     </w:p>
     <w:p>
@@ -27787,17 +27787,7 @@
         <w:jc w:val="left"/>
       </w:pPr>
       <w:r>
-        <w:t xml:space="preserve">Quanta, Actually, Volume 2: The Quantum Conversation</w:t>
-      </w:r>
-    </w:p>
-    <w:p>
-      <w:pPr>
-        <w:spacing w:after="20" w:line="276" w:before="0"/>
-        <w:ind w:left="360" w:firstLine="0" w:right="0"/>
-        <w:jc w:val="left"/>
-      </w:pPr>
-      <w:r>
-        <w:t xml:space="preserve">Quanta, Actually, Volume 3: Complete Quantum Electrodynamics Course</w:t>
+        <w:t xml:space="preserve">Quantum, Actually, Volume 2: A QED Course</w:t>
       </w:r>
     </w:p>
     <w:p>

--- a/EE - SERIES/Foundations_Book1.docx
+++ b/EE - SERIES/Foundations_Book1.docx
@@ -27767,7 +27767,7 @@
         <w:rPr>
           <w:b/>
         </w:rPr>
-        <w:t xml:space="preserve">Quantum, Actually</w:t>
+        <w:t xml:space="preserve">Quanta, Actually</w:t>
       </w:r>
     </w:p>
     <w:p>
@@ -27777,7 +27777,7 @@
         <w:jc w:val="left"/>
       </w:pPr>
       <w:r>
-        <w:t xml:space="preserve">Quantum, Actually, Volume 1: Questions and Answers from the Double Slit to the Superconducting Wire</w:t>
+        <w:t xml:space="preserve">Quanta, Actually, Volume 1: The Quantum World</w:t>
       </w:r>
     </w:p>
     <w:p>
@@ -27787,7 +27787,17 @@
         <w:jc w:val="left"/>
       </w:pPr>
       <w:r>
-        <w:t xml:space="preserve">Quantum, Actually, Volume 2: A QED Course</w:t>
+        <w:t xml:space="preserve">Quanta, Actually, Volume 2: The Quantum Conversation</w:t>
+      </w:r>
+    </w:p>
+    <w:p>
+      <w:pPr>
+        <w:spacing w:after="20" w:line="276" w:before="0"/>
+        <w:ind w:left="360" w:firstLine="0" w:right="0"/>
+        <w:jc w:val="left"/>
+      </w:pPr>
+      <w:r>
+        <w:t xml:space="preserve">Quanta, Actually, Volume 3: Complete Quantum Electrodynamics Course</w:t>
       </w:r>
     </w:p>
     <w:p>

--- a/EE - SERIES/Foundations_Book1.docx
+++ b/EE - SERIES/Foundations_Book1.docx
@@ -27713,7 +27713,7 @@
         <w:rPr>
           <w:b/>
         </w:rPr>
-        <w:t xml:space="preserve">Math, Actually</w:t>
+        <w:t xml:space="preserve">More Actually Books</w:t>
       </w:r>
     </w:p>
     <w:p>
@@ -27723,7 +27723,7 @@
         <w:jc w:val="left"/>
       </w:pPr>
       <w:r>
-        <w:t xml:space="preserve">Math, Actually, Volume 1: From Arithmetic to Calculus</w:t>
+        <w:t xml:space="preserve">Gravitation, Actually: A Short Book on Gravity</w:t>
       </w:r>
     </w:p>
     <w:p>
@@ -27733,27 +27733,7 @@
         <w:jc w:val="left"/>
       </w:pPr>
       <w:r>
-        <w:t xml:space="preserve">Math, Actually, Volume 2: From Multivariable Calculus to Set Theory &amp; Logic</w:t>
-      </w:r>
-    </w:p>
-    <w:p>
-      <w:pPr>
-        <w:spacing w:after="20" w:line="276" w:before="0"/>
-        <w:ind w:left="360" w:firstLine="0" w:right="0"/>
-        <w:jc w:val="left"/>
-      </w:pPr>
-      <w:r>
-        <w:t xml:space="preserve">Math, Actually, Volume 3: From Differential Equations to Abstract Algebra</w:t>
-      </w:r>
-    </w:p>
-    <w:p>
-      <w:pPr>
-        <w:spacing w:after="20" w:line="276" w:before="0"/>
-        <w:ind w:left="360" w:firstLine="0" w:right="0"/>
-        <w:jc w:val="left"/>
-      </w:pPr>
-      <w:r>
-        <w:t xml:space="preserve">Math, Actually, Volume 4: From Category Theory to the Frontier</w:t>
+        <w:t xml:space="preserve">The Universe, Actually: What Humanity Currently Understands About Reality</w:t>
       </w:r>
     </w:p>
     <w:p>
@@ -27767,7 +27747,7 @@
         <w:rPr>
           <w:b/>
         </w:rPr>
-        <w:t xml:space="preserve">Quantum, Actually</w:t>
+        <w:t xml:space="preserve">Math, Actually</w:t>
       </w:r>
     </w:p>
     <w:p>
@@ -27777,7 +27757,7 @@
         <w:jc w:val="left"/>
       </w:pPr>
       <w:r>
-        <w:t xml:space="preserve">Quantum, Actually, Volume 1: Questions and Answers from the Double Slit to the Superconducting Wire</w:t>
+        <w:t xml:space="preserve">Math, Actually, Volume 1: From Arithmetic to Calculus</w:t>
       </w:r>
     </w:p>
     <w:p>
@@ -27787,7 +27767,27 @@
         <w:jc w:val="left"/>
       </w:pPr>
       <w:r>
-        <w:t xml:space="preserve">Quantum, Actually, Volume 2: A QED Course</w:t>
+        <w:t xml:space="preserve">Math, Actually, Volume 2: From Multivariable Calculus to Set Theory &amp; Logic</w:t>
+      </w:r>
+    </w:p>
+    <w:p>
+      <w:pPr>
+        <w:spacing w:after="20" w:line="276" w:before="0"/>
+        <w:ind w:left="360" w:firstLine="0" w:right="0"/>
+        <w:jc w:val="left"/>
+      </w:pPr>
+      <w:r>
+        <w:t xml:space="preserve">Math, Actually, Volume 3: From Differential Equations to Abstract Algebra</w:t>
+      </w:r>
+    </w:p>
+    <w:p>
+      <w:pPr>
+        <w:spacing w:after="20" w:line="276" w:before="0"/>
+        <w:ind w:left="360" w:firstLine="0" w:right="0"/>
+        <w:jc w:val="left"/>
+      </w:pPr>
+      <w:r>
+        <w:t xml:space="preserve">Math, Actually, Volume 4: From Category Theory to the Frontier</w:t>
       </w:r>
     </w:p>
     <w:p>
@@ -27801,7 +27801,7 @@
         <w:rPr>
           <w:b/>
         </w:rPr>
-        <w:t xml:space="preserve">Science Sparks</w:t>
+        <w:t xml:space="preserve">Quantum, Actually</w:t>
       </w:r>
     </w:p>
     <w:p>
@@ -27811,7 +27811,17 @@
         <w:jc w:val="left"/>
       </w:pPr>
       <w:r>
-        <w:t xml:space="preserve">Science Sparks: Physics, Life, and Mathematics — The Same Few Rules, Told in Highlights</w:t>
+        <w:t xml:space="preserve">Quantum, Actually, Volume 1: Questions and Answers from the Double Slit to the Superconducting Wire</w:t>
+      </w:r>
+    </w:p>
+    <w:p>
+      <w:pPr>
+        <w:spacing w:after="20" w:line="276" w:before="0"/>
+        <w:ind w:left="360" w:firstLine="0" w:right="0"/>
+        <w:jc w:val="left"/>
+      </w:pPr>
+      <w:r>
+        <w:t xml:space="preserve">Quantum, Actually, Volume 2: A QED Course</w:t>
       </w:r>
     </w:p>
     <w:p>
@@ -27825,7 +27835,7 @@
         <w:rPr>
           <w:b/>
         </w:rPr>
-        <w:t xml:space="preserve">Look First</w:t>
+        <w:t xml:space="preserve">Science Sparks</w:t>
       </w:r>
     </w:p>
     <w:p>
@@ -27835,17 +27845,7 @@
         <w:jc w:val="left"/>
       </w:pPr>
       <w:r>
-        <w:t xml:space="preserve">Look First, Volume 1: The Universe Has No Now</w:t>
-      </w:r>
-    </w:p>
-    <w:p>
-      <w:pPr>
-        <w:spacing w:after="20" w:line="276" w:before="0"/>
-        <w:ind w:left="360" w:firstLine="0" w:right="0"/>
-        <w:jc w:val="left"/>
-      </w:pPr>
-      <w:r>
-        <w:t xml:space="preserve">Look First, Volume 2: A Trip Is Not a New Life</w:t>
+        <w:t xml:space="preserve">Science Sparks: Physics, Life, and Mathematics — The Same Few Rules, Told in Highlights</w:t>
       </w:r>
     </w:p>
     <w:p>
@@ -27859,7 +27859,7 @@
         <w:rPr>
           <w:b/>
         </w:rPr>
-        <w:t xml:space="preserve">Electrical Engineering Series</w:t>
+        <w:t xml:space="preserve">Look First</w:t>
       </w:r>
     </w:p>
     <w:p>
@@ -27869,7 +27869,7 @@
         <w:jc w:val="left"/>
       </w:pPr>
       <w:r>
-        <w:t xml:space="preserve">Foundations of Electronics (Book 1)</w:t>
+        <w:t xml:space="preserve">Look First, Volume 1: The Universe Has No Now</w:t>
       </w:r>
     </w:p>
     <w:p>
@@ -27879,57 +27879,7 @@
         <w:jc w:val="left"/>
       </w:pPr>
       <w:r>
-        <w:t xml:space="preserve">Circuits, Components, and Control (Book 2)</w:t>
-      </w:r>
-    </w:p>
-    <w:p>
-      <w:pPr>
-        <w:spacing w:after="20" w:line="276" w:before="0"/>
-        <w:ind w:left="360" w:firstLine="0" w:right="0"/>
-        <w:jc w:val="left"/>
-      </w:pPr>
-      <w:r>
-        <w:t xml:space="preserve">Semiconductor Physics and Devices (Book 3)</w:t>
-      </w:r>
-    </w:p>
-    <w:p>
-      <w:pPr>
-        <w:spacing w:after="20" w:line="276" w:before="0"/>
-        <w:ind w:left="360" w:firstLine="0" w:right="0"/>
-        <w:jc w:val="left"/>
-      </w:pPr>
-      <w:r>
-        <w:t xml:space="preserve">RF, Microwave, and Transceivers (Book 4)</w:t>
-      </w:r>
-    </w:p>
-    <w:p>
-      <w:pPr>
-        <w:spacing w:after="20" w:line="276" w:before="0"/>
-        <w:ind w:left="360" w:firstLine="0" w:right="0"/>
-        <w:jc w:val="left"/>
-      </w:pPr>
-      <w:r>
-        <w:t xml:space="preserve">Communications, Wireless, and SDR (Book 5)</w:t>
-      </w:r>
-    </w:p>
-    <w:p>
-      <w:pPr>
-        <w:spacing w:after="20" w:line="276" w:before="0"/>
-        <w:ind w:left="360" w:firstLine="0" w:right="0"/>
-        <w:jc w:val="left"/>
-      </w:pPr>
-      <w:r>
-        <w:t xml:space="preserve">Power and Energy (Book 6)</w:t>
-      </w:r>
-    </w:p>
-    <w:p>
-      <w:pPr>
-        <w:spacing w:after="20" w:line="276" w:before="0"/>
-        <w:ind w:left="360" w:firstLine="0" w:right="0"/>
-        <w:jc w:val="left"/>
-      </w:pPr>
-      <w:r>
-        <w:t xml:space="preserve">Packaging, Layout, EMC, and Test (Book 7)</w:t>
+        <w:t xml:space="preserve">Look First, Volume 2: A Trip Is Not a New Life</w:t>
       </w:r>
     </w:p>
     <w:p>
@@ -27943,7 +27893,7 @@
         <w:rPr>
           <w:b/>
         </w:rPr>
-        <w:t xml:space="preserve">History</w:t>
+        <w:t xml:space="preserve">Electrical Engineering Series</w:t>
       </w:r>
     </w:p>
     <w:p>
@@ -27953,7 +27903,57 @@
         <w:jc w:val="left"/>
       </w:pPr>
       <w:r>
-        <w:t xml:space="preserve">The Dolphins' View of History</w:t>
+        <w:t xml:space="preserve">Circuits, Components, and Control (Book 2)</w:t>
+      </w:r>
+    </w:p>
+    <w:p>
+      <w:pPr>
+        <w:spacing w:after="20" w:line="276" w:before="0"/>
+        <w:ind w:left="360" w:firstLine="0" w:right="0"/>
+        <w:jc w:val="left"/>
+      </w:pPr>
+      <w:r>
+        <w:t xml:space="preserve">Semiconductor Physics and Devices (Book 3)</w:t>
+      </w:r>
+    </w:p>
+    <w:p>
+      <w:pPr>
+        <w:spacing w:after="20" w:line="276" w:before="0"/>
+        <w:ind w:left="360" w:firstLine="0" w:right="0"/>
+        <w:jc w:val="left"/>
+      </w:pPr>
+      <w:r>
+        <w:t xml:space="preserve">RF, Microwave, and Transceivers (Book 4)</w:t>
+      </w:r>
+    </w:p>
+    <w:p>
+      <w:pPr>
+        <w:spacing w:after="20" w:line="276" w:before="0"/>
+        <w:ind w:left="360" w:firstLine="0" w:right="0"/>
+        <w:jc w:val="left"/>
+      </w:pPr>
+      <w:r>
+        <w:t xml:space="preserve">Communications, Wireless, and SDR (Book 5)</w:t>
+      </w:r>
+    </w:p>
+    <w:p>
+      <w:pPr>
+        <w:spacing w:after="20" w:line="276" w:before="0"/>
+        <w:ind w:left="360" w:firstLine="0" w:right="0"/>
+        <w:jc w:val="left"/>
+      </w:pPr>
+      <w:r>
+        <w:t xml:space="preserve">Power and Energy (Book 6)</w:t>
+      </w:r>
+    </w:p>
+    <w:p>
+      <w:pPr>
+        <w:spacing w:after="20" w:line="276" w:before="0"/>
+        <w:ind w:left="360" w:firstLine="0" w:right="0"/>
+        <w:jc w:val="left"/>
+      </w:pPr>
+      <w:r>
+        <w:t xml:space="preserve">Packaging, Layout, EMC, and Test (Book 7)</w:t>
       </w:r>
     </w:p>
     <w:p>
@@ -27967,7 +27967,7 @@
         <w:rPr>
           <w:b/>
         </w:rPr>
-        <w:t xml:space="preserve">Fiction</w:t>
+        <w:t xml:space="preserve">History</w:t>
       </w:r>
     </w:p>
     <w:p>
@@ -27977,47 +27977,7 @@
         <w:jc w:val="left"/>
       </w:pPr>
       <w:r>
-        <w:t xml:space="preserve">The Murder That Hadn't Happened Yet (The Relativistic Investigation Bureau, Book 1)</w:t>
-      </w:r>
-    </w:p>
-    <w:p>
-      <w:pPr>
-        <w:spacing w:after="20" w:line="276" w:before="0"/>
-        <w:ind w:left="360" w:firstLine="0" w:right="0"/>
-        <w:jc w:val="left"/>
-      </w:pPr>
-      <w:r>
-        <w:t xml:space="preserve">The Warning That Was Sent Too Late (The Relativistic Investigation Bureau, Book 2)</w:t>
-      </w:r>
-    </w:p>
-    <w:p>
-      <w:pPr>
-        <w:spacing w:after="20" w:line="276" w:before="0"/>
-        <w:ind w:left="360" w:firstLine="0" w:right="0"/>
-        <w:jc w:val="left"/>
-      </w:pPr>
-      <w:r>
-        <w:t xml:space="preserve">Schrödinger’s Paperwork (Lolly Wren’s Curious Science Adventures, Book 1)</w:t>
-      </w:r>
-    </w:p>
-    <w:p>
-      <w:pPr>
-        <w:spacing w:after="20" w:line="276" w:before="0"/>
-        <w:ind w:left="360" w:firstLine="0" w:right="0"/>
-        <w:jc w:val="left"/>
-      </w:pPr>
-      <w:r>
-        <w:t xml:space="preserve">The Permitted Options (Lolly Wren’s Curious Science Adventures, Book 2)</w:t>
-      </w:r>
-    </w:p>
-    <w:p>
-      <w:pPr>
-        <w:spacing w:after="20" w:line="276" w:before="0"/>
-        <w:ind w:left="360" w:firstLine="0" w:right="0"/>
-        <w:jc w:val="left"/>
-      </w:pPr>
-      <w:r>
-        <w:t xml:space="preserve">Protocol Flamingo (The Invasion Storybooks, Book 1), as George Herbert Fontaine</w:t>
+        <w:t xml:space="preserve">The Dolphins’ View of History</w:t>
       </w:r>
     </w:p>
     <w:p>
@@ -28031,7 +27991,7 @@
         <w:rPr>
           <w:b/>
         </w:rPr>
-        <w:t xml:space="preserve">How-To</w:t>
+        <w:t xml:space="preserve">Fiction</w:t>
       </w:r>
     </w:p>
     <w:p>
@@ -28041,7 +28001,7 @@
         <w:jc w:val="left"/>
       </w:pPr>
       <w:r>
-        <w:t xml:space="preserve">Your First Book That Sells</w:t>
+        <w:t xml:space="preserve">The Murder That Hadn’t Happened Yet (The Relativistic Investigation Bureau, Book 1), Lothar J. Musiol writing as Spezala Genara Relavi (S.G.R.)</w:t>
       </w:r>
     </w:p>
     <w:p>
@@ -28051,7 +28011,71 @@
         <w:jc w:val="left"/>
       </w:pPr>
       <w:r>
-        <w:t xml:space="preserve">Your First YouTube Channel That Rocks</w:t>
+        <w:t xml:space="preserve">The Warning That Was Sent Too Late (The Relativistic Investigation Bureau, Book 2), Lothar J. Musiol writing as Spezala Genara Relavi (S.G.R.)</w:t>
+      </w:r>
+    </w:p>
+    <w:p>
+      <w:pPr>
+        <w:spacing w:after="20" w:line="276" w:before="0"/>
+        <w:ind w:left="360" w:firstLine="0" w:right="0"/>
+        <w:jc w:val="left"/>
+      </w:pPr>
+      <w:r>
+        <w:t xml:space="preserve">Schrödinger’s Paperwork (Lolly Wren’s Curious Science Adventures, Book 1), Lothar J. Musiol writing as Quentin Edmund Darling (Q.E.D.)</w:t>
+      </w:r>
+    </w:p>
+    <w:p>
+      <w:pPr>
+        <w:spacing w:after="20" w:line="276" w:before="0"/>
+        <w:ind w:left="360" w:firstLine="0" w:right="0"/>
+        <w:jc w:val="left"/>
+      </w:pPr>
+      <w:r>
+        <w:t xml:space="preserve">The Permitted Options (Lolly Wren’s Curious Science Adventures, Book 2), Lothar J. Musiol writing as Quentin Edmund Darling (Q.E.D.)</w:t>
+      </w:r>
+    </w:p>
+    <w:p>
+      <w:pPr>
+        <w:spacing w:after="20" w:line="276" w:before="0"/>
+        <w:ind w:left="360" w:firstLine="0" w:right="0"/>
+        <w:jc w:val="left"/>
+      </w:pPr>
+      <w:r>
+        <w:t xml:space="preserve">Protocol Flamingo (The Invasion Storybooks, Book 1), Lothar J. Musiol writing as George Herbert Fontaine</w:t>
+      </w:r>
+    </w:p>
+    <w:p>
+      <w:pPr>
+        <w:spacing w:after="20" w:line="276" w:before="0"/>
+        <w:ind w:left="360" w:firstLine="0" w:right="0"/>
+        <w:jc w:val="left"/>
+      </w:pPr>
+      <w:r>
+        <w:t xml:space="preserve">In Love with Murder, Actually: A Comic Mystery, Lothar J. Musiol writing as Romuald Livingston</w:t>
+      </w:r>
+    </w:p>
+    <w:p>
+      <w:pPr>
+        <w:keepNext/>
+        <w:spacing w:after="40" w:line="276" w:before="160"/>
+        <w:ind w:left="0" w:firstLine="0" w:right="0"/>
+        <w:jc w:val="left"/>
+      </w:pPr>
+      <w:r>
+        <w:rPr>
+          <w:b/>
+        </w:rPr>
+        <w:t xml:space="preserve">In German</w:t>
+      </w:r>
+    </w:p>
+    <w:p>
+      <w:pPr>
+        <w:spacing w:after="20" w:line="276" w:before="0"/>
+        <w:ind w:left="360" w:firstLine="0" w:right="0"/>
+        <w:jc w:val="left"/>
+      </w:pPr>
+      <w:r>
+        <w:t xml:space="preserve">Auswandern – Ab in die USA, Kanada, Australien oder Neuseeland?</w:t>
       </w:r>
     </w:p>
   </w:body>

--- a/EE - SERIES/Foundations_Book1.docx
+++ b/EE - SERIES/Foundations_Book1.docx
@@ -27713,7 +27713,7 @@
         <w:rPr>
           <w:b/>
         </w:rPr>
-        <w:t xml:space="preserve">Math, Actually</w:t>
+        <w:t xml:space="preserve">More Actually Books</w:t>
       </w:r>
     </w:p>
     <w:p>
@@ -27723,7 +27723,7 @@
         <w:jc w:val="left"/>
       </w:pPr>
       <w:r>
-        <w:t xml:space="preserve">Math, Actually, Volume 1: From Arithmetic to Calculus</w:t>
+        <w:t xml:space="preserve">Gravitation, Actually: A Short Book on Gravity</w:t>
       </w:r>
     </w:p>
     <w:p>
@@ -27733,27 +27733,7 @@
         <w:jc w:val="left"/>
       </w:pPr>
       <w:r>
-        <w:t xml:space="preserve">Math, Actually, Volume 2: From Multivariable Calculus to Set Theory &amp; Logic</w:t>
-      </w:r>
-    </w:p>
-    <w:p>
-      <w:pPr>
-        <w:spacing w:after="20" w:line="276" w:before="0"/>
-        <w:ind w:left="360" w:firstLine="0" w:right="0"/>
-        <w:jc w:val="left"/>
-      </w:pPr>
-      <w:r>
-        <w:t xml:space="preserve">Math, Actually, Volume 3: From Differential Equations to Abstract Algebra</w:t>
-      </w:r>
-    </w:p>
-    <w:p>
-      <w:pPr>
-        <w:spacing w:after="20" w:line="276" w:before="0"/>
-        <w:ind w:left="360" w:firstLine="0" w:right="0"/>
-        <w:jc w:val="left"/>
-      </w:pPr>
-      <w:r>
-        <w:t xml:space="preserve">Math, Actually, Volume 4: From Category Theory to the Frontier</w:t>
+        <w:t xml:space="preserve">The Universe, Actually: What Humanity Currently Understands About Reality</w:t>
       </w:r>
     </w:p>
     <w:p>
@@ -27767,7 +27747,7 @@
         <w:rPr>
           <w:b/>
         </w:rPr>
-        <w:t xml:space="preserve">Quanta, Actually</w:t>
+        <w:t xml:space="preserve">Math, Actually</w:t>
       </w:r>
     </w:p>
     <w:p>
@@ -27777,7 +27757,7 @@
         <w:jc w:val="left"/>
       </w:pPr>
       <w:r>
-        <w:t xml:space="preserve">Quanta, Actually, Volume 1: The Quantum World</w:t>
+        <w:t xml:space="preserve">Math, Actually, Volume 1: From Arithmetic to Calculus</w:t>
       </w:r>
     </w:p>
     <w:p>
@@ -27787,7 +27767,7 @@
         <w:jc w:val="left"/>
       </w:pPr>
       <w:r>
-        <w:t xml:space="preserve">Quanta, Actually, Volume 2: The Quantum Conversation</w:t>
+        <w:t xml:space="preserve">Math, Actually, Volume 2: From Multivariable Calculus to Set Theory &amp; Logic</w:t>
       </w:r>
     </w:p>
     <w:p>
@@ -27797,7 +27777,17 @@
         <w:jc w:val="left"/>
       </w:pPr>
       <w:r>
-        <w:t xml:space="preserve">Quanta, Actually, Volume 3: Complete Quantum Electrodynamics Course</w:t>
+        <w:t xml:space="preserve">Math, Actually, Volume 3: From Differential Equations to Abstract Algebra</w:t>
+      </w:r>
+    </w:p>
+    <w:p>
+      <w:pPr>
+        <w:spacing w:after="20" w:line="276" w:before="0"/>
+        <w:ind w:left="360" w:firstLine="0" w:right="0"/>
+        <w:jc w:val="left"/>
+      </w:pPr>
+      <w:r>
+        <w:t xml:space="preserve">Math, Actually, Volume 4: From Category Theory to the Frontier</w:t>
       </w:r>
     </w:p>
     <w:p>
@@ -27811,7 +27801,7 @@
         <w:rPr>
           <w:b/>
         </w:rPr>
-        <w:t xml:space="preserve">Science Sparks</w:t>
+        <w:t xml:space="preserve">Quantum, Actually</w:t>
       </w:r>
     </w:p>
     <w:p>
@@ -27821,7 +27811,17 @@
         <w:jc w:val="left"/>
       </w:pPr>
       <w:r>
-        <w:t xml:space="preserve">Science Sparks: Physics, Life, and Mathematics — The Same Few Rules, Told in Highlights</w:t>
+        <w:t xml:space="preserve">Quantum, Actually, Volume 1: Questions and Answers from the Double Slit to the Superconducting Wire</w:t>
+      </w:r>
+    </w:p>
+    <w:p>
+      <w:pPr>
+        <w:spacing w:after="20" w:line="276" w:before="0"/>
+        <w:ind w:left="360" w:firstLine="0" w:right="0"/>
+        <w:jc w:val="left"/>
+      </w:pPr>
+      <w:r>
+        <w:t xml:space="preserve">Quantum, Actually, Volume 2: A QED Course</w:t>
       </w:r>
     </w:p>
     <w:p>
@@ -27835,7 +27835,7 @@
         <w:rPr>
           <w:b/>
         </w:rPr>
-        <w:t xml:space="preserve">Look First</w:t>
+        <w:t xml:space="preserve">Science Sparks</w:t>
       </w:r>
     </w:p>
     <w:p>
@@ -27845,17 +27845,7 @@
         <w:jc w:val="left"/>
       </w:pPr>
       <w:r>
-        <w:t xml:space="preserve">Look First, Volume 1: The Universe Has No Now</w:t>
-      </w:r>
-    </w:p>
-    <w:p>
-      <w:pPr>
-        <w:spacing w:after="20" w:line="276" w:before="0"/>
-        <w:ind w:left="360" w:firstLine="0" w:right="0"/>
-        <w:jc w:val="left"/>
-      </w:pPr>
-      <w:r>
-        <w:t xml:space="preserve">Look First, Volume 2: A Trip Is Not a New Life</w:t>
+        <w:t xml:space="preserve">Science Sparks: Physics, Life, and Mathematics — The Same Few Rules, Told in Highlights</w:t>
       </w:r>
     </w:p>
     <w:p>
@@ -27869,7 +27859,7 @@
         <w:rPr>
           <w:b/>
         </w:rPr>
-        <w:t xml:space="preserve">Electrical Engineering Series</w:t>
+        <w:t xml:space="preserve">Look First</w:t>
       </w:r>
     </w:p>
     <w:p>
@@ -27879,7 +27869,7 @@
         <w:jc w:val="left"/>
       </w:pPr>
       <w:r>
-        <w:t xml:space="preserve">Foundations of Electronics (Book 1)</w:t>
+        <w:t xml:space="preserve">Look First, Volume 1: The Universe Has No Now</w:t>
       </w:r>
     </w:p>
     <w:p>
@@ -27889,57 +27879,7 @@
         <w:jc w:val="left"/>
       </w:pPr>
       <w:r>
-        <w:t xml:space="preserve">Circuits, Components, and Control (Book 2)</w:t>
-      </w:r>
-    </w:p>
-    <w:p>
-      <w:pPr>
-        <w:spacing w:after="20" w:line="276" w:before="0"/>
-        <w:ind w:left="360" w:firstLine="0" w:right="0"/>
-        <w:jc w:val="left"/>
-      </w:pPr>
-      <w:r>
-        <w:t xml:space="preserve">Semiconductor Physics and Devices (Book 3)</w:t>
-      </w:r>
-    </w:p>
-    <w:p>
-      <w:pPr>
-        <w:spacing w:after="20" w:line="276" w:before="0"/>
-        <w:ind w:left="360" w:firstLine="0" w:right="0"/>
-        <w:jc w:val="left"/>
-      </w:pPr>
-      <w:r>
-        <w:t xml:space="preserve">RF, Microwave, and Transceivers (Book 4)</w:t>
-      </w:r>
-    </w:p>
-    <w:p>
-      <w:pPr>
-        <w:spacing w:after="20" w:line="276" w:before="0"/>
-        <w:ind w:left="360" w:firstLine="0" w:right="0"/>
-        <w:jc w:val="left"/>
-      </w:pPr>
-      <w:r>
-        <w:t xml:space="preserve">Communications, Wireless, and SDR (Book 5)</w:t>
-      </w:r>
-    </w:p>
-    <w:p>
-      <w:pPr>
-        <w:spacing w:after="20" w:line="276" w:before="0"/>
-        <w:ind w:left="360" w:firstLine="0" w:right="0"/>
-        <w:jc w:val="left"/>
-      </w:pPr>
-      <w:r>
-        <w:t xml:space="preserve">Power and Energy (Book 6)</w:t>
-      </w:r>
-    </w:p>
-    <w:p>
-      <w:pPr>
-        <w:spacing w:after="20" w:line="276" w:before="0"/>
-        <w:ind w:left="360" w:firstLine="0" w:right="0"/>
-        <w:jc w:val="left"/>
-      </w:pPr>
-      <w:r>
-        <w:t xml:space="preserve">Packaging, Layout, EMC, and Test (Book 7)</w:t>
+        <w:t xml:space="preserve">Look First, Volume 2: A Trip Is Not a New Life</w:t>
       </w:r>
     </w:p>
     <w:p>
@@ -27953,7 +27893,7 @@
         <w:rPr>
           <w:b/>
         </w:rPr>
-        <w:t xml:space="preserve">History</w:t>
+        <w:t xml:space="preserve">Electrical Engineering Series</w:t>
       </w:r>
     </w:p>
     <w:p>
@@ -27963,7 +27903,57 @@
         <w:jc w:val="left"/>
       </w:pPr>
       <w:r>
-        <w:t xml:space="preserve">The Dolphins' View of History</w:t>
+        <w:t xml:space="preserve">Circuits, Components, and Control (Book 2)</w:t>
+      </w:r>
+    </w:p>
+    <w:p>
+      <w:pPr>
+        <w:spacing w:after="20" w:line="276" w:before="0"/>
+        <w:ind w:left="360" w:firstLine="0" w:right="0"/>
+        <w:jc w:val="left"/>
+      </w:pPr>
+      <w:r>
+        <w:t xml:space="preserve">Semiconductor Physics and Devices (Book 3)</w:t>
+      </w:r>
+    </w:p>
+    <w:p>
+      <w:pPr>
+        <w:spacing w:after="20" w:line="276" w:before="0"/>
+        <w:ind w:left="360" w:firstLine="0" w:right="0"/>
+        <w:jc w:val="left"/>
+      </w:pPr>
+      <w:r>
+        <w:t xml:space="preserve">RF, Microwave, and Transceivers (Book 4)</w:t>
+      </w:r>
+    </w:p>
+    <w:p>
+      <w:pPr>
+        <w:spacing w:after="20" w:line="276" w:before="0"/>
+        <w:ind w:left="360" w:firstLine="0" w:right="0"/>
+        <w:jc w:val="left"/>
+      </w:pPr>
+      <w:r>
+        <w:t xml:space="preserve">Communications, Wireless, and SDR (Book 5)</w:t>
+      </w:r>
+    </w:p>
+    <w:p>
+      <w:pPr>
+        <w:spacing w:after="20" w:line="276" w:before="0"/>
+        <w:ind w:left="360" w:firstLine="0" w:right="0"/>
+        <w:jc w:val="left"/>
+      </w:pPr>
+      <w:r>
+        <w:t xml:space="preserve">Power and Energy (Book 6)</w:t>
+      </w:r>
+    </w:p>
+    <w:p>
+      <w:pPr>
+        <w:spacing w:after="20" w:line="276" w:before="0"/>
+        <w:ind w:left="360" w:firstLine="0" w:right="0"/>
+        <w:jc w:val="left"/>
+      </w:pPr>
+      <w:r>
+        <w:t xml:space="preserve">Packaging, Layout, EMC, and Test (Book 7)</w:t>
       </w:r>
     </w:p>
     <w:p>
@@ -27977,7 +27967,7 @@
         <w:rPr>
           <w:b/>
         </w:rPr>
-        <w:t xml:space="preserve">Fiction</w:t>
+        <w:t xml:space="preserve">History</w:t>
       </w:r>
     </w:p>
     <w:p>
@@ -27987,47 +27977,7 @@
         <w:jc w:val="left"/>
       </w:pPr>
       <w:r>
-        <w:t xml:space="preserve">The Murder That Hadn't Happened Yet (The Relativistic Investigation Bureau, Book 1)</w:t>
-      </w:r>
-    </w:p>
-    <w:p>
-      <w:pPr>
-        <w:spacing w:after="20" w:line="276" w:before="0"/>
-        <w:ind w:left="360" w:firstLine="0" w:right="0"/>
-        <w:jc w:val="left"/>
-      </w:pPr>
-      <w:r>
-        <w:t xml:space="preserve">The Warning That Was Sent Too Late (The Relativistic Investigation Bureau, Book 2)</w:t>
-      </w:r>
-    </w:p>
-    <w:p>
-      <w:pPr>
-        <w:spacing w:after="20" w:line="276" w:before="0"/>
-        <w:ind w:left="360" w:firstLine="0" w:right="0"/>
-        <w:jc w:val="left"/>
-      </w:pPr>
-      <w:r>
-        <w:t xml:space="preserve">Schrödinger’s Paperwork (Lolly Wren’s Curious Science Adventures, Book 1)</w:t>
-      </w:r>
-    </w:p>
-    <w:p>
-      <w:pPr>
-        <w:spacing w:after="20" w:line="276" w:before="0"/>
-        <w:ind w:left="360" w:firstLine="0" w:right="0"/>
-        <w:jc w:val="left"/>
-      </w:pPr>
-      <w:r>
-        <w:t xml:space="preserve">The Permitted Options (Lolly Wren’s Curious Science Adventures, Book 2)</w:t>
-      </w:r>
-    </w:p>
-    <w:p>
-      <w:pPr>
-        <w:spacing w:after="20" w:line="276" w:before="0"/>
-        <w:ind w:left="360" w:firstLine="0" w:right="0"/>
-        <w:jc w:val="left"/>
-      </w:pPr>
-      <w:r>
-        <w:t xml:space="preserve">Protocol Flamingo (The Invasion Storybooks, Book 1), as George Herbert Fontaine</w:t>
+        <w:t xml:space="preserve">The Dolphins’ View of History</w:t>
       </w:r>
     </w:p>
     <w:p>
@@ -28041,7 +27991,7 @@
         <w:rPr>
           <w:b/>
         </w:rPr>
-        <w:t xml:space="preserve">How-To</w:t>
+        <w:t xml:space="preserve">Fiction</w:t>
       </w:r>
     </w:p>
     <w:p>
@@ -28051,7 +28001,7 @@
         <w:jc w:val="left"/>
       </w:pPr>
       <w:r>
-        <w:t xml:space="preserve">Your First Book That Sells</w:t>
+        <w:t xml:space="preserve">The Murder That Hadn’t Happened Yet (The Relativistic Investigation Bureau, Book 1), Lothar J. Musiol writing as Spezala Genara Relavi (S.G.R.)</w:t>
       </w:r>
     </w:p>
     <w:p>
@@ -28061,7 +28011,71 @@
         <w:jc w:val="left"/>
       </w:pPr>
       <w:r>
-        <w:t xml:space="preserve">Your First YouTube Channel That Rocks</w:t>
+        <w:t xml:space="preserve">The Warning That Was Sent Too Late (The Relativistic Investigation Bureau, Book 2), Lothar J. Musiol writing as Spezala Genara Relavi (S.G.R.)</w:t>
+      </w:r>
+    </w:p>
+    <w:p>
+      <w:pPr>
+        <w:spacing w:after="20" w:line="276" w:before="0"/>
+        <w:ind w:left="360" w:firstLine="0" w:right="0"/>
+        <w:jc w:val="left"/>
+      </w:pPr>
+      <w:r>
+        <w:t xml:space="preserve">Schrödinger’s Paperwork (Lolly Wren’s Curious Science Adventures, Book 1), Lothar J. Musiol writing as Quentin Edmund Darling (Q.E.D.)</w:t>
+      </w:r>
+    </w:p>
+    <w:p>
+      <w:pPr>
+        <w:spacing w:after="20" w:line="276" w:before="0"/>
+        <w:ind w:left="360" w:firstLine="0" w:right="0"/>
+        <w:jc w:val="left"/>
+      </w:pPr>
+      <w:r>
+        <w:t xml:space="preserve">The Permitted Options (Lolly Wren’s Curious Science Adventures, Book 2), Lothar J. Musiol writing as Quentin Edmund Darling (Q.E.D.)</w:t>
+      </w:r>
+    </w:p>
+    <w:p>
+      <w:pPr>
+        <w:spacing w:after="20" w:line="276" w:before="0"/>
+        <w:ind w:left="360" w:firstLine="0" w:right="0"/>
+        <w:jc w:val="left"/>
+      </w:pPr>
+      <w:r>
+        <w:t xml:space="preserve">Protocol Flamingo (The Invasion Storybooks, Book 1), Lothar J. Musiol writing as George Herbert Fontaine</w:t>
+      </w:r>
+    </w:p>
+    <w:p>
+      <w:pPr>
+        <w:spacing w:after="20" w:line="276" w:before="0"/>
+        <w:ind w:left="360" w:firstLine="0" w:right="0"/>
+        <w:jc w:val="left"/>
+      </w:pPr>
+      <w:r>
+        <w:t xml:space="preserve">In Love with Murder, Actually: A Comic Mystery, Lothar J. Musiol writing as Romuald Livingston</w:t>
+      </w:r>
+    </w:p>
+    <w:p>
+      <w:pPr>
+        <w:keepNext/>
+        <w:spacing w:after="40" w:line="276" w:before="160"/>
+        <w:ind w:left="0" w:firstLine="0" w:right="0"/>
+        <w:jc w:val="left"/>
+      </w:pPr>
+      <w:r>
+        <w:rPr>
+          <w:b/>
+        </w:rPr>
+        <w:t xml:space="preserve">In German</w:t>
+      </w:r>
+    </w:p>
+    <w:p>
+      <w:pPr>
+        <w:spacing w:after="20" w:line="276" w:before="0"/>
+        <w:ind w:left="360" w:firstLine="0" w:right="0"/>
+        <w:jc w:val="left"/>
+      </w:pPr>
+      <w:r>
+        <w:t xml:space="preserve">Auswandern – Ab in die USA, Kanada, Australien oder Neuseeland?</w:t>
       </w:r>
     </w:p>
   </w:body>

--- a/EE - SERIES/Foundations_Book1.docx
+++ b/EE - SERIES/Foundations_Book1.docx
@@ -27637,6 +27637,31 @@
     <w:p>
       <w:r>
         <w:br w:type="page"/>
+      </w:r>
+    </w:p>
+    <w:p>
+      <w:pPr>
+        <w:pStyle w:val="Heading1"/>
+        <w:spacing w:after="240" w:before="480"/>
+      </w:pPr>
+      <w:r>
+        <w:t xml:space="preserve">About the Author</w:t>
+      </w:r>
+    </w:p>
+    <w:p>
+      <w:pPr>
+        <w:spacing w:after="200" w:line="276"/>
+      </w:pPr>
+      <w:r>
+        <w:t xml:space="preserve">Lothar J. Musiol is a graduate of Munich University of Applied Sciences who spent more than forty years in the semiconductor industry, first at Germany's largest company in the field, then at a string of American start-ups. He studied physics alongside all of it, seriously enough to know exactly how much he is simplifying. Dual citizenship, put to its most sensible use, lets him split his time between San Clemente, California, and Passau, Bavaria, where Austria begins at the garden fence. The household includes one married daughter, one grumpy Teacup Pomeranian named Gucci, and eleven chickens, listed in order of seniority rather than volume.</w:t>
+      </w:r>
+    </w:p>
+    <w:p>
+      <w:pPr>
+        <w:spacing w:after="200" w:line="276"/>
+      </w:pPr>
+      <w:r>
+        <w:t xml:space="preserve">He writes to make complex ideas clearer and more engaging than most treatments manage, without ever pretending they are simpler than they actually are.</w:t>
       </w:r>
     </w:p>
     <w:p>

--- a/EE - SERIES/Foundations_Book1.docx
+++ b/EE - SERIES/Foundations_Book1.docx
@@ -114,6 +114,8 @@
         <w:pStyle w:val="Heading1"/>
         <w:spacing w:after="240" w:before="480"/>
       </w:pPr>
+      <w:bookmarkStart w:id="101" w:name="_TocAll0001"/>
+      <w:bookmarkEnd w:id="101"/>
       <w:r>
         <w:t xml:space="preserve">Preface — How to Use This Book</w:t>
       </w:r>
@@ -171,6 +173,8 @@
         <w:pStyle w:val="Heading1"/>
         <w:spacing w:after="240" w:before="480"/>
       </w:pPr>
+      <w:bookmarkStart w:id="102" w:name="_TocAll0002"/>
+      <w:bookmarkEnd w:id="102"/>
       <w:r>
         <w:t xml:space="preserve">How This Book Is Organized</w:t>
       </w:r>
@@ -260,6 +264,8 @@
         <w:pStyle w:val="Heading1"/>
         <w:spacing w:after="240" w:before="480"/>
       </w:pPr>
+      <w:bookmarkStart w:id="103" w:name="_TocAll0003"/>
+      <w:bookmarkEnd w:id="103"/>
       <w:r>
         <w:t xml:space="preserve">About This Series</w:t>
       </w:r>
@@ -520,356 +526,524 @@
       <w:pPr>
         <w:spacing w:after="200" w:line="276"/>
       </w:pPr>
-      <w:r>
-        <w:t xml:space="preserve">Preface — How to Use This Book</w:t>
-      </w:r>
-    </w:p>
-    <w:p>
-      <w:pPr>
-        <w:spacing w:after="200" w:line="276"/>
-      </w:pPr>
-      <w:r>
-        <w:t xml:space="preserve">How This Book Is Organized</w:t>
-      </w:r>
-    </w:p>
-    <w:p>
-      <w:pPr>
-        <w:spacing w:after="200" w:line="276"/>
-      </w:pPr>
-      <w:r>
-        <w:t xml:space="preserve">About This Series</w:t>
-      </w:r>
+      <w:hyperlink w:anchor="_TocAll0001" w:history="1">
+        <w:r>
+          <w:t xml:space="preserve">Preface — How to Use This Book</w:t>
+        </w:r>
+      </w:hyperlink>
+    </w:p>
+    <w:p>
+      <w:pPr>
+        <w:spacing w:after="200" w:line="276"/>
+      </w:pPr>
+      <w:hyperlink w:anchor="_TocAll0002" w:history="1">
+        <w:r>
+          <w:t xml:space="preserve">How This Book Is Organized</w:t>
+        </w:r>
+      </w:hyperlink>
+    </w:p>
+    <w:p>
+      <w:pPr>
+        <w:spacing w:after="200" w:line="276"/>
+      </w:pPr>
+      <w:hyperlink w:anchor="_TocAll0003" w:history="1">
+        <w:r>
+          <w:t xml:space="preserve">About This Series</w:t>
+        </w:r>
+      </w:hyperlink>
     </w:p>
     <w:p>
       <w:pPr>
         <w:pStyle w:val="Heading2"/>
         <w:spacing w:after="160" w:before="320"/>
       </w:pPr>
-      <w:r>
-        <w:t xml:space="preserve">Part I — The Physics of Electricity and Magnetism</w:t>
-      </w:r>
-    </w:p>
-    <w:p>
-      <w:pPr>
-        <w:spacing w:after="200" w:line="276"/>
-      </w:pPr>
-      <w:r>
-        <w:t xml:space="preserve">Chapter 1 — Electric Charge</w:t>
-      </w:r>
-    </w:p>
-    <w:p>
-      <w:pPr>
-        <w:spacing w:after="200" w:line="276"/>
-      </w:pPr>
-      <w:r>
-        <w:t xml:space="preserve">Chapter 2 — Coulomb's Law and the Electric Force</w:t>
-      </w:r>
-    </w:p>
-    <w:p>
-      <w:pPr>
-        <w:spacing w:after="200" w:line="276"/>
-      </w:pPr>
-      <w:r>
-        <w:t xml:space="preserve">Chapter 3 — The Electric Field</w:t>
-      </w:r>
-    </w:p>
-    <w:p>
-      <w:pPr>
-        <w:spacing w:after="200" w:line="276"/>
-      </w:pPr>
-      <w:r>
-        <w:t xml:space="preserve">Chapter 4 — Electric Flux and Gauss's Law</w:t>
-      </w:r>
-    </w:p>
-    <w:p>
-      <w:pPr>
-        <w:spacing w:after="200" w:line="276"/>
-      </w:pPr>
-      <w:r>
-        <w:t xml:space="preserve">Chapter 5 — Electric Potential Energy and Voltage</w:t>
-      </w:r>
-    </w:p>
-    <w:p>
-      <w:pPr>
-        <w:spacing w:after="200" w:line="276"/>
-      </w:pPr>
-      <w:r>
-        <w:t xml:space="preserve">Chapter 6 — Conductors, Capacitance, and Dielectrics</w:t>
-      </w:r>
-    </w:p>
-    <w:p>
-      <w:pPr>
-        <w:spacing w:after="200" w:line="276"/>
-      </w:pPr>
-      <w:r>
-        <w:t xml:space="preserve">Chapter 7 — Electric Current and Resistance</w:t>
-      </w:r>
-    </w:p>
-    <w:p>
-      <w:pPr>
-        <w:spacing w:after="200" w:line="276"/>
-      </w:pPr>
-      <w:r>
-        <w:t xml:space="preserve">Chapter 8 — Ohm's Law and a First Look at Circuits</w:t>
-      </w:r>
-    </w:p>
-    <w:p>
-      <w:pPr>
-        <w:spacing w:after="200" w:line="276"/>
-      </w:pPr>
-      <w:r>
-        <w:t xml:space="preserve">Chapter 9 — Magnetism and the Magnetic Field</w:t>
-      </w:r>
-    </w:p>
-    <w:p>
-      <w:pPr>
-        <w:spacing w:after="200" w:line="276"/>
-      </w:pPr>
-      <w:r>
-        <w:t xml:space="preserve">Chapter 10 — Sources of the Magnetic Field</w:t>
-      </w:r>
-    </w:p>
-    <w:p>
-      <w:pPr>
-        <w:spacing w:after="200" w:line="276"/>
-      </w:pPr>
-      <w:r>
-        <w:t xml:space="preserve">Chapter 11 — Electromagnetic Induction</w:t>
-      </w:r>
-    </w:p>
-    <w:p>
-      <w:pPr>
-        <w:spacing w:after="200" w:line="276"/>
-      </w:pPr>
-      <w:r>
-        <w:t xml:space="preserve">Chapter 12 — Toward Maxwell's Equations and the Rest of This Series</w:t>
-      </w:r>
+      <w:hyperlink w:anchor="_TocAll0004" w:history="1">
+        <w:r>
+          <w:t xml:space="preserve">Part I — The Physics of Electricity and Magnetism</w:t>
+        </w:r>
+      </w:hyperlink>
+    </w:p>
+    <w:p>
+      <w:pPr>
+        <w:spacing w:after="200" w:line="276"/>
+      </w:pPr>
+      <w:hyperlink w:anchor="_TocAll0005" w:history="1">
+        <w:r>
+          <w:t xml:space="preserve">Chapter 1 — Electric Charge</w:t>
+        </w:r>
+      </w:hyperlink>
+    </w:p>
+    <w:p>
+      <w:pPr>
+        <w:spacing w:after="200" w:line="276"/>
+      </w:pPr>
+      <w:hyperlink w:anchor="_TocAll0006" w:history="1">
+        <w:r>
+          <w:t xml:space="preserve">Chapter 2 — Coulomb's Law and the Electric Force</w:t>
+        </w:r>
+      </w:hyperlink>
+    </w:p>
+    <w:p>
+      <w:pPr>
+        <w:spacing w:after="200" w:line="276"/>
+      </w:pPr>
+      <w:hyperlink w:anchor="_TocAll0007" w:history="1">
+        <w:r>
+          <w:t xml:space="preserve">Chapter 3 — The Electric Field</w:t>
+        </w:r>
+      </w:hyperlink>
+    </w:p>
+    <w:p>
+      <w:pPr>
+        <w:spacing w:after="200" w:line="276"/>
+      </w:pPr>
+      <w:hyperlink w:anchor="_TocAll0008" w:history="1">
+        <w:r>
+          <w:t xml:space="preserve">Chapter 4 — Electric Flux and Gauss's Law</w:t>
+        </w:r>
+      </w:hyperlink>
+    </w:p>
+    <w:p>
+      <w:pPr>
+        <w:spacing w:after="200" w:line="276"/>
+      </w:pPr>
+      <w:hyperlink w:anchor="_TocAll0009" w:history="1">
+        <w:r>
+          <w:t xml:space="preserve">Chapter 5 — Electric Potential Energy and Voltage</w:t>
+        </w:r>
+      </w:hyperlink>
+    </w:p>
+    <w:p>
+      <w:pPr>
+        <w:spacing w:after="200" w:line="276"/>
+      </w:pPr>
+      <w:hyperlink w:anchor="_TocAll0010" w:history="1">
+        <w:r>
+          <w:t xml:space="preserve">Chapter 6 — Conductors, Capacitance, and Dielectrics</w:t>
+        </w:r>
+      </w:hyperlink>
+    </w:p>
+    <w:p>
+      <w:pPr>
+        <w:spacing w:after="200" w:line="276"/>
+      </w:pPr>
+      <w:hyperlink w:anchor="_TocAll0011" w:history="1">
+        <w:r>
+          <w:t xml:space="preserve">Chapter 7 — Electric Current and Resistance</w:t>
+        </w:r>
+      </w:hyperlink>
+    </w:p>
+    <w:p>
+      <w:pPr>
+        <w:spacing w:after="200" w:line="276"/>
+      </w:pPr>
+      <w:hyperlink w:anchor="_TocAll0012" w:history="1">
+        <w:r>
+          <w:t xml:space="preserve">Chapter 8 — Ohm's Law and a First Look at Circuits</w:t>
+        </w:r>
+      </w:hyperlink>
+    </w:p>
+    <w:p>
+      <w:pPr>
+        <w:spacing w:after="200" w:line="276"/>
+      </w:pPr>
+      <w:hyperlink w:anchor="_TocAll0013" w:history="1">
+        <w:r>
+          <w:t xml:space="preserve">Chapter 9 — Magnetism and the Magnetic Field</w:t>
+        </w:r>
+      </w:hyperlink>
+    </w:p>
+    <w:p>
+      <w:pPr>
+        <w:spacing w:after="200" w:line="276"/>
+      </w:pPr>
+      <w:hyperlink w:anchor="_TocAll0014" w:history="1">
+        <w:r>
+          <w:t xml:space="preserve">Chapter 10 — Sources of the Magnetic Field</w:t>
+        </w:r>
+      </w:hyperlink>
+    </w:p>
+    <w:p>
+      <w:pPr>
+        <w:spacing w:after="200" w:line="276"/>
+      </w:pPr>
+      <w:hyperlink w:anchor="_TocAll0015" w:history="1">
+        <w:r>
+          <w:t xml:space="preserve">Chapter 11 — Electromagnetic Induction</w:t>
+        </w:r>
+      </w:hyperlink>
+    </w:p>
+    <w:p>
+      <w:pPr>
+        <w:spacing w:after="200" w:line="276"/>
+      </w:pPr>
+      <w:hyperlink w:anchor="_TocAll0016" w:history="1">
+        <w:r>
+          <w:t xml:space="preserve">Chapter 12 — Toward Maxwell's Equations and the Rest of This Series</w:t>
+        </w:r>
+      </w:hyperlink>
     </w:p>
     <w:p>
       <w:pPr>
         <w:pStyle w:val="Heading2"/>
         <w:spacing w:after="160" w:before="320"/>
       </w:pPr>
-      <w:r>
-        <w:t xml:space="preserve">Part II — Mathematics and Measurement</w:t>
-      </w:r>
-    </w:p>
-    <w:p>
-      <w:pPr>
-        <w:spacing w:after="200" w:line="276"/>
-      </w:pPr>
-      <w:r>
-        <w:t xml:space="preserve">Chapter 13 — Quantities, Units, and the SI System</w:t>
-      </w:r>
-    </w:p>
-    <w:p>
-      <w:pPr>
-        <w:spacing w:after="200" w:line="276"/>
-      </w:pPr>
-      <w:r>
-        <w:t xml:space="preserve">Chapter 14 — Prefixes, Scientific Notation, and Engineering Notation</w:t>
-      </w:r>
-    </w:p>
-    <w:p>
-      <w:pPr>
-        <w:spacing w:after="200" w:line="276"/>
-      </w:pPr>
-      <w:r>
-        <w:t xml:space="preserve">Chapter 15 — Precision, Significant Figures, and Uncertainty</w:t>
-      </w:r>
-    </w:p>
-    <w:p>
-      <w:pPr>
-        <w:spacing w:after="200" w:line="276"/>
-      </w:pPr>
-      <w:r>
-        <w:t xml:space="preserve">Chapter 16 — Algebra for Circuit Analysis</w:t>
-      </w:r>
-    </w:p>
-    <w:p>
-      <w:pPr>
-        <w:spacing w:after="200" w:line="276"/>
-      </w:pPr>
-      <w:r>
-        <w:t xml:space="preserve">Chapter 17 — Systems of Linear Equations</w:t>
-      </w:r>
-    </w:p>
-    <w:p>
-      <w:pPr>
-        <w:spacing w:after="200" w:line="276"/>
-      </w:pPr>
-      <w:r>
-        <w:t xml:space="preserve">Chapter 18 — Functions, Graphs, and Limiting Behavior</w:t>
-      </w:r>
-    </w:p>
-    <w:p>
-      <w:pPr>
-        <w:spacing w:after="200" w:line="276"/>
-      </w:pPr>
-      <w:r>
-        <w:t xml:space="preserve">Chapter 19 — Exponentials, Logarithms, and the Decibel</w:t>
-      </w:r>
-    </w:p>
-    <w:p>
-      <w:pPr>
-        <w:spacing w:after="200" w:line="276"/>
-      </w:pPr>
-      <w:r>
-        <w:t xml:space="preserve">Chapter 20 — Trigonometry and the Sinusoid</w:t>
-      </w:r>
-    </w:p>
-    <w:p>
-      <w:pPr>
-        <w:spacing w:after="200" w:line="276"/>
-      </w:pPr>
-      <w:r>
-        <w:t xml:space="preserve">Chapter 21 — Complex Numbers</w:t>
-      </w:r>
-    </w:p>
-    <w:p>
-      <w:pPr>
-        <w:spacing w:after="200" w:line="276"/>
-      </w:pPr>
-      <w:r>
-        <w:t xml:space="preserve">Chapter 22 — Euler's Formula and the Complex Exponential</w:t>
-      </w:r>
-    </w:p>
-    <w:p>
-      <w:pPr>
-        <w:spacing w:after="200" w:line="276"/>
-      </w:pPr>
-      <w:r>
-        <w:t xml:space="preserve">Chapter 23 — Phasors and Impedance</w:t>
-      </w:r>
-    </w:p>
-    <w:p>
-      <w:pPr>
-        <w:spacing w:after="200" w:line="276"/>
-      </w:pPr>
-      <w:r>
-        <w:t xml:space="preserve">Chapter 24 — The Smith Chart, Impedance Matching, and Bias Networks</w:t>
-      </w:r>
-    </w:p>
-    <w:p>
-      <w:pPr>
-        <w:spacing w:after="200" w:line="276"/>
-      </w:pPr>
-      <w:r>
-        <w:t xml:space="preserve">Chapter 25 — Calculus for Electrical Engineering</w:t>
-      </w:r>
-    </w:p>
-    <w:p>
-      <w:pPr>
-        <w:spacing w:after="200" w:line="276"/>
-      </w:pPr>
-      <w:r>
-        <w:t xml:space="preserve">Chapter 26 — Where This Book Leads Next</w:t>
-      </w:r>
+      <w:hyperlink w:anchor="_TocAll0017" w:history="1">
+        <w:r>
+          <w:t xml:space="preserve">Part II — Mathematics and Measurement</w:t>
+        </w:r>
+      </w:hyperlink>
+    </w:p>
+    <w:p>
+      <w:pPr>
+        <w:spacing w:after="200" w:line="276"/>
+      </w:pPr>
+      <w:hyperlink w:anchor="_TocAll0018" w:history="1">
+        <w:r>
+          <w:t xml:space="preserve">Chapter 13 — Quantities, Units, and the SI System</w:t>
+        </w:r>
+      </w:hyperlink>
+    </w:p>
+    <w:p>
+      <w:pPr>
+        <w:spacing w:after="200" w:line="276"/>
+      </w:pPr>
+      <w:hyperlink w:anchor="_TocAll0019" w:history="1">
+        <w:r>
+          <w:t xml:space="preserve">Chapter 14 — Prefixes, Scientific Notation, and Engineering Notation</w:t>
+        </w:r>
+      </w:hyperlink>
+    </w:p>
+    <w:p>
+      <w:pPr>
+        <w:spacing w:after="200" w:line="276"/>
+      </w:pPr>
+      <w:hyperlink w:anchor="_TocAll0020" w:history="1">
+        <w:r>
+          <w:t xml:space="preserve">Chapter 15 — Precision, Significant Figures, and Uncertainty</w:t>
+        </w:r>
+      </w:hyperlink>
+    </w:p>
+    <w:p>
+      <w:pPr>
+        <w:spacing w:after="200" w:line="276"/>
+      </w:pPr>
+      <w:hyperlink w:anchor="_TocAll0021" w:history="1">
+        <w:r>
+          <w:t xml:space="preserve">Chapter 16 — Algebra for Circuit Analysis</w:t>
+        </w:r>
+      </w:hyperlink>
+    </w:p>
+    <w:p>
+      <w:pPr>
+        <w:spacing w:after="200" w:line="276"/>
+      </w:pPr>
+      <w:hyperlink w:anchor="_TocAll0022" w:history="1">
+        <w:r>
+          <w:t xml:space="preserve">Chapter 17 — Systems of Linear Equations</w:t>
+        </w:r>
+      </w:hyperlink>
+    </w:p>
+    <w:p>
+      <w:pPr>
+        <w:spacing w:after="200" w:line="276"/>
+      </w:pPr>
+      <w:hyperlink w:anchor="_TocAll0023" w:history="1">
+        <w:r>
+          <w:t xml:space="preserve">Chapter 18 — Functions, Graphs, and Limiting Behavior</w:t>
+        </w:r>
+      </w:hyperlink>
+    </w:p>
+    <w:p>
+      <w:pPr>
+        <w:spacing w:after="200" w:line="276"/>
+      </w:pPr>
+      <w:hyperlink w:anchor="_TocAll0024" w:history="1">
+        <w:r>
+          <w:t xml:space="preserve">Chapter 19 — Exponentials, Logarithms, and the Decibel</w:t>
+        </w:r>
+      </w:hyperlink>
+    </w:p>
+    <w:p>
+      <w:pPr>
+        <w:spacing w:after="200" w:line="276"/>
+      </w:pPr>
+      <w:hyperlink w:anchor="_TocAll0025" w:history="1">
+        <w:r>
+          <w:t xml:space="preserve">Chapter 20 — Trigonometry and the Sinusoid</w:t>
+        </w:r>
+      </w:hyperlink>
+    </w:p>
+    <w:p>
+      <w:pPr>
+        <w:spacing w:after="200" w:line="276"/>
+      </w:pPr>
+      <w:hyperlink w:anchor="_TocAll0026" w:history="1">
+        <w:r>
+          <w:t xml:space="preserve">Chapter 21 — Complex Numbers</w:t>
+        </w:r>
+      </w:hyperlink>
+    </w:p>
+    <w:p>
+      <w:pPr>
+        <w:spacing w:after="200" w:line="276"/>
+      </w:pPr>
+      <w:hyperlink w:anchor="_TocAll0027" w:history="1">
+        <w:r>
+          <w:t xml:space="preserve">Chapter 22 — Euler's Formula and the Complex Exponential</w:t>
+        </w:r>
+      </w:hyperlink>
+    </w:p>
+    <w:p>
+      <w:pPr>
+        <w:spacing w:after="200" w:line="276"/>
+      </w:pPr>
+      <w:hyperlink w:anchor="_TocAll0028" w:history="1">
+        <w:r>
+          <w:t xml:space="preserve">Chapter 23 — Phasors and Impedance</w:t>
+        </w:r>
+      </w:hyperlink>
+    </w:p>
+    <w:p>
+      <w:pPr>
+        <w:spacing w:after="200" w:line="276"/>
+      </w:pPr>
+      <w:hyperlink w:anchor="_TocAll0029" w:history="1">
+        <w:r>
+          <w:t xml:space="preserve">Chapter 24 — The Smith Chart, Impedance Matching, and Bias Networks</w:t>
+        </w:r>
+      </w:hyperlink>
+    </w:p>
+    <w:p>
+      <w:pPr>
+        <w:spacing w:after="200" w:line="276"/>
+      </w:pPr>
+      <w:hyperlink w:anchor="_TocAll0030" w:history="1">
+        <w:r>
+          <w:t xml:space="preserve">Chapter 25 — Calculus for Electrical Engineering</w:t>
+        </w:r>
+      </w:hyperlink>
+    </w:p>
+    <w:p>
+      <w:pPr>
+        <w:spacing w:after="200" w:line="276"/>
+      </w:pPr>
+      <w:hyperlink w:anchor="_TocAll0031" w:history="1">
+        <w:r>
+          <w:t xml:space="preserve">Chapter 26 — Where This Book Leads Next</w:t>
+        </w:r>
+      </w:hyperlink>
     </w:p>
     <w:p>
       <w:pPr>
         <w:pStyle w:val="Heading2"/>
         <w:spacing w:after="160" w:before="320"/>
       </w:pPr>
-      <w:r>
-        <w:t xml:space="preserve">Part III — DC and AC Circuit Theory</w:t>
-      </w:r>
-    </w:p>
-    <w:p>
-      <w:pPr>
-        <w:spacing w:after="200" w:line="276"/>
-      </w:pPr>
-      <w:r>
-        <w:t xml:space="preserve">Chapter 27 — Circuit Elements and Kirchhoff's Laws</w:t>
-      </w:r>
-    </w:p>
-    <w:p>
-      <w:pPr>
-        <w:spacing w:after="200" w:line="276"/>
-      </w:pPr>
-      <w:r>
-        <w:t xml:space="preserve">Chapter 28 — Equivalent Resistance and Dividers</w:t>
-      </w:r>
-    </w:p>
-    <w:p>
-      <w:pPr>
-        <w:spacing w:after="200" w:line="276"/>
-      </w:pPr>
-      <w:r>
-        <w:t xml:space="preserve">Chapter 29 — Nodal Analysis</w:t>
-      </w:r>
-    </w:p>
-    <w:p>
-      <w:pPr>
-        <w:spacing w:after="200" w:line="276"/>
-      </w:pPr>
-      <w:r>
-        <w:t xml:space="preserve">Chapter 30 — Mesh Analysis</w:t>
-      </w:r>
-    </w:p>
-    <w:p>
-      <w:pPr>
-        <w:spacing w:after="200" w:line="276"/>
-      </w:pPr>
-      <w:r>
-        <w:t xml:space="preserve">Chapter 31 — Thevenin and Norton Equivalents</w:t>
-      </w:r>
-    </w:p>
-    <w:p>
-      <w:pPr>
-        <w:spacing w:after="200" w:line="276"/>
-      </w:pPr>
-      <w:r>
-        <w:t xml:space="preserve">Chapter 32 — Superposition and Linearity</w:t>
-      </w:r>
-    </w:p>
-    <w:p>
-      <w:pPr>
-        <w:spacing w:after="200" w:line="276"/>
-      </w:pPr>
-      <w:r>
-        <w:t xml:space="preserve">Chapter 33 — Capacitors and Inductors as Circuit Elements</w:t>
-      </w:r>
-    </w:p>
-    <w:p>
-      <w:pPr>
-        <w:spacing w:after="200" w:line="276"/>
-      </w:pPr>
-      <w:r>
-        <w:t xml:space="preserve">Chapter 34 — First-Order Transients: RC and RL Circuits</w:t>
-      </w:r>
-    </w:p>
-    <w:p>
-      <w:pPr>
-        <w:spacing w:after="200" w:line="276"/>
-      </w:pPr>
-      <w:r>
-        <w:t xml:space="preserve">Chapter 35 — Sinusoidal Steady-State Analysis</w:t>
-      </w:r>
-    </w:p>
-    <w:p>
-      <w:pPr>
-        <w:spacing w:after="200" w:line="276"/>
-      </w:pPr>
-      <w:r>
-        <w:t xml:space="preserve">Chapter 36 — AC Power and Power Factor</w:t>
-      </w:r>
-    </w:p>
-    <w:p>
-      <w:pPr>
-        <w:spacing w:after="200" w:line="276"/>
-      </w:pPr>
-      <w:r>
-        <w:t xml:space="preserve">Chapter 37 — Resonance, Frequency Response, and Transformers</w:t>
-      </w:r>
-    </w:p>
-    <w:p>
-      <w:pPr>
-        <w:spacing w:after="200" w:line="276"/>
-      </w:pPr>
-      <w:r>
-        <w:t xml:space="preserve">Chapter 38 — Where This Series Goes Next</w:t>
-      </w:r>
+      <w:hyperlink w:anchor="_TocAll0032" w:history="1">
+        <w:r>
+          <w:t xml:space="preserve">Part III — DC and AC Circuit Theory</w:t>
+        </w:r>
+      </w:hyperlink>
+    </w:p>
+    <w:p>
+      <w:pPr>
+        <w:spacing w:after="200" w:line="276"/>
+      </w:pPr>
+      <w:hyperlink w:anchor="_TocAll0033" w:history="1">
+        <w:r>
+          <w:t xml:space="preserve">Chapter 27 — Circuit Elements and Kirchhoff's Laws</w:t>
+        </w:r>
+      </w:hyperlink>
+    </w:p>
+    <w:p>
+      <w:pPr>
+        <w:spacing w:after="200" w:line="276"/>
+      </w:pPr>
+      <w:hyperlink w:anchor="_TocAll0034" w:history="1">
+        <w:r>
+          <w:t xml:space="preserve">Chapter 28 — Equivalent Resistance and Dividers</w:t>
+        </w:r>
+      </w:hyperlink>
+    </w:p>
+    <w:p>
+      <w:pPr>
+        <w:spacing w:after="200" w:line="276"/>
+      </w:pPr>
+      <w:hyperlink w:anchor="_TocAll0035" w:history="1">
+        <w:r>
+          <w:t xml:space="preserve">Chapter 29 — Nodal Analysis</w:t>
+        </w:r>
+      </w:hyperlink>
+    </w:p>
+    <w:p>
+      <w:pPr>
+        <w:spacing w:after="200" w:line="276"/>
+      </w:pPr>
+      <w:hyperlink w:anchor="_TocAll0036" w:history="1">
+        <w:r>
+          <w:t xml:space="preserve">Chapter 30 — Mesh Analysis</w:t>
+        </w:r>
+      </w:hyperlink>
+    </w:p>
+    <w:p>
+      <w:pPr>
+        <w:spacing w:after="200" w:line="276"/>
+      </w:pPr>
+      <w:hyperlink w:anchor="_TocAll0037" w:history="1">
+        <w:r>
+          <w:t xml:space="preserve">Chapter 31 — Thevenin and Norton Equivalents</w:t>
+        </w:r>
+      </w:hyperlink>
+    </w:p>
+    <w:p>
+      <w:pPr>
+        <w:spacing w:after="200" w:line="276"/>
+      </w:pPr>
+      <w:hyperlink w:anchor="_TocAll0038" w:history="1">
+        <w:r>
+          <w:t xml:space="preserve">Chapter 32 — Superposition and Linearity</w:t>
+        </w:r>
+      </w:hyperlink>
+    </w:p>
+    <w:p>
+      <w:pPr>
+        <w:spacing w:after="200" w:line="276"/>
+      </w:pPr>
+      <w:hyperlink w:anchor="_TocAll0039" w:history="1">
+        <w:r>
+          <w:t xml:space="preserve">Chapter 33 — Capacitors and Inductors as Circuit Elements</w:t>
+        </w:r>
+      </w:hyperlink>
+    </w:p>
+    <w:p>
+      <w:pPr>
+        <w:spacing w:after="200" w:line="276"/>
+      </w:pPr>
+      <w:hyperlink w:anchor="_TocAll0040" w:history="1">
+        <w:r>
+          <w:t xml:space="preserve">Chapter 34 — First-Order Transients: RC and RL Circuits</w:t>
+        </w:r>
+      </w:hyperlink>
+    </w:p>
+    <w:p>
+      <w:pPr>
+        <w:spacing w:after="200" w:line="276"/>
+      </w:pPr>
+      <w:hyperlink w:anchor="_TocAll0041" w:history="1">
+        <w:r>
+          <w:t xml:space="preserve">Chapter 35 — Sinusoidal Steady-State Analysis</w:t>
+        </w:r>
+      </w:hyperlink>
+    </w:p>
+    <w:p>
+      <w:pPr>
+        <w:spacing w:after="200" w:line="276"/>
+      </w:pPr>
+      <w:hyperlink w:anchor="_TocAll0042" w:history="1">
+        <w:r>
+          <w:t xml:space="preserve">Chapter 36 — AC Power and Power Factor</w:t>
+        </w:r>
+      </w:hyperlink>
+    </w:p>
+    <w:p>
+      <w:pPr>
+        <w:spacing w:after="200" w:line="276"/>
+      </w:pPr>
+      <w:hyperlink w:anchor="_TocAll0043" w:history="1">
+        <w:r>
+          <w:t xml:space="preserve">Chapter 37 — Resonance, Frequency Response, and Transformers</w:t>
+        </w:r>
+      </w:hyperlink>
+    </w:p>
+    <w:p>
+      <w:pPr>
+        <w:spacing w:after="200" w:line="276"/>
+      </w:pPr>
+      <w:hyperlink w:anchor="_TocAll0044" w:history="1">
+        <w:r>
+          <w:t xml:space="preserve">Chapter 38 — Where This Series Goes Next</w:t>
+        </w:r>
+      </w:hyperlink>
+    </w:p>
+    <w:p>
+      <w:pPr>
+        <w:spacing w:after="200" w:line="276"/>
+      </w:pPr>
+      <w:hyperlink w:anchor="_TocAll0045" w:history="1">
+        <w:r>
+          <w:t xml:space="preserve">Appendix A — Formula Reference</w:t>
+        </w:r>
+      </w:hyperlink>
+    </w:p>
+    <w:p>
+      <w:pPr>
+        <w:spacing w:after="200" w:line="276"/>
+      </w:pPr>
+      <w:hyperlink w:anchor="_TocAll0046" w:history="1">
+        <w:r>
+          <w:t xml:space="preserve">Appendix B — Practice Problem Solutions</w:t>
+        </w:r>
+      </w:hyperlink>
+    </w:p>
+    <w:p>
+      <w:pPr>
+        <w:spacing w:after="200" w:line="276"/>
+      </w:pPr>
+      <w:hyperlink w:anchor="_TocAll0047" w:history="1">
+        <w:r>
+          <w:t xml:space="preserve">Appendix C — Glossary</w:t>
+        </w:r>
+      </w:hyperlink>
+    </w:p>
+    <w:p>
+      <w:pPr>
+        <w:spacing w:after="200" w:line="276"/>
+      </w:pPr>
+      <w:hyperlink w:anchor="_TocAll0048" w:history="1">
+        <w:r>
+          <w:t xml:space="preserve">Appendix D — Chapter Summaries</w:t>
+        </w:r>
+      </w:hyperlink>
+    </w:p>
+    <w:p>
+      <w:pPr>
+        <w:spacing w:after="200" w:line="276"/>
+      </w:pPr>
+      <w:hyperlink w:anchor="_TocAll0049" w:history="1">
+        <w:r>
+          <w:t xml:space="preserve">Appendix E — A Practical Circuit-Analysis Checklist</w:t>
+        </w:r>
+      </w:hyperlink>
+    </w:p>
+    <w:p>
+      <w:pPr>
+        <w:spacing w:after="200" w:line="276"/>
+      </w:pPr>
+      <w:hyperlink w:anchor="_TocAll0050" w:history="1">
+        <w:r>
+          <w:t xml:space="preserve">Appendix F — Further Reading</w:t>
+        </w:r>
+      </w:hyperlink>
+    </w:p>
+    <w:p>
+      <w:pPr>
+        <w:spacing w:after="200" w:line="276"/>
+      </w:pPr>
+      <w:hyperlink w:anchor="_TocAll0051" w:history="1">
+        <w:r>
+          <w:t xml:space="preserve">About the Author</w:t>
+        </w:r>
+      </w:hyperlink>
+    </w:p>
+    <w:p>
+      <w:pPr>
+        <w:spacing w:after="200" w:line="276"/>
+      </w:pPr>
+      <w:hyperlink w:anchor="_TocAll0052" w:history="1">
+        <w:r>
+          <w:t xml:space="preserve">Also by Lothar J. Musiol</w:t>
+        </w:r>
+      </w:hyperlink>
     </w:p>
     <w:p>
       <w:pPr>
@@ -938,6 +1112,8 @@
         <w:pStyle w:val="Heading1"/>
         <w:spacing w:after="240" w:before="480"/>
       </w:pPr>
+      <w:bookmarkStart w:id="104" w:name="_TocAll0004"/>
+      <w:bookmarkEnd w:id="104"/>
       <w:r>
         <w:t xml:space="preserve">Part I — The Physics of Electricity and Magnetism</w:t>
       </w:r>
@@ -947,6 +1123,8 @@
         <w:pStyle w:val="Heading1"/>
         <w:spacing w:after="240" w:before="480"/>
       </w:pPr>
+      <w:bookmarkStart w:id="105" w:name="_TocAll0005"/>
+      <w:bookmarkEnd w:id="105"/>
       <w:r>
         <w:t xml:space="preserve">Chapter 1 — Electric Charge</w:t>
       </w:r>
@@ -1308,6 +1486,8 @@
         <w:pStyle w:val="Heading1"/>
         <w:spacing w:after="240" w:before="480"/>
       </w:pPr>
+      <w:bookmarkStart w:id="106" w:name="_TocAll0006"/>
+      <w:bookmarkEnd w:id="106"/>
       <w:r>
         <w:t xml:space="preserve">Chapter 2 — Coulomb's Law and the Electric Force</w:t>
       </w:r>
@@ -1857,6 +2037,8 @@
         <w:pStyle w:val="Heading1"/>
         <w:spacing w:after="240" w:before="480"/>
       </w:pPr>
+      <w:bookmarkStart w:id="107" w:name="_TocAll0007"/>
+      <w:bookmarkEnd w:id="107"/>
       <w:r>
         <w:t xml:space="preserve">Chapter 3 — The Electric Field</w:t>
       </w:r>
@@ -2322,6 +2504,8 @@
         <w:pStyle w:val="Heading1"/>
         <w:spacing w:after="240" w:before="480"/>
       </w:pPr>
+      <w:bookmarkStart w:id="108" w:name="_TocAll0008"/>
+      <w:bookmarkEnd w:id="108"/>
       <w:r>
         <w:t xml:space="preserve">Chapter 4 — Electric Flux and Gauss's Law</w:t>
       </w:r>
@@ -2892,6 +3076,8 @@
         <w:pStyle w:val="Heading1"/>
         <w:spacing w:after="240" w:before="480"/>
       </w:pPr>
+      <w:bookmarkStart w:id="109" w:name="_TocAll0009"/>
+      <w:bookmarkEnd w:id="109"/>
       <w:r>
         <w:t xml:space="preserve">Chapter 5 — Electric Potential Energy and Voltage</w:t>
       </w:r>
@@ -3382,6 +3568,8 @@
         <w:pStyle w:val="Heading1"/>
         <w:spacing w:after="240" w:before="480"/>
       </w:pPr>
+      <w:bookmarkStart w:id="110" w:name="_TocAll0010"/>
+      <w:bookmarkEnd w:id="110"/>
       <w:r>
         <w:t xml:space="preserve">Chapter 6 — Conductors, Capacitance, and Dielectrics</w:t>
       </w:r>
@@ -3961,6 +4149,8 @@
         <w:pStyle w:val="Heading1"/>
         <w:spacing w:after="240" w:before="480"/>
       </w:pPr>
+      <w:bookmarkStart w:id="111" w:name="_TocAll0011"/>
+      <w:bookmarkEnd w:id="111"/>
       <w:r>
         <w:t xml:space="preserve">Chapter 7 — Electric Current and Resistance</w:t>
       </w:r>
@@ -4510,6 +4700,8 @@
         <w:pStyle w:val="Heading1"/>
         <w:spacing w:after="240" w:before="480"/>
       </w:pPr>
+      <w:bookmarkStart w:id="112" w:name="_TocAll0012"/>
+      <w:bookmarkEnd w:id="112"/>
       <w:r>
         <w:t xml:space="preserve">Chapter 8 — Ohm's Law and a First Look at Circuits</w:t>
       </w:r>
@@ -5164,6 +5356,8 @@
         <w:pStyle w:val="Heading1"/>
         <w:spacing w:after="240" w:before="480"/>
       </w:pPr>
+      <w:bookmarkStart w:id="113" w:name="_TocAll0013"/>
+      <w:bookmarkEnd w:id="113"/>
       <w:r>
         <w:t xml:space="preserve">Chapter 9 — Magnetism and the Magnetic Field</w:t>
       </w:r>
@@ -5581,6 +5775,8 @@
         <w:pStyle w:val="Heading1"/>
         <w:spacing w:after="240" w:before="480"/>
       </w:pPr>
+      <w:bookmarkStart w:id="114" w:name="_TocAll0014"/>
+      <w:bookmarkEnd w:id="114"/>
       <w:r>
         <w:t xml:space="preserve">Chapter 10 — Sources of the Magnetic Field</w:t>
       </w:r>
@@ -6170,6 +6366,8 @@
         <w:pStyle w:val="Heading1"/>
         <w:spacing w:after="240" w:before="480"/>
       </w:pPr>
+      <w:bookmarkStart w:id="115" w:name="_TocAll0015"/>
+      <w:bookmarkEnd w:id="115"/>
       <w:r>
         <w:t xml:space="preserve">Chapter 11 — Electromagnetic Induction</w:t>
       </w:r>
@@ -6702,6 +6900,8 @@
         <w:pStyle w:val="Heading1"/>
         <w:spacing w:after="240" w:before="480"/>
       </w:pPr>
+      <w:bookmarkStart w:id="116" w:name="_TocAll0016"/>
+      <w:bookmarkEnd w:id="116"/>
       <w:r>
         <w:t xml:space="preserve">Chapter 12 — Toward Maxwell's Equations and the Rest of This Series</w:t>
       </w:r>
@@ -7012,6 +7212,8 @@
         <w:pStyle w:val="Heading1"/>
         <w:spacing w:after="240" w:before="480"/>
       </w:pPr>
+      <w:bookmarkStart w:id="117" w:name="_TocAll0017"/>
+      <w:bookmarkEnd w:id="117"/>
       <w:r>
         <w:t xml:space="preserve">Part II — Mathematics and Measurement</w:t>
       </w:r>
@@ -7021,6 +7223,8 @@
         <w:pStyle w:val="Heading1"/>
         <w:spacing w:after="240" w:before="480"/>
       </w:pPr>
+      <w:bookmarkStart w:id="118" w:name="_TocAll0018"/>
+      <w:bookmarkEnd w:id="118"/>
       <w:r>
         <w:t xml:space="preserve">Chapter 13 — Quantities, Units, and the SI System</w:t>
       </w:r>
@@ -8259,6 +8463,8 @@
         <w:pStyle w:val="Heading1"/>
         <w:spacing w:after="240" w:before="480"/>
       </w:pPr>
+      <w:bookmarkStart w:id="119" w:name="_TocAll0019"/>
+      <w:bookmarkEnd w:id="119"/>
       <w:r>
         <w:t xml:space="preserve">Chapter 14 — Prefixes, Scientific Notation, and Engineering Notation</w:t>
       </w:r>
@@ -9020,6 +9226,8 @@
         <w:pStyle w:val="Heading1"/>
         <w:spacing w:after="240" w:before="480"/>
       </w:pPr>
+      <w:bookmarkStart w:id="120" w:name="_TocAll0020"/>
+      <w:bookmarkEnd w:id="120"/>
       <w:r>
         <w:t xml:space="preserve">Chapter 15 — Precision, Significant Figures, and Uncertainty</w:t>
       </w:r>
@@ -9476,6 +9684,8 @@
         <w:pStyle w:val="Heading1"/>
         <w:spacing w:after="240" w:before="480"/>
       </w:pPr>
+      <w:bookmarkStart w:id="121" w:name="_TocAll0021"/>
+      <w:bookmarkEnd w:id="121"/>
       <w:r>
         <w:t xml:space="preserve">Chapter 16 — Algebra for Circuit Analysis</w:t>
       </w:r>
@@ -9988,6 +10198,8 @@
         <w:pStyle w:val="Heading1"/>
         <w:spacing w:after="240" w:before="480"/>
       </w:pPr>
+      <w:bookmarkStart w:id="122" w:name="_TocAll0022"/>
+      <w:bookmarkEnd w:id="122"/>
       <w:r>
         <w:t xml:space="preserve">Chapter 17 — Systems of Linear Equations</w:t>
       </w:r>
@@ -10411,6 +10623,8 @@
         <w:pStyle w:val="Heading1"/>
         <w:spacing w:after="240" w:before="480"/>
       </w:pPr>
+      <w:bookmarkStart w:id="123" w:name="_TocAll0023"/>
+      <w:bookmarkEnd w:id="123"/>
       <w:r>
         <w:t xml:space="preserve">Chapter 18 — Functions, Graphs, and Limiting Behavior</w:t>
       </w:r>
@@ -10751,6 +10965,8 @@
         <w:pStyle w:val="Heading1"/>
         <w:spacing w:after="240" w:before="480"/>
       </w:pPr>
+      <w:bookmarkStart w:id="124" w:name="_TocAll0024"/>
+      <w:bookmarkEnd w:id="124"/>
       <w:r>
         <w:t xml:space="preserve">Chapter 19 — Exponentials, Logarithms, and the Decibel</w:t>
       </w:r>
@@ -11190,6 +11406,8 @@
         <w:pStyle w:val="Heading1"/>
         <w:spacing w:after="240" w:before="480"/>
       </w:pPr>
+      <w:bookmarkStart w:id="125" w:name="_TocAll0025"/>
+      <w:bookmarkEnd w:id="125"/>
       <w:r>
         <w:t xml:space="preserve">Chapter 20 — Trigonometry and the Sinusoid</w:t>
       </w:r>
@@ -11651,6 +11869,8 @@
         <w:pStyle w:val="Heading1"/>
         <w:spacing w:after="240" w:before="480"/>
       </w:pPr>
+      <w:bookmarkStart w:id="126" w:name="_TocAll0026"/>
+      <w:bookmarkEnd w:id="126"/>
       <w:r>
         <w:t xml:space="preserve">Chapter 21 — Complex Numbers</w:t>
       </w:r>
@@ -12222,6 +12442,8 @@
         <w:pStyle w:val="Heading1"/>
         <w:spacing w:after="240" w:before="480"/>
       </w:pPr>
+      <w:bookmarkStart w:id="127" w:name="_TocAll0027"/>
+      <w:bookmarkEnd w:id="127"/>
       <w:r>
         <w:t xml:space="preserve">Chapter 22 — Euler's Formula and the Complex Exponential</w:t>
       </w:r>
@@ -12773,6 +12995,8 @@
         <w:pStyle w:val="Heading1"/>
         <w:spacing w:after="240" w:before="480"/>
       </w:pPr>
+      <w:bookmarkStart w:id="128" w:name="_TocAll0028"/>
+      <w:bookmarkEnd w:id="128"/>
       <w:r>
         <w:t xml:space="preserve">Chapter 23 — Phasors and Impedance</w:t>
       </w:r>
@@ -13348,6 +13572,8 @@
         <w:pStyle w:val="Heading1"/>
         <w:spacing w:after="240" w:before="480"/>
       </w:pPr>
+      <w:bookmarkStart w:id="129" w:name="_TocAll0029"/>
+      <w:bookmarkEnd w:id="129"/>
       <w:r>
         <w:t xml:space="preserve">Chapter 24 — The Smith Chart, Impedance Matching, and Bias Networks</w:t>
       </w:r>
@@ -14089,6 +14315,8 @@
         <w:pStyle w:val="Heading1"/>
         <w:spacing w:after="240" w:before="480"/>
       </w:pPr>
+      <w:bookmarkStart w:id="130" w:name="_TocAll0030"/>
+      <w:bookmarkEnd w:id="130"/>
       <w:r>
         <w:t xml:space="preserve">Chapter 25 — Calculus for Electrical Engineering</w:t>
       </w:r>
@@ -14682,6 +14910,8 @@
         <w:pStyle w:val="Heading1"/>
         <w:spacing w:after="240" w:before="480"/>
       </w:pPr>
+      <w:bookmarkStart w:id="131" w:name="_TocAll0031"/>
+      <w:bookmarkEnd w:id="131"/>
       <w:r>
         <w:t xml:space="preserve">Chapter 26 — Where This Book Leads Next</w:t>
       </w:r>
@@ -14825,6 +15055,8 @@
         <w:pStyle w:val="Heading1"/>
         <w:spacing w:after="240" w:before="480"/>
       </w:pPr>
+      <w:bookmarkStart w:id="132" w:name="_TocAll0032"/>
+      <w:bookmarkEnd w:id="132"/>
       <w:r>
         <w:t xml:space="preserve">Part III — DC and AC Circuit Theory</w:t>
       </w:r>
@@ -14834,6 +15066,8 @@
         <w:pStyle w:val="Heading1"/>
         <w:spacing w:after="240" w:before="480"/>
       </w:pPr>
+      <w:bookmarkStart w:id="133" w:name="_TocAll0033"/>
+      <w:bookmarkEnd w:id="133"/>
       <w:r>
         <w:t xml:space="preserve">Chapter 27 — Circuit Elements and Kirchhoff's Laws</w:t>
       </w:r>
@@ -15299,6 +15533,8 @@
         <w:pStyle w:val="Heading1"/>
         <w:spacing w:after="240" w:before="480"/>
       </w:pPr>
+      <w:bookmarkStart w:id="134" w:name="_TocAll0034"/>
+      <w:bookmarkEnd w:id="134"/>
       <w:r>
         <w:t xml:space="preserve">Chapter 28 — Equivalent Resistance and Dividers</w:t>
       </w:r>
@@ -15948,6 +16184,8 @@
         <w:pStyle w:val="Heading1"/>
         <w:spacing w:after="240" w:before="480"/>
       </w:pPr>
+      <w:bookmarkStart w:id="135" w:name="_TocAll0035"/>
+      <w:bookmarkEnd w:id="135"/>
       <w:r>
         <w:t xml:space="preserve">Chapter 29 — Nodal Analysis</w:t>
       </w:r>
@@ -16356,6 +16594,8 @@
         <w:pStyle w:val="Heading1"/>
         <w:spacing w:after="240" w:before="480"/>
       </w:pPr>
+      <w:bookmarkStart w:id="136" w:name="_TocAll0036"/>
+      <w:bookmarkEnd w:id="136"/>
       <w:r>
         <w:t xml:space="preserve">Chapter 30 — Mesh Analysis</w:t>
       </w:r>
@@ -16767,6 +17007,8 @@
         <w:pStyle w:val="Heading1"/>
         <w:spacing w:after="240" w:before="480"/>
       </w:pPr>
+      <w:bookmarkStart w:id="137" w:name="_TocAll0037"/>
+      <w:bookmarkEnd w:id="137"/>
       <w:r>
         <w:t xml:space="preserve">Chapter 31 — Thevenin and Norton Equivalents</w:t>
       </w:r>
@@ -17221,6 +17463,8 @@
         <w:pStyle w:val="Heading1"/>
         <w:spacing w:after="240" w:before="480"/>
       </w:pPr>
+      <w:bookmarkStart w:id="138" w:name="_TocAll0038"/>
+      <w:bookmarkEnd w:id="138"/>
       <w:r>
         <w:t xml:space="preserve">Chapter 32 — Superposition and Linearity</w:t>
       </w:r>
@@ -17603,6 +17847,8 @@
         <w:pStyle w:val="Heading1"/>
         <w:spacing w:after="240" w:before="480"/>
       </w:pPr>
+      <w:bookmarkStart w:id="139" w:name="_TocAll0039"/>
+      <w:bookmarkEnd w:id="139"/>
       <w:r>
         <w:t xml:space="preserve">Chapter 33 — Capacitors and Inductors as Circuit Elements</w:t>
       </w:r>
@@ -18037,6 +18283,8 @@
         <w:pStyle w:val="Heading1"/>
         <w:spacing w:after="240" w:before="480"/>
       </w:pPr>
+      <w:bookmarkStart w:id="140" w:name="_TocAll0040"/>
+      <w:bookmarkEnd w:id="140"/>
       <w:r>
         <w:t xml:space="preserve">Chapter 34 — First-Order Transients: RC and RL Circuits</w:t>
       </w:r>
@@ -18502,6 +18750,8 @@
         <w:pStyle w:val="Heading1"/>
         <w:spacing w:after="240" w:before="480"/>
       </w:pPr>
+      <w:bookmarkStart w:id="141" w:name="_TocAll0041"/>
+      <w:bookmarkEnd w:id="141"/>
       <w:r>
         <w:t xml:space="preserve">Chapter 35 — Sinusoidal Steady-State Analysis</w:t>
       </w:r>
@@ -19041,6 +19291,8 @@
         <w:pStyle w:val="Heading1"/>
         <w:spacing w:after="240" w:before="480"/>
       </w:pPr>
+      <w:bookmarkStart w:id="142" w:name="_TocAll0042"/>
+      <w:bookmarkEnd w:id="142"/>
       <w:r>
         <w:t xml:space="preserve">Chapter 36 — AC Power and Power Factor</w:t>
       </w:r>
@@ -19508,6 +19760,8 @@
         <w:pStyle w:val="Heading1"/>
         <w:spacing w:after="240" w:before="480"/>
       </w:pPr>
+      <w:bookmarkStart w:id="143" w:name="_TocAll0043"/>
+      <w:bookmarkEnd w:id="143"/>
       <w:r>
         <w:t xml:space="preserve">Chapter 37 — Resonance, Frequency Response, and Transformers</w:t>
       </w:r>
@@ -20351,6 +20605,8 @@
         <w:pStyle w:val="Heading1"/>
         <w:spacing w:after="240" w:before="480"/>
       </w:pPr>
+      <w:bookmarkStart w:id="144" w:name="_TocAll0044"/>
+      <w:bookmarkEnd w:id="144"/>
       <w:r>
         <w:t xml:space="preserve">Chapter 38 — Where This Series Goes Next</w:t>
       </w:r>
@@ -20593,6 +20849,8 @@
         <w:pStyle w:val="Heading1"/>
         <w:spacing w:after="240" w:before="480"/>
       </w:pPr>
+      <w:bookmarkStart w:id="145" w:name="_TocAll0045"/>
+      <w:bookmarkEnd w:id="145"/>
       <w:r>
         <w:t xml:space="preserve">Appendix A — Formula Reference</w:t>
       </w:r>
@@ -23537,6 +23795,8 @@
         <w:pStyle w:val="Heading1"/>
         <w:spacing w:after="240" w:before="480"/>
       </w:pPr>
+      <w:bookmarkStart w:id="146" w:name="_TocAll0046"/>
+      <w:bookmarkEnd w:id="146"/>
       <w:r>
         <w:t xml:space="preserve">Appendix B — Practice Problem Solutions</w:t>
       </w:r>
@@ -25334,6 +25594,8 @@
         <w:pStyle w:val="Heading1"/>
         <w:spacing w:after="240" w:before="480"/>
       </w:pPr>
+      <w:bookmarkStart w:id="147" w:name="_TocAll0047"/>
+      <w:bookmarkEnd w:id="147"/>
       <w:r>
         <w:t xml:space="preserve">Appendix C — Glossary</w:t>
       </w:r>
@@ -26498,6 +26760,8 @@
         <w:pStyle w:val="Heading1"/>
         <w:spacing w:after="240" w:before="480"/>
       </w:pPr>
+      <w:bookmarkStart w:id="148" w:name="_TocAll0048"/>
+      <w:bookmarkEnd w:id="148"/>
       <w:r>
         <w:t xml:space="preserve">Appendix D — Chapter Summaries</w:t>
       </w:r>
@@ -27166,6 +27430,8 @@
         <w:pStyle w:val="Heading1"/>
         <w:spacing w:after="240" w:before="480"/>
       </w:pPr>
+      <w:bookmarkStart w:id="149" w:name="_TocAll0049"/>
+      <w:bookmarkEnd w:id="149"/>
       <w:r>
         <w:t xml:space="preserve">Appendix E — A Practical Circuit-Analysis Checklist</w:t>
       </w:r>
@@ -27396,6 +27662,8 @@
         <w:pStyle w:val="Heading1"/>
         <w:spacing w:after="240" w:before="480"/>
       </w:pPr>
+      <w:bookmarkStart w:id="150" w:name="_TocAll0050"/>
+      <w:bookmarkEnd w:id="150"/>
       <w:r>
         <w:t xml:space="preserve">Appendix F — Further Reading</w:t>
       </w:r>
@@ -27641,9 +27909,28 @@
     </w:p>
     <w:p>
       <w:pPr>
+        <w:spacing w:after="200" w:line="276"/>
+      </w:pPr>
+      <w:r>
+        <w:rPr>
+          <w:i/>
+          <w:iCs/>
+        </w:rPr>
+        <w:t xml:space="preserve">If this book gave you something, a laugh, an idea, or a better question, I'd love to hear about it. A short review on Amazon, even a sentence or two, helps other curious readers find it, and I read every one.</w:t>
+      </w:r>
+    </w:p>
+    <w:p>
+      <w:r>
+        <w:br w:type="page"/>
+      </w:r>
+    </w:p>
+    <w:p>
+      <w:pPr>
         <w:pStyle w:val="Heading1"/>
         <w:spacing w:after="240" w:before="480"/>
       </w:pPr>
+      <w:bookmarkStart w:id="151" w:name="_TocAll0051"/>
+      <w:bookmarkEnd w:id="151"/>
       <w:r>
         <w:t xml:space="preserve">About the Author</w:t>
       </w:r>
@@ -27669,6 +27956,8 @@
         <w:pStyle w:val="Heading1"/>
         <w:spacing w:after="240" w:before="480"/>
       </w:pPr>
+      <w:bookmarkStart w:id="152" w:name="_TocAll0052"/>
+      <w:bookmarkEnd w:id="152"/>
       <w:r>
         <w:t xml:space="preserve">Also by Lothar J. Musiol</w:t>
       </w:r>

--- a/EE - SERIES/Foundations_Book1.docx
+++ b/EE - SERIES/Foundations_Book1.docx
@@ -286,201 +286,162 @@
         <w:t>The overall arc runs from foundations (this book) through circuits, components, and control, and through semiconductor devices, out into RF, microwave, and millimeter-wave engineering, across the communication and wireless systems built from them, through power and energy, and finally into the physical product: packaging, layout, electromagnetic compatibility, and test, where every earlier book meets the others. The full list:</w:t>
       </w:r>
     </w:p>
-    <w:tbl>
-      <w:tblPr>
-        <w:tblW w:type="dxa" w:w="9000"/>
-        <w:tblBorders>
-          <w:top w:val="single" w:color="auto" w:sz="4"/>
-          <w:left w:val="single" w:color="auto" w:sz="4"/>
-          <w:bottom w:val="single" w:color="auto" w:sz="4"/>
-          <w:right w:val="single" w:color="auto" w:sz="4"/>
-          <w:insideH w:val="single" w:color="auto" w:sz="4"/>
-          <w:insideV w:val="single" w:color="auto" w:sz="4"/>
-        </w:tblBorders>
-      </w:tblPr>
-      <w:tblGrid>
-        <w:gridCol w:w="4500"/>
-        <w:gridCol w:w="4500"/>
-      </w:tblGrid>
-      <w:tr>
-        <w:tc>
-          <w:tcPr>
-            <w:tcW w:type="dxa" w:w="4500"/>
-            <w:shd w:fill="DDE6F0" w:val="clear"/>
-          </w:tcPr>
-          <w:p>
-            <w:r>
-              <w:t>Book</w:t>
-            </w:r>
-          </w:p>
-        </w:tc>
-        <w:tc>
-          <w:tcPr>
-            <w:tcW w:type="dxa" w:w="4500"/>
-            <w:shd w:fill="DDE6F0" w:val="clear"/>
-          </w:tcPr>
-          <w:p>
-            <w:r>
-              <w:t>Covers</w:t>
-            </w:r>
-          </w:p>
-        </w:tc>
-      </w:tr>
-      <w:tr>
-        <w:tc>
-          <w:tcPr>
-            <w:tcW w:type="dxa" w:w="4500"/>
-          </w:tcPr>
-          <w:p>
-            <w:r>
-              <w:t>1. Foundations (this book)</w:t>
-            </w:r>
-          </w:p>
-        </w:tc>
-        <w:tc>
-          <w:tcPr>
-            <w:tcW w:type="dxa" w:w="4500"/>
-          </w:tcPr>
-          <w:p>
-            <w:r>
-              <w:t>Physics, mathematics, and circuit theory</w:t>
-            </w:r>
-          </w:p>
-        </w:tc>
-      </w:tr>
-      <w:tr>
-        <w:tc>
-          <w:tcPr>
-            <w:tcW w:type="dxa" w:w="4500"/>
-          </w:tcPr>
-          <w:p>
-            <w:r>
-              <w:t>2. Circuits, Components, and Control</w:t>
-            </w:r>
-          </w:p>
-        </w:tc>
-        <w:tc>
-          <w:tcPr>
-            <w:tcW w:type="dxa" w:w="4500"/>
-          </w:tcPr>
-          <w:p>
-            <w:r>
-              <w:t>Analog and digital, op-amps, passives, the classical loop</w:t>
-            </w:r>
-          </w:p>
-        </w:tc>
-      </w:tr>
-      <w:tr>
-        <w:tc>
-          <w:tcPr>
-            <w:tcW w:type="dxa" w:w="4500"/>
-          </w:tcPr>
-          <w:p>
-            <w:r>
-              <w:t>3. Semiconductor Physics and Devices</w:t>
-            </w:r>
-          </w:p>
-        </w:tc>
-        <w:tc>
-          <w:tcPr>
-            <w:tcW w:type="dxa" w:w="4500"/>
-          </w:tcPr>
-          <w:p>
-            <w:r>
-              <w:t>Diodes, BJTs, MOSFETs, FinFET, compound semiconductors</w:t>
-            </w:r>
-          </w:p>
-        </w:tc>
-      </w:tr>
-      <w:tr>
-        <w:tc>
-          <w:tcPr>
-            <w:tcW w:type="dxa" w:w="4500"/>
-          </w:tcPr>
-          <w:p>
-            <w:r>
-              <w:t>4. RF, Microwave, and Transceivers</w:t>
-            </w:r>
-          </w:p>
-        </w:tc>
-        <w:tc>
-          <w:tcPr>
-            <w:tcW w:type="dxa" w:w="4500"/>
-          </w:tcPr>
-          <w:p>
-            <w:r>
-              <w:t>Lines, matching, antennas, PAs, receivers, PLLs, radar</w:t>
-            </w:r>
-          </w:p>
-        </w:tc>
-      </w:tr>
-      <w:tr>
-        <w:tc>
-          <w:tcPr>
-            <w:tcW w:type="dxa" w:w="4500"/>
-          </w:tcPr>
-          <w:p>
-            <w:r>
-              <w:t>5. Communications, Wireless, and SDR</w:t>
-            </w:r>
-          </w:p>
-        </w:tc>
-        <w:tc>
-          <w:tcPr>
-            <w:tcW w:type="dxa" w:w="4500"/>
-          </w:tcPr>
-          <w:p>
-            <w:r>
-              <w:t>Modulation, band plans, DSP and software radio</w:t>
-            </w:r>
-          </w:p>
-        </w:tc>
-      </w:tr>
-      <w:tr>
-        <w:tc>
-          <w:tcPr>
-            <w:tcW w:type="dxa" w:w="4500"/>
-          </w:tcPr>
-          <w:p>
-            <w:r>
-              <w:t>6. Power and Energy</w:t>
-            </w:r>
-          </w:p>
-        </w:tc>
-        <w:tc>
-          <w:tcPr>
-            <w:tcW w:type="dxa" w:w="4500"/>
-          </w:tcPr>
-          <w:p>
-            <w:r>
-              <w:t>Regulators, magnetics, the grid, the rack</w:t>
-            </w:r>
-          </w:p>
-        </w:tc>
-      </w:tr>
-      <w:tr>
-        <w:tc>
-          <w:tcPr>
-            <w:tcW w:type="dxa" w:w="4500"/>
-          </w:tcPr>
-          <w:p>
-            <w:r>
-              <w:t>7. Packaging, Layout, EMC, and Test</w:t>
-            </w:r>
-          </w:p>
-        </w:tc>
-        <w:tc>
-          <w:tcPr>
-            <w:tcW w:type="dxa" w:w="4500"/>
-          </w:tcPr>
-          <w:p>
-            <w:r>
-              <w:t>Boards, packages, cooling, emissions, the accredited lab, robots</w:t>
-            </w:r>
-          </w:p>
-        </w:tc>
-      </w:tr>
-    </w:tbl>
+    <w:p>
+      <w:pPr>
+        <w:spacing w:before="0" w:after="100"/>
+      </w:pPr>
+      <w:r>
+        <w:rPr>
+          <w:b/>
+        </w:rPr>
+        <w:t>Book</w:t>
+      </w:r>
+      <w:r>
+        <w:rPr>
+          <w:b/>
+        </w:rPr>
+        <w:t xml:space="preserve"> — </w:t>
+      </w:r>
+      <w:r>
+        <w:rPr>
+          <w:b/>
+        </w:rPr>
+        <w:t>Covers</w:t>
+      </w:r>
+    </w:p>
+    <w:p>
+      <w:pPr>
+        <w:spacing w:before="0" w:after="100"/>
+      </w:pPr>
+      <w:r>
+        <w:rPr>
+          <w:b/>
+        </w:rPr>
+        <w:t>1. Foundations (this book)</w:t>
+      </w:r>
+      <w:r>
+        <w:rPr/>
+        <w:t xml:space="preserve"> — </w:t>
+      </w:r>
+      <w:r>
+        <w:rPr/>
+        <w:t>Physics, mathematics, and circuit theory</w:t>
+      </w:r>
+    </w:p>
+    <w:p>
+      <w:pPr>
+        <w:spacing w:before="0" w:after="100"/>
+      </w:pPr>
+      <w:r>
+        <w:rPr>
+          <w:b/>
+        </w:rPr>
+        <w:t>2. Circuits, Components, and Control</w:t>
+      </w:r>
+      <w:r>
+        <w:rPr/>
+        <w:t xml:space="preserve"> — </w:t>
+      </w:r>
+      <w:r>
+        <w:rPr/>
+        <w:t>Analog and digital, op-amps, passives, the classical loop</w:t>
+      </w:r>
+    </w:p>
+    <w:p>
+      <w:pPr>
+        <w:spacing w:before="0" w:after="100"/>
+      </w:pPr>
+      <w:r>
+        <w:rPr>
+          <w:b/>
+        </w:rPr>
+        <w:t>3. Semiconductor Physics and Devices</w:t>
+      </w:r>
+      <w:r>
+        <w:rPr/>
+        <w:t xml:space="preserve"> — </w:t>
+      </w:r>
+      <w:r>
+        <w:rPr/>
+        <w:t>Diodes, BJTs, MOSFETs, FinFET, compound semiconductors</w:t>
+      </w:r>
+    </w:p>
+    <w:p>
+      <w:pPr>
+        <w:spacing w:before="0" w:after="100"/>
+      </w:pPr>
+      <w:r>
+        <w:rPr>
+          <w:b/>
+        </w:rPr>
+        <w:t>4. RF, Microwave, and Transceivers</w:t>
+      </w:r>
+      <w:r>
+        <w:rPr/>
+        <w:t xml:space="preserve"> — </w:t>
+      </w:r>
+      <w:r>
+        <w:rPr/>
+        <w:t>Lines, matching, antennas, PAs, receivers, PLLs, radar</w:t>
+      </w:r>
+    </w:p>
+    <w:p>
+      <w:pPr>
+        <w:spacing w:before="0" w:after="100"/>
+      </w:pPr>
+      <w:r>
+        <w:rPr>
+          <w:b/>
+        </w:rPr>
+        <w:t>5. Communications, Wireless, and SDR</w:t>
+      </w:r>
+      <w:r>
+        <w:rPr/>
+        <w:t xml:space="preserve"> — </w:t>
+      </w:r>
+      <w:r>
+        <w:rPr/>
+        <w:t>Modulation, band plans, DSP and software radio</w:t>
+      </w:r>
+    </w:p>
+    <w:p>
+      <w:pPr>
+        <w:spacing w:before="0" w:after="100"/>
+      </w:pPr>
+      <w:r>
+        <w:rPr>
+          <w:b/>
+        </w:rPr>
+        <w:t>6. Power and Energy</w:t>
+      </w:r>
+      <w:r>
+        <w:rPr/>
+        <w:t xml:space="preserve"> — </w:t>
+      </w:r>
+      <w:r>
+        <w:rPr/>
+        <w:t>Regulators, magnetics, the grid, the rack</w:t>
+      </w:r>
+    </w:p>
+    <w:p>
+      <w:pPr>
+        <w:spacing w:before="0" w:after="100"/>
+      </w:pPr>
+      <w:r>
+        <w:rPr>
+          <w:b/>
+        </w:rPr>
+        <w:t>7. Packaging, Layout, EMC, and Test</w:t>
+      </w:r>
+      <w:r>
+        <w:rPr/>
+        <w:t xml:space="preserve"> — </w:t>
+      </w:r>
+      <w:r>
+        <w:rPr/>
+        <w:t>Boards, packages, cooling, emissions, the accredited lab, robots</w:t>
+      </w:r>
+    </w:p>
     <w:p>
       <w:pPr>
         <w:shd w:fill="EFEFEF" w:val="clear"/>
@@ -7362,295 +7323,303 @@
         <w:t xml:space="preserve">The SI system defines seven base quantities and gives each a base unit. Everything else is built from them by multiplication and division.</w:t>
       </w:r>
     </w:p>
-    <w:tbl>
-      <w:tblPr>
-        <w:tblW w:type="dxa" w:w="9000"/>
-        <w:tblBorders>
-          <w:top w:val="single" w:color="auto" w:sz="4"/>
-          <w:left w:val="single" w:color="auto" w:sz="4"/>
-          <w:bottom w:val="single" w:color="auto" w:sz="4"/>
-          <w:right w:val="single" w:color="auto" w:sz="4"/>
-          <w:insideH w:val="single" w:color="auto" w:sz="4"/>
-          <w:insideV w:val="single" w:color="auto" w:sz="4"/>
-        </w:tblBorders>
-      </w:tblPr>
-      <w:tblGrid>
-        <w:gridCol w:w="3000"/>
-        <w:gridCol w:w="3000"/>
-        <w:gridCol w:w="3000"/>
-      </w:tblGrid>
-      <w:tr>
-        <w:tc>
-          <w:tcPr>
-            <w:tcW w:type="dxa" w:w="3000"/>
-            <w:shd w:fill="DDE6F0" w:val="clear"/>
-          </w:tcPr>
-          <w:p>
-            <w:r>
-              <w:rPr>
-                <w:b/>
-                <w:bCs/>
-              </w:rPr>
-              <w:t xml:space="preserve">Quantity</w:t>
-            </w:r>
-          </w:p>
-        </w:tc>
-        <w:tc>
-          <w:tcPr>
-            <w:tcW w:type="dxa" w:w="3000"/>
-            <w:shd w:fill="DDE6F0" w:val="clear"/>
-          </w:tcPr>
-          <w:p>
-            <w:r>
-              <w:rPr>
-                <w:b/>
-                <w:bCs/>
-              </w:rPr>
-              <w:t xml:space="preserve">Unit</w:t>
-            </w:r>
-          </w:p>
-        </w:tc>
-        <w:tc>
-          <w:tcPr>
-            <w:tcW w:type="dxa" w:w="3000"/>
-            <w:shd w:fill="DDE6F0" w:val="clear"/>
-          </w:tcPr>
-          <w:p>
-            <w:r>
-              <w:rPr>
-                <w:b/>
-                <w:bCs/>
-              </w:rPr>
-              <w:t xml:space="preserve">Symbol</w:t>
-            </w:r>
-          </w:p>
-        </w:tc>
-      </w:tr>
-      <w:tr>
-        <w:tc>
-          <w:tcPr>
-            <w:tcW w:type="dxa" w:w="3000"/>
-          </w:tcPr>
-          <w:p>
-            <w:r>
-              <w:t xml:space="preserve">Length</w:t>
-            </w:r>
-          </w:p>
-        </w:tc>
-        <w:tc>
-          <w:tcPr>
-            <w:tcW w:type="dxa" w:w="3000"/>
-          </w:tcPr>
-          <w:p>
-            <w:r>
-              <w:t xml:space="preserve">meter</w:t>
-            </w:r>
-          </w:p>
-        </w:tc>
-        <w:tc>
-          <w:tcPr>
-            <w:tcW w:type="dxa" w:w="3000"/>
-          </w:tcPr>
-          <w:p>
-            <w:r>
-              <w:t xml:space="preserve">m</w:t>
-            </w:r>
-          </w:p>
-        </w:tc>
-      </w:tr>
-      <w:tr>
-        <w:tc>
-          <w:tcPr>
-            <w:tcW w:type="dxa" w:w="3000"/>
-          </w:tcPr>
-          <w:p>
-            <w:r>
-              <w:t xml:space="preserve">Mass</w:t>
-            </w:r>
-          </w:p>
-        </w:tc>
-        <w:tc>
-          <w:tcPr>
-            <w:tcW w:type="dxa" w:w="3000"/>
-          </w:tcPr>
-          <w:p>
-            <w:r>
-              <w:t xml:space="preserve">kilogram</w:t>
-            </w:r>
-          </w:p>
-        </w:tc>
-        <w:tc>
-          <w:tcPr>
-            <w:tcW w:type="dxa" w:w="3000"/>
-          </w:tcPr>
-          <w:p>
-            <w:r>
-              <w:t xml:space="preserve">kg</w:t>
-            </w:r>
-          </w:p>
-        </w:tc>
-      </w:tr>
-      <w:tr>
-        <w:tc>
-          <w:tcPr>
-            <w:tcW w:type="dxa" w:w="3000"/>
-          </w:tcPr>
-          <w:p>
-            <w:r>
-              <w:t xml:space="preserve">Time</w:t>
-            </w:r>
-          </w:p>
-        </w:tc>
-        <w:tc>
-          <w:tcPr>
-            <w:tcW w:type="dxa" w:w="3000"/>
-          </w:tcPr>
-          <w:p>
-            <w:r>
-              <w:t xml:space="preserve">second</w:t>
-            </w:r>
-          </w:p>
-        </w:tc>
-        <w:tc>
-          <w:tcPr>
-            <w:tcW w:type="dxa" w:w="3000"/>
-          </w:tcPr>
-          <w:p>
-            <w:r>
-              <w:t xml:space="preserve">s</w:t>
-            </w:r>
-          </w:p>
-        </w:tc>
-      </w:tr>
-      <w:tr>
-        <w:tc>
-          <w:tcPr>
-            <w:tcW w:type="dxa" w:w="3000"/>
-          </w:tcPr>
-          <w:p>
-            <w:r>
-              <w:t xml:space="preserve">Electric current</w:t>
-            </w:r>
-          </w:p>
-        </w:tc>
-        <w:tc>
-          <w:tcPr>
-            <w:tcW w:type="dxa" w:w="3000"/>
-          </w:tcPr>
-          <w:p>
-            <w:r>
-              <w:t xml:space="preserve">ampere</w:t>
-            </w:r>
-          </w:p>
-        </w:tc>
-        <w:tc>
-          <w:tcPr>
-            <w:tcW w:type="dxa" w:w="3000"/>
-          </w:tcPr>
-          <w:p>
-            <w:r>
-              <w:t xml:space="preserve">A</w:t>
-            </w:r>
-          </w:p>
-        </w:tc>
-      </w:tr>
-      <w:tr>
-        <w:tc>
-          <w:tcPr>
-            <w:tcW w:type="dxa" w:w="3000"/>
-          </w:tcPr>
-          <w:p>
-            <w:r>
-              <w:t xml:space="preserve">Thermodynamic temperature</w:t>
-            </w:r>
-          </w:p>
-        </w:tc>
-        <w:tc>
-          <w:tcPr>
-            <w:tcW w:type="dxa" w:w="3000"/>
-          </w:tcPr>
-          <w:p>
-            <w:r>
-              <w:t xml:space="preserve">kelvin</w:t>
-            </w:r>
-          </w:p>
-        </w:tc>
-        <w:tc>
-          <w:tcPr>
-            <w:tcW w:type="dxa" w:w="3000"/>
-          </w:tcPr>
-          <w:p>
-            <w:r>
-              <w:t xml:space="preserve">K</w:t>
-            </w:r>
-          </w:p>
-        </w:tc>
-      </w:tr>
-      <w:tr>
-        <w:tc>
-          <w:tcPr>
-            <w:tcW w:type="dxa" w:w="3000"/>
-          </w:tcPr>
-          <w:p>
-            <w:r>
-              <w:t xml:space="preserve">Amount of substance</w:t>
-            </w:r>
-          </w:p>
-        </w:tc>
-        <w:tc>
-          <w:tcPr>
-            <w:tcW w:type="dxa" w:w="3000"/>
-          </w:tcPr>
-          <w:p>
-            <w:r>
-              <w:t xml:space="preserve">mole</w:t>
-            </w:r>
-          </w:p>
-        </w:tc>
-        <w:tc>
-          <w:tcPr>
-            <w:tcW w:type="dxa" w:w="3000"/>
-          </w:tcPr>
-          <w:p>
-            <w:r>
-              <w:t xml:space="preserve">mol</w:t>
-            </w:r>
-          </w:p>
-        </w:tc>
-      </w:tr>
-      <w:tr>
-        <w:tc>
-          <w:tcPr>
-            <w:tcW w:type="dxa" w:w="3000"/>
-          </w:tcPr>
-          <w:p>
-            <w:r>
-              <w:t xml:space="preserve">Luminous intensity</w:t>
-            </w:r>
-          </w:p>
-        </w:tc>
-        <w:tc>
-          <w:tcPr>
-            <w:tcW w:type="dxa" w:w="3000"/>
-          </w:tcPr>
-          <w:p>
-            <w:r>
-              <w:t xml:space="preserve">candela</w:t>
-            </w:r>
-          </w:p>
-        </w:tc>
-        <w:tc>
-          <w:tcPr>
-            <w:tcW w:type="dxa" w:w="3000"/>
-          </w:tcPr>
-          <w:p>
-            <w:r>
-              <w:t xml:space="preserve">cd</w:t>
-            </w:r>
-          </w:p>
-        </w:tc>
-      </w:tr>
-    </w:tbl>
+    <w:p>
+      <w:pPr>
+        <w:spacing w:before="0" w:after="100"/>
+      </w:pPr>
+      <w:r>
+        <w:rPr>
+          <w:b/>
+          <w:bCs/>
+        </w:rPr>
+        <w:t xml:space="preserve">Quantity</w:t>
+      </w:r>
+      <w:r>
+        <w:rPr>
+          <w:b/>
+        </w:rPr>
+        <w:t xml:space="preserve"> — </w:t>
+      </w:r>
+      <w:r>
+        <w:rPr>
+          <w:b/>
+          <w:bCs/>
+        </w:rPr>
+        <w:t xml:space="preserve">Unit</w:t>
+      </w:r>
+      <w:r>
+        <w:rPr>
+          <w:b/>
+        </w:rPr>
+        <w:t xml:space="preserve"> — </w:t>
+      </w:r>
+      <w:r>
+        <w:rPr>
+          <w:b/>
+          <w:bCs/>
+        </w:rPr>
+        <w:t xml:space="preserve">Symbol</w:t>
+      </w:r>
+    </w:p>
+    <w:p>
+      <w:pPr>
+        <w:spacing w:before="0" w:after="100"/>
+      </w:pPr>
+      <w:r>
+        <w:rPr>
+          <w:b/>
+        </w:rPr>
+        <w:t xml:space="preserve">Length</w:t>
+      </w:r>
+      <w:r>
+        <w:br/>
+      </w:r>
+      <w:r>
+        <w:rPr>
+          <w:i/>
+        </w:rPr>
+        <w:t xml:space="preserve">Unit: </w:t>
+      </w:r>
+      <w:r>
+        <w:rPr/>
+        <w:t xml:space="preserve">meter</w:t>
+      </w:r>
+      <w:r>
+        <w:br/>
+      </w:r>
+      <w:r>
+        <w:rPr>
+          <w:i/>
+        </w:rPr>
+        <w:t xml:space="preserve">Symbol: </w:t>
+      </w:r>
+      <w:r>
+        <w:rPr/>
+        <w:t xml:space="preserve">m</w:t>
+      </w:r>
+    </w:p>
+    <w:p>
+      <w:pPr>
+        <w:spacing w:before="0" w:after="100"/>
+      </w:pPr>
+      <w:r>
+        <w:rPr>
+          <w:b/>
+        </w:rPr>
+        <w:t xml:space="preserve">Mass</w:t>
+      </w:r>
+      <w:r>
+        <w:br/>
+      </w:r>
+      <w:r>
+        <w:rPr>
+          <w:i/>
+        </w:rPr>
+        <w:t xml:space="preserve">Unit: </w:t>
+      </w:r>
+      <w:r>
+        <w:rPr/>
+        <w:t xml:space="preserve">kilogram</w:t>
+      </w:r>
+      <w:r>
+        <w:br/>
+      </w:r>
+      <w:r>
+        <w:rPr>
+          <w:i/>
+        </w:rPr>
+        <w:t xml:space="preserve">Symbol: </w:t>
+      </w:r>
+      <w:r>
+        <w:rPr/>
+        <w:t xml:space="preserve">kg</w:t>
+      </w:r>
+    </w:p>
+    <w:p>
+      <w:pPr>
+        <w:spacing w:before="0" w:after="100"/>
+      </w:pPr>
+      <w:r>
+        <w:rPr>
+          <w:b/>
+        </w:rPr>
+        <w:t xml:space="preserve">Time</w:t>
+      </w:r>
+      <w:r>
+        <w:br/>
+      </w:r>
+      <w:r>
+        <w:rPr>
+          <w:i/>
+        </w:rPr>
+        <w:t xml:space="preserve">Unit: </w:t>
+      </w:r>
+      <w:r>
+        <w:rPr/>
+        <w:t xml:space="preserve">second</w:t>
+      </w:r>
+      <w:r>
+        <w:br/>
+      </w:r>
+      <w:r>
+        <w:rPr>
+          <w:i/>
+        </w:rPr>
+        <w:t xml:space="preserve">Symbol: </w:t>
+      </w:r>
+      <w:r>
+        <w:rPr/>
+        <w:t xml:space="preserve">s</w:t>
+      </w:r>
+    </w:p>
+    <w:p>
+      <w:pPr>
+        <w:spacing w:before="0" w:after="100"/>
+      </w:pPr>
+      <w:r>
+        <w:rPr>
+          <w:b/>
+        </w:rPr>
+        <w:t xml:space="preserve">Electric current</w:t>
+      </w:r>
+      <w:r>
+        <w:br/>
+      </w:r>
+      <w:r>
+        <w:rPr>
+          <w:i/>
+        </w:rPr>
+        <w:t xml:space="preserve">Unit: </w:t>
+      </w:r>
+      <w:r>
+        <w:rPr/>
+        <w:t xml:space="preserve">ampere</w:t>
+      </w:r>
+      <w:r>
+        <w:br/>
+      </w:r>
+      <w:r>
+        <w:rPr>
+          <w:i/>
+        </w:rPr>
+        <w:t xml:space="preserve">Symbol: </w:t>
+      </w:r>
+      <w:r>
+        <w:rPr/>
+        <w:t xml:space="preserve">A</w:t>
+      </w:r>
+    </w:p>
+    <w:p>
+      <w:pPr>
+        <w:spacing w:before="0" w:after="100"/>
+      </w:pPr>
+      <w:r>
+        <w:rPr>
+          <w:b/>
+        </w:rPr>
+        <w:t xml:space="preserve">Thermodynamic temperature</w:t>
+      </w:r>
+      <w:r>
+        <w:br/>
+      </w:r>
+      <w:r>
+        <w:rPr>
+          <w:i/>
+        </w:rPr>
+        <w:t xml:space="preserve">Unit: </w:t>
+      </w:r>
+      <w:r>
+        <w:rPr/>
+        <w:t xml:space="preserve">kelvin</w:t>
+      </w:r>
+      <w:r>
+        <w:br/>
+      </w:r>
+      <w:r>
+        <w:rPr>
+          <w:i/>
+        </w:rPr>
+        <w:t xml:space="preserve">Symbol: </w:t>
+      </w:r>
+      <w:r>
+        <w:rPr/>
+        <w:t xml:space="preserve">K</w:t>
+      </w:r>
+    </w:p>
+    <w:p>
+      <w:pPr>
+        <w:spacing w:before="0" w:after="100"/>
+      </w:pPr>
+      <w:r>
+        <w:rPr>
+          <w:b/>
+        </w:rPr>
+        <w:t xml:space="preserve">Amount of substance</w:t>
+      </w:r>
+      <w:r>
+        <w:br/>
+      </w:r>
+      <w:r>
+        <w:rPr>
+          <w:i/>
+        </w:rPr>
+        <w:t xml:space="preserve">Unit: </w:t>
+      </w:r>
+      <w:r>
+        <w:rPr/>
+        <w:t xml:space="preserve">mole</w:t>
+      </w:r>
+      <w:r>
+        <w:br/>
+      </w:r>
+      <w:r>
+        <w:rPr>
+          <w:i/>
+        </w:rPr>
+        <w:t xml:space="preserve">Symbol: </w:t>
+      </w:r>
+      <w:r>
+        <w:rPr/>
+        <w:t xml:space="preserve">mol</w:t>
+      </w:r>
+    </w:p>
+    <w:p>
+      <w:pPr>
+        <w:spacing w:before="0" w:after="100"/>
+      </w:pPr>
+      <w:r>
+        <w:rPr>
+          <w:b/>
+        </w:rPr>
+        <w:t xml:space="preserve">Luminous intensity</w:t>
+      </w:r>
+      <w:r>
+        <w:br/>
+      </w:r>
+      <w:r>
+        <w:rPr>
+          <w:i/>
+        </w:rPr>
+        <w:t xml:space="preserve">Unit: </w:t>
+      </w:r>
+      <w:r>
+        <w:rPr/>
+        <w:t xml:space="preserve">candela</w:t>
+      </w:r>
+      <w:r>
+        <w:br/>
+      </w:r>
+      <w:r>
+        <w:rPr>
+          <w:i/>
+        </w:rPr>
+        <w:t xml:space="preserve">Symbol: </w:t>
+      </w:r>
+      <w:r>
+        <w:rPr/>
+        <w:t xml:space="preserve">cd</w:t>
+      </w:r>
+    </w:p>
     <w:p>
       <w:pPr>
         <w:spacing w:after="200"/>
@@ -7689,507 +7658,557 @@
         <w:t xml:space="preserve">The units you will actually use every day are derived: each is a specific combination of base units that has been given its own name because the combination occurs so often.</w:t>
       </w:r>
     </w:p>
-    <w:tbl>
-      <w:tblPr>
-        <w:tblW w:type="dxa" w:w="9000"/>
-        <w:tblBorders>
-          <w:top w:val="single" w:color="auto" w:sz="4"/>
-          <w:left w:val="single" w:color="auto" w:sz="4"/>
-          <w:bottom w:val="single" w:color="auto" w:sz="4"/>
-          <w:right w:val="single" w:color="auto" w:sz="4"/>
-          <w:insideH w:val="single" w:color="auto" w:sz="4"/>
-          <w:insideV w:val="single" w:color="auto" w:sz="4"/>
-        </w:tblBorders>
-      </w:tblPr>
-      <w:tblGrid>
-        <w:gridCol w:w="2250"/>
-        <w:gridCol w:w="2250"/>
-        <w:gridCol w:w="2250"/>
-        <w:gridCol w:w="2250"/>
-      </w:tblGrid>
-      <w:tr>
-        <w:tc>
-          <w:tcPr>
-            <w:tcW w:type="dxa" w:w="2250"/>
-            <w:shd w:fill="DDE6F0" w:val="clear"/>
-          </w:tcPr>
-          <w:p>
-            <w:r>
-              <w:rPr>
-                <w:b/>
-                <w:bCs/>
-              </w:rPr>
-              <w:t xml:space="preserve">Quantity</w:t>
-            </w:r>
-          </w:p>
-        </w:tc>
-        <w:tc>
-          <w:tcPr>
-            <w:tcW w:type="dxa" w:w="2250"/>
-            <w:shd w:fill="DDE6F0" w:val="clear"/>
-          </w:tcPr>
-          <w:p>
-            <w:r>
-              <w:rPr>
-                <w:b/>
-                <w:bCs/>
-              </w:rPr>
-              <w:t xml:space="preserve">Unit</w:t>
-            </w:r>
-          </w:p>
-        </w:tc>
-        <w:tc>
-          <w:tcPr>
-            <w:tcW w:type="dxa" w:w="2250"/>
-            <w:shd w:fill="DDE6F0" w:val="clear"/>
-          </w:tcPr>
-          <w:p>
-            <w:r>
-              <w:rPr>
-                <w:b/>
-                <w:bCs/>
-              </w:rPr>
-              <w:t xml:space="preserve">Symbol</w:t>
-            </w:r>
-          </w:p>
-        </w:tc>
-        <w:tc>
-          <w:tcPr>
-            <w:tcW w:type="dxa" w:w="2250"/>
-            <w:shd w:fill="DDE6F0" w:val="clear"/>
-          </w:tcPr>
-          <w:p>
-            <w:r>
-              <w:rPr>
-                <w:b/>
-                <w:bCs/>
-              </w:rPr>
-              <w:t xml:space="preserve">In base units</w:t>
-            </w:r>
-          </w:p>
-        </w:tc>
-      </w:tr>
-      <w:tr>
-        <w:tc>
-          <w:tcPr>
-            <w:tcW w:type="dxa" w:w="2250"/>
-          </w:tcPr>
-          <w:p>
-            <w:r>
-              <w:t xml:space="preserve">Charge</w:t>
-            </w:r>
-          </w:p>
-        </w:tc>
-        <w:tc>
-          <w:tcPr>
-            <w:tcW w:type="dxa" w:w="2250"/>
-          </w:tcPr>
-          <w:p>
-            <w:r>
-              <w:t xml:space="preserve">coulomb</w:t>
-            </w:r>
-          </w:p>
-        </w:tc>
-        <w:tc>
-          <w:tcPr>
-            <w:tcW w:type="dxa" w:w="2250"/>
-          </w:tcPr>
-          <w:p>
-            <w:r>
-              <w:t xml:space="preserve">C</w:t>
-            </w:r>
-          </w:p>
-        </w:tc>
-        <w:tc>
-          <w:tcPr>
-            <w:tcW w:type="dxa" w:w="2250"/>
-          </w:tcPr>
-          <w:p>
-            <w:r>
-              <w:t xml:space="preserve">A·s</w:t>
-            </w:r>
-          </w:p>
-        </w:tc>
-      </w:tr>
-      <w:tr>
-        <w:tc>
-          <w:tcPr>
-            <w:tcW w:type="dxa" w:w="2250"/>
-          </w:tcPr>
-          <w:p>
-            <w:r>
-              <w:t xml:space="preserve">Voltage</w:t>
-            </w:r>
-          </w:p>
-        </w:tc>
-        <w:tc>
-          <w:tcPr>
-            <w:tcW w:type="dxa" w:w="2250"/>
-          </w:tcPr>
-          <w:p>
-            <w:r>
-              <w:t xml:space="preserve">volt</w:t>
-            </w:r>
-          </w:p>
-        </w:tc>
-        <w:tc>
-          <w:tcPr>
-            <w:tcW w:type="dxa" w:w="2250"/>
-          </w:tcPr>
-          <w:p>
-            <w:r>
-              <w:t xml:space="preserve">V</w:t>
-            </w:r>
-          </w:p>
-        </w:tc>
-        <w:tc>
-          <w:tcPr>
-            <w:tcW w:type="dxa" w:w="2250"/>
-          </w:tcPr>
-          <w:p>
-            <w:r>
-              <w:t xml:space="preserve">W/A = kg·m²/(A·s³)</w:t>
-            </w:r>
-          </w:p>
-        </w:tc>
-      </w:tr>
-      <w:tr>
-        <w:tc>
-          <w:tcPr>
-            <w:tcW w:type="dxa" w:w="2250"/>
-          </w:tcPr>
-          <w:p>
-            <w:r>
-              <w:t xml:space="preserve">Resistance</w:t>
-            </w:r>
-          </w:p>
-        </w:tc>
-        <w:tc>
-          <w:tcPr>
-            <w:tcW w:type="dxa" w:w="2250"/>
-          </w:tcPr>
-          <w:p>
-            <w:r>
-              <w:t xml:space="preserve">ohm</w:t>
-            </w:r>
-          </w:p>
-        </w:tc>
-        <w:tc>
-          <w:tcPr>
-            <w:tcW w:type="dxa" w:w="2250"/>
-          </w:tcPr>
-          <w:p>
-            <w:r>
-              <w:t xml:space="preserve">Ω</w:t>
-            </w:r>
-          </w:p>
-        </w:tc>
-        <w:tc>
-          <w:tcPr>
-            <w:tcW w:type="dxa" w:w="2250"/>
-          </w:tcPr>
-          <w:p>
-            <w:r>
-              <w:t xml:space="preserve">V/A</w:t>
-            </w:r>
-          </w:p>
-        </w:tc>
-      </w:tr>
-      <w:tr>
-        <w:tc>
-          <w:tcPr>
-            <w:tcW w:type="dxa" w:w="2250"/>
-          </w:tcPr>
-          <w:p>
-            <w:r>
-              <w:t xml:space="preserve">Conductance</w:t>
-            </w:r>
-          </w:p>
-        </w:tc>
-        <w:tc>
-          <w:tcPr>
-            <w:tcW w:type="dxa" w:w="2250"/>
-          </w:tcPr>
-          <w:p>
-            <w:r>
-              <w:t xml:space="preserve">siemens</w:t>
-            </w:r>
-          </w:p>
-        </w:tc>
-        <w:tc>
-          <w:tcPr>
-            <w:tcW w:type="dxa" w:w="2250"/>
-          </w:tcPr>
-          <w:p>
-            <w:r>
-              <w:t xml:space="preserve">S</w:t>
-            </w:r>
-          </w:p>
-        </w:tc>
-        <w:tc>
-          <w:tcPr>
-            <w:tcW w:type="dxa" w:w="2250"/>
-          </w:tcPr>
-          <w:p>
-            <w:r>
-              <w:t xml:space="preserve">A/V</w:t>
-            </w:r>
-          </w:p>
-        </w:tc>
-      </w:tr>
-      <w:tr>
-        <w:tc>
-          <w:tcPr>
-            <w:tcW w:type="dxa" w:w="2250"/>
-          </w:tcPr>
-          <w:p>
-            <w:r>
-              <w:t xml:space="preserve">Capacitance</w:t>
-            </w:r>
-          </w:p>
-        </w:tc>
-        <w:tc>
-          <w:tcPr>
-            <w:tcW w:type="dxa" w:w="2250"/>
-          </w:tcPr>
-          <w:p>
-            <w:r>
-              <w:t xml:space="preserve">farad</w:t>
-            </w:r>
-          </w:p>
-        </w:tc>
-        <w:tc>
-          <w:tcPr>
-            <w:tcW w:type="dxa" w:w="2250"/>
-          </w:tcPr>
-          <w:p>
-            <w:r>
-              <w:t xml:space="preserve">F</w:t>
-            </w:r>
-          </w:p>
-        </w:tc>
-        <w:tc>
-          <w:tcPr>
-            <w:tcW w:type="dxa" w:w="2250"/>
-          </w:tcPr>
-          <w:p>
-            <w:r>
-              <w:t xml:space="preserve">C/V</w:t>
-            </w:r>
-          </w:p>
-        </w:tc>
-      </w:tr>
-      <w:tr>
-        <w:tc>
-          <w:tcPr>
-            <w:tcW w:type="dxa" w:w="2250"/>
-          </w:tcPr>
-          <w:p>
-            <w:r>
-              <w:t xml:space="preserve">Inductance</w:t>
-            </w:r>
-          </w:p>
-        </w:tc>
-        <w:tc>
-          <w:tcPr>
-            <w:tcW w:type="dxa" w:w="2250"/>
-          </w:tcPr>
-          <w:p>
-            <w:r>
-              <w:t xml:space="preserve">henry</w:t>
-            </w:r>
-          </w:p>
-        </w:tc>
-        <w:tc>
-          <w:tcPr>
-            <w:tcW w:type="dxa" w:w="2250"/>
-          </w:tcPr>
-          <w:p>
-            <w:r>
-              <w:t xml:space="preserve">H</w:t>
-            </w:r>
-          </w:p>
-        </w:tc>
-        <w:tc>
-          <w:tcPr>
-            <w:tcW w:type="dxa" w:w="2250"/>
-          </w:tcPr>
-          <w:p>
-            <w:r>
-              <w:t xml:space="preserve">Wb/A</w:t>
-            </w:r>
-          </w:p>
-        </w:tc>
-      </w:tr>
-      <w:tr>
-        <w:tc>
-          <w:tcPr>
-            <w:tcW w:type="dxa" w:w="2250"/>
-          </w:tcPr>
-          <w:p>
-            <w:r>
-              <w:t xml:space="preserve">Magnetic flux</w:t>
-            </w:r>
-          </w:p>
-        </w:tc>
-        <w:tc>
-          <w:tcPr>
-            <w:tcW w:type="dxa" w:w="2250"/>
-          </w:tcPr>
-          <w:p>
-            <w:r>
-              <w:t xml:space="preserve">weber</w:t>
-            </w:r>
-          </w:p>
-        </w:tc>
-        <w:tc>
-          <w:tcPr>
-            <w:tcW w:type="dxa" w:w="2250"/>
-          </w:tcPr>
-          <w:p>
-            <w:r>
-              <w:t xml:space="preserve">Wb</w:t>
-            </w:r>
-          </w:p>
-        </w:tc>
-        <w:tc>
-          <w:tcPr>
-            <w:tcW w:type="dxa" w:w="2250"/>
-          </w:tcPr>
-          <w:p>
-            <w:r>
-              <w:t xml:space="preserve">V·s</w:t>
-            </w:r>
-          </w:p>
-        </w:tc>
-      </w:tr>
-      <w:tr>
-        <w:tc>
-          <w:tcPr>
-            <w:tcW w:type="dxa" w:w="2250"/>
-          </w:tcPr>
-          <w:p>
-            <w:r>
-              <w:t xml:space="preserve">Frequency</w:t>
-            </w:r>
-          </w:p>
-        </w:tc>
-        <w:tc>
-          <w:tcPr>
-            <w:tcW w:type="dxa" w:w="2250"/>
-          </w:tcPr>
-          <w:p>
-            <w:r>
-              <w:t xml:space="preserve">hertz</w:t>
-            </w:r>
-          </w:p>
-        </w:tc>
-        <w:tc>
-          <w:tcPr>
-            <w:tcW w:type="dxa" w:w="2250"/>
-          </w:tcPr>
-          <w:p>
-            <w:r>
-              <w:t xml:space="preserve">Hz</w:t>
-            </w:r>
-          </w:p>
-        </w:tc>
-        <w:tc>
-          <w:tcPr>
-            <w:tcW w:type="dxa" w:w="2250"/>
-          </w:tcPr>
-          <w:p>
-            <w:r>
-              <w:t xml:space="preserve">1/s</w:t>
-            </w:r>
-          </w:p>
-        </w:tc>
-      </w:tr>
-      <w:tr>
-        <w:tc>
-          <w:tcPr>
-            <w:tcW w:type="dxa" w:w="2250"/>
-          </w:tcPr>
-          <w:p>
-            <w:r>
-              <w:t xml:space="preserve">Power</w:t>
-            </w:r>
-          </w:p>
-        </w:tc>
-        <w:tc>
-          <w:tcPr>
-            <w:tcW w:type="dxa" w:w="2250"/>
-          </w:tcPr>
-          <w:p>
-            <w:r>
-              <w:t xml:space="preserve">watt</w:t>
-            </w:r>
-          </w:p>
-        </w:tc>
-        <w:tc>
-          <w:tcPr>
-            <w:tcW w:type="dxa" w:w="2250"/>
-          </w:tcPr>
-          <w:p>
-            <w:r>
-              <w:t xml:space="preserve">W</w:t>
-            </w:r>
-          </w:p>
-        </w:tc>
-        <w:tc>
-          <w:tcPr>
-            <w:tcW w:type="dxa" w:w="2250"/>
-          </w:tcPr>
-          <w:p>
-            <w:r>
-              <w:t xml:space="preserve">J/s</w:t>
-            </w:r>
-          </w:p>
-        </w:tc>
-      </w:tr>
-      <w:tr>
-        <w:tc>
-          <w:tcPr>
-            <w:tcW w:type="dxa" w:w="2250"/>
-          </w:tcPr>
-          <w:p>
-            <w:r>
-              <w:t xml:space="preserve">Energy</w:t>
-            </w:r>
-          </w:p>
-        </w:tc>
-        <w:tc>
-          <w:tcPr>
-            <w:tcW w:type="dxa" w:w="2250"/>
-          </w:tcPr>
-          <w:p>
-            <w:r>
-              <w:t xml:space="preserve">joule</w:t>
-            </w:r>
-          </w:p>
-        </w:tc>
-        <w:tc>
-          <w:tcPr>
-            <w:tcW w:type="dxa" w:w="2250"/>
-          </w:tcPr>
-          <w:p>
-            <w:r>
-              <w:t xml:space="preserve">J</w:t>
-            </w:r>
-          </w:p>
-        </w:tc>
-        <w:tc>
-          <w:tcPr>
-            <w:tcW w:type="dxa" w:w="2250"/>
-          </w:tcPr>
-          <w:p>
-            <w:r>
-              <w:t xml:space="preserve">W·s</w:t>
-            </w:r>
-          </w:p>
-        </w:tc>
-      </w:tr>
-    </w:tbl>
+    <w:p>
+      <w:pPr>
+        <w:spacing w:before="0" w:after="100"/>
+      </w:pPr>
+      <w:r>
+        <w:rPr>
+          <w:b/>
+          <w:bCs/>
+        </w:rPr>
+        <w:t xml:space="preserve">Quantity</w:t>
+      </w:r>
+      <w:r>
+        <w:rPr>
+          <w:b/>
+        </w:rPr>
+        <w:t xml:space="preserve"> — </w:t>
+      </w:r>
+      <w:r>
+        <w:rPr>
+          <w:b/>
+          <w:bCs/>
+        </w:rPr>
+        <w:t xml:space="preserve">Unit</w:t>
+      </w:r>
+      <w:r>
+        <w:rPr>
+          <w:b/>
+        </w:rPr>
+        <w:t xml:space="preserve"> — </w:t>
+      </w:r>
+      <w:r>
+        <w:rPr>
+          <w:b/>
+          <w:bCs/>
+        </w:rPr>
+        <w:t xml:space="preserve">Symbol</w:t>
+      </w:r>
+      <w:r>
+        <w:rPr>
+          <w:b/>
+        </w:rPr>
+        <w:t xml:space="preserve"> — </w:t>
+      </w:r>
+      <w:r>
+        <w:rPr>
+          <w:b/>
+          <w:bCs/>
+        </w:rPr>
+        <w:t xml:space="preserve">In base units</w:t>
+      </w:r>
+    </w:p>
+    <w:p>
+      <w:pPr>
+        <w:spacing w:before="0" w:after="100"/>
+      </w:pPr>
+      <w:r>
+        <w:rPr>
+          <w:b/>
+        </w:rPr>
+        <w:t xml:space="preserve">Charge</w:t>
+      </w:r>
+      <w:r>
+        <w:br/>
+      </w:r>
+      <w:r>
+        <w:rPr>
+          <w:i/>
+        </w:rPr>
+        <w:t xml:space="preserve">Unit: </w:t>
+      </w:r>
+      <w:r>
+        <w:rPr/>
+        <w:t xml:space="preserve">coulomb</w:t>
+      </w:r>
+      <w:r>
+        <w:br/>
+      </w:r>
+      <w:r>
+        <w:rPr>
+          <w:i/>
+        </w:rPr>
+        <w:t xml:space="preserve">Symbol: </w:t>
+      </w:r>
+      <w:r>
+        <w:rPr/>
+        <w:t xml:space="preserve">C</w:t>
+      </w:r>
+      <w:r>
+        <w:br/>
+      </w:r>
+      <w:r>
+        <w:rPr>
+          <w:i/>
+        </w:rPr>
+        <w:t xml:space="preserve">In base units: </w:t>
+      </w:r>
+      <w:r>
+        <w:rPr/>
+        <w:t xml:space="preserve">A·s</w:t>
+      </w:r>
+    </w:p>
+    <w:p>
+      <w:pPr>
+        <w:spacing w:before="0" w:after="100"/>
+      </w:pPr>
+      <w:r>
+        <w:rPr>
+          <w:b/>
+        </w:rPr>
+        <w:t xml:space="preserve">Voltage</w:t>
+      </w:r>
+      <w:r>
+        <w:br/>
+      </w:r>
+      <w:r>
+        <w:rPr>
+          <w:i/>
+        </w:rPr>
+        <w:t xml:space="preserve">Unit: </w:t>
+      </w:r>
+      <w:r>
+        <w:rPr/>
+        <w:t xml:space="preserve">volt</w:t>
+      </w:r>
+      <w:r>
+        <w:br/>
+      </w:r>
+      <w:r>
+        <w:rPr>
+          <w:i/>
+        </w:rPr>
+        <w:t xml:space="preserve">Symbol: </w:t>
+      </w:r>
+      <w:r>
+        <w:rPr/>
+        <w:t xml:space="preserve">V</w:t>
+      </w:r>
+      <w:r>
+        <w:br/>
+      </w:r>
+      <w:r>
+        <w:rPr>
+          <w:i/>
+        </w:rPr>
+        <w:t xml:space="preserve">In base units: </w:t>
+      </w:r>
+      <w:r>
+        <w:rPr/>
+        <w:t xml:space="preserve">W/A = kg·m²/(A·s³)</w:t>
+      </w:r>
+    </w:p>
+    <w:p>
+      <w:pPr>
+        <w:spacing w:before="0" w:after="100"/>
+      </w:pPr>
+      <w:r>
+        <w:rPr>
+          <w:b/>
+        </w:rPr>
+        <w:t xml:space="preserve">Resistance</w:t>
+      </w:r>
+      <w:r>
+        <w:br/>
+      </w:r>
+      <w:r>
+        <w:rPr>
+          <w:i/>
+        </w:rPr>
+        <w:t xml:space="preserve">Unit: </w:t>
+      </w:r>
+      <w:r>
+        <w:rPr/>
+        <w:t xml:space="preserve">ohm</w:t>
+      </w:r>
+      <w:r>
+        <w:br/>
+      </w:r>
+      <w:r>
+        <w:rPr>
+          <w:i/>
+        </w:rPr>
+        <w:t xml:space="preserve">Symbol: </w:t>
+      </w:r>
+      <w:r>
+        <w:rPr/>
+        <w:t xml:space="preserve">Ω</w:t>
+      </w:r>
+      <w:r>
+        <w:br/>
+      </w:r>
+      <w:r>
+        <w:rPr>
+          <w:i/>
+        </w:rPr>
+        <w:t xml:space="preserve">In base units: </w:t>
+      </w:r>
+      <w:r>
+        <w:rPr/>
+        <w:t xml:space="preserve">V/A</w:t>
+      </w:r>
+    </w:p>
+    <w:p>
+      <w:pPr>
+        <w:spacing w:before="0" w:after="100"/>
+      </w:pPr>
+      <w:r>
+        <w:rPr>
+          <w:b/>
+        </w:rPr>
+        <w:t xml:space="preserve">Conductance</w:t>
+      </w:r>
+      <w:r>
+        <w:br/>
+      </w:r>
+      <w:r>
+        <w:rPr>
+          <w:i/>
+        </w:rPr>
+        <w:t xml:space="preserve">Unit: </w:t>
+      </w:r>
+      <w:r>
+        <w:rPr/>
+        <w:t xml:space="preserve">siemens</w:t>
+      </w:r>
+      <w:r>
+        <w:br/>
+      </w:r>
+      <w:r>
+        <w:rPr>
+          <w:i/>
+        </w:rPr>
+        <w:t xml:space="preserve">Symbol: </w:t>
+      </w:r>
+      <w:r>
+        <w:rPr/>
+        <w:t xml:space="preserve">S</w:t>
+      </w:r>
+      <w:r>
+        <w:br/>
+      </w:r>
+      <w:r>
+        <w:rPr>
+          <w:i/>
+        </w:rPr>
+        <w:t xml:space="preserve">In base units: </w:t>
+      </w:r>
+      <w:r>
+        <w:rPr/>
+        <w:t xml:space="preserve">A/V</w:t>
+      </w:r>
+    </w:p>
+    <w:p>
+      <w:pPr>
+        <w:spacing w:before="0" w:after="100"/>
+      </w:pPr>
+      <w:r>
+        <w:rPr>
+          <w:b/>
+        </w:rPr>
+        <w:t xml:space="preserve">Capacitance</w:t>
+      </w:r>
+      <w:r>
+        <w:br/>
+      </w:r>
+      <w:r>
+        <w:rPr>
+          <w:i/>
+        </w:rPr>
+        <w:t xml:space="preserve">Unit: </w:t>
+      </w:r>
+      <w:r>
+        <w:rPr/>
+        <w:t xml:space="preserve">farad</w:t>
+      </w:r>
+      <w:r>
+        <w:br/>
+      </w:r>
+      <w:r>
+        <w:rPr>
+          <w:i/>
+        </w:rPr>
+        <w:t xml:space="preserve">Symbol: </w:t>
+      </w:r>
+      <w:r>
+        <w:rPr/>
+        <w:t xml:space="preserve">F</w:t>
+      </w:r>
+      <w:r>
+        <w:br/>
+      </w:r>
+      <w:r>
+        <w:rPr>
+          <w:i/>
+        </w:rPr>
+        <w:t xml:space="preserve">In base units: </w:t>
+      </w:r>
+      <w:r>
+        <w:rPr/>
+        <w:t xml:space="preserve">C/V</w:t>
+      </w:r>
+    </w:p>
+    <w:p>
+      <w:pPr>
+        <w:spacing w:before="0" w:after="100"/>
+      </w:pPr>
+      <w:r>
+        <w:rPr>
+          <w:b/>
+        </w:rPr>
+        <w:t xml:space="preserve">Inductance</w:t>
+      </w:r>
+      <w:r>
+        <w:br/>
+      </w:r>
+      <w:r>
+        <w:rPr>
+          <w:i/>
+        </w:rPr>
+        <w:t xml:space="preserve">Unit: </w:t>
+      </w:r>
+      <w:r>
+        <w:rPr/>
+        <w:t xml:space="preserve">henry</w:t>
+      </w:r>
+      <w:r>
+        <w:br/>
+      </w:r>
+      <w:r>
+        <w:rPr>
+          <w:i/>
+        </w:rPr>
+        <w:t xml:space="preserve">Symbol: </w:t>
+      </w:r>
+      <w:r>
+        <w:rPr/>
+        <w:t xml:space="preserve">H</w:t>
+      </w:r>
+      <w:r>
+        <w:br/>
+      </w:r>
+      <w:r>
+        <w:rPr>
+          <w:i/>
+        </w:rPr>
+        <w:t xml:space="preserve">In base units: </w:t>
+      </w:r>
+      <w:r>
+        <w:rPr/>
+        <w:t xml:space="preserve">Wb/A</w:t>
+      </w:r>
+    </w:p>
+    <w:p>
+      <w:pPr>
+        <w:spacing w:before="0" w:after="100"/>
+      </w:pPr>
+      <w:r>
+        <w:rPr>
+          <w:b/>
+        </w:rPr>
+        <w:t xml:space="preserve">Magnetic flux</w:t>
+      </w:r>
+      <w:r>
+        <w:br/>
+      </w:r>
+      <w:r>
+        <w:rPr>
+          <w:i/>
+        </w:rPr>
+        <w:t xml:space="preserve">Unit: </w:t>
+      </w:r>
+      <w:r>
+        <w:rPr/>
+        <w:t xml:space="preserve">weber</w:t>
+      </w:r>
+      <w:r>
+        <w:br/>
+      </w:r>
+      <w:r>
+        <w:rPr>
+          <w:i/>
+        </w:rPr>
+        <w:t xml:space="preserve">Symbol: </w:t>
+      </w:r>
+      <w:r>
+        <w:rPr/>
+        <w:t xml:space="preserve">Wb</w:t>
+      </w:r>
+      <w:r>
+        <w:br/>
+      </w:r>
+      <w:r>
+        <w:rPr>
+          <w:i/>
+        </w:rPr>
+        <w:t xml:space="preserve">In base units: </w:t>
+      </w:r>
+      <w:r>
+        <w:rPr/>
+        <w:t xml:space="preserve">V·s</w:t>
+      </w:r>
+    </w:p>
+    <w:p>
+      <w:pPr>
+        <w:spacing w:before="0" w:after="100"/>
+      </w:pPr>
+      <w:r>
+        <w:rPr>
+          <w:b/>
+        </w:rPr>
+        <w:t xml:space="preserve">Frequency</w:t>
+      </w:r>
+      <w:r>
+        <w:br/>
+      </w:r>
+      <w:r>
+        <w:rPr>
+          <w:i/>
+        </w:rPr>
+        <w:t xml:space="preserve">Unit: </w:t>
+      </w:r>
+      <w:r>
+        <w:rPr/>
+        <w:t xml:space="preserve">hertz</w:t>
+      </w:r>
+      <w:r>
+        <w:br/>
+      </w:r>
+      <w:r>
+        <w:rPr>
+          <w:i/>
+        </w:rPr>
+        <w:t xml:space="preserve">Symbol: </w:t>
+      </w:r>
+      <w:r>
+        <w:rPr/>
+        <w:t xml:space="preserve">Hz</w:t>
+      </w:r>
+      <w:r>
+        <w:br/>
+      </w:r>
+      <w:r>
+        <w:rPr>
+          <w:i/>
+        </w:rPr>
+        <w:t xml:space="preserve">In base units: </w:t>
+      </w:r>
+      <w:r>
+        <w:rPr/>
+        <w:t xml:space="preserve">1/s</w:t>
+      </w:r>
+    </w:p>
+    <w:p>
+      <w:pPr>
+        <w:spacing w:before="0" w:after="100"/>
+      </w:pPr>
+      <w:r>
+        <w:rPr>
+          <w:b/>
+        </w:rPr>
+        <w:t xml:space="preserve">Power</w:t>
+      </w:r>
+      <w:r>
+        <w:br/>
+      </w:r>
+      <w:r>
+        <w:rPr>
+          <w:i/>
+        </w:rPr>
+        <w:t xml:space="preserve">Unit: </w:t>
+      </w:r>
+      <w:r>
+        <w:rPr/>
+        <w:t xml:space="preserve">watt</w:t>
+      </w:r>
+      <w:r>
+        <w:br/>
+      </w:r>
+      <w:r>
+        <w:rPr>
+          <w:i/>
+        </w:rPr>
+        <w:t xml:space="preserve">Symbol: </w:t>
+      </w:r>
+      <w:r>
+        <w:rPr/>
+        <w:t xml:space="preserve">W</w:t>
+      </w:r>
+      <w:r>
+        <w:br/>
+      </w:r>
+      <w:r>
+        <w:rPr>
+          <w:i/>
+        </w:rPr>
+        <w:t xml:space="preserve">In base units: </w:t>
+      </w:r>
+      <w:r>
+        <w:rPr/>
+        <w:t xml:space="preserve">J/s</w:t>
+      </w:r>
+    </w:p>
+    <w:p>
+      <w:pPr>
+        <w:spacing w:before="0" w:after="100"/>
+      </w:pPr>
+      <w:r>
+        <w:rPr>
+          <w:b/>
+        </w:rPr>
+        <w:t xml:space="preserve">Energy</w:t>
+      </w:r>
+      <w:r>
+        <w:br/>
+      </w:r>
+      <w:r>
+        <w:rPr>
+          <w:i/>
+        </w:rPr>
+        <w:t xml:space="preserve">Unit: </w:t>
+      </w:r>
+      <w:r>
+        <w:rPr/>
+        <w:t xml:space="preserve">joule</w:t>
+      </w:r>
+      <w:r>
+        <w:br/>
+      </w:r>
+      <w:r>
+        <w:rPr>
+          <w:i/>
+        </w:rPr>
+        <w:t xml:space="preserve">Symbol: </w:t>
+      </w:r>
+      <w:r>
+        <w:rPr/>
+        <w:t xml:space="preserve">J</w:t>
+      </w:r>
+      <w:r>
+        <w:br/>
+      </w:r>
+      <w:r>
+        <w:rPr>
+          <w:i/>
+        </w:rPr>
+        <w:t xml:space="preserve">In base units: </w:t>
+      </w:r>
+      <w:r>
+        <w:rPr/>
+        <w:t xml:space="preserve">W·s</w:t>
+      </w:r>
+    </w:p>
     <w:p>
       <w:pPr>
         <w:spacing w:after="200"/>
@@ -8556,391 +8575,401 @@
         <w:t xml:space="preserve">Figure 14.1 — SI prefixes from pico to tera, spaced by their power-of-ten exponent.</w:t>
       </w:r>
     </w:p>
-    <w:tbl>
-      <w:tblPr>
-        <w:tblW w:type="dxa" w:w="9000"/>
-        <w:tblBorders>
-          <w:top w:val="single" w:color="auto" w:sz="4"/>
-          <w:left w:val="single" w:color="auto" w:sz="4"/>
-          <w:bottom w:val="single" w:color="auto" w:sz="4"/>
-          <w:right w:val="single" w:color="auto" w:sz="4"/>
-          <w:insideH w:val="single" w:color="auto" w:sz="4"/>
-          <w:insideV w:val="single" w:color="auto" w:sz="4"/>
-        </w:tblBorders>
-      </w:tblPr>
-      <w:tblGrid>
-        <w:gridCol w:w="3000"/>
-        <w:gridCol w:w="3000"/>
-        <w:gridCol w:w="3000"/>
-      </w:tblGrid>
-      <w:tr>
-        <w:tc>
-          <w:tcPr>
-            <w:tcW w:type="dxa" w:w="3000"/>
-            <w:shd w:fill="DDE6F0" w:val="clear"/>
-          </w:tcPr>
-          <w:p>
-            <w:r>
-              <w:rPr>
-                <w:b/>
-                <w:bCs/>
-              </w:rPr>
-              <w:t xml:space="preserve">Prefix</w:t>
-            </w:r>
-          </w:p>
-        </w:tc>
-        <w:tc>
-          <w:tcPr>
-            <w:tcW w:type="dxa" w:w="3000"/>
-            <w:shd w:fill="DDE6F0" w:val="clear"/>
-          </w:tcPr>
-          <w:p>
-            <w:r>
-              <w:rPr>
-                <w:b/>
-                <w:bCs/>
-              </w:rPr>
-              <w:t xml:space="preserve">Symbol</w:t>
-            </w:r>
-          </w:p>
-        </w:tc>
-        <w:tc>
-          <w:tcPr>
-            <w:tcW w:type="dxa" w:w="3000"/>
-            <w:shd w:fill="DDE6F0" w:val="clear"/>
-          </w:tcPr>
-          <w:p>
-            <w:r>
-              <w:rPr>
-                <w:b/>
-                <w:bCs/>
-              </w:rPr>
-              <w:t xml:space="preserve">Factor</w:t>
-            </w:r>
-          </w:p>
-        </w:tc>
-      </w:tr>
-      <w:tr>
-        <w:tc>
-          <w:tcPr>
-            <w:tcW w:type="dxa" w:w="3000"/>
-          </w:tcPr>
-          <w:p>
-            <w:r>
-              <w:t xml:space="preserve">tera</w:t>
-            </w:r>
-          </w:p>
-        </w:tc>
-        <w:tc>
-          <w:tcPr>
-            <w:tcW w:type="dxa" w:w="3000"/>
-          </w:tcPr>
-          <w:p>
-            <w:r>
-              <w:t xml:space="preserve">T</w:t>
-            </w:r>
-          </w:p>
-        </w:tc>
-        <w:tc>
-          <w:tcPr>
-            <w:tcW w:type="dxa" w:w="3000"/>
-          </w:tcPr>
-          <w:p>
-            <w:r>
-              <w:t xml:space="preserve">10¹²</w:t>
-            </w:r>
-          </w:p>
-        </w:tc>
-      </w:tr>
-      <w:tr>
-        <w:tc>
-          <w:tcPr>
-            <w:tcW w:type="dxa" w:w="3000"/>
-          </w:tcPr>
-          <w:p>
-            <w:r>
-              <w:t xml:space="preserve">giga</w:t>
-            </w:r>
-          </w:p>
-        </w:tc>
-        <w:tc>
-          <w:tcPr>
-            <w:tcW w:type="dxa" w:w="3000"/>
-          </w:tcPr>
-          <w:p>
-            <w:r>
-              <w:t xml:space="preserve">G</w:t>
-            </w:r>
-          </w:p>
-        </w:tc>
-        <w:tc>
-          <w:tcPr>
-            <w:tcW w:type="dxa" w:w="3000"/>
-          </w:tcPr>
-          <w:p>
-            <w:r>
-              <w:t xml:space="preserve">10⁹</w:t>
-            </w:r>
-          </w:p>
-        </w:tc>
-      </w:tr>
-      <w:tr>
-        <w:tc>
-          <w:tcPr>
-            <w:tcW w:type="dxa" w:w="3000"/>
-          </w:tcPr>
-          <w:p>
-            <w:r>
-              <w:t xml:space="preserve">mega</w:t>
-            </w:r>
-          </w:p>
-        </w:tc>
-        <w:tc>
-          <w:tcPr>
-            <w:tcW w:type="dxa" w:w="3000"/>
-          </w:tcPr>
-          <w:p>
-            <w:r>
-              <w:t xml:space="preserve">M</w:t>
-            </w:r>
-          </w:p>
-        </w:tc>
-        <w:tc>
-          <w:tcPr>
-            <w:tcW w:type="dxa" w:w="3000"/>
-          </w:tcPr>
-          <w:p>
-            <w:r>
-              <w:t xml:space="preserve">10⁶</w:t>
-            </w:r>
-          </w:p>
-        </w:tc>
-      </w:tr>
-      <w:tr>
-        <w:tc>
-          <w:tcPr>
-            <w:tcW w:type="dxa" w:w="3000"/>
-          </w:tcPr>
-          <w:p>
-            <w:r>
-              <w:t xml:space="preserve">kilo</w:t>
-            </w:r>
-          </w:p>
-        </w:tc>
-        <w:tc>
-          <w:tcPr>
-            <w:tcW w:type="dxa" w:w="3000"/>
-          </w:tcPr>
-          <w:p>
-            <w:r>
-              <w:t xml:space="preserve">k</w:t>
-            </w:r>
-          </w:p>
-        </w:tc>
-        <w:tc>
-          <w:tcPr>
-            <w:tcW w:type="dxa" w:w="3000"/>
-          </w:tcPr>
-          <w:p>
-            <w:r>
-              <w:t xml:space="preserve">10³</w:t>
-            </w:r>
-          </w:p>
-        </w:tc>
-      </w:tr>
-      <w:tr>
-        <w:tc>
-          <w:tcPr>
-            <w:tcW w:type="dxa" w:w="3000"/>
-          </w:tcPr>
-          <w:p>
-            <w:r>
-              <w:t xml:space="preserve">(none)</w:t>
-            </w:r>
-          </w:p>
-        </w:tc>
-        <w:tc>
-          <w:tcPr>
-            <w:tcW w:type="dxa" w:w="3000"/>
-          </w:tcPr>
-          <w:p>
-            <w:r>
-              <w:t xml:space="preserve"/>
-            </w:r>
-          </w:p>
-        </w:tc>
-        <w:tc>
-          <w:tcPr>
-            <w:tcW w:type="dxa" w:w="3000"/>
-          </w:tcPr>
-          <w:p>
-            <w:r>
-              <w:t xml:space="preserve">10⁰</w:t>
-            </w:r>
-          </w:p>
-        </w:tc>
-      </w:tr>
-      <w:tr>
-        <w:tc>
-          <w:tcPr>
-            <w:tcW w:type="dxa" w:w="3000"/>
-          </w:tcPr>
-          <w:p>
-            <w:r>
-              <w:t xml:space="preserve">milli</w:t>
-            </w:r>
-          </w:p>
-        </w:tc>
-        <w:tc>
-          <w:tcPr>
-            <w:tcW w:type="dxa" w:w="3000"/>
-          </w:tcPr>
-          <w:p>
-            <w:r>
-              <w:t xml:space="preserve">m</w:t>
-            </w:r>
-          </w:p>
-        </w:tc>
-        <w:tc>
-          <w:tcPr>
-            <w:tcW w:type="dxa" w:w="3000"/>
-          </w:tcPr>
-          <w:p>
-            <w:r>
-              <w:t xml:space="preserve">10⁻³</w:t>
-            </w:r>
-          </w:p>
-        </w:tc>
-      </w:tr>
-      <w:tr>
-        <w:tc>
-          <w:tcPr>
-            <w:tcW w:type="dxa" w:w="3000"/>
-          </w:tcPr>
-          <w:p>
-            <w:r>
-              <w:t xml:space="preserve">micro</w:t>
-            </w:r>
-          </w:p>
-        </w:tc>
-        <w:tc>
-          <w:tcPr>
-            <w:tcW w:type="dxa" w:w="3000"/>
-          </w:tcPr>
-          <w:p>
-            <w:r>
-              <w:t xml:space="preserve">µ</w:t>
-            </w:r>
-          </w:p>
-        </w:tc>
-        <w:tc>
-          <w:tcPr>
-            <w:tcW w:type="dxa" w:w="3000"/>
-          </w:tcPr>
-          <w:p>
-            <w:r>
-              <w:t xml:space="preserve">10⁻⁶</w:t>
-            </w:r>
-          </w:p>
-        </w:tc>
-      </w:tr>
-      <w:tr>
-        <w:tc>
-          <w:tcPr>
-            <w:tcW w:type="dxa" w:w="3000"/>
-          </w:tcPr>
-          <w:p>
-            <w:r>
-              <w:t xml:space="preserve">nano</w:t>
-            </w:r>
-          </w:p>
-        </w:tc>
-        <w:tc>
-          <w:tcPr>
-            <w:tcW w:type="dxa" w:w="3000"/>
-          </w:tcPr>
-          <w:p>
-            <w:r>
-              <w:t xml:space="preserve">n</w:t>
-            </w:r>
-          </w:p>
-        </w:tc>
-        <w:tc>
-          <w:tcPr>
-            <w:tcW w:type="dxa" w:w="3000"/>
-          </w:tcPr>
-          <w:p>
-            <w:r>
-              <w:t xml:space="preserve">10⁻⁹</w:t>
-            </w:r>
-          </w:p>
-        </w:tc>
-      </w:tr>
-      <w:tr>
-        <w:tc>
-          <w:tcPr>
-            <w:tcW w:type="dxa" w:w="3000"/>
-          </w:tcPr>
-          <w:p>
-            <w:r>
-              <w:t xml:space="preserve">pico</w:t>
-            </w:r>
-          </w:p>
-        </w:tc>
-        <w:tc>
-          <w:tcPr>
-            <w:tcW w:type="dxa" w:w="3000"/>
-          </w:tcPr>
-          <w:p>
-            <w:r>
-              <w:t xml:space="preserve">p</w:t>
-            </w:r>
-          </w:p>
-        </w:tc>
-        <w:tc>
-          <w:tcPr>
-            <w:tcW w:type="dxa" w:w="3000"/>
-          </w:tcPr>
-          <w:p>
-            <w:r>
-              <w:t xml:space="preserve">10⁻¹²</w:t>
-            </w:r>
-          </w:p>
-        </w:tc>
-      </w:tr>
-      <w:tr>
-        <w:tc>
-          <w:tcPr>
-            <w:tcW w:type="dxa" w:w="3000"/>
-          </w:tcPr>
-          <w:p>
-            <w:r>
-              <w:t xml:space="preserve">femto</w:t>
-            </w:r>
-          </w:p>
-        </w:tc>
-        <w:tc>
-          <w:tcPr>
-            <w:tcW w:type="dxa" w:w="3000"/>
-          </w:tcPr>
-          <w:p>
-            <w:r>
-              <w:t xml:space="preserve">f</w:t>
-            </w:r>
-          </w:p>
-        </w:tc>
-        <w:tc>
-          <w:tcPr>
-            <w:tcW w:type="dxa" w:w="3000"/>
-          </w:tcPr>
-          <w:p>
-            <w:r>
-              <w:t xml:space="preserve">10⁻¹⁵</w:t>
-            </w:r>
-          </w:p>
-        </w:tc>
-      </w:tr>
-    </w:tbl>
+    <w:p>
+      <w:pPr>
+        <w:spacing w:before="0" w:after="100"/>
+      </w:pPr>
+      <w:r>
+        <w:rPr>
+          <w:b/>
+          <w:bCs/>
+        </w:rPr>
+        <w:t xml:space="preserve">Prefix</w:t>
+      </w:r>
+      <w:r>
+        <w:rPr>
+          <w:b/>
+        </w:rPr>
+        <w:t xml:space="preserve"> — </w:t>
+      </w:r>
+      <w:r>
+        <w:rPr>
+          <w:b/>
+          <w:bCs/>
+        </w:rPr>
+        <w:t xml:space="preserve">Symbol</w:t>
+      </w:r>
+      <w:r>
+        <w:rPr>
+          <w:b/>
+        </w:rPr>
+        <w:t xml:space="preserve"> — </w:t>
+      </w:r>
+      <w:r>
+        <w:rPr>
+          <w:b/>
+          <w:bCs/>
+        </w:rPr>
+        <w:t xml:space="preserve">Factor</w:t>
+      </w:r>
+    </w:p>
+    <w:p>
+      <w:pPr>
+        <w:spacing w:before="0" w:after="100"/>
+      </w:pPr>
+      <w:r>
+        <w:rPr>
+          <w:b/>
+        </w:rPr>
+        <w:t xml:space="preserve">tera</w:t>
+      </w:r>
+      <w:r>
+        <w:br/>
+      </w:r>
+      <w:r>
+        <w:rPr>
+          <w:i/>
+        </w:rPr>
+        <w:t xml:space="preserve">Symbol: </w:t>
+      </w:r>
+      <w:r>
+        <w:rPr/>
+        <w:t xml:space="preserve">T</w:t>
+      </w:r>
+      <w:r>
+        <w:br/>
+      </w:r>
+      <w:r>
+        <w:rPr>
+          <w:i/>
+        </w:rPr>
+        <w:t xml:space="preserve">Factor: </w:t>
+      </w:r>
+      <w:r>
+        <w:rPr/>
+        <w:t xml:space="preserve">10¹²</w:t>
+      </w:r>
+    </w:p>
+    <w:p>
+      <w:pPr>
+        <w:spacing w:before="0" w:after="100"/>
+      </w:pPr>
+      <w:r>
+        <w:rPr>
+          <w:b/>
+        </w:rPr>
+        <w:t xml:space="preserve">giga</w:t>
+      </w:r>
+      <w:r>
+        <w:br/>
+      </w:r>
+      <w:r>
+        <w:rPr>
+          <w:i/>
+        </w:rPr>
+        <w:t xml:space="preserve">Symbol: </w:t>
+      </w:r>
+      <w:r>
+        <w:rPr/>
+        <w:t xml:space="preserve">G</w:t>
+      </w:r>
+      <w:r>
+        <w:br/>
+      </w:r>
+      <w:r>
+        <w:rPr>
+          <w:i/>
+        </w:rPr>
+        <w:t xml:space="preserve">Factor: </w:t>
+      </w:r>
+      <w:r>
+        <w:rPr/>
+        <w:t xml:space="preserve">10⁹</w:t>
+      </w:r>
+    </w:p>
+    <w:p>
+      <w:pPr>
+        <w:spacing w:before="0" w:after="100"/>
+      </w:pPr>
+      <w:r>
+        <w:rPr>
+          <w:b/>
+        </w:rPr>
+        <w:t xml:space="preserve">mega</w:t>
+      </w:r>
+      <w:r>
+        <w:br/>
+      </w:r>
+      <w:r>
+        <w:rPr>
+          <w:i/>
+        </w:rPr>
+        <w:t xml:space="preserve">Symbol: </w:t>
+      </w:r>
+      <w:r>
+        <w:rPr/>
+        <w:t xml:space="preserve">M</w:t>
+      </w:r>
+      <w:r>
+        <w:br/>
+      </w:r>
+      <w:r>
+        <w:rPr>
+          <w:i/>
+        </w:rPr>
+        <w:t xml:space="preserve">Factor: </w:t>
+      </w:r>
+      <w:r>
+        <w:rPr/>
+        <w:t xml:space="preserve">10⁶</w:t>
+      </w:r>
+    </w:p>
+    <w:p>
+      <w:pPr>
+        <w:spacing w:before="0" w:after="100"/>
+      </w:pPr>
+      <w:r>
+        <w:rPr>
+          <w:b/>
+        </w:rPr>
+        <w:t xml:space="preserve">kilo</w:t>
+      </w:r>
+      <w:r>
+        <w:br/>
+      </w:r>
+      <w:r>
+        <w:rPr>
+          <w:i/>
+        </w:rPr>
+        <w:t xml:space="preserve">Symbol: </w:t>
+      </w:r>
+      <w:r>
+        <w:rPr/>
+        <w:t xml:space="preserve">k</w:t>
+      </w:r>
+      <w:r>
+        <w:br/>
+      </w:r>
+      <w:r>
+        <w:rPr>
+          <w:i/>
+        </w:rPr>
+        <w:t xml:space="preserve">Factor: </w:t>
+      </w:r>
+      <w:r>
+        <w:rPr/>
+        <w:t xml:space="preserve">10³</w:t>
+      </w:r>
+    </w:p>
+    <w:p>
+      <w:pPr>
+        <w:spacing w:before="0" w:after="100"/>
+      </w:pPr>
+      <w:r>
+        <w:rPr>
+          <w:b/>
+        </w:rPr>
+        <w:t xml:space="preserve">(none)</w:t>
+      </w:r>
+      <w:r>
+        <w:br/>
+      </w:r>
+      <w:r>
+        <w:rPr>
+          <w:i/>
+        </w:rPr>
+        <w:t xml:space="preserve">Factor: </w:t>
+      </w:r>
+      <w:r>
+        <w:rPr/>
+        <w:t xml:space="preserve">10⁰</w:t>
+      </w:r>
+    </w:p>
+    <w:p>
+      <w:pPr>
+        <w:spacing w:before="0" w:after="100"/>
+      </w:pPr>
+      <w:r>
+        <w:rPr>
+          <w:b/>
+        </w:rPr>
+        <w:t xml:space="preserve">milli</w:t>
+      </w:r>
+      <w:r>
+        <w:br/>
+      </w:r>
+      <w:r>
+        <w:rPr>
+          <w:i/>
+        </w:rPr>
+        <w:t xml:space="preserve">Symbol: </w:t>
+      </w:r>
+      <w:r>
+        <w:rPr/>
+        <w:t xml:space="preserve">m</w:t>
+      </w:r>
+      <w:r>
+        <w:br/>
+      </w:r>
+      <w:r>
+        <w:rPr>
+          <w:i/>
+        </w:rPr>
+        <w:t xml:space="preserve">Factor: </w:t>
+      </w:r>
+      <w:r>
+        <w:rPr/>
+        <w:t xml:space="preserve">10⁻³</w:t>
+      </w:r>
+    </w:p>
+    <w:p>
+      <w:pPr>
+        <w:spacing w:before="0" w:after="100"/>
+      </w:pPr>
+      <w:r>
+        <w:rPr>
+          <w:b/>
+        </w:rPr>
+        <w:t xml:space="preserve">micro</w:t>
+      </w:r>
+      <w:r>
+        <w:br/>
+      </w:r>
+      <w:r>
+        <w:rPr>
+          <w:i/>
+        </w:rPr>
+        <w:t xml:space="preserve">Symbol: </w:t>
+      </w:r>
+      <w:r>
+        <w:rPr/>
+        <w:t xml:space="preserve">µ</w:t>
+      </w:r>
+      <w:r>
+        <w:br/>
+      </w:r>
+      <w:r>
+        <w:rPr>
+          <w:i/>
+        </w:rPr>
+        <w:t xml:space="preserve">Factor: </w:t>
+      </w:r>
+      <w:r>
+        <w:rPr/>
+        <w:t xml:space="preserve">10⁻⁶</w:t>
+      </w:r>
+    </w:p>
+    <w:p>
+      <w:pPr>
+        <w:spacing w:before="0" w:after="100"/>
+      </w:pPr>
+      <w:r>
+        <w:rPr>
+          <w:b/>
+        </w:rPr>
+        <w:t xml:space="preserve">nano</w:t>
+      </w:r>
+      <w:r>
+        <w:br/>
+      </w:r>
+      <w:r>
+        <w:rPr>
+          <w:i/>
+        </w:rPr>
+        <w:t xml:space="preserve">Symbol: </w:t>
+      </w:r>
+      <w:r>
+        <w:rPr/>
+        <w:t xml:space="preserve">n</w:t>
+      </w:r>
+      <w:r>
+        <w:br/>
+      </w:r>
+      <w:r>
+        <w:rPr>
+          <w:i/>
+        </w:rPr>
+        <w:t xml:space="preserve">Factor: </w:t>
+      </w:r>
+      <w:r>
+        <w:rPr/>
+        <w:t xml:space="preserve">10⁻⁹</w:t>
+      </w:r>
+    </w:p>
+    <w:p>
+      <w:pPr>
+        <w:spacing w:before="0" w:after="100"/>
+      </w:pPr>
+      <w:r>
+        <w:rPr>
+          <w:b/>
+        </w:rPr>
+        <w:t xml:space="preserve">pico</w:t>
+      </w:r>
+      <w:r>
+        <w:br/>
+      </w:r>
+      <w:r>
+        <w:rPr>
+          <w:i/>
+        </w:rPr>
+        <w:t xml:space="preserve">Symbol: </w:t>
+      </w:r>
+      <w:r>
+        <w:rPr/>
+        <w:t xml:space="preserve">p</w:t>
+      </w:r>
+      <w:r>
+        <w:br/>
+      </w:r>
+      <w:r>
+        <w:rPr>
+          <w:i/>
+        </w:rPr>
+        <w:t xml:space="preserve">Factor: </w:t>
+      </w:r>
+      <w:r>
+        <w:rPr/>
+        <w:t xml:space="preserve">10⁻¹²</w:t>
+      </w:r>
+    </w:p>
+    <w:p>
+      <w:pPr>
+        <w:spacing w:before="0" w:after="100"/>
+      </w:pPr>
+      <w:r>
+        <w:rPr>
+          <w:b/>
+        </w:rPr>
+        <w:t xml:space="preserve">femto</w:t>
+      </w:r>
+      <w:r>
+        <w:br/>
+      </w:r>
+      <w:r>
+        <w:rPr>
+          <w:i/>
+        </w:rPr>
+        <w:t xml:space="preserve">Symbol: </w:t>
+      </w:r>
+      <w:r>
+        <w:rPr/>
+        <w:t xml:space="preserve">f</w:t>
+      </w:r>
+      <w:r>
+        <w:br/>
+      </w:r>
+      <w:r>
+        <w:rPr>
+          <w:i/>
+        </w:rPr>
+        <w:t xml:space="preserve">Factor: </w:t>
+      </w:r>
+      <w:r>
+        <w:rPr/>
+        <w:t xml:space="preserve">10⁻¹⁵</w:t>
+      </w:r>
+    </w:p>
     <w:p>
       <w:pPr>
         <w:spacing w:after="200"/>
@@ -20881,391 +20910,414 @@
         <w:t xml:space="preserve">These prefixes recur throughout this book and throughout the rest of this series, and it is worth having the full range fixed firmly in mind rather than only the two or three you happen to use most often — a stray factor of a thousand, misread from an unfamiliar prefix, is one of the most common sources of an answer that is wrong by several orders of magnitude despite every other step being correct.</w:t>
       </w:r>
     </w:p>
-    <w:tbl>
-      <w:tblPr>
-        <w:tblW w:type="dxa" w:w="9000"/>
-        <w:tblBorders>
-          <w:top w:val="single" w:color="auto" w:sz="4"/>
-          <w:left w:val="single" w:color="auto" w:sz="4"/>
-          <w:bottom w:val="single" w:color="auto" w:sz="4"/>
-          <w:right w:val="single" w:color="auto" w:sz="4"/>
-          <w:insideH w:val="single" w:color="auto" w:sz="4"/>
-          <w:insideV w:val="single" w:color="auto" w:sz="4"/>
-        </w:tblBorders>
-      </w:tblPr>
-      <w:tblGrid>
-        <w:gridCol w:w="3000"/>
-        <w:gridCol w:w="3000"/>
-        <w:gridCol w:w="3000"/>
-      </w:tblGrid>
-      <w:tr>
-        <w:tc>
-          <w:tcPr>
-            <w:tcW w:type="dxa" w:w="3000"/>
-            <w:shd w:fill="DDE6F0" w:val="clear"/>
-          </w:tcPr>
-          <w:p>
-            <w:r>
-              <w:rPr>
-                <w:b/>
-                <w:bCs/>
-              </w:rPr>
-              <w:t xml:space="preserve">Prefix</w:t>
-            </w:r>
-          </w:p>
-        </w:tc>
-        <w:tc>
-          <w:tcPr>
-            <w:tcW w:type="dxa" w:w="3000"/>
-            <w:shd w:fill="DDE6F0" w:val="clear"/>
-          </w:tcPr>
-          <w:p>
-            <w:r>
-              <w:rPr>
-                <w:b/>
-                <w:bCs/>
-              </w:rPr>
-              <w:t xml:space="preserve">Symbol</w:t>
-            </w:r>
-          </w:p>
-        </w:tc>
-        <w:tc>
-          <w:tcPr>
-            <w:tcW w:type="dxa" w:w="3000"/>
-            <w:shd w:fill="DDE6F0" w:val="clear"/>
-          </w:tcPr>
-          <w:p>
-            <w:r>
-              <w:rPr>
-                <w:b/>
-                <w:bCs/>
-              </w:rPr>
-              <w:t xml:space="preserve">Factor</w:t>
-            </w:r>
-          </w:p>
-        </w:tc>
-      </w:tr>
-      <w:tr>
-        <w:tc>
-          <w:tcPr>
-            <w:tcW w:type="dxa" w:w="3000"/>
-          </w:tcPr>
-          <w:p>
-            <w:r>
-              <w:t xml:space="preserve">tera</w:t>
-            </w:r>
-          </w:p>
-        </w:tc>
-        <w:tc>
-          <w:tcPr>
-            <w:tcW w:type="dxa" w:w="3000"/>
-          </w:tcPr>
-          <w:p>
-            <w:r>
-              <w:t xml:space="preserve">T</w:t>
-            </w:r>
-          </w:p>
-        </w:tc>
-        <w:tc>
-          <w:tcPr>
-            <w:tcW w:type="dxa" w:w="3000"/>
-          </w:tcPr>
-          <w:p>
-            <w:r>
-              <w:t xml:space="preserve">10¹²</w:t>
-            </w:r>
-          </w:p>
-        </w:tc>
-      </w:tr>
-      <w:tr>
-        <w:tc>
-          <w:tcPr>
-            <w:tcW w:type="dxa" w:w="3000"/>
-          </w:tcPr>
-          <w:p>
-            <w:r>
-              <w:t xml:space="preserve">giga</w:t>
-            </w:r>
-          </w:p>
-        </w:tc>
-        <w:tc>
-          <w:tcPr>
-            <w:tcW w:type="dxa" w:w="3000"/>
-          </w:tcPr>
-          <w:p>
-            <w:r>
-              <w:t xml:space="preserve">G</w:t>
-            </w:r>
-          </w:p>
-        </w:tc>
-        <w:tc>
-          <w:tcPr>
-            <w:tcW w:type="dxa" w:w="3000"/>
-          </w:tcPr>
-          <w:p>
-            <w:r>
-              <w:t xml:space="preserve">10⁹</w:t>
-            </w:r>
-          </w:p>
-        </w:tc>
-      </w:tr>
-      <w:tr>
-        <w:tc>
-          <w:tcPr>
-            <w:tcW w:type="dxa" w:w="3000"/>
-          </w:tcPr>
-          <w:p>
-            <w:r>
-              <w:t xml:space="preserve">mega</w:t>
-            </w:r>
-          </w:p>
-        </w:tc>
-        <w:tc>
-          <w:tcPr>
-            <w:tcW w:type="dxa" w:w="3000"/>
-          </w:tcPr>
-          <w:p>
-            <w:r>
-              <w:t xml:space="preserve">M</w:t>
-            </w:r>
-          </w:p>
-        </w:tc>
-        <w:tc>
-          <w:tcPr>
-            <w:tcW w:type="dxa" w:w="3000"/>
-          </w:tcPr>
-          <w:p>
-            <w:r>
-              <w:t xml:space="preserve">10⁶</w:t>
-            </w:r>
-          </w:p>
-        </w:tc>
-      </w:tr>
-      <w:tr>
-        <w:tc>
-          <w:tcPr>
-            <w:tcW w:type="dxa" w:w="3000"/>
-          </w:tcPr>
-          <w:p>
-            <w:r>
-              <w:t xml:space="preserve">kilo</w:t>
-            </w:r>
-          </w:p>
-        </w:tc>
-        <w:tc>
-          <w:tcPr>
-            <w:tcW w:type="dxa" w:w="3000"/>
-          </w:tcPr>
-          <w:p>
-            <w:r>
-              <w:t xml:space="preserve">k</w:t>
-            </w:r>
-          </w:p>
-        </w:tc>
-        <w:tc>
-          <w:tcPr>
-            <w:tcW w:type="dxa" w:w="3000"/>
-          </w:tcPr>
-          <w:p>
-            <w:r>
-              <w:t xml:space="preserve">10³</w:t>
-            </w:r>
-          </w:p>
-        </w:tc>
-      </w:tr>
-      <w:tr>
-        <w:tc>
-          <w:tcPr>
-            <w:tcW w:type="dxa" w:w="3000"/>
-          </w:tcPr>
-          <w:p>
-            <w:r>
-              <w:t xml:space="preserve">(none)</w:t>
-            </w:r>
-          </w:p>
-        </w:tc>
-        <w:tc>
-          <w:tcPr>
-            <w:tcW w:type="dxa" w:w="3000"/>
-          </w:tcPr>
-          <w:p>
-            <w:r>
-              <w:t xml:space="preserve">—</w:t>
-            </w:r>
-          </w:p>
-        </w:tc>
-        <w:tc>
-          <w:tcPr>
-            <w:tcW w:type="dxa" w:w="3000"/>
-          </w:tcPr>
-          <w:p>
-            <w:r>
-              <w:t xml:space="preserve">10⁰</w:t>
-            </w:r>
-          </w:p>
-        </w:tc>
-      </w:tr>
-      <w:tr>
-        <w:tc>
-          <w:tcPr>
-            <w:tcW w:type="dxa" w:w="3000"/>
-          </w:tcPr>
-          <w:p>
-            <w:r>
-              <w:t xml:space="preserve">milli</w:t>
-            </w:r>
-          </w:p>
-        </w:tc>
-        <w:tc>
-          <w:tcPr>
-            <w:tcW w:type="dxa" w:w="3000"/>
-          </w:tcPr>
-          <w:p>
-            <w:r>
-              <w:t xml:space="preserve">m</w:t>
-            </w:r>
-          </w:p>
-        </w:tc>
-        <w:tc>
-          <w:tcPr>
-            <w:tcW w:type="dxa" w:w="3000"/>
-          </w:tcPr>
-          <w:p>
-            <w:r>
-              <w:t xml:space="preserve">10⁻³</w:t>
-            </w:r>
-          </w:p>
-        </w:tc>
-      </w:tr>
-      <w:tr>
-        <w:tc>
-          <w:tcPr>
-            <w:tcW w:type="dxa" w:w="3000"/>
-          </w:tcPr>
-          <w:p>
-            <w:r>
-              <w:t xml:space="preserve">micro</w:t>
-            </w:r>
-          </w:p>
-        </w:tc>
-        <w:tc>
-          <w:tcPr>
-            <w:tcW w:type="dxa" w:w="3000"/>
-          </w:tcPr>
-          <w:p>
-            <w:r>
-              <w:t xml:space="preserve">µ</w:t>
-            </w:r>
-          </w:p>
-        </w:tc>
-        <w:tc>
-          <w:tcPr>
-            <w:tcW w:type="dxa" w:w="3000"/>
-          </w:tcPr>
-          <w:p>
-            <w:r>
-              <w:t xml:space="preserve">10⁻⁶</w:t>
-            </w:r>
-          </w:p>
-        </w:tc>
-      </w:tr>
-      <w:tr>
-        <w:tc>
-          <w:tcPr>
-            <w:tcW w:type="dxa" w:w="3000"/>
-          </w:tcPr>
-          <w:p>
-            <w:r>
-              <w:t xml:space="preserve">nano</w:t>
-            </w:r>
-          </w:p>
-        </w:tc>
-        <w:tc>
-          <w:tcPr>
-            <w:tcW w:type="dxa" w:w="3000"/>
-          </w:tcPr>
-          <w:p>
-            <w:r>
-              <w:t xml:space="preserve">n</w:t>
-            </w:r>
-          </w:p>
-        </w:tc>
-        <w:tc>
-          <w:tcPr>
-            <w:tcW w:type="dxa" w:w="3000"/>
-          </w:tcPr>
-          <w:p>
-            <w:r>
-              <w:t xml:space="preserve">10⁻⁹</w:t>
-            </w:r>
-          </w:p>
-        </w:tc>
-      </w:tr>
-      <w:tr>
-        <w:tc>
-          <w:tcPr>
-            <w:tcW w:type="dxa" w:w="3000"/>
-          </w:tcPr>
-          <w:p>
-            <w:r>
-              <w:t xml:space="preserve">pico</w:t>
-            </w:r>
-          </w:p>
-        </w:tc>
-        <w:tc>
-          <w:tcPr>
-            <w:tcW w:type="dxa" w:w="3000"/>
-          </w:tcPr>
-          <w:p>
-            <w:r>
-              <w:t xml:space="preserve">p</w:t>
-            </w:r>
-          </w:p>
-        </w:tc>
-        <w:tc>
-          <w:tcPr>
-            <w:tcW w:type="dxa" w:w="3000"/>
-          </w:tcPr>
-          <w:p>
-            <w:r>
-              <w:t xml:space="preserve">10⁻¹²</w:t>
-            </w:r>
-          </w:p>
-        </w:tc>
-      </w:tr>
-      <w:tr>
-        <w:tc>
-          <w:tcPr>
-            <w:tcW w:type="dxa" w:w="3000"/>
-          </w:tcPr>
-          <w:p>
-            <w:r>
-              <w:t xml:space="preserve">femto</w:t>
-            </w:r>
-          </w:p>
-        </w:tc>
-        <w:tc>
-          <w:tcPr>
-            <w:tcW w:type="dxa" w:w="3000"/>
-          </w:tcPr>
-          <w:p>
-            <w:r>
-              <w:t xml:space="preserve">f</w:t>
-            </w:r>
-          </w:p>
-        </w:tc>
-        <w:tc>
-          <w:tcPr>
-            <w:tcW w:type="dxa" w:w="3000"/>
-          </w:tcPr>
-          <w:p>
-            <w:r>
-              <w:t xml:space="preserve">10⁻¹⁵</w:t>
-            </w:r>
-          </w:p>
-        </w:tc>
-      </w:tr>
-    </w:tbl>
+    <w:p>
+      <w:pPr>
+        <w:spacing w:before="0" w:after="100"/>
+      </w:pPr>
+      <w:r>
+        <w:rPr>
+          <w:b/>
+          <w:bCs/>
+        </w:rPr>
+        <w:t xml:space="preserve">Prefix</w:t>
+      </w:r>
+      <w:r>
+        <w:rPr>
+          <w:b/>
+        </w:rPr>
+        <w:t xml:space="preserve"> — </w:t>
+      </w:r>
+      <w:r>
+        <w:rPr>
+          <w:b/>
+          <w:bCs/>
+        </w:rPr>
+        <w:t xml:space="preserve">Symbol</w:t>
+      </w:r>
+      <w:r>
+        <w:rPr>
+          <w:b/>
+        </w:rPr>
+        <w:t xml:space="preserve"> — </w:t>
+      </w:r>
+      <w:r>
+        <w:rPr>
+          <w:b/>
+          <w:bCs/>
+        </w:rPr>
+        <w:t xml:space="preserve">Factor</w:t>
+      </w:r>
+    </w:p>
+    <w:p>
+      <w:pPr>
+        <w:spacing w:before="0" w:after="100"/>
+      </w:pPr>
+      <w:r>
+        <w:rPr>
+          <w:b/>
+        </w:rPr>
+        <w:t xml:space="preserve">tera</w:t>
+      </w:r>
+      <w:r>
+        <w:br/>
+      </w:r>
+      <w:r>
+        <w:rPr>
+          <w:i/>
+        </w:rPr>
+        <w:t xml:space="preserve">Symbol: </w:t>
+      </w:r>
+      <w:r>
+        <w:rPr/>
+        <w:t xml:space="preserve">T</w:t>
+      </w:r>
+      <w:r>
+        <w:br/>
+      </w:r>
+      <w:r>
+        <w:rPr>
+          <w:i/>
+        </w:rPr>
+        <w:t xml:space="preserve">Factor: </w:t>
+      </w:r>
+      <w:r>
+        <w:rPr/>
+        <w:t xml:space="preserve">10¹²</w:t>
+      </w:r>
+    </w:p>
+    <w:p>
+      <w:pPr>
+        <w:spacing w:before="0" w:after="100"/>
+      </w:pPr>
+      <w:r>
+        <w:rPr>
+          <w:b/>
+        </w:rPr>
+        <w:t xml:space="preserve">giga</w:t>
+      </w:r>
+      <w:r>
+        <w:br/>
+      </w:r>
+      <w:r>
+        <w:rPr>
+          <w:i/>
+        </w:rPr>
+        <w:t xml:space="preserve">Symbol: </w:t>
+      </w:r>
+      <w:r>
+        <w:rPr/>
+        <w:t xml:space="preserve">G</w:t>
+      </w:r>
+      <w:r>
+        <w:br/>
+      </w:r>
+      <w:r>
+        <w:rPr>
+          <w:i/>
+        </w:rPr>
+        <w:t xml:space="preserve">Factor: </w:t>
+      </w:r>
+      <w:r>
+        <w:rPr/>
+        <w:t xml:space="preserve">10⁹</w:t>
+      </w:r>
+    </w:p>
+    <w:p>
+      <w:pPr>
+        <w:spacing w:before="0" w:after="100"/>
+      </w:pPr>
+      <w:r>
+        <w:rPr>
+          <w:b/>
+        </w:rPr>
+        <w:t xml:space="preserve">mega</w:t>
+      </w:r>
+      <w:r>
+        <w:br/>
+      </w:r>
+      <w:r>
+        <w:rPr>
+          <w:i/>
+        </w:rPr>
+        <w:t xml:space="preserve">Symbol: </w:t>
+      </w:r>
+      <w:r>
+        <w:rPr/>
+        <w:t xml:space="preserve">M</w:t>
+      </w:r>
+      <w:r>
+        <w:br/>
+      </w:r>
+      <w:r>
+        <w:rPr>
+          <w:i/>
+        </w:rPr>
+        <w:t xml:space="preserve">Factor: </w:t>
+      </w:r>
+      <w:r>
+        <w:rPr/>
+        <w:t xml:space="preserve">10⁶</w:t>
+      </w:r>
+    </w:p>
+    <w:p>
+      <w:pPr>
+        <w:spacing w:before="0" w:after="100"/>
+      </w:pPr>
+      <w:r>
+        <w:rPr>
+          <w:b/>
+        </w:rPr>
+        <w:t xml:space="preserve">kilo</w:t>
+      </w:r>
+      <w:r>
+        <w:br/>
+      </w:r>
+      <w:r>
+        <w:rPr>
+          <w:i/>
+        </w:rPr>
+        <w:t xml:space="preserve">Symbol: </w:t>
+      </w:r>
+      <w:r>
+        <w:rPr/>
+        <w:t xml:space="preserve">k</w:t>
+      </w:r>
+      <w:r>
+        <w:br/>
+      </w:r>
+      <w:r>
+        <w:rPr>
+          <w:i/>
+        </w:rPr>
+        <w:t xml:space="preserve">Factor: </w:t>
+      </w:r>
+      <w:r>
+        <w:rPr/>
+        <w:t xml:space="preserve">10³</w:t>
+      </w:r>
+    </w:p>
+    <w:p>
+      <w:pPr>
+        <w:spacing w:before="0" w:after="100"/>
+      </w:pPr>
+      <w:r>
+        <w:rPr>
+          <w:b/>
+        </w:rPr>
+        <w:t xml:space="preserve">(none)</w:t>
+      </w:r>
+      <w:r>
+        <w:br/>
+      </w:r>
+      <w:r>
+        <w:rPr>
+          <w:i/>
+        </w:rPr>
+        <w:t xml:space="preserve">Symbol: </w:t>
+      </w:r>
+      <w:r>
+        <w:rPr/>
+        <w:t xml:space="preserve">—</w:t>
+      </w:r>
+      <w:r>
+        <w:br/>
+      </w:r>
+      <w:r>
+        <w:rPr>
+          <w:i/>
+        </w:rPr>
+        <w:t xml:space="preserve">Factor: </w:t>
+      </w:r>
+      <w:r>
+        <w:rPr/>
+        <w:t xml:space="preserve">10⁰</w:t>
+      </w:r>
+    </w:p>
+    <w:p>
+      <w:pPr>
+        <w:spacing w:before="0" w:after="100"/>
+      </w:pPr>
+      <w:r>
+        <w:rPr>
+          <w:b/>
+        </w:rPr>
+        <w:t xml:space="preserve">milli</w:t>
+      </w:r>
+      <w:r>
+        <w:br/>
+      </w:r>
+      <w:r>
+        <w:rPr>
+          <w:i/>
+        </w:rPr>
+        <w:t xml:space="preserve">Symbol: </w:t>
+      </w:r>
+      <w:r>
+        <w:rPr/>
+        <w:t xml:space="preserve">m</w:t>
+      </w:r>
+      <w:r>
+        <w:br/>
+      </w:r>
+      <w:r>
+        <w:rPr>
+          <w:i/>
+        </w:rPr>
+        <w:t xml:space="preserve">Factor: </w:t>
+      </w:r>
+      <w:r>
+        <w:rPr/>
+        <w:t xml:space="preserve">10⁻³</w:t>
+      </w:r>
+    </w:p>
+    <w:p>
+      <w:pPr>
+        <w:spacing w:before="0" w:after="100"/>
+      </w:pPr>
+      <w:r>
+        <w:rPr>
+          <w:b/>
+        </w:rPr>
+        <w:t xml:space="preserve">micro</w:t>
+      </w:r>
+      <w:r>
+        <w:br/>
+      </w:r>
+      <w:r>
+        <w:rPr>
+          <w:i/>
+        </w:rPr>
+        <w:t xml:space="preserve">Symbol: </w:t>
+      </w:r>
+      <w:r>
+        <w:rPr/>
+        <w:t xml:space="preserve">µ</w:t>
+      </w:r>
+      <w:r>
+        <w:br/>
+      </w:r>
+      <w:r>
+        <w:rPr>
+          <w:i/>
+        </w:rPr>
+        <w:t xml:space="preserve">Factor: </w:t>
+      </w:r>
+      <w:r>
+        <w:rPr/>
+        <w:t xml:space="preserve">10⁻⁶</w:t>
+      </w:r>
+    </w:p>
+    <w:p>
+      <w:pPr>
+        <w:spacing w:before="0" w:after="100"/>
+      </w:pPr>
+      <w:r>
+        <w:rPr>
+          <w:b/>
+        </w:rPr>
+        <w:t xml:space="preserve">nano</w:t>
+      </w:r>
+      <w:r>
+        <w:br/>
+      </w:r>
+      <w:r>
+        <w:rPr>
+          <w:i/>
+        </w:rPr>
+        <w:t xml:space="preserve">Symbol: </w:t>
+      </w:r>
+      <w:r>
+        <w:rPr/>
+        <w:t xml:space="preserve">n</w:t>
+      </w:r>
+      <w:r>
+        <w:br/>
+      </w:r>
+      <w:r>
+        <w:rPr>
+          <w:i/>
+        </w:rPr>
+        <w:t xml:space="preserve">Factor: </w:t>
+      </w:r>
+      <w:r>
+        <w:rPr/>
+        <w:t xml:space="preserve">10⁻⁹</w:t>
+      </w:r>
+    </w:p>
+    <w:p>
+      <w:pPr>
+        <w:spacing w:before="0" w:after="100"/>
+      </w:pPr>
+      <w:r>
+        <w:rPr>
+          <w:b/>
+        </w:rPr>
+        <w:t xml:space="preserve">pico</w:t>
+      </w:r>
+      <w:r>
+        <w:br/>
+      </w:r>
+      <w:r>
+        <w:rPr>
+          <w:i/>
+        </w:rPr>
+        <w:t xml:space="preserve">Symbol: </w:t>
+      </w:r>
+      <w:r>
+        <w:rPr/>
+        <w:t xml:space="preserve">p</w:t>
+      </w:r>
+      <w:r>
+        <w:br/>
+      </w:r>
+      <w:r>
+        <w:rPr>
+          <w:i/>
+        </w:rPr>
+        <w:t xml:space="preserve">Factor: </w:t>
+      </w:r>
+      <w:r>
+        <w:rPr/>
+        <w:t xml:space="preserve">10⁻¹²</w:t>
+      </w:r>
+    </w:p>
+    <w:p>
+      <w:pPr>
+        <w:spacing w:before="0" w:after="100"/>
+      </w:pPr>
+      <w:r>
+        <w:rPr>
+          <w:b/>
+        </w:rPr>
+        <w:t xml:space="preserve">femto</w:t>
+      </w:r>
+      <w:r>
+        <w:br/>
+      </w:r>
+      <w:r>
+        <w:rPr>
+          <w:i/>
+        </w:rPr>
+        <w:t xml:space="preserve">Symbol: </w:t>
+      </w:r>
+      <w:r>
+        <w:rPr/>
+        <w:t xml:space="preserve">f</w:t>
+      </w:r>
+      <w:r>
+        <w:br/>
+      </w:r>
+      <w:r>
+        <w:rPr>
+          <w:i/>
+        </w:rPr>
+        <w:t xml:space="preserve">Factor: </w:t>
+      </w:r>
+      <w:r>
+        <w:rPr/>
+        <w:t xml:space="preserve">10⁻¹⁵</w:t>
+      </w:r>
+    </w:p>
     <w:p>
       <w:pPr>
         <w:pStyle w:val="Heading3"/>
@@ -21275,253 +21327,202 @@
         <w:t xml:space="preserve">Electrostatics</w:t>
       </w:r>
     </w:p>
-    <w:tbl>
-      <w:tblPr>
-        <w:tblW w:type="dxa" w:w="9000"/>
-        <w:tblBorders>
-          <w:top w:val="single" w:color="auto" w:sz="4"/>
-          <w:left w:val="single" w:color="auto" w:sz="4"/>
-          <w:bottom w:val="single" w:color="auto" w:sz="4"/>
-          <w:right w:val="single" w:color="auto" w:sz="4"/>
-          <w:insideH w:val="single" w:color="auto" w:sz="4"/>
-          <w:insideV w:val="single" w:color="auto" w:sz="4"/>
-        </w:tblBorders>
-      </w:tblPr>
-      <w:tblGrid>
-        <w:gridCol w:w="4500"/>
-        <w:gridCol w:w="4500"/>
-      </w:tblGrid>
-      <w:tr>
-        <w:tc>
-          <w:tcPr>
-            <w:tcW w:type="dxa" w:w="4500"/>
-            <w:shd w:fill="DDE6F0" w:val="clear"/>
-          </w:tcPr>
-          <w:p>
-            <w:r>
-              <w:rPr>
-                <w:b/>
-                <w:bCs/>
-              </w:rPr>
-              <w:t xml:space="preserve">Quantity</w:t>
-            </w:r>
-          </w:p>
-        </w:tc>
-        <w:tc>
-          <w:tcPr>
-            <w:tcW w:type="dxa" w:w="4500"/>
-            <w:shd w:fill="DDE6F0" w:val="clear"/>
-          </w:tcPr>
-          <w:p>
-            <w:r>
-              <w:rPr>
-                <w:b/>
-                <w:bCs/>
-              </w:rPr>
-              <w:t xml:space="preserve">Formula</w:t>
-            </w:r>
-          </w:p>
-        </w:tc>
-      </w:tr>
-      <w:tr>
-        <w:tc>
-          <w:tcPr>
-            <w:tcW w:type="dxa" w:w="4500"/>
-          </w:tcPr>
-          <w:p>
-            <w:r>
-              <w:t xml:space="preserve">Coulomb's law</w:t>
-            </w:r>
-          </w:p>
-        </w:tc>
-        <w:tc>
-          <w:tcPr>
-            <w:tcW w:type="dxa" w:w="4500"/>
-          </w:tcPr>
-          <w:p>
-            <w:r>
-              <w:t xml:space="preserve">F = kq₁q₂/r² , k = 8.99×10⁹ N·m²/C²</w:t>
-            </w:r>
-          </w:p>
-        </w:tc>
-      </w:tr>
-      <w:tr>
-        <w:tc>
-          <w:tcPr>
-            <w:tcW w:type="dxa" w:w="4500"/>
-          </w:tcPr>
-          <w:p>
-            <w:r>
-              <w:t xml:space="preserve">Electric field (point charge)</w:t>
-            </w:r>
-          </w:p>
-        </w:tc>
-        <w:tc>
-          <w:tcPr>
-            <w:tcW w:type="dxa" w:w="4500"/>
-          </w:tcPr>
-          <w:p>
-            <w:r>
-              <w:t xml:space="preserve">E = kq/r²</w:t>
-            </w:r>
-          </w:p>
-        </w:tc>
-      </w:tr>
-      <w:tr>
-        <w:tc>
-          <w:tcPr>
-            <w:tcW w:type="dxa" w:w="4500"/>
-          </w:tcPr>
-          <w:p>
-            <w:r>
-              <w:t xml:space="preserve">Electric field, force</w:t>
-            </w:r>
-          </w:p>
-        </w:tc>
-        <w:tc>
-          <w:tcPr>
-            <w:tcW w:type="dxa" w:w="4500"/>
-          </w:tcPr>
-          <w:p>
-            <w:r>
-              <w:t xml:space="preserve">E = F/q₀</w:t>
-            </w:r>
-          </w:p>
-        </w:tc>
-      </w:tr>
-      <w:tr>
-        <w:tc>
-          <w:tcPr>
-            <w:tcW w:type="dxa" w:w="4500"/>
-          </w:tcPr>
-          <w:p>
-            <w:r>
-              <w:t xml:space="preserve">Gauss's law</w:t>
-            </w:r>
-          </w:p>
-        </w:tc>
-        <w:tc>
-          <w:tcPr>
-            <w:tcW w:type="dxa" w:w="4500"/>
-          </w:tcPr>
-          <w:p>
-            <w:r>
-              <w:t xml:space="preserve">Φᴇ = Qₑₙᴄ/ε₀</w:t>
-            </w:r>
-          </w:p>
-        </w:tc>
-      </w:tr>
-      <w:tr>
-        <w:tc>
-          <w:tcPr>
-            <w:tcW w:type="dxa" w:w="4500"/>
-          </w:tcPr>
-          <w:p>
-            <w:r>
-              <w:t xml:space="preserve">Field, infinite sheet</w:t>
-            </w:r>
-          </w:p>
-        </w:tc>
-        <w:tc>
-          <w:tcPr>
-            <w:tcW w:type="dxa" w:w="4500"/>
-          </w:tcPr>
-          <w:p>
-            <w:r>
-              <w:t xml:space="preserve">E = σ/(2ε₀)</w:t>
-            </w:r>
-          </w:p>
-        </w:tc>
-      </w:tr>
-      <w:tr>
-        <w:tc>
-          <w:tcPr>
-            <w:tcW w:type="dxa" w:w="4500"/>
-          </w:tcPr>
-          <w:p>
-            <w:r>
-              <w:t xml:space="preserve">Field, infinite line</w:t>
-            </w:r>
-          </w:p>
-        </w:tc>
-        <w:tc>
-          <w:tcPr>
-            <w:tcW w:type="dxa" w:w="4500"/>
-          </w:tcPr>
-          <w:p>
-            <w:r>
-              <w:t xml:space="preserve">E = λ/(2πε₀r)</w:t>
-            </w:r>
-          </w:p>
-        </w:tc>
-      </w:tr>
-      <w:tr>
-        <w:tc>
-          <w:tcPr>
-            <w:tcW w:type="dxa" w:w="4500"/>
-          </w:tcPr>
-          <w:p>
-            <w:r>
-              <w:t xml:space="preserve">Potential (point charge)</w:t>
-            </w:r>
-          </w:p>
-        </w:tc>
-        <w:tc>
-          <w:tcPr>
-            <w:tcW w:type="dxa" w:w="4500"/>
-          </w:tcPr>
-          <w:p>
-            <w:r>
-              <w:t xml:space="preserve">V = kq/r</w:t>
-            </w:r>
-          </w:p>
-        </w:tc>
-      </w:tr>
-      <w:tr>
-        <w:tc>
-          <w:tcPr>
-            <w:tcW w:type="dxa" w:w="4500"/>
-          </w:tcPr>
-          <w:p>
-            <w:r>
-              <w:t xml:space="preserve">Potential energy (pair)</w:t>
-            </w:r>
-          </w:p>
-        </w:tc>
-        <w:tc>
-          <w:tcPr>
-            <w:tcW w:type="dxa" w:w="4500"/>
-          </w:tcPr>
-          <w:p>
-            <w:r>
-              <w:t xml:space="preserve">U = kqQ/r</w:t>
-            </w:r>
-          </w:p>
-        </w:tc>
-      </w:tr>
-      <w:tr>
-        <w:tc>
-          <w:tcPr>
-            <w:tcW w:type="dxa" w:w="4500"/>
-          </w:tcPr>
-          <w:p>
-            <w:r>
-              <w:t xml:space="preserve">Field ↔ potential (uniform)</w:t>
-            </w:r>
-          </w:p>
-        </w:tc>
-        <w:tc>
-          <w:tcPr>
-            <w:tcW w:type="dxa" w:w="4500"/>
-          </w:tcPr>
-          <w:p>
-            <w:r>
-              <w:t xml:space="preserve">E = ΔV/d</w:t>
-            </w:r>
-          </w:p>
-        </w:tc>
-      </w:tr>
-    </w:tbl>
+    <w:p>
+      <w:pPr>
+        <w:spacing w:before="0" w:after="100"/>
+      </w:pPr>
+      <w:r>
+        <w:rPr>
+          <w:b/>
+          <w:bCs/>
+        </w:rPr>
+        <w:t xml:space="preserve">Quantity</w:t>
+      </w:r>
+      <w:r>
+        <w:rPr>
+          <w:b/>
+        </w:rPr>
+        <w:t xml:space="preserve"> — </w:t>
+      </w:r>
+      <w:r>
+        <w:rPr>
+          <w:b/>
+          <w:bCs/>
+        </w:rPr>
+        <w:t xml:space="preserve">Formula</w:t>
+      </w:r>
+    </w:p>
+    <w:p>
+      <w:pPr>
+        <w:spacing w:before="0" w:after="100"/>
+      </w:pPr>
+      <w:r>
+        <w:rPr>
+          <w:b/>
+        </w:rPr>
+        <w:t xml:space="preserve">Coulomb's law</w:t>
+      </w:r>
+      <w:r>
+        <w:rPr/>
+        <w:t xml:space="preserve"> — </w:t>
+      </w:r>
+      <w:r>
+        <w:rPr/>
+        <w:t xml:space="preserve">F = kq₁q₂/r² , k = 8.99×10⁹ N·m²/C²</w:t>
+      </w:r>
+    </w:p>
+    <w:p>
+      <w:pPr>
+        <w:spacing w:before="0" w:after="100"/>
+      </w:pPr>
+      <w:r>
+        <w:rPr>
+          <w:b/>
+        </w:rPr>
+        <w:t xml:space="preserve">Electric field (point charge)</w:t>
+      </w:r>
+      <w:r>
+        <w:rPr/>
+        <w:t xml:space="preserve"> — </w:t>
+      </w:r>
+      <w:r>
+        <w:rPr/>
+        <w:t xml:space="preserve">E = kq/r²</w:t>
+      </w:r>
+    </w:p>
+    <w:p>
+      <w:pPr>
+        <w:spacing w:before="0" w:after="100"/>
+      </w:pPr>
+      <w:r>
+        <w:rPr>
+          <w:b/>
+        </w:rPr>
+        <w:t xml:space="preserve">Electric field, force</w:t>
+      </w:r>
+      <w:r>
+        <w:rPr/>
+        <w:t xml:space="preserve"> — </w:t>
+      </w:r>
+      <w:r>
+        <w:rPr/>
+        <w:t xml:space="preserve">E = F/q₀</w:t>
+      </w:r>
+    </w:p>
+    <w:p>
+      <w:pPr>
+        <w:spacing w:before="0" w:after="100"/>
+      </w:pPr>
+      <w:r>
+        <w:rPr>
+          <w:b/>
+        </w:rPr>
+        <w:t xml:space="preserve">Gauss's law</w:t>
+      </w:r>
+      <w:r>
+        <w:rPr/>
+        <w:t xml:space="preserve"> — </w:t>
+      </w:r>
+      <w:r>
+        <w:rPr/>
+        <w:t xml:space="preserve">Φᴇ = Qₑₙᴄ/ε₀</w:t>
+      </w:r>
+    </w:p>
+    <w:p>
+      <w:pPr>
+        <w:spacing w:before="0" w:after="100"/>
+      </w:pPr>
+      <w:r>
+        <w:rPr>
+          <w:b/>
+        </w:rPr>
+        <w:t xml:space="preserve">Field, infinite sheet</w:t>
+      </w:r>
+      <w:r>
+        <w:rPr/>
+        <w:t xml:space="preserve"> — </w:t>
+      </w:r>
+      <w:r>
+        <w:rPr/>
+        <w:t xml:space="preserve">E = σ/(2ε₀)</w:t>
+      </w:r>
+    </w:p>
+    <w:p>
+      <w:pPr>
+        <w:spacing w:before="0" w:after="100"/>
+      </w:pPr>
+      <w:r>
+        <w:rPr>
+          <w:b/>
+        </w:rPr>
+        <w:t xml:space="preserve">Field, infinite line</w:t>
+      </w:r>
+      <w:r>
+        <w:rPr/>
+        <w:t xml:space="preserve"> — </w:t>
+      </w:r>
+      <w:r>
+        <w:rPr/>
+        <w:t xml:space="preserve">E = λ/(2πε₀r)</w:t>
+      </w:r>
+    </w:p>
+    <w:p>
+      <w:pPr>
+        <w:spacing w:before="0" w:after="100"/>
+      </w:pPr>
+      <w:r>
+        <w:rPr>
+          <w:b/>
+        </w:rPr>
+        <w:t xml:space="preserve">Potential (point charge)</w:t>
+      </w:r>
+      <w:r>
+        <w:rPr/>
+        <w:t xml:space="preserve"> — </w:t>
+      </w:r>
+      <w:r>
+        <w:rPr/>
+        <w:t xml:space="preserve">V = kq/r</w:t>
+      </w:r>
+    </w:p>
+    <w:p>
+      <w:pPr>
+        <w:spacing w:before="0" w:after="100"/>
+      </w:pPr>
+      <w:r>
+        <w:rPr>
+          <w:b/>
+        </w:rPr>
+        <w:t xml:space="preserve">Potential energy (pair)</w:t>
+      </w:r>
+      <w:r>
+        <w:rPr/>
+        <w:t xml:space="preserve"> — </w:t>
+      </w:r>
+      <w:r>
+        <w:rPr/>
+        <w:t xml:space="preserve">U = kqQ/r</w:t>
+      </w:r>
+    </w:p>
+    <w:p>
+      <w:pPr>
+        <w:spacing w:before="0" w:after="100"/>
+      </w:pPr>
+      <w:r>
+        <w:rPr>
+          <w:b/>
+        </w:rPr>
+        <w:t xml:space="preserve">Field ↔ potential (uniform)</w:t>
+      </w:r>
+      <w:r>
+        <w:rPr/>
+        <w:t xml:space="preserve"> — </w:t>
+      </w:r>
+      <w:r>
+        <w:rPr/>
+        <w:t xml:space="preserve">E = ΔV/d</w:t>
+      </w:r>
+    </w:p>
     <w:p>
       <w:pPr>
         <w:pStyle w:val="Heading3"/>
@@ -21531,165 +21532,126 @@
         <w:t xml:space="preserve">Capacitance</w:t>
       </w:r>
     </w:p>
-    <w:tbl>
-      <w:tblPr>
-        <w:tblW w:type="dxa" w:w="9000"/>
-        <w:tblBorders>
-          <w:top w:val="single" w:color="auto" w:sz="4"/>
-          <w:left w:val="single" w:color="auto" w:sz="4"/>
-          <w:bottom w:val="single" w:color="auto" w:sz="4"/>
-          <w:right w:val="single" w:color="auto" w:sz="4"/>
-          <w:insideH w:val="single" w:color="auto" w:sz="4"/>
-          <w:insideV w:val="single" w:color="auto" w:sz="4"/>
-        </w:tblBorders>
-      </w:tblPr>
-      <w:tblGrid>
-        <w:gridCol w:w="4500"/>
-        <w:gridCol w:w="4500"/>
-      </w:tblGrid>
-      <w:tr>
-        <w:tc>
-          <w:tcPr>
-            <w:tcW w:type="dxa" w:w="4500"/>
-            <w:shd w:fill="DDE6F0" w:val="clear"/>
-          </w:tcPr>
-          <w:p>
-            <w:r>
-              <w:rPr>
-                <w:b/>
-                <w:bCs/>
-              </w:rPr>
-              <w:t xml:space="preserve">Quantity</w:t>
-            </w:r>
-          </w:p>
-        </w:tc>
-        <w:tc>
-          <w:tcPr>
-            <w:tcW w:type="dxa" w:w="4500"/>
-            <w:shd w:fill="DDE6F0" w:val="clear"/>
-          </w:tcPr>
-          <w:p>
-            <w:r>
-              <w:rPr>
-                <w:b/>
-                <w:bCs/>
-              </w:rPr>
-              <w:t xml:space="preserve">Formula</w:t>
-            </w:r>
-          </w:p>
-        </w:tc>
-      </w:tr>
-      <w:tr>
-        <w:tc>
-          <w:tcPr>
-            <w:tcW w:type="dxa" w:w="4500"/>
-          </w:tcPr>
-          <w:p>
-            <w:r>
-              <w:t xml:space="preserve">Capacitance</w:t>
-            </w:r>
-          </w:p>
-        </w:tc>
-        <w:tc>
-          <w:tcPr>
-            <w:tcW w:type="dxa" w:w="4500"/>
-          </w:tcPr>
-          <w:p>
-            <w:r>
-              <w:t xml:space="preserve">C = Q/V</w:t>
-            </w:r>
-          </w:p>
-        </w:tc>
-      </w:tr>
-      <w:tr>
-        <w:tc>
-          <w:tcPr>
-            <w:tcW w:type="dxa" w:w="4500"/>
-          </w:tcPr>
-          <w:p>
-            <w:r>
-              <w:t xml:space="preserve">Parallel plate</w:t>
-            </w:r>
-          </w:p>
-        </w:tc>
-        <w:tc>
-          <w:tcPr>
-            <w:tcW w:type="dxa" w:w="4500"/>
-          </w:tcPr>
-          <w:p>
-            <w:r>
-              <w:t xml:space="preserve">C = ε₀A/d  (with dielectric: κε₀A/d)</w:t>
-            </w:r>
-          </w:p>
-        </w:tc>
-      </w:tr>
-      <w:tr>
-        <w:tc>
-          <w:tcPr>
-            <w:tcW w:type="dxa" w:w="4500"/>
-          </w:tcPr>
-          <w:p>
-            <w:r>
-              <w:t xml:space="preserve">Energy stored</w:t>
-            </w:r>
-          </w:p>
-        </w:tc>
-        <w:tc>
-          <w:tcPr>
-            <w:tcW w:type="dxa" w:w="4500"/>
-          </w:tcPr>
-          <w:p>
-            <w:r>
-              <w:t xml:space="preserve">U = ½CV² = ½QV = Q²/(2C)</w:t>
-            </w:r>
-          </w:p>
-        </w:tc>
-      </w:tr>
-      <w:tr>
-        <w:tc>
-          <w:tcPr>
-            <w:tcW w:type="dxa" w:w="4500"/>
-          </w:tcPr>
-          <w:p>
-            <w:r>
-              <w:t xml:space="preserve">Capacitors in parallel</w:t>
-            </w:r>
-          </w:p>
-        </w:tc>
-        <w:tc>
-          <w:tcPr>
-            <w:tcW w:type="dxa" w:w="4500"/>
-          </w:tcPr>
-          <w:p>
-            <w:r>
-              <w:t xml:space="preserve">Cₚ = C₁ + C₂ + …</w:t>
-            </w:r>
-          </w:p>
-        </w:tc>
-      </w:tr>
-      <w:tr>
-        <w:tc>
-          <w:tcPr>
-            <w:tcW w:type="dxa" w:w="4500"/>
-          </w:tcPr>
-          <w:p>
-            <w:r>
-              <w:t xml:space="preserve">Capacitors in series</w:t>
-            </w:r>
-          </w:p>
-        </w:tc>
-        <w:tc>
-          <w:tcPr>
-            <w:tcW w:type="dxa" w:w="4500"/>
-          </w:tcPr>
-          <w:p>
-            <w:r>
-              <w:t xml:space="preserve">1/Cₛ = 1/C₁ + 1/C₂ + …</w:t>
-            </w:r>
-          </w:p>
-        </w:tc>
-      </w:tr>
-    </w:tbl>
+    <w:p>
+      <w:pPr>
+        <w:spacing w:before="0" w:after="100"/>
+      </w:pPr>
+      <w:r>
+        <w:rPr>
+          <w:b/>
+          <w:bCs/>
+        </w:rPr>
+        <w:t xml:space="preserve">Quantity</w:t>
+      </w:r>
+      <w:r>
+        <w:rPr>
+          <w:b/>
+        </w:rPr>
+        <w:t xml:space="preserve"> — </w:t>
+      </w:r>
+      <w:r>
+        <w:rPr>
+          <w:b/>
+          <w:bCs/>
+        </w:rPr>
+        <w:t xml:space="preserve">Formula</w:t>
+      </w:r>
+    </w:p>
+    <w:p>
+      <w:pPr>
+        <w:spacing w:before="0" w:after="100"/>
+      </w:pPr>
+      <w:r>
+        <w:rPr>
+          <w:b/>
+        </w:rPr>
+        <w:t xml:space="preserve">Capacitance</w:t>
+      </w:r>
+      <w:r>
+        <w:rPr/>
+        <w:t xml:space="preserve"> — </w:t>
+      </w:r>
+      <w:r>
+        <w:rPr/>
+        <w:t xml:space="preserve">C = Q/V</w:t>
+      </w:r>
+    </w:p>
+    <w:p>
+      <w:pPr>
+        <w:spacing w:before="0" w:after="100"/>
+      </w:pPr>
+      <w:r>
+        <w:rPr>
+          <w:b/>
+        </w:rPr>
+        <w:t xml:space="preserve">Parallel plate</w:t>
+      </w:r>
+      <w:r>
+        <w:rPr/>
+        <w:t xml:space="preserve"> — </w:t>
+      </w:r>
+      <w:r>
+        <w:rPr/>
+        <w:t xml:space="preserve">C = ε₀A/d  (with dielectric: κε₀A/d)</w:t>
+      </w:r>
+    </w:p>
+    <w:p>
+      <w:pPr>
+        <w:spacing w:before="0" w:after="100"/>
+      </w:pPr>
+      <w:r>
+        <w:rPr>
+          <w:b/>
+        </w:rPr>
+        <w:t xml:space="preserve">Energy stored</w:t>
+      </w:r>
+      <w:r>
+        <w:rPr/>
+        <w:t xml:space="preserve"> — </w:t>
+      </w:r>
+      <w:r>
+        <w:rPr/>
+        <w:t xml:space="preserve">U = ½CV² = ½QV = Q²/(2C)</w:t>
+      </w:r>
+    </w:p>
+    <w:p>
+      <w:pPr>
+        <w:spacing w:before="0" w:after="100"/>
+      </w:pPr>
+      <w:r>
+        <w:rPr>
+          <w:b/>
+        </w:rPr>
+        <w:t xml:space="preserve">Capacitors in parallel</w:t>
+      </w:r>
+      <w:r>
+        <w:rPr/>
+        <w:t xml:space="preserve"> — </w:t>
+      </w:r>
+      <w:r>
+        <w:rPr/>
+        <w:t xml:space="preserve">Cₚ = C₁ + C₂ + …</w:t>
+      </w:r>
+    </w:p>
+    <w:p>
+      <w:pPr>
+        <w:spacing w:before="0" w:after="100"/>
+      </w:pPr>
+      <w:r>
+        <w:rPr>
+          <w:b/>
+        </w:rPr>
+        <w:t xml:space="preserve">Capacitors in series</w:t>
+      </w:r>
+      <w:r>
+        <w:rPr/>
+        <w:t xml:space="preserve"> — </w:t>
+      </w:r>
+      <w:r>
+        <w:rPr/>
+        <w:t xml:space="preserve">1/Cₛ = 1/C₁ + 1/C₂ + …</w:t>
+      </w:r>
+    </w:p>
     <w:p>
       <w:pPr>
         <w:pStyle w:val="Heading3"/>
@@ -21699,209 +21661,164 @@
         <w:t xml:space="preserve">Current, Resistance, and Circuits</w:t>
       </w:r>
     </w:p>
-    <w:tbl>
-      <w:tblPr>
-        <w:tblW w:type="dxa" w:w="9000"/>
-        <w:tblBorders>
-          <w:top w:val="single" w:color="auto" w:sz="4"/>
-          <w:left w:val="single" w:color="auto" w:sz="4"/>
-          <w:bottom w:val="single" w:color="auto" w:sz="4"/>
-          <w:right w:val="single" w:color="auto" w:sz="4"/>
-          <w:insideH w:val="single" w:color="auto" w:sz="4"/>
-          <w:insideV w:val="single" w:color="auto" w:sz="4"/>
-        </w:tblBorders>
-      </w:tblPr>
-      <w:tblGrid>
-        <w:gridCol w:w="4500"/>
-        <w:gridCol w:w="4500"/>
-      </w:tblGrid>
-      <w:tr>
-        <w:tc>
-          <w:tcPr>
-            <w:tcW w:type="dxa" w:w="4500"/>
-            <w:shd w:fill="DDE6F0" w:val="clear"/>
-          </w:tcPr>
-          <w:p>
-            <w:r>
-              <w:rPr>
-                <w:b/>
-                <w:bCs/>
-              </w:rPr>
-              <w:t xml:space="preserve">Quantity</w:t>
-            </w:r>
-          </w:p>
-        </w:tc>
-        <w:tc>
-          <w:tcPr>
-            <w:tcW w:type="dxa" w:w="4500"/>
-            <w:shd w:fill="DDE6F0" w:val="clear"/>
-          </w:tcPr>
-          <w:p>
-            <w:r>
-              <w:rPr>
-                <w:b/>
-                <w:bCs/>
-              </w:rPr>
-              <w:t xml:space="preserve">Formula</w:t>
-            </w:r>
-          </w:p>
-        </w:tc>
-      </w:tr>
-      <w:tr>
-        <w:tc>
-          <w:tcPr>
-            <w:tcW w:type="dxa" w:w="4500"/>
-          </w:tcPr>
-          <w:p>
-            <w:r>
-              <w:t xml:space="preserve">Current</w:t>
-            </w:r>
-          </w:p>
-        </w:tc>
-        <w:tc>
-          <w:tcPr>
-            <w:tcW w:type="dxa" w:w="4500"/>
-          </w:tcPr>
-          <w:p>
-            <w:r>
-              <w:t xml:space="preserve">I = dQ/dt</w:t>
-            </w:r>
-          </w:p>
-        </w:tc>
-      </w:tr>
-      <w:tr>
-        <w:tc>
-          <w:tcPr>
-            <w:tcW w:type="dxa" w:w="4500"/>
-          </w:tcPr>
-          <w:p>
-            <w:r>
-              <w:t xml:space="preserve">Current density, drift velocity</w:t>
-            </w:r>
-          </w:p>
-        </w:tc>
-        <w:tc>
-          <w:tcPr>
-            <w:tcW w:type="dxa" w:w="4500"/>
-          </w:tcPr>
-          <w:p>
-            <w:r>
-              <w:t xml:space="preserve">J = I/A = nqv_d</w:t>
-            </w:r>
-          </w:p>
-        </w:tc>
-      </w:tr>
-      <w:tr>
-        <w:tc>
-          <w:tcPr>
-            <w:tcW w:type="dxa" w:w="4500"/>
-          </w:tcPr>
-          <w:p>
-            <w:r>
-              <w:t xml:space="preserve">Resistance</w:t>
-            </w:r>
-          </w:p>
-        </w:tc>
-        <w:tc>
-          <w:tcPr>
-            <w:tcW w:type="dxa" w:w="4500"/>
-          </w:tcPr>
-          <w:p>
-            <w:r>
-              <w:t xml:space="preserve">R = ρL/A</w:t>
-            </w:r>
-          </w:p>
-        </w:tc>
-      </w:tr>
-      <w:tr>
-        <w:tc>
-          <w:tcPr>
-            <w:tcW w:type="dxa" w:w="4500"/>
-          </w:tcPr>
-          <w:p>
-            <w:r>
-              <w:t xml:space="preserve">Ohm's law</w:t>
-            </w:r>
-          </w:p>
-        </w:tc>
-        <w:tc>
-          <w:tcPr>
-            <w:tcW w:type="dxa" w:w="4500"/>
-          </w:tcPr>
-          <w:p>
-            <w:r>
-              <w:t xml:space="preserve">V = IR</w:t>
-            </w:r>
-          </w:p>
-        </w:tc>
-      </w:tr>
-      <w:tr>
-        <w:tc>
-          <w:tcPr>
-            <w:tcW w:type="dxa" w:w="4500"/>
-          </w:tcPr>
-          <w:p>
-            <w:r>
-              <w:t xml:space="preserve">Power</w:t>
-            </w:r>
-          </w:p>
-        </w:tc>
-        <w:tc>
-          <w:tcPr>
-            <w:tcW w:type="dxa" w:w="4500"/>
-          </w:tcPr>
-          <w:p>
-            <w:r>
-              <w:t xml:space="preserve">P = IV = I²R = V²/R</w:t>
-            </w:r>
-          </w:p>
-        </w:tc>
-      </w:tr>
-      <w:tr>
-        <w:tc>
-          <w:tcPr>
-            <w:tcW w:type="dxa" w:w="4500"/>
-          </w:tcPr>
-          <w:p>
-            <w:r>
-              <w:t xml:space="preserve">Series resistors</w:t>
-            </w:r>
-          </w:p>
-        </w:tc>
-        <w:tc>
-          <w:tcPr>
-            <w:tcW w:type="dxa" w:w="4500"/>
-          </w:tcPr>
-          <w:p>
-            <w:r>
-              <w:t xml:space="preserve">Rₛ = R₁ + R₂ + …</w:t>
-            </w:r>
-          </w:p>
-        </w:tc>
-      </w:tr>
-      <w:tr>
-        <w:tc>
-          <w:tcPr>
-            <w:tcW w:type="dxa" w:w="4500"/>
-          </w:tcPr>
-          <w:p>
-            <w:r>
-              <w:t xml:space="preserve">Parallel resistors</w:t>
-            </w:r>
-          </w:p>
-        </w:tc>
-        <w:tc>
-          <w:tcPr>
-            <w:tcW w:type="dxa" w:w="4500"/>
-          </w:tcPr>
-          <w:p>
-            <w:r>
-              <w:t xml:space="preserve">1/Rₚ = 1/R₁ + 1/R₂ + …</w:t>
-            </w:r>
-          </w:p>
-        </w:tc>
-      </w:tr>
-    </w:tbl>
+    <w:p>
+      <w:pPr>
+        <w:spacing w:before="0" w:after="100"/>
+      </w:pPr>
+      <w:r>
+        <w:rPr>
+          <w:b/>
+          <w:bCs/>
+        </w:rPr>
+        <w:t xml:space="preserve">Quantity</w:t>
+      </w:r>
+      <w:r>
+        <w:rPr>
+          <w:b/>
+        </w:rPr>
+        <w:t xml:space="preserve"> — </w:t>
+      </w:r>
+      <w:r>
+        <w:rPr>
+          <w:b/>
+          <w:bCs/>
+        </w:rPr>
+        <w:t xml:space="preserve">Formula</w:t>
+      </w:r>
+    </w:p>
+    <w:p>
+      <w:pPr>
+        <w:spacing w:before="0" w:after="100"/>
+      </w:pPr>
+      <w:r>
+        <w:rPr>
+          <w:b/>
+        </w:rPr>
+        <w:t xml:space="preserve">Current</w:t>
+      </w:r>
+      <w:r>
+        <w:rPr/>
+        <w:t xml:space="preserve"> — </w:t>
+      </w:r>
+      <w:r>
+        <w:rPr/>
+        <w:t xml:space="preserve">I = dQ/dt</w:t>
+      </w:r>
+    </w:p>
+    <w:p>
+      <w:pPr>
+        <w:spacing w:before="0" w:after="100"/>
+      </w:pPr>
+      <w:r>
+        <w:rPr>
+          <w:b/>
+        </w:rPr>
+        <w:t xml:space="preserve">Current density, drift velocity</w:t>
+      </w:r>
+      <w:r>
+        <w:rPr/>
+        <w:t xml:space="preserve"> — </w:t>
+      </w:r>
+      <w:r>
+        <w:rPr/>
+        <w:t xml:space="preserve">J = I/A = nqv_d</w:t>
+      </w:r>
+    </w:p>
+    <w:p>
+      <w:pPr>
+        <w:spacing w:before="0" w:after="100"/>
+      </w:pPr>
+      <w:r>
+        <w:rPr>
+          <w:b/>
+        </w:rPr>
+        <w:t xml:space="preserve">Resistance</w:t>
+      </w:r>
+      <w:r>
+        <w:rPr/>
+        <w:t xml:space="preserve"> — </w:t>
+      </w:r>
+      <w:r>
+        <w:rPr/>
+        <w:t xml:space="preserve">R = ρL/A</w:t>
+      </w:r>
+    </w:p>
+    <w:p>
+      <w:pPr>
+        <w:spacing w:before="0" w:after="100"/>
+      </w:pPr>
+      <w:r>
+        <w:rPr>
+          <w:b/>
+        </w:rPr>
+        <w:t xml:space="preserve">Ohm's law</w:t>
+      </w:r>
+      <w:r>
+        <w:rPr/>
+        <w:t xml:space="preserve"> — </w:t>
+      </w:r>
+      <w:r>
+        <w:rPr/>
+        <w:t xml:space="preserve">V = IR</w:t>
+      </w:r>
+    </w:p>
+    <w:p>
+      <w:pPr>
+        <w:spacing w:before="0" w:after="100"/>
+      </w:pPr>
+      <w:r>
+        <w:rPr>
+          <w:b/>
+        </w:rPr>
+        <w:t xml:space="preserve">Power</w:t>
+      </w:r>
+      <w:r>
+        <w:rPr/>
+        <w:t xml:space="preserve"> — </w:t>
+      </w:r>
+      <w:r>
+        <w:rPr/>
+        <w:t xml:space="preserve">P = IV = I²R = V²/R</w:t>
+      </w:r>
+    </w:p>
+    <w:p>
+      <w:pPr>
+        <w:spacing w:before="0" w:after="100"/>
+      </w:pPr>
+      <w:r>
+        <w:rPr>
+          <w:b/>
+        </w:rPr>
+        <w:t xml:space="preserve">Series resistors</w:t>
+      </w:r>
+      <w:r>
+        <w:rPr/>
+        <w:t xml:space="preserve"> — </w:t>
+      </w:r>
+      <w:r>
+        <w:rPr/>
+        <w:t xml:space="preserve">Rₛ = R₁ + R₂ + …</w:t>
+      </w:r>
+    </w:p>
+    <w:p>
+      <w:pPr>
+        <w:spacing w:before="0" w:after="100"/>
+      </w:pPr>
+      <w:r>
+        <w:rPr>
+          <w:b/>
+        </w:rPr>
+        <w:t xml:space="preserve">Parallel resistors</w:t>
+      </w:r>
+      <w:r>
+        <w:rPr/>
+        <w:t xml:space="preserve"> — </w:t>
+      </w:r>
+      <w:r>
+        <w:rPr/>
+        <w:t xml:space="preserve">1/Rₚ = 1/R₁ + 1/R₂ + …</w:t>
+      </w:r>
+    </w:p>
     <w:p>
       <w:pPr>
         <w:pStyle w:val="Heading3"/>
@@ -21911,187 +21828,145 @@
         <w:t xml:space="preserve">Magnetism</w:t>
       </w:r>
     </w:p>
-    <w:tbl>
-      <w:tblPr>
-        <w:tblW w:type="dxa" w:w="9000"/>
-        <w:tblBorders>
-          <w:top w:val="single" w:color="auto" w:sz="4"/>
-          <w:left w:val="single" w:color="auto" w:sz="4"/>
-          <w:bottom w:val="single" w:color="auto" w:sz="4"/>
-          <w:right w:val="single" w:color="auto" w:sz="4"/>
-          <w:insideH w:val="single" w:color="auto" w:sz="4"/>
-          <w:insideV w:val="single" w:color="auto" w:sz="4"/>
-        </w:tblBorders>
-      </w:tblPr>
-      <w:tblGrid>
-        <w:gridCol w:w="4500"/>
-        <w:gridCol w:w="4500"/>
-      </w:tblGrid>
-      <w:tr>
-        <w:tc>
-          <w:tcPr>
-            <w:tcW w:type="dxa" w:w="4500"/>
-            <w:shd w:fill="DDE6F0" w:val="clear"/>
-          </w:tcPr>
-          <w:p>
-            <w:r>
-              <w:rPr>
-                <w:b/>
-                <w:bCs/>
-              </w:rPr>
-              <w:t xml:space="preserve">Quantity</w:t>
-            </w:r>
-          </w:p>
-        </w:tc>
-        <w:tc>
-          <w:tcPr>
-            <w:tcW w:type="dxa" w:w="4500"/>
-            <w:shd w:fill="DDE6F0" w:val="clear"/>
-          </w:tcPr>
-          <w:p>
-            <w:r>
-              <w:rPr>
-                <w:b/>
-                <w:bCs/>
-              </w:rPr>
-              <w:t xml:space="preserve">Formula</w:t>
-            </w:r>
-          </w:p>
-        </w:tc>
-      </w:tr>
-      <w:tr>
-        <w:tc>
-          <w:tcPr>
-            <w:tcW w:type="dxa" w:w="4500"/>
-          </w:tcPr>
-          <w:p>
-            <w:r>
-              <w:t xml:space="preserve">Magnetic force on charge</w:t>
-            </w:r>
-          </w:p>
-        </w:tc>
-        <w:tc>
-          <w:tcPr>
-            <w:tcW w:type="dxa" w:w="4500"/>
-          </w:tcPr>
-          <w:p>
-            <w:r>
-              <w:t xml:space="preserve">F = qv×B , F = qvB sinθ</w:t>
-            </w:r>
-          </w:p>
-        </w:tc>
-      </w:tr>
-      <w:tr>
-        <w:tc>
-          <w:tcPr>
-            <w:tcW w:type="dxa" w:w="4500"/>
-          </w:tcPr>
-          <w:p>
-            <w:r>
-              <w:t xml:space="preserve">Force on current-carrying wire</w:t>
-            </w:r>
-          </w:p>
-        </w:tc>
-        <w:tc>
-          <w:tcPr>
-            <w:tcW w:type="dxa" w:w="4500"/>
-          </w:tcPr>
-          <w:p>
-            <w:r>
-              <w:t xml:space="preserve">F = IL×B , F = BIL sinθ</w:t>
-            </w:r>
-          </w:p>
-        </w:tc>
-      </w:tr>
-      <w:tr>
-        <w:tc>
-          <w:tcPr>
-            <w:tcW w:type="dxa" w:w="4500"/>
-          </w:tcPr>
-          <w:p>
-            <w:r>
-              <w:t xml:space="preserve">Radius of circular motion</w:t>
-            </w:r>
-          </w:p>
-        </w:tc>
-        <w:tc>
-          <w:tcPr>
-            <w:tcW w:type="dxa" w:w="4500"/>
-          </w:tcPr>
-          <w:p>
-            <w:r>
-              <w:t xml:space="preserve">r = mv/(qB)</w:t>
-            </w:r>
-          </w:p>
-        </w:tc>
-      </w:tr>
-      <w:tr>
-        <w:tc>
-          <w:tcPr>
-            <w:tcW w:type="dxa" w:w="4500"/>
-          </w:tcPr>
-          <w:p>
-            <w:r>
-              <w:t xml:space="preserve">Field of a long straight wire</w:t>
-            </w:r>
-          </w:p>
-        </w:tc>
-        <w:tc>
-          <w:tcPr>
-            <w:tcW w:type="dxa" w:w="4500"/>
-          </w:tcPr>
-          <w:p>
-            <w:r>
-              <w:t xml:space="preserve">B = μ₀I/(2πr) , μ₀ = 4π×10⁻⁷ T·m/A</w:t>
-            </w:r>
-          </w:p>
-        </w:tc>
-      </w:tr>
-      <w:tr>
-        <w:tc>
-          <w:tcPr>
-            <w:tcW w:type="dxa" w:w="4500"/>
-          </w:tcPr>
-          <w:p>
-            <w:r>
-              <w:t xml:space="preserve">Field inside a solenoid</w:t>
-            </w:r>
-          </w:p>
-        </w:tc>
-        <w:tc>
-          <w:tcPr>
-            <w:tcW w:type="dxa" w:w="4500"/>
-          </w:tcPr>
-          <w:p>
-            <w:r>
-              <w:t xml:space="preserve">B = μ₀nI  (with core: μᵣμ₀nI)</w:t>
-            </w:r>
-          </w:p>
-        </w:tc>
-      </w:tr>
-      <w:tr>
-        <w:tc>
-          <w:tcPr>
-            <w:tcW w:type="dxa" w:w="4500"/>
-          </w:tcPr>
-          <w:p>
-            <w:r>
-              <w:t xml:space="preserve">Ampere's law</w:t>
-            </w:r>
-          </w:p>
-        </w:tc>
-        <w:tc>
-          <w:tcPr>
-            <w:tcW w:type="dxa" w:w="4500"/>
-          </w:tcPr>
-          <w:p>
-            <w:r>
-              <w:t xml:space="preserve">∮ B·dl = μ₀Iₑₙᴄ</w:t>
-            </w:r>
-          </w:p>
-        </w:tc>
-      </w:tr>
-    </w:tbl>
+    <w:p>
+      <w:pPr>
+        <w:spacing w:before="0" w:after="100"/>
+      </w:pPr>
+      <w:r>
+        <w:rPr>
+          <w:b/>
+          <w:bCs/>
+        </w:rPr>
+        <w:t xml:space="preserve">Quantity</w:t>
+      </w:r>
+      <w:r>
+        <w:rPr>
+          <w:b/>
+        </w:rPr>
+        <w:t xml:space="preserve"> — </w:t>
+      </w:r>
+      <w:r>
+        <w:rPr>
+          <w:b/>
+          <w:bCs/>
+        </w:rPr>
+        <w:t xml:space="preserve">Formula</w:t>
+      </w:r>
+    </w:p>
+    <w:p>
+      <w:pPr>
+        <w:spacing w:before="0" w:after="100"/>
+      </w:pPr>
+      <w:r>
+        <w:rPr>
+          <w:b/>
+        </w:rPr>
+        <w:t xml:space="preserve">Magnetic force on charge</w:t>
+      </w:r>
+      <w:r>
+        <w:rPr/>
+        <w:t xml:space="preserve"> — </w:t>
+      </w:r>
+      <w:r>
+        <w:rPr/>
+        <w:t xml:space="preserve">F = qv×B , F = qvB sinθ</w:t>
+      </w:r>
+    </w:p>
+    <w:p>
+      <w:pPr>
+        <w:spacing w:before="0" w:after="100"/>
+      </w:pPr>
+      <w:r>
+        <w:rPr>
+          <w:b/>
+        </w:rPr>
+        <w:t xml:space="preserve">Force on current-carrying wire</w:t>
+      </w:r>
+      <w:r>
+        <w:rPr/>
+        <w:t xml:space="preserve"> — </w:t>
+      </w:r>
+      <w:r>
+        <w:rPr/>
+        <w:t xml:space="preserve">F = IL×B , F = BIL sinθ</w:t>
+      </w:r>
+    </w:p>
+    <w:p>
+      <w:pPr>
+        <w:spacing w:before="0" w:after="100"/>
+      </w:pPr>
+      <w:r>
+        <w:rPr>
+          <w:b/>
+        </w:rPr>
+        <w:t xml:space="preserve">Radius of circular motion</w:t>
+      </w:r>
+      <w:r>
+        <w:rPr/>
+        <w:t xml:space="preserve"> — </w:t>
+      </w:r>
+      <w:r>
+        <w:rPr/>
+        <w:t xml:space="preserve">r = mv/(qB)</w:t>
+      </w:r>
+    </w:p>
+    <w:p>
+      <w:pPr>
+        <w:spacing w:before="0" w:after="100"/>
+      </w:pPr>
+      <w:r>
+        <w:rPr>
+          <w:b/>
+        </w:rPr>
+        <w:t xml:space="preserve">Field of a long straight wire</w:t>
+      </w:r>
+      <w:r>
+        <w:rPr/>
+        <w:t xml:space="preserve"> — </w:t>
+      </w:r>
+      <w:r>
+        <w:rPr/>
+        <w:t xml:space="preserve">B = μ₀I/(2πr) , μ₀ = 4π×10⁻⁷ T·m/A</w:t>
+      </w:r>
+    </w:p>
+    <w:p>
+      <w:pPr>
+        <w:spacing w:before="0" w:after="100"/>
+      </w:pPr>
+      <w:r>
+        <w:rPr>
+          <w:b/>
+        </w:rPr>
+        <w:t xml:space="preserve">Field inside a solenoid</w:t>
+      </w:r>
+      <w:r>
+        <w:rPr/>
+        <w:t xml:space="preserve"> — </w:t>
+      </w:r>
+      <w:r>
+        <w:rPr/>
+        <w:t xml:space="preserve">B = μ₀nI  (with core: μᵣμ₀nI)</w:t>
+      </w:r>
+    </w:p>
+    <w:p>
+      <w:pPr>
+        <w:spacing w:before="0" w:after="100"/>
+      </w:pPr>
+      <w:r>
+        <w:rPr>
+          <w:b/>
+        </w:rPr>
+        <w:t xml:space="preserve">Ampere's law</w:t>
+      </w:r>
+      <w:r>
+        <w:rPr/>
+        <w:t xml:space="preserve"> — </w:t>
+      </w:r>
+      <w:r>
+        <w:rPr/>
+        <w:t xml:space="preserve">∮ B·dl = μ₀Iₑₙᴄ</w:t>
+      </w:r>
+    </w:p>
     <w:p>
       <w:pPr>
         <w:pStyle w:val="Heading3"/>
@@ -22101,165 +21976,126 @@
         <w:t xml:space="preserve">Induction</w:t>
       </w:r>
     </w:p>
-    <w:tbl>
-      <w:tblPr>
-        <w:tblW w:type="dxa" w:w="9000"/>
-        <w:tblBorders>
-          <w:top w:val="single" w:color="auto" w:sz="4"/>
-          <w:left w:val="single" w:color="auto" w:sz="4"/>
-          <w:bottom w:val="single" w:color="auto" w:sz="4"/>
-          <w:right w:val="single" w:color="auto" w:sz="4"/>
-          <w:insideH w:val="single" w:color="auto" w:sz="4"/>
-          <w:insideV w:val="single" w:color="auto" w:sz="4"/>
-        </w:tblBorders>
-      </w:tblPr>
-      <w:tblGrid>
-        <w:gridCol w:w="4500"/>
-        <w:gridCol w:w="4500"/>
-      </w:tblGrid>
-      <w:tr>
-        <w:tc>
-          <w:tcPr>
-            <w:tcW w:type="dxa" w:w="4500"/>
-            <w:shd w:fill="DDE6F0" w:val="clear"/>
-          </w:tcPr>
-          <w:p>
-            <w:r>
-              <w:rPr>
-                <w:b/>
-                <w:bCs/>
-              </w:rPr>
-              <w:t xml:space="preserve">Quantity</w:t>
-            </w:r>
-          </w:p>
-        </w:tc>
-        <w:tc>
-          <w:tcPr>
-            <w:tcW w:type="dxa" w:w="4500"/>
-            <w:shd w:fill="DDE6F0" w:val="clear"/>
-          </w:tcPr>
-          <w:p>
-            <w:r>
-              <w:rPr>
-                <w:b/>
-                <w:bCs/>
-              </w:rPr>
-              <w:t xml:space="preserve">Formula</w:t>
-            </w:r>
-          </w:p>
-        </w:tc>
-      </w:tr>
-      <w:tr>
-        <w:tc>
-          <w:tcPr>
-            <w:tcW w:type="dxa" w:w="4500"/>
-          </w:tcPr>
-          <w:p>
-            <w:r>
-              <w:t xml:space="preserve">Magnetic flux</w:t>
-            </w:r>
-          </w:p>
-        </w:tc>
-        <w:tc>
-          <w:tcPr>
-            <w:tcW w:type="dxa" w:w="4500"/>
-          </w:tcPr>
-          <w:p>
-            <w:r>
-              <w:t xml:space="preserve">Φʙ = BA cosθ</w:t>
-            </w:r>
-          </w:p>
-        </w:tc>
-      </w:tr>
-      <w:tr>
-        <w:tc>
-          <w:tcPr>
-            <w:tcW w:type="dxa" w:w="4500"/>
-          </w:tcPr>
-          <w:p>
-            <w:r>
-              <w:t xml:space="preserve">Faraday's law</w:t>
-            </w:r>
-          </w:p>
-        </w:tc>
-        <w:tc>
-          <w:tcPr>
-            <w:tcW w:type="dxa" w:w="4500"/>
-          </w:tcPr>
-          <w:p>
-            <w:r>
-              <w:t xml:space="preserve">ε = −N dΦʙ/dt</w:t>
-            </w:r>
-          </w:p>
-        </w:tc>
-      </w:tr>
-      <w:tr>
-        <w:tc>
-          <w:tcPr>
-            <w:tcW w:type="dxa" w:w="4500"/>
-          </w:tcPr>
-          <w:p>
-            <w:r>
-              <w:t xml:space="preserve">Motional EMF</w:t>
-            </w:r>
-          </w:p>
-        </w:tc>
-        <w:tc>
-          <w:tcPr>
-            <w:tcW w:type="dxa" w:w="4500"/>
-          </w:tcPr>
-          <w:p>
-            <w:r>
-              <w:t xml:space="preserve">ε = BLv</w:t>
-            </w:r>
-          </w:p>
-        </w:tc>
-      </w:tr>
-      <w:tr>
-        <w:tc>
-          <w:tcPr>
-            <w:tcW w:type="dxa" w:w="4500"/>
-          </w:tcPr>
-          <w:p>
-            <w:r>
-              <w:t xml:space="preserve">Self-inductance</w:t>
-            </w:r>
-          </w:p>
-        </w:tc>
-        <w:tc>
-          <w:tcPr>
-            <w:tcW w:type="dxa" w:w="4500"/>
-          </w:tcPr>
-          <w:p>
-            <w:r>
-              <w:t xml:space="preserve">ε = −L dI/dt</w:t>
-            </w:r>
-          </w:p>
-        </w:tc>
-      </w:tr>
-      <w:tr>
-        <w:tc>
-          <w:tcPr>
-            <w:tcW w:type="dxa" w:w="4500"/>
-          </w:tcPr>
-          <w:p>
-            <w:r>
-              <w:t xml:space="preserve">Speed of light</w:t>
-            </w:r>
-          </w:p>
-        </w:tc>
-        <w:tc>
-          <w:tcPr>
-            <w:tcW w:type="dxa" w:w="4500"/>
-          </w:tcPr>
-          <w:p>
-            <w:r>
-              <w:t xml:space="preserve">c = 1/√(ε₀μ₀) ≈ 3.00×10⁸ m/s</w:t>
-            </w:r>
-          </w:p>
-        </w:tc>
-      </w:tr>
-    </w:tbl>
+    <w:p>
+      <w:pPr>
+        <w:spacing w:before="0" w:after="100"/>
+      </w:pPr>
+      <w:r>
+        <w:rPr>
+          <w:b/>
+          <w:bCs/>
+        </w:rPr>
+        <w:t xml:space="preserve">Quantity</w:t>
+      </w:r>
+      <w:r>
+        <w:rPr>
+          <w:b/>
+        </w:rPr>
+        <w:t xml:space="preserve"> — </w:t>
+      </w:r>
+      <w:r>
+        <w:rPr>
+          <w:b/>
+          <w:bCs/>
+        </w:rPr>
+        <w:t xml:space="preserve">Formula</w:t>
+      </w:r>
+    </w:p>
+    <w:p>
+      <w:pPr>
+        <w:spacing w:before="0" w:after="100"/>
+      </w:pPr>
+      <w:r>
+        <w:rPr>
+          <w:b/>
+        </w:rPr>
+        <w:t xml:space="preserve">Magnetic flux</w:t>
+      </w:r>
+      <w:r>
+        <w:rPr/>
+        <w:t xml:space="preserve"> — </w:t>
+      </w:r>
+      <w:r>
+        <w:rPr/>
+        <w:t xml:space="preserve">Φʙ = BA cosθ</w:t>
+      </w:r>
+    </w:p>
+    <w:p>
+      <w:pPr>
+        <w:spacing w:before="0" w:after="100"/>
+      </w:pPr>
+      <w:r>
+        <w:rPr>
+          <w:b/>
+        </w:rPr>
+        <w:t xml:space="preserve">Faraday's law</w:t>
+      </w:r>
+      <w:r>
+        <w:rPr/>
+        <w:t xml:space="preserve"> — </w:t>
+      </w:r>
+      <w:r>
+        <w:rPr/>
+        <w:t xml:space="preserve">ε = −N dΦʙ/dt</w:t>
+      </w:r>
+    </w:p>
+    <w:p>
+      <w:pPr>
+        <w:spacing w:before="0" w:after="100"/>
+      </w:pPr>
+      <w:r>
+        <w:rPr>
+          <w:b/>
+        </w:rPr>
+        <w:t xml:space="preserve">Motional EMF</w:t>
+      </w:r>
+      <w:r>
+        <w:rPr/>
+        <w:t xml:space="preserve"> — </w:t>
+      </w:r>
+      <w:r>
+        <w:rPr/>
+        <w:t xml:space="preserve">ε = BLv</w:t>
+      </w:r>
+    </w:p>
+    <w:p>
+      <w:pPr>
+        <w:spacing w:before="0" w:after="100"/>
+      </w:pPr>
+      <w:r>
+        <w:rPr>
+          <w:b/>
+        </w:rPr>
+        <w:t xml:space="preserve">Self-inductance</w:t>
+      </w:r>
+      <w:r>
+        <w:rPr/>
+        <w:t xml:space="preserve"> — </w:t>
+      </w:r>
+      <w:r>
+        <w:rPr/>
+        <w:t xml:space="preserve">ε = −L dI/dt</w:t>
+      </w:r>
+    </w:p>
+    <w:p>
+      <w:pPr>
+        <w:spacing w:before="0" w:after="100"/>
+      </w:pPr>
+      <w:r>
+        <w:rPr>
+          <w:b/>
+        </w:rPr>
+        <w:t xml:space="preserve">Speed of light</w:t>
+      </w:r>
+      <w:r>
+        <w:rPr/>
+        <w:t xml:space="preserve"> — </w:t>
+      </w:r>
+      <w:r>
+        <w:rPr/>
+        <w:t xml:space="preserve">c = 1/√(ε₀μ₀) ≈ 3.00×10⁸ m/s</w:t>
+      </w:r>
+    </w:p>
     <w:p>
       <w:r>
         <w:br w:type="page"/>
@@ -22585,231 +22421,183 @@
         <w:t xml:space="preserve">Smith Chart and Impedance Matching</w:t>
       </w:r>
     </w:p>
-    <w:tbl>
-      <w:tblPr>
-        <w:tblW w:type="dxa" w:w="9000"/>
-        <w:tblBorders>
-          <w:top w:val="single" w:color="auto" w:sz="4"/>
-          <w:left w:val="single" w:color="auto" w:sz="4"/>
-          <w:bottom w:val="single" w:color="auto" w:sz="4"/>
-          <w:right w:val="single" w:color="auto" w:sz="4"/>
-          <w:insideH w:val="single" w:color="auto" w:sz="4"/>
-          <w:insideV w:val="single" w:color="auto" w:sz="4"/>
-        </w:tblBorders>
-      </w:tblPr>
-      <w:tblGrid>
-        <w:gridCol w:w="4500"/>
-        <w:gridCol w:w="4500"/>
-      </w:tblGrid>
-      <w:tr>
-        <w:tc>
-          <w:tcPr>
-            <w:tcW w:type="dxa" w:w="4500"/>
-            <w:shd w:fill="DDE6F0" w:val="clear"/>
-          </w:tcPr>
-          <w:p>
-            <w:r>
-              <w:rPr>
-                <w:b/>
-                <w:bCs/>
-              </w:rPr>
-              <w:t xml:space="preserve">Quantity</w:t>
-            </w:r>
-          </w:p>
-        </w:tc>
-        <w:tc>
-          <w:tcPr>
-            <w:tcW w:type="dxa" w:w="4500"/>
-            <w:shd w:fill="DDE6F0" w:val="clear"/>
-          </w:tcPr>
-          <w:p>
-            <w:r>
-              <w:rPr>
-                <w:b/>
-                <w:bCs/>
-              </w:rPr>
-              <w:t xml:space="preserve">Formula</w:t>
-            </w:r>
-          </w:p>
-        </w:tc>
-      </w:tr>
-      <w:tr>
-        <w:tc>
-          <w:tcPr>
-            <w:tcW w:type="dxa" w:w="4500"/>
-          </w:tcPr>
-          <w:p>
-            <w:r>
-              <w:t xml:space="preserve">Reflection coefficient</w:t>
-            </w:r>
-          </w:p>
-        </w:tc>
-        <w:tc>
-          <w:tcPr>
-            <w:tcW w:type="dxa" w:w="4500"/>
-          </w:tcPr>
-          <w:p>
-            <w:r>
-              <w:t xml:space="preserve">Γ = (Z − Z₀)/(Z + Z₀) = (z − 1)/(z + 1)</w:t>
-            </w:r>
-          </w:p>
-        </w:tc>
-      </w:tr>
-      <w:tr>
-        <w:tc>
-          <w:tcPr>
-            <w:tcW w:type="dxa" w:w="4500"/>
-          </w:tcPr>
-          <w:p>
-            <w:r>
-              <w:t xml:space="preserve">VSWR</w:t>
-            </w:r>
-          </w:p>
-        </w:tc>
-        <w:tc>
-          <w:tcPr>
-            <w:tcW w:type="dxa" w:w="4500"/>
-          </w:tcPr>
-          <w:p>
-            <w:r>
-              <w:t xml:space="preserve">VSWR = (1 + |Γ|)/(1 − |Γ|)</w:t>
-            </w:r>
-          </w:p>
-        </w:tc>
-      </w:tr>
-      <w:tr>
-        <w:tc>
-          <w:tcPr>
-            <w:tcW w:type="dxa" w:w="4500"/>
-          </w:tcPr>
-          <w:p>
-            <w:r>
-              <w:t xml:space="preserve">Return loss</w:t>
-            </w:r>
-          </w:p>
-        </w:tc>
-        <w:tc>
-          <w:tcPr>
-            <w:tcW w:type="dxa" w:w="4500"/>
-          </w:tcPr>
-          <w:p>
-            <w:r>
-              <w:t xml:space="preserve">RL (dB) = −20log₁₀|Γ|</w:t>
-            </w:r>
-          </w:p>
-        </w:tc>
-      </w:tr>
-      <w:tr>
-        <w:tc>
-          <w:tcPr>
-            <w:tcW w:type="dxa" w:w="4500"/>
-          </w:tcPr>
-          <w:p>
-            <w:r>
-              <w:t xml:space="preserve">L-network series reactance (R_L &lt; Z₀)</w:t>
-            </w:r>
-          </w:p>
-        </w:tc>
-        <w:tc>
-          <w:tcPr>
-            <w:tcW w:type="dxa" w:w="4500"/>
-          </w:tcPr>
-          <w:p>
-            <w:r>
-              <w:t xml:space="preserve">X_s = √[R_L(Z₀ − R_L)]</w:t>
-            </w:r>
-          </w:p>
-        </w:tc>
-      </w:tr>
-      <w:tr>
-        <w:tc>
-          <w:tcPr>
-            <w:tcW w:type="dxa" w:w="4500"/>
-          </w:tcPr>
-          <w:p>
-            <w:r>
-              <w:t xml:space="preserve">L-network shunt susceptance</w:t>
-            </w:r>
-          </w:p>
-        </w:tc>
-        <w:tc>
-          <w:tcPr>
-            <w:tcW w:type="dxa" w:w="4500"/>
-          </w:tcPr>
-          <w:p>
-            <w:r>
-              <w:t xml:space="preserve">B_p = X_s/(R_L² + X_s²)</w:t>
-            </w:r>
-          </w:p>
-        </w:tc>
-      </w:tr>
-      <w:tr>
-        <w:tc>
-          <w:tcPr>
-            <w:tcW w:type="dxa" w:w="4500"/>
-          </w:tcPr>
-          <w:p>
-            <w:r>
-              <w:t xml:space="preserve">Short-circuited stub susceptance</w:t>
-            </w:r>
-          </w:p>
-        </w:tc>
-        <w:tc>
-          <w:tcPr>
-            <w:tcW w:type="dxa" w:w="4500"/>
-          </w:tcPr>
-          <w:p>
-            <w:r>
-              <w:t xml:space="preserve">B = −Y₀cot(βl)</w:t>
-            </w:r>
-          </w:p>
-        </w:tc>
-      </w:tr>
-      <w:tr>
-        <w:tc>
-          <w:tcPr>
-            <w:tcW w:type="dxa" w:w="4500"/>
-          </w:tcPr>
-          <w:p>
-            <w:r>
-              <w:t xml:space="preserve">Open-circuited stub susceptance</w:t>
-            </w:r>
-          </w:p>
-        </w:tc>
-        <w:tc>
-          <w:tcPr>
-            <w:tcW w:type="dxa" w:w="4500"/>
-          </w:tcPr>
-          <w:p>
-            <w:r>
-              <w:t xml:space="preserve">B = +Y₀tan(βl)</w:t>
-            </w:r>
-          </w:p>
-        </w:tc>
-      </w:tr>
-      <w:tr>
-        <w:tc>
-          <w:tcPr>
-            <w:tcW w:type="dxa" w:w="4500"/>
-          </w:tcPr>
-          <w:p>
-            <w:r>
-              <w:t xml:space="preserve">RF choke sizing (rule of thumb)</w:t>
-            </w:r>
-          </w:p>
-        </w:tc>
-        <w:tc>
-          <w:tcPr>
-            <w:tcW w:type="dxa" w:w="4500"/>
-          </w:tcPr>
-          <w:p>
-            <w:r>
-              <w:t xml:space="preserve">X_L ≥ (5 to 10)×Z₀</w:t>
-            </w:r>
-          </w:p>
-        </w:tc>
-      </w:tr>
-    </w:tbl>
+    <w:p>
+      <w:pPr>
+        <w:spacing w:before="0" w:after="100"/>
+      </w:pPr>
+      <w:r>
+        <w:rPr>
+          <w:b/>
+          <w:bCs/>
+        </w:rPr>
+        <w:t xml:space="preserve">Quantity</w:t>
+      </w:r>
+      <w:r>
+        <w:rPr>
+          <w:b/>
+        </w:rPr>
+        <w:t xml:space="preserve"> — </w:t>
+      </w:r>
+      <w:r>
+        <w:rPr>
+          <w:b/>
+          <w:bCs/>
+        </w:rPr>
+        <w:t xml:space="preserve">Formula</w:t>
+      </w:r>
+    </w:p>
+    <w:p>
+      <w:pPr>
+        <w:spacing w:before="0" w:after="100"/>
+      </w:pPr>
+      <w:r>
+        <w:rPr>
+          <w:b/>
+        </w:rPr>
+        <w:t xml:space="preserve">Reflection coefficient</w:t>
+      </w:r>
+      <w:r>
+        <w:rPr/>
+        <w:t xml:space="preserve"> — </w:t>
+      </w:r>
+      <w:r>
+        <w:rPr/>
+        <w:t xml:space="preserve">Γ = (Z − Z₀)/(Z + Z₀) = (z − 1)/(z + 1)</w:t>
+      </w:r>
+    </w:p>
+    <w:p>
+      <w:pPr>
+        <w:spacing w:before="0" w:after="100"/>
+      </w:pPr>
+      <w:r>
+        <w:rPr>
+          <w:b/>
+        </w:rPr>
+        <w:t xml:space="preserve">VSWR</w:t>
+      </w:r>
+      <w:r>
+        <w:rPr/>
+        <w:t xml:space="preserve"> — </w:t>
+      </w:r>
+      <w:r>
+        <w:rPr/>
+        <w:t xml:space="preserve">VSWR = (1 + |Γ|)/(1 − |Γ|)</w:t>
+      </w:r>
+    </w:p>
+    <w:p>
+      <w:pPr>
+        <w:spacing w:before="0" w:after="100"/>
+      </w:pPr>
+      <w:r>
+        <w:rPr>
+          <w:b/>
+        </w:rPr>
+        <w:t xml:space="preserve">Return loss</w:t>
+      </w:r>
+      <w:r>
+        <w:rPr/>
+        <w:t xml:space="preserve"> — </w:t>
+      </w:r>
+      <w:r>
+        <w:rPr/>
+        <w:t xml:space="preserve">RL (dB) = −20log₁₀|Γ|</w:t>
+      </w:r>
+    </w:p>
+    <w:p>
+      <w:pPr>
+        <w:spacing w:before="0" w:after="100"/>
+      </w:pPr>
+      <w:r>
+        <w:rPr>
+          <w:b/>
+        </w:rPr>
+        <w:t xml:space="preserve">L-network series reactance (R_L &lt; Z₀)</w:t>
+      </w:r>
+      <w:r>
+        <w:rPr/>
+        <w:t xml:space="preserve"> — </w:t>
+      </w:r>
+      <w:r>
+        <w:rPr/>
+        <w:t xml:space="preserve">X_s = √[R_L(Z₀ − R_L)]</w:t>
+      </w:r>
+    </w:p>
+    <w:p>
+      <w:pPr>
+        <w:spacing w:before="0" w:after="100"/>
+      </w:pPr>
+      <w:r>
+        <w:rPr>
+          <w:b/>
+        </w:rPr>
+        <w:t xml:space="preserve">L-network shunt susceptance</w:t>
+      </w:r>
+      <w:r>
+        <w:rPr/>
+        <w:t xml:space="preserve"> — </w:t>
+      </w:r>
+      <w:r>
+        <w:rPr/>
+        <w:t xml:space="preserve">B_p = X_s/(R_L² + X_s²)</w:t>
+      </w:r>
+    </w:p>
+    <w:p>
+      <w:pPr>
+        <w:spacing w:before="0" w:after="100"/>
+      </w:pPr>
+      <w:r>
+        <w:rPr>
+          <w:b/>
+        </w:rPr>
+        <w:t xml:space="preserve">Short-circuited stub susceptance</w:t>
+      </w:r>
+      <w:r>
+        <w:rPr/>
+        <w:t xml:space="preserve"> — </w:t>
+      </w:r>
+      <w:r>
+        <w:rPr/>
+        <w:t xml:space="preserve">B = −Y₀cot(βl)</w:t>
+      </w:r>
+    </w:p>
+    <w:p>
+      <w:pPr>
+        <w:spacing w:before="0" w:after="100"/>
+      </w:pPr>
+      <w:r>
+        <w:rPr>
+          <w:b/>
+        </w:rPr>
+        <w:t xml:space="preserve">Open-circuited stub susceptance</w:t>
+      </w:r>
+      <w:r>
+        <w:rPr/>
+        <w:t xml:space="preserve"> — </w:t>
+      </w:r>
+      <w:r>
+        <w:rPr/>
+        <w:t xml:space="preserve">B = +Y₀tan(βl)</w:t>
+      </w:r>
+    </w:p>
+    <w:p>
+      <w:pPr>
+        <w:spacing w:before="0" w:after="100"/>
+      </w:pPr>
+      <w:r>
+        <w:rPr>
+          <w:b/>
+        </w:rPr>
+        <w:t xml:space="preserve">RF choke sizing (rule of thumb)</w:t>
+      </w:r>
+      <w:r>
+        <w:rPr/>
+        <w:t xml:space="preserve"> — </w:t>
+      </w:r>
+      <w:r>
+        <w:rPr/>
+        <w:t xml:space="preserve">X_L ≥ (5 to 10)×Z₀</w:t>
+      </w:r>
+    </w:p>
     <w:p>
       <w:pPr>
         <w:pStyle w:val="Heading3"/>
@@ -22874,143 +22662,107 @@
         <w:t xml:space="preserve">Kirchhoff's Laws and Basic Relations</w:t>
       </w:r>
     </w:p>
-    <w:tbl>
-      <w:tblPr>
-        <w:tblW w:type="dxa" w:w="9000"/>
-        <w:tblBorders>
-          <w:top w:val="single" w:color="auto" w:sz="4"/>
-          <w:left w:val="single" w:color="auto" w:sz="4"/>
-          <w:bottom w:val="single" w:color="auto" w:sz="4"/>
-          <w:right w:val="single" w:color="auto" w:sz="4"/>
-          <w:insideH w:val="single" w:color="auto" w:sz="4"/>
-          <w:insideV w:val="single" w:color="auto" w:sz="4"/>
-        </w:tblBorders>
-      </w:tblPr>
-      <w:tblGrid>
-        <w:gridCol w:w="4500"/>
-        <w:gridCol w:w="4500"/>
-      </w:tblGrid>
-      <w:tr>
-        <w:tc>
-          <w:tcPr>
-            <w:tcW w:type="dxa" w:w="4500"/>
-            <w:shd w:fill="DDE6F0" w:val="clear"/>
-          </w:tcPr>
-          <w:p>
-            <w:r>
-              <w:rPr>
-                <w:b/>
-                <w:bCs/>
-              </w:rPr>
-              <w:t xml:space="preserve">Quantity</w:t>
-            </w:r>
-          </w:p>
-        </w:tc>
-        <w:tc>
-          <w:tcPr>
-            <w:tcW w:type="dxa" w:w="4500"/>
-            <w:shd w:fill="DDE6F0" w:val="clear"/>
-          </w:tcPr>
-          <w:p>
-            <w:r>
-              <w:rPr>
-                <w:b/>
-                <w:bCs/>
-              </w:rPr>
-              <w:t xml:space="preserve">Formula</w:t>
-            </w:r>
-          </w:p>
-        </w:tc>
-      </w:tr>
-      <w:tr>
-        <w:tc>
-          <w:tcPr>
-            <w:tcW w:type="dxa" w:w="4500"/>
-          </w:tcPr>
-          <w:p>
-            <w:r>
-              <w:t xml:space="preserve">Kirchhoff's Current Law</w:t>
-            </w:r>
-          </w:p>
-        </w:tc>
-        <w:tc>
-          <w:tcPr>
-            <w:tcW w:type="dxa" w:w="4500"/>
-          </w:tcPr>
-          <w:p>
-            <w:r>
-              <w:t xml:space="preserve">Σ Iin = Σ Iout at any node</w:t>
-            </w:r>
-          </w:p>
-        </w:tc>
-      </w:tr>
-      <w:tr>
-        <w:tc>
-          <w:tcPr>
-            <w:tcW w:type="dxa" w:w="4500"/>
-          </w:tcPr>
-          <w:p>
-            <w:r>
-              <w:t xml:space="preserve">Kirchhoff's Voltage Law</w:t>
-            </w:r>
-          </w:p>
-        </w:tc>
-        <w:tc>
-          <w:tcPr>
-            <w:tcW w:type="dxa" w:w="4500"/>
-          </w:tcPr>
-          <w:p>
-            <w:r>
-              <w:t xml:space="preserve">Σ V = 0 around any closed loop</w:t>
-            </w:r>
-          </w:p>
-        </w:tc>
-      </w:tr>
-      <w:tr>
-        <w:tc>
-          <w:tcPr>
-            <w:tcW w:type="dxa" w:w="4500"/>
-          </w:tcPr>
-          <w:p>
-            <w:r>
-              <w:t xml:space="preserve">Voltage divider</w:t>
-            </w:r>
-          </w:p>
-        </w:tc>
-        <w:tc>
-          <w:tcPr>
-            <w:tcW w:type="dxa" w:w="4500"/>
-          </w:tcPr>
-          <w:p>
-            <w:r>
-              <w:t xml:space="preserve">V₁ = V·R₁/(R₁+R₂)</w:t>
-            </w:r>
-          </w:p>
-        </w:tc>
-      </w:tr>
-      <w:tr>
-        <w:tc>
-          <w:tcPr>
-            <w:tcW w:type="dxa" w:w="4500"/>
-          </w:tcPr>
-          <w:p>
-            <w:r>
-              <w:t xml:space="preserve">Current divider</w:t>
-            </w:r>
-          </w:p>
-        </w:tc>
-        <w:tc>
-          <w:tcPr>
-            <w:tcW w:type="dxa" w:w="4500"/>
-          </w:tcPr>
-          <w:p>
-            <w:r>
-              <w:t xml:space="preserve">I₁ = I·R₂/(R₁+R₂)</w:t>
-            </w:r>
-          </w:p>
-        </w:tc>
-      </w:tr>
-    </w:tbl>
+    <w:p>
+      <w:pPr>
+        <w:spacing w:before="0" w:after="100"/>
+      </w:pPr>
+      <w:r>
+        <w:rPr>
+          <w:b/>
+          <w:bCs/>
+        </w:rPr>
+        <w:t xml:space="preserve">Quantity</w:t>
+      </w:r>
+      <w:r>
+        <w:rPr>
+          <w:b/>
+        </w:rPr>
+        <w:t xml:space="preserve"> — </w:t>
+      </w:r>
+      <w:r>
+        <w:rPr>
+          <w:b/>
+          <w:bCs/>
+        </w:rPr>
+        <w:t xml:space="preserve">Formula</w:t>
+      </w:r>
+    </w:p>
+    <w:p>
+      <w:pPr>
+        <w:spacing w:before="0" w:after="100"/>
+      </w:pPr>
+      <w:r>
+        <w:rPr>
+          <w:b/>
+        </w:rPr>
+        <w:t xml:space="preserve">Kirchhoff's Current Law</w:t>
+      </w:r>
+      <w:r>
+        <w:rPr/>
+        <w:t xml:space="preserve"> — </w:t>
+      </w:r>
+      <w:r>
+        <w:rPr/>
+        <w:t xml:space="preserve">Σ Iin = Σ Iout at any node</w:t>
+      </w:r>
+    </w:p>
+    <w:p>
+      <w:pPr>
+        <w:spacing w:before="0" w:after="100"/>
+      </w:pPr>
+      <w:r>
+        <w:rPr>
+          <w:b/>
+        </w:rPr>
+        <w:t xml:space="preserve">Kirchhoff's Voltage Law</w:t>
+      </w:r>
+      <w:r>
+        <w:rPr/>
+        <w:t xml:space="preserve"> — </w:t>
+      </w:r>
+      <w:r>
+        <w:rPr/>
+        <w:t xml:space="preserve">Σ V = 0 around any closed loop</w:t>
+      </w:r>
+    </w:p>
+    <w:p>
+      <w:pPr>
+        <w:spacing w:before="0" w:after="100"/>
+      </w:pPr>
+      <w:r>
+        <w:rPr>
+          <w:b/>
+        </w:rPr>
+        <w:t xml:space="preserve">Voltage divider</w:t>
+      </w:r>
+      <w:r>
+        <w:rPr/>
+        <w:t xml:space="preserve"> — </w:t>
+      </w:r>
+      <w:r>
+        <w:rPr/>
+        <w:t xml:space="preserve">V₁ = V·R₁/(R₁+R₂)</w:t>
+      </w:r>
+    </w:p>
+    <w:p>
+      <w:pPr>
+        <w:spacing w:before="0" w:after="100"/>
+      </w:pPr>
+      <w:r>
+        <w:rPr>
+          <w:b/>
+        </w:rPr>
+        <w:t xml:space="preserve">Current divider</w:t>
+      </w:r>
+      <w:r>
+        <w:rPr/>
+        <w:t xml:space="preserve"> — </w:t>
+      </w:r>
+      <w:r>
+        <w:rPr/>
+        <w:t xml:space="preserve">I₁ = I·R₂/(R₁+R₂)</w:t>
+      </w:r>
+    </w:p>
     <w:p>
       <w:pPr>
         <w:pStyle w:val="Heading3"/>
@@ -23020,143 +22772,107 @@
         <w:t xml:space="preserve">Equivalent Circuits</w:t>
       </w:r>
     </w:p>
-    <w:tbl>
-      <w:tblPr>
-        <w:tblW w:type="dxa" w:w="9000"/>
-        <w:tblBorders>
-          <w:top w:val="single" w:color="auto" w:sz="4"/>
-          <w:left w:val="single" w:color="auto" w:sz="4"/>
-          <w:bottom w:val="single" w:color="auto" w:sz="4"/>
-          <w:right w:val="single" w:color="auto" w:sz="4"/>
-          <w:insideH w:val="single" w:color="auto" w:sz="4"/>
-          <w:insideV w:val="single" w:color="auto" w:sz="4"/>
-        </w:tblBorders>
-      </w:tblPr>
-      <w:tblGrid>
-        <w:gridCol w:w="4500"/>
-        <w:gridCol w:w="4500"/>
-      </w:tblGrid>
-      <w:tr>
-        <w:tc>
-          <w:tcPr>
-            <w:tcW w:type="dxa" w:w="4500"/>
-            <w:shd w:fill="DDE6F0" w:val="clear"/>
-          </w:tcPr>
-          <w:p>
-            <w:r>
-              <w:rPr>
-                <w:b/>
-                <w:bCs/>
-              </w:rPr>
-              <w:t xml:space="preserve">Quantity</w:t>
-            </w:r>
-          </w:p>
-        </w:tc>
-        <w:tc>
-          <w:tcPr>
-            <w:tcW w:type="dxa" w:w="4500"/>
-            <w:shd w:fill="DDE6F0" w:val="clear"/>
-          </w:tcPr>
-          <w:p>
-            <w:r>
-              <w:rPr>
-                <w:b/>
-                <w:bCs/>
-              </w:rPr>
-              <w:t xml:space="preserve">Formula</w:t>
-            </w:r>
-          </w:p>
-        </w:tc>
-      </w:tr>
-      <w:tr>
-        <w:tc>
-          <w:tcPr>
-            <w:tcW w:type="dxa" w:w="4500"/>
-          </w:tcPr>
-          <w:p>
-            <w:r>
-              <w:t xml:space="preserve">Thevenin resistance</w:t>
-            </w:r>
-          </w:p>
-        </w:tc>
-        <w:tc>
-          <w:tcPr>
-            <w:tcW w:type="dxa" w:w="4500"/>
-          </w:tcPr>
-          <w:p>
-            <w:r>
-              <w:t xml:space="preserve">R_Th: sources deactivated, look into terminals</w:t>
-            </w:r>
-          </w:p>
-        </w:tc>
-      </w:tr>
-      <w:tr>
-        <w:tc>
-          <w:tcPr>
-            <w:tcW w:type="dxa" w:w="4500"/>
-          </w:tcPr>
-          <w:p>
-            <w:r>
-              <w:t xml:space="preserve">Thevenin voltage</w:t>
-            </w:r>
-          </w:p>
-        </w:tc>
-        <w:tc>
-          <w:tcPr>
-            <w:tcW w:type="dxa" w:w="4500"/>
-          </w:tcPr>
-          <w:p>
-            <w:r>
-              <w:t xml:space="preserve">V_Th = open-circuit voltage</w:t>
-            </w:r>
-          </w:p>
-        </w:tc>
-      </w:tr>
-      <w:tr>
-        <w:tc>
-          <w:tcPr>
-            <w:tcW w:type="dxa" w:w="4500"/>
-          </w:tcPr>
-          <w:p>
-            <w:r>
-              <w:t xml:space="preserve">Norton current</w:t>
-            </w:r>
-          </w:p>
-        </w:tc>
-        <w:tc>
-          <w:tcPr>
-            <w:tcW w:type="dxa" w:w="4500"/>
-          </w:tcPr>
-          <w:p>
-            <w:r>
-              <w:t xml:space="preserve">I_N = short-circuit current = V_Th/R_Th</w:t>
-            </w:r>
-          </w:p>
-        </w:tc>
-      </w:tr>
-      <w:tr>
-        <w:tc>
-          <w:tcPr>
-            <w:tcW w:type="dxa" w:w="4500"/>
-          </w:tcPr>
-          <w:p>
-            <w:r>
-              <w:t xml:space="preserve">Maximum power transfer</w:t>
-            </w:r>
-          </w:p>
-        </w:tc>
-        <w:tc>
-          <w:tcPr>
-            <w:tcW w:type="dxa" w:w="4500"/>
-          </w:tcPr>
-          <w:p>
-            <w:r>
-              <w:t xml:space="preserve">R_L = R_Th ; P_max = V_Th²/(4R_Th)</w:t>
-            </w:r>
-          </w:p>
-        </w:tc>
-      </w:tr>
-    </w:tbl>
+    <w:p>
+      <w:pPr>
+        <w:spacing w:before="0" w:after="100"/>
+      </w:pPr>
+      <w:r>
+        <w:rPr>
+          <w:b/>
+          <w:bCs/>
+        </w:rPr>
+        <w:t xml:space="preserve">Quantity</w:t>
+      </w:r>
+      <w:r>
+        <w:rPr>
+          <w:b/>
+        </w:rPr>
+        <w:t xml:space="preserve"> — </w:t>
+      </w:r>
+      <w:r>
+        <w:rPr>
+          <w:b/>
+          <w:bCs/>
+        </w:rPr>
+        <w:t xml:space="preserve">Formula</w:t>
+      </w:r>
+    </w:p>
+    <w:p>
+      <w:pPr>
+        <w:spacing w:before="0" w:after="100"/>
+      </w:pPr>
+      <w:r>
+        <w:rPr>
+          <w:b/>
+        </w:rPr>
+        <w:t xml:space="preserve">Thevenin resistance</w:t>
+      </w:r>
+      <w:r>
+        <w:rPr/>
+        <w:t xml:space="preserve"> — </w:t>
+      </w:r>
+      <w:r>
+        <w:rPr/>
+        <w:t xml:space="preserve">R_Th: sources deactivated, look into terminals</w:t>
+      </w:r>
+    </w:p>
+    <w:p>
+      <w:pPr>
+        <w:spacing w:before="0" w:after="100"/>
+      </w:pPr>
+      <w:r>
+        <w:rPr>
+          <w:b/>
+        </w:rPr>
+        <w:t xml:space="preserve">Thevenin voltage</w:t>
+      </w:r>
+      <w:r>
+        <w:rPr/>
+        <w:t xml:space="preserve"> — </w:t>
+      </w:r>
+      <w:r>
+        <w:rPr/>
+        <w:t xml:space="preserve">V_Th = open-circuit voltage</w:t>
+      </w:r>
+    </w:p>
+    <w:p>
+      <w:pPr>
+        <w:spacing w:before="0" w:after="100"/>
+      </w:pPr>
+      <w:r>
+        <w:rPr>
+          <w:b/>
+        </w:rPr>
+        <w:t xml:space="preserve">Norton current</w:t>
+      </w:r>
+      <w:r>
+        <w:rPr/>
+        <w:t xml:space="preserve"> — </w:t>
+      </w:r>
+      <w:r>
+        <w:rPr/>
+        <w:t xml:space="preserve">I_N = short-circuit current = V_Th/R_Th</w:t>
+      </w:r>
+    </w:p>
+    <w:p>
+      <w:pPr>
+        <w:spacing w:before="0" w:after="100"/>
+      </w:pPr>
+      <w:r>
+        <w:rPr>
+          <w:b/>
+        </w:rPr>
+        <w:t xml:space="preserve">Maximum power transfer</w:t>
+      </w:r>
+      <w:r>
+        <w:rPr/>
+        <w:t xml:space="preserve"> — </w:t>
+      </w:r>
+      <w:r>
+        <w:rPr/>
+        <w:t xml:space="preserve">R_L = R_Th ; P_max = V_Th²/(4R_Th)</w:t>
+      </w:r>
+    </w:p>
     <w:p>
       <w:pPr>
         <w:pStyle w:val="Heading3"/>
@@ -23166,187 +22882,145 @@
         <w:t xml:space="preserve">Dynamic Elements and Transients</w:t>
       </w:r>
     </w:p>
-    <w:tbl>
-      <w:tblPr>
-        <w:tblW w:type="dxa" w:w="9000"/>
-        <w:tblBorders>
-          <w:top w:val="single" w:color="auto" w:sz="4"/>
-          <w:left w:val="single" w:color="auto" w:sz="4"/>
-          <w:bottom w:val="single" w:color="auto" w:sz="4"/>
-          <w:right w:val="single" w:color="auto" w:sz="4"/>
-          <w:insideH w:val="single" w:color="auto" w:sz="4"/>
-          <w:insideV w:val="single" w:color="auto" w:sz="4"/>
-        </w:tblBorders>
-      </w:tblPr>
-      <w:tblGrid>
-        <w:gridCol w:w="4500"/>
-        <w:gridCol w:w="4500"/>
-      </w:tblGrid>
-      <w:tr>
-        <w:tc>
-          <w:tcPr>
-            <w:tcW w:type="dxa" w:w="4500"/>
-            <w:shd w:fill="DDE6F0" w:val="clear"/>
-          </w:tcPr>
-          <w:p>
-            <w:r>
-              <w:rPr>
-                <w:b/>
-                <w:bCs/>
-              </w:rPr>
-              <w:t xml:space="preserve">Quantity</w:t>
-            </w:r>
-          </w:p>
-        </w:tc>
-        <w:tc>
-          <w:tcPr>
-            <w:tcW w:type="dxa" w:w="4500"/>
-            <w:shd w:fill="DDE6F0" w:val="clear"/>
-          </w:tcPr>
-          <w:p>
-            <w:r>
-              <w:rPr>
-                <w:b/>
-                <w:bCs/>
-              </w:rPr>
-              <w:t xml:space="preserve">Formula</w:t>
-            </w:r>
-          </w:p>
-        </w:tc>
-      </w:tr>
-      <w:tr>
-        <w:tc>
-          <w:tcPr>
-            <w:tcW w:type="dxa" w:w="4500"/>
-          </w:tcPr>
-          <w:p>
-            <w:r>
-              <w:t xml:space="preserve">Capacitor v-i relation</w:t>
-            </w:r>
-          </w:p>
-        </w:tc>
-        <w:tc>
-          <w:tcPr>
-            <w:tcW w:type="dxa" w:w="4500"/>
-          </w:tcPr>
-          <w:p>
-            <w:r>
-              <w:t xml:space="preserve">i = C dv/dt</w:t>
-            </w:r>
-          </w:p>
-        </w:tc>
-      </w:tr>
-      <w:tr>
-        <w:tc>
-          <w:tcPr>
-            <w:tcW w:type="dxa" w:w="4500"/>
-          </w:tcPr>
-          <w:p>
-            <w:r>
-              <w:t xml:space="preserve">Inductor v-i relation</w:t>
-            </w:r>
-          </w:p>
-        </w:tc>
-        <w:tc>
-          <w:tcPr>
-            <w:tcW w:type="dxa" w:w="4500"/>
-          </w:tcPr>
-          <w:p>
-            <w:r>
-              <w:t xml:space="preserve">v = L di/dt</w:t>
-            </w:r>
-          </w:p>
-        </w:tc>
-      </w:tr>
-      <w:tr>
-        <w:tc>
-          <w:tcPr>
-            <w:tcW w:type="dxa" w:w="4500"/>
-          </w:tcPr>
-          <w:p>
-            <w:r>
-              <w:t xml:space="preserve">Inductors in series/parallel</w:t>
-            </w:r>
-          </w:p>
-        </w:tc>
-        <w:tc>
-          <w:tcPr>
-            <w:tcW w:type="dxa" w:w="4500"/>
-          </w:tcPr>
-          <w:p>
-            <w:r>
-              <w:t xml:space="preserve">Ls = L1+L2+… ; 1/Lp = 1/L1+1/L2+…</w:t>
-            </w:r>
-          </w:p>
-        </w:tc>
-      </w:tr>
-      <w:tr>
-        <w:tc>
-          <w:tcPr>
-            <w:tcW w:type="dxa" w:w="4500"/>
-          </w:tcPr>
-          <w:p>
-            <w:r>
-              <w:t xml:space="preserve">RC time constant</w:t>
-            </w:r>
-          </w:p>
-        </w:tc>
-        <w:tc>
-          <w:tcPr>
-            <w:tcW w:type="dxa" w:w="4500"/>
-          </w:tcPr>
-          <w:p>
-            <w:r>
-              <w:t xml:space="preserve">τ = RC</w:t>
-            </w:r>
-          </w:p>
-        </w:tc>
-      </w:tr>
-      <w:tr>
-        <w:tc>
-          <w:tcPr>
-            <w:tcW w:type="dxa" w:w="4500"/>
-          </w:tcPr>
-          <w:p>
-            <w:r>
-              <w:t xml:space="preserve">RL time constant</w:t>
-            </w:r>
-          </w:p>
-        </w:tc>
-        <w:tc>
-          <w:tcPr>
-            <w:tcW w:type="dxa" w:w="4500"/>
-          </w:tcPr>
-          <w:p>
-            <w:r>
-              <w:t xml:space="preserve">τ = L/R</w:t>
-            </w:r>
-          </w:p>
-        </w:tc>
-      </w:tr>
-      <w:tr>
-        <w:tc>
-          <w:tcPr>
-            <w:tcW w:type="dxa" w:w="4500"/>
-          </w:tcPr>
-          <w:p>
-            <w:r>
-              <w:t xml:space="preserve">General transient form</w:t>
-            </w:r>
-          </w:p>
-        </w:tc>
-        <w:tc>
-          <w:tcPr>
-            <w:tcW w:type="dxa" w:w="4500"/>
-          </w:tcPr>
-          <w:p>
-            <w:r>
-              <w:t xml:space="preserve">x(t) = x_final + (x_initial − x_final)e^(−t/τ)</w:t>
-            </w:r>
-          </w:p>
-        </w:tc>
-      </w:tr>
-    </w:tbl>
+    <w:p>
+      <w:pPr>
+        <w:spacing w:before="0" w:after="100"/>
+      </w:pPr>
+      <w:r>
+        <w:rPr>
+          <w:b/>
+          <w:bCs/>
+        </w:rPr>
+        <w:t xml:space="preserve">Quantity</w:t>
+      </w:r>
+      <w:r>
+        <w:rPr>
+          <w:b/>
+        </w:rPr>
+        <w:t xml:space="preserve"> — </w:t>
+      </w:r>
+      <w:r>
+        <w:rPr>
+          <w:b/>
+          <w:bCs/>
+        </w:rPr>
+        <w:t xml:space="preserve">Formula</w:t>
+      </w:r>
+    </w:p>
+    <w:p>
+      <w:pPr>
+        <w:spacing w:before="0" w:after="100"/>
+      </w:pPr>
+      <w:r>
+        <w:rPr>
+          <w:b/>
+        </w:rPr>
+        <w:t xml:space="preserve">Capacitor v-i relation</w:t>
+      </w:r>
+      <w:r>
+        <w:rPr/>
+        <w:t xml:space="preserve"> — </w:t>
+      </w:r>
+      <w:r>
+        <w:rPr/>
+        <w:t xml:space="preserve">i = C dv/dt</w:t>
+      </w:r>
+    </w:p>
+    <w:p>
+      <w:pPr>
+        <w:spacing w:before="0" w:after="100"/>
+      </w:pPr>
+      <w:r>
+        <w:rPr>
+          <w:b/>
+        </w:rPr>
+        <w:t xml:space="preserve">Inductor v-i relation</w:t>
+      </w:r>
+      <w:r>
+        <w:rPr/>
+        <w:t xml:space="preserve"> — </w:t>
+      </w:r>
+      <w:r>
+        <w:rPr/>
+        <w:t xml:space="preserve">v = L di/dt</w:t>
+      </w:r>
+    </w:p>
+    <w:p>
+      <w:pPr>
+        <w:spacing w:before="0" w:after="100"/>
+      </w:pPr>
+      <w:r>
+        <w:rPr>
+          <w:b/>
+        </w:rPr>
+        <w:t xml:space="preserve">Inductors in series/parallel</w:t>
+      </w:r>
+      <w:r>
+        <w:rPr/>
+        <w:t xml:space="preserve"> — </w:t>
+      </w:r>
+      <w:r>
+        <w:rPr/>
+        <w:t xml:space="preserve">Ls = L1+L2+… ; 1/Lp = 1/L1+1/L2+…</w:t>
+      </w:r>
+    </w:p>
+    <w:p>
+      <w:pPr>
+        <w:spacing w:before="0" w:after="100"/>
+      </w:pPr>
+      <w:r>
+        <w:rPr>
+          <w:b/>
+        </w:rPr>
+        <w:t xml:space="preserve">RC time constant</w:t>
+      </w:r>
+      <w:r>
+        <w:rPr/>
+        <w:t xml:space="preserve"> — </w:t>
+      </w:r>
+      <w:r>
+        <w:rPr/>
+        <w:t xml:space="preserve">τ = RC</w:t>
+      </w:r>
+    </w:p>
+    <w:p>
+      <w:pPr>
+        <w:spacing w:before="0" w:after="100"/>
+      </w:pPr>
+      <w:r>
+        <w:rPr>
+          <w:b/>
+        </w:rPr>
+        <w:t xml:space="preserve">RL time constant</w:t>
+      </w:r>
+      <w:r>
+        <w:rPr/>
+        <w:t xml:space="preserve"> — </w:t>
+      </w:r>
+      <w:r>
+        <w:rPr/>
+        <w:t xml:space="preserve">τ = L/R</w:t>
+      </w:r>
+    </w:p>
+    <w:p>
+      <w:pPr>
+        <w:spacing w:before="0" w:after="100"/>
+      </w:pPr>
+      <w:r>
+        <w:rPr>
+          <w:b/>
+        </w:rPr>
+        <w:t xml:space="preserve">General transient form</w:t>
+      </w:r>
+      <w:r>
+        <w:rPr/>
+        <w:t xml:space="preserve"> — </w:t>
+      </w:r>
+      <w:r>
+        <w:rPr/>
+        <w:t xml:space="preserve">x(t) = x_final + (x_initial − x_final)e^(−t/τ)</w:t>
+      </w:r>
+    </w:p>
     <w:p>
       <w:pPr>
         <w:pStyle w:val="Heading3"/>
@@ -23356,143 +23030,107 @@
         <w:t xml:space="preserve">Phasors and Impedance</w:t>
       </w:r>
     </w:p>
-    <w:tbl>
-      <w:tblPr>
-        <w:tblW w:type="dxa" w:w="9000"/>
-        <w:tblBorders>
-          <w:top w:val="single" w:color="auto" w:sz="4"/>
-          <w:left w:val="single" w:color="auto" w:sz="4"/>
-          <w:bottom w:val="single" w:color="auto" w:sz="4"/>
-          <w:right w:val="single" w:color="auto" w:sz="4"/>
-          <w:insideH w:val="single" w:color="auto" w:sz="4"/>
-          <w:insideV w:val="single" w:color="auto" w:sz="4"/>
-        </w:tblBorders>
-      </w:tblPr>
-      <w:tblGrid>
-        <w:gridCol w:w="4500"/>
-        <w:gridCol w:w="4500"/>
-      </w:tblGrid>
-      <w:tr>
-        <w:tc>
-          <w:tcPr>
-            <w:tcW w:type="dxa" w:w="4500"/>
-            <w:shd w:fill="DDE6F0" w:val="clear"/>
-          </w:tcPr>
-          <w:p>
-            <w:r>
-              <w:rPr>
-                <w:b/>
-                <w:bCs/>
-              </w:rPr>
-              <w:t xml:space="preserve">Quantity</w:t>
-            </w:r>
-          </w:p>
-        </w:tc>
-        <w:tc>
-          <w:tcPr>
-            <w:tcW w:type="dxa" w:w="4500"/>
-            <w:shd w:fill="DDE6F0" w:val="clear"/>
-          </w:tcPr>
-          <w:p>
-            <w:r>
-              <w:rPr>
-                <w:b/>
-                <w:bCs/>
-              </w:rPr>
-              <w:t xml:space="preserve">Formula</w:t>
-            </w:r>
-          </w:p>
-        </w:tc>
-      </w:tr>
-      <w:tr>
-        <w:tc>
-          <w:tcPr>
-            <w:tcW w:type="dxa" w:w="4500"/>
-          </w:tcPr>
-          <w:p>
-            <w:r>
-              <w:t xml:space="preserve">Impedance, resistor</w:t>
-            </w:r>
-          </w:p>
-        </w:tc>
-        <w:tc>
-          <w:tcPr>
-            <w:tcW w:type="dxa" w:w="4500"/>
-          </w:tcPr>
-          <w:p>
-            <w:r>
-              <w:t xml:space="preserve">Z_R = R</w:t>
-            </w:r>
-          </w:p>
-        </w:tc>
-      </w:tr>
-      <w:tr>
-        <w:tc>
-          <w:tcPr>
-            <w:tcW w:type="dxa" w:w="4500"/>
-          </w:tcPr>
-          <w:p>
-            <w:r>
-              <w:t xml:space="preserve">Impedance, inductor</w:t>
-            </w:r>
-          </w:p>
-        </w:tc>
-        <w:tc>
-          <w:tcPr>
-            <w:tcW w:type="dxa" w:w="4500"/>
-          </w:tcPr>
-          <w:p>
-            <w:r>
-              <w:t xml:space="preserve">Z_L = jωL</w:t>
-            </w:r>
-          </w:p>
-        </w:tc>
-      </w:tr>
-      <w:tr>
-        <w:tc>
-          <w:tcPr>
-            <w:tcW w:type="dxa" w:w="4500"/>
-          </w:tcPr>
-          <w:p>
-            <w:r>
-              <w:t xml:space="preserve">Impedance, capacitor</w:t>
-            </w:r>
-          </w:p>
-        </w:tc>
-        <w:tc>
-          <w:tcPr>
-            <w:tcW w:type="dxa" w:w="4500"/>
-          </w:tcPr>
-          <w:p>
-            <w:r>
-              <w:t xml:space="preserve">Z_C = 1/(jωC) = −j/(ωC)</w:t>
-            </w:r>
-          </w:p>
-        </w:tc>
-      </w:tr>
-      <w:tr>
-        <w:tc>
-          <w:tcPr>
-            <w:tcW w:type="dxa" w:w="4500"/>
-          </w:tcPr>
-          <w:p>
-            <w:r>
-              <w:t xml:space="preserve">RMS from peak</w:t>
-            </w:r>
-          </w:p>
-        </w:tc>
-        <w:tc>
-          <w:tcPr>
-            <w:tcW w:type="dxa" w:w="4500"/>
-          </w:tcPr>
-          <w:p>
-            <w:r>
-              <w:t xml:space="preserve">V_rms = V_m/√2</w:t>
-            </w:r>
-          </w:p>
-        </w:tc>
-      </w:tr>
-    </w:tbl>
+    <w:p>
+      <w:pPr>
+        <w:spacing w:before="0" w:after="100"/>
+      </w:pPr>
+      <w:r>
+        <w:rPr>
+          <w:b/>
+          <w:bCs/>
+        </w:rPr>
+        <w:t xml:space="preserve">Quantity</w:t>
+      </w:r>
+      <w:r>
+        <w:rPr>
+          <w:b/>
+        </w:rPr>
+        <w:t xml:space="preserve"> — </w:t>
+      </w:r>
+      <w:r>
+        <w:rPr>
+          <w:b/>
+          <w:bCs/>
+        </w:rPr>
+        <w:t xml:space="preserve">Formula</w:t>
+      </w:r>
+    </w:p>
+    <w:p>
+      <w:pPr>
+        <w:spacing w:before="0" w:after="100"/>
+      </w:pPr>
+      <w:r>
+        <w:rPr>
+          <w:b/>
+        </w:rPr>
+        <w:t xml:space="preserve">Impedance, resistor</w:t>
+      </w:r>
+      <w:r>
+        <w:rPr/>
+        <w:t xml:space="preserve"> — </w:t>
+      </w:r>
+      <w:r>
+        <w:rPr/>
+        <w:t xml:space="preserve">Z_R = R</w:t>
+      </w:r>
+    </w:p>
+    <w:p>
+      <w:pPr>
+        <w:spacing w:before="0" w:after="100"/>
+      </w:pPr>
+      <w:r>
+        <w:rPr>
+          <w:b/>
+        </w:rPr>
+        <w:t xml:space="preserve">Impedance, inductor</w:t>
+      </w:r>
+      <w:r>
+        <w:rPr/>
+        <w:t xml:space="preserve"> — </w:t>
+      </w:r>
+      <w:r>
+        <w:rPr/>
+        <w:t xml:space="preserve">Z_L = jωL</w:t>
+      </w:r>
+    </w:p>
+    <w:p>
+      <w:pPr>
+        <w:spacing w:before="0" w:after="100"/>
+      </w:pPr>
+      <w:r>
+        <w:rPr>
+          <w:b/>
+        </w:rPr>
+        <w:t xml:space="preserve">Impedance, capacitor</w:t>
+      </w:r>
+      <w:r>
+        <w:rPr/>
+        <w:t xml:space="preserve"> — </w:t>
+      </w:r>
+      <w:r>
+        <w:rPr/>
+        <w:t xml:space="preserve">Z_C = 1/(jωC) = −j/(ωC)</w:t>
+      </w:r>
+    </w:p>
+    <w:p>
+      <w:pPr>
+        <w:spacing w:before="0" w:after="100"/>
+      </w:pPr>
+      <w:r>
+        <w:rPr>
+          <w:b/>
+        </w:rPr>
+        <w:t xml:space="preserve">RMS from peak</w:t>
+      </w:r>
+      <w:r>
+        <w:rPr/>
+        <w:t xml:space="preserve"> — </w:t>
+      </w:r>
+      <w:r>
+        <w:rPr/>
+        <w:t xml:space="preserve">V_rms = V_m/√2</w:t>
+      </w:r>
+    </w:p>
     <w:p>
       <w:pPr>
         <w:pStyle w:val="Heading3"/>
@@ -23502,143 +23140,107 @@
         <w:t xml:space="preserve">AC Power</w:t>
       </w:r>
     </w:p>
-    <w:tbl>
-      <w:tblPr>
-        <w:tblW w:type="dxa" w:w="9000"/>
-        <w:tblBorders>
-          <w:top w:val="single" w:color="auto" w:sz="4"/>
-          <w:left w:val="single" w:color="auto" w:sz="4"/>
-          <w:bottom w:val="single" w:color="auto" w:sz="4"/>
-          <w:right w:val="single" w:color="auto" w:sz="4"/>
-          <w:insideH w:val="single" w:color="auto" w:sz="4"/>
-          <w:insideV w:val="single" w:color="auto" w:sz="4"/>
-        </w:tblBorders>
-      </w:tblPr>
-      <w:tblGrid>
-        <w:gridCol w:w="4500"/>
-        <w:gridCol w:w="4500"/>
-      </w:tblGrid>
-      <w:tr>
-        <w:tc>
-          <w:tcPr>
-            <w:tcW w:type="dxa" w:w="4500"/>
-            <w:shd w:fill="DDE6F0" w:val="clear"/>
-          </w:tcPr>
-          <w:p>
-            <w:r>
-              <w:rPr>
-                <w:b/>
-                <w:bCs/>
-              </w:rPr>
-              <w:t xml:space="preserve">Quantity</w:t>
-            </w:r>
-          </w:p>
-        </w:tc>
-        <w:tc>
-          <w:tcPr>
-            <w:tcW w:type="dxa" w:w="4500"/>
-            <w:shd w:fill="DDE6F0" w:val="clear"/>
-          </w:tcPr>
-          <w:p>
-            <w:r>
-              <w:rPr>
-                <w:b/>
-                <w:bCs/>
-              </w:rPr>
-              <w:t xml:space="preserve">Formula</w:t>
-            </w:r>
-          </w:p>
-        </w:tc>
-      </w:tr>
-      <w:tr>
-        <w:tc>
-          <w:tcPr>
-            <w:tcW w:type="dxa" w:w="4500"/>
-          </w:tcPr>
-          <w:p>
-            <w:r>
-              <w:t xml:space="preserve">Real power</w:t>
-            </w:r>
-          </w:p>
-        </w:tc>
-        <w:tc>
-          <w:tcPr>
-            <w:tcW w:type="dxa" w:w="4500"/>
-          </w:tcPr>
-          <w:p>
-            <w:r>
-              <w:t xml:space="preserve">P = V_rms I_rms cosθ  (W)</w:t>
-            </w:r>
-          </w:p>
-        </w:tc>
-      </w:tr>
-      <w:tr>
-        <w:tc>
-          <w:tcPr>
-            <w:tcW w:type="dxa" w:w="4500"/>
-          </w:tcPr>
-          <w:p>
-            <w:r>
-              <w:t xml:space="preserve">Reactive power</w:t>
-            </w:r>
-          </w:p>
-        </w:tc>
-        <w:tc>
-          <w:tcPr>
-            <w:tcW w:type="dxa" w:w="4500"/>
-          </w:tcPr>
-          <w:p>
-            <w:r>
-              <w:t xml:space="preserve">Q = V_rms I_rms sinθ  (VAR)</w:t>
-            </w:r>
-          </w:p>
-        </w:tc>
-      </w:tr>
-      <w:tr>
-        <w:tc>
-          <w:tcPr>
-            <w:tcW w:type="dxa" w:w="4500"/>
-          </w:tcPr>
-          <w:p>
-            <w:r>
-              <w:t xml:space="preserve">Apparent power</w:t>
-            </w:r>
-          </w:p>
-        </w:tc>
-        <w:tc>
-          <w:tcPr>
-            <w:tcW w:type="dxa" w:w="4500"/>
-          </w:tcPr>
-          <w:p>
-            <w:r>
-              <w:t xml:space="preserve">S = V_rms I_rms  (VA) ; S = √(P²+Q²)</w:t>
-            </w:r>
-          </w:p>
-        </w:tc>
-      </w:tr>
-      <w:tr>
-        <w:tc>
-          <w:tcPr>
-            <w:tcW w:type="dxa" w:w="4500"/>
-          </w:tcPr>
-          <w:p>
-            <w:r>
-              <w:t xml:space="preserve">Power factor</w:t>
-            </w:r>
-          </w:p>
-        </w:tc>
-        <w:tc>
-          <w:tcPr>
-            <w:tcW w:type="dxa" w:w="4500"/>
-          </w:tcPr>
-          <w:p>
-            <w:r>
-              <w:t xml:space="preserve">cosθ = P/S</w:t>
-            </w:r>
-          </w:p>
-        </w:tc>
-      </w:tr>
-    </w:tbl>
+    <w:p>
+      <w:pPr>
+        <w:spacing w:before="0" w:after="100"/>
+      </w:pPr>
+      <w:r>
+        <w:rPr>
+          <w:b/>
+          <w:bCs/>
+        </w:rPr>
+        <w:t xml:space="preserve">Quantity</w:t>
+      </w:r>
+      <w:r>
+        <w:rPr>
+          <w:b/>
+        </w:rPr>
+        <w:t xml:space="preserve"> — </w:t>
+      </w:r>
+      <w:r>
+        <w:rPr>
+          <w:b/>
+          <w:bCs/>
+        </w:rPr>
+        <w:t xml:space="preserve">Formula</w:t>
+      </w:r>
+    </w:p>
+    <w:p>
+      <w:pPr>
+        <w:spacing w:before="0" w:after="100"/>
+      </w:pPr>
+      <w:r>
+        <w:rPr>
+          <w:b/>
+        </w:rPr>
+        <w:t xml:space="preserve">Real power</w:t>
+      </w:r>
+      <w:r>
+        <w:rPr/>
+        <w:t xml:space="preserve"> — </w:t>
+      </w:r>
+      <w:r>
+        <w:rPr/>
+        <w:t xml:space="preserve">P = V_rms I_rms cosθ  (W)</w:t>
+      </w:r>
+    </w:p>
+    <w:p>
+      <w:pPr>
+        <w:spacing w:before="0" w:after="100"/>
+      </w:pPr>
+      <w:r>
+        <w:rPr>
+          <w:b/>
+        </w:rPr>
+        <w:t xml:space="preserve">Reactive power</w:t>
+      </w:r>
+      <w:r>
+        <w:rPr/>
+        <w:t xml:space="preserve"> — </w:t>
+      </w:r>
+      <w:r>
+        <w:rPr/>
+        <w:t xml:space="preserve">Q = V_rms I_rms sinθ  (VAR)</w:t>
+      </w:r>
+    </w:p>
+    <w:p>
+      <w:pPr>
+        <w:spacing w:before="0" w:after="100"/>
+      </w:pPr>
+      <w:r>
+        <w:rPr>
+          <w:b/>
+        </w:rPr>
+        <w:t xml:space="preserve">Apparent power</w:t>
+      </w:r>
+      <w:r>
+        <w:rPr/>
+        <w:t xml:space="preserve"> — </w:t>
+      </w:r>
+      <w:r>
+        <w:rPr/>
+        <w:t xml:space="preserve">S = V_rms I_rms  (VA) ; S = √(P²+Q²)</w:t>
+      </w:r>
+    </w:p>
+    <w:p>
+      <w:pPr>
+        <w:spacing w:before="0" w:after="100"/>
+      </w:pPr>
+      <w:r>
+        <w:rPr>
+          <w:b/>
+        </w:rPr>
+        <w:t xml:space="preserve">Power factor</w:t>
+      </w:r>
+      <w:r>
+        <w:rPr/>
+        <w:t xml:space="preserve"> — </w:t>
+      </w:r>
+      <w:r>
+        <w:rPr/>
+        <w:t xml:space="preserve">cosθ = P/S</w:t>
+      </w:r>
+    </w:p>
     <w:p>
       <w:pPr>
         <w:pStyle w:val="Heading3"/>
@@ -23648,143 +23250,107 @@
         <w:t xml:space="preserve">Resonance and Transformers</w:t>
       </w:r>
     </w:p>
-    <w:tbl>
-      <w:tblPr>
-        <w:tblW w:type="dxa" w:w="9000"/>
-        <w:tblBorders>
-          <w:top w:val="single" w:color="auto" w:sz="4"/>
-          <w:left w:val="single" w:color="auto" w:sz="4"/>
-          <w:bottom w:val="single" w:color="auto" w:sz="4"/>
-          <w:right w:val="single" w:color="auto" w:sz="4"/>
-          <w:insideH w:val="single" w:color="auto" w:sz="4"/>
-          <w:insideV w:val="single" w:color="auto" w:sz="4"/>
-        </w:tblBorders>
-      </w:tblPr>
-      <w:tblGrid>
-        <w:gridCol w:w="4500"/>
-        <w:gridCol w:w="4500"/>
-      </w:tblGrid>
-      <w:tr>
-        <w:tc>
-          <w:tcPr>
-            <w:tcW w:type="dxa" w:w="4500"/>
-            <w:shd w:fill="DDE6F0" w:val="clear"/>
-          </w:tcPr>
-          <w:p>
-            <w:r>
-              <w:rPr>
-                <w:b/>
-                <w:bCs/>
-              </w:rPr>
-              <w:t xml:space="preserve">Quantity</w:t>
-            </w:r>
-          </w:p>
-        </w:tc>
-        <w:tc>
-          <w:tcPr>
-            <w:tcW w:type="dxa" w:w="4500"/>
-            <w:shd w:fill="DDE6F0" w:val="clear"/>
-          </w:tcPr>
-          <w:p>
-            <w:r>
-              <w:rPr>
-                <w:b/>
-                <w:bCs/>
-              </w:rPr>
-              <w:t xml:space="preserve">Formula</w:t>
-            </w:r>
-          </w:p>
-        </w:tc>
-      </w:tr>
-      <w:tr>
-        <w:tc>
-          <w:tcPr>
-            <w:tcW w:type="dxa" w:w="4500"/>
-          </w:tcPr>
-          <w:p>
-            <w:r>
-              <w:t xml:space="preserve">Resonant angular frequency</w:t>
-            </w:r>
-          </w:p>
-        </w:tc>
-        <w:tc>
-          <w:tcPr>
-            <w:tcW w:type="dxa" w:w="4500"/>
-          </w:tcPr>
-          <w:p>
-            <w:r>
-              <w:t xml:space="preserve">ω₀ = 1/√(LC)</w:t>
-            </w:r>
-          </w:p>
-        </w:tc>
-      </w:tr>
-      <w:tr>
-        <w:tc>
-          <w:tcPr>
-            <w:tcW w:type="dxa" w:w="4500"/>
-          </w:tcPr>
-          <w:p>
-            <w:r>
-              <w:t xml:space="preserve">Quality factor (series RLC)</w:t>
-            </w:r>
-          </w:p>
-        </w:tc>
-        <w:tc>
-          <w:tcPr>
-            <w:tcW w:type="dxa" w:w="4500"/>
-          </w:tcPr>
-          <w:p>
-            <w:r>
-              <w:t xml:space="preserve">Q = ω₀L/R</w:t>
-            </w:r>
-          </w:p>
-        </w:tc>
-      </w:tr>
-      <w:tr>
-        <w:tc>
-          <w:tcPr>
-            <w:tcW w:type="dxa" w:w="4500"/>
-          </w:tcPr>
-          <w:p>
-            <w:r>
-              <w:t xml:space="preserve">Bandwidth</w:t>
-            </w:r>
-          </w:p>
-        </w:tc>
-        <w:tc>
-          <w:tcPr>
-            <w:tcW w:type="dxa" w:w="4500"/>
-          </w:tcPr>
-          <w:p>
-            <w:r>
-              <w:t xml:space="preserve">= ω₀/Q</w:t>
-            </w:r>
-          </w:p>
-        </w:tc>
-      </w:tr>
-      <w:tr>
-        <w:tc>
-          <w:tcPr>
-            <w:tcW w:type="dxa" w:w="4500"/>
-          </w:tcPr>
-          <w:p>
-            <w:r>
-              <w:t xml:space="preserve">Ideal transformer</w:t>
-            </w:r>
-          </w:p>
-        </w:tc>
-        <w:tc>
-          <w:tcPr>
-            <w:tcW w:type="dxa" w:w="4500"/>
-          </w:tcPr>
-          <w:p>
-            <w:r>
-              <w:t xml:space="preserve">V₂/V₁ = N₂/N₁ ; I₂/I₁ = N₁/N₂</w:t>
-            </w:r>
-          </w:p>
-        </w:tc>
-      </w:tr>
-    </w:tbl>
+    <w:p>
+      <w:pPr>
+        <w:spacing w:before="0" w:after="100"/>
+      </w:pPr>
+      <w:r>
+        <w:rPr>
+          <w:b/>
+          <w:bCs/>
+        </w:rPr>
+        <w:t xml:space="preserve">Quantity</w:t>
+      </w:r>
+      <w:r>
+        <w:rPr>
+          <w:b/>
+        </w:rPr>
+        <w:t xml:space="preserve"> — </w:t>
+      </w:r>
+      <w:r>
+        <w:rPr>
+          <w:b/>
+          <w:bCs/>
+        </w:rPr>
+        <w:t xml:space="preserve">Formula</w:t>
+      </w:r>
+    </w:p>
+    <w:p>
+      <w:pPr>
+        <w:spacing w:before="0" w:after="100"/>
+      </w:pPr>
+      <w:r>
+        <w:rPr>
+          <w:b/>
+        </w:rPr>
+        <w:t xml:space="preserve">Resonant angular frequency</w:t>
+      </w:r>
+      <w:r>
+        <w:rPr/>
+        <w:t xml:space="preserve"> — </w:t>
+      </w:r>
+      <w:r>
+        <w:rPr/>
+        <w:t xml:space="preserve">ω₀ = 1/√(LC)</w:t>
+      </w:r>
+    </w:p>
+    <w:p>
+      <w:pPr>
+        <w:spacing w:before="0" w:after="100"/>
+      </w:pPr>
+      <w:r>
+        <w:rPr>
+          <w:b/>
+        </w:rPr>
+        <w:t xml:space="preserve">Quality factor (series RLC)</w:t>
+      </w:r>
+      <w:r>
+        <w:rPr/>
+        <w:t xml:space="preserve"> — </w:t>
+      </w:r>
+      <w:r>
+        <w:rPr/>
+        <w:t xml:space="preserve">Q = ω₀L/R</w:t>
+      </w:r>
+    </w:p>
+    <w:p>
+      <w:pPr>
+        <w:spacing w:before="0" w:after="100"/>
+      </w:pPr>
+      <w:r>
+        <w:rPr>
+          <w:b/>
+        </w:rPr>
+        <w:t xml:space="preserve">Bandwidth</w:t>
+      </w:r>
+      <w:r>
+        <w:rPr/>
+        <w:t xml:space="preserve"> — </w:t>
+      </w:r>
+      <w:r>
+        <w:rPr/>
+        <w:t xml:space="preserve">= ω₀/Q</w:t>
+      </w:r>
+    </w:p>
+    <w:p>
+      <w:pPr>
+        <w:spacing w:before="0" w:after="100"/>
+      </w:pPr>
+      <w:r>
+        <w:rPr>
+          <w:b/>
+        </w:rPr>
+        <w:t xml:space="preserve">Ideal transformer</w:t>
+      </w:r>
+      <w:r>
+        <w:rPr/>
+        <w:t xml:space="preserve"> — </w:t>
+      </w:r>
+      <w:r>
+        <w:rPr/>
+        <w:t xml:space="preserve">V₂/V₁ = N₂/N₁ ; I₂/I₁ = N₁/N₂</w:t>
+      </w:r>
+    </w:p>
     <w:p>
       <w:r>
         <w:br w:type="page"/>

--- a/EE - SERIES/Foundations_Book1.docx
+++ b/EE - SERIES/Foundations_Book1.docx
@@ -27931,7 +27931,7 @@
         <w:jc w:val="left"/>
       </w:pPr>
       <w:r>
-        <w:t xml:space="preserve">In Love with Murder, Actually: A Comic Mystery, Lothar J. Musiol writing as Romuald Livingston</w:t>
+        <w:t xml:space="preserve">In Love with Murder, Actually: A Derailed Mystery in Provence, Lothar J. Musiol writing as Romuald Livingston</w:t>
       </w:r>
     </w:p>
     <w:p>

--- a/EE - SERIES/Foundations_Book1.docx
+++ b/EE - SERIES/Foundations_Book1.docx
@@ -27603,7 +27603,7 @@
         <w:jc w:val="left"/>
       </w:pPr>
       <w:r>
-        <w:t xml:space="preserve">Gravitation, Actually: A Short Book on Gravity</w:t>
+        <w:t xml:space="preserve">Gravity, Actually: Einstein’s Relativity in Plain Words: Falling, Time, Black Holes, and the Waves We Finally Heard</w:t>
       </w:r>
     </w:p>
     <w:p>

--- a/EE - SERIES/Foundations_Book1.docx
+++ b/EE - SERIES/Foundations_Book1.docx
@@ -149,15 +149,18 @@
         <w:spacing w:after="200" w:line="276"/>
       </w:pPr>
       <w:r>
-        <w:t xml:space="preserve">Each chapter follows the same shape. It opens with the question the chapter answers, builds the picture in words first, then introduces the mathematics needed to make that picture precise, and closes with worked examples and practice problems. Three kinds of boxed panel appear throughout. "Key Idea" panels flag the handful of facts in each chapter worth memorizing outright. "Worked Example" panels take a representative problem all the way to a number, showing the reasoning at each step rather than just the arithmetic. "Common Misconception" panels address specific wrong turns that show up reliably among people meeting the material for the first time, before those wrong turns calcify.</w:t>
-      </w:r>
-    </w:p>
-    <w:p>
-      <w:pPr>
-        <w:spacing w:after="200" w:line="276"/>
-      </w:pPr>
-      <w:r>
-        <w:t xml:space="preserve">Almost every chapter ends with a short set of practice problems — usually four, occasionally three or five — and full solutions to all 149 of them are collected in Appendix B. The three bridging chapters that close each part (12, 25, and 38) carry review questions instead, or none at all. The solutions are worth more than the answers, so resist looking until you have made a real attempt: the value of a worked solution lies almost entirely in comparing it against your own reasoning and noticing where the two diverged.</w:t>
+        <w:t xml:space="preserve">Each chapter follows the same shape. It opens with the question the chapter answers, builds the picture in words first, then introduces the mathematics needed to make that picture precise, and closes with worked examples and practice problems. Three kinds of boxed panel appear throughout. "Key Idea" panels flag the handful of facts in each chapter worth memorizing outright. "Worked Example" panels take a representative problem all the way to a number, showing the reasoning at each step rather than only the arithmetic. "Common Misconception" panels address specific wrong turns that show up reliably among people meeting the material for the first time, before those wrong turns calcify.</w:t>
+      </w:r>
+    </w:p>
+    <w:p>
+      <w:pPr>
+        <w:spacing w:after="200" w:line="276"/>
+      </w:pPr>
+      <w:r>
+        <w:t xml:space="preserve">Almost every chapter ends with a short set of practice problems — usually four, sometimes three, five, or six — and full worked solutions to all 156 of them are collected in Appendix B. The bridging chapters that close Parts I and III (12 and 38) carry review questions instead, and Chapter 25, which closes Part II, has none. The solutions are worth more than the answers, so resist looking until you have made a real attempt: the value of a worked solution lies almost entirely in comparing it against your own reasoning and noticing where the two diverged.</w:t>
+      </w:r>
+      <w:r>
+        <w:t xml:space="preserve"> The lab notes and project examples use a small kit of parts, introduced once in The Reader Lab, after About This Series.</w:t>
       </w:r>
     </w:p>
     <w:p>
@@ -465,7 +468,7 @@
           <w:b/>
           <w:bCs/>
         </w:rPr>
-        <w:t>You do not need the other six books to use this one. This book, and each book after it, is written to stand on its own given its stated prerequisites — almost always just the books before it in the list above. Treat the table as a map of where you have been and where a given later interest can take you, not as a syllabus you must complete in order.</w:t>
+        <w:t xml:space="preserve">You do not need the other six books to use this one. This book, and each book after it, is written to stand on its own given its stated prerequisites — almost always only the books before it in the list above. Treat the table as a map of where you have been and where a given later interest can take you, not as a syllabus you must complete in order.</w:t>
       </w:r>
       <w:r/>
     </w:p>
@@ -473,6 +476,283 @@
       <w:r>
         <w:br w:type="page"/>
       </w:r>
+    </w:p>
+    <w:p>
+      <w:pPr>
+        <w:pStyle w:val="Heading1"/>
+        <w:spacing w:after="240" w:before="480"/>
+      </w:pPr>
+      <w:bookmarkStart w:id="153" w:name="_TocAll0053"/>
+      <w:bookmarkEnd w:id="153"/>
+      <w:r>
+        <w:t xml:space="preserve">The Reader Lab</w:t>
+      </w:r>
+    </w:p>
+    <w:p>
+      <w:pPr>
+        <w:spacing w:after="200" w:line="276"/>
+      </w:pPr>
+      <w:r>
+        <w:t xml:space="preserve">Electronics is learned with the hands as much as the head, so this series asks you to build things. Every book uses the same small kit, the reader lab, and this is the one place it is introduced; the later books refer back here. Nothing in this book requires it: every worked example stands on paper. But a divider you have measured, or an LED you have burned out, stays learned in a way a formula alone does not.</w:t>
+      </w:r>
+    </w:p>
+    <w:p>
+      <w:pPr>
+        <w:spacing w:after="200" w:line="276"/>
+      </w:pPr>
+      <w:r>
+        <w:t xml:space="preserve">The kit is ten parts, all sold as small modules with pin headers, so they plug into a breadboard with jumper wires. Each one typically costs a few dollars to about fifteen.</w:t>
+      </w:r>
+    </w:p>
+    <w:p>
+      <w:pPr>
+        <w:pStyle w:val="ListParagraph"/>
+        <w:numPr>
+          <w:ilvl w:val="0"/>
+          <w:numId w:val="1"/>
+        </w:numPr>
+        <w:spacing w:after="60"/>
+      </w:pPr>
+      <w:r>
+        <w:t xml:space="preserve">An ESP32-S3 development board: the controller. Two processor cores at up to 240 MHz, 2.4 GHz Wi-Fi and Bluetooth LE 5, a 12-bit analog-to-digital converter, and 3.3 V input and output pins. It is the brain of every project.</w:t>
+      </w:r>
+    </w:p>
+    <w:p>
+      <w:pPr>
+        <w:pStyle w:val="ListParagraph"/>
+        <w:numPr>
+          <w:ilvl w:val="0"/>
+          <w:numId w:val="1"/>
+        </w:numPr>
+        <w:spacing w:after="60"/>
+      </w:pPr>
+      <w:r>
+        <w:t xml:space="preserve">A 0.96-inch OLED display (128 × 64 pixels, I²C or SPI): the face, where the projects show what they measure.</w:t>
+      </w:r>
+    </w:p>
+    <w:p>
+      <w:pPr>
+        <w:pStyle w:val="ListParagraph"/>
+        <w:numPr>
+          <w:ilvl w:val="0"/>
+          <w:numId w:val="1"/>
+        </w:numPr>
+        <w:spacing w:after="60"/>
+      </w:pPr>
+      <w:r>
+        <w:t xml:space="preserve">An HC-SR04 ultrasonic ranger: the bat's sense. It times a 40 kHz echo and measures 2 cm to 4 m. The classic version runs from 5 V and returns a 5 V pulse, which Chapter 27 brings down safely to 3.3 V.</w:t>
+      </w:r>
+    </w:p>
+    <w:p>
+      <w:pPr>
+        <w:pStyle w:val="ListParagraph"/>
+        <w:numPr>
+          <w:ilvl w:val="0"/>
+          <w:numId w:val="1"/>
+        </w:numPr>
+        <w:spacing w:after="60"/>
+      </w:pPr>
+      <w:r>
+        <w:t xml:space="preserve">A PIR (passive infrared) motion sensor: the sense of warmth at a distance, the same sensor that switches porch lights.</w:t>
+      </w:r>
+    </w:p>
+    <w:p>
+      <w:pPr>
+        <w:pStyle w:val="ListParagraph"/>
+        <w:numPr>
+          <w:ilvl w:val="0"/>
+          <w:numId w:val="1"/>
+        </w:numPr>
+        <w:spacing w:after="60"/>
+      </w:pPr>
+      <w:r>
+        <w:t xml:space="preserve">A BME280 environmental sensor: temperature, humidity, and air pressure, the skin and inner ear of the kit, read over I²C.</w:t>
+      </w:r>
+    </w:p>
+    <w:p>
+      <w:pPr>
+        <w:pStyle w:val="ListParagraph"/>
+        <w:numPr>
+          <w:ilvl w:val="0"/>
+          <w:numId w:val="1"/>
+        </w:numPr>
+        <w:spacing w:after="60"/>
+      </w:pPr>
+      <w:r>
+        <w:t xml:space="preserve">A GPS receiver module: the sense of place, sending position and time over a serial line once a second.</w:t>
+      </w:r>
+    </w:p>
+    <w:p>
+      <w:pPr>
+        <w:pStyle w:val="ListParagraph"/>
+        <w:numPr>
+          <w:ilvl w:val="0"/>
+          <w:numId w:val="1"/>
+        </w:numPr>
+        <w:spacing w:after="60"/>
+      </w:pPr>
+      <w:r>
+        <w:t xml:space="preserve">A LoRa radio module (868 or 915 MHz, depending on region): the voice that carries several kilometers on tens of milliwatts.</w:t>
+      </w:r>
+    </w:p>
+    <w:p>
+      <w:pPr>
+        <w:pStyle w:val="ListParagraph"/>
+        <w:numPr>
+          <w:ilvl w:val="0"/>
+          <w:numId w:val="1"/>
+        </w:numPr>
+        <w:spacing w:after="60"/>
+      </w:pPr>
+      <w:r>
+        <w:t xml:space="preserve">A small hobby servo: the muscle. It turns to an angle set by a pulse about 1 to 2 ms long, repeated every 20 ms.</w:t>
+      </w:r>
+    </w:p>
+    <w:p>
+      <w:pPr>
+        <w:pStyle w:val="ListParagraph"/>
+        <w:numPr>
+          <w:ilvl w:val="0"/>
+          <w:numId w:val="1"/>
+        </w:numPr>
+        <w:spacing w:after="60"/>
+      </w:pPr>
+      <w:r>
+        <w:t xml:space="preserve">An 18650 lithium-ion cell in a holder with a charge and protection module: the stomach. A full cell sits at 4.2 V, its nominal voltage is about 3.6 to 3.7 V, and it stores roughly 3000 mAh.</w:t>
+      </w:r>
+    </w:p>
+    <w:p>
+      <w:pPr>
+        <w:pStyle w:val="ListParagraph"/>
+        <w:numPr>
+          <w:ilvl w:val="0"/>
+          <w:numId w:val="1"/>
+        </w:numPr>
+        <w:spacing w:after="60"/>
+      </w:pPr>
+      <w:r>
+        <w:t xml:space="preserve">A camera module (an OV2640 or OV5640 on an ESP32-S3 camera board, or a camera that plugs into the main board): the eye.</w:t>
+      </w:r>
+    </w:p>
+    <w:p>
+      <w:pPr>
+        <w:spacing w:after="200" w:line="276"/>
+      </w:pPr>
+      <w:r>
+        <w:t xml:space="preserve">Add a breadboard, jumper wires, a handful of resistors, capacitors, LEDs, and push buttons, a few thermistors and light-dependent resistors, and a multimeter, and you have everything this book's lab notes use. Figure L.1 shows the kit as a body: each part stands in for a sense or an organ, and each connects to the controller over one of a few kinds of wire.</w:t>
+      </w:r>
+    </w:p>
+    <w:p>
+      <w:pPr>
+        <w:spacing w:after="60" w:before="200"/>
+        <w:jc w:val="center"/>
+      </w:pPr>
+      <w:r>
+        <w:drawing>
+          <wp:inline xmlns:a="http://schemas.openxmlformats.org/drawingml/2006/main" xmlns:pic="http://schemas.openxmlformats.org/drawingml/2006/picture">
+            <wp:extent cx="5120640" cy="3584448"/>
+            <wp:docPr id="18" name="Picture 18" descr="A block diagram with the ESP32-S3 board in the center, labeled brain, Wi-Fi and Bluetooth LE, 12-bit ADC, 3.3 V logic. Nine parts surround it, each linked by a labeled line. Senses on the left: camera (eyes, parallel camera bus), HC-SR04 ultrasonic ranger (bat's echo, trigger and echo pins, 5 V pulse needs a divider), PIR motion sensor (warmth at a distance, one digital pin), BME280 (skin and inner ear: temperature, humidity, pressure, I2C), GPS (sense of place, UART serial). Outputs on the right: OLED display (face, I2C or SPI), servo (muscle, PWM pulse 1 to 2 ms every 20 ms), LoRa radio (voice, SPI, 868 or 915 MHz). Below: 18650 cell with protection module (stomach, 3.0 to 4.2 V)." title="Figure L.1"/>
+            <wp:cNvGraphicFramePr>
+              <a:graphicFrameLocks noChangeAspect="1"/>
+            </wp:cNvGraphicFramePr>
+            <a:graphic>
+              <a:graphicData uri="http://schemas.openxmlformats.org/drawingml/2006/picture">
+                <pic:pic>
+                  <pic:nvPicPr>
+                    <pic:cNvPr id="0" name="b1_reader_lab.png"/>
+                    <pic:cNvPicPr/>
+                  </pic:nvPicPr>
+                  <pic:blipFill>
+                    <a:blip r:embed="rId65"/>
+                    <a:stretch>
+                      <a:fillRect/>
+                    </a:stretch>
+                  </pic:blipFill>
+                  <pic:spPr>
+                    <a:xfrm>
+                      <a:off x="0" y="0"/>
+                      <a:ext cx="5120640" cy="3584448"/>
+                    </a:xfrm>
+                    <a:prstGeom prst="rect"/>
+                  </pic:spPr>
+                </pic:pic>
+              </a:graphicData>
+            </a:graphic>
+          </wp:inline>
+        </w:drawing>
+      </w:r>
+    </w:p>
+    <w:p>
+      <w:pPr>
+        <w:spacing w:after="200"/>
+        <w:jc w:val="center"/>
+      </w:pPr>
+      <w:r>
+        <w:rPr>
+          <w:i/>
+          <w:iCs/>
+          <w:color w:val="555555"/>
+          <w:sz w:val="19"/>
+          <w:szCs w:val="19"/>
+        </w:rPr>
+        <w:t xml:space="preserve">Figure L.1 — The reader lab as a body. The ESP32-S3 is the brain; the sensors are its senses, the servo its muscle, the OLED its face, the LoRa radio its voice, and the 18650 cell its stomach. The labels on the links name the wiring each part uses.</w:t>
+      </w:r>
+    </w:p>
+    <w:p>
+      <w:pPr>
+        <w:spacing w:after="200" w:line="276"/>
+      </w:pPr>
+      <w:r>
+        <w:t xml:space="preserve">If you buy only one controller, buy an ESP32-S3 board. It has the wireless radios the later books need, enough analog inputs for the sensing chapters, and enough speed for the camera. An Arduino Uno R4 or a Raspberry Pi Pico 2 W will also do most of the projects; where a difference matters, such as the Uno's 5 V pins against the ESP32-S3's 3.3 V pins, the text says so.</w:t>
+      </w:r>
+    </w:p>
+    <w:p>
+      <w:pPr>
+        <w:spacing w:after="200" w:line="276"/>
+      </w:pPr>
+      <w:r>
+        <w:t xml:space="preserve">The series follows one rule with the lab: analog first. Where a few resistors, a capacitor, and a comparator can do a job, you build that first, because that is where the physics lives. Then you do the same job in about twenty lines of code on the ESP32-S3 and compare. The analog version teaches why the circuit works and needs no software; the code version adds Wi-Fi, logging, and a display. Real products usually combine the two, and so do the projects.</w:t>
+      </w:r>
+    </w:p>
+    <w:p>
+      <w:pPr>
+        <w:spacing w:after="200" w:line="276"/>
+      </w:pPr>
+      <w:r>
+        <w:t xml:space="preserve">In this book the lab appears in Chapter 8 (an LED and a light sensor), Chapter 15 (what an ADC reading is worth, and an ultrasonic range corrected for temperature), Chapter 18 (a pressure trend), Chapter 27 (thermistors, bridges, a load cell, and safe 5 V to 3.3 V connections), Chapter 33 (a debounced button and the I²C bus), and Chapter 35 (an energy dashboard). Three small projects run through those chapters: a Smart Weather Station, a Home Energy Dashboard, and a Smart Refrigerator Monitor. The camera, GPS, LoRa radio, and servo wait for the later books, and Book 7 closes with a robot that draws on every book in the series.</w:t>
+      </w:r>
+    </w:p>
+    <w:p>
+      <w:pPr>
+        <w:shd w:fill="EFEFEF" w:val="clear"/>
+        <w:spacing w:after="80" w:before="120"/>
+      </w:pPr>
+      <w:r>
+        <w:rPr>
+          <w:b/>
+          <w:bCs/>
+        </w:rPr>
+        <w:t xml:space="preserve">Key Idea</w:t>
+      </w:r>
+    </w:p>
+    <w:p>
+      <w:pPr>
+        <w:shd w:fill="EFEFEF" w:val="clear"/>
+        <w:spacing w:after="120"/>
+      </w:pPr>
+      <w:r>
+        <w:rPr>
+          <w:b/>
+          <w:bCs/>
+        </w:rPr>
+        <w:t xml:space="preserve">Treat the 18650 cell with respect.</w:t>
+      </w:r>
+      <w:r>
+        <w:t xml:space="preserve"> A shorted lithium-ion cell can deliver tens of amperes and start a fire. Use a holder with a protection module, never solder directly to a cell, never charge one without a charger made for lithium-ion, and keep its wires covered.</w:t>
+      </w:r>
+    </w:p>
+    <w:p>
+      <w:pPr/>
     </w:p>
     <w:p>
       <w:pPr>
@@ -515,6 +795,16 @@
     </w:p>
     <w:p>
       <w:pPr>
+        <w:spacing w:after="200" w:line="276"/>
+      </w:pPr>
+      <w:hyperlink w:anchor="_TocAll0053" w:history="1">
+        <w:r>
+          <w:t xml:space="preserve">The Reader Lab</w:t>
+        </w:r>
+      </w:hyperlink>
+    </w:p>
+    <w:p>
+      <w:pPr>
         <w:pStyle w:val="Heading2"/>
         <w:spacing w:after="160" w:before="320"/>
       </w:pPr>
@@ -1007,63 +1297,6 @@
       </w:hyperlink>
     </w:p>
     <w:p>
-      <w:pPr>
-        <w:pStyle w:val="Heading2"/>
-        <w:spacing w:after="160" w:before="320"/>
-      </w:pPr>
-      <w:r>
-        <w:t xml:space="preserve">Appendices</w:t>
-      </w:r>
-    </w:p>
-    <w:p>
-      <w:pPr>
-        <w:spacing w:after="200" w:line="276"/>
-      </w:pPr>
-      <w:r>
-        <w:t xml:space="preserve">Appendix A — Formula Reference</w:t>
-      </w:r>
-    </w:p>
-    <w:p>
-      <w:pPr>
-        <w:spacing w:after="200" w:line="276"/>
-      </w:pPr>
-      <w:r>
-        <w:t xml:space="preserve">Appendix B — Practice Problem Solutions</w:t>
-      </w:r>
-    </w:p>
-    <w:p>
-      <w:pPr>
-        <w:spacing w:after="200" w:line="276"/>
-      </w:pPr>
-      <w:r>
-        <w:t xml:space="preserve">Appendix C — Glossary</w:t>
-      </w:r>
-    </w:p>
-    <w:p>
-      <w:pPr>
-        <w:spacing w:after="200" w:line="276"/>
-      </w:pPr>
-      <w:r>
-        <w:t xml:space="preserve">Appendix D — Chapter Summaries</w:t>
-      </w:r>
-    </w:p>
-    <w:p>
-      <w:pPr>
-        <w:spacing w:after="200" w:line="276"/>
-      </w:pPr>
-      <w:r>
-        <w:t xml:space="preserve">Appendix E — A Practical Circuit-Analysis Checklist</w:t>
-      </w:r>
-    </w:p>
-    <w:p>
-      <w:pPr>
-        <w:spacing w:after="200" w:line="276"/>
-      </w:pPr>
-      <w:r>
-        <w:t xml:space="preserve">Appendix F — Further Reading</w:t>
-      </w:r>
-    </w:p>
-    <w:p>
       <w:r>
         <w:br w:type="page"/>
       </w:r>
@@ -1232,7 +1465,7 @@
         <w:spacing w:after="200" w:line="276"/>
       </w:pPr>
       <w:r>
-        <w:t xml:space="preserve">The SI unit of charge is the coulomb (C), defined operationally through electric current: one coulomb is the charge transported past a point by a steady current of one ampere — informally, roughly the current a bright flashlight bulb draws; the formal definition waits until Chapter 7 — flowing for one second. This means the coulomb is a derived unit, defined in terms of the ampere rather than the other way around — a historical quirk that traces back to how electrical measurements were first standardized using the forces between current-carrying wires, not by counting individual charges.</w:t>
+        <w:t xml:space="preserve">The SI unit of charge is the coulomb (C), defined operationally through electric current: one coulomb is the charge transported past a point by a steady current of one ampere — informally, roughly the current a bright flashlight bulb draws; the formal definition waits until Chapter 7 — flowing for one second. Since the 2019 revision of the SI, the elementary charge is fixed at exactly e = 1.602176634 × 10⁻¹⁹ C, and the ampere is defined from it, so one coulomb is the charge of about 6.24 × 10¹⁸ elementary charges. Before 2019 the ampere was defined through the force between two current-carrying wires, which is why older books describe the coulomb as a unit derived from the ampere rather than from counting charges.</w:t>
       </w:r>
     </w:p>
     <w:p>
@@ -1657,7 +1890,7 @@
         <w:spacing w:after="160"/>
       </w:pPr>
       <w:r>
-        <w:t xml:space="preserve">Why doesn't your hand sink into the table? Atoms are mostly empty space, after all. Largely because the electrons in your skin and in the table push each other away with the force in this chapter (quantum mechanics helps), and at atomic distances that force is enormous.</w:t>
+        <w:t xml:space="preserve">Why doesn't your hand sink into the table? Atoms are mostly empty space, after all. Two things stop it. The electrons in your skin and in the table repel each other with the force in this chapter, and a rule of quantum mechanics, the Pauli exclusion principle, forbids those electrons from crowding into the same states. At atomic distances both effects are enormous.</w:t>
       </w:r>
     </w:p>
     <w:p>
@@ -1697,7 +1930,7 @@
         <w:spacing w:after="200" w:line="276"/>
       </w:pPr>
       <w:r>
-        <w:t xml:space="preserve">By how much, though? Twice the distance — is the push half as strong, a quarter, an eighth? Nothing about rubbing two balloons and feeling them push apart tells you the answer. A feel for “weaker further away” is not the same as a number that lets you predict a force you have not yet measured, and predicting exact forces, not just their direction, is what makes a chapter like this one worth having.</w:t>
+        <w:t xml:space="preserve">By how much, though? Twice the distance — is the push half as strong, a quarter, an eighth? Nothing about rubbing two balloons and feeling them push apart tells you the answer. A feel for “weaker further away” is not the same as a number that lets you predict a force you have not yet measured, and predicting exact forces, not only their direction, is what makes a chapter like this one worth having.</w:t>
       </w:r>
     </w:p>
     <w:p>
@@ -2009,15 +2242,15 @@
         <w:spacing w:after="200" w:line="276"/>
       </w:pPr>
       <w:r>
-        <w:t xml:space="preserve">When more than two charges are present, the net force on any one of them is simply the vector sum of the Coulomb forces exerted by every other charge individually, as if each pair existed alone. This is the principle of superposition, and it holds because Coulomb's law is linear in each charge — nothing about the presence of a third charge alters the force law between the first two.</w:t>
-      </w:r>
-    </w:p>
-    <w:p>
-      <w:pPr>
-        <w:spacing w:after="200" w:line="276"/>
-      </w:pPr>
-      <w:r>
-        <w:t xml:space="preserve">Superposition sounds almost too obvious to state, until you notice how much it is quietly assumed. It is not, in fact, a logical necessity — one could imagine a universe where three charges interact through some genuinely three-body force that cannot be decomposed into pairwise contributions, and such three-body effects do arise in more exotic physical settings. That electromagnetism happens not to work that way is an experimental fact, not a mathematical inevitability, and it is one of the reasons circuit analysis is tractable at all: without superposition, adding a second component to a circuit could, in principle, change how every existing component behaved with every other, rather than simply adding its own well-defined contribution.</w:t>
+        <w:t xml:space="preserve">When more than two charges are present, the net force on any one of them is the vector sum of the Coulomb forces exerted by every other charge individually, as if each pair existed alone. This is the principle of superposition, and it holds because Coulomb's law is linear in each charge — nothing about the presence of a third charge alters the force law between the first two.</w:t>
+      </w:r>
+    </w:p>
+    <w:p>
+      <w:pPr>
+        <w:spacing w:after="200" w:line="276"/>
+      </w:pPr>
+      <w:r>
+        <w:t xml:space="preserve">Superposition sounds almost too obvious to state, until you notice how much it is quietly assumed. It is not, in fact, a logical necessity — one could imagine a universe where three charges interact through some genuinely three-body force that cannot be decomposed into pairwise contributions, and such three-body effects do arise in more exotic physical settings. That electromagnetism happens not to work that way is an experimental fact, not a mathematical inevitability, and it is one of the reasons circuit analysis is tractable at all: without superposition, adding a second component to a circuit could, in principle, change how every existing component behaved with every other, rather than adding its own well-defined contribution.</w:t>
       </w:r>
     </w:p>
     <w:p>
@@ -2229,7 +2462,7 @@
         <w:spacing w:after="100"/>
       </w:pPr>
       <w:r>
-        <w:t xml:space="preserve">Two identical small spheres, each of mass 1.0 g, hang from strings of equal length attached to the same point, and repel each other so that the strings make an angle of 10° with the vertical when each sphere carries the same charge q. Set up (you need not fully solve) the equation you would use to find q, identifying every force acting on one sphere.</w:t>
+        <w:t xml:space="preserve">Two identical small spheres, each of mass 1.0 g, hang from strings 50 cm long attached to the same point. They carry equal charges q and repel each other until each string makes an angle of 10° with the vertical. Identify every force acting on one sphere, then find q.</w:t>
       </w:r>
     </w:p>
     <w:p>
@@ -2975,7 +3208,7 @@
         <w:spacing w:after="200" w:line="276"/>
       </w:pPr>
       <w:r>
-        <w:t xml:space="preserve">So a useful measure of “how much rain gets through” cannot be just the rain’s intensity, or just the screen’s size — it has to combine how heavy the rain is, how large the screen is, and how squarely the screen faces it. Electric field lines behave exactly the same way: a surface sitting in a field has no way around dealing with its own tilt, once the field is actually there to pass through it.</w:t>
+        <w:t xml:space="preserve">So a useful measure of “how much rain gets through” cannot be only the rain’s intensity, or only the screen’s size — it has to combine how heavy the rain is, how large the screen is, and how squarely the screen faces it. Electric field lines behave exactly the same way: a surface sitting in a field has no way around dealing with its own tilt, once the field is actually there to pass through it.</w:t>
       </w:r>
     </w:p>
     <w:p>
@@ -3515,7 +3748,7 @@
         <w:spacing w:after="100"/>
       </w:pPr>
       <w:r>
-        <w:t xml:space="preserve">Explain, using Gauss's law, why the electric field just outside the surface of a charged conductor is always perpendicular to that surface.</w:t>
+        <w:t xml:space="preserve">Explain, using Gauss's law, why the electric field immediately outside the surface of a charged conductor is always perpendicular to that surface.</w:t>
       </w:r>
     </w:p>
     <w:p>
@@ -3669,7 +3902,7 @@
         <w:spacing w:after="200" w:line="276"/>
       </w:pPr>
       <w:r>
-        <w:t xml:space="preserve">Every conservative force has an associated potential energy, and the electric force is conservative — the work done moving a charge between two points does not depend on the path taken, only on the endpoints. This mirrors gravitational potential energy exactly, and the analogy is worth leaning on: just as an object gains gravitational potential energy when lifted against gravity, a positive charge gains electric potential energy when pushed toward another positive charge, against the repulsive force between them.</w:t>
+        <w:t xml:space="preserve">Every conservative force has an associated potential energy, and the electric force is conservative — the work done moving a charge between two points does not depend on the path taken, only on the endpoints. This mirrors gravitational potential energy exactly, and the analogy is worth leaning on: as an object gains gravitational potential energy when lifted against gravity, a positive charge gains electric potential energy when pushed toward another positive charge, against the repulsive force between them.</w:t>
       </w:r>
     </w:p>
     <w:p>
@@ -3694,7 +3927,7 @@
         <w:spacing w:after="200" w:line="276"/>
       </w:pPr>
       <w:r>
-        <w:t xml:space="preserve">Notice the missing square on r, compared to Coulomb's law's force expression — potential energy for a 1/r² force always goes as 1/r, the same relationship gravitational potential energy (U = −GMm/r) has to gravitational force. U is positive for like charges (energy is stored by pushing them together, against their mutual repulsion) and negative for unlike charges (energy is released by pulling them apart, against their mutual attraction).</w:t>
+        <w:t xml:space="preserve">Notice the missing square on r, compared to Coulomb's law's force expression — potential energy for a 1/r² force always goes as 1/r, the same relationship gravitational potential energy (U = −GMm/r) has to gravitational force. U is positive for like charges (energy is stored by pushing them together, against their mutual repulsion) and negative for unlike charges (they attract, so energy is released as they come together, and you must supply energy to pull them apart).</w:t>
       </w:r>
     </w:p>
     <w:p>
@@ -3711,15 +3944,15 @@
         <w:spacing w:after="200" w:line="276"/>
       </w:pPr>
       <w:r>
-        <w:t xml:space="preserve">Every battery has a number printed on it — 1.5 V for an AA cell, 9 V for the boxy rectangular kind, 12 V for a car battery. That number gets used constantly without most people ever asking what it actually measures. It cannot be a raw measure of how much energy the battery can deliver in total: a huge battery pack and a single AA cell can both be labeled 9 V, even though the pack can clearly do far more total work before it runs flat.</w:t>
-      </w:r>
-    </w:p>
-    <w:p>
-      <w:pPr>
-        <w:spacing w:after="200" w:line="276"/>
-      </w:pPr>
-      <w:r>
-        <w:t xml:space="preserve">Total capacity, then, is not what that number on the label measures. What it captures instead is something else: for each individual bit of charge the battery pushes around a circuit, how hard is that particular push? A raw quantity like total stored energy tangles together two separate things — how much charge got moved, and how hard each unit of it was pushed — and there is no way to pull those two apart just by looking at one lump energy figure.</w:t>
+        <w:t xml:space="preserve">Every battery has a number printed on it — 1.5 V for an AA cell, 9 V for the boxy rectangular kind, 12 V for a car battery. That number gets used constantly without most people ever asking what it actually measures. It cannot be a raw measure of how much energy the battery can deliver in total: a 12 V car battery and a toy's pack of eight AA cells are both labeled 12 V, yet the car battery can do far more total work before it runs flat.</w:t>
+      </w:r>
+    </w:p>
+    <w:p>
+      <w:pPr>
+        <w:spacing w:after="200" w:line="276"/>
+      </w:pPr>
+      <w:r>
+        <w:t xml:space="preserve">Total capacity, then, is not what that number on the label measures. What it captures instead is something else: for each individual bit of charge the battery pushes around a circuit, how hard is that particular push? A raw quantity like total stored energy tangles together two separate things — how much charge got moved, and how hard each unit of it was pushed — and there is no way to pull those two apart merely by looking at one lump energy figure.</w:t>
       </w:r>
     </w:p>
     <w:p>
@@ -3766,7 +3999,7 @@
         <w:spacing w:after="200" w:line="276"/>
       </w:pPr>
       <w:r>
-        <w:t xml:space="preserve">Potential is a scalar, not a vector — a considerable practical simplification over working with fields directly, since scalars just add algebraically with no direction bookkeeping. Its SI unit is the volt (V), equal to one joule per coulomb, and it is this quantity — not the field, and not the potential energy — that a voltmeter measures and that appears on every component datasheet and circuit diagram you will encounter for the rest of this series.</w:t>
+        <w:t xml:space="preserve">Potential is a scalar, not a vector — a considerable practical simplification over working with fields directly, since scalars add algebraically with no direction bookkeeping. Its SI unit is the volt (V), equal to one joule per coulomb, and it is this quantity — not the field, and not the potential energy — that a voltmeter measures and that appears on every component datasheet and circuit diagram you will encounter for the rest of this series.</w:t>
       </w:r>
     </w:p>
     <w:p>
@@ -3960,7 +4193,7 @@
         <w:spacing w:after="200" w:line="276"/>
       </w:pPr>
       <w:r>
-        <w:t xml:space="preserve">This right-angle relationship is a genuinely useful sketching tool: given a diagram of field lines for some charge distribution, you can sketch a reasonable set of equipotential contours simply by drawing curves everywhere perpendicular to the field lines you already have, and vice versa. Topographic maps use exactly this relationship, incidentally, with contour lines of constant elevation (the gravitational analog of equipotentials) always running perpendicular to the direction water would actually flow downhill.</w:t>
+        <w:t xml:space="preserve">This right-angle relationship is a genuinely useful sketching tool: given a diagram of field lines for some charge distribution, you can sketch a reasonable set of equipotential contours by drawing curves everywhere perpendicular to the field lines you already have, and vice versa. Topographic maps use exactly this relationship, incidentally, with contour lines of constant elevation (the gravitational analog of equipotentials) always running perpendicular to the direction water would actually flow downhill.</w:t>
       </w:r>
     </w:p>
     <w:p>
@@ -4067,7 +4300,7 @@
         <w:t xml:space="preserve">Solution: </w:t>
       </w:r>
       <w:r>
-        <w:t xml:space="preserve">Potential is a scalar, so it adds algebraically (no vectors needed) — a considerable simplification compared to the equivalent field calculation. Each charge is 4.0 cm from the midpoint. V₁ = kq/r = (8.99×10⁹)(6.0×10⁻⁹)/(0.040) ≈ 1348 V (from the positive charge). V₂ = kq/r = (8.99×10⁹)(−6.0×10⁻⁹)/(0.040) ≈ −1348 V (from the negative charge). Net potential: V₁ + V₂ = 0 V. Contrast this with Worked Example 3.2, which found a nonzero field at the same midpoint of an equal-and-opposite dipole — potential and field do not have to vanish (or fail to vanish) at the same locations, since one is a scalar sum and the other a vector sum, and this particular symmetric case happens to make the potential exactly zero everywhere on the entire perpendicular bisector plane, not just at the midpoint.</w:t>
+        <w:t xml:space="preserve">Potential is a scalar, so it adds algebraically (no vectors needed) — a considerable simplification compared to the equivalent field calculation. Each charge is 4.0 cm from the midpoint. V₁ = kq/r = (8.99×10⁹)(6.0×10⁻⁹)/(0.040) ≈ 1348 V (from the positive charge). V₂ = kq/r = (8.99×10⁹)(−6.0×10⁻⁹)/(0.040) ≈ −1348 V (from the negative charge). Net potential: V₁ + V₂ = 0 V. Contrast this with Worked Example 3.2, which found a nonzero field at the same midpoint of an equal-and-opposite dipole — potential and field do not have to vanish (or fail to vanish) at the same locations, since one is a scalar sum and the other a vector sum, and this particular symmetric case happens to make the potential exactly zero everywhere on the entire perpendicular bisector plane, not only at the midpoint.</w:t>
       </w:r>
     </w:p>
     <w:p>
@@ -4308,7 +4541,7 @@
         <w:spacing w:after="200" w:line="276"/>
       </w:pPr>
       <w:r>
-        <w:t xml:space="preserve">Pour water into a narrow glass and the level climbs fast, rising noticeably after just a cupful. Pour the same cupful into a wide bucket instead, and the level barely moves — the same amount of water produces a much smaller rise. Charging an isolated conductor works the same way: add some charge and a voltage develops, resisting whatever charge you try to add next. Not every conductor resists equally, though — a large one accepts a great deal of charge before its voltage climbs noticeably, while a small one's voltage rises almost from the first bit of charge added.</w:t>
+        <w:t xml:space="preserve">Pour water into a narrow glass and the level climbs fast, rising noticeably after only a cupful. Pour the same cupful into a wide bucket instead, and the level barely moves — the same amount of water produces a much smaller rise. Charging an isolated conductor works the same way: add some charge and a voltage develops, resisting whatever charge you try to add next. Not every conductor resists equally, though — a large one accepts a great deal of charge before its voltage climbs noticeably, while a small one's voltage rises almost from the first bit of charge added.</w:t>
       </w:r>
     </w:p>
     <w:p>
@@ -4549,7 +4782,7 @@
         <w:spacing w:after="200" w:line="276"/>
       </w:pPr>
       <w:r>
-        <w:t xml:space="preserve">Just as resistors combine in series and parallel (Chapter 8), so do capacitors, but — reflecting how capacitance is a fundamentally different kind of quantity from resistance — the combination rules come out reversed relative to resistors. Capacitors in parallel (both connected across the same pair of nodes — the junction points in a circuit diagram where two or more wires meet — so both see the same voltage) simply add:</w:t>
+        <w:t xml:space="preserve">Just as resistors combine in series and parallel (Chapter 8), so do capacitors, but — reflecting how capacitance is a fundamentally different kind of quantity from resistance — the combination rules come out reversed relative to resistors. Capacitors in parallel (both connected across the same pair of nodes — the junction points in a circuit diagram where two or more wires meet — so both see the same voltage) add:</w:t>
       </w:r>
     </w:p>
     <w:p>
@@ -4663,7 +4896,7 @@
           <w:b/>
           <w:bCs/>
         </w:rPr>
-        <w:t xml:space="preserve">A capacitor stores energy, not just charge.</w:t>
+        <w:t xml:space="preserve">A capacitor stores energy, not only charge.</w:t>
       </w:r>
       <w:r>
         <w:t xml:space="preserve"> The energy stored is U = ½CV² = ½QV = Q²/(2C). This stored energy is genuinely present in the electric field occupying the space between the plates — not a bookkeeping convenience — a fact that becomes important once you study energy flow in electromagnetic fields more generally.</w:t>
@@ -4800,7 +5033,29 @@
         <w:spacing w:after="120"/>
       </w:pPr>
       <w:r>
-        <w:t xml:space="preserve">Read the dielectric, not just the value. A 10 µF, 16 V ceramic capacitor with X5R or X7R dielectric may give only a few microfarads with 12 V across it; the datasheet's capacitance-versus-DC-bias curve is the one that matters. These Class 2 ceramics also drift with temperature and age. C0G (NP0) parts are stable, but only come in small values.</w:t>
+        <w:t xml:space="preserve">Read the dielectric, not only the value. A 10 µF, 16 V ceramic capacitor with X5R or X7R dielectric may give only a few microfarads with 12 V across it; the datasheet's capacitance-versus-DC-bias curve is the one that matters. These Class 2 ceramics also drift with temperature and age. C0G (NP0) parts are stable, but only come in small values.</w:t>
+      </w:r>
+    </w:p>
+    <w:p>
+      <w:pPr>
+        <w:shd w:fill="E3ECF7" w:val="clear"/>
+        <w:spacing w:after="80" w:before="120"/>
+      </w:pPr>
+      <w:r>
+        <w:rPr>
+          <w:b/>
+          <w:bCs/>
+        </w:rPr>
+        <w:t xml:space="preserve">On the Job</w:t>
+      </w:r>
+    </w:p>
+    <w:p>
+      <w:pPr>
+        <w:shd w:fill="E3ECF7" w:val="clear"/>
+        <w:spacing w:after="120"/>
+      </w:pPr>
+      <w:r>
+        <w:t xml:space="preserve">Hardware engineers who design the board around a chip such as the ESP32-S3 spend real time on this chapter. Their tools are the chip maker's hardware design guidelines and reference schematic, the capacitor makers' online tools that plot capacitance against DC bias and temperature, KiCad or Altium for layout, and a scope with a short ground spring for checking supply ripple. A typical task: choose and place the decoupling capacitors for the module's 3.3 V supply, check that a 10 µF ceramic capacitor still gives enough capacitance at 3.3 V of bias, put the small capacitors closest to the pins, and then measure the supply while Wi-Fi transmits, when the current jumps by hundreds of milliamps.</w:t>
       </w:r>
     </w:p>
     <w:p>
@@ -5072,7 +5327,7 @@
         <w:spacing w:after="200" w:line="276"/>
       </w:pPr>
       <w:r>
-        <w:t xml:space="preserve">where n is the number density of charge carriers and q is the carrier's charge. For a typical copper wire carrying a modest current, the drift velocity works out to a small fraction of a millimeter per second — an electron takes well over an hour to physically travel just one meter of household wire — considerably longer over any real wire run, as Worked Example 7.0 makes precise. What makes a lamp turn on essentially instantly when you flip a switch is not any individual electron racing to the bulb; it is that the electric field itself, and the resulting nudge to every electron already present throughout the wire, propagates at a substantial fraction of the speed of light. The signal is fast; the carriers themselves are almost leisurely.</w:t>
+        <w:t xml:space="preserve">where n is the number density of charge carriers and q is the carrier's charge. For a typical copper wire carrying a modest current, the drift velocity works out to a small fraction of a millimeter per second — an electron in a typical household wire needs more than an hour to drift one meter, as Worked Example 7.1 shows. What makes a lamp turn on essentially instantly when you flip a switch is not any individual electron racing to the bulb; it is that the electric field itself, and the resulting nudge to every electron already present throughout the wire, propagates at a substantial fraction of the speed of light. The signal is fast; the carriers themselves are almost leisurely.</w:t>
       </w:r>
     </w:p>
     <w:p>
@@ -5093,7 +5348,7 @@
           <w:b/>
           <w:bCs/>
         </w:rPr>
-        <w:t xml:space="preserve">Worked Example 7.0 — How Slow Is Drift Velocity, Really?</w:t>
+        <w:t xml:space="preserve">Worked Example 7.1 — How Slow Is Drift Velocity, Really?</w:t>
       </w:r>
     </w:p>
     <w:p>
@@ -5125,7 +5380,7 @@
         <w:t xml:space="preserve">Solution: </w:t>
       </w:r>
       <w:r>
-        <w:t xml:space="preserve">From J = nqv_d, solve for v_d: v_d = J/(nq) = I/(nqA). Plugging in: v_d = (5.0) / [(8.5×10²⁸)(1.60×10⁻¹⁹)(2.0×10⁻⁶)] ≈ 1.8 × 10⁻⁴ m/s — about 0.18 mm per second. At this rate, an individual electron would take roughly 93 minutes to travel just one meter of wire. Every appliance in your home nonetheless responds within a fraction of a second of being switched on, which is only possible because — as this section emphasizes — it is the field's influence propagating through the wire, not the individual electrons' own leisurely progress, that actually carries the “signal.”</w:t>
+        <w:t xml:space="preserve">From J = nqv_d, solve for v_d: v_d = J/(nq) = I/(nqA). Plugging in: v_d = (5.0) / [(8.5×10²⁸)(1.60×10⁻¹⁹)(2.0×10⁻⁶)] ≈ 1.8 × 10⁻⁴ m/s — about 0.18 mm per second. At this rate, an individual electron would take roughly 90 minutes to drift one meter of wire. Every appliance in your home nonetheless responds within a fraction of a second of being switched on, which is only possible because — as this section emphasizes — it is the field's influence propagating through the wire, not the individual electrons' own leisurely progress, that actually carries the “signal.”</w:t>
       </w:r>
     </w:p>
     <w:p>
@@ -5233,7 +5488,7 @@
         <w:spacing w:after="200" w:line="276"/>
       </w:pPr>
       <w:r>
-        <w:t xml:space="preserve">Push a shopping cart across smooth tile and a small, steady push keeps it gliding along. Push the same cart, same load, across thick carpet instead, and the same steady push barely gets it moving — the floor is fighting back. Drive the same voltage across two different wires, one copper and one some poorer conductor, and something very similar happens: very different currents result, even though the push is identical. Something about the conductor itself, not just the voltage driving the charge, is deciding how much current actually flows.</w:t>
+        <w:t xml:space="preserve">Push a shopping cart across smooth tile and a small, steady push keeps it gliding along. Push the same cart, same load, across thick carpet instead, and the same steady push barely gets it moving — the floor is fighting back. Drive the same voltage across two different wires, one copper and one some poorer conductor, and something very similar happens: very different currents result, even though the push is identical. Something about the conductor itself, not only the voltage driving the charge, is deciding how much current actually flows.</w:t>
       </w:r>
     </w:p>
     <w:p>
@@ -5416,7 +5671,7 @@
         <w:spacing w:after="200" w:line="276"/>
       </w:pPr>
       <w:r>
-        <w:t xml:space="preserve">A small number of materials, cooled below a characteristic critical temperature (for many common superconductors, only a few degrees above absolute zero, though so-called high-temperature superconductors reach on the order of a hundred degrees above it), undergo a genuinely abrupt transition to a state of exactly zero resistivity — not merely very low resistivity, but immeasurably, and as far as any experiment has ever detected, exactly zero. A current started in a closed superconducting loop has been observed to persist, undiminished, for years without any external source maintaining it. Superconductivity is a quantum-mechanical phenomenon well beyond this book's scope to explain properly, but it is worth knowing it exists: it demonstrates that the ordinary, temperature-dependent resistivity described above is not some unavoidable law of nature, but a specific consequence of how electrons scatter off a lattice's vibrations and impurities in ordinary conducting materials — a mechanism that a superconductor, below its critical temperature, simply does not have.</w:t>
+        <w:t xml:space="preserve">A small number of materials, cooled below a characteristic critical temperature (for many common superconductors, only a few degrees above absolute zero, though so-called high-temperature superconductors reach on the order of a hundred degrees above it), undergo a genuinely abrupt transition to a state of exactly zero resistivity — not merely very low resistivity, but immeasurably, and as far as any experiment has ever detected, exactly zero. A current started in a closed superconducting loop has been observed to persist, undiminished, for years without any external source maintaining it. Superconductivity is a quantum-mechanical phenomenon well beyond this book's scope to explain properly, but it is worth knowing it exists: it demonstrates that the ordinary, temperature-dependent resistivity described above is not some unavoidable law of nature, but a specific consequence of how electrons scatter off a lattice's vibrations and impurities in ordinary conducting materials — a mechanism that a superconductor, below its critical temperature, does not have.</w:t>
       </w:r>
     </w:p>
     <w:p>
@@ -5429,7 +5684,7 @@
           <w:b/>
           <w:bCs/>
         </w:rPr>
-        <w:t xml:space="preserve">Worked Example 7.1</w:t>
+        <w:t xml:space="preserve">Worked Example 7.2</w:t>
       </w:r>
     </w:p>
     <w:p>
@@ -5474,7 +5729,7 @@
           <w:b/>
           <w:bCs/>
         </w:rPr>
-        <w:t xml:space="preserve">Worked Example 7.2</w:t>
+        <w:t xml:space="preserve">Worked Example 7.3</w:t>
       </w:r>
     </w:p>
     <w:p>
@@ -5870,7 +6125,7 @@
           <w:b/>
           <w:bCs/>
         </w:rPr>
-        <w:t xml:space="preserve">Ohm's law relates three quantities — memorize the triangle, not just the formula.</w:t>
+        <w:t xml:space="preserve">Ohm's law relates three quantities — memorize the triangle, not only the formula.</w:t>
       </w:r>
       <w:r>
         <w:t xml:space="preserve"> V = IR, so also I = V/R and R = V/I. Given any two of voltage, current, and resistance, the third follows immediately. This single relationship, together with the two Kirchhoff laws developed in Part III of this book (Chapter 26), is sufficient to analyze any resistive DC circuit, no matter how complex.</w:t>
@@ -5959,7 +6214,7 @@
         <w:spacing w:after="200" w:line="276"/>
       </w:pPr>
       <w:r>
-        <w:t xml:space="preserve">Two resistors are in series if the same current must flow through both, one after the other, with no branch point between them. Their combined resistance simply adds:</w:t>
+        <w:t xml:space="preserve">Two resistors are in series if the same current must flow through both, one after the other, with no branch point between them. Their combined resistance adds:</w:t>
       </w:r>
     </w:p>
     <w:p>
@@ -6388,6 +6643,140 @@
     </w:p>
     <w:p>
       <w:pPr>
+        <w:pStyle w:val="Heading2"/>
+        <w:spacing w:after="160" w:before="360"/>
+      </w:pPr>
+      <w:r>
+        <w:t xml:space="preserve">8.5 Light In and Light Out: The LED and the LDR</w:t>
+      </w:r>
+    </w:p>
+    <w:p>
+      <w:pPr>
+        <w:spacing w:after="200" w:line="276"/>
+      </w:pPr>
+      <w:r>
+        <w:t xml:space="preserve">Figure 8.2 showed the resistor that sets an LED's current. The same rule works from a microcontroller pin. From the ESP32-S3's 3.3 V output, a red LED with a forward voltage of about 2.0 V and a 220 Ω resistor gets (3.3 − 2.0)/220 ≈ 5.9 mA, bright enough for an indicator and gentle on the pin. A blue or white LED is harder: its forward voltage is about 3.0 V, so only 0.3 V is left for the resistor, and the current then depends on the exact forward voltage, which varies from part to part and with temperature. Designers feed such LEDs from 5 V through a transistor switch (Books 2 and 3), or accept a dim, uncertain glow. An RGB LED is three LEDs in one package, and each color needs its own resistor for the same reason.</w:t>
+      </w:r>
+    </w:p>
+    <w:p>
+      <w:pPr>
+        <w:spacing w:after="200" w:line="276"/>
+      </w:pPr>
+      <w:r>
+        <w:t xml:space="preserve">The light-dependent resistor (LDR) runs the other way: light in, resistance out. It is a small disc of cadmium sulfide whose resistance falls as light frees more charge carriers. A common part, the GL5528, reads roughly 8 to 20 kΩ at 10 lux (a dim room), at least 1 MΩ in darkness, and falls by a factor of about 10^0.7 ≈ 5 for every tenfold increase in light (its gamma of 0.7). A microcontroller cannot read resistance, only voltage, so the LDR goes into a voltage divider (Section 8.4).</w:t>
+      </w:r>
+    </w:p>
+    <w:p>
+      <w:pPr>
+        <w:shd w:fill="E8F0E8" w:val="clear"/>
+        <w:spacing w:after="80" w:before="120"/>
+      </w:pPr>
+      <w:r>
+        <w:rPr>
+          <w:b/>
+          <w:bCs/>
+        </w:rPr>
+        <w:t xml:space="preserve">Worked Example 8.3 — A Light Sensor for the Weather Station</w:t>
+      </w:r>
+    </w:p>
+    <w:p>
+      <w:pPr>
+        <w:shd w:fill="E8F0E8" w:val="clear"/>
+        <w:spacing w:after="120"/>
+      </w:pPr>
+      <w:r>
+        <w:rPr>
+          <w:b/>
+          <w:bCs/>
+        </w:rPr>
+        <w:t xml:space="preserve">Problem: </w:t>
+      </w:r>
+      <w:r>
+        <w:t xml:space="preserve">An LDR that reads 15 kΩ at 10 lux, with a gamma of 0.7, forms the top of a divider with a fixed 10 kΩ resistor to ground, powered from 3.3 V. Find the output voltage at 1, 10, and 100 lux, and in darkness (1 MΩ).</w:t>
+      </w:r>
+    </w:p>
+    <w:p>
+      <w:pPr>
+        <w:shd w:fill="E8F0E8" w:val="clear"/>
+        <w:spacing w:after="120"/>
+      </w:pPr>
+      <w:r>
+        <w:rPr>
+          <w:b/>
+          <w:bCs/>
+        </w:rPr>
+        <w:t xml:space="preserve">Solution: </w:t>
+      </w:r>
+      <w:r>
+        <w:t xml:space="preserve">First the resistance at each light level. A gamma of 0.7 means R falls by 10^0.7 ≈ 5.01 per decade of light: about 75 kΩ at 1 lux, 15 kΩ at 10 lux, and 3.0 kΩ at 100 lux. Then the divider, V_out = 3.3 × 10/(10 + R_LDR) with R in kilohms: 1 lux gives 3.3 × 10/85 ≈ 0.39 V; 10 lux gives 3.3 × 10/25 = 1.32 V; 100 lux gives 3.3 × 10/13 ≈ 2.54 V; darkness gives 3.3 × 10/1010 ≈ 0.03 V. The output rises with light and covers most of the 3.3 V range across the dim-to-bright span, because the fixed resistor sits near the middle of the LDR's resistance range (on a logarithmic scale). Check the self-heating at 100 lux: I = 3.3/13 kΩ ≈ 0.25 mA, and P = I²R ≈ 0.19 mW, negligible against the part's 100 mW rating.</w:t>
+      </w:r>
+    </w:p>
+    <w:p>
+      <w:pPr>
+        <w:spacing w:after="60" w:before="200"/>
+        <w:jc w:val="center"/>
+      </w:pPr>
+      <w:r>
+        <w:drawing>
+          <wp:inline xmlns:a="http://schemas.openxmlformats.org/drawingml/2006/main" xmlns:pic="http://schemas.openxmlformats.org/drawingml/2006/picture">
+            <wp:extent cx="5120640" cy="2432304"/>
+            <wp:docPr id="12" name="Picture 12" descr="Left: schematic of a divider from 3.3 V: the LDR on top, the output node in the middle, a 10 kilohm resistor to ground. Right: graph of output voltage against illuminance on a logarithmic axis from 0.3 to 1000 lux. The S-shaped curve rises from near 0.2 volts to near 3 volts, with marked points at 1 lux (0.39 V), 10 lux (1.32 V) and 100 lux (2.54 V)." title="Figure 8.3"/>
+            <wp:cNvGraphicFramePr>
+              <a:graphicFrameLocks noChangeAspect="1"/>
+            </wp:cNvGraphicFramePr>
+            <a:graphic>
+              <a:graphicData uri="http://schemas.openxmlformats.org/drawingml/2006/picture">
+                <pic:pic>
+                  <pic:nvPicPr>
+                    <pic:cNvPr id="0" name="b1_ldr_divider.png"/>
+                    <pic:cNvPicPr/>
+                  </pic:nvPicPr>
+                  <pic:blipFill>
+                    <a:blip r:embed="rId58"/>
+                    <a:stretch>
+                      <a:fillRect/>
+                    </a:stretch>
+                  </pic:blipFill>
+                  <pic:spPr>
+                    <a:xfrm>
+                      <a:off x="0" y="0"/>
+                      <a:ext cx="5120640" cy="2432304"/>
+                    </a:xfrm>
+                    <a:prstGeom prst="rect"/>
+                  </pic:spPr>
+                </pic:pic>
+              </a:graphicData>
+            </a:graphic>
+          </wp:inline>
+        </w:drawing>
+      </w:r>
+    </w:p>
+    <w:p>
+      <w:pPr>
+        <w:spacing w:after="200"/>
+        <w:jc w:val="center"/>
+      </w:pPr>
+      <w:r>
+        <w:rPr>
+          <w:i/>
+          <w:iCs/>
+          <w:color w:val="555555"/>
+          <w:sz w:val="19"/>
+          <w:szCs w:val="19"/>
+        </w:rPr>
+        <w:t xml:space="preserve">Figure 8.3 — An LDR in a divider turns light into a voltage. With a 10 kΩ fixed resistor, the output climbs from about 0.4 V at 1 lux to 2.5 V at 100 lux, the range from a dim hallway to a bright desk.</w:t>
+      </w:r>
+    </w:p>
+    <w:p>
+      <w:pPr>
+        <w:spacing w:after="200" w:line="276"/>
+      </w:pPr>
+      <w:r>
+        <w:t xml:space="preserve">An LDR is slow (tens of milliseconds), varies a lot from part to part, and its cadmium is restricted under the EU's RoHS rules for many products. For a measurement in lux, a digital light sensor or a photodiode is the professional choice. For a night light, a display-brightness control, or a first experiment, the LDR and one resistor are hard to beat.</w:t>
+      </w:r>
+    </w:p>
+    <w:p>
+      <w:pPr>
         <w:shd w:fill="E8F1E4" w:val="clear"/>
         <w:spacing w:after="80" w:before="120"/>
       </w:pPr>
@@ -6471,6 +6860,19 @@
     </w:p>
     <w:p>
       <w:pPr>
+        <w:pStyle w:val="ListParagraph"/>
+        <w:numPr>
+          <w:ilvl w:val="0"/>
+          <w:numId w:val="108"/>
+        </w:numPr>
+        <w:spacing w:after="100"/>
+      </w:pPr>
+      <w:r>
+        <w:t xml:space="preserve">A light-dependent resistor reads 30 kΩ in a dim hallway and 3.0 kΩ under a desk lamp. It forms the top of a divider with a fixed 10 kΩ resistor to ground, powered from 3.3 V. Find the output voltage in both cases, and the power in the LDR under the lamp.</w:t>
+      </w:r>
+    </w:p>
+    <w:p>
+      <w:pPr>
         <w:pStyle w:val="Heading3"/>
         <w:spacing w:after="120" w:before="280"/>
       </w:pPr>
@@ -6531,18 +6933,6 @@
     </w:p>
     <w:p>
       <w:pPr>
-        <w:spacing w:after="60" w:before="120"/>
-      </w:pPr>
-      <w:r>
-        <w:rPr>
-          <w:b/>
-          <w:bCs/>
-        </w:rPr>
-        <w:t xml:space="preserve">Mostly for exams and deeper study</w:t>
-      </w:r>
-    </w:p>
-    <w:p>
-      <w:pPr>
         <w:pStyle w:val="ListParagraph"/>
         <w:numPr>
           <w:ilvl w:val="0"/>
@@ -6551,7 +6941,19 @@
         <w:spacing w:after="60"/>
       </w:pPr>
       <w:r>
-        <w:t xml:space="preserve">The distinction between ohmic and non-ohmic materials, stated formally.</w:t>
+        <w:t xml:space="preserve">A series resistor for any LED from 3.3 V or 5 V, and an LDR divider for light level.</w:t>
+      </w:r>
+    </w:p>
+    <w:p>
+      <w:pPr>
+        <w:spacing w:after="60" w:before="120"/>
+      </w:pPr>
+      <w:r>
+        <w:rPr>
+          <w:b/>
+          <w:bCs/>
+        </w:rPr>
+        <w:t xml:space="preserve">Mostly for exams and deeper study</w:t>
       </w:r>
     </w:p>
     <w:p>
@@ -6564,6 +6966,19 @@
         <w:spacing w:after="60"/>
       </w:pPr>
       <w:r>
+        <w:t xml:space="preserve">The distinction between ohmic and non-ohmic materials, stated formally.</w:t>
+      </w:r>
+    </w:p>
+    <w:p>
+      <w:pPr>
+        <w:pStyle w:val="ListParagraph"/>
+        <w:numPr>
+          <w:ilvl w:val="0"/>
+          <w:numId w:val="2"/>
+        </w:numPr>
+        <w:spacing w:after="60"/>
+      </w:pPr>
+      <w:r>
         <w:t xml:space="preserve">The history of Ohm's measurements.</w:t>
       </w:r>
     </w:p>
@@ -6628,7 +7043,7 @@
         <w:spacing w:after="200" w:line="276"/>
       </w:pPr>
       <w:r>
-        <w:t xml:space="preserve">Unlike the electric field, which exerts a force on any charge simply for being present, the magnetic field exerts a force only on charge that is moving (or, equivalently, on current). A stationary charge sitting in a magnetic field feels nothing at all from that field.</w:t>
+        <w:t xml:space="preserve">Unlike the electric field, which exerts a force on any charge for being present, the magnetic field exerts a force only on charge that is moving (or, equivalently, on current). A stationary charge sitting in a magnetic field feels nothing at all from that field.</w:t>
       </w:r>
     </w:p>
     <w:p>
@@ -6645,7 +7060,7 @@
         <w:spacing w:after="200" w:line="276"/>
       </w:pPr>
       <w:r>
-        <w:t xml:space="preserve">A compass needle sitting on a table, doing nothing but pointing north, is already responding to a magnetic field — but the needle itself is not a moving charge, it is a tiny magnet aligning with the field the way a compass always does. Bring an ordinary charged object near a magnet instead, and hold it perfectly still: nothing happens to it at all. The electric field from Chapter 3 pushes on any charge just for sitting there; the magnetic field does not.</w:t>
+        <w:t xml:space="preserve">A compass needle sitting on a table, doing nothing but pointing north, is already responding to a magnetic field — but the needle itself is not a moving charge, it is a tiny magnet aligning with the field the way a compass always does. Bring an ordinary charged object near a magnet instead, and hold it perfectly still: nothing happens to it at all. The electric field from Chapter 3 pushes on any charge merely for sitting there; the magnetic field does not.</w:t>
       </w:r>
     </w:p>
     <w:p>
@@ -7001,7 +7416,7 @@
         <w:spacing w:after="120"/>
       </w:pPr>
       <w:r>
-        <w:t xml:space="preserve">Because the magnetic force involves a cross product, its direction is one of the more error-prone parts of introductory electromagnetism, and a common shortcut error is to assume the force simply points “along” one of the two vectors involved, or splits the difference between them. It does neither: F = qv×B is always exactly perpendicular to both v and B, full stop, regardless of the angle between v and B (as long as that angle is not 0° or 180°, where the cross product vanishes entirely). There is no partial or intermediate direction to reason about — only perpendicular to both, with the right-hand rule fixing which of the two possible perpendicular directions is correct.</w:t>
+        <w:t xml:space="preserve">Because the magnetic force involves a cross product, its direction is one of the more error-prone parts of introductory electromagnetism, and a common shortcut error is to assume the force points “along” one of the two vectors involved, or splits the difference between them. It does neither: F = qv×B is always exactly perpendicular to both v and B, full stop, regardless of the angle between v and B (as long as that angle is not 0° or 180°, where the cross product vanishes entirely). There is no partial or intermediate direction to reason about — only perpendicular to both, with the right-hand rule fixing which of the two possible perpendicular directions is correct.</w:t>
       </w:r>
     </w:p>
     <w:p>
@@ -7946,7 +8361,7 @@
         <w:spacing w:after="200" w:line="276"/>
       </w:pPr>
       <w:r>
-        <w:t xml:space="preserve">A hand-crank flashlight needs no battery at all. Turn the crank and a magnet inside spins past a coil of wire, and light appears — current flowing through the bulb from nothing but the turning of your own wrist. Every result so far in this book's magnetism chapters has concerned magnets and currents that just sit there, producing steady, unchanging fields; nothing in that picture explains where a hand-crank flashlight's current is actually coming from.</w:t>
+        <w:t xml:space="preserve">A hand-crank flashlight needs no battery at all. Turn the crank and a magnet inside spins past a coil of wire, and light appears — current flowing through the bulb from nothing but the turning of your own wrist. Every result so far in this book's magnetism chapters has concerned magnets and currents that sit still, producing steady, unchanging fields; nothing in that picture explains where a hand-crank flashlight's current is actually coming from.</w:t>
       </w:r>
     </w:p>
     <w:p>
@@ -7962,7 +8377,7 @@
         <w:spacing w:after="200" w:line="276"/>
       </w:pPr>
       <w:r>
-        <w:t xml:space="preserve">Nothing encountered so far in this book gives any reason to expect that change itself should matter. A steady magnetic field, however strong, does nothing to a stationary wire loop sitting in it — no current source anywhere in sight, no battery, nothing obviously pushing charge around the loop. Yet the moment that same field starts changing, current appears, as if from nowhere. The field's strength turns out not to be the relevant question at all — what matters is whether the field near this loop is changing, and how quickly.</w:t>
+        <w:t xml:space="preserve">Nothing encountered so far in this book gives any reason to expect that change itself should matter. A steady magnetic field, however strong, does nothing to a stationary wire loop sitting in it — no current source anywhere in sight, no battery, nothing visibly pushing charge around the loop. Yet the moment that same field starts changing, current appears, as if from nowhere. The field's strength turns out not to be the relevant question at all — what matters is whether the field near this loop is changing, and how quickly.</w:t>
       </w:r>
     </w:p>
     <w:p>
@@ -8098,7 +8513,7 @@
         <w:spacing w:after="200" w:line="276"/>
       </w:pPr>
       <w:r>
-        <w:t xml:space="preserve">Flux can change for several distinct reasons — the field itself changing in time, the loop's area changing, the loop rotating relative to the field, or the loop moving into or out of a field-filled region — and Faraday's law responds identically to all of them, because all of them change Φᵇ. This is precisely how an electric generator works: a coil is mechanically rotated within a magnetic field, continuously changing Φᵇ as the coil's orientation relative to the field changes, producing an alternating EMF — the direct physical origin of the AC waveform Part III of this book (Chapters 20–23) takes as its starting point.</w:t>
+        <w:t xml:space="preserve">Flux can change for several distinct reasons — the field itself changing in time, the loop's area changing, the loop rotating relative to the field, or the loop moving into or out of a field-filled region — and Faraday's law responds identically to all of them, because all of them change the magnetic flux. This is precisely how an electric generator works: a coil is mechanically rotated within a magnetic field, continuously changing the flux as the coil's orientation relative to the field changes, producing an alternating EMF — the direct physical origin of the AC waveform Part II of this book (Chapters 20–23) takes as its starting point.</w:t>
       </w:r>
     </w:p>
     <w:p>
@@ -8274,7 +8689,7 @@
         <w:spacing w:after="200" w:line="276"/>
       </w:pPr>
       <w:r>
-        <w:t xml:space="preserve">with SI unit the henry (H). Notice the structural parallel to Ohm's law and to the capacitor relation C = Q/V: three of this book's core circuit elements — resistor, capacitor, inductor — each relate a pair of circuit quantities (voltage and current, charge and voltage, and now voltage and the rate of change of current) through a single characteristic constant of the component. A full treatment of inductors, RL circuits, and the energy U = ½LI² stored in an inductor's magnetic field belongs properly to Part III of this book, which develops all three of these elements — resistor, capacitor, and inductor — together, once the tools for handling time-varying circuits are in place. What matters here is simply recognizing that Chapter 10's solenoid, once wired into a circuit and thought of as opposing its own changing current via Faraday's law, is exactly what an inductor is.</w:t>
+        <w:t xml:space="preserve">with SI unit the henry (H). Notice the structural parallel to Ohm's law and to the capacitor relation C = Q/V: three of this book's core circuit elements — resistor, capacitor, inductor — each relate a pair of circuit quantities (voltage and current, charge and voltage, and now voltage and the rate of change of current) through a single characteristic constant of the component. A full treatment of inductors, RL circuits, and the energy U = ½LI² stored in an inductor's magnetic field belongs properly to Part III of this book, which develops all three of these elements — resistor, capacitor, and inductor — together, once the tools for handling time-varying circuits are in place. What matters here is recognizing that Chapter 10's solenoid, once wired into a circuit and thought of as opposing its own changing current via Faraday's law, is exactly what an inductor is.</w:t>
       </w:r>
     </w:p>
     <w:p>
@@ -8837,7 +9252,7 @@
         <w:t xml:space="preserve">Every subsequent book in this series is, in a real sense, a set of special cases of Maxwell's four equations.</w:t>
       </w:r>
       <w:r>
-        <w:t xml:space="preserve"> DC circuit theory is Maxwell's equations in the limit where nothing changes in time. AC circuit theory is Maxwell's equations for fields that oscillate slowly enough that a circuit's physical dimensions are much smaller than the wavelength involved. RF and antenna theory is what happens once that assumption stops holding. Semiconductor device physics governs how real materials respond to the fields Maxwell's equations describe. There is, in an important sense, only one subject in this entire series — this book has simply built it from the ground up.</w:t>
+        <w:t xml:space="preserve"> DC circuit theory is Maxwell's equations in the limit where nothing changes in time. AC circuit theory is Maxwell's equations for fields that oscillate slowly enough that a circuit's physical dimensions are much smaller than the wavelength involved. RF and antenna theory is what happens once that assumption stops holding. Semiconductor device physics governs how real materials respond to the fields Maxwell's equations describe. There is, in an important sense, only one subject in this entire series — this book has built it from the ground up.</w:t>
       </w:r>
     </w:p>
     <w:p>
@@ -8854,7 +9269,7 @@
         <w:spacing w:after="200" w:line="276"/>
       </w:pPr>
       <w:r>
-        <w:t xml:space="preserve">Nineteenth-century physicists, having only ever encountered waves that traveled through a physical medium — sound through air, ripples through water — found it almost unthinkable that an electromagnetic wave could travel through genuinely empty space with nothing there to do the waving. This led to decades of searching for the “luminiferous aether,” a hypothesized medium presumed to fill all of space specifically so that light would have something to be a wave in. The most famous search for it, the Michelson-Morley experiment of 1887, attempted to detect Earth's motion through this aether by comparing the speed of light in different directions, and found — to the considerable surprise of everyone involved — no difference whatsoever. It would take Einstein's 1905 special theory of relativity, built in part directly on this null result, to explain why: the speed of light is the same in every direction and in every reference frame, precisely because it is not a wave propagating through any medium at all, but a self-sustaining disturbance in the electric and magnetic fields themselves, exactly as Maxwell's equations describe, needing no material substance to carry it. The aether was never found because there was never anything there to find — but the search for it, and its eventual resolution, is a useful reminder that even a spectacularly successful theory (and Maxwell's equations remain, in their domain, exactly correct today) can still coexist for decades with a widely-held, entirely wrong assumption about what that theory actually implies.</w:t>
+        <w:t xml:space="preserve">Nineteenth-century physicists, having only ever encountered waves that traveled through a physical medium — sound through air, ripples through water — found it almost unthinkable that an electromagnetic wave could travel through genuinely empty space with nothing there to do the waving. This led to decades of searching for the “luminiferous aether,” a hypothesized medium presumed to fill all of space specifically so that light would have something to be a wave in. The most famous search for it, the Michelson-Morley experiment of 1887, attempted to detect Earth's motion through this aether by comparing the speed of light in different directions, and found — to the considerable surprise of everyone involved — no difference whatsoever. Einstein's special theory of relativity of 1905 resolved the puzzle by taking the speed of light to be the same for every observer, in every direction; historians still debate how much the Michelson-Morley result itself shaped his thinking. Light needs no medium: it is a self-sustaining disturbance in the electric and magnetic fields themselves, exactly as Maxwell's equations describe. The aether was never found because there was never anything there to find — but the search for it, and its eventual resolution, is a useful reminder that even a spectacularly successful theory (and Maxwell's equations remain, in their domain, exactly correct today) can still coexist for decades with a widely-held, entirely wrong assumption about what that theory actually implies.</w:t>
       </w:r>
     </w:p>
     <w:p>
@@ -8871,7 +9286,7 @@
         <w:spacing w:after="200" w:line="276"/>
       </w:pPr>
       <w:r>
-        <w:t xml:space="preserve">Part III of this book, starting at Chapter 26, takes the definitions built here — charge, current, voltage, resistance, capacitance, and (in the closing sections of Part I) inductance and induced EMF — and develops the systematic tools (Kirchhoff's laws, Thevenin and Norton equivalents, phasor analysis for AC) needed to analyze real circuits of arbitrary complexity. From there, this series proceeds to semiconductor physics and devices, then to the specialized branches — RF and microwave engineering, digital electronics, power systems, control theory, and communications — that make up the working vocabulary of a practicing electrical engineer. Every one of those later books assumes the physical vocabulary built in Part I of this one: charge, field, potential, current, resistance, capacitance, magnetic field, and induction. If any of it still feels unfamiliar, this is the section to return to.</w:t>
+        <w:t xml:space="preserve">Part III of this book, starting at Chapter 26, takes the definitions built here — charge, current, voltage, resistance, capacitance, and (in the closing sections of Part I) inductance and induced EMF — and develops the systematic tools (Kirchhoff's laws, Thevenin and Norton equivalents, phasor analysis for AC) needed to analyze real circuits of arbitrary complexity. From there the series runs through circuits, components, and control (Book 2, including digital logic), semiconductor physics and devices (Book 3), RF, microwave, and transceivers (Book 4), communications, wireless, and SDR (Book 5), power and energy (Book 6), and packaging, layout, EMC, and test (Book 7): the working vocabulary of a practicing electrical engineer. Every one of those later books assumes the physical vocabulary built in Part I of this one: charge, field, potential, current, resistance, capacitance, magnetic field, and induction. If any of it still feels unfamiliar, this is the section to return to.</w:t>
       </w:r>
     </w:p>
     <w:p>
@@ -10147,7 +10562,7 @@
         <w:spacing w:after="200" w:line="276"/>
       </w:pPr>
       <w:r>
-        <w:t xml:space="preserve">Two entries deserve comment. The hertz is defined as one per second, and so is the becquerel, and so — dimensionally — is the radian per second; they are dimensionally identical and semantically distinct, which is why you cannot simply cancel Hz against rad/s without thinking. And the siemens is the reciprocal ohm; you will occasionally still meet its charming obsolete name, the mho, written with an upside-down omega.</w:t>
+        <w:t xml:space="preserve">Two entries deserve comment. The hertz is defined as one per second, and so is the becquerel, and so — dimensionally — is the radian per second; they are dimensionally identical and semantically distinct, which is why you cannot cancel Hz against rad/s without thinking. And the siemens is the reciprocal ohm; you will occasionally still meet its charming obsolete name, the mho, written with an upside-down omega.</w:t>
       </w:r>
     </w:p>
     <w:p>
@@ -11217,7 +11632,7 @@
         <w:spacing w:after="200" w:line="276"/>
       </w:pPr>
       <w:r>
-        <w:t xml:space="preserve">Addition and subtraction are the operations that catch people. You cannot add mantissas unless the exponents match. To compute 4.7 × 10³ + 2.2 × 10², first rewrite the second term as 0.22 × 10³, then add mantissas: 4.92 × 10³. Attempting to add 4.7 and 2.2 directly gives an answer wrong by nearly a factor of two.</w:t>
+        <w:t xml:space="preserve">Addition and subtraction are the operations that catch people. You cannot add mantissas unless the exponents match. To compute 4.7 × 10³ + 2.2 × 10², first rewrite the second term as 0.22 × 10³, then add mantissas: 4.92 × 10³. Adding 4.7 and 2.2 directly gives 6.9 × 10³, about 40 % too high.</w:t>
       </w:r>
     </w:p>
     <w:p>
@@ -11832,7 +12247,7 @@
         <w:spacing w:after="200" w:line="276"/>
       </w:pPr>
       <w:r>
-        <w:t xml:space="preserve">The standard E-series values — E12, E24, E96 — are chosen as geometric progressions so that consecutive values are spaced by roughly the tolerance. E24 steps by about 10%, matching 5% parts, so that the tolerance bands of adjacent values just meet without large gaps or heavy overlap. This is why the odd-looking sequence 10, 11, 12, 13, 15, 16, 18, 20, 22, 24, 27, 30, 33, 36, 39, 43, 47, 51, 56, 62, 68, 75, 82, 91 exists: it is a logarithmic ladder, not an arbitrary list, and once you see that, the values stop looking random.</w:t>
+        <w:t xml:space="preserve">The standard E-series values — E12, E24, E96 — are chosen as geometric progressions so that consecutive values are spaced by roughly the tolerance. E24 steps by about 10%, matching 5% parts, so that the tolerance bands of adjacent values meet without large gaps or heavy overlap. This is why the odd-looking sequence 10, 11, 12, 13, 15, 16, 18, 20, 22, 24, 27, 30, 33, 36, 39, 43, 47, 51, 56, 62, 68, 75, 82, 91 exists: it is a logarithmic ladder, not an arbitrary list, and once you see that, the values stop looking random.</w:t>
       </w:r>
     </w:p>
     <w:p>
@@ -11841,6 +12256,177 @@
       </w:pPr>
       <w:r>
         <w:t xml:space="preserve">Worst-case analysis assumes every component sits at the tolerance extreme that hurts most. It is pessimistic — the probability of every part being simultaneously worst-case is negligible — but it is the honest way to establish that a design cannot fail, as opposed to establishing that it usually works.</w:t>
+      </w:r>
+    </w:p>
+    <w:p>
+      <w:pPr>
+        <w:pStyle w:val="Heading2"/>
+        <w:spacing w:after="160" w:before="360"/>
+      </w:pPr>
+      <w:r>
+        <w:t xml:space="preserve">15.6 What an ADC Reading Is Worth</w:t>
+      </w:r>
+    </w:p>
+    <w:p>
+      <w:pPr>
+        <w:spacing w:after="200" w:line="276"/>
+      </w:pPr>
+      <w:r>
+        <w:t xml:space="preserve">A microcontroller's analog-to-digital converter (ADC) turns a voltage into a whole number. The ESP32-S3's converter gives 12 bits, so its input range is split into 2¹² = 4096 steps; with the input attenuation set for the widest range, Espressif specifies an effective range of about 0 to 2.9 V. One step, the least significant bit (LSB), is therefore 2.9 V/4096 ≈ 0.71 mV. That is the resolution. The accuracy is a different number: Espressif's datasheet gives a total error of about ±50 mV in that range even after calibration, roughly seventy LSBs. A reading printed to four digits deserves trust in only its first two or three until you calibrate against a good multimeter.</w:t>
+      </w:r>
+    </w:p>
+    <w:p>
+      <w:pPr>
+        <w:shd w:fill="E8F0E8" w:val="clear"/>
+        <w:spacing w:after="80" w:before="120"/>
+      </w:pPr>
+      <w:r>
+        <w:rPr>
+          <w:b/>
+          <w:bCs/>
+        </w:rPr>
+        <w:t xml:space="preserve">Worked Example 15.2 — Reading an 18650 Cell</w:t>
+      </w:r>
+    </w:p>
+    <w:p>
+      <w:pPr>
+        <w:shd w:fill="E8F0E8" w:val="clear"/>
+        <w:spacing w:after="120"/>
+      </w:pPr>
+      <w:r>
+        <w:rPr>
+          <w:b/>
+          <w:bCs/>
+        </w:rPr>
+        <w:t xml:space="preserve">Problem: </w:t>
+      </w:r>
+      <w:r>
+        <w:t xml:space="preserve">The reader lab's 18650 cell (3.0 V empty, 4.2 V full) is monitored by the ESP32-S3 through a divider of two equal 100 kΩ resistors, so the pin sees half the cell voltage. Find the pin voltage at full charge, the cell-voltage change per ADC count, the current the divider draws, and the worst-case error in the cell voltage.</w:t>
+      </w:r>
+    </w:p>
+    <w:p>
+      <w:pPr>
+        <w:shd w:fill="E8F0E8" w:val="clear"/>
+        <w:spacing w:after="120"/>
+      </w:pPr>
+      <w:r>
+        <w:rPr>
+          <w:b/>
+          <w:bCs/>
+        </w:rPr>
+        <w:t xml:space="preserve">Solution: </w:t>
+      </w:r>
+      <w:r>
+        <w:t xml:space="preserve">Pin voltage at 4.2 V: 4.2/2 = 2.10 V, inside the 2.9 V range, as the divider was chosen to ensure. One count is 2.9 V/4096 ≈ 0.708 mV at the pin, so 1.42 mV at the cell. The divider draws 4.2 V/200 kΩ = 21 µA, small next to the board's own consumption. Errors: the ±50 mV converter error at the pin doubles to ±100 mV at the cell. Two 1 % resistors can shift the ratio by up to about 1 % (101/(99 + 101) = 0.505), another ±42 mV at 4.2 V. Worst case, about ±0.14 V, which is more than 10 % of the cell's 1.2 V usable range. The resolution promises millivolts; the accuracy delivers about a tenth of a volt. One calibration point, measured with a multimeter and stored in software, removes most of both errors.</w:t>
+      </w:r>
+    </w:p>
+    <w:p>
+      <w:pPr>
+        <w:spacing w:after="200" w:line="276"/>
+      </w:pPr>
+      <w:r>
+        <w:t xml:space="preserve">The same thinking applies to distance. The HC-SR04 ranger reports the round-trip time of an ultrasonic pulse, and converting time to distance needs the speed of sound, which depends on air temperature: about v = 331.3 + 0.606T m/s, with T in degrees Celsius.</w:t>
+      </w:r>
+    </w:p>
+    <w:p>
+      <w:pPr>
+        <w:shd w:fill="E8F0E8" w:val="clear"/>
+        <w:spacing w:after="80" w:before="120"/>
+      </w:pPr>
+      <w:r>
+        <w:rPr>
+          <w:b/>
+          <w:bCs/>
+        </w:rPr>
+        <w:t xml:space="preserve">Worked Example 15.3 — A Robot's Range Finder, Corrected for Temperature</w:t>
+      </w:r>
+    </w:p>
+    <w:p>
+      <w:pPr>
+        <w:shd w:fill="E8F0E8" w:val="clear"/>
+        <w:spacing w:after="120"/>
+      </w:pPr>
+      <w:r>
+        <w:rPr>
+          <w:b/>
+          <w:bCs/>
+        </w:rPr>
+        <w:t xml:space="preserve">Problem: </w:t>
+      </w:r>
+      <w:r>
+        <w:t xml:space="preserve">A robot's HC-SR04 returns an echo pulse 2900 µs long. Find the distance assuming 20 °C, and again for a cold garage at 0 °C. How large is the error if the code assumes 20 °C but the air is at 0 °C, and what does a BME280 reading, accurate to about ±1 °C, buy you?</w:t>
+      </w:r>
+    </w:p>
+    <w:p>
+      <w:pPr>
+        <w:shd w:fill="E8F0E8" w:val="clear"/>
+        <w:spacing w:after="120"/>
+      </w:pPr>
+      <w:r>
+        <w:rPr>
+          <w:b/>
+          <w:bCs/>
+        </w:rPr>
+        <w:t xml:space="preserve">Solution: </w:t>
+      </w:r>
+      <w:r>
+        <w:t xml:space="preserve">The pulse covers the path out and back, so d = vt/2. At 20 °C, v = 331.3 + 0.606 × 20 ≈ 343.4 m/s and d = 343.4 × 0.0029/2 ≈ 0.498 m. At 0 °C, v = 331.3 m/s and d ≈ 0.480 m. Assuming 20 °C in a 0 °C garage overstates the distance by about 1.8 cm, roughly 3.5 %. The datasheet's rule, microseconds divided by 58 gives centimeters, gives 50.0 cm here, because it bakes in about 345 m/s. With the BME280's temperature, the remaining speed error is about 0.6 m/s per degree, roughly 0.2 % per degree of sensor error: two sensors together measure better than either alone.</w:t>
+      </w:r>
+    </w:p>
+    <w:p>
+      <w:pPr>
+        <w:spacing w:after="60" w:before="200"/>
+        <w:jc w:val="center"/>
+      </w:pPr>
+      <w:r>
+        <w:drawing>
+          <wp:inline xmlns:a="http://schemas.openxmlformats.org/drawingml/2006/main" xmlns:pic="http://schemas.openxmlformats.org/drawingml/2006/picture">
+            <wp:extent cx="5120640" cy="2688336"/>
+            <wp:docPr id="13" name="Picture 13" descr="Graph of ADC output code against input voltage, zoomed to the region from 2.00 to 2.20 volts. A fine staircase of 0.71 millivolt steps follows the ideal straight line. A shaded band of plus and minus 50 millivolts surrounds the line, labeled datasheet accuracy, about 70 LSB. An arrow marks one step, labeled 1 LSB equals 0.71 millivolt. Text: resolution 0.71 mV, accuracy plus or minus 50 mV." title="Figure 15.2"/>
+            <wp:cNvGraphicFramePr>
+              <a:graphicFrameLocks noChangeAspect="1"/>
+            </wp:cNvGraphicFramePr>
+            <a:graphic>
+              <a:graphicData uri="http://schemas.openxmlformats.org/drawingml/2006/picture">
+                <pic:pic>
+                  <pic:nvPicPr>
+                    <pic:cNvPr id="0" name="b1_adc_resolution.png"/>
+                    <pic:cNvPicPr/>
+                  </pic:nvPicPr>
+                  <pic:blipFill>
+                    <a:blip r:embed="rId59"/>
+                    <a:stretch>
+                      <a:fillRect/>
+                    </a:stretch>
+                  </pic:blipFill>
+                  <pic:spPr>
+                    <a:xfrm>
+                      <a:off x="0" y="0"/>
+                      <a:ext cx="5120640" cy="2688336"/>
+                    </a:xfrm>
+                    <a:prstGeom prst="rect"/>
+                  </pic:spPr>
+                </pic:pic>
+              </a:graphicData>
+            </a:graphic>
+          </wp:inline>
+        </w:drawing>
+      </w:r>
+    </w:p>
+    <w:p>
+      <w:pPr>
+        <w:spacing w:after="200"/>
+        <w:jc w:val="center"/>
+      </w:pPr>
+      <w:r>
+        <w:rPr>
+          <w:i/>
+          <w:iCs/>
+          <w:color w:val="555555"/>
+          <w:sz w:val="19"/>
+          <w:szCs w:val="19"/>
+        </w:rPr>
+        <w:t xml:space="preserve">Figure 15.2 — Resolution is not accuracy. Each step of the ESP32-S3's 12-bit converter is about 0.71 mV, but the datasheet's ±50 mV error band is about seventy steps wide. Calibration moves the band; it does not shrink the steps.</w:t>
       </w:r>
     </w:p>
     <w:p>
@@ -11862,7 +12448,29 @@
         <w:spacing w:after="120"/>
       </w:pPr>
       <w:r>
-        <w:t xml:space="preserve">Resolution is not accuracy. A meter specified as ±(0.5% of reading + 2 digits), reading 4.732 V on a range whose last digit is 1 mV, could be off by about ±26 mV, so only the first decimal place is fully trustworthy. In worst-case design, tolerances stack: check every part at whichever end of its range hurts most, not just at its nominal value.</w:t>
+        <w:t xml:space="preserve">Resolution is not accuracy. A meter specified as ±(0.5% of reading + 2 digits), reading 4.732 V on a range whose last digit is 1 mV, could be off by about ±26 mV, so only the first decimal place is fully trustworthy. In worst-case design, tolerances stack: check every part at whichever end of its range hurts most, not only at its nominal value.</w:t>
+      </w:r>
+    </w:p>
+    <w:p>
+      <w:pPr>
+        <w:shd w:fill="E3ECF7" w:val="clear"/>
+        <w:spacing w:after="80" w:before="120"/>
+      </w:pPr>
+      <w:r>
+        <w:rPr>
+          <w:b/>
+          <w:bCs/>
+        </w:rPr>
+        <w:t xml:space="preserve">On the Job</w:t>
+      </w:r>
+    </w:p>
+    <w:p>
+      <w:pPr>
+        <w:shd w:fill="E3ECF7" w:val="clear"/>
+        <w:spacing w:after="120"/>
+      </w:pPr>
+      <w:r>
+        <w:t xml:space="preserve">Test and production engineers live in this chapter. Their tools are calibrated bench instruments (a 6½-digit multimeter, a source-measure unit), test fixtures with spring-loaded pins, Python scripts that drive the instruments, and a calibration certificate for every instrument on the line. A typical task: write the end-of-line test for a smart sensor board, set pass and fail limits for every voltage and current from the component tolerances and the meter's own uncertainty, calibrate each board's ADC against a reference voltage and store the correction in its memory, and then study why 2 % of boards fail one test when the limits said 0.1 % should.</w:t>
       </w:r>
     </w:p>
     <w:p>
@@ -11928,6 +12536,19 @@
     </w:p>
     <w:p>
       <w:pPr>
+        <w:pStyle w:val="ListParagraph"/>
+        <w:numPr>
+          <w:ilvl w:val="0"/>
+          <w:numId w:val="115"/>
+        </w:numPr>
+        <w:spacing w:after="120" w:line="276"/>
+      </w:pPr>
+      <w:r>
+        <w:t xml:space="preserve">A 12-bit ADC with a 0 to 2.9 V input range monitors a 12 V lead-acid battery, which reaches 14.4 V while charging, through a divider of 47 kΩ (top) and 10 kΩ (bottom). Find the pin voltage at 14.4 V, the battery voltage per ADC count, and the battery-voltage error caused by a ±50 mV error at the pin.</w:t>
+      </w:r>
+    </w:p>
+    <w:p>
+      <w:pPr>
         <w:pStyle w:val="Heading3"/>
         <w:spacing w:after="120" w:before="280"/>
       </w:pPr>
@@ -11984,6 +12605,19 @@
       </w:pPr>
       <w:r>
         <w:t xml:space="preserve">Worst-case thinking about tolerance.</w:t>
+      </w:r>
+    </w:p>
+    <w:p>
+      <w:pPr>
+        <w:pStyle w:val="ListParagraph"/>
+        <w:numPr>
+          <w:ilvl w:val="0"/>
+          <w:numId w:val="2"/>
+        </w:numPr>
+        <w:spacing w:after="60"/>
+      </w:pPr>
+      <w:r>
+        <w:t xml:space="preserve">Resolution versus accuracy for any ADC reading, and a one-point check against a multimeter.</w:t>
       </w:r>
     </w:p>
     <w:p>
@@ -13019,7 +13653,7 @@
         <w:t xml:space="preserve">A zero determinant is a physics error, not an arithmetic one.</w:t>
       </w:r>
       <w:r>
-        <w:t xml:space="preserve"> When the determinant of a circuit's node equations vanishes, treat it as a warning to examine the circuit model and equations carefully, not just the algebra — the equations may simply be redundant (as in a genuinely degenerate mathematical system), but in circuit analysis a vanishing determinant is most often a sign of something physically impossible, such as a node with no DC path to the reference node.</w:t>
+        <w:t xml:space="preserve"> When the determinant of a circuit's node equations vanishes, treat it as a warning to examine the circuit model and equations carefully, not only the algebra — the equations may be redundant (as in a genuinely degenerate mathematical system), but in circuit analysis a vanishing determinant is most often a sign of something physically impossible, such as a node with no DC path to the reference node.</w:t>
       </w:r>
     </w:p>
     <w:p>
@@ -13057,7 +13691,7 @@
         <w:spacing w:after="200" w:line="276"/>
       </w:pPr>
       <w:r>
-        <w:t xml:space="preserve">where G is the conductance matrix, V is the vector of unknown node voltages, and I is the vector of source currents. This is exactly the form SPICE assembles and solves at every operating point, and recognizing it now will make the later book on simulation considerably less mysterious.</w:t>
+        <w:t xml:space="preserve">where G is the conductance matrix, V is the vector of unknown node voltages, and I is the vector of source currents. This is exactly the form SPICE assembles and solves at every operating point, and recognizing it now will make circuit simulators such as LTspice and ngspice far less mysterious when you meet them.</w:t>
       </w:r>
     </w:p>
     <w:p>
@@ -13503,7 +14137,7 @@
         <w:spacing w:after="120"/>
       </w:pPr>
       <w:r>
-        <w:t xml:space="preserve">At f = 100 Hz: f/f_c = 0.1, so H = 0.1/√1.01 ≈ 0.0995 — close to the low-frequency asymptote H ≈ 0 (a high-pass filter blocks low frequencies). At f = 1.0 kHz (the corner): H = 1/√2 ≈ 0.707, matching the general −3 dB corner value exactly. At f = 10 kHz: H = 10/√101 ≈ 0.995 — close to the high-frequency asymptote H ≈ 1 (a high-pass filter passes high frequencies essentially unattenuated). The same three numbers — the low-frequency limit, the high-frequency limit, and the corner value — sketch this curve exactly as they did for the low-pass example above, just with the roles of the two asymptotes reversed.</w:t>
+        <w:t xml:space="preserve">At f = 100 Hz: f/f_c = 0.1, so H = 0.1/√1.01 ≈ 0.0995 — close to the low-frequency asymptote H ≈ 0 (a high-pass filter blocks low frequencies). At f = 1.0 kHz (the corner): H = 1/√2 ≈ 0.707, matching the general −3 dB corner value exactly. At f = 10 kHz: H = 10/√101 ≈ 0.995 — close to the high-frequency asymptote H ≈ 1 (a high-pass filter passes high frequencies essentially unattenuated). The same three numbers — the low-frequency limit, the high-frequency limit, and the corner value — sketch this curve exactly as they did for the low-pass example above, only with the roles of the two asymptotes reversed.</w:t>
       </w:r>
     </w:p>
     <w:p>
@@ -13551,6 +14185,124 @@
       </w:pPr>
       <w:r>
         <w:t xml:space="preserve">A logarithmic axis has no zero. It cannot: the logarithm of zero is undefined, tending to negative infinity. This surprises people the first time a plotting program refuses to display their data, or silently drops the DC point. It also means you cannot plot a signal that changes sign on a log axis without taking the magnitude first — which is exactly why frequency responses are conventionally plotted as magnitude and phase separately rather than as a single signed quantity.</w:t>
+      </w:r>
+    </w:p>
+    <w:p>
+      <w:pPr>
+        <w:pStyle w:val="Heading2"/>
+        <w:spacing w:after="160" w:before="360"/>
+      </w:pPr>
+      <w:r>
+        <w:t xml:space="preserve">18.5 A Straight Line Through Real Data: The Pressure Trend</w:t>
+      </w:r>
+    </w:p>
+    <w:p>
+      <w:pPr>
+        <w:spacing w:after="200" w:line="276"/>
+      </w:pPr>
+      <w:r>
+        <w:t xml:space="preserve">A weather station's most useful number is not the air pressure but its slope. A falling barometer often means wind and rain are on the way, and the Met Office's shipping forecast puts names on the rate: a fall of 1.6 to 3.5 hPa in three hours is falling, 3.6 to 6.0 hPa is falling quickly, and more than 6.0 hPa is falling very rapidly. The slope of a straight line, Δy/Δx from Section 18.2, is the whole calculation.</w:t>
+      </w:r>
+    </w:p>
+    <w:p>
+      <w:pPr>
+        <w:shd w:fill="E8F0E8" w:val="clear"/>
+        <w:spacing w:after="80" w:before="120"/>
+      </w:pPr>
+      <w:r>
+        <w:rPr>
+          <w:b/>
+          <w:bCs/>
+        </w:rPr>
+        <w:t xml:space="preserve">Worked Example 18.2 — The Smart Weather Station's Forecast Arrow</w:t>
+      </w:r>
+    </w:p>
+    <w:p>
+      <w:pPr>
+        <w:shd w:fill="E8F0E8" w:val="clear"/>
+        <w:spacing w:after="120"/>
+      </w:pPr>
+      <w:r>
+        <w:rPr>
+          <w:b/>
+          <w:bCs/>
+        </w:rPr>
+        <w:t xml:space="preserve">Problem: </w:t>
+      </w:r>
+      <w:r>
+        <w:t xml:space="preserve">A BME280 on the reader lab's weather station logs 1013.6 hPa at 06:00 and 1010.4 hPa at 09:00. Its absolute accuracy is ±1.0 hPa and its relative accuracy (the error between two readings) is ±0.12 hPa. Find the trend in hPa per hour, its uncertainty, and the shipping-forecast term.</w:t>
+      </w:r>
+    </w:p>
+    <w:p>
+      <w:pPr>
+        <w:shd w:fill="E8F0E8" w:val="clear"/>
+        <w:spacing w:after="120"/>
+      </w:pPr>
+      <w:r>
+        <w:rPr>
+          <w:b/>
+          <w:bCs/>
+        </w:rPr>
+        <w:t xml:space="preserve">Solution: </w:t>
+      </w:r>
+      <w:r>
+        <w:t xml:space="preserve">Slope = Δp/Δt = (1010.4 − 1013.6)/3 = −3.2/3 ≈ −1.07 hPa/h. The absolute error is the same offset in both readings, so it cancels in the difference; only the relative accuracy counts. Two readings each good to ±0.12 hPa make the 3-hour change −3.2 ± 0.24 hPa, so the slope is −1.07 ± 0.08 hPa/h. A fall of 3.2 hPa in three hours is falling, close to the 3.6 hPa threshold of falling quickly; the station shows a down arrow. In practice the firmware fits a line through all 180 one-minute readings instead of using two points, which averages away the sensor's noise.</w:t>
+      </w:r>
+    </w:p>
+    <w:p>
+      <w:pPr>
+        <w:spacing w:after="60" w:before="200"/>
+        <w:jc w:val="center"/>
+      </w:pPr>
+      <w:r>
+        <w:drawing>
+          <wp:inline xmlns:a="http://schemas.openxmlformats.org/drawingml/2006/main" xmlns:pic="http://schemas.openxmlformats.org/drawingml/2006/picture">
+            <wp:extent cx="5120640" cy="2688336"/>
+            <wp:docPr id="14" name="Picture 14" descr="Graph of air pressure in hectopascals against time from 06:00 to 09:00. Noisy one-minute readings fall from about 1013.6 to 1010.4 hPa. A straight red fit line runs through them, labeled slope minus 1.07 hPa per hour. A gray dashed line parallel to it, 1 hPa higher, is labeled same data with a plus 1 hPa offset: same slope. A note reads: a fall of 3.2 hPa in 3 hours is falling; 3.6 to 6.0 hPa is falling quickly." title="Figure 18.2"/>
+            <wp:cNvGraphicFramePr>
+              <a:graphicFrameLocks noChangeAspect="1"/>
+            </wp:cNvGraphicFramePr>
+            <a:graphic>
+              <a:graphicData uri="http://schemas.openxmlformats.org/drawingml/2006/picture">
+                <pic:pic>
+                  <pic:nvPicPr>
+                    <pic:cNvPr id="0" name="b1_pressure_trend.png"/>
+                    <pic:cNvPicPr/>
+                  </pic:nvPicPr>
+                  <pic:blipFill>
+                    <a:blip r:embed="rId60"/>
+                    <a:stretch>
+                      <a:fillRect/>
+                    </a:stretch>
+                  </pic:blipFill>
+                  <pic:spPr>
+                    <a:xfrm>
+                      <a:off x="0" y="0"/>
+                      <a:ext cx="5120640" cy="2688336"/>
+                    </a:xfrm>
+                    <a:prstGeom prst="rect"/>
+                  </pic:spPr>
+                </pic:pic>
+              </a:graphicData>
+            </a:graphic>
+          </wp:inline>
+        </w:drawing>
+      </w:r>
+    </w:p>
+    <w:p>
+      <w:pPr>
+        <w:spacing w:after="200"/>
+        <w:jc w:val="center"/>
+      </w:pPr>
+      <w:r>
+        <w:rPr>
+          <w:i/>
+          <w:iCs/>
+          <w:color w:val="555555"/>
+          <w:sz w:val="19"/>
+          <w:szCs w:val="19"/>
+        </w:rPr>
+        <w:t xml:space="preserve">Figure 18.2 — The forecast is a slope. Three hours of readings fall 3.2 hPa, a trend of −1.07 hPa per hour; the sensor's ±1 hPa absolute error shifts the whole line, but only its ±0.12 hPa relative error affects the slope.</w:t>
       </w:r>
     </w:p>
     <w:p>
@@ -13638,6 +14390,19 @@
     </w:p>
     <w:p>
       <w:pPr>
+        <w:pStyle w:val="ListParagraph"/>
+        <w:numPr>
+          <w:ilvl w:val="0"/>
+          <w:numId w:val="118"/>
+        </w:numPr>
+        <w:spacing w:after="120" w:line="276"/>
+      </w:pPr>
+      <w:r>
+        <w:t xml:space="preserve">A weather station logs 1016.4 hPa at 18:00 and 1012.6 hPa at 21:00. Find the slope in hPa per hour, and the worst-case uncertainty in the three-hour change if each reading has a relative accuracy of ±0.12 hPa. Does the sensor's ±1.0 hPa absolute accuracy matter here?</w:t>
+      </w:r>
+    </w:p>
+    <w:p>
+      <w:pPr>
         <w:pStyle w:val="Heading3"/>
         <w:spacing w:after="120" w:before="280"/>
       </w:pPr>
@@ -13681,6 +14446,19 @@
       </w:pPr>
       <w:r>
         <w:t xml:space="preserve">Asymptotes and limiting behavior for quick estimates.</w:t>
+      </w:r>
+    </w:p>
+    <w:p>
+      <w:pPr>
+        <w:pStyle w:val="ListParagraph"/>
+        <w:numPr>
+          <w:ilvl w:val="0"/>
+          <w:numId w:val="2"/>
+        </w:numPr>
+        <w:spacing w:after="60"/>
+      </w:pPr>
+      <w:r>
+        <w:t xml:space="preserve">A slope as a trend: change per hour from readings taken some time apart.</w:t>
       </w:r>
     </w:p>
     <w:p>
@@ -13990,7 +14768,7 @@
         <w:spacing w:after="200" w:line="276"/>
       </w:pPr>
       <w:r>
-        <w:t xml:space="preserve">The first of these is the entire reason decibels exist. Cascaded stages multiply their gains; expressed logarithmically, they add. A chain of amplifiers and losses becomes a sum you can do in your head instead of a product you cannot. Chain three amplifier stages with power gains of 5, 8, and 2, and the combination's overall gain is the plain product of the three: 5 × 8 × 2 = 80. Manageable for three stages — but chain together ten, mixing amplifying stages with lossy cables and attenuators whose gains are fractions less than 1, and tracking the running product by hand grows unwieldy and easy to get wrong. Converted to decibels, though, the same three stages become 10 log₁₀(5) ≈ 7 dB, 10 log₁₀(8) ≈ 9 dB, and 10 log₁₀(2) ≈ 3 dB, which simply add: 7 + 9 + 3 = 19 dB — and 10 log₁₀(80) ≈ 19 dB confirms it.</w:t>
+        <w:t xml:space="preserve">The first of these is the entire reason decibels exist. Cascaded stages multiply their gains; expressed logarithmically, they add. A chain of amplifiers and losses becomes a sum you can do in your head instead of a product you cannot. Chain three amplifier stages with power gains of 5, 8, and 2, and the combination's overall gain is the plain product of the three: 5 × 8 × 2 = 80. Manageable for three stages — but chain together ten, mixing amplifying stages with lossy cables and attenuators whose gains are fractions less than 1, and tracking the running product by hand grows unwieldy and easy to get wrong. Converted to decibels, though, the same three stages become 10 log₁₀(5) ≈ 7 dB, 10 log₁₀(8) ≈ 9 dB, and 10 log₁₀(2) ≈ 3 dB, which add: 7 + 9 + 3 = 19 dB — and 10 log₁₀(80) ≈ 19 dB confirms it.</w:t>
       </w:r>
     </w:p>
     <w:p>
@@ -14392,7 +15170,7 @@
         <w:spacing w:after="200" w:line="276"/>
       </w:pPr>
       <w:r>
-        <w:t xml:space="preserve">Alternating current is sinusoidal, and so is every signal that can be built from alternating currents — which, as a later book on Fourier analysis shows, is every signal whatsoever. The sinusoid is therefore not one waveform among many; it is the waveform, and the trigonometry describing it is worth genuine fluency.</w:t>
+        <w:t xml:space="preserve">Alternating current is sinusoidal, and Fourier analysis shows that practically every signal an engineer meets, from a square clock to a voice, can be built as a sum of sinusoids; the later books in this series lean on that fact constantly. The sinusoid is therefore not one waveform among many; it is the waveform, and the trigonometry describing it is worth genuine fluency.</w:t>
       </w:r>
     </w:p>
     <w:p>
@@ -14770,7 +15548,7 @@
         <w:t xml:space="preserve">RMS is defined by equal heating, not by averaging.</w:t>
       </w:r>
       <w:r>
-        <w:t xml:space="preserve"> V_rms = V_m/√2 holds for sinusoids only. A square wave has V_rms = V_m; a triangle wave has V_m/√3. Applying the 0.707 factor to a non-sinusoidal waveform is simply wrong, and the error grows with how far the waveform departs from a sinusoid.</w:t>
+        <w:t xml:space="preserve"> V_rms = V_m/√2 holds for sinusoids only. A square wave has V_rms = V_m; a triangle wave has V_m/√3. Applying the 0.707 factor to a non-sinusoidal waveform is wrong, and the error grows with how far the waveform departs from a sinusoid.</w:t>
       </w:r>
     </w:p>
     <w:p>
@@ -14853,7 +15631,7 @@
         <w:spacing w:after="120" w:line="276"/>
       </w:pPr>
       <w:r>
-        <w:t xml:space="preserve">Two sinusoids of the same frequency have amplitudes 3 V and 4 V and are 90° apart in phase. Use the Pythagorean identity to find the amplitude of their sum, and explain why you may not simply add 3 and 4.</w:t>
+        <w:t xml:space="preserve">Two sinusoids of the same frequency have amplitudes 3 V and 4 V and are 90° apart in phase. Use the Pythagorean identity to find the amplitude of their sum, and explain why you may not add 3 and 4.</w:t>
       </w:r>
     </w:p>
     <w:p>
@@ -14985,7 +15763,7 @@
         <w:spacing w:after="200" w:line="276"/>
       </w:pPr>
       <w:r>
-        <w:t xml:space="preserve">Two AC voltages of the same frequency — say 5.0 V peak with no phase shift, and 3.0 V peak shifted 90° ahead of it — need to be added together, an entirely ordinary task, since real circuits combine signals like this all the time. Try to add them as plain numbers, though, and you get the wrong answer: the two waveforms peak at different moments, so treating it as “5 plus 3” overstates the combined peak, which actually lands somewhere between 3.0 V and 8.0 V. Written out in full using trigonometry, finding exactly where means grinding through a sum-of-cosines identity every single time — slow, easy to fumble, and disproportionate to how ordinary the task feels.</w:t>
+        <w:t xml:space="preserve">Two AC voltages of the same frequency — say 5.0 V peak with no phase shift, and 3.0 V peak shifted 90° ahead of it — need to be added together, an entirely ordinary task, since real circuits combine signals like this all the time. Try to add them as plain numbers, though, and you get the wrong answer: the two waveforms peak at different moments, so treating it as “5 plus 3” overstates the combined peak, which actually lands between 5.0 V and 8.0 V (it is 5.83 V). Written out in full using trigonometry, finding exactly where means grinding through a sum-of-cosines identity every single time — slow, easy to fumble, and disproportionate to how ordinary the task feels.</w:t>
       </w:r>
     </w:p>
     <w:p>
@@ -15017,7 +15795,7 @@
         <w:spacing w:after="200" w:line="276"/>
       </w:pPr>
       <w:r>
-        <w:t xml:space="preserve">That two-coordinate object, built exactly to make this kind of addition trivial, is what a complex number actually is. Complex numbers have an unfortunate name. There is nothing complicated about them, and nothing imaginary about the imaginary part — both terms are historical accidents from a period when mathematicians distrusted the objects they had just invented. What a complex number actually is, for our purposes, is a way of carrying two related pieces of information as a single quantity, and then doing arithmetic on the pair at once.</w:t>
+        <w:t xml:space="preserve">That two-coordinate object, built exactly to make this kind of addition trivial, is what a complex number actually is. Complex numbers have an unfortunate name. There is nothing complicated about them, and nothing imaginary about the imaginary part — both terms are historical accidents from a period when mathematicians distrusted the objects they had newly invented. What a complex number actually is, for our purposes, is a way of carrying two related pieces of information as a single quantity, and then doing arithmetic on the pair at once.</w:t>
       </w:r>
     </w:p>
     <w:p>
@@ -15050,7 +15828,7 @@
         <w:spacing w:after="200" w:line="276"/>
       </w:pPr>
       <w:r>
-        <w:t xml:space="preserve">The defining property is worth stating plainly rather than treating as a mystery. There is no real number whose square is negative, so j is not a real number. That is the entire content of the word "imaginary" — it means "not on the real number line," not "fictitious." The number j is exactly as real, in the ordinary sense, as the number 3; it simply lives in a different direction.</w:t>
+        <w:t xml:space="preserve">The defining property is worth stating plainly rather than treating as a mystery. There is no real number whose square is negative, so j is not a real number. That is the entire content of the word "imaginary" — it means "not on the real number line," not "fictitious." The number j is exactly as real, in the ordinary sense, as the number 3; it lives in a different direction.</w:t>
       </w:r>
     </w:p>
     <w:p>
@@ -15721,7 +16499,7 @@
         <w:spacing w:after="200" w:line="276"/>
       </w:pPr>
       <w:r>
-        <w:t xml:space="preserve">Geometrically the statement is transparent. The right-hand side is a complex number with real part cos θ and imaginary part sin θ, so by the Pythagorean identity its magnitude is √(cos²θ + sin²θ) = 1, and its angle is θ. So e^(jθ) is simply the point on the unit circle at angle θ. As θ increases steadily, the point travels around the circle at a constant rate.</w:t>
+        <w:t xml:space="preserve">Geometrically the statement is transparent. The right-hand side is a complex number with real part cos θ and imaginary part sin θ, so by the Pythagorean identity its magnitude is √(cos²θ + sin²θ) = 1, and its angle is θ. So e^(jθ) is the point on the unit circle at angle θ. As θ increases steadily, the point travels around the circle at a constant rate.</w:t>
       </w:r>
     </w:p>
     <w:p>
@@ -15917,7 +16695,7 @@
         <w:spacing w:after="200" w:line="276"/>
       </w:pPr>
       <w:r>
-        <w:t xml:space="preserve">These are worth knowing because they let you replace trigonometric functions with exponentials, and exponentials are far easier to differentiate, integrate, and multiply. A trigonometric identity that takes half a page to prove geometrically often takes two lines in exponential form. The sum-of-angles identity from Chapter 20, for instance, is just the statement that exponents add.</w:t>
+        <w:t xml:space="preserve">These are worth knowing because they let you replace trigonometric functions with exponentials, and exponentials are far easier to differentiate, integrate, and multiply. A trigonometric identity that takes half a page to prove geometrically often takes two lines in exponential form. The sum-of-angles identity from Chapter 20, for instance, is the statement that exponents add.</w:t>
       </w:r>
     </w:p>
     <w:p>
@@ -16386,7 +17164,7 @@
         <w:spacing w:after="200" w:line="276"/>
       </w:pPr>
       <w:r>
-        <w:t xml:space="preserve">The phasor method simply stops carrying that shared factor. Agree once, for the whole circuit, on the frequency, set it aside, and track only each signal’s amplitude and phase — which, as Chapter 21 established, is exactly what a complex number is built to hold. Only at the very end, if an explicit time-domain waveform is actually wanted back, is the shared oscillating factor reattached.</w:t>
+        <w:t xml:space="preserve">The phasor method stops carrying that shared factor. Agree once, for the whole circuit, on the frequency, set it aside, and track only each signal’s amplitude and phase — which, as Chapter 21 established, is exactly what a complex number is built to hold. Only at the very end, if an explicit time-domain waveform is actually wanted back, is the shared oscillating factor reattached.</w:t>
       </w:r>
     </w:p>
     <w:p>
@@ -16654,7 +17432,7 @@
         <w:t xml:space="preserve">Impedance turns AC circuit analysis into DC circuit analysis with complex numbers.</w:t>
       </w:r>
       <w:r>
-        <w:t xml:space="preserve"> Series impedances add. Parallel impedances combine by product-over-sum. Voltage dividers, current dividers, Thevenin equivalents — every technique from resistive circuit analysis carries over unchanged, with R replaced by Z and real arithmetic replaced by complex arithmetic. Nothing new needs to be learned; the old methods simply work.</w:t>
+        <w:t xml:space="preserve"> Series impedances add. Parallel impedances combine by product-over-sum. Voltage dividers, current dividers, Thevenin equivalents — every technique from resistive circuit analysis carries over unchanged, with R replaced by Z and real arithmetic replaced by complex arithmetic. Nothing new needs to be learned; the old methods work.</w:t>
       </w:r>
     </w:p>
     <w:p>
@@ -16837,7 +17615,7 @@
         <w:spacing w:after="200" w:line="276"/>
       </w:pPr>
       <w:r>
-        <w:t xml:space="preserve">Admittance exists for the same reason conductance does: for parallel combinations, admittances simply add, whereas impedances require the reciprocal formula. In a circuit with many parallel branches, working in admittance turns a nested reciprocal expression into a plain sum. Nodal analysis, which is formulated around parallel connections at each node, is therefore naturally written in admittances — the conductance matrix of Chapter 17 becomes an admittance matrix, and every technique carries straight over.</w:t>
+        <w:t xml:space="preserve">Admittance exists for the same reason conductance does: for parallel combinations, admittances add, whereas impedances require the reciprocal formula. In a circuit with many parallel branches, working in admittance turns a nested reciprocal expression into a plain sum. Nodal analysis, which is formulated around parallel connections at each node, is therefore naturally written in admittances — the conductance matrix of Chapter 17 becomes an admittance matrix, and every technique carries straight over.</w:t>
       </w:r>
     </w:p>
     <w:p>
@@ -17474,7 +18252,7 @@
         <w:spacing w:after="120"/>
       </w:pPr>
       <w:r>
-        <w:t xml:space="preserve">A useful cross-check: the average current over the ramp is half the peak, or 5 mA, sustained for 5 ms, giving a total charge of 25 µC. Then v = Q/C = 25 × 10⁻⁶ / 4.7 × 10⁻⁶ = 5.32 V. The two routes agree, and the second is often quicker — for a linear ramp, the area under the curve is just a triangle, and you do not need the integral at all.</w:t>
+        <w:t xml:space="preserve">A useful cross-check: the average current over the ramp is half the peak, or 5 mA, sustained for 5 ms, giving a total charge of 25 µC. Then v = Q/C = 25 × 10⁻⁶ / 4.7 × 10⁻⁶ = 5.32 V. The two routes agree, and the second is often quicker — for a linear ramp, the area under the curve is a triangle, and you do not need the integral at all.</w:t>
       </w:r>
     </w:p>
     <w:p>
@@ -18272,7 +19050,7 @@
         <w:spacing w:after="200" w:line="276"/>
       </w:pPr>
       <w:r>
-        <w:t xml:space="preserve">It does not matter, in principle, which direction you assume for a branch current before solving a circuit — if you guess the wrong direction, the algebra will simply return a negative value for that current, correctly telling you the actual current flows opposite to your assumed direction. What matters is consistency: once a direction and polarity are assigned to a branch, every equation involving that branch must use them consistently throughout the entire solution.</w:t>
+        <w:t xml:space="preserve">It does not matter, in principle, which direction you assume for a branch current before solving a circuit — if you guess the wrong direction, the algebra will return a negative value for that current, correctly telling you the actual current flows opposite to your assumed direction. What matters is consistency: once a direction and polarity are assigned to a branch, every equation involving that branch must use them consistently throughout the entire solution.</w:t>
       </w:r>
     </w:p>
     <w:p>
@@ -18595,7 +19373,7 @@
         <w:spacing w:after="200" w:line="276"/>
       </w:pPr>
       <w:r>
-        <w:t xml:space="preserve">Part I introduced the series and parallel combination rules for resistors: resistances add directly in series, and combine by reciprocal sum in parallel. This chapter treats those rules as tools for simplifying entire networks, not just pairs of resistors, and develops the two divider circuits — voltage and current — that follow directly from them and that appear, in some form, inside an enormous fraction of practical circuits.</w:t>
+        <w:t xml:space="preserve">Part I introduced the series and parallel combination rules for resistors: resistances add directly in series, and combine by reciprocal sum in parallel. This chapter treats those rules as tools for simplifying entire networks, not only pairs of resistors, and develops the two divider circuits — voltage and current — that follow directly from them and that appear, in some form, inside an enormous fraction of practical circuits.</w:t>
       </w:r>
     </w:p>
     <w:p>
@@ -19157,6 +19935,381 @@
     </w:p>
     <w:p>
       <w:pPr>
+        <w:pStyle w:val="Heading2"/>
+        <w:spacing w:after="160" w:before="360"/>
+      </w:pPr>
+      <w:r>
+        <w:t xml:space="preserve">27.5 Sensors Are Mostly Dividers</w:t>
+      </w:r>
+    </w:p>
+    <w:p>
+      <w:pPr>
+        <w:spacing w:after="200" w:line="276"/>
+      </w:pPr>
+      <w:r>
+        <w:t xml:space="preserve">Look back at the reader lab in Figure L.1. Every sense in the kit, and in most products, works the same way: a physical quantity changes a resistance, a capacitance, or an inductance, and a circuit turns that change into a voltage a converter can read. Resistive sensors are the simplest and the most common: thermistors for temperature, LDRs for light (Section 8.5), strain gauges for force and weight, potentiometers for position. Capacitive sensors read touch, humidity (most electronic hygrometers use a capacitive polymer film), and liquid level; inductive sensors find metal and measure position without contact. The later books return to capacitive and inductive sensing; this section handles the resistive ones, which need nothing more than the divider of Section 27.3.</w:t>
+      </w:r>
+    </w:p>
+    <w:p>
+      <w:pPr>
+        <w:spacing w:after="200" w:line="276"/>
+      </w:pPr>
+      <w:r>
+        <w:t xml:space="preserve">Your own senses fall into the same families, which is a useful way to remember them. Sight is a light sensor: the LDR of Section 8.5, a photodiode, or a camera. Hearing is a microphone, a capacitor with one plate that moves. Touch is a capacitive pad or a strain gauge. Warmth is a thermistor. Balance is an accelerometer, a tiny capacitive structure etched into silicon (Book 7 opens one up). Smell and taste are gas and pH sensors, whose resistance or voltage changes with chemistry. Every one of them ends as a voltage on a converter's input, and most pass through a divider or a bridge on the way.</w:t>
+      </w:r>
+    </w:p>
+    <w:p>
+      <w:pPr>
+        <w:spacing w:after="200" w:line="276"/>
+      </w:pPr>
+      <w:r>
+        <w:t xml:space="preserve">A negative-temperature-coefficient (NTC) thermistor is a ceramic bead whose resistance falls steeply as it warms. Its data sheet gives two numbers: R₂₅, the resistance at 25 °C, and B, a constant in kelvin. Between those, the B-equation R(T) = R₂₅ e^(B(1/T − 1/T₂₅)), with T in kelvin, describes the curve well over a few tens of degrees. The common 10 kΩ, B = 3950 K part (MF52-type beads) changes by about 4.4 % per degree near room temperature, ten times more than a copper wire.</w:t>
+      </w:r>
+    </w:p>
+    <w:p>
+      <w:pPr>
+        <w:shd w:fill="E8F0E8" w:val="clear"/>
+        <w:spacing w:after="80" w:before="120"/>
+      </w:pPr>
+      <w:r>
+        <w:rPr>
+          <w:b/>
+          <w:bCs/>
+        </w:rPr>
+        <w:t xml:space="preserve">Worked Example 27.3 — The Thermistor Divider, Analog First</w:t>
+      </w:r>
+    </w:p>
+    <w:p>
+      <w:pPr>
+        <w:shd w:fill="E8F0E8" w:val="clear"/>
+        <w:spacing w:after="120"/>
+      </w:pPr>
+      <w:r>
+        <w:rPr>
+          <w:b/>
+          <w:bCs/>
+        </w:rPr>
+        <w:t xml:space="preserve">Problem: </w:t>
+      </w:r>
+      <w:r>
+        <w:t xml:space="preserve">A 10 kΩ NTC (B = 3950 K) forms the bottom of a divider with a fixed 10 kΩ resistor on top, powered from 3.3 V. Find the output at 0, 25, and 50 °C, the sensitivity near 25 °C in mV per degree, what one count of the ESP32-S3's ADC means in degrees, and how much the thermistor heats itself.</w:t>
+      </w:r>
+    </w:p>
+    <w:p>
+      <w:pPr>
+        <w:shd w:fill="E8F0E8" w:val="clear"/>
+        <w:spacing w:after="120"/>
+      </w:pPr>
+      <w:r>
+        <w:rPr>
+          <w:b/>
+          <w:bCs/>
+        </w:rPr>
+        <w:t xml:space="preserve">Solution: </w:t>
+      </w:r>
+      <w:r>
+        <w:t xml:space="preserve">The B-equation gives 33.6 kΩ at 0 °C (273.15 K), 10.0 kΩ at 25 °C, and 3.59 kΩ at 50 °C. (The maker's table says 32.1 kΩ at 0 °C: the B-equation is a model, good near its two reference temperatures and a few percent off far from them; the three-constant Steinhart-Hart equation does better.) The divider gives V_out = 3.3 × R/(10 k + R): 2.54 V at 0 °C, 1.65 V at 25 °C, and 0.87 V at 50 °C. Sensitivity near 25 °C: dR/dT = −BR/T² = −3950 × 10 kΩ/298.15² ≈ −444 Ω/K, and the divider's slope there is 3.3 × 10 k/(20 k)² = 82.5 µV/Ω, so the output moves about −36.7 mV per degree. One ADC count (0.71 mV) is then about 0.02 °C, far finer than the ±50 mV converter error, which alone is worth about ±1.4 °C until calibrated. Self-heating: at 25 °C the thermistor dissipates (1.65 V)²/10 kΩ ≈ 0.27 mW, and with a dissipation constant of about 2 mW/°C it runs about 0.14 °C warm. Choosing the fixed resistor equal to the thermistor's resistance at the temperature you care about most puts the steepest part of the curve there.</w:t>
+      </w:r>
+    </w:p>
+    <w:p>
+      <w:pPr>
+        <w:spacing w:after="60" w:before="200"/>
+        <w:jc w:val="center"/>
+      </w:pPr>
+      <w:r>
+        <w:drawing>
+          <wp:inline xmlns:a="http://schemas.openxmlformats.org/drawingml/2006/main" xmlns:pic="http://schemas.openxmlformats.org/drawingml/2006/picture">
+            <wp:extent cx="5120640" cy="2816352"/>
+            <wp:docPr id="15" name="Picture 15" descr="Graph of divider output voltage against temperature from minus 10 to 60 degrees Celsius. A blue curve falls from about 2.8 volts to about 0.6 volts. Marked points: 0 degrees, 2.54 V; 25 degrees, 1.65 V; 50 degrees, 0.87 V. A red tangent at 25 degrees is labeled minus 36.7 millivolts per degree. A small inset schematic shows 3.3 V, a 10 kilohm resistor, the output node, and the NTC thermistor to ground. A secondary axis on the right shows ESP32-S3 ADC counts." title="Figure 27.3"/>
+            <wp:cNvGraphicFramePr>
+              <a:graphicFrameLocks noChangeAspect="1"/>
+            </wp:cNvGraphicFramePr>
+            <a:graphic>
+              <a:graphicData uri="http://schemas.openxmlformats.org/drawingml/2006/picture">
+                <pic:pic>
+                  <pic:nvPicPr>
+                    <pic:cNvPr id="0" name="b1_thermistor_divider.png"/>
+                    <pic:cNvPicPr/>
+                  </pic:nvPicPr>
+                  <pic:blipFill>
+                    <a:blip r:embed="rId61"/>
+                    <a:stretch>
+                      <a:fillRect/>
+                    </a:stretch>
+                  </pic:blipFill>
+                  <pic:spPr>
+                    <a:xfrm>
+                      <a:off x="0" y="0"/>
+                      <a:ext cx="5120640" cy="2816352"/>
+                    </a:xfrm>
+                    <a:prstGeom prst="rect"/>
+                  </pic:spPr>
+                </pic:pic>
+              </a:graphicData>
+            </a:graphic>
+          </wp:inline>
+        </w:drawing>
+      </w:r>
+    </w:p>
+    <w:p>
+      <w:pPr>
+        <w:spacing w:after="200"/>
+        <w:jc w:val="center"/>
+      </w:pPr>
+      <w:r>
+        <w:rPr>
+          <w:i/>
+          <w:iCs/>
+          <w:color w:val="555555"/>
+          <w:sz w:val="19"/>
+          <w:szCs w:val="19"/>
+        </w:rPr>
+        <w:t xml:space="preserve">Figure 27.3 — A 10 kΩ NTC thermistor under a 10 kΩ resistor. The output falls from 2.54 V at 0 °C to 0.87 V at 50 °C and is steepest, about −37 mV per degree, around 25 °C, where the thermistor matches the fixed resistor.</w:t>
+      </w:r>
+    </w:p>
+    <w:p>
+      <w:pPr>
+        <w:pStyle w:val="Heading2"/>
+        <w:spacing w:after="160" w:before="360"/>
+      </w:pPr>
+      <w:r>
+        <w:t xml:space="preserve">27.6 The Wheatstone Bridge</w:t>
+      </w:r>
+    </w:p>
+    <w:p>
+      <w:pPr>
+        <w:spacing w:after="200" w:line="276"/>
+      </w:pPr>
+      <w:r>
+        <w:t xml:space="preserve">A divider's output sits on top of a large fixed voltage: 1.65 V, changing by tens of millivolts. To see a tiny change, build two dividers side by side and measure between their outputs. That is the Wheatstone bridge. If both dividers have the same ratio, the bridge is balanced and its output is zero; a small change in one arm gives a small output that is now all signal, ready to be amplified or compared. With a supply V_s, one divider of R₁ over R₂ and the other of R₃ over R₄ (each measured to the bottom), V_out = V_s[R₂/(R₁ + R₂) − R₄/(R₃ + R₄)], and balance means R₁/R₂ = R₃/R₄.</w:t>
+      </w:r>
+    </w:p>
+    <w:p>
+      <w:pPr>
+        <w:shd w:fill="E8F0E8" w:val="clear"/>
+        <w:spacing w:after="80" w:before="120"/>
+      </w:pPr>
+      <w:r>
+        <w:rPr>
+          <w:b/>
+          <w:bCs/>
+        </w:rPr>
+        <w:t xml:space="preserve">Worked Example 27.4 — A Thermostat With No Code</w:t>
+      </w:r>
+    </w:p>
+    <w:p>
+      <w:pPr>
+        <w:shd w:fill="E8F0E8" w:val="clear"/>
+        <w:spacing w:after="120"/>
+      </w:pPr>
+      <w:r>
+        <w:rPr>
+          <w:b/>
+          <w:bCs/>
+        </w:rPr>
+        <w:t xml:space="preserve">Problem: </w:t>
+      </w:r>
+      <w:r>
+        <w:t xml:space="preserve">A bridge from 3.3 V has a fixed 10 kΩ over the NTC of Worked Example 27.3 on one side, and a fixed 10 kΩ over a set-point potentiometer on the other. The potentiometer is set to the thermistor's resistance at 20 °C. A comparator (an LM393, say) switches the heater on when the thermistor side is the higher of the two. Find the potentiometer setting and the bridge output at 18 °C and 22 °C.</w:t>
+      </w:r>
+    </w:p>
+    <w:p>
+      <w:pPr>
+        <w:shd w:fill="E8F0E8" w:val="clear"/>
+        <w:spacing w:after="120"/>
+      </w:pPr>
+      <w:r>
+        <w:rPr>
+          <w:b/>
+          <w:bCs/>
+        </w:rPr>
+        <w:t xml:space="preserve">Solution: </w:t>
+      </w:r>
+      <w:r>
+        <w:t xml:space="preserve">At 20 °C (293.15 K), the B-equation gives R = 10 kΩ × e^(3950(1/293.15 − 1/298.15)) ≈ 12.54 kΩ, so the potentiometer is set to 12.54 kΩ, and its side sits at 3.3 × 12.54/22.54 ≈ 1.836 V. At 18 °C the thermistor is 13.75 kΩ and its side sits at 3.3 × 13.75/23.75 ≈ 1.911 V: the output is +75 mV and the comparator turns the heater on. At 22 °C the output is about −75 mV and the heater turns off. The whole thermostat is two resistors, a thermistor, a potentiometer, and a comparator, with no software to crash. A real one adds a little positive feedback around the comparator (hysteresis, Book 2) so that it does not chatter on and off at exactly 20 °C.</w:t>
+      </w:r>
+    </w:p>
+    <w:p>
+      <w:pPr>
+        <w:spacing w:after="60" w:before="200"/>
+        <w:jc w:val="center"/>
+      </w:pPr>
+      <w:r>
+        <w:drawing>
+          <wp:inline xmlns:a="http://schemas.openxmlformats.org/drawingml/2006/main" xmlns:pic="http://schemas.openxmlformats.org/drawingml/2006/picture">
+            <wp:extent cx="5120640" cy="2765146"/>
+            <wp:docPr id="15" name="Picture 15" descr="Schematic: a 3.3 V supply feeds two dividers in parallel. Left: a 10 kilohm resistor over the NTC thermistor to ground, output node A. Right: a 10 kilohm resistor over a 12.54 kilohm set-point potentiometer, output node B. Node A goes to the plus input of an LM393 comparator and node B to its minus input; the comparator output drives the heater relay. Notes: at 18 degrees, A minus B equals plus 75 millivolts, heater on; at 22 degrees, about minus 75 millivolts, heater off." title="Figure 27.4"/>
+            <wp:cNvGraphicFramePr>
+              <a:graphicFrameLocks noChangeAspect="1"/>
+            </wp:cNvGraphicFramePr>
+            <a:graphic>
+              <a:graphicData uri="http://schemas.openxmlformats.org/drawingml/2006/picture">
+                <pic:pic>
+                  <pic:nvPicPr>
+                    <pic:cNvPr id="0" name="b1_thermostat_bridge.png"/>
+                    <pic:cNvPicPr/>
+                  </pic:nvPicPr>
+                  <pic:blipFill>
+                    <a:blip r:embed="rId62"/>
+                    <a:stretch>
+                      <a:fillRect/>
+                    </a:stretch>
+                  </pic:blipFill>
+                  <pic:spPr>
+                    <a:xfrm>
+                      <a:off x="0" y="0"/>
+                      <a:ext cx="5120640" cy="2765146"/>
+                    </a:xfrm>
+                    <a:prstGeom prst="rect"/>
+                  </pic:spPr>
+                </pic:pic>
+              </a:graphicData>
+            </a:graphic>
+          </wp:inline>
+        </w:drawing>
+      </w:r>
+    </w:p>
+    <w:p>
+      <w:pPr>
+        <w:spacing w:after="200"/>
+        <w:jc w:val="center"/>
+      </w:pPr>
+      <w:r>
+        <w:rPr>
+          <w:i/>
+          <w:iCs/>
+          <w:color w:val="555555"/>
+          <w:sz w:val="19"/>
+          <w:szCs w:val="19"/>
+        </w:rPr>
+        <w:t xml:space="preserve">Figure 27.4 — The analog-first thermostat: a Wheatstone bridge compares the thermistor with a set-point potentiometer, and a comparator turns the bridge's few tens of millivolts into a clean on or off for the heater.</w:t>
+      </w:r>
+    </w:p>
+    <w:p>
+      <w:pPr>
+        <w:spacing w:after="200" w:line="276"/>
+      </w:pPr>
+      <w:r>
+        <w:t xml:space="preserve">Now the same job in about twenty lines on the ESP32-S3: read the divider of Worked Example 27.3 with the ADC, convert the voltage to resistance and the resistance to temperature with the B-equation, compare with a set point that has a degree of hysteresis, and drive the relay from a pin. The code version can also show the temperature on the OLED, follow a weekly schedule, and report over Wi-Fi. The analog version keeps working if the firmware hangs. That is why real thermostats and appliances often keep a simple hardware cut-out, a thermal fuse or a comparator, beside the microcontroller: the code handles comfort and the hardware handles safety. The same pattern appears in every later book.</w:t>
+      </w:r>
+    </w:p>
+    <w:p>
+      <w:pPr>
+        <w:spacing w:after="200" w:line="276"/>
+      </w:pPr>
+      <w:r>
+        <w:t xml:space="preserve">Bridges are also how scales weigh. A load cell is a metal bar with four strain gauges glued to it, wired as a full bridge, so that bending the bar unbalances all four arms at once. Its data sheet gives the output at full load per volt of supply. Every scale you have stood on contains one, and so does the reader lab's Smart Refrigerator Monitor.</w:t>
+      </w:r>
+    </w:p>
+    <w:p>
+      <w:pPr>
+        <w:shd w:fill="E8F0E8" w:val="clear"/>
+        <w:spacing w:after="80" w:before="120"/>
+      </w:pPr>
+      <w:r>
+        <w:rPr>
+          <w:b/>
+          <w:bCs/>
+        </w:rPr>
+        <w:t xml:space="preserve">Worked Example 27.5 — Weighing the Milk</w:t>
+      </w:r>
+    </w:p>
+    <w:p>
+      <w:pPr>
+        <w:shd w:fill="E8F0E8" w:val="clear"/>
+        <w:spacing w:after="120"/>
+      </w:pPr>
+      <w:r>
+        <w:rPr>
+          <w:b/>
+          <w:bCs/>
+        </w:rPr>
+        <w:t xml:space="preserve">Problem: </w:t>
+      </w:r>
+      <w:r>
+        <w:t xml:space="preserve">The Smart Refrigerator Monitor puts a 5 kg load cell (rated output 1.0 mV/V, such as a TAL220) under the milk shelf, excited from 5 V and read by an HX711, a 24-bit converter made for bridges, whose gain-128 input spans ±20 mV. Find the full-scale output, the output for a 1 L carton of milk (1.03 kg), and the fraction of the HX711's range in use. A thermistor divider like Worked Example 27.3 watches the fridge temperature beside it.</w:t>
+      </w:r>
+    </w:p>
+    <w:p>
+      <w:pPr>
+        <w:shd w:fill="E8F0E8" w:val="clear"/>
+        <w:spacing w:after="120"/>
+      </w:pPr>
+      <w:r>
+        <w:rPr>
+          <w:b/>
+          <w:bCs/>
+        </w:rPr>
+        <w:t xml:space="preserve">Solution: </w:t>
+      </w:r>
+      <w:r>
+        <w:t xml:space="preserve">Full-scale output = 1.0 mV/V × 5 V = 5.0 mV at 5 kg, so the cell gives 1.0 mV per kilogram, and the carton produces about 1.03 mV. The HX711's ±20 mV input is four times larger than the cell's 5 mV full scale, so a quarter of its range is in use, and its 24 bits leave ample resolution. The bridge's zero is not perfect (the data sheet allows ±0.1 % of full scale, ±5 µV here), so the firmware stores the empty-shelf reading and subtracts it, the tare. When the reading drops below about 0.2 mV, less than a fifth of a carton, the monitor sends a shopping reminder. Learn it here, buy the IC at work: the HX711 is the bridge-plus-amplifier-plus-converter of this section in one small package.</w:t>
+      </w:r>
+    </w:p>
+    <w:p>
+      <w:pPr>
+        <w:pStyle w:val="Heading2"/>
+        <w:spacing w:after="160" w:before="360"/>
+      </w:pPr>
+      <w:r>
+        <w:t xml:space="preserve">27.7 Between 5 V and 3.3 V: A Divider as a Level Shifter</w:t>
+      </w:r>
+    </w:p>
+    <w:p>
+      <w:pPr>
+        <w:spacing w:after="200" w:line="276"/>
+      </w:pPr>
+      <w:r>
+        <w:t xml:space="preserve">Older parts and many hobby modules use 5 V logic; the ESP32-S3 uses 3.3 V, and its pins are not designed to accept 5 V. A 5 V output connected straight to a 3.3 V input pushes current through the input's protection diodes into the supply and can damage the chip. For a slow signal going down from 5 V to 3.3 V, a divider is enough. Going up from 3.3 V to 5 V often needs nothing: a 5 V TTL-style input sees anything above about 2.0 V as high. Fast or two-way buses such as I²C use a small transistor level-shifter module instead.</w:t>
+      </w:r>
+    </w:p>
+    <w:p>
+      <w:pPr>
+        <w:shd w:fill="E8F0E8" w:val="clear"/>
+        <w:spacing w:after="80" w:before="120"/>
+      </w:pPr>
+      <w:r>
+        <w:rPr>
+          <w:b/>
+          <w:bCs/>
+        </w:rPr>
+        <w:t xml:space="preserve">Worked Example 27.6 — The Ultrasonic Echo Pin</w:t>
+      </w:r>
+    </w:p>
+    <w:p>
+      <w:pPr>
+        <w:shd w:fill="E8F0E8" w:val="clear"/>
+        <w:spacing w:after="120"/>
+      </w:pPr>
+      <w:r>
+        <w:rPr>
+          <w:b/>
+          <w:bCs/>
+        </w:rPr>
+        <w:t xml:space="preserve">Problem: </w:t>
+      </w:r>
+      <w:r>
+        <w:t xml:space="preserve">The HC-SR04's echo output swings to 5.0 V. The ESP32-S3 input needs at least 0.75 × 3.3 = 2.475 V to read a 1 and must not see more than 3.6 V. Choose a divider.</w:t>
+      </w:r>
+    </w:p>
+    <w:p>
+      <w:pPr>
+        <w:shd w:fill="E8F0E8" w:val="clear"/>
+        <w:spacing w:after="120"/>
+      </w:pPr>
+      <w:r>
+        <w:rPr>
+          <w:b/>
+          <w:bCs/>
+        </w:rPr>
+        <w:t xml:space="preserve">Solution: </w:t>
+      </w:r>
+      <w:r>
+        <w:t xml:space="preserve">Try 2.2 kΩ on top and 3.3 kΩ below: V = 5.0 × 3.3/(2.2 + 3.3) = 3.0 V. That clears the 2.475 V threshold by about 0.5 V and stays 0.6 V below the limit. The divider draws 5.0/5.5 kΩ ≈ 0.91 mA while the echo is high, which the module drives easily. Its Thevenin resistance, 2.2 ∥ 3.3 ≈ 1.3 kΩ, with a few picofarads of pin capacitance gives a time constant of a few nanoseconds, nothing next to an echo pulse hundreds of microseconds long. The trigger needs no divider: the ESP32-S3's high output, close to 3.3 V, is above the module's TTL-level threshold (2.0 to 2.4 V, depending on the data sheet).</w:t>
+      </w:r>
+    </w:p>
+    <w:p>
+      <w:pPr>
         <w:shd w:fill="E8F1E4" w:val="clear"/>
         <w:spacing w:after="80" w:before="120"/>
       </w:pPr>
@@ -19175,6 +20328,28 @@
       </w:pPr>
       <w:r>
         <w:t xml:space="preserve">A divider only divides properly when its load draws much less current than the divider does. A 100 kΩ/100 kΩ divider feeding a 100 kΩ input gives one-third, not one-half. Rule of thumb: make the load at least ten times the divider's output resistance (the two resistors in parallel), or buffer the output with an op-amp.</w:t>
+      </w:r>
+    </w:p>
+    <w:p>
+      <w:pPr>
+        <w:shd w:fill="E3ECF7" w:val="clear"/>
+        <w:spacing w:after="80" w:before="120"/>
+      </w:pPr>
+      <w:r>
+        <w:rPr>
+          <w:b/>
+          <w:bCs/>
+        </w:rPr>
+        <w:t xml:space="preserve">On the Job</w:t>
+      </w:r>
+    </w:p>
+    <w:p>
+      <w:pPr>
+        <w:shd w:fill="E3ECF7" w:val="clear"/>
+        <w:spacing w:after="120"/>
+      </w:pPr>
+      <w:r>
+        <w:t xml:space="preserve">Smart-thermostat teams show where this chapter goes. A commercial smart thermostat's sensing layer is a temperature sensor, a humidity sensor, a motion or proximity sensor to know whether anyone is home, and an ambient-light sensor for the display, all feeding a microcontroller that switches the heating and cooling through relays or solid-state switches on the 24 V AC control wires of a North American heating system. Hardware engineers there use thermal chambers, reference thermometers, SPICE, and long logging runs. A typical task: the thermostat reads 1.5 °C too warm because the display, the processor, and the Wi-Fi radio heat the case. The engineer moves the sensor to the bottom edge, cuts slots in the board around it so heat cannot flow in through the copper, and adds a firmware correction based on how hard the electronics are working, then proves it in the chamber over a week of simulated days.</w:t>
       </w:r>
     </w:p>
     <w:p>
@@ -19240,6 +20415,32 @@
     </w:p>
     <w:p>
       <w:pPr>
+        <w:pStyle w:val="ListParagraph"/>
+        <w:numPr>
+          <w:ilvl w:val="0"/>
+          <w:numId w:val="2"/>
+        </w:numPr>
+        <w:spacing w:after="100"/>
+      </w:pPr>
+      <w:r>
+        <w:t xml:space="preserve">A 10 kΩ NTC thermistor with B = 3950 K forms the bottom of a divider, with a fixed 10 kΩ resistor on top and 3.3 V across the pair. Using the B-equation, find the output voltage at 25 °C and at 40 °C.</w:t>
+      </w:r>
+    </w:p>
+    <w:p>
+      <w:pPr>
+        <w:pStyle w:val="ListParagraph"/>
+        <w:numPr>
+          <w:ilvl w:val="0"/>
+          <w:numId w:val="2"/>
+        </w:numPr>
+        <w:spacing w:after="100"/>
+      </w:pPr>
+      <w:r>
+        <w:t xml:space="preserve">An ultrasonic sensor's 5.0 V echo output must drive a 3.3 V input whose high threshold is 2.475 V and whose absolute maximum is 3.6 V. Check a divider of 1.0 kΩ (top) over 2.0 kΩ, and one of 2.2 kΩ over 3.3 kΩ, and choose one.</w:t>
+      </w:r>
+    </w:p>
+    <w:p>
+      <w:pPr>
         <w:pStyle w:val="Heading3"/>
         <w:spacing w:after="120" w:before="280"/>
       </w:pPr>
@@ -19283,6 +20484,19 @@
       </w:pPr>
       <w:r>
         <w:t xml:space="preserve">Voltage and current dividers, and the loading rule.</w:t>
+      </w:r>
+    </w:p>
+    <w:p>
+      <w:pPr>
+        <w:pStyle w:val="ListParagraph"/>
+        <w:numPr>
+          <w:ilvl w:val="0"/>
+          <w:numId w:val="2"/>
+        </w:numPr>
+        <w:spacing w:after="60"/>
+      </w:pPr>
+      <w:r>
+        <w:t xml:space="preserve">Thermistor dividers with the B-equation, bridges for small changes, and a divider that brings a 5 V signal down to 3.3 V.</w:t>
       </w:r>
     </w:p>
     <w:p>
@@ -19534,7 +20748,7 @@
         <w:spacing w:after="200" w:line="276"/>
       </w:pPr>
       <w:r>
-        <w:t xml:space="preserve">An independent voltage source connected directly between two non-reference nodes complicates the ordinary node equation, since the current through a voltage source cannot be written directly in terms of a single resistance the way a resistor's current can. The standard technique is the supernode: the two nodes on either side of such a source are combined into a single “supernode,” for which one KCL equation is written treating the combined current leaving both nodes together, supplemented by a second equation simply stating the known voltage difference enforced by the source itself. This pair of equations — one KCL equation for the supernode as a whole, one constraint equation from the source — replaces the two individual node equations that would otherwise be needed.</w:t>
+        <w:t xml:space="preserve">An independent voltage source connected directly between two non-reference nodes complicates the ordinary node equation, since the current through a voltage source cannot be written directly in terms of a single resistance the way a resistor's current can. The standard technique is the supernode: the two nodes on either side of such a source are combined into a single “supernode,” for which one KCL equation is written treating the combined current leaving both nodes together, supplemented by a second equation stating the known voltage difference enforced by the source itself. This pair of equations — one KCL equation for the supernode as a whole, one constraint equation from the source — replaces the two individual node equations that would otherwise be needed.</w:t>
       </w:r>
     </w:p>
     <w:p>
@@ -19560,7 +20774,7 @@
           <w:b/>
           <w:bCs/>
         </w:rPr>
-        <w:t xml:space="preserve">Nodal analysis produces exactly one equation per unknown node voltage — except at a supernode, which still produces exactly two equations for its two node voltages, just not in the ordinary single-node form.</w:t>
+        <w:t xml:space="preserve">Nodal analysis produces exactly one equation per unknown node voltage — except at a supernode, which still produces exactly two equations for its two node voltages, though not in the ordinary single-node form.</w:t>
       </w:r>
       <w:r>
         <w:t xml:space="preserve"> Getting the equation count right before attempting to solve is the fastest way to catch a setup error before it propagates into a wrong final answer.</w:t>
@@ -19749,7 +20963,7 @@
         <w:spacing w:after="100"/>
       </w:pPr>
       <w:r>
-        <w:t xml:space="preserve">Write (but do not necessarily solve) the node equations for a circuit with three non-reference nodes, where node 1 has a 2 A source injected, a 4.0 Ω resistor to ground, and a 2.0 Ω resistor to node 2; node 2 has a 5.0 Ω resistor to ground and a 3.0 Ω resistor to node 3; node 3 has an 8.0 Ω resistor to ground.</w:t>
+        <w:t xml:space="preserve">Write and solve the node equations for a circuit with three non-reference nodes, where node 1 has a 2 A source injected, a 4.0 Ω resistor to ground, and a 2.0 Ω resistor to node 2; node 2 has a 5.0 Ω resistor to ground and a 3.0 Ω resistor to node 3; node 3 has an 8.0 Ω resistor to ground.</w:t>
       </w:r>
     </w:p>
     <w:p>
@@ -20066,7 +21280,7 @@
         <w:t xml:space="preserve">Solution: </w:t>
       </w:r>
       <w:r>
-        <w:t xml:space="preserve">Mesh 1 KVL (traversing clockwise, starting just after the source): 10 = 2.0I₁ + 4.0(I₁ − I₂), giving 10 = 6.0I₁ − 4.0I₂. Mesh 2 KVL: the shared resistor's drop, from mesh 2's perspective, is 4.0(I₂ − I₁), plus the 6.0 Ω resistor's own drop 6.0I₂, with no source: 0 = 4.0(I₂ − I₁) + 6.0I₂, giving 0 = −4.0I₁ + 10I₂, so I₂ = 0.4I₁. Substituting into the first equation: 10 = 6.0I₁ − 4.0(0.4I₁) = 6.0I₁ − 1.6I₁ = 4.4I₁, giving I₁ ≈ 2.27 A, and I₂ = 0.4(2.27) ≈ 0.91 A. The actual current through the shared 4.0 Ω resistor is I₁ − I₂ ≈ 1.36 A.</w:t>
+        <w:t xml:space="preserve">Mesh 1 KVL (traversing clockwise, starting right after the source): 10 = 2.0I₁ + 4.0(I₁ − I₂), giving 10 = 6.0I₁ − 4.0I₂. Mesh 2 KVL: the shared resistor's drop, from mesh 2's perspective, is 4.0(I₂ − I₁), plus the 6.0 Ω resistor's own drop 6.0I₂, with no source: 0 = 4.0(I₂ − I₁) + 6.0I₂, giving 0 = −4.0I₁ + 10I₂, so I₂ = 0.4I₁. Substituting into the first equation: 10 = 6.0I₁ − 4.0(0.4I₁) = 6.0I₁ − 1.6I₁ = 4.4I₁, giving I₁ ≈ 2.27 A, and I₂ = 0.4(2.27) ≈ 0.91 A. The actual current through the shared 4.0 Ω resistor is I₁ − I₂ ≈ 1.36 A.</w:t>
       </w:r>
     </w:p>
     <w:p>
@@ -20174,7 +21388,7 @@
         <w:t xml:space="preserve">Problem: </w:t>
       </w:r>
       <w:r>
-        <w:t xml:space="preserve">A single mesh contains a 15 V source in series with a 3.0 Ω resistor, forming one branch, connected across a second branch in which a 5.0 Ω resistor and a 2.0 A current source sit in parallel with each other. Use a source transformation on the voltage source and its series resistor to simplify the circuit before analyzing it.</w:t>
+        <w:t xml:space="preserve">A single mesh contains a 15 V source in series with a 3.0 Ω resistor, forming one branch, connected across a second branch in which a 5.0 Ω resistor and a 2.0 A current source sit in parallel with each other; the current source and the voltage source both drive current into the top node. Use a source transformation on the voltage source and its series resistor to simplify the circuit before analyzing it.</w:t>
       </w:r>
     </w:p>
     <w:p>
@@ -20190,7 +21404,7 @@
         <w:t xml:space="preserve">Solution: </w:t>
       </w:r>
       <w:r>
-        <w:t xml:space="preserve">The 15 V source in series with 3.0 Ω transforms to an equivalent current source of 15/3.0 = 5.0 A in parallel with the same 3.0 Ω resistor. The circuit is now two current sources (5.0 A and 2.0 A) with two parallel resistors (3.0 Ω and 5.0 Ω). Taking both current sources as flowing into the same node (the problem's stated polarities), they add: 5.0 + 2.0 = 7.0 A total. The parallel resistors combine as (3.0)(5.0)/(3.0+5.0) = 1.875 Ω, so the node voltage is V = (7.0)(1.875) ≈ 13.1 V — reached entirely by simple parallel-circuit reasoning, without ever writing a mesh equation.</w:t>
+        <w:t xml:space="preserve">The 15 V source in series with 3.0 Ω transforms to an equivalent current source of 15/3.0 = 5.0 A in parallel with the same 3.0 Ω resistor. The circuit is now two current sources (5.0 A and 2.0 A) with two parallel resistors (3.0 Ω and 5.0 Ω). Taking both current sources as flowing into the same node (as the problem states), they add: 5.0 + 2.0 = 7.0 A total. The parallel resistors combine as (3.0)(5.0)/(3.0+5.0) = 1.875 Ω, so the node voltage is V = (7.0)(1.875) ≈ 13.1 V — reached entirely by simple parallel-circuit reasoning, without ever writing a mesh equation.</w:t>
       </w:r>
     </w:p>
     <w:p>
@@ -20279,7 +21493,7 @@
         <w:spacing w:after="100"/>
       </w:pPr>
       <w:r>
-        <w:t xml:space="preserve">Two meshes share a 5.0 Ω resistor. Mesh 1 has its own 3.0 Ω resistor and an 8.0 V source; mesh 2 has its own 2.0 Ω resistor and no source. Set up (but need not fully solve) the two mesh equations.</w:t>
+        <w:t xml:space="preserve">Two meshes share a 5.0 Ω resistor. Mesh 1 has its own 3.0 Ω resistor and an 8.0 V source; mesh 2 has its own 2.0 Ω resistor and no source. Write the two mesh equations and solve them for both mesh currents.</w:t>
       </w:r>
     </w:p>
     <w:p>
@@ -20771,7 +21985,7 @@
         <w:spacing w:after="200" w:line="276"/>
       </w:pPr>
       <w:r>
-        <w:t xml:space="preserve">The derivation above assumes you already know the network's internal composition well enough to compute V_Th and R_Th directly. In practice — testing an unfamiliar circuit board, or characterizing a physical device such as a battery or a sensor — both quantities can be measured directly, without any knowledge of what is inside the black box. V_Th is simply the open-circuit voltage at the terminals of interest, read using a voltmeter (whose own internal resistance is, ideally, so large that it draws negligible current and does not disturb the measurement). R_Th can then be found either from a separate short-circuit current measurement, via R_Th = V_Th/I_N as in Section 30.3, or — often more safely, since deliberately short-circuiting a real device can be risky — by connecting a known load resistance, measuring the resulting terminal voltage, and solving the resulting voltage-divider relationship for R_Th. This experimental determination of a network's Thevenin equivalent is exactly how a real battery's internal resistance is characterized in practice, and it is why a battery's terminal voltage sags under heavy load: the load resistance and the battery's own (generally small, but nonzero) internal resistance form exactly the voltage-divider situation this book has already developed the tools to analyze.</w:t>
+        <w:t xml:space="preserve">The derivation above assumes you already know the network's internal composition well enough to compute V_Th and R_Th directly. In practice — testing an unfamiliar circuit board, or characterizing a physical device such as a battery or a sensor — both quantities can be measured directly, without any knowledge of what is inside the black box. V_Th is the open-circuit voltage at the terminals of interest, read using a voltmeter (whose own internal resistance is, ideally, so large that it draws negligible current and does not disturb the measurement). R_Th can then be found either from a separate short-circuit current measurement, via R_Th = V_Th/I_N as in Section 30.3, or — often more safely, since deliberately short-circuiting a real device can be risky — by connecting a known load resistance, measuring the resulting terminal voltage, and solving the resulting voltage-divider relationship for R_Th. This experimental determination of a network's Thevenin equivalent is exactly how a real battery's internal resistance is characterized in practice, and it is why a battery's terminal voltage sags under heavy load: the load resistance and the battery's own (generally small, but nonzero) internal resistance form exactly the voltage-divider situation this book has already developed the tools to analyze.</w:t>
       </w:r>
     </w:p>
     <w:p>
@@ -20838,7 +22052,7 @@
         <w:spacing w:after="120"/>
       </w:pPr>
       <w:r>
-        <w:t xml:space="preserve">It is tempting to think maximum power transfer (R_L = R_Th) is always the design goal, since “maximum power” sounds unambiguously desirable. In most real power-delivery contexts it is the opposite of what you want: at the matched condition, the source itself dissipates exactly as much power internally as the load receives, a 50% efficiency ceiling that would be unacceptable for a power grid (where R_Th is deliberately kept as small as possible relative to the load, so that nearly all delivered power reaches the load rather than being wasted as heat inside the source). Maximum power transfer matters most in signal and communication contexts — antenna matching, for instance — where the absolute power levels are small and efficiency is a secondary concern to simply getting as strong a signal through as possible.</w:t>
+        <w:t xml:space="preserve">It is tempting to think maximum power transfer (R_L = R_Th) is always the design goal, since “maximum power” sounds unambiguously desirable. In most real power-delivery contexts it is the opposite of what you want: at the matched condition, the source itself dissipates exactly as much power internally as the load receives, a 50% efficiency ceiling that would be unacceptable for a power grid (where R_Th is deliberately kept as small as possible relative to the load, so that nearly all delivered power reaches the load rather than being wasted as heat inside the source). Maximum power transfer matters most in signal and communication contexts — antenna matching, for instance — where the absolute power levels are small and efficiency is a secondary concern to getting as strong a signal through as possible.</w:t>
       </w:r>
     </w:p>
     <w:p>
@@ -21030,7 +22244,7 @@
         <w:spacing w:after="160"/>
       </w:pPr>
       <w:r>
-        <w:t xml:space="preserve">Plug a guitar into an amplifier while the fridge compressor kicks in and you hear the music and a hum together. In a linear system, each cause produces its own effect and the effects simply add. That is superposition, and it is why the signal and the noise can be analyzed separately.</w:t>
+        <w:t xml:space="preserve">Plug a guitar into an amplifier while the fridge compressor kicks in and you hear the music and a hum together. In a linear system, each cause produces its own effect and the effects add. That is superposition, and it is why the signal and the noise can be analyzed separately.</w:t>
       </w:r>
     </w:p>
     <w:p>
@@ -21087,23 +22301,23 @@
         <w:spacing w:after="200" w:line="276"/>
       </w:pPr>
       <w:r>
-        <w:t xml:space="preserve">There is a shortcut, though, and it looks almost too good to be true. Turn off the 4 A source (replace it with an open circuit) and solve for the current from the 10 V source alone — say this comes out to 2.0 A. Turn the 10 V source back off instead (replace it with a short circuit) and solve for the current from the 4 A source alone — say this comes out to 1.5 A. Add those two separately-computed numbers together, 2.0 + 1.5 = 3.5 A, and — remarkably — that is the correct current through the resistor with both sources active simultaneously, exactly as if each source's contribution simply did not care that the other one was also present.</w:t>
-      </w:r>
-    </w:p>
-    <w:p>
-      <w:pPr>
-        <w:spacing w:after="200" w:line="276"/>
-      </w:pPr>
-      <w:r>
-        <w:t xml:space="preserve">This should feel a little suspicious. Two sources acting on the same resistor at the same time could easily interact in complicated ways, one source's presence changing how the circuit responds to the other. Whether adding two separately-computed answers together like this actually gives the right total is not something to take for granted just because it worked once.</w:t>
-      </w:r>
-    </w:p>
-    <w:p>
-      <w:pPr>
-        <w:spacing w:after="200" w:line="276"/>
-      </w:pPr>
-      <w:r>
-        <w:t xml:space="preserve">It works here for a specific reason: every equation used to solve this circuit — Ohm's law, KCL, KVL — is linear, meaning doubling a source doubles its effect, and the response to two sources acting together is exactly the sum of their individual effects. This is exactly the same reason forces and fields from multiple charges simply added back in Chapters 2 and 3 — a mathematical property of linear systems generally, not a coincidence specific to this one resistor.</w:t>
+        <w:t xml:space="preserve">There is a shortcut, though, and it looks almost too good to be true. Turn off the 4 A source (replace it with an open circuit) and solve for the current from the 10 V source alone — say this comes out to 2.0 A. Turn the 10 V source back off instead (replace it with a short circuit) and solve for the current from the 4 A source alone — say this comes out to 1.5 A. Add those two separately-computed numbers together, 2.0 + 1.5 = 3.5 A, and — remarkably — that is the correct current through the resistor with both sources active simultaneously, exactly as if each source's contribution did not care that the other one was also present.</w:t>
+      </w:r>
+    </w:p>
+    <w:p>
+      <w:pPr>
+        <w:spacing w:after="200" w:line="276"/>
+      </w:pPr>
+      <w:r>
+        <w:t xml:space="preserve">This should feel a little suspicious. Two sources acting on the same resistor at the same time could easily interact in complicated ways, one source's presence changing how the circuit responds to the other. Whether adding two separately-computed answers together like this actually gives the right total is not something to take for granted only because it worked once.</w:t>
+      </w:r>
+    </w:p>
+    <w:p>
+      <w:pPr>
+        <w:spacing w:after="200" w:line="276"/>
+      </w:pPr>
+      <w:r>
+        <w:t xml:space="preserve">It works here for a specific reason: every equation used to solve this circuit — Ohm's law, KCL, KVL — is linear, meaning doubling a source doubles its effect, and the response to two sources acting together is exactly the sum of their individual effects. This is exactly the same reason forces and fields from multiple charges added back in Chapters 2 and 3 — a mathematical property of linear systems generally, not a coincidence specific to this one resistor.</w:t>
       </w:r>
     </w:p>
     <w:p>
@@ -21157,7 +22371,7 @@
         <w:spacing w:after="200" w:line="276"/>
       </w:pPr>
       <w:r>
-        <w:t xml:space="preserve">Superposition is not a special trick specific to circuits — it is the same principle already met twice in this series: as the statement that Coulomb forces and electric fields from multiple charges simply add (Chapters 2 and 3), and it holds here for exactly the same underlying reason. Every equation used to solve a linear circuit — Ohm's law, KCL, KVL, the nodal and mesh equations built from them — is linear in the sources appearing in it, meaning if you scale every source by some factor, every resulting voltage and current scales by that same factor, and if you have two separate sets of sources active simultaneously, the resulting voltages and currents are exactly the sum of what each set would produce acting alone. This is a mathematical property of linear systems in general, and circuit theory is simply one particular, especially useful, arena in which it applies.</w:t>
+        <w:t xml:space="preserve">Superposition is not a special trick specific to circuits — it is the same principle already met twice in this series: as the statement that Coulomb forces and electric fields from multiple charges add (Chapters 2 and 3), and it holds here for exactly the same underlying reason. Every equation used to solve a linear circuit — Ohm's law, KCL, KVL, the nodal and mesh equations built from them — is linear in the sources appearing in it, meaning if you scale every source by some factor, every resulting voltage and current scales by that same factor, and if you have two separate sets of sources active simultaneously, the resulting voltages and currents are exactly the sum of what each set would produce acting alone. This is a mathematical property of linear systems in general, and circuit theory is one particular, especially useful, arena in which it applies.</w:t>
       </w:r>
     </w:p>
     <w:p>
@@ -21219,7 +22433,7 @@
         <w:t xml:space="preserve">Solution: </w:t>
       </w:r>
       <w:r>
-        <w:t xml:space="preserve">By superposition, the total current is simply the sum of the two individual contributions (since both were found to flow in the same direction): I_total = 2.0 + 1.5 = 3.5 A. Had the two contributions been found to flow in opposite directions, they would instead have been subtracted, with the sign of each contribution (relative to a chosen reference direction) tracked explicitly throughout.</w:t>
+        <w:t xml:space="preserve">By superposition, the total current is the sum of the two individual contributions (since both were found to flow in the same direction): I_total = 2.0 + 1.5 = 3.5 A. Had the two contributions been found to flow in opposite directions, they would instead have been subtracted, with the sign of each contribution (relative to a chosen reference direction) tracked explicitly throughout.</w:t>
       </w:r>
     </w:p>
     <w:p>
@@ -21422,7 +22636,7 @@
         <w:spacing w:after="100"/>
       </w:pPr>
       <w:r>
-        <w:t xml:space="preserve">Explain, using the worked example's numbers reinterpreted, why it would be incorrect to compute the power dissipated in R as the sum of the power each source alone would cause.</w:t>
+        <w:t xml:space="preserve">Take Worked Example 31.1's two contributions (2.0 A and 1.5 A, in the same direction) and let R = 4.0 Ω. Show that adding the power each source would deliver alone gives the wrong total power, and find the size of the error.</w:t>
       </w:r>
     </w:p>
     <w:p>
@@ -21580,7 +22794,7 @@
         <w:spacing w:after="200" w:line="276"/>
       </w:pPr>
       <w:r>
-        <w:t xml:space="preserve">Both relationships are fundamentally different in character from a resistor's V = IR: a resistor's voltage and current are related instantaneously and algebraically, while a capacitor's current and an inductor's voltage depend on the rate of change of the other quantity, making both elements inherently dynamic — their behavior depends on the circuit's history, not just its instantaneous state, which is precisely why they are called dynamic or energy-storage elements, in contrast to a resistor's purely dissipative behavior.</w:t>
+        <w:t xml:space="preserve">Both relationships are fundamentally different in character from a resistor's V = IR: a resistor's voltage and current are related instantaneously and algebraically, while a capacitor's current and an inductor's voltage depend on the rate of change of the other quantity, making both elements inherently dynamic — their behavior depends on the circuit's history, not only its instantaneous state, which is precisely why they are called dynamic or energy-storage elements, in contrast to a resistor's purely dissipative behavior.</w:t>
       </w:r>
     </w:p>
     <w:p>
@@ -21905,7 +23119,7 @@
         <w:spacing w:after="120"/>
       </w:pPr>
       <w:r>
-        <w:t xml:space="preserve">Because a resistor's power is always positive (dissipated as heat, regardless of current direction, since P = I²R involves a squared term), it is easy to assume the same must be true of a capacitor's or inductor's instantaneous power. It is not: a capacitor or inductor's instantaneous power, p(t) = v(t)i(t), is regularly negative — precisely during the portion of a cycle when the element is returning previously-stored energy back to the rest of the circuit rather than absorbing more of it. Averaged over a full cycle of steady sinusoidal operation, an ideal capacitor or inductor's net energy exchange is exactly zero (all the energy it absorbs during part of the cycle, it returns during another part), which is the seed of the “reactive power” concept developed fully in Chapter 35 — reactive power is, in a real sense, simply this back-and-forth energy exchange, tallied up and given its own name and unit.</w:t>
+        <w:t xml:space="preserve">Because a resistor's power is always positive (dissipated as heat, regardless of current direction, since P = I²R involves a squared term), it is easy to assume the same must be true of a capacitor's or inductor's instantaneous power. It is not: a capacitor or inductor's instantaneous power, p(t) = v(t)i(t), is regularly negative — precisely during the portion of a cycle when the element is returning previously-stored energy back to the rest of the circuit rather than absorbing more of it. Averaged over a full cycle of steady sinusoidal operation, an ideal capacitor or inductor's net energy exchange is exactly zero (all the energy it absorbs during part of the cycle, it returns during another part), which is the seed of the “reactive power” concept developed fully in Chapter 35 — reactive power is, in a real sense, this back-and-forth energy exchange, tallied up and given its own name and unit.</w:t>
       </w:r>
     </w:p>
     <w:p>
@@ -22373,7 +23587,7 @@
         <w:t xml:space="preserve">Every first-order transient follows the same universal template.</w:t>
       </w:r>
       <w:r>
-        <w:t xml:space="preserve"> Whatever the quantity of interest — capacitor voltage, inductor current, or any other voltage or current in a single-time-constant circuit — it can always be written as x(t) = x_final + (x_initial − x_final) e^(−t/τ), where x_initial and x_final are the quantity's values immediately after the switching event and infinitely long afterward, respectively, and τ is RC for a capacitive circuit or L/R for an inductive one. Memorizing this one general template is more useful than memorizing the charging and discharging formulas separately, since every specific case in this chapter is just this template with the appropriate initial value, final value, and time constant substituted in.</w:t>
+        <w:t xml:space="preserve"> Whatever the quantity of interest — capacitor voltage, inductor current, or any other voltage or current in a single-time-constant circuit — it can always be written as x(t) = x_final + (x_initial − x_final) e^(−t/τ), where x_initial and x_final are the quantity's values immediately after the switching event and infinitely long afterward, respectively, and τ is RC for a capacitive circuit or L/R for an inductive one. Memorizing this one general template is more useful than memorizing the charging and discharging formulas separately, since every specific case in this chapter is this template with the appropriate initial value, final value, and time constant substituted in.</w:t>
       </w:r>
     </w:p>
     <w:p>
@@ -22503,6 +23717,169 @@
       </w:pPr>
       <w:r>
         <w:t xml:space="preserve">It is tempting to assume an inductor “blocks” current indefinitely, by loose analogy with how a capacitor blocks DC current once fully charged. In steady state (once enough time constants have elapsed that transients have died out), an inductor behaves like a plain wire — zero voltage drop, since v = L di/dt vanishes once current is no longer changing — allowing DC current through it completely unimpeded. It is only during the transient itself, while current is actively changing, that the inductor's back-EMF has any effect; a capacitor, by contrast, does genuinely block steady DC current in its final, fully-charged steady state, the opposite long-term behavior from an inductor's.</w:t>
+      </w:r>
+    </w:p>
+    <w:p>
+      <w:pPr>
+        <w:pStyle w:val="Heading2"/>
+        <w:spacing w:after="160" w:before="360"/>
+      </w:pPr>
+      <w:r>
+        <w:t xml:space="preserve">33.6 Transients in the Reader Lab: Buttons and the I²C Bus</w:t>
+      </w:r>
+    </w:p>
+    <w:p>
+      <w:pPr>
+        <w:spacing w:after="200" w:line="276"/>
+      </w:pPr>
+      <w:r>
+        <w:t xml:space="preserve">A push button does not close cleanly. Its metal contacts bounce for a millisecond or more, so a single press can look like several presses to a fast input. An RC filter with a time constant longer than the bounce smooths it out, and a Schmitt-trigger input (one with two thresholds, Book 2) turns the slow edge back into a clean one. The same exponential from Section 33.3 sets how fast any open-drain bus can run: on I²C, the bus the BME280 and the OLED share, the chips only pull the lines low, and a pull-up resistor charges the wiring's capacitance back up, an RC charging curve at every rising edge.</w:t>
+      </w:r>
+    </w:p>
+    <w:p>
+      <w:pPr>
+        <w:shd w:fill="E8F0E8" w:val="clear"/>
+        <w:spacing w:after="80" w:before="120"/>
+      </w:pPr>
+      <w:r>
+        <w:rPr>
+          <w:b/>
+          <w:bCs/>
+        </w:rPr>
+        <w:t xml:space="preserve">Worked Example 33.3 — Debouncing a Button</w:t>
+      </w:r>
+    </w:p>
+    <w:p>
+      <w:pPr>
+        <w:shd w:fill="E8F0E8" w:val="clear"/>
+        <w:spacing w:after="120"/>
+      </w:pPr>
+      <w:r>
+        <w:rPr>
+          <w:b/>
+          <w:bCs/>
+        </w:rPr>
+        <w:t xml:space="preserve">Problem: </w:t>
+      </w:r>
+      <w:r>
+        <w:t xml:space="preserve">A button connects an input to ground; a 10 kΩ pull-up to 3.3 V and a 100 nF capacitor from the input to ground form the filter. When the button is released, how long does the input take to reach a high threshold of 0.75 × 3.3 V?</w:t>
+      </w:r>
+    </w:p>
+    <w:p>
+      <w:pPr>
+        <w:shd w:fill="E8F0E8" w:val="clear"/>
+        <w:spacing w:after="120"/>
+      </w:pPr>
+      <w:r>
+        <w:rPr>
+          <w:b/>
+          <w:bCs/>
+        </w:rPr>
+        <w:t xml:space="preserve">Solution: </w:t>
+      </w:r>
+      <w:r>
+        <w:t xml:space="preserve">τ = RC = 10 kΩ × 100 nF = 1.0 ms. Charging from 0 V, v = 3.3(1 − e^(−t/τ)), and reaching 75 % needs e^(−t/τ) = 0.25, so t = τ ln 4 ≈ 1.39 ms. Short bounces during release barely move the slow voltage, so the input sees one clean change about 1.4 ms after the release. When pressed, the switch discharges the capacitor almost at once; a 100 Ω to 1 kΩ resistor in series with the switch limits that discharge current. Firmware can do the same job by ignoring changes for 10 to 20 ms; many designs use both.</w:t>
+      </w:r>
+    </w:p>
+    <w:p>
+      <w:pPr>
+        <w:shd w:fill="E8F0E8" w:val="clear"/>
+        <w:spacing w:after="80" w:before="120"/>
+      </w:pPr>
+      <w:r>
+        <w:rPr>
+          <w:b/>
+          <w:bCs/>
+        </w:rPr>
+        <w:t xml:space="preserve">Worked Example 33.4 — Pull-Ups for the BME280 and the OLED</w:t>
+      </w:r>
+    </w:p>
+    <w:p>
+      <w:pPr>
+        <w:shd w:fill="E8F0E8" w:val="clear"/>
+        <w:spacing w:after="120"/>
+      </w:pPr>
+      <w:r>
+        <w:rPr>
+          <w:b/>
+          <w:bCs/>
+        </w:rPr>
+        <w:t xml:space="preserve">Problem: </w:t>
+      </w:r>
+      <w:r>
+        <w:t xml:space="preserve">The BME280 and OLED modules share an I²C bus with about 100 pF of capacitance, counting both modules and 20 cm of jumper wire. In this kit the BME280 module carries 10 kΩ pull-ups and the OLED module 4.7 kΩ, which end up in parallel (check your own modules: many carry pull-ups). The I²C specification measures rise time from 30 % to 70 % of the supply and allows 1000 ns at 100 kHz and 300 ns at 400 kHz. Does the bus work at both speeds? What if only the 10 kΩ pull-ups were fitted?</w:t>
+      </w:r>
+    </w:p>
+    <w:p>
+      <w:pPr>
+        <w:shd w:fill="E8F0E8" w:val="clear"/>
+        <w:spacing w:after="120"/>
+      </w:pPr>
+      <w:r>
+        <w:rPr>
+          <w:b/>
+          <w:bCs/>
+        </w:rPr>
+        <w:t xml:space="preserve">Solution: </w:t>
+      </w:r>
+      <w:r>
+        <w:t xml:space="preserve">Rise time from 30 % to 70 %: from v = V(1 − e^(−t/RC)), t = RC ln(0.7/0.3) = 0.8473RC. The pull-ups in parallel give 10 ∥ 4.7 ≈ 3.2 kΩ, so t_r = 0.8473 × 3.2 kΩ × 100 pF ≈ 271 ns: inside both limits, with little margin at 400 kHz. With only 10 kΩ, t_r ≈ 847 ns: fine at 100 kHz, too slow at 400 kHz. The other limit: the chips must pull the line below 0.4 V while sinking at most 3 mA, so R ≥ (3.3 − 0.4)/3 mA ≈ 967 Ω. Adding modules adds pull-ups in parallel and capacitance at the same time, which is why a bus that worked with two modules can fail with five.</w:t>
+      </w:r>
+    </w:p>
+    <w:p>
+      <w:pPr>
+        <w:spacing w:after="60" w:before="200"/>
+        <w:jc w:val="center"/>
+      </w:pPr>
+      <w:r>
+        <w:drawing>
+          <wp:inline xmlns:a="http://schemas.openxmlformats.org/drawingml/2006/main" xmlns:pic="http://schemas.openxmlformats.org/drawingml/2006/picture">
+            <wp:extent cx="5120640" cy="2688336"/>
+            <wp:docPr id="16" name="Picture 16" descr="Graph of bus voltage against time from 0 to 3 microseconds, with the supply at 3.3 volts. Two exponential rising curves: 3.2 kilohms, fast, and 10 kilohms, slow. Horizontal dashed lines at 30 and 70 percent of 3.3 volts. Brackets mark the rise times: 271 nanoseconds for 3.2 kilohms and 847 nanoseconds for 10 kilohms. A shaded band shows the 300 nanosecond fast-mode limit." title="Figure 33.2"/>
+            <wp:cNvGraphicFramePr>
+              <a:graphicFrameLocks noChangeAspect="1"/>
+            </wp:cNvGraphicFramePr>
+            <a:graphic>
+              <a:graphicData uri="http://schemas.openxmlformats.org/drawingml/2006/picture">
+                <pic:pic>
+                  <pic:nvPicPr>
+                    <pic:cNvPr id="0" name="b1_i2c_rise.png"/>
+                    <pic:cNvPicPr/>
+                  </pic:nvPicPr>
+                  <pic:blipFill>
+                    <a:blip r:embed="rId63"/>
+                    <a:stretch>
+                      <a:fillRect/>
+                    </a:stretch>
+                  </pic:blipFill>
+                  <pic:spPr>
+                    <a:xfrm>
+                      <a:off x="0" y="0"/>
+                      <a:ext cx="5120640" cy="2688336"/>
+                    </a:xfrm>
+                    <a:prstGeom prst="rect"/>
+                  </pic:spPr>
+                </pic:pic>
+              </a:graphicData>
+            </a:graphic>
+          </wp:inline>
+        </w:drawing>
+      </w:r>
+    </w:p>
+    <w:p>
+      <w:pPr>
+        <w:spacing w:after="200"/>
+        <w:jc w:val="center"/>
+      </w:pPr>
+      <w:r>
+        <w:rPr>
+          <w:i/>
+          <w:iCs/>
+          <w:color w:val="555555"/>
+          <w:sz w:val="19"/>
+          <w:szCs w:val="19"/>
+        </w:rPr>
+        <w:t xml:space="preserve">Figure 33.2 — Every rising edge on I²C is an RC charging curve. With 3.2 kΩ and 100 pF the 30 to 70 % rise takes 271 ns, inside the 300 ns fast-mode limit; with 10 kΩ it takes 847 ns, too slow for 400 kHz.</w:t>
       </w:r>
     </w:p>
     <w:p>
@@ -22590,6 +23967,19 @@
     </w:p>
     <w:p>
       <w:pPr>
+        <w:pStyle w:val="ListParagraph"/>
+        <w:numPr>
+          <w:ilvl w:val="0"/>
+          <w:numId w:val="2"/>
+        </w:numPr>
+        <w:spacing w:after="100"/>
+      </w:pPr>
+      <w:r>
+        <w:t xml:space="preserve">An I²C bus has 150 pF of capacitance. Find the largest pull-up resistor that meets the 300 ns rise-time limit of 400 kHz fast mode, and the smallest one allowed at 3.3 V if the drivers can sink 3 mA while holding 0.4 V. Pick a standard value and find its rise time.</w:t>
+      </w:r>
+    </w:p>
+    <w:p>
+      <w:pPr>
         <w:pStyle w:val="Heading3"/>
         <w:spacing w:after="120" w:before="280"/>
       </w:pPr>
@@ -22646,6 +24036,19 @@
       </w:pPr>
       <w:r>
         <w:t xml:space="preserve">Rise time ≈ 2.2τ ≈ 0.35 / bandwidth.</w:t>
+      </w:r>
+    </w:p>
+    <w:p>
+      <w:pPr>
+        <w:pStyle w:val="ListParagraph"/>
+        <w:numPr>
+          <w:ilvl w:val="0"/>
+          <w:numId w:val="2"/>
+        </w:numPr>
+        <w:spacing w:after="60"/>
+      </w:pPr>
+      <w:r>
+        <w:t xml:space="preserve">RC debouncing for buttons, and the I²C pull-up rule t_r ≈ 0.85·Rp·Cb.</w:t>
       </w:r>
     </w:p>
     <w:p>
@@ -22968,7 +24371,7 @@
         <w:spacing w:after="200" w:line="276"/>
       </w:pPr>
       <w:r>
-        <w:t xml:space="preserve">Nodal analysis, mesh analysis, Thevenin and Norton equivalents, and superposition (Chapters 28 through 32) all carry over to phasor circuits exactly as stated, with resistances replaced by impedances throughout — the underlying laws (KCL, KVL) are statements about instantaneous charge and energy conservation that hold regardless of whether the circuit's quantities happen to be constant, transient, or sinusoidally oscillating, so nothing about the reasoning behind any of those five techniques actually depended on the circuit being purely resistive DC in the first place. This is the single biggest practical payoff of the phasor method: an engineer who has mastered Chapters 26 through 32 has, without additional conceptual work, already mastered the corresponding AC techniques — only the arithmetic (complex rather than real) is new.</w:t>
+        <w:t xml:space="preserve">Nodal analysis, mesh analysis, Thevenin and Norton equivalents, and superposition (Chapters 28 through 31) all carry over to phasor circuits exactly as stated, with resistances replaced by impedances throughout — the underlying laws (KCL, KVL) are statements about instantaneous charge and energy conservation that hold regardless of whether the circuit's quantities happen to be constant, transient, or sinusoidally oscillating, so nothing about the reasoning behind any of those five techniques actually depended on the circuit being purely resistive DC in the first place. This is the single biggest practical payoff of the phasor method: an engineer who has mastered Chapters 26 through 31 has, without additional conceptual work, already mastered the corresponding AC techniques — only the arithmetic (complex rather than real) is new.</w:t>
       </w:r>
     </w:p>
     <w:p>
@@ -23229,7 +24632,7 @@
         <w:spacing w:after="120"/>
       </w:pPr>
       <w:r>
-        <w:t xml:space="preserve">Because impedance combines exactly like resistance, it is easy to slip into treating impedance magnitudes as if they combined the same simple way — for instance, assuming two impedances in series always add to give a larger magnitude in a straightforward way. Impedances are complex numbers, and complex addition does not simply add magnitudes (except in the special case where both impedances happen to have the same angle); a 30 Ω resistor in series with a j40 Ω inductor's impedance, for instance, gives a combined magnitude of 50 Ω (via the Pythagorean-style calculation in Worked Example 34.1), not 30 + 40 = 70 Ω. Always add impedances in rectangular form, term by term, and only convert to polar form (magnitude and angle) afterward, once the addition itself is complete.</w:t>
+        <w:t xml:space="preserve">Because impedance combines exactly like resistance, it is easy to slip into treating impedance magnitudes as if they combined the same simple way — for instance, assuming two impedances in series always add to give a larger magnitude in a straightforward way. Impedances are complex numbers, and complex addition does not add magnitudes (except in the special case where both impedances happen to have the same angle); a 30 Ω resistor in series with a j40 Ω inductor's impedance, for instance, gives a combined magnitude of 50 Ω (via the Pythagorean-style calculation in Worked Example 34.1), not 30 + 40 = 70 Ω. Always add impedances in rectangular form, term by term, and only convert to polar form (magnitude and angle) afterward, once the addition itself is complete.</w:t>
       </w:r>
     </w:p>
     <w:p>
@@ -23504,7 +24907,7 @@
         <w:spacing w:after="200" w:line="276"/>
       </w:pPr>
       <w:r>
-        <w:t xml:space="preserve">So how hard you push, multiplied by how fast the pedal is moving, does not by itself say how much of that effort actually goes into forward motion — alignment matters enormously, and a badly aligned push can involve just as much raw effort while accomplishing almost nothing. AC circuits split the same way. A load draws 8.0 A (RMS) from a 100 V (RMS) source, with the current arriving 53.1° out of step with the voltage. Multiply voltage by current directly, ignoring the misalignment, and the result is 100 × 8.0 = 800 — the total back-and-forth exchange between source and load, every cycle. Only part of that 800 is properly aligned and actually does useful work — 480, it turns out — and because the aligned and misaligned parts combine like two sides of a right triangle rather than by simple subtraction, recovering that 480 from the 800 takes the Pythagorean relationship developed below, not ordinary arithmetic.</w:t>
+        <w:t xml:space="preserve">So how hard you push, multiplied by how fast the pedal is moving, does not by itself say how much of that effort actually goes into forward motion — alignment matters enormously, and a badly aligned push can involve as much raw effort while accomplishing almost nothing. AC circuits split the same way. A load draws 8.0 A (RMS) from a 100 V (RMS) source, with the current arriving 53.1° out of step with the voltage. Multiply voltage by current directly, ignoring the misalignment, and the result is 100 × 8.0 = 800 — the total back-and-forth exchange between source and load, every cycle. Only part of that 800 is properly aligned and actually does useful work — 480, it turns out — and because the aligned and misaligned parts combine like two sides of a right triangle rather than by simple subtraction, recovering that 480 from the 800 takes the Pythagorean relationship developed below, not ordinary arithmetic.</w:t>
       </w:r>
     </w:p>
     <w:p>
@@ -23612,7 +25015,7 @@
         <w:spacing w:after="100"/>
       </w:pPr>
       <w:r>
-        <w:t xml:space="preserve">Apparent power (S), measured in volt-amperes (VA): simply the product V_rms I_rms, with no cosθ factor at all — the total power a source must be capable of supplying, real and reactive combined, even though only the real portion does useful work.</w:t>
+        <w:t xml:space="preserve">Apparent power (S), measured in volt-amperes (VA): the product V_rms I_rms, with no cosθ factor at all — the total power a source must be capable of supplying, real and reactive combined, even though only the real portion does useful work.</w:t>
       </w:r>
     </w:p>
     <w:p>
@@ -23884,7 +25287,125 @@
         <w:spacing w:after="120"/>
       </w:pPr>
       <w:r>
-        <w:t xml:space="preserve">It is easy to read “apparent power” as simply a less-accurate or approximate version of real power, since the everyday word “apparent” often means “seeming, but not actually true.” In this context the two quantities are not competing estimates of the same thing — apparent power (S = V_rms I_rms) is a genuinely different physical quantity from real power (P = S cosθ), representing the full electrical burden a source and its wiring must be sized to handle, of which only the real-power portion does useful work. A generator, transformer, or set of wires must be rated for apparent power, in VA, not for real power alone in W, precisely because the reactive component still demands current-carrying capacity even though it delivers no net energy.</w:t>
+        <w:t xml:space="preserve">It is easy to read “apparent power” as a less-accurate or approximate version of real power, since the everyday word “apparent” often means “seeming, but not actually true.” In this context the two quantities are not competing estimates of the same thing — apparent power (S = V_rms I_rms) is a genuinely different physical quantity from real power (P = S cosθ), representing the full electrical burden a source and its wiring must be sized to handle, of which only the real-power portion does useful work. A generator, transformer, or set of wires must be rated for apparent power, in VA, not for real power alone in W, precisely because the reactive component still demands current-carrying capacity even though it delivers no net energy.</w:t>
+      </w:r>
+    </w:p>
+    <w:p>
+      <w:pPr>
+        <w:pStyle w:val="Heading2"/>
+        <w:spacing w:after="160" w:before="360"/>
+      </w:pPr>
+      <w:r>
+        <w:t xml:space="preserve">35.5 The Home Energy Dashboard</w:t>
+      </w:r>
+    </w:p>
+    <w:p>
+      <w:pPr>
+        <w:spacing w:after="200" w:line="276"/>
+      </w:pPr>
+      <w:r>
+        <w:t xml:space="preserve">A home energy dashboard answers one question: what does each appliance cost to run? The answer is energy, real power multiplied by time, priced in kilowatt-hours. Two traps wait. Many appliances cycle on and off, so the power on the label is not the average. And motors and compressors draw lagging current, so multiplying RMS volts by RMS amps gives apparent power, not the real power the meter bills. Book 6 builds the current sensor; here are the numbers it feeds.</w:t>
+      </w:r>
+    </w:p>
+    <w:p>
+      <w:pPr>
+        <w:shd w:fill="E8F0E8" w:val="clear"/>
+        <w:spacing w:after="80" w:before="120"/>
+      </w:pPr>
+      <w:r>
+        <w:rPr>
+          <w:b/>
+          <w:bCs/>
+        </w:rPr>
+        <w:t xml:space="preserve">Worked Example 35.3 — What Does the Fridge Cost?</w:t>
+      </w:r>
+    </w:p>
+    <w:p>
+      <w:pPr>
+        <w:shd w:fill="E8F0E8" w:val="clear"/>
+        <w:spacing w:after="120"/>
+      </w:pPr>
+      <w:r>
+        <w:rPr>
+          <w:b/>
+          <w:bCs/>
+        </w:rPr>
+        <w:t xml:space="preserve">Problem: </w:t>
+      </w:r>
+      <w:r>
+        <w:t xml:space="preserve">A refrigerator's compressor draws 120 W of real power at a power factor of 0.60 from a 120 V outlet, and runs 40 % of the time. Find the average power, the energy per day and per year, and the cost at an example rate of $0.30 per kWh. What would a dashboard that multiplied RMS volts by RMS amps report while the compressor runs?</w:t>
+      </w:r>
+    </w:p>
+    <w:p>
+      <w:pPr>
+        <w:shd w:fill="E8F0E8" w:val="clear"/>
+        <w:spacing w:after="120"/>
+      </w:pPr>
+      <w:r>
+        <w:rPr>
+          <w:b/>
+          <w:bCs/>
+        </w:rPr>
+        <w:t xml:space="preserve">Solution: </w:t>
+      </w:r>
+      <w:r>
+        <w:t xml:space="preserve">Average power: 120 W × 0.40 = 48 W. Energy: 48 W × 24 h = 1.152 kWh per day, about 420 kWh per year. Cost: 1.152 kWh × $0.30 ≈ $0.35 per day, about $126 per year. While running, the compressor's apparent power is S = P/PF = 120/0.60 = 200 VA, and its current is 200/120 ≈ 1.67 A. A dashboard that multiplied volts by amps would show 200 W, two-thirds too high. Real power needs the product of voltage and current sampled together, averaged over each cycle, which is exactly the integral of Section 35.1 and what energy-monitor chips compute.</w:t>
+      </w:r>
+    </w:p>
+    <w:p>
+      <w:pPr>
+        <w:spacing w:after="60" w:before="200"/>
+        <w:jc w:val="center"/>
+      </w:pPr>
+      <w:r>
+        <w:drawing>
+          <wp:inline xmlns:a="http://schemas.openxmlformats.org/drawingml/2006/main" xmlns:pic="http://schemas.openxmlformats.org/drawingml/2006/picture">
+            <wp:extent cx="5120640" cy="2432304"/>
+            <wp:docPr id="17" name="Picture 17" descr="Graph of real power in watts against time over 24 hours. A rectangular pulse train switches between 120 watts and 0, on for 40 percent of each cycle. A dashed horizontal line marks the 48 watt average. The area under the pulses is shaded and labeled 1.15 kWh per day. A note: apparent power while running, 200 VA at power factor 0.6." title="Figure 35.3"/>
+            <wp:cNvGraphicFramePr>
+              <a:graphicFrameLocks noChangeAspect="1"/>
+            </wp:cNvGraphicFramePr>
+            <a:graphic>
+              <a:graphicData uri="http://schemas.openxmlformats.org/drawingml/2006/picture">
+                <pic:pic>
+                  <pic:nvPicPr>
+                    <pic:cNvPr id="0" name="b1_fridge_power.png"/>
+                    <pic:cNvPicPr/>
+                  </pic:nvPicPr>
+                  <pic:blipFill>
+                    <a:blip r:embed="rId64"/>
+                    <a:stretch>
+                      <a:fillRect/>
+                    </a:stretch>
+                  </pic:blipFill>
+                  <pic:spPr>
+                    <a:xfrm>
+                      <a:off x="0" y="0"/>
+                      <a:ext cx="5120640" cy="2432304"/>
+                    </a:xfrm>
+                    <a:prstGeom prst="rect"/>
+                  </pic:spPr>
+                </pic:pic>
+              </a:graphicData>
+            </a:graphic>
+          </wp:inline>
+        </w:drawing>
+      </w:r>
+    </w:p>
+    <w:p>
+      <w:pPr>
+        <w:spacing w:after="200"/>
+        <w:jc w:val="center"/>
+      </w:pPr>
+      <w:r>
+        <w:rPr>
+          <w:i/>
+          <w:iCs/>
+          <w:color w:val="555555"/>
+          <w:sz w:val="19"/>
+          <w:szCs w:val="19"/>
+        </w:rPr>
+        <w:t xml:space="preserve">Figure 35.3 — A refrigerator's power over a day: 120 W while the compressor runs, almost nothing between cycles, 48 W on average. The energy is the area under the curve, 1.15 kWh, about $0.35 at $0.30 per kWh.</w:t>
       </w:r>
     </w:p>
     <w:p>
@@ -23959,6 +25480,19 @@
     </w:p>
     <w:p>
       <w:pPr>
+        <w:pStyle w:val="ListParagraph"/>
+        <w:numPr>
+          <w:ilvl w:val="0"/>
+          <w:numId w:val="2"/>
+        </w:numPr>
+        <w:spacing w:after="100"/>
+      </w:pPr>
+      <w:r>
+        <w:t xml:space="preserve">A dehumidifier draws 2.5 A RMS from a 120 V RMS outlet at a power factor of 0.85 and runs 10 hours a day. Find its real power, its energy use in a 30-day month, and the monthly cost at $0.25 per kWh.</w:t>
+      </w:r>
+    </w:p>
+    <w:p>
+      <w:pPr>
         <w:pStyle w:val="Heading3"/>
         <w:spacing w:after="120" w:before="280"/>
       </w:pPr>
@@ -24002,6 +25536,19 @@
       </w:pPr>
       <w:r>
         <w:t xml:space="preserve">Watts, volt-amperes and vars, and which one sizes the wiring.</w:t>
+      </w:r>
+    </w:p>
+    <w:p>
+      <w:pPr>
+        <w:pStyle w:val="ListParagraph"/>
+        <w:numPr>
+          <w:ilvl w:val="0"/>
+          <w:numId w:val="2"/>
+        </w:numPr>
+        <w:spacing w:after="60"/>
+      </w:pPr>
+      <w:r>
+        <w:t xml:space="preserve">Energy cost: average real power × hours × price per kWh.</w:t>
       </w:r>
     </w:p>
     <w:p>
@@ -24546,7 +26093,7 @@
         <w:spacing w:after="200" w:line="276"/>
       </w:pPr>
       <w:r>
-        <w:t xml:space="preserve">A single resistor and capacitor, arranged one way, form the simplest possible low-pass filter; arranged the other way, they form the simplest possible high-pass filter — and both are a direct, practical application of the frequency-dependent impedance introduced in Chapter 34. Take a series RC circuit driven by a sinusoidal source, and consider the output taken across the capacitor. By the voltage-divider relationship (Chapter 34, generalized to impedances):</w:t>
+        <w:t xml:space="preserve">A single resistor and capacitor, arranged one way, form the simplest possible low-pass filter; arranged the other way, they form the simplest possible high-pass filter — and both are a direct, practical application of the frequency-dependent impedance introduced in Chapter 23. Take a series RC circuit driven by a sinusoidal source, and consider the output taken across the capacitor. By the voltage-divider relationship (Chapter 34, generalized to impedances):</w:t>
       </w:r>
     </w:p>
     <w:p>
@@ -24634,7 +26181,7 @@
         <w:spacing w:after="200" w:line="276"/>
       </w:pPr>
       <w:r>
-        <w:t xml:space="preserve">Taking the output across the resistor instead of the capacitor, in the same series RC circuit, gives the complementary behavior: at low frequencies, nearly all the voltage drops across the now-large capacitor impedance, leaving little across the resistor; at high frequencies, the capacitor's impedance shrinks and the resistor's share of the voltage grows toward the full input. This is a high-pass filter, with exactly the same cutoff frequency ω_c = 1/(RC), simply measured across the other element.</w:t>
+        <w:t xml:space="preserve">Taking the output across the resistor instead of the capacitor, in the same series RC circuit, gives the complementary behavior: at low frequencies, nearly all the voltage drops across the now-large capacitor impedance, leaving little across the resistor; at high frequencies, the capacitor's impedance shrinks and the resistor's share of the voltage grows toward the full input. This is a high-pass filter, with exactly the same cutoff frequency ω_c = 1/(RC), measured across the other element.</w:t>
       </w:r>
     </w:p>
     <w:p>
@@ -25319,7 +26866,7 @@
         <w:spacing w:after="200" w:line="276"/>
       </w:pPr>
       <w:r>
-        <w:t xml:space="preserve">Adding a series reactance to a load moves its point along a constant-r circle — a series element changes only x, leaving r (and hence the circle it sits on) unchanged, whether the added reactance is inductive (moving clockwise, toward more positive x) or capacitive (moving counterclockwise). Adding a shunt element — one placed in parallel, rather than in series — is most naturally described in admittance terms: y = 1/z = g + jb, where a shunt reactance changes only b, moving the point along a constant-g circle. The admittance grid is simply the impedance grid rotated 180° about the chart's center (since y = 1/z corresponds to Γ → −Γ), so the same physical chart serves both purposes — a shunt element moves a point along whichever constant-g circle is the point-reflection, through the center, of the corresponding constant-r circle.</w:t>
+        <w:t xml:space="preserve">Adding a series reactance to a load moves its point along a constant-r circle — a series element changes only x, leaving r (and hence the circle it sits on) unchanged, whether the added reactance is inductive (moving clockwise, toward more positive x) or capacitive (moving counterclockwise). Adding a shunt element — one placed in parallel, rather than in series — is most naturally described in admittance terms: y = 1/z = g + jb, where a shunt reactance changes only b, moving the point along a constant-g circle. The admittance grid is the impedance grid rotated 180° about the chart's center (since y = 1/z corresponds to Γ → −Γ), so the same physical chart serves both purposes — a shunt element moves a point along whichever constant-g circle is the point-reflection, through the center, of the corresponding constant-r circle.</w:t>
       </w:r>
     </w:p>
     <w:p>
@@ -25540,7 +27087,7 @@
         <w:spacing w:after="200" w:line="276"/>
       </w:pPr>
       <w:r>
-        <w:t xml:space="preserve">A matching network built from fixed-value components — whether lumped or microstrip — rarely lands exactly on the intended match once real component tolerances, board parasitics, and assembly variation are accounted for. A small additional shunt capacitance, realized as a surface-mount trimmer or a selectable small SMD pad, is the standard way to correct a small residual mismatch after assembly, precisely because shunt capacitive susceptances simply add: adding a second capacitor in parallel with the first increases the total susceptance by exactly ωΔC, with no interaction between the two.</w:t>
+        <w:t xml:space="preserve">A matching network built from fixed-value components — whether lumped or microstrip — rarely lands exactly on the intended match once real component tolerances, board parasitics, and assembly variation are accounted for. A small additional shunt capacitance, realized as a surface-mount trimmer or a selectable small SMD pad, is the standard way to correct a small residual mismatch after assembly, precisely because shunt capacitive susceptances add: adding a second capacitor in parallel with the first increases the total susceptance by exactly ωΔC, with no interaction between the two.</w:t>
       </w:r>
     </w:p>
     <w:p>
@@ -25604,7 +27151,7 @@
         <w:spacing w:after="200" w:line="276"/>
       </w:pPr>
       <w:r>
-        <w:t xml:space="preserve">At an input node (a FET's gate, in particular), the DC current required is essentially zero — an ideal FET gate draws no DC current at all — so a simple high-value resistor works just as well as a choke, and is simpler and cheaper to implement. A large resistor barely loads the RF path (since it sits in parallel with a much smaller system impedance) and needs to carry essentially no current, so the power dissipated in it is negligible regardless of its value being “too large” by ordinary circuit-design standards.</w:t>
+        <w:t xml:space="preserve">At an input node (a FET's gate, in particular), the DC current required is essentially zero — an ideal FET gate draws no DC current at all — so a simple high-value resistor works as well as a choke, and is simpler and cheaper to implement. A large resistor barely loads the RF path (since it sits in parallel with a much smaller system impedance) and needs to carry essentially no current, so the power dissipated in it is negligible regardless of its value being “too large” by ordinary circuit-design standards.</w:t>
       </w:r>
     </w:p>
     <w:p>
@@ -25733,6 +27280,28 @@
     </w:p>
     <w:p>
       <w:pPr>
+        <w:shd w:fill="E3ECF7" w:val="clear"/>
+        <w:spacing w:after="80" w:before="120"/>
+      </w:pPr>
+      <w:r>
+        <w:rPr>
+          <w:b/>
+          <w:bCs/>
+        </w:rPr>
+        <w:t xml:space="preserve">On the Job</w:t>
+      </w:r>
+    </w:p>
+    <w:p>
+      <w:pPr>
+        <w:shd w:fill="E3ECF7" w:val="clear"/>
+        <w:spacing w:after="120"/>
+      </w:pPr>
+      <w:r>
+        <w:t xml:space="preserve">RF engineers on consumer products match antennas for a living. Their tools are a vector network analyzer, a box of 0402 inductors and capacitors, a fine-tipped soldering iron, and a Smith chart on the analyzer's screen. A typical task: a Wi-Fi and Bluetooth LE product's 2.4 GHz antenna, matched perfectly on the bare board, detunes once the plastic case and the battery are fitted. The engineer measures it in the finished product, picks a new two-element match from the chart, solders it into the pi-pad footprint the layout left for that purpose, and checks the radiated power in a test chamber before the design is released.</w:t>
+      </w:r>
+    </w:p>
+    <w:p>
+      <w:pPr>
         <w:pStyle w:val="Heading3"/>
         <w:spacing w:after="140" w:before="280"/>
       </w:pPr>
@@ -25945,15 +27514,15 @@
         <w:spacing w:after="200" w:line="276"/>
       </w:pPr>
       <w:r>
-        <w:t xml:space="preserve">It is worth seeing, briefly and concretely, exactly how the next book's central technique connects to this one, rather than taking the connection entirely on faith. A diode's actual current-voltage relationship is strongly nonlinear — current grows roughly exponentially with voltage once the diode is forward-biased past a threshold, nothing like a resistor's straight-line V = IR. And yet, once a diode is biased at some fixed operating point (a fixed DC voltage and current, set by the rest of the circuit) and only a small additional signal is applied on top of that bias, the diode's response to that small extra signal is, to good approximation, linear — behaving, for that small signal only, exactly like an ordinary resistor whose value (called the diode's small-signal or dynamic resistance) depends on where along its curve the bias point happens to sit.</w:t>
-      </w:r>
-    </w:p>
-    <w:p>
-      <w:pPr>
-        <w:spacing w:after="200" w:line="276"/>
-      </w:pPr>
-      <w:r>
-        <w:t xml:space="preserve">Concretely: if a diode's bias point sits at a current I_D, its small-signal resistance works out (from the exponential diode equation, derived properly in the next book) to r_d ≈ V_T/I_D, where V_T is a small, roughly fixed voltage (about 26 mV at room temperature). A small AC signal riding on top of the DC bias sees the diode as nothing more than this resistance r_d — and once that substitution is made, the entire nonlinear device has been replaced, for purposes of analyzing the small signal, by an ordinary linear resistor, dropped into an otherwise perfectly ordinary circuit built from the same resistors, capacitors, and sources Part III has spent twelve chapters learning to handle. Nodal analysis, Thevenin equivalents, phasors for an AC signal riding on the bias — every technique in this book applies directly to that small-signal picture, exactly as advertised.</w:t>
+        <w:t xml:space="preserve">It is worth seeing, briefly and concretely, how a central technique of Book 3, Semiconductor Physics and Devices, connects to this one, rather than taking the connection entirely on faith. A diode's actual current-voltage relationship is strongly nonlinear — current grows roughly exponentially with voltage once the diode is forward-biased past a threshold, nothing like a resistor's straight-line V = IR. And yet, once a diode is biased at some fixed operating point (a fixed DC voltage and current, set by the rest of the circuit) and only a small additional signal is applied on top of that bias, the diode's response to that small extra signal is, to good approximation, linear — behaving, for that small signal only, exactly like an ordinary resistor whose value (called the diode's small-signal or dynamic resistance) depends on where along its curve the bias point happens to sit.</w:t>
+      </w:r>
+    </w:p>
+    <w:p>
+      <w:pPr>
+        <w:spacing w:after="200" w:line="276"/>
+      </w:pPr>
+      <w:r>
+        <w:t xml:space="preserve">Concretely: if a diode's bias point sits at a current I_D, its small-signal resistance works out (from the exponential diode equation, derived properly in Book 3) to r_d ≈ V_T/I_D, where V_T is a small, roughly fixed voltage (about 26 mV at room temperature). A small AC signal riding on top of the DC bias sees the diode as nothing more than this resistance r_d — and once that substitution is made, the entire nonlinear device has been replaced, for purposes of analyzing the small signal, by an ordinary linear resistor, dropped into an otherwise perfectly ordinary circuit built from the same resistors, capacitors, and sources Part III has spent twelve chapters learning to handle. Nodal analysis, Thevenin equivalents, phasors for an AC signal riding on the bias — every technique in this book applies directly to that small-signal picture, exactly as advertised.</w:t>
       </w:r>
     </w:p>
     <w:p>
@@ -26009,7 +27578,7 @@
           <w:sz w:val="19"/>
           <w:szCs w:val="19"/>
         </w:rPr>
-        <w:t xml:space="preserve">Figure 38.1 — The trick behind the next book: zoom in far enough on any smooth curve and it looks straight. Near its 1 mA bias point this diode behaves like a 26 Ω resistor for small signals.</w:t>
+        <w:t xml:space="preserve">Figure 38.1 — The trick behind Book 3: zoom in far enough on any smooth curve and it looks straight. Near its 1 mA bias point this diode behaves like a 26 Ω resistor for small signals.</w:t>
       </w:r>
     </w:p>
     <w:p>
@@ -26054,7 +27623,7 @@
         <w:t xml:space="preserve">Solution: </w:t>
       </w:r>
       <w:r>
-        <w:t xml:space="preserve">This is nothing more than a voltage divider (Chapter 27), applied to the diode's linearized small-signal model exactly as if it were any other resistor: V_diode = V_signal × r_d/(r_d + R) = 10 mV × 26/(26+1000) ≈ 10 × 0.0253 ≈ 0.25 mV. Every step here — identifying the divider, applying the ratio, computing the numeric answer — is drawn directly and without modification from Chapter 27 of this book. The only genuinely new idea, contributed by the next book in this series, was finding that 26 Ω small-signal resistance value in the first place, from the diode's underlying (and quite different-looking) nonlinear physics.</w:t>
+        <w:t xml:space="preserve">This is nothing more than a voltage divider (Chapter 27), applied to the diode's linearized small-signal model exactly as if it were any other resistor: V_diode = V_signal × r_d/(r_d + R) = 10 mV × 26/(26+1000) ≈ 10 × 0.0253 ≈ 0.25 mV. Every step here — identifying the divider, applying the ratio, computing the numeric answer — is drawn directly and without modification from Chapter 27 of this book. The only genuinely new idea, contributed by Book 3, was finding that 26 Ω small-signal resistance value in the first place, from the diode's underlying (and quite different-looking) nonlinear physics.</w:t>
       </w:r>
     </w:p>
     <w:p>
@@ -26079,7 +27648,7 @@
         <w:spacing w:after="200" w:line="276"/>
       </w:pPr>
       <w:r>
-        <w:t xml:space="preserve">This is not a gap left unaddressed — it is exactly where this series goes next. The next book covers semiconductor physics and devices from the ground up: how doping creates the PN junction at the heart of every diode; how bipolar and field-effect transistors amplify and switch; and how the same nonlinear devices, once understood physically, are analyzed using a small-signal linearization technique that — not coincidentally — reduces a nonlinear device, operating near some fixed bias point, back into exactly the kind of linear circuit this book already knows how to solve. Every technique in this book — Thevenin equivalents especially — reappears directly once that linearization is performed, which is precisely why this book's systematic circuit-analysis toolkit was worth building thoroughly and rigorously before moving on: it is not merely useful for the resistor-capacitor-inductor circuits examined explicitly here, but for the local, small-signal behavior of every nonlinear device this series goes on to study.</w:t>
+        <w:t xml:space="preserve">This is not a gap left unaddressed — it is exactly where this series goes next. Book 2 puts diodes, transistors, and op-amps to work as building blocks, and Book 3 covers semiconductor physics and devices from the ground up: how doping creates the PN junction at the heart of every diode; how bipolar and field-effect transistors amplify and switch; and how the same nonlinear devices, once understood physically, are analyzed using a small-signal linearization technique that — not coincidentally — reduces a nonlinear device, operating near some fixed bias point, back into exactly the kind of linear circuit this book already knows how to solve. Every technique in this book — Thevenin equivalents especially — reappears directly once that linearization is performed, which is precisely why this book's systematic circuit-analysis toolkit was worth building thoroughly and rigorously before moving on: it is not merely useful for the resistor-capacitor-inductor circuits examined explicitly here, but for the local, small-signal behavior of every nonlinear device this series goes on to study.</w:t>
       </w:r>
     </w:p>
     <w:p>
@@ -26108,7 +27677,7 @@
         <w:t xml:space="preserve">Nonlinear devices are not exceptions to this book's methods — they are this book's methods, applied locally.</w:t>
       </w:r>
       <w:r>
-        <w:t xml:space="preserve"> A transistor's small-signal model, introduced in the next volume, is itself a linear circuit (resistors, dependent sources, sometimes capacitors), and every technique from this book — nodal analysis, Thevenin equivalents, superposition — applies to that small-signal model exactly as presented here. The nonlinearity is handled once, in finding the right operating point and the right small-signal model; everything downstream of that is this book, again.</w:t>
+        <w:t xml:space="preserve"> A transistor's small-signal model, introduced in Book 3, is itself a linear circuit (resistors, dependent sources, sometimes capacitors), and every technique from this book — nodal analysis, Thevenin equivalents, superposition — applies to that small-signal model exactly as presented here. The nonlinearity is handled once, in finding the right operating point and the right small-signal model; everything downstream of that is this book, again.</w:t>
       </w:r>
     </w:p>
     <w:p>
@@ -26143,7 +27712,7 @@
         <w:spacing w:after="100"/>
       </w:pPr>
       <w:r>
-        <w:t xml:space="preserve">Explain the practical difference between choosing nodal analysis and choosing mesh analysis for a given circuit, and identify one circuit feature that would make one method clearly preferable to the other.</w:t>
+        <w:t xml:space="preserve">Explain the practical difference between choosing nodal analysis and choosing mesh analysis for a given circuit, and identify one circuit feature that would make one method preferable to the other.</w:t>
       </w:r>
     </w:p>
     <w:p>
@@ -28741,6 +30310,184 @@
       </w:r>
     </w:p>
     <w:p>
+      <w:pPr>
+        <w:pStyle w:val="Heading3"/>
+        <w:spacing w:after="160" w:before="320"/>
+      </w:pPr>
+      <w:r>
+        <w:t xml:space="preserve">Sensors and Interfaces (Chapters 8, 15, 27, 33)</w:t>
+      </w:r>
+    </w:p>
+    <w:p>
+      <w:pPr>
+        <w:spacing w:before="0" w:after="100"/>
+      </w:pPr>
+      <w:r>
+        <w:rPr>
+          <w:b/>
+          <w:bCs/>
+        </w:rPr>
+        <w:t xml:space="preserve">Quantity</w:t>
+      </w:r>
+      <w:r>
+        <w:rPr>
+          <w:b/>
+        </w:rPr>
+        <w:t xml:space="preserve"> — </w:t>
+      </w:r>
+      <w:r>
+        <w:rPr>
+          <w:b/>
+          <w:bCs/>
+        </w:rPr>
+        <w:t xml:space="preserve">Formula</w:t>
+      </w:r>
+    </w:p>
+    <w:p>
+      <w:pPr>
+        <w:spacing w:before="0" w:after="100"/>
+      </w:pPr>
+      <w:r>
+        <w:rPr>
+          <w:b/>
+          <w:bCs/>
+        </w:rPr>
+        <w:t xml:space="preserve">ADC step (resolution)</w:t>
+      </w:r>
+      <w:r>
+        <w:t xml:space="preserve"> — </w:t>
+      </w:r>
+      <w:r>
+        <w:t xml:space="preserve">LSB = full-scale range/2ᴺ</w:t>
+      </w:r>
+    </w:p>
+    <w:p>
+      <w:pPr>
+        <w:spacing w:before="0" w:after="100"/>
+      </w:pPr>
+      <w:r>
+        <w:rPr>
+          <w:b/>
+          <w:bCs/>
+        </w:rPr>
+        <w:t xml:space="preserve">NTC thermistor, B-equation</w:t>
+      </w:r>
+      <w:r>
+        <w:t xml:space="preserve"> — </w:t>
+      </w:r>
+      <w:r>
+        <w:t xml:space="preserve">R(T) = R₂₅ e^(B(1/T − 1/T₂₅)), T in kelvin</w:t>
+      </w:r>
+    </w:p>
+    <w:p>
+      <w:pPr>
+        <w:spacing w:before="0" w:after="100"/>
+      </w:pPr>
+      <w:r>
+        <w:rPr>
+          <w:b/>
+          <w:bCs/>
+        </w:rPr>
+        <w:t xml:space="preserve">Thermistor sensitivity</w:t>
+      </w:r>
+      <w:r>
+        <w:t xml:space="preserve"> — </w:t>
+      </w:r>
+      <w:r>
+        <w:t xml:space="preserve">dR/dT = −BR/T²</w:t>
+      </w:r>
+    </w:p>
+    <w:p>
+      <w:pPr>
+        <w:spacing w:before="0" w:after="100"/>
+      </w:pPr>
+      <w:r>
+        <w:rPr>
+          <w:b/>
+          <w:bCs/>
+        </w:rPr>
+        <w:t xml:space="preserve">Wheatstone bridge output</w:t>
+      </w:r>
+      <w:r>
+        <w:t xml:space="preserve"> — </w:t>
+      </w:r>
+      <w:r>
+        <w:t xml:space="preserve">V_out = V_s[R₂/(R₁ + R₂) − R₄/(R₃ + R₄)]</w:t>
+      </w:r>
+    </w:p>
+    <w:p>
+      <w:pPr>
+        <w:spacing w:before="0" w:after="100"/>
+      </w:pPr>
+      <w:r>
+        <w:rPr>
+          <w:b/>
+          <w:bCs/>
+        </w:rPr>
+        <w:t xml:space="preserve">Load-cell output</w:t>
+      </w:r>
+      <w:r>
+        <w:t xml:space="preserve"> — </w:t>
+      </w:r>
+      <w:r>
+        <w:t xml:space="preserve">V_out = (rated output in mV/V) × V_excitation × load/capacity</w:t>
+      </w:r>
+    </w:p>
+    <w:p>
+      <w:pPr>
+        <w:spacing w:before="0" w:after="100"/>
+      </w:pPr>
+      <w:r>
+        <w:rPr>
+          <w:b/>
+          <w:bCs/>
+        </w:rPr>
+        <w:t xml:space="preserve">Speed of sound in air</w:t>
+      </w:r>
+      <w:r>
+        <w:t xml:space="preserve"> — </w:t>
+      </w:r>
+      <w:r>
+        <w:t xml:space="preserve">v ≈ 331.3 + 0.606T m/s, T in °C</w:t>
+      </w:r>
+    </w:p>
+    <w:p>
+      <w:pPr>
+        <w:spacing w:before="0" w:after="100"/>
+      </w:pPr>
+      <w:r>
+        <w:rPr>
+          <w:b/>
+          <w:bCs/>
+        </w:rPr>
+        <w:t xml:space="preserve">RC rise time, 30 % to 70 % (I²C)</w:t>
+      </w:r>
+      <w:r>
+        <w:t xml:space="preserve"> — </w:t>
+      </w:r>
+      <w:r>
+        <w:t xml:space="preserve">t_r = 0.8473RC</w:t>
+      </w:r>
+    </w:p>
+    <w:p>
+      <w:pPr>
+        <w:spacing w:before="0" w:after="100"/>
+      </w:pPr>
+      <w:r>
+        <w:rPr>
+          <w:b/>
+          <w:bCs/>
+        </w:rPr>
+        <w:t xml:space="preserve">Energy cost</w:t>
+      </w:r>
+      <w:r>
+        <w:t xml:space="preserve"> — </w:t>
+      </w:r>
+      <w:r>
+        <w:t xml:space="preserve">cost = P × hours/1000 × price per kWh</w:t>
+      </w:r>
+    </w:p>
+    <w:p>
       <w:r>
         <w:br w:type="page"/>
       </w:r>
@@ -28761,7 +30508,7 @@
         <w:spacing w:after="200" w:line="276"/>
       </w:pPr>
       <w:r>
-        <w:t xml:space="preserve">Full solutions to every practice problem in the book are given below, organized by chapter. Attempt each problem in full before consulting its solution here — see the Preface for why this matters more than it might seem to.</w:t>
+        <w:t xml:space="preserve">Every practice problem in the book is worked here in full, chapter by chapter: the idea, the formula, the numbers, and a check. Attempt each problem before you read its solution; the Preface explains why that matters more than it seems.</w:t>
       </w:r>
     </w:p>
     <w:p>
@@ -28778,31 +30525,59 @@
         <w:spacing w:after="200" w:line="276"/>
       </w:pPr>
       <w:r>
-        <w:t xml:space="preserve">1. q = −8.0 nC = −8.0×10⁻⁹ C. Number of excess electrons n = |q|/e = (8.0×10⁻⁹)/(1.602×10⁻¹⁹) ≈ 5.0 × 10¹⁰ electrons.</w:t>
-      </w:r>
-    </w:p>
-    <w:p>
-      <w:pPr>
-        <w:spacing w:after="200" w:line="276"/>
-      </w:pPr>
-      <w:r>
-        <w:t xml:space="preserve">2. Total charge before contact: +6.0 + (−2.0) = +4.0 nC. Since the spheres are identical, this total splits evenly on contact: each sphere ends with +2.0 nC.</w:t>
-      </w:r>
-    </w:p>
-    <w:p>
-      <w:pPr>
-        <w:spacing w:after="200" w:line="276"/>
-      </w:pPr>
-      <w:r>
-        <w:t xml:space="preserve">3. Charge moved: Q = IΔt = (2.0 A)(60 s) = 120 C. Number of elementary charges: n = Q/e = 120/(1.602×10⁻¹⁹) ≈ 7.5 × 10²⁰ charges.</w:t>
-      </w:r>
-    </w:p>
-    <w:p>
-      <w:pPr>
-        <w:spacing w:after="200" w:line="276"/>
-      </w:pPr>
-      <w:r>
-        <w:t xml:space="preserve">4. First contact: neutral sphere touches a sphere at +9.0 nC. Total +9.0 nC splits evenly: each ends at +4.5 nC. Second contact: that same sphere (now +4.5 nC) touches a sphere at −3.0 nC. Total: +4.5 + (−3.0) = +1.5 nC, splitting evenly to +0.75 nC each. Final state: first sphere +4.5 nC, second sphere +0.75 nC, third sphere +0.75 nC.</w:t>
+        <w:rPr>
+          <w:b/>
+          <w:bCs/>
+        </w:rPr>
+        <w:t xml:space="preserve">1. </w:t>
+      </w:r>
+      <w:r>
+        <w:t xml:space="preserve">The charge is a whole number of electron charges, so divide the total by e. |q| = 8.0 nC = 8.0×10⁻⁹ C, and n = |q|/e = (8.0×10⁻⁹ C)/(1.602×10⁻¹⁹ C) ≈ 5.0×10¹⁰ electrons. Check the sign: the rod is negative, so these are excess electrons, not missing ones. Fifty billion sounds like a lot, yet it is only about one extra electron for every 10¹³ atoms in a small rod.</w:t>
+      </w:r>
+    </w:p>
+    <w:p>
+      <w:pPr>
+        <w:spacing w:after="200" w:line="276"/>
+      </w:pPr>
+      <w:r>
+        <w:rPr>
+          <w:b/>
+          <w:bCs/>
+        </w:rPr>
+        <w:t xml:space="preserve">2. </w:t>
+      </w:r>
+      <w:r>
+        <w:t xml:space="preserve">Charge is conserved and identical spheres share it equally. Total before contact: (+6.0 nC) + (−2.0 nC) = +4.0 nC. After touching, each sphere carries half: +2.0 nC. Check: 2.0 + 2.0 = 4.0 nC, the same total as before. The usual mistake is to split 6.0 and 2.0 separately or to forget the sign of the negative charge.</w:t>
+      </w:r>
+    </w:p>
+    <w:p>
+      <w:pPr>
+        <w:spacing w:after="200" w:line="276"/>
+      </w:pPr>
+      <w:r>
+        <w:rPr>
+          <w:b/>
+          <w:bCs/>
+        </w:rPr>
+        <w:t xml:space="preserve">3. </w:t>
+      </w:r>
+      <w:r>
+        <w:t xml:space="preserve">Current is charge per second, so Q = IΔt = (2.0 A)(60 s) = 120 C. The number of elementary charges is n = Q/e = 120/(1.602×10⁻¹⁹) ≈ 7.5×10²⁰. Check the order of magnitude: one coulomb is about 6.24×10¹⁸ charges, and 120 × 6.24×10¹⁸ ≈ 7.5×10²⁰.</w:t>
+      </w:r>
+    </w:p>
+    <w:p>
+      <w:pPr>
+        <w:spacing w:after="200" w:line="276"/>
+      </w:pPr>
+      <w:r>
+        <w:rPr>
+          <w:b/>
+          <w:bCs/>
+        </w:rPr>
+        <w:t xml:space="preserve">4. </w:t>
+      </w:r>
+      <w:r>
+        <w:t xml:space="preserve">Work one contact at a time, conserving charge and splitting equally each time. First contact: the neutral sphere (0) touches +9.0 nC; the total +9.0 nC splits into +4.5 nC each. Second contact: the same sphere (+4.5 nC) touches −3.0 nC; the total +1.5 nC splits into +0.75 nC each. Final charges: the first sphere +4.5 nC, the travelling sphere +0.75 nC, the third sphere +0.75 nC. Check: 4.5 + 0.75 + 0.75 = 6.0 nC, equal to the starting total 9.0 − 3.0 = 6.0 nC.</w:t>
       </w:r>
     </w:p>
     <w:p>
@@ -28819,31 +30594,59 @@
         <w:spacing w:after="200" w:line="276"/>
       </w:pPr>
       <w:r>
-        <w:t xml:space="preserve">1. F = kq₁q₂/r² = (8.99×10⁹)(4.0×10⁻⁶)(6.0×10⁻⁶)/(0.30)² ≈ 2.4 N, attractive (opposite signs), directed along the line joining the charges.</w:t>
-      </w:r>
-    </w:p>
-    <w:p>
-      <w:pPr>
-        <w:spacing w:after="200" w:line="276"/>
-      </w:pPr>
-      <w:r>
-        <w:t xml:space="preserve">2. Set F = kq²/r² = 1.0 N and solve for r: r = √(kq²/F) = √[(8.99×10⁹)(1.0×10⁻⁶)²/1.0] ≈ 0.095 m, about 9.5 cm.</w:t>
-      </w:r>
-    </w:p>
-    <w:p>
-      <w:pPr>
-        <w:spacing w:after="200" w:line="276"/>
-      </w:pPr>
-      <w:r>
-        <w:t xml:space="preserve">3. Force from +2.0 µC (10 cm away) on the −3.0 µC middle charge: attractive, pulling toward x = 0, magnitude F₁ = k(2.0×10⁻⁶)(3.0×10⁻⁶)/(0.10)² ≈ 5.39 N. Force from +1.0 µC (10 cm away) on the middle charge: attractive, pulling toward x = 20 cm, magnitude F₂ = k(1.0×10⁻⁶)(3.0×10⁻⁶)/(0.10)² ≈ 2.70 N. These act in opposite directions; net force is 5.39 − 2.70 ≈ 2.7 N, directed toward x = 0.</w:t>
-      </w:r>
-    </w:p>
-    <w:p>
-      <w:pPr>
-        <w:spacing w:after="200" w:line="276"/>
-      </w:pPr>
-      <w:r>
-        <w:t xml:space="preserve">4. Three forces act on each sphere: gravity (mg, downward), string tension (T, along the string), and the Coulomb repulsion from the other sphere (F_e, horizontal, pushing the spheres apart). At equilibrium, resolving tension into components: T cos(10°) balances gravity, and T sin(10°) balances the Coulomb force. Dividing these two equations eliminates T: tan(10°) = F_e/(mg), so F_e = mg tan(10°). Since F_e = kq²/r² (with r related to the string length and the 10° angle by geometry), setting these two expressions for F_e equal gives an equation solvable for q once the string length is specified.</w:t>
+        <w:rPr>
+          <w:b/>
+          <w:bCs/>
+        </w:rPr>
+        <w:t xml:space="preserve">1. </w:t>
+      </w:r>
+      <w:r>
+        <w:t xml:space="preserve">Use Coulomb's law with magnitudes, then decide the direction from the signs. F = k|q₁q₂|/r² = (8.99×10⁹)(4.0×10⁻⁶)(6.0×10⁻⁶)/(0.30)² = 0.2158/0.090 ≈ 2.4 N. The charges have opposite signs, so the force is attractive: each charge is pulled toward the other along the line joining them. Newton's third law gives the same 2.4 N on both.</w:t>
+      </w:r>
+    </w:p>
+    <w:p>
+      <w:pPr>
+        <w:spacing w:after="200" w:line="276"/>
+      </w:pPr>
+      <w:r>
+        <w:rPr>
+          <w:b/>
+          <w:bCs/>
+        </w:rPr>
+        <w:t xml:space="preserve">2. </w:t>
+      </w:r>
+      <w:r>
+        <w:t xml:space="preserve">Rearrange Coulomb's law for the distance: r = √(kq²/F) = √[(8.99×10⁹)(1.0×10⁻⁶)²/1.0] = √(8.99×10⁻³) ≈ 0.095 m, about 9.5 cm. Check: at 9.5 cm, F = (8.99×10⁹)(10⁻¹²)/(0.095)² ≈ 1.0 N. A microcoulomb is a large charge for everyday objects; two of them push hard even at ten centimeters.</w:t>
+      </w:r>
+    </w:p>
+    <w:p>
+      <w:pPr>
+        <w:spacing w:after="200" w:line="276"/>
+      </w:pPr>
+      <w:r>
+        <w:rPr>
+          <w:b/>
+          <w:bCs/>
+        </w:rPr>
+        <w:t xml:space="preserve">3. </w:t>
+      </w:r>
+      <w:r>
+        <w:t xml:space="preserve">Find each force on the middle charge separately, give it a direction, then add as vectors along the line. From +2.0 µC at x = 0 (10 cm away): attractive, so it pulls the −3.0 µC charge toward x = 0, with F₁ = (8.99×10⁹)(2.0×10⁻⁶)(3.0×10⁻⁶)/(0.10)² ≈ 5.39 N. From +1.0 µC at x = 20 cm (10 cm away): also attractive, pulling toward x = 20 cm, with F₂ = (8.99×10⁹)(1.0×10⁻⁶)(3.0×10⁻⁶)/(0.10)² ≈ 2.70 N. They point in opposite directions, so the net force is 5.39 − 2.70 ≈ 2.7 N toward x = 0. The usual mistake is to add the magnitudes (8.1 N) without drawing the arrows.</w:t>
+      </w:r>
+    </w:p>
+    <w:p>
+      <w:pPr>
+        <w:spacing w:after="200" w:line="276"/>
+      </w:pPr>
+      <w:r>
+        <w:rPr>
+          <w:b/>
+          <w:bCs/>
+        </w:rPr>
+        <w:t xml:space="preserve">4. </w:t>
+      </w:r>
+      <w:r>
+        <w:t xml:space="preserve">Draw one sphere: gravity mg acts down, the string tension T acts along the string, 10° from vertical, and the Coulomb repulsion F acts horizontally, away from the other sphere. In equilibrium, vertical: T cos 10° = mg; horizontal: T sin 10° = F. Dividing eliminates T: F = mg tan 10° = (1.0×10⁻³ kg)(9.81 m/s²)(0.1763) ≈ 1.73×10⁻³ N. The geometry gives the separation: each sphere hangs L sin 10° = (0.50 m)(0.1736) = 0.0868 m from the vertical, so r = 2L sin 10° ≈ 0.174 m. Now Coulomb's law: kq²/r² = F, so q = r√(F/k) = (0.174)√(1.73×10⁻³/8.99×10⁹) ≈ 7.6×10⁻⁸ C, about 76 nC on each sphere. Check: the tension is mg/cos 10° ≈ 9.96×10⁻³ N, a little more than the weight, as it must be when the string also supplies the sideways force.</w:t>
       </w:r>
     </w:p>
     <w:p>
@@ -28860,31 +30663,59 @@
         <w:spacing w:after="200" w:line="276"/>
       </w:pPr>
       <w:r>
-        <w:t xml:space="preserve">1. E = kq/r² = (8.99×10⁹)(12×10⁻⁹)/(0.10)² ≈ 1.08 × 10⁴ N/C, directed radially inward (toward the negative charge).</w:t>
-      </w:r>
-    </w:p>
-    <w:p>
-      <w:pPr>
-        <w:spacing w:after="200" w:line="276"/>
-      </w:pPr>
-      <w:r>
-        <w:t xml:space="preserve">2. Each charge is 2.0 cm from the midpoint. As in Worked Example 3.2, the fields from a +q and −q pair point the same direction at the midpoint between them: E₁ = E₂ = kq/r² = (8.99×10⁹)(5.0×10⁻⁹)/(0.020)² ≈ 1.12×10⁵ N/C each, adding to a total of about 2.25 × 10⁵ N/C, directed from the positive charge toward the negative one.</w:t>
-      </w:r>
-    </w:p>
-    <w:p>
-      <w:pPr>
-        <w:spacing w:after="200" w:line="276"/>
-      </w:pPr>
-      <w:r>
-        <w:t xml:space="preserve">3. F = qE = (1.60×10⁻¹⁹)(500) = 8.0×10⁻¹⁷ N. Since the electron's charge is negative, the force is opposite to E — i.e., in the −x direction.</w:t>
-      </w:r>
-    </w:p>
-    <w:p>
-      <w:pPr>
-        <w:spacing w:after="200" w:line="276"/>
-      </w:pPr>
-      <w:r>
-        <w:t xml:space="preserve">4. τ = pE sinθ = (2.0×10⁻²⁹)(3.0×10⁵) sin(90°) = 6.0×10⁻²⁴ N·m.</w:t>
+        <w:rPr>
+          <w:b/>
+          <w:bCs/>
+        </w:rPr>
+        <w:t xml:space="preserve">1. </w:t>
+      </w:r>
+      <w:r>
+        <w:t xml:space="preserve">The field of a point charge is E = k|q|/r² = (8.99×10⁹)(12×10⁻⁹)/(0.10)² ≈ 1.08×10⁴ N/C. Direction: field lines end on negative charge, so at the point the field points radially inward, toward the charge. Check the units: N·m²/C² × C / m² = N/C.</w:t>
+      </w:r>
+    </w:p>
+    <w:p>
+      <w:pPr>
+        <w:spacing w:after="200" w:line="276"/>
+      </w:pPr>
+      <w:r>
+        <w:rPr>
+          <w:b/>
+          <w:bCs/>
+        </w:rPr>
+        <w:t xml:space="preserve">2. </w:t>
+      </w:r>
+      <w:r>
+        <w:t xml:space="preserve">Each charge is 2.0 cm from the midpoint, so each contributes E = kq/r² = (8.99×10⁹)(5.0×10⁻⁹)/(0.020)² ≈ 1.12×10⁵ N/C. At the midpoint, the field of +q points away from +q, toward −q, and the field of −q points toward −q as well, so the two add instead of cancelling: E ≈ 2.25×10⁵ N/C, directed from the positive charge toward the negative one. The usual mistake is to assume that equal and opposite charges cancel at the midpoint; that happens with two equal charges of the same sign.</w:t>
+      </w:r>
+    </w:p>
+    <w:p>
+      <w:pPr>
+        <w:spacing w:after="200" w:line="276"/>
+      </w:pPr>
+      <w:r>
+        <w:rPr>
+          <w:b/>
+          <w:bCs/>
+        </w:rPr>
+        <w:t xml:space="preserve">3. </w:t>
+      </w:r>
+      <w:r>
+        <w:t xml:space="preserve">F = qE, with q = −e for the electron. The magnitude is (1.602×10⁻¹⁹ C)(500 N/C) ≈ 8.0×10⁻¹⁷ N. Because the charge is negative, the force points opposite to the field: in the −x direction. Check: field arrows show the push on a positive test charge, so an electron always goes against them.</w:t>
+      </w:r>
+    </w:p>
+    <w:p>
+      <w:pPr>
+        <w:spacing w:after="200" w:line="276"/>
+      </w:pPr>
+      <w:r>
+        <w:rPr>
+          <w:b/>
+          <w:bCs/>
+        </w:rPr>
+        <w:t xml:space="preserve">4. </w:t>
+      </w:r>
+      <w:r>
+        <w:t xml:space="preserve">τ = pE sin θ = (2.0×10⁻²⁹ C·m)(3.0×10⁵ N/C) sin 90° = 6.0×10⁻²⁴ N·m. Perpendicular is the orientation of maximum torque; at 0° or 180° the torque would be zero. The torque turns the dipole until p lines up with E.</w:t>
       </w:r>
     </w:p>
     <w:p>
@@ -28901,31 +30732,59 @@
         <w:spacing w:after="200" w:line="276"/>
       </w:pPr>
       <w:r>
-        <w:t xml:space="preserve">1. By Gauss's law, Φᴇ = Qₑₙᴄ/ε₀ = (2.0×10⁻⁹)/(8.85×10⁻¹²) ≈ 226 N·m²/C. Notice the sphere's radius (3.0 cm) is irrelevant to the answer — flux through a closed surface depends only on enclosed charge, not on the surface's size or shape.</w:t>
-      </w:r>
-    </w:p>
-    <w:p>
-      <w:pPr>
-        <w:spacing w:after="200" w:line="276"/>
-      </w:pPr>
-      <w:r>
-        <w:t xml:space="preserve">2. E = σ/(2ε₀) = (4.0×10⁻⁶)/[2(8.85×10⁻¹²)] ≈ 2.26 × 10⁵ N/C. Note this does not depend on the 2.0 cm distance given — the field of an ideal infinite sheet is the same at every distance.</w:t>
-      </w:r>
-    </w:p>
-    <w:p>
-      <w:pPr>
-        <w:spacing w:after="200" w:line="276"/>
-      </w:pPr>
-      <w:r>
-        <w:t xml:space="preserve">3. If the field at a conductor's surface had any component parallel to the surface, that component would push the conductor's free surface charges to redistribute along the surface until they canceled it out — a process that continues until no field component remains parallel to the surface, i.e., until the field is purely perpendicular to it. This is simply the definition of electrostatic equilibrium applied at the surface.</w:t>
-      </w:r>
-    </w:p>
-    <w:p>
-      <w:pPr>
-        <w:spacing w:after="200" w:line="276"/>
-      </w:pPr>
-      <w:r>
-        <w:t xml:space="preserve">4. E = λ/(2πε₀r) = (5.0×10⁻⁹)/[2π(8.85×10⁻¹²)(0.040)] ≈ 2.25 × 10³ N/C, directed radially away from the wire.</w:t>
+        <w:rPr>
+          <w:b/>
+          <w:bCs/>
+        </w:rPr>
+        <w:t xml:space="preserve">1. </w:t>
+      </w:r>
+      <w:r>
+        <w:t xml:space="preserve">Gauss's law: Φ = Q_enc/ε₀ = (2.0×10⁻⁹ C)/(8.85×10⁻¹² C²/N·m²) ≈ 226 N·m²/C. The 3.0 cm radius never enters: the flux through a closed surface depends only on the charge inside, not on the size or shape of the surface. Check with a direct calculation: E = kQ/r² at r = 0.030 m is 2.0×10⁴ N/C, and E × 4πr² = 2.0×10⁴ × 0.01131 ≈ 226 N·m²/C.</w:t>
+      </w:r>
+    </w:p>
+    <w:p>
+      <w:pPr>
+        <w:spacing w:after="200" w:line="276"/>
+      </w:pPr>
+      <w:r>
+        <w:rPr>
+          <w:b/>
+          <w:bCs/>
+        </w:rPr>
+        <w:t xml:space="preserve">2. </w:t>
+      </w:r>
+      <w:r>
+        <w:t xml:space="preserve">For an infinite sheet, E = σ/(2ε₀) = (4.0×10⁻⁶ C/m²)/[2(8.85×10⁻¹² C²/N·m²)] ≈ 2.26×10⁵ N/C, pointing away from the positively charged sheet on both sides. The 2.0 cm is a distractor: an ideal infinite sheet gives the same field at every distance, because its field lines are parallel and never spread out. A real sheet behaves this way only at distances small compared with its size.</w:t>
+      </w:r>
+    </w:p>
+    <w:p>
+      <w:pPr>
+        <w:spacing w:after="200" w:line="276"/>
+      </w:pPr>
+      <w:r>
+        <w:rPr>
+          <w:b/>
+          <w:bCs/>
+        </w:rPr>
+        <w:t xml:space="preserve">3. </w:t>
+      </w:r>
+      <w:r>
+        <w:t xml:space="preserve">Suppose the field immediately outside the surface had a component along the surface. That component would push the free charges sideways along the surface, and they would move. In electrostatic equilibrium nothing moves, so the charges keep rearranging until the sideways component is zero. What remains is a field perpendicular to the surface. Gauss's law then fixes its size: a small pillbox straddling the surface gives E = σ/ε₀ immediately outside, and zero inside the metal.</w:t>
+      </w:r>
+    </w:p>
+    <w:p>
+      <w:pPr>
+        <w:spacing w:after="200" w:line="276"/>
+      </w:pPr>
+      <w:r>
+        <w:rPr>
+          <w:b/>
+          <w:bCs/>
+        </w:rPr>
+        <w:t xml:space="preserve">4. </w:t>
+      </w:r>
+      <w:r>
+        <w:t xml:space="preserve">For a long line of charge, E = λ/(2πε₀r) = (5.0×10⁻⁹ C/m)/[2π(8.85×10⁻¹² C²/N·m²)(0.040 m)] ≈ 2.25×10³ N/C, directed radially away from the wire. Note the 1/r fall-off, slower than a point charge's 1/r², because the field lines spread in two dimensions instead of three.</w:t>
       </w:r>
     </w:p>
     <w:p>
@@ -28942,31 +30801,59 @@
         <w:spacing w:after="200" w:line="276"/>
       </w:pPr>
       <w:r>
-        <w:t xml:space="preserve">1. V = kq/r = (8.99×10⁹)(3.0×10⁻⁹)/(0.15) ≈ 180 V.</w:t>
-      </w:r>
-    </w:p>
-    <w:p>
-      <w:pPr>
-        <w:spacing w:after="200" w:line="276"/>
-      </w:pPr>
-      <w:r>
-        <w:t xml:space="preserve">2. W = ΔU = kqQ/r = (8.99×10⁹)(2.0×10⁻⁹)(5.0×10⁻⁹)/(0.10) ≈ 8.99×10⁻⁷ J.</w:t>
-      </w:r>
-    </w:p>
-    <w:p>
-      <w:pPr>
-        <w:spacing w:after="200" w:line="276"/>
-      </w:pPr>
-      <w:r>
-        <w:t xml:space="preserve">3. ΔV = Ed = (2.0×10⁴)(0.0050) = 100 V.</w:t>
-      </w:r>
-    </w:p>
-    <w:p>
-      <w:pPr>
-        <w:spacing w:after="200" w:line="276"/>
-      </w:pPr>
-      <w:r>
-        <w:t xml:space="preserve">4. Kinetic energy gained equals the magnitude of the potential energy lost: KE = |q|ΔV = (1.60×10⁻¹⁹)(500) = 8.0×10⁻¹⁷ J. Speed from KE = ½mv²: v = √(2KE/m) = √[2(8.0×10⁻¹⁷)/(9.11×10⁻³¹)] ≈ 1.33 × 10⁷ m/s (about 4.4% of the speed of light — fast enough that a fully careful treatment would need relativistic corrections, though this book treats it non-relativistically, which is accurate to a few percent at this speed).</w:t>
+        <w:rPr>
+          <w:b/>
+          <w:bCs/>
+        </w:rPr>
+        <w:t xml:space="preserve">1. </w:t>
+      </w:r>
+      <w:r>
+        <w:t xml:space="preserve">V = kq/r = (8.99×10⁹)(3.0×10⁻⁹)/(0.15) ≈ 180 V. Potential is a scalar, so there is no direction to state; it is positive because the charge is positive and the reference is zero at infinity.</w:t>
+      </w:r>
+    </w:p>
+    <w:p>
+      <w:pPr>
+        <w:spacing w:after="200" w:line="276"/>
+      </w:pPr>
+      <w:r>
+        <w:rPr>
+          <w:b/>
+          <w:bCs/>
+        </w:rPr>
+        <w:t xml:space="preserve">2. </w:t>
+      </w:r>
+      <w:r>
+        <w:t xml:space="preserve">The work needed equals the potential energy at the end, since U = 0 at infinity: W = kqQ/r = (8.99×10⁹)(2.0×10⁻⁹)(5.0×10⁻⁹)/(0.10) ≈ 9.0×10⁻⁷ J. It is positive because like charges repel and you must push. Check: the same answer comes from W = qV, with V = kQ/r = 449.5 V from the fixed charge: (2.0×10⁻⁹)(449.5) ≈ 9.0×10⁻⁷ J.</w:t>
+      </w:r>
+    </w:p>
+    <w:p>
+      <w:pPr>
+        <w:spacing w:after="200" w:line="276"/>
+      </w:pPr>
+      <w:r>
+        <w:rPr>
+          <w:b/>
+          <w:bCs/>
+        </w:rPr>
+        <w:t xml:space="preserve">3. </w:t>
+      </w:r>
+      <w:r>
+        <w:t xml:space="preserve">In a uniform field, ΔV = Ed = (2.0×10⁴ V/m)(5.0×10⁻³ m) = 100 V. Check the units: V/m × m = V.</w:t>
+      </w:r>
+    </w:p>
+    <w:p>
+      <w:pPr>
+        <w:spacing w:after="200" w:line="276"/>
+      </w:pPr>
+      <w:r>
+        <w:rPr>
+          <w:b/>
+          <w:bCs/>
+        </w:rPr>
+        <w:t xml:space="preserve">4. </w:t>
+      </w:r>
+      <w:r>
+        <w:t xml:space="preserve">Energy first: the electron gains KE = |q|ΔV = (1.602×10⁻¹⁹ C)(500 V) ≈ 8.0×10⁻¹⁷ J, which is 500 eV. Then speed from KE = ½mv²: v = √(2KE/m) = √[2(8.0×10⁻¹⁷)/(9.11×10⁻³¹)] ≈ 1.33×10⁷ m/s, about 4.4 % of the speed of light. Is the non-relativistic formula good enough? The relativistic correction scales with KE/(mc²) = 500 eV/511 keV ≈ 0.001, so the classical answer is off by only about 0.1 %. Above about 10 keV, as in an old CRT or an X-ray tube, you would need the relativistic formula.</w:t>
       </w:r>
     </w:p>
     <w:p>
@@ -28983,31 +30870,59 @@
         <w:spacing w:after="200" w:line="276"/>
       </w:pPr>
       <w:r>
-        <w:t xml:space="preserve">1. Q = CV = (4.0×10⁻⁶)(12) = 4.8×10⁻⁵ C = 48 µC. Energy: U = ½CV² = ½(4.0×10⁻⁶)(12)² ≈ 2.88×10⁻⁴ J.</w:t>
-      </w:r>
-    </w:p>
-    <w:p>
-      <w:pPr>
-        <w:spacing w:after="200" w:line="276"/>
-      </w:pPr>
-      <w:r>
-        <w:t xml:space="preserve">2. With Q fixed and d doubled: C = ε₀A/d is halved. Since V = Q/C and Q is fixed while C is halved, V doubles. Energy U = Q²/(2C): with Q fixed and C halved, U doubles as well — consistent with the fact that pulling the plates apart against their mutual attraction, at fixed charge, requires doing work on the system, which appears as the increase in stored energy.</w:t>
-      </w:r>
-    </w:p>
-    <w:p>
-      <w:pPr>
-        <w:spacing w:after="200" w:line="276"/>
-      </w:pPr>
-      <w:r>
-        <w:t xml:space="preserve">3. C = κ × 10 pF = 3.5 × 10 pF = 35 pF.</w:t>
-      </w:r>
-    </w:p>
-    <w:p>
-      <w:pPr>
-        <w:spacing w:after="200" w:line="276"/>
-      </w:pPr>
-      <w:r>
-        <w:t xml:space="preserve">4. Parallel capacitance: C = 2.0 + 4.0 + 4.0 = 10.0 µF. Total charge: Q = CV = (10.0×10⁻⁶)(9.0) = 9.0×10⁻⁵ C = 90 µC.</w:t>
+        <w:rPr>
+          <w:b/>
+          <w:bCs/>
+        </w:rPr>
+        <w:t xml:space="preserve">1. </w:t>
+      </w:r>
+      <w:r>
+        <w:t xml:space="preserve">Q = CV = (4.0×10⁻⁶ F)(12 V) = 4.8×10⁻⁵ C = 48 µC. Energy: U = ½CV² = ½(4.0×10⁻⁶)(12)² ≈ 2.9×10⁻⁴ J, which is 0.29 mJ. Check with the other form: U = ½QV = ½(48 µC)(12 V) = 288 µJ.</w:t>
+      </w:r>
+    </w:p>
+    <w:p>
+      <w:pPr>
+        <w:spacing w:after="200" w:line="276"/>
+      </w:pPr>
+      <w:r>
+        <w:rPr>
+          <w:b/>
+          <w:bCs/>
+        </w:rPr>
+        <w:t xml:space="preserve">2. </w:t>
+      </w:r>
+      <w:r>
+        <w:t xml:space="preserve">With C = ε₀A/d, doubling d halves C. The charge is fixed (the capacitor is isolated), so V = Q/C doubles. The energy U = Q²/(2C) also doubles. Where did the extra energy come from? The plates attract each other, and you did work pulling them apart; that work is now stored in the field, which fills twice the volume at the same field strength (E = σ/ε₀ does not change with Q fixed).</w:t>
+      </w:r>
+    </w:p>
+    <w:p>
+      <w:pPr>
+        <w:spacing w:after="200" w:line="276"/>
+      </w:pPr>
+      <w:r>
+        <w:rPr>
+          <w:b/>
+          <w:bCs/>
+        </w:rPr>
+        <w:t xml:space="preserve">3. </w:t>
+      </w:r>
+      <w:r>
+        <w:t xml:space="preserve">A dielectric multiplies the capacitance by κ: C = κC₀ = 3.5 × 10 pF = 35 pF. The dielectric's molecules polarize and partly cancel the field, so the same charge produces a smaller voltage, and C = Q/V rises.</w:t>
+      </w:r>
+    </w:p>
+    <w:p>
+      <w:pPr>
+        <w:spacing w:after="200" w:line="276"/>
+      </w:pPr>
+      <w:r>
+        <w:rPr>
+          <w:b/>
+          <w:bCs/>
+        </w:rPr>
+        <w:t xml:space="preserve">4. </w:t>
+      </w:r>
+      <w:r>
+        <w:t xml:space="preserve">Capacitors in parallel add: C = 2.0 + 4.0 + 4.0 = 10.0 µF. The source charges this total: Q = CV = (10.0×10⁻⁶ F)(9.0 V) = 9.0×10⁻⁵ C = 90 µC. Check by parts: 18 µC + 36 µC + 36 µC = 90 µC, since every capacitor sees the full 9.0 V.</w:t>
       </w:r>
     </w:p>
     <w:p>
@@ -29024,31 +30939,59 @@
         <w:spacing w:after="200" w:line="276"/>
       </w:pPr>
       <w:r>
-        <w:t xml:space="preserve">1. Q = IΔt = (3.0)(5.0) = 15 C.</w:t>
-      </w:r>
-    </w:p>
-    <w:p>
-      <w:pPr>
-        <w:spacing w:after="200" w:line="276"/>
-      </w:pPr>
-      <w:r>
-        <w:t xml:space="preserve">2. R = ρL/A. Tripling L multiplies R by 3; halving A multiplies R by 2 (since R ∝ 1/A). Combined, R increases by a factor of 3 × 2 = 6.</w:t>
-      </w:r>
-    </w:p>
-    <w:p>
-      <w:pPr>
-        <w:spacing w:after="200" w:line="276"/>
-      </w:pPr>
-      <w:r>
-        <w:t xml:space="preserve">3. ΔT = 80 − 20 = 60°C. R(T) ≈ R₀[1 + αΔT] = 100[1 + (0.004)(60)] = 100[1.24] = 124 Ω.</w:t>
-      </w:r>
-    </w:p>
-    <w:p>
-      <w:pPr>
-        <w:spacing w:after="200" w:line="276"/>
-      </w:pPr>
-      <w:r>
-        <w:t xml:space="preserve">4. Equal length and equal resistance means ρ_Cu L/A_Cu = ρ_Al L/A_Al, so A_Cu/A_Al = ρ_Cu/ρ_Al = (1.68×10⁻⁸)/(2.65×10⁻⁸) ≈ 0.634. The copper wire needs roughly 63% of the aluminum wire's cross-sectional area to match its resistance — reflecting copper's lower resistivity, though aluminum's much lower density is exactly why it is still preferred for long-distance overhead power lines despite needing a larger cross-section.</w:t>
+        <w:rPr>
+          <w:b/>
+          <w:bCs/>
+        </w:rPr>
+        <w:t xml:space="preserve">1. </w:t>
+      </w:r>
+      <w:r>
+        <w:t xml:space="preserve">Q = IΔt = (3.0 A)(5.0 s) = 15 C. Check the units: an ampere is a coulomb per second, so A × s = C.</w:t>
+      </w:r>
+    </w:p>
+    <w:p>
+      <w:pPr>
+        <w:spacing w:after="200" w:line="276"/>
+      </w:pPr>
+      <w:r>
+        <w:rPr>
+          <w:b/>
+          <w:bCs/>
+        </w:rPr>
+        <w:t xml:space="preserve">2. </w:t>
+      </w:r>
+      <w:r>
+        <w:t xml:space="preserve">R = ρL/A. Tripling L multiplies R by 3; halving A multiplies R by 2, because R ∝ 1/A. Together R rises by 3 × 2 = 6. This is what happens when a wire is stretched: it gets longer and thinner at the same time.</w:t>
+      </w:r>
+    </w:p>
+    <w:p>
+      <w:pPr>
+        <w:spacing w:after="200" w:line="276"/>
+      </w:pPr>
+      <w:r>
+        <w:rPr>
+          <w:b/>
+          <w:bCs/>
+        </w:rPr>
+        <w:t xml:space="preserve">3. </w:t>
+      </w:r>
+      <w:r>
+        <w:t xml:space="preserve">Use the linear model R(T) = R₀[1 + α(T − T₀)]. Here ΔT = 80 − 20 = 60 °C, so R = 100[1 + (0.004)(60)] = 100 × 1.24 = 124 Ω. A 24 % change from a 60 °C rise is why copper windings and PCB traces run noticeably more resistive when hot.</w:t>
+      </w:r>
+    </w:p>
+    <w:p>
+      <w:pPr>
+        <w:spacing w:after="200" w:line="276"/>
+      </w:pPr>
+      <w:r>
+        <w:rPr>
+          <w:b/>
+          <w:bCs/>
+        </w:rPr>
+        <w:t xml:space="preserve">4. </w:t>
+      </w:r>
+      <w:r>
+        <w:t xml:space="preserve">Equal length and equal resistance means ρ_Cu L/A_Cu = ρ_Al L/A_Al, so A_Cu/A_Al = ρ_Cu/ρ_Al = (1.68×10⁻⁸)/(2.65×10⁻⁸) ≈ 0.634. The copper wire needs only about 63 % of the aluminum wire's cross-section. Aluminum still wins on overhead power lines because it is about a third as dense, so the thicker aluminum wire is roughly half the weight of the copper one.</w:t>
       </w:r>
     </w:p>
     <w:p>
@@ -29065,31 +31008,74 @@
         <w:spacing w:after="200" w:line="276"/>
       </w:pPr>
       <w:r>
-        <w:t xml:space="preserve">1. R = V/I = 9.0/0.30 = 30 Ω. Power: P = IV = (0.30)(9.0) = 2.7 W.</w:t>
-      </w:r>
-    </w:p>
-    <w:p>
-      <w:pPr>
-        <w:spacing w:after="200" w:line="276"/>
-      </w:pPr>
-      <w:r>
-        <w:t xml:space="preserve">2. R_parallel = R₁R₂/(R₁+R₂) = (4.0)(12)/(4.0+12) = 48/16 = 3.0 Ω.</w:t>
-      </w:r>
-    </w:p>
-    <w:p>
-      <w:pPr>
-        <w:spacing w:after="200" w:line="276"/>
-      </w:pPr>
-      <w:r>
-        <w:t xml:space="preserve">3. From P = V²/R, solve for R: R = V²/P = (5.0)²/0.25 = 100 Ω. This is a minimum resistance — any resistance smaller than 100 Ω would dissipate more than 0.25 W at 5.0 V and exceed the rating.</w:t>
-      </w:r>
-    </w:p>
-    <w:p>
-      <w:pPr>
-        <w:spacing w:after="200" w:line="276"/>
-      </w:pPr>
-      <w:r>
-        <w:t xml:space="preserve">4. Voltage divider: V₈ₖ = V × R₈ₖ/(R₂ₖ+R₈ₖ) = 10 × 8.0/(2.0+8.0) = 10 × 0.80 = 8.0 V.</w:t>
+        <w:rPr>
+          <w:b/>
+          <w:bCs/>
+        </w:rPr>
+        <w:t xml:space="preserve">1. </w:t>
+      </w:r>
+      <w:r>
+        <w:t xml:space="preserve">Ohm's law: R = V/I = 9.0 V/0.30 A = 30 Ω. Power: P = VI = (9.0)(0.30) = 2.7 W. Check: I²R = (0.30)²(30) = 2.7 W. A 2.7 W resistor is a large part; a common 0.25 W resistor would burn.</w:t>
+      </w:r>
+    </w:p>
+    <w:p>
+      <w:pPr>
+        <w:spacing w:after="200" w:line="276"/>
+      </w:pPr>
+      <w:r>
+        <w:rPr>
+          <w:b/>
+          <w:bCs/>
+        </w:rPr>
+        <w:t xml:space="preserve">2. </w:t>
+      </w:r>
+      <w:r>
+        <w:t xml:space="preserve">Product over sum: R = R₁R₂/(R₁ + R₂) = (4.0)(12)/(4.0 + 12) = 48/16 = 3.0 Ω. Check: the parallel result must be smaller than the smaller resistor, and 3.0 Ω &lt; 4.0 Ω.</w:t>
+      </w:r>
+    </w:p>
+    <w:p>
+      <w:pPr>
+        <w:spacing w:after="200" w:line="276"/>
+      </w:pPr>
+      <w:r>
+        <w:rPr>
+          <w:b/>
+          <w:bCs/>
+        </w:rPr>
+        <w:t xml:space="preserve">3. </w:t>
+      </w:r>
+      <w:r>
+        <w:t xml:space="preserve">From P = V²/R, R = V²/P = (5.0)²/0.25 = 100 Ω. This is a minimum: a smaller resistor would draw more current and dissipate more than 0.25 W. Following this chapter's bench note, a designer would derate to half power and choose about 200 Ω, or a 0.5 W part.</w:t>
+      </w:r>
+    </w:p>
+    <w:p>
+      <w:pPr>
+        <w:spacing w:after="200" w:line="276"/>
+      </w:pPr>
+      <w:r>
+        <w:rPr>
+          <w:b/>
+          <w:bCs/>
+        </w:rPr>
+        <w:t xml:space="preserve">4. </w:t>
+      </w:r>
+      <w:r>
+        <w:t xml:space="preserve">The divider rule: V₈ₖ = V × R₈ₖ/(R₂ₖ + R₈ₖ) = 10 × 8.0/(2.0 + 8.0) = 8.0 V. Check: the current is 10 V/10 kΩ = 1.0 mA, and (1.0 mA)(8.0 kΩ) = 8.0 V; the other 2.0 V falls across the 2.0 kΩ.</w:t>
+      </w:r>
+    </w:p>
+    <w:p>
+      <w:pPr>
+        <w:spacing w:after="200" w:line="276"/>
+      </w:pPr>
+      <w:r>
+        <w:rPr>
+          <w:b/>
+          <w:bCs/>
+        </w:rPr>
+        <w:t xml:space="preserve">5. </w:t>
+      </w:r>
+      <w:r>
+        <w:t xml:space="preserve">This is the divider rule with the LDR on top: V_out = 3.3 × 10/(10 + R_LDR), with resistances in kilohms. Dim hallway: V_out = 3.3 × 10/40 ≈ 0.83 V. Desk lamp: V_out = 3.3 × 10/13 ≈ 2.54 V. More light gives a higher voltage, which is what a night light or a display-brightness control wants. Power in the LDR under the lamp: I = 3.3/13 kΩ ≈ 0.254 mA, and P = I²R = (0.254×10⁻³)²(3000) ≈ 0.19 mW, far below a GL5528-type cell's 100 mW rating.</w:t>
       </w:r>
     </w:p>
     <w:p>
@@ -29106,31 +31092,59 @@
         <w:spacing w:after="200" w:line="276"/>
       </w:pPr>
       <w:r>
-        <w:t xml:space="preserve">1. F = qvB = (1.60×10⁻¹⁹)(3.0×10⁵)(0.20) ≈ 9.6×10⁻¹⁵ N.</w:t>
-      </w:r>
-    </w:p>
-    <w:p>
-      <w:pPr>
-        <w:spacing w:after="200" w:line="276"/>
-      </w:pPr>
-      <w:r>
-        <w:t xml:space="preserve">2. F = BIL = (0.30)(4.0)(0.50) = 0.60 N.</w:t>
-      </w:r>
-    </w:p>
-    <w:p>
-      <w:pPr>
-        <w:spacing w:after="200" w:line="276"/>
-      </w:pPr>
-      <w:r>
-        <w:t xml:space="preserve">3. The magnetic force F = qv×B is always perpendicular to the particle's velocity v. A force perpendicular to velocity does zero work (since work depends on the force component along the direction of motion), so kinetic energy — and hence speed — cannot change; only the direction of v can be altered.</w:t>
-      </w:r>
-    </w:p>
-    <w:p>
-      <w:pPr>
-        <w:spacing w:after="200" w:line="276"/>
-      </w:pPr>
-      <w:r>
-        <w:t xml:space="preserve">4. From r = mv/(qB), solve for v: v = rqB/m = (0.10)(1.60×10⁻¹⁹)(0.80)/(1.67×10⁻²⁷) ≈ 7.66 × 10⁶ m/s.</w:t>
+        <w:rPr>
+          <w:b/>
+          <w:bCs/>
+        </w:rPr>
+        <w:t xml:space="preserve">1. </w:t>
+      </w:r>
+      <w:r>
+        <w:t xml:space="preserve">F = |q|vB sin 90° = (1.602×10⁻¹⁹ C)(3.0×10⁵ m/s)(0.20 T) ≈ 9.6×10⁻¹⁵ N. The direction follows from F = qv × B with the electron's negative sign, so it is opposite to what the right-hand rule gives for a positive charge.</w:t>
+      </w:r>
+    </w:p>
+    <w:p>
+      <w:pPr>
+        <w:spacing w:after="200" w:line="276"/>
+      </w:pPr>
+      <w:r>
+        <w:rPr>
+          <w:b/>
+          <w:bCs/>
+        </w:rPr>
+        <w:t xml:space="preserve">2. </w:t>
+      </w:r>
+      <w:r>
+        <w:t xml:space="preserve">F = BIL = (0.30 T)(4.0 A)(0.50 m) = 0.60 N, perpendicular to both the wire and the field. This is the force that turns every electric motor.</w:t>
+      </w:r>
+    </w:p>
+    <w:p>
+      <w:pPr>
+        <w:spacing w:after="200" w:line="276"/>
+      </w:pPr>
+      <w:r>
+        <w:rPr>
+          <w:b/>
+          <w:bCs/>
+        </w:rPr>
+        <w:t xml:space="preserve">3. </w:t>
+      </w:r>
+      <w:r>
+        <w:t xml:space="preserve">The magnetic force F = qv × B is always perpendicular to the velocity. A force at right angles to the motion does no work (W = F·d = 0), so the kinetic energy and the speed cannot change; only the direction can. That is why a charge in a uniform field moves in a circle at constant speed.</w:t>
+      </w:r>
+    </w:p>
+    <w:p>
+      <w:pPr>
+        <w:spacing w:after="200" w:line="276"/>
+      </w:pPr>
+      <w:r>
+        <w:rPr>
+          <w:b/>
+          <w:bCs/>
+        </w:rPr>
+        <w:t xml:space="preserve">4. </w:t>
+      </w:r>
+      <w:r>
+        <w:t xml:space="preserve">From r = mv/(qB): v = rqB/m = (0.10 m)(1.602×10⁻¹⁹ C)(0.80 T)/(1.67×10⁻²⁷ kg) ≈ 7.7×10⁶ m/s. Check: that is 2.6 % of the speed of light, so the non-relativistic formula is fine.</w:t>
       </w:r>
     </w:p>
     <w:p>
@@ -29147,31 +31161,59 @@
         <w:spacing w:after="200" w:line="276"/>
       </w:pPr>
       <w:r>
-        <w:t xml:space="preserve">1. Parallel currents in the same direction attract.</w:t>
-      </w:r>
-    </w:p>
-    <w:p>
-      <w:pPr>
-        <w:spacing w:after="200" w:line="276"/>
-      </w:pPr>
-      <w:r>
-        <w:t xml:space="preserve">2. n = 600/0.30 = 2000 turns/m. B = μ₀nI = (4π×10⁻⁷)(2000)(2.0) ≈ 5.0 × 10⁻³ T.</w:t>
-      </w:r>
-    </w:p>
-    <w:p>
-      <w:pPr>
-        <w:spacing w:after="200" w:line="276"/>
-      </w:pPr>
-      <w:r>
-        <w:t xml:space="preserve">3. From B = μ₀I/(2πr), solve for r: r = μ₀I/(2πB) = (4π×10⁻⁷)(10)/[2π(1.0×10⁻⁴)] = 0.020 m, or 2.0 cm.</w:t>
-      </w:r>
-    </w:p>
-    <w:p>
-      <w:pPr>
-        <w:spacing w:after="200" w:line="276"/>
-      </w:pPr>
-      <w:r>
-        <w:t xml:space="preserve">4. Since B ∝ μᵣ at fixed current and turns, the new field is simply 200 × 8.0 mT = 1600 mT = 1.6 T (again, in practice this idealized scaling would be limited by core saturation at such a high field, as noted in Worked Example 10.2, but the direct proportionality holds as stated for the purposes of this problem).</w:t>
+        <w:rPr>
+          <w:b/>
+          <w:bCs/>
+        </w:rPr>
+        <w:t xml:space="preserve">1. </w:t>
+      </w:r>
+      <w:r>
+        <w:t xml:space="preserve">Parallel wires with currents in the same direction attract; opposite currents repel. Here they attract, with a force per meter of F/L = μ₀I₁I₂/(2πd) = (2×10⁻⁷)(3.0)(3.0)/(0.050) ≈ 3.6×10⁻⁵ N/m, about the weight of a few milligrams per meter. The usual mistake is to borrow the charge rule (like repels like); for currents it is the other way round.</w:t>
+      </w:r>
+    </w:p>
+    <w:p>
+      <w:pPr>
+        <w:spacing w:after="200" w:line="276"/>
+      </w:pPr>
+      <w:r>
+        <w:rPr>
+          <w:b/>
+          <w:bCs/>
+        </w:rPr>
+        <w:t xml:space="preserve">2. </w:t>
+      </w:r>
+      <w:r>
+        <w:t xml:space="preserve">Turns per meter: n = N/ℓ = 600/0.30 m = 2000 turns/m. Field inside: B = μ₀nI = (4π×10⁻⁷)(2000)(2.0) ≈ 5.0×10⁻³ T = 5.0 mT. Check: about a hundred times Earth's field, typical for a small air-core coil.</w:t>
+      </w:r>
+    </w:p>
+    <w:p>
+      <w:pPr>
+        <w:spacing w:after="200" w:line="276"/>
+      </w:pPr>
+      <w:r>
+        <w:rPr>
+          <w:b/>
+          <w:bCs/>
+        </w:rPr>
+        <w:t xml:space="preserve">3. </w:t>
+      </w:r>
+      <w:r>
+        <w:t xml:space="preserve">From B = μ₀I/(2πr): r = μ₀I/(2πB) = (4π×10⁻⁷)(10)/[2π(1.0×10⁻⁴)] = 0.020 m = 2.0 cm. For comparison, Earth's field is about 5×10⁻⁵ T, so within a few centimeters of a 10 A cable a compass is unreliable.</w:t>
+      </w:r>
+    </w:p>
+    <w:p>
+      <w:pPr>
+        <w:spacing w:after="200" w:line="276"/>
+      </w:pPr>
+      <w:r>
+        <w:rPr>
+          <w:b/>
+          <w:bCs/>
+        </w:rPr>
+        <w:t xml:space="preserve">4. </w:t>
+      </w:r>
+      <w:r>
+        <w:t xml:space="preserve">With the same current and turns, B scales with the relative permeability: B = 200 × 8.0 mT = 1.6 T. In practice a ferrite saturates at roughly 0.3 to 0.5 T, so a real ferrite core would not reach 1.6 T; the linear scaling holds only below saturation, as Worked Example 10.2 warns.</w:t>
       </w:r>
     </w:p>
     <w:p>
@@ -29188,31 +31230,59 @@
         <w:spacing w:after="200" w:line="276"/>
       </w:pPr>
       <w:r>
-        <w:t xml:space="preserve">1. ε = N(dB/dt)A = (50)(0.50)(0.020) = 0.50 V.</w:t>
-      </w:r>
-    </w:p>
-    <w:p>
-      <w:pPr>
-        <w:spacing w:after="200" w:line="276"/>
-      </w:pPr>
-      <w:r>
-        <w:t xml:space="preserve">2. ε = BLv = (0.50)(0.30)(4.0) = 0.60 V.</w:t>
-      </w:r>
-    </w:p>
-    <w:p>
-      <w:pPr>
-        <w:spacing w:after="200" w:line="276"/>
-      </w:pPr>
-      <w:r>
-        <w:t xml:space="preserve">3. As the magnet's north pole approaches, the flux through the loop (in the direction from the magnet toward the loop) is increasing. By Lenz's law, the induced current opposes this increase, so it flows in whatever direction creates a magnetic field opposing the approaching north pole — meaning the loop's near face effectively becomes a north pole itself (like poles repel, resisting the magnet's approach). By the right-hand rule, viewed from the approaching magnet's side, the induced current flows counterclockwise.</w:t>
-      </w:r>
-    </w:p>
-    <w:p>
-      <w:pPr>
-        <w:spacing w:after="200" w:line="276"/>
-      </w:pPr>
-      <w:r>
-        <w:t xml:space="preserve">4. |ε| = L|dI/dt| = (0.20)(5.0) = 1.0 V.</w:t>
+        <w:rPr>
+          <w:b/>
+          <w:bCs/>
+        </w:rPr>
+        <w:t xml:space="preserve">1. </w:t>
+      </w:r>
+      <w:r>
+        <w:t xml:space="preserve">Faraday's law for N turns: |ε| = N A dB/dt = (50)(0.020 m²)(0.50 T/s) = 0.50 V. Check the units: T·m²/s = Wb/s = V.</w:t>
+      </w:r>
+    </w:p>
+    <w:p>
+      <w:pPr>
+        <w:spacing w:after="200" w:line="276"/>
+      </w:pPr>
+      <w:r>
+        <w:rPr>
+          <w:b/>
+          <w:bCs/>
+        </w:rPr>
+        <w:t xml:space="preserve">2. </w:t>
+      </w:r>
+      <w:r>
+        <w:t xml:space="preserve">Motional EMF: ε = BLv = (0.50 T)(0.30 m)(4.0 m/s) = 0.60 V. The rod sweeps out 1.2 m² of area per second, so the flux through the circuit changes at 0.50 × 1.2 = 0.60 Wb/s, the same answer from Faraday's law.</w:t>
+      </w:r>
+    </w:p>
+    <w:p>
+      <w:pPr>
+        <w:spacing w:after="200" w:line="276"/>
+      </w:pPr>
+      <w:r>
+        <w:rPr>
+          <w:b/>
+          <w:bCs/>
+        </w:rPr>
+        <w:t xml:space="preserve">3. </w:t>
+      </w:r>
+      <w:r>
+        <w:t xml:space="preserve">As the north pole approaches, the flux through the loop, pointing away from the magnet, increases. Lenz's law says the induced current opposes the change, so it makes a field pointing back toward the magnet: the near face of the loop becomes a north pole, which repels the approaching magnet. By the right-hand rule, a north face toward you means the current circulates counterclockwise as seen from the magnet's side. Check with energy: if the loop attracted the magnet instead, the magnet would speed up and the current would grow with no energy input, which is impossible.</w:t>
+      </w:r>
+    </w:p>
+    <w:p>
+      <w:pPr>
+        <w:spacing w:after="200" w:line="276"/>
+      </w:pPr>
+      <w:r>
+        <w:rPr>
+          <w:b/>
+          <w:bCs/>
+        </w:rPr>
+        <w:t xml:space="preserve">4. </w:t>
+      </w:r>
+      <w:r>
+        <w:t xml:space="preserve">|ε| = L|dI/dt| = (0.20 H)(5.0 A/s) = 1.0 V. Check the units: H × A/s = (V·s/A)(A/s) = V.</w:t>
       </w:r>
     </w:p>
     <w:p>
@@ -29229,52 +31299,89 @@
         <w:spacing w:after="200" w:line="276"/>
       </w:pPr>
       <w:r>
-        <w:t xml:space="preserve">1. The electric field at a point describes the force per unit charge a test charge would feel there — a vector, with direction. The electric potential at the same point describes the potential energy per unit charge a test charge would have there — a scalar, with no direction, only a numeric value (relative to a chosen reference point, conventionally infinity).</w:t>
-      </w:r>
-    </w:p>
-    <w:p>
-      <w:pPr>
-        <w:spacing w:after="200" w:line="276"/>
-      </w:pPr>
-      <w:r>
-        <w:t xml:space="preserve">2. Gauss's law and Coulomb's law describe the same underlying physical fact — how a static charge distribution produces an electric field — expressed in two mathematically equivalent forms. Section 4.3 shows explicitly that applying Gauss's law to a spherically symmetric Gaussian surface around a point charge reproduces Coulomb's law exactly; more generally, either law can be derived from the other using the mathematical relationship between a field's flux through a closed surface and its local divergence, which is beyond this book's scope but is a standard result of vector calculus.</w:t>
-      </w:r>
-    </w:p>
-    <w:p>
-      <w:pPr>
-        <w:spacing w:after="200" w:line="276"/>
-      </w:pPr>
-      <w:r>
-        <w:t xml:space="preserve">3. A resistor dissipates the energy delivered to it as heat, permanently and irreversibly converting electrical energy into thermal energy that leaves the circuit. A capacitor stores the energy delivered to it in its electric field and can return that same energy to the circuit later, undiminished (in the idealized case with no resistive losses) — charging and discharging a capacitor is, in principle, fully reversible, while dissipating energy in a resistor is not.</w:t>
-      </w:r>
-    </w:p>
-    <w:p>
-      <w:pPr>
-        <w:spacing w:after="200" w:line="276"/>
-      </w:pPr>
-      <w:r>
-        <w:t xml:space="preserve">4. As more load is placed on a generator, more current is drawn from the coil rotating within the magnetic field. By Lenz's law, this increased induced current creates its own magnetic field that opposes the coil's rotation more strongly than before (opposing the very motion that induces it). Overcoming this stronger opposing effect requires more mechanical torque to keep the shaft turning at the same speed, which is felt directly as increased physical effort by whatever is turning it — a turbine, an engine, or a hand crank.</w:t>
-      </w:r>
-    </w:p>
-    <w:p>
-      <w:pPr>
-        <w:spacing w:after="200" w:line="276"/>
-      </w:pPr>
-      <w:r>
-        <w:t xml:space="preserve">5. Coulomb's law, an experiment purely about the static force between charged objects, gives the value of ε₀. Ampere's measurements of the force between current-carrying wires, an experiment purely about steady currents with no light or optics involved, gives the value of μ₀. Maxwell showed mathematically that combining his four field equations predicts a self-sustaining wave that propagates through empty space at the speed c = 1/√(ε₀μ₀) — and when the already-known values of ε₀ and μ₀ (measured in entirely electrical and magnetic experiments) are plugged into this formula, the result matches the independently measured speed of light, with no light-related measurement having been used anywhere in the calculation.</w:t>
-      </w:r>
-    </w:p>
-    <w:p>
-      <w:pPr>
-        <w:spacing w:after="200" w:line="276"/>
-      </w:pPr>
-      <w:r>
-        <w:t xml:space="preserve">6. A capacitor's defining relation, C = Q/V, means a capacitor opposes rapid changes in voltage: forcing its voltage to change quickly requires supplying or removing charge quickly, which the surrounding circuit may or may not be able to do. An inductor's defining relation, ε = −L dI/dt, means an inductor opposes rapid changes in current: forcing its current to change quickly induces a large back-EMF resisting that change. In each case, the component “resists” rapid change in the one quantity (voltage for the capacitor, current for the inductor) that does not appear directly in its own defining constant — a genuine mirror-image relationship between the two components that becomes central once both are combined into AC circuits later in Part III of this very book.</w:t>
-      </w:r>
-    </w:p>
-    <w:p>
-      <w:r>
-        <w:br w:type="page"/>
+        <w:rPr>
+          <w:b/>
+          <w:bCs/>
+        </w:rPr>
+        <w:t xml:space="preserve">1. </w:t>
+      </w:r>
+      <w:r>
+        <w:t xml:space="preserve">The field E at a point is the force per unit charge a test charge would feel there: a vector, with a size and a direction, in N/C or V/m. The potential V is the potential energy per unit charge a test charge would have there: a scalar, in volts, defined relative to a reference point. Field tells you which way a charge is pushed; potential tells you how much energy each coulomb gains or loses moving between two points. They are linked: the field points from high potential to low, and its size is the rate at which the potential falls with distance.</w:t>
+      </w:r>
+    </w:p>
+    <w:p>
+      <w:pPr>
+        <w:spacing w:after="200" w:line="276"/>
+      </w:pPr>
+      <w:r>
+        <w:rPr>
+          <w:b/>
+          <w:bCs/>
+        </w:rPr>
+        <w:t xml:space="preserve">2. </w:t>
+      </w:r>
+      <w:r>
+        <w:t xml:space="preserve">They describe the same fact, that a static charge produces a field whose strength falls as 1/r² and whose lines start and end on charges. Coulomb's law states it as a force between two point charges; Gauss's law states it as a total flux through a closed surface. Section 4.3 shows that applying Gauss's law to a sphere around a point charge gives Coulomb's law back. The surface form is more convenient for symmetric charge distributions, and it is the form that survives into Maxwell's equations.</w:t>
+      </w:r>
+    </w:p>
+    <w:p>
+      <w:pPr>
+        <w:spacing w:after="200" w:line="276"/>
+      </w:pPr>
+      <w:r>
+        <w:rPr>
+          <w:b/>
+          <w:bCs/>
+        </w:rPr>
+        <w:t xml:space="preserve">3. </w:t>
+      </w:r>
+      <w:r>
+        <w:t xml:space="preserve">A resistor turns the energy delivered to it into heat, which leaves the circuit for good. An ideal capacitor stores the energy in its electric field, ½CV², and can return all of it to the circuit later. Both limit current in some sense, but only the resistor dissipates; the capacitor only borrows.</w:t>
+      </w:r>
+    </w:p>
+    <w:p>
+      <w:pPr>
+        <w:spacing w:after="200" w:line="276"/>
+      </w:pPr>
+      <w:r>
+        <w:rPr>
+          <w:b/>
+          <w:bCs/>
+        </w:rPr>
+        <w:t xml:space="preserve">4. </w:t>
+      </w:r>
+      <w:r>
+        <w:t xml:space="preserve">Turning the coil through the magnetic field induces a current when a load is connected. That current, by Lenz's law, produces a force that opposes the motion causing it, a braking torque. More load means more current and a stronger braking torque, so whoever turns the crank must push harder. This is energy conservation: every watt delivered to the load is a watt of mechanical work at the shaft.</w:t>
+      </w:r>
+    </w:p>
+    <w:p>
+      <w:pPr>
+        <w:spacing w:after="200" w:line="276"/>
+      </w:pPr>
+      <w:r>
+        <w:rPr>
+          <w:b/>
+          <w:bCs/>
+        </w:rPr>
+        <w:t xml:space="preserve">5. </w:t>
+      </w:r>
+      <w:r>
+        <w:t xml:space="preserve">ε₀ comes from electrostatics, from the force between charges (Coulomb's law). μ₀ comes from magnetism, from the force between current-carrying wires. Maxwell's equations predict waves of linked electric and magnetic fields travelling at c = 1/√(ε₀μ₀). Putting in the two measured constants gives about 3.00×10⁸ m/s, which matched the measured speed of light. No optical measurement went into the calculation, so the match told Maxwell that light is an electromagnetic wave.</w:t>
+      </w:r>
+    </w:p>
+    <w:p>
+      <w:pPr>
+        <w:spacing w:after="200" w:line="276"/>
+      </w:pPr>
+      <w:r>
+        <w:rPr>
+          <w:b/>
+          <w:bCs/>
+        </w:rPr>
+        <w:t xml:space="preserve">6. </w:t>
+      </w:r>
+      <w:r>
+        <w:t xml:space="preserve">A capacitor is defined by Q = CV, so its current is i = C dv/dt: a fast change of voltage needs a large current, and the capacitor resists sudden voltage changes. An inductor is defined by Φ = LI, so its voltage is v = L di/dt: a fast change of current needs a large voltage, and the inductor resists sudden current changes. Swap voltage and current, and capacitance and inductance, and one statement turns into the other. That duality returns in Chapter 32 and in every AC circuit in Part III.</w:t>
       </w:r>
     </w:p>
     <w:p>
@@ -29288,54 +31395,62 @@
     </w:p>
     <w:p>
       <w:pPr>
-        <w:pStyle w:val="ListParagraph"/>
-        <w:numPr>
-          <w:ilvl w:val="0"/>
-          <w:numId w:val="127"/>
-        </w:numPr>
-        <w:spacing w:after="120" w:line="276"/>
-      </w:pPr>
-      <w:r>
-        <w:t xml:space="preserve">Q = CV = (100 × 10⁻⁹)(12) = 1.2 × 10⁻⁶ C = 1.2 µC, or 1200 nC.</w:t>
-      </w:r>
-    </w:p>
-    <w:p>
-      <w:pPr>
-        <w:pStyle w:val="ListParagraph"/>
-        <w:numPr>
-          <w:ilvl w:val="0"/>
-          <w:numId w:val="127"/>
-        </w:numPr>
-        <w:spacing w:after="120" w:line="276"/>
-      </w:pPr>
-      <w:r>
-        <w:t xml:space="preserve">L/R has units H/Ω = (V·s/A)/(V/A) = (V·s/A)(A/V) = s. A time, as required.</w:t>
-      </w:r>
-    </w:p>
-    <w:p>
-      <w:pPr>
-        <w:pStyle w:val="ListParagraph"/>
-        <w:numPr>
-          <w:ilvl w:val="0"/>
-          <w:numId w:val="127"/>
-        </w:numPr>
-        <w:spacing w:after="120" w:line="276"/>
-      </w:pPr>
-      <w:r>
-        <w:t xml:space="preserve">W = ½LI² has units H·A² = (V·s/A)(A²) = V·A·s = W·s = J. Joules, as required.</w:t>
-      </w:r>
-    </w:p>
-    <w:p>
-      <w:pPr>
-        <w:pStyle w:val="ListParagraph"/>
-        <w:numPr>
-          <w:ilvl w:val="0"/>
-          <w:numId w:val="127"/>
-        </w:numPr>
-        <w:spacing w:after="120" w:line="276"/>
-      </w:pPr>
-      <w:r>
-        <w:t xml:space="preserve">Z = ωC would have units (1/s)(A·s/V) = A/V = siemens, which is admittance, not impedance. Since impedance must be V/A, the correct expression must have ωC in the denominator: Z = 1/(ωC), which gives V/A as required.</w:t>
+        <w:spacing w:after="200" w:line="276"/>
+      </w:pPr>
+      <w:r>
+        <w:rPr>
+          <w:b/>
+          <w:bCs/>
+        </w:rPr>
+        <w:t xml:space="preserve">1. </w:t>
+      </w:r>
+      <w:r>
+        <w:t xml:space="preserve">Q = CV = (100×10⁻⁹ F)(12 V) = 1.2×10⁻⁶ C. In nanocoulombs that is 1200 nC, or 1.2 µC. Check with prefixes: 100 n × 12 = 1200 n.</w:t>
+      </w:r>
+    </w:p>
+    <w:p>
+      <w:pPr>
+        <w:spacing w:after="200" w:line="276"/>
+      </w:pPr>
+      <w:r>
+        <w:rPr>
+          <w:b/>
+          <w:bCs/>
+        </w:rPr>
+        <w:t xml:space="preserve">2. </w:t>
+      </w:r>
+      <w:r>
+        <w:t xml:space="preserve">Write each unit in base units. A henry is V·s/A (from v = L di/dt) and an ohm is V/A. So H/Ω = (V·s/A)/(V/A) = s. L/R is a time; it is the time constant of an RL circuit, as Chapter 33 shows.</w:t>
+      </w:r>
+    </w:p>
+    <w:p>
+      <w:pPr>
+        <w:spacing w:after="200" w:line="276"/>
+      </w:pPr>
+      <w:r>
+        <w:rPr>
+          <w:b/>
+          <w:bCs/>
+        </w:rPr>
+        <w:t xml:space="preserve">3. </w:t>
+      </w:r>
+      <w:r>
+        <w:t xml:space="preserve">H·A² = (V·s/A)(A²) = V·A·s. A volt times an ampere is a watt, and a watt times a second is a joule. The ½ is a pure number and does not change the units, so W = ½LI² is an energy, as required.</w:t>
+      </w:r>
+    </w:p>
+    <w:p>
+      <w:pPr>
+        <w:spacing w:after="200" w:line="276"/>
+      </w:pPr>
+      <w:r>
+        <w:rPr>
+          <w:b/>
+          <w:bCs/>
+        </w:rPr>
+        <w:t xml:space="preserve">4. </w:t>
+      </w:r>
+      <w:r>
+        <w:t xml:space="preserve">ω has units 1/s and a farad is A·s/V (from C = Q/V), so ωC has units (1/s)(A·s/V) = A/V. That is siemens, a conductance, not an impedance. Impedance must be V/A, so ωC must sit in the denominator: Z = 1/(ωC), or Z = 1/(jωC) once the phase is included. Check with intuition: a capacitor should pass high frequencies more easily, so its impedance must fall as ω rises, which 1/(ωC) does and ωC does not.</w:t>
       </w:r>
     </w:p>
     <w:p>
@@ -29349,54 +31464,62 @@
     </w:p>
     <w:p>
       <w:pPr>
-        <w:pStyle w:val="ListParagraph"/>
-        <w:numPr>
-          <w:ilvl w:val="0"/>
-          <w:numId w:val="128"/>
-        </w:numPr>
-        <w:spacing w:after="120" w:line="276"/>
-      </w:pPr>
-      <w:r>
-        <w:t xml:space="preserve">15 nF; 68 kΩ; 2.5 mA; 1.5 GHz.</w:t>
-      </w:r>
-    </w:p>
-    <w:p>
-      <w:pPr>
-        <w:pStyle w:val="ListParagraph"/>
-        <w:numPr>
-          <w:ilvl w:val="0"/>
-          <w:numId w:val="128"/>
-        </w:numPr>
-        <w:spacing w:after="120" w:line="276"/>
-      </w:pPr>
-      <w:r>
-        <w:t xml:space="preserve">V = (4.7 kΩ)(3.2 mA) = 15.04 V, since kilo × milli = 1. P = VI = (15.04)(3.2 mA) = 48.1 mW.</w:t>
-      </w:r>
-    </w:p>
-    <w:p>
-      <w:pPr>
-        <w:pStyle w:val="ListParagraph"/>
-        <w:numPr>
-          <w:ilvl w:val="0"/>
-          <w:numId w:val="128"/>
-        </w:numPr>
-        <w:spacing w:after="120" w:line="276"/>
-      </w:pPr>
-      <w:r>
-        <w:t xml:space="preserve">Convert all to nanofarads: 470 pF = 0.47 nF, 1.2 nF stays, 0.01 µF = 10 nF. Total = 11.67 nF.</w:t>
-      </w:r>
-    </w:p>
-    <w:p>
-      <w:pPr>
-        <w:pStyle w:val="ListParagraph"/>
-        <w:numPr>
-          <w:ilvl w:val="0"/>
-          <w:numId w:val="128"/>
-        </w:numPr>
-        <w:spacing w:after="120" w:line="276"/>
-      </w:pPr>
-      <w:r>
-        <w:t xml:space="preserve">f = 1/T = 1/(20 × 10⁻⁹) = 50 MHz. ω = 2πf = 3.142 × 10⁸ rad/s.</w:t>
+        <w:spacing w:after="200" w:line="276"/>
+      </w:pPr>
+      <w:r>
+        <w:rPr>
+          <w:b/>
+          <w:bCs/>
+        </w:rPr>
+        <w:t xml:space="preserve">1. </w:t>
+      </w:r>
+      <w:r>
+        <w:t xml:space="preserve">Move the decimal point in steps of three and pick the matching prefix. 0.000000015 F = 15×10⁻⁹ F = 15 nF. 68000 Ω = 68×10³ Ω = 68 kΩ. 0.0025 A = 2.5×10⁻³ A = 2.5 mA. 1500000000 Hz = 1.5×10⁹ Hz = 1.5 GHz.</w:t>
+      </w:r>
+    </w:p>
+    <w:p>
+      <w:pPr>
+        <w:spacing w:after="200" w:line="276"/>
+      </w:pPr>
+      <w:r>
+        <w:rPr>
+          <w:b/>
+          <w:bCs/>
+        </w:rPr>
+        <w:t xml:space="preserve">2. </w:t>
+      </w:r>
+      <w:r>
+        <w:t xml:space="preserve">V = IR = (4.7 kΩ)(3.2 mA) = 15.04 V, because kilo × milli = 10³ × 10⁻³ = 1. P = VI = (15.04 V)(3.2 mA) ≈ 48.1 mW. Check: I²R = (3.2 mA)²(4.7 kΩ) = 10.24×10⁻⁶ × 4.7×10³ ≈ 48.1×10⁻³ W.</w:t>
+      </w:r>
+    </w:p>
+    <w:p>
+      <w:pPr>
+        <w:spacing w:after="200" w:line="276"/>
+      </w:pPr>
+      <w:r>
+        <w:rPr>
+          <w:b/>
+          <w:bCs/>
+        </w:rPr>
+        <w:t xml:space="preserve">3. </w:t>
+      </w:r>
+      <w:r>
+        <w:t xml:space="preserve">Put everything in nanofarads first: 470 pF = 0.47 nF, 1.2 nF stays, and 0.01 µF = 10 nF. Total: 0.47 + 1.2 + 10 = 11.67 nF, about 11.7 nF. The usual mistake is adding 470 + 1.2 + 0.01 as if the prefixes were the same.</w:t>
+      </w:r>
+    </w:p>
+    <w:p>
+      <w:pPr>
+        <w:spacing w:after="200" w:line="276"/>
+      </w:pPr>
+      <w:r>
+        <w:rPr>
+          <w:b/>
+          <w:bCs/>
+        </w:rPr>
+        <w:t xml:space="preserve">4. </w:t>
+      </w:r>
+      <w:r>
+        <w:t xml:space="preserve">f = 1/T = 1/(20×10⁻⁹ s) = 50×10⁶ Hz = 50 MHz. ω = 2πf = 2π(50×10⁶) ≈ 3.14×10⁸ rad/s. Check: 1/(20 n) = 0.05 G = 50 M.</w:t>
       </w:r>
     </w:p>
     <w:p>
@@ -29410,54 +31533,77 @@
     </w:p>
     <w:p>
       <w:pPr>
-        <w:pStyle w:val="ListParagraph"/>
-        <w:numPr>
-          <w:ilvl w:val="0"/>
-          <w:numId w:val="129"/>
-        </w:numPr>
-        <w:spacing w:after="120" w:line="276"/>
-      </w:pPr>
-      <w:r>
-        <w:t xml:space="preserve">0.00250 has three; 1200 is ambiguous (two, three, or four); 1.200 × 10³ has four; 100.0 has four; 0.0001 has one.</w:t>
-      </w:r>
-    </w:p>
-    <w:p>
-      <w:pPr>
-        <w:pStyle w:val="ListParagraph"/>
-        <w:numPr>
-          <w:ilvl w:val="0"/>
-          <w:numId w:val="129"/>
-        </w:numPr>
-        <w:spacing w:after="120" w:line="276"/>
-      </w:pPr>
-      <w:r>
-        <w:t xml:space="preserve">V = (4.7 kΩ)(2.0 mA) = 9.4 V. Relative uncertainties add for a product: 5% + 2% = 7%, so 9.4 V ± 0.66 V.</w:t>
-      </w:r>
-    </w:p>
-    <w:p>
-      <w:pPr>
-        <w:pStyle w:val="ListParagraph"/>
-        <w:numPr>
-          <w:ilvl w:val="0"/>
-          <w:numId w:val="129"/>
-        </w:numPr>
-        <w:spacing w:after="120" w:line="276"/>
-      </w:pPr>
-      <w:r>
-        <w:t xml:space="preserve">Difference = 0.5 mm. Absolute uncertainties add: ±0.4 mm. That is 80% relative uncertainty — the difference of two nearly equal measurements, each good to 0.2%, is known only to 80%.</w:t>
-      </w:r>
-    </w:p>
-    <w:p>
-      <w:pPr>
-        <w:pStyle w:val="ListParagraph"/>
-        <w:numPr>
-          <w:ilvl w:val="0"/>
-          <w:numId w:val="129"/>
-        </w:numPr>
-        <w:spacing w:after="120" w:line="276"/>
-      </w:pPr>
-      <w:r>
-        <w:t xml:space="preserve">At 10.000 V: 0.05% of 10 V = 5 mV, plus 2 counts = 2 mV, total 7 mV, which is 0.07% of reading. At 0.100 V: 0.05% of 0.1 V = 0.05 mV, plus the same 2 mV, total 2.05 mV, which is 2.05% of reading — thirty times worse, because the fixed count term now dominates.</w:t>
+        <w:spacing w:after="200" w:line="276"/>
+      </w:pPr>
+      <w:r>
+        <w:rPr>
+          <w:b/>
+          <w:bCs/>
+        </w:rPr>
+        <w:t xml:space="preserve">1. </w:t>
+      </w:r>
+      <w:r>
+        <w:t xml:space="preserve">Leading zeros never count; trailing zeros count when there is a decimal point. 0.00250 has three (2, 5 and the trailing 0). 1200 is ambiguous: two, three, or four, depending on what the writer meant, which is why scientific notation exists. 1.200×10³ has four. 100.0 has four. 0.0001 has one.</w:t>
+      </w:r>
+    </w:p>
+    <w:p>
+      <w:pPr>
+        <w:spacing w:after="200" w:line="276"/>
+      </w:pPr>
+      <w:r>
+        <w:rPr>
+          <w:b/>
+          <w:bCs/>
+        </w:rPr>
+        <w:t xml:space="preserve">2. </w:t>
+      </w:r>
+      <w:r>
+        <w:t xml:space="preserve">V = IR = (4.7 kΩ)(2.0 mA) = 9.4 V. For a product, relative uncertainties add (worst case): 5 % + 2 % = 7 %. So V = 9.4 V ± 7 % = 9.4 V ± 0.66 V, roughly 8.7 V to 10.1 V. Check by extremes: (4.935 kΩ)(2.04 mA) ≈ 10.07 V and (4.465 kΩ)(1.96 mA) ≈ 8.75 V.</w:t>
+      </w:r>
+    </w:p>
+    <w:p>
+      <w:pPr>
+        <w:spacing w:after="200" w:line="276"/>
+      </w:pPr>
+      <w:r>
+        <w:rPr>
+          <w:b/>
+          <w:bCs/>
+        </w:rPr>
+        <w:t xml:space="preserve">3. </w:t>
+      </w:r>
+      <w:r>
+        <w:t xml:space="preserve">Difference: 100.0 − 99.5 = 0.5 mm. For a difference, absolute uncertainties add: 0.2 + 0.2 = ±0.4 mm. Relative to the result that is 0.4/0.5 = 80 %. Each measurement was good to 0.2 %, yet their difference is known only to 80 %. Subtracting two nearly equal measurements destroys precision; measure the difference directly instead, for example with a differential measurement or a bridge (Chapter 27).</w:t>
+      </w:r>
+    </w:p>
+    <w:p>
+      <w:pPr>
+        <w:spacing w:after="200" w:line="276"/>
+      </w:pPr>
+      <w:r>
+        <w:rPr>
+          <w:b/>
+          <w:bCs/>
+        </w:rPr>
+        <w:t xml:space="preserve">4. </w:t>
+      </w:r>
+      <w:r>
+        <w:t xml:space="preserve">Add the two parts of the specification. At 10.000 V: 0.05 % of reading = 5 mV, plus 2 counts = 2 mV, total ±7 mV, which is 0.07 % of reading. At 0.100 V: 0.05 % of reading = 0.05 mV, plus the same 2 mV, total ±2.05 mV, which is 2.05 % of reading, about thirty times worse. The fixed count term dominates small readings, so switch to a lower range (here a 200 mV range) for small voltages.</w:t>
+      </w:r>
+    </w:p>
+    <w:p>
+      <w:pPr>
+        <w:spacing w:after="200" w:line="276"/>
+      </w:pPr>
+      <w:r>
+        <w:rPr>
+          <w:b/>
+          <w:bCs/>
+        </w:rPr>
+        <w:t xml:space="preserve">5. </w:t>
+      </w:r>
+      <w:r>
+        <w:t xml:space="preserve">Pin voltage at 14.4 V: the divider ratio is 10/(47 + 10) = 0.1754, so V_pin = 14.4 × 0.1754 ≈ 2.53 V, inside the 2.9 V range with some margin. One count at the pin is 2.9 V/4096 ≈ 0.708 mV; at the battery that is 0.708 mV/0.1754 ≈ 4.0 mV per count. A ±50 mV error at the pin becomes ±50/0.1754 ≈ ±0.29 V at the battery. The resolution is a few millivolts, but the accuracy is about a third of a volt, too coarse to tell a half-charged lead-acid battery from a full one without calibrating against a meter.</w:t>
       </w:r>
     </w:p>
     <w:p>
@@ -29471,54 +31617,62 @@
     </w:p>
     <w:p>
       <w:pPr>
-        <w:pStyle w:val="ListParagraph"/>
-        <w:numPr>
-          <w:ilvl w:val="0"/>
-          <w:numId w:val="130"/>
-        </w:numPr>
-        <w:spacing w:after="120" w:line="276"/>
-      </w:pPr>
-      <w:r>
-        <w:t xml:space="preserve">R = V/I = 3.3/(150 × 10⁻⁶) = 22000 Ω = 22 kΩ.</w:t>
-      </w:r>
-    </w:p>
-    <w:p>
-      <w:pPr>
-        <w:pStyle w:val="ListParagraph"/>
-        <w:numPr>
-          <w:ilvl w:val="0"/>
-          <w:numId w:val="130"/>
-        </w:numPr>
-        <w:spacing w:after="120" w:line="276"/>
-      </w:pPr>
-      <w:r>
-        <w:t xml:space="preserve">Reciprocal method: 1/R = 1/1000 + 1/2000 + 1/3000 = 11/6000, so R = 545.5 Ω. Product-over-sum twice: 1k∥2k = 2 × 10⁶/3000 = 666.7 Ω; then 666.7∥3k = 2 × 10⁶/3666.7 = 545.5 Ω. They agree.</w:t>
-      </w:r>
-    </w:p>
-    <w:p>
-      <w:pPr>
-        <w:pStyle w:val="ListParagraph"/>
-        <w:numPr>
-          <w:ilvl w:val="0"/>
-          <w:numId w:val="130"/>
-        </w:numPr>
-        <w:spacing w:after="120" w:line="276"/>
-      </w:pPr>
-      <w:r>
-        <w:t xml:space="preserve">2.5 = 9 × 10k/(R₁ + 10k), so R₁ + 10k = 90k/2.5 = 36 kΩ, giving R₁ = 26 kΩ.</w:t>
-      </w:r>
-    </w:p>
-    <w:p>
-      <w:pPr>
-        <w:pStyle w:val="ListParagraph"/>
-        <w:numPr>
-          <w:ilvl w:val="0"/>
-          <w:numId w:val="130"/>
-        </w:numPr>
-        <w:spacing w:after="120" w:line="276"/>
-      </w:pPr>
-      <w:r>
-        <w:t xml:space="preserve">√1.06 ≈ 1 + 0.03 = 1.030 against an exact 1.02956, an error of +0.04%. 1/0.98 = (1 − 0.02)⁻¹ ≈ 1 + 0.02 = 1.020 against an exact 1.02041, an error of −0.04%.</w:t>
+        <w:spacing w:after="200" w:line="276"/>
+      </w:pPr>
+      <w:r>
+        <w:rPr>
+          <w:b/>
+          <w:bCs/>
+        </w:rPr>
+        <w:t xml:space="preserve">1. </w:t>
+      </w:r>
+      <w:r>
+        <w:t xml:space="preserve">Divide both sides by I: R = V/I = 3.3 V/150 µA = 3.3/(150×10⁻⁶) = 22×10³ Ω = 22 kΩ. Check: 22 kΩ is a standard E12 value, a hint that the numbers came from a real design.</w:t>
+      </w:r>
+    </w:p>
+    <w:p>
+      <w:pPr>
+        <w:spacing w:after="200" w:line="276"/>
+      </w:pPr>
+      <w:r>
+        <w:rPr>
+          <w:b/>
+          <w:bCs/>
+        </w:rPr>
+        <w:t xml:space="preserve">2. </w:t>
+      </w:r>
+      <w:r>
+        <w:t xml:space="preserve">Reciprocal formula: 1/R = 1/1000 + 1/2000 + 1/3000 = (6 + 3 + 2)/6000 = 11/6000, so R = 6000/11 ≈ 545.5 Ω. Product over sum twice: 1 kΩ ∥ 2 kΩ = (1000)(2000)/3000 ≈ 666.7 Ω; then 666.7 ∥ 3000 = (666.7)(3000)/3666.7 ≈ 545.5 Ω. The two agree, and the result is below the smallest resistor, as any parallel combination must be.</w:t>
+      </w:r>
+    </w:p>
+    <w:p>
+      <w:pPr>
+        <w:spacing w:after="200" w:line="276"/>
+      </w:pPr>
+      <w:r>
+        <w:rPr>
+          <w:b/>
+          <w:bCs/>
+        </w:rPr>
+        <w:t xml:space="preserve">3. </w:t>
+      </w:r>
+      <w:r>
+        <w:t xml:space="preserve">Divider: V_out = V_in R₂/(R₁ + R₂), so 2.5 = 9 × 10k/(R₁ + 10k). Rearranged: R₁ + 10k = 9 × 10k/2.5 = 36 kΩ, so R₁ = 26 kΩ. Check: 9 × 10/36 = 2.5 V. In practice you would pick a 27 kΩ standard value and get 9 × 10/37 ≈ 2.43 V.</w:t>
+      </w:r>
+    </w:p>
+    <w:p>
+      <w:pPr>
+        <w:spacing w:after="200" w:line="276"/>
+      </w:pPr>
+      <w:r>
+        <w:rPr>
+          <w:b/>
+          <w:bCs/>
+        </w:rPr>
+        <w:t xml:space="preserve">4. </w:t>
+      </w:r>
+      <w:r>
+        <w:t xml:space="preserve">The binomial approximation (1 + x)ⁿ ≈ 1 + nx for small x. √1.06 = (1 + 0.06)^½ ≈ 1 + 0.03 = 1.030; the exact value is 1.02956, so the error is +0.04 %. 1/0.98 = (1 − 0.02)⁻¹ ≈ 1 + 0.02 = 1.020; the exact value is 1.02041, so the error is −0.04 %. Both errors are of order x², which is why the approximation is so good for a few percent.</w:t>
       </w:r>
     </w:p>
     <w:p>
@@ -29532,54 +31686,62 @@
     </w:p>
     <w:p>
       <w:pPr>
-        <w:pStyle w:val="ListParagraph"/>
-        <w:numPr>
-          <w:ilvl w:val="0"/>
-          <w:numId w:val="131"/>
-        </w:numPr>
-        <w:spacing w:after="120" w:line="276"/>
-      </w:pPr>
-      <w:r>
-        <w:t xml:space="preserve">From the second equation x = y + 1. Substituting: 2(y + 1) + 3y = 12, so 5y = 10, y = 2 and x = 3.</w:t>
-      </w:r>
-    </w:p>
-    <w:p>
-      <w:pPr>
-        <w:pStyle w:val="ListParagraph"/>
-        <w:numPr>
-          <w:ilvl w:val="0"/>
-          <w:numId w:val="131"/>
-        </w:numPr>
-        <w:spacing w:after="120" w:line="276"/>
-      </w:pPr>
-      <w:r>
-        <w:t xml:space="preserve">Multiply the first by 2 and the second by 5: 8a + 10b = 44 and 15a − 10b = 25. Adding gives 23a = 69, so a = 3, and then b = 2.</w:t>
-      </w:r>
-    </w:p>
-    <w:p>
-      <w:pPr>
-        <w:pStyle w:val="ListParagraph"/>
-        <w:numPr>
-          <w:ilvl w:val="0"/>
-          <w:numId w:val="131"/>
-        </w:numPr>
-        <w:spacing w:after="120" w:line="276"/>
-      </w:pPr>
-      <w:r>
-        <w:t xml:space="preserve">D = (6)(1) − (3)(2) = 0. The determinant vanishes, so there is no unique solution. Inspecting the equations, the second is exactly half the first — they are the same equation written twice, so there are infinitely many solutions.</w:t>
-      </w:r>
-    </w:p>
-    <w:p>
-      <w:pPr>
-        <w:pStyle w:val="ListParagraph"/>
-        <w:numPr>
-          <w:ilvl w:val="0"/>
-          <w:numId w:val="131"/>
-        </w:numPr>
-        <w:spacing w:after="120" w:line="276"/>
-      </w:pPr>
-      <w:r>
-        <w:t xml:space="preserve">D = (100)(90) − (−40)(−40) = 9000 − 1600 = 7400. D₁ = (5)(90) − (0)(−40) = 450, so I₁ = 60.8 mA. D₂ = (100)(0) − (−40)(5) = 200, so I₂ = 27.0 mA. Both are positive, meaning both mesh currents flow in the directions originally assumed.</w:t>
+        <w:spacing w:after="200" w:line="276"/>
+      </w:pPr>
+      <w:r>
+        <w:rPr>
+          <w:b/>
+          <w:bCs/>
+        </w:rPr>
+        <w:t xml:space="preserve">1. </w:t>
+      </w:r>
+      <w:r>
+        <w:t xml:space="preserve">From the second equation, x = y + 1. Substitute into the first: 2(y + 1) + 3y = 12, so 5y + 2 = 12, y = 2, and x = 3. Check in both equations: 2(3) + 3(2) = 12 and 3 − 2 = 1.</w:t>
+      </w:r>
+    </w:p>
+    <w:p>
+      <w:pPr>
+        <w:spacing w:after="200" w:line="276"/>
+      </w:pPr>
+      <w:r>
+        <w:rPr>
+          <w:b/>
+          <w:bCs/>
+        </w:rPr>
+        <w:t xml:space="preserve">2. </w:t>
+      </w:r>
+      <w:r>
+        <w:t xml:space="preserve">Make the b coefficients cancel: multiply the first equation by 2 and the second by 5, giving 8a + 10b = 44 and 15a − 10b = 25. Adding: 23a = 69, so a = 3. Back-substitute: 4(3) + 5b = 22, so b = 2. Check: 3(3) − 2(2) = 5.</w:t>
+      </w:r>
+    </w:p>
+    <w:p>
+      <w:pPr>
+        <w:spacing w:after="200" w:line="276"/>
+      </w:pPr>
+      <w:r>
+        <w:rPr>
+          <w:b/>
+          <w:bCs/>
+        </w:rPr>
+        <w:t xml:space="preserve">3. </w:t>
+      </w:r>
+      <w:r>
+        <w:t xml:space="preserve">D = (6)(1) − (3)(2) = 0. A zero determinant means there is no unique solution. Here the first equation is exactly twice the second (6x + 2y = 10 is 2 × (3x + y = 5)), so the two lines coincide and there are infinitely many solutions. In a circuit, a zero determinant usually means you wrote the same equation twice, for example a KCL equation at every node including the reference.</w:t>
+      </w:r>
+    </w:p>
+    <w:p>
+      <w:pPr>
+        <w:spacing w:after="200" w:line="276"/>
+      </w:pPr>
+      <w:r>
+        <w:rPr>
+          <w:b/>
+          <w:bCs/>
+        </w:rPr>
+        <w:t xml:space="preserve">4. </w:t>
+      </w:r>
+      <w:r>
+        <w:t xml:space="preserve">Cramer's rule. D = (100)(90) − (−40)(−40) = 9000 − 1600 = 7400. D₁ replaces the first column by the sources: (5)(90) − (−40)(0) = 450, so I₁ = 450/7400 ≈ 0.0608 A = 60.8 mA. D₂ replaces the second column: (100)(0) − (5)(−40) = 200, so I₂ = 200/7400 ≈ 0.0270 A = 27.0 mA. Both are positive, so both mesh currents flow in the directions you assumed when writing the equations. Check: 100(0.0608) − 40(0.0270) = 6.08 − 1.08 = 5.0.</w:t>
       </w:r>
     </w:p>
     <w:p>
@@ -29593,54 +31755,77 @@
     </w:p>
     <w:p>
       <w:pPr>
-        <w:pStyle w:val="ListParagraph"/>
-        <w:numPr>
-          <w:ilvl w:val="0"/>
-          <w:numId w:val="132"/>
-        </w:numPr>
-        <w:spacing w:after="120" w:line="276"/>
-      </w:pPr>
-      <w:r>
-        <w:t xml:space="preserve">A straight line through the origin. Slope = 1/R = 1/2000 = 0.5 mS.</w:t>
-      </w:r>
-    </w:p>
-    <w:p>
-      <w:pPr>
-        <w:pStyle w:val="ListParagraph"/>
-        <w:numPr>
-          <w:ilvl w:val="0"/>
-          <w:numId w:val="132"/>
-        </w:numPr>
-        <w:spacing w:after="120" w:line="276"/>
-      </w:pPr>
-      <w:r>
-        <w:t xml:space="preserve">At 100 Hz, H = 1/√(1 + 0.01) = 0.995. At 1 kHz, H = 1/√2 = 0.707. At 10 kHz, H = 1/√101 = 0.0995.</w:t>
-      </w:r>
-    </w:p>
-    <w:p>
-      <w:pPr>
-        <w:pStyle w:val="ListParagraph"/>
-        <w:numPr>
-          <w:ilvl w:val="0"/>
-          <w:numId w:val="132"/>
-        </w:numPr>
-        <w:spacing w:after="120" w:line="276"/>
-      </w:pPr>
-      <w:r>
-        <w:t xml:space="preserve">V = 12 − 50I. Setting V = 8 gives 50I = 4, so I = 80 mA.</w:t>
-      </w:r>
-    </w:p>
-    <w:p>
-      <w:pPr>
-        <w:pStyle w:val="ListParagraph"/>
-        <w:numPr>
-          <w:ilvl w:val="0"/>
-          <w:numId w:val="132"/>
-        </w:numPr>
-        <w:spacing w:after="120" w:line="276"/>
-      </w:pPr>
-      <w:r>
-        <w:t xml:space="preserve">A factor of 100 in magnitude per decade of frequency is a slope of −2 on log-log axes, which is 40 dB per decade. That indicates a second-order response.</w:t>
+        <w:spacing w:after="200" w:line="276"/>
+      </w:pPr>
+      <w:r>
+        <w:rPr>
+          <w:b/>
+          <w:bCs/>
+        </w:rPr>
+        <w:t xml:space="preserve">1. </w:t>
+      </w:r>
+      <w:r>
+        <w:t xml:space="preserve">Ohm's law gives I = V/R = (1/R)V, a straight line through the origin. With R = 2 kΩ the slope is 1/R = 0.5 mS: 1 mA at 2 V, 2 mA at 4 V, −1 mA at −2 V. The steeper the line, the smaller the resistance.</w:t>
+      </w:r>
+    </w:p>
+    <w:p>
+      <w:pPr>
+        <w:spacing w:after="200" w:line="276"/>
+      </w:pPr>
+      <w:r>
+        <w:rPr>
+          <w:b/>
+          <w:bCs/>
+        </w:rPr>
+        <w:t xml:space="preserve">2. </w:t>
+      </w:r>
+      <w:r>
+        <w:t xml:space="preserve">H(100 Hz) = 1/√(1 + 0.1²) = 1/√1.01 ≈ 0.995. H(1 kHz) = 1/√2 ≈ 0.707. H(10 kHz) = 1/√(1 + 10²) = 1/√101 ≈ 0.0995. A decade below the corner the filter barely touches the signal; at the corner it is down to 0.707 (−3 dB); a decade above it passes about a tenth.</w:t>
+      </w:r>
+    </w:p>
+    <w:p>
+      <w:pPr>
+        <w:spacing w:after="200" w:line="276"/>
+      </w:pPr>
+      <w:r>
+        <w:rPr>
+          <w:b/>
+          <w:bCs/>
+        </w:rPr>
+        <w:t xml:space="preserve">3. </w:t>
+      </w:r>
+      <w:r>
+        <w:t xml:space="preserve">The source drops 50I across its internal resistance, so V = 12 − 50I. Setting V = 8 V: 50I = 4 V, so I = 0.080 A = 80 mA. Check the end points of the load line: open circuit 12 V at 0 A, short circuit 0 V at 12/50 = 240 mA.</w:t>
+      </w:r>
+    </w:p>
+    <w:p>
+      <w:pPr>
+        <w:spacing w:after="200" w:line="276"/>
+      </w:pPr>
+      <w:r>
+        <w:rPr>
+          <w:b/>
+          <w:bCs/>
+        </w:rPr>
+        <w:t xml:space="preserve">4. </w:t>
+      </w:r>
+      <w:r>
+        <w:t xml:space="preserve">On log-log axes the slope is Δlog|H|/Δlog f = log(1/100)/log(10) = −2. In decibels a factor of 100 in magnitude is 20 log 100 = 40 dB, so the rolloff is 40 dB per decade. Each pole contributes 20 dB per decade, so this suggests a second-order response.</w:t>
+      </w:r>
+    </w:p>
+    <w:p>
+      <w:pPr>
+        <w:spacing w:after="200" w:line="276"/>
+      </w:pPr>
+      <w:r>
+        <w:rPr>
+          <w:b/>
+          <w:bCs/>
+        </w:rPr>
+        <w:t xml:space="preserve">5. </w:t>
+      </w:r>
+      <w:r>
+        <w:t xml:space="preserve">Slope = Δp/Δt = (1012.6 − 1016.4) hPa/3 h = −3.8/3 ≈ −1.27 hPa/h. Each reading has a relative error of ±0.12 hPa, so the 3-hour change is known to about ±0.24 hPa (worst case), and the slope to about ±0.08 hPa/h. The ±1.0 hPa absolute accuracy does not matter here: it is the same offset in both readings and cancels in the difference. A 3.8 hPa fall in three hours is what the Met Office's shipping forecast calls falling quickly.</w:t>
       </w:r>
     </w:p>
     <w:p>
@@ -29654,54 +31839,62 @@
     </w:p>
     <w:p>
       <w:pPr>
-        <w:pStyle w:val="ListParagraph"/>
-        <w:numPr>
-          <w:ilvl w:val="0"/>
-          <w:numId w:val="133"/>
-        </w:numPr>
-        <w:spacing w:after="120" w:line="276"/>
-      </w:pPr>
-      <w:r>
-        <w:t xml:space="preserve">τ = RC = (22 × 10³)(100 × 10⁻⁹) = 2.2 ms. At t = 5 ms, v = 9·e^(−5/2.2) = 9·e^(−2.273) = 9(0.1031) = 0.928 V.</w:t>
-      </w:r>
-    </w:p>
-    <w:p>
-      <w:pPr>
-        <w:pStyle w:val="ListParagraph"/>
-        <w:numPr>
-          <w:ilvl w:val="0"/>
-          <w:numId w:val="133"/>
-        </w:numPr>
-        <w:spacing w:after="120" w:line="276"/>
-      </w:pPr>
-      <w:r>
-        <w:t xml:space="preserve">2 → 3.01 dB; 10 → 10 dB; 100 → 20 dB; 0.5 → −3.01 dB; 1000 → 30 dB.</w:t>
-      </w:r>
-    </w:p>
-    <w:p>
-      <w:pPr>
-        <w:pStyle w:val="ListParagraph"/>
-        <w:numPr>
-          <w:ilvl w:val="0"/>
-          <w:numId w:val="133"/>
-        </w:numPr>
-        <w:spacing w:after="120" w:line="276"/>
-      </w:pPr>
-      <w:r>
-        <w:t xml:space="preserve">20·log₁₀(250) = 47.96 dB, near enough 48 dB. After a 6 dB attenuator, 41.96 dB, which as a voltage ratio is 250/2 = 125.</w:t>
-      </w:r>
-    </w:p>
-    <w:p>
-      <w:pPr>
-        <w:pStyle w:val="ListParagraph"/>
-        <w:numPr>
-          <w:ilvl w:val="0"/>
-          <w:numId w:val="133"/>
-        </w:numPr>
-        <w:spacing w:after="120" w:line="276"/>
-      </w:pPr>
-      <w:r>
-        <w:t xml:space="preserve">−95 dBm = 10^(−9.5) mW = 3.16 × 10⁻¹⁰ mW = 3.16 × 10⁻¹³ W. Adding 12 dB gives −83 dBm = 5.01 × 10⁻⁹ mW = 5.01 × 10⁻¹² W.</w:t>
+        <w:spacing w:after="200" w:line="276"/>
+      </w:pPr>
+      <w:r>
+        <w:rPr>
+          <w:b/>
+          <w:bCs/>
+        </w:rPr>
+        <w:t xml:space="preserve">1. </w:t>
+      </w:r>
+      <w:r>
+        <w:t xml:space="preserve">τ = RC = (22×10³ Ω)(100×10⁻⁹ F) = 2.2×10⁻³ s = 2.2 ms. After 5 ms: v = 9 e^(−5/2.2) = 9 e^(−2.27) ≈ 9 × 0.103 ≈ 0.93 V. Check: 5 ms is a little more than two time constants, and e⁻² ≈ 0.135, so the answer should be somewhat below 9 × 0.135 = 1.2 V.</w:t>
+      </w:r>
+    </w:p>
+    <w:p>
+      <w:pPr>
+        <w:spacing w:after="200" w:line="276"/>
+      </w:pPr>
+      <w:r>
+        <w:rPr>
+          <w:b/>
+          <w:bCs/>
+        </w:rPr>
+        <w:t xml:space="preserve">2. </w:t>
+      </w:r>
+      <w:r>
+        <w:t xml:space="preserve">dB = 10 log₁₀(ratio). 2 → 3.01 dB; 10 → 10 dB; 100 → 20 dB; 0.5 → −3.01 dB; 1000 → 30 dB. Every factor of 10 adds 10 dB; halving subtracts 3 dB.</w:t>
+      </w:r>
+    </w:p>
+    <w:p>
+      <w:pPr>
+        <w:spacing w:after="200" w:line="276"/>
+      </w:pPr>
+      <w:r>
+        <w:rPr>
+          <w:b/>
+          <w:bCs/>
+        </w:rPr>
+        <w:t xml:space="preserve">3. </w:t>
+      </w:r>
+      <w:r>
+        <w:t xml:space="preserve">Voltage gain in dB is 20 log₁₀(250) ≈ 47.96 dB, about 48 dB. The attenuator subtracts 6 dB: 41.96 dB overall. As a voltage ratio, 10^(41.96/20) ≈ 125. Check: 6 dB is a voltage factor of 1.995, close to 2, and 250/2 = 125.</w:t>
+      </w:r>
+    </w:p>
+    <w:p>
+      <w:pPr>
+        <w:spacing w:after="200" w:line="276"/>
+      </w:pPr>
+      <w:r>
+        <w:rPr>
+          <w:b/>
+          <w:bCs/>
+        </w:rPr>
+        <w:t xml:space="preserve">4. </w:t>
+      </w:r>
+      <w:r>
+        <w:t xml:space="preserve">dBm is decibels relative to 1 mW: P = 1 mW × 10^(−95/10) = 10^(−9.5) mW ≈ 3.16×10⁻¹⁰ mW = 3.16×10⁻¹³ W. With +12 dB of gain, −95 + 12 = −83 dBm, which is 10^(−8.3) mW ≈ 5.01×10⁻⁹ mW = 5.01×10⁻¹² W. Check: 12 dB is a factor of 15.8, and 3.16×10⁻¹³ × 15.8 ≈ 5.0×10⁻¹² W. Adding decibels is much easier than multiplying these tiny numbers, which is why radio engineers live in dBm.</w:t>
       </w:r>
     </w:p>
     <w:p>
@@ -29715,54 +31908,62 @@
     </w:p>
     <w:p>
       <w:pPr>
-        <w:pStyle w:val="ListParagraph"/>
-        <w:numPr>
-          <w:ilvl w:val="0"/>
-          <w:numId w:val="134"/>
-        </w:numPr>
-        <w:spacing w:after="120" w:line="276"/>
-      </w:pPr>
-      <w:r>
-        <w:t xml:space="preserve">45° = π/4 = 0.785 rad; 90° = π/2 = 1.571 rad; 120° = 2π/3 = 2.094 rad; 270° = 3π/2 = 4.712 rad. And π/6 = 30°; 2π/3 = 120°; 3π/2 = 270°.</w:t>
-      </w:r>
-    </w:p>
-    <w:p>
-      <w:pPr>
-        <w:pStyle w:val="ListParagraph"/>
-        <w:numPr>
-          <w:ilvl w:val="0"/>
-          <w:numId w:val="134"/>
-        </w:numPr>
-        <w:spacing w:after="120" w:line="276"/>
-      </w:pPr>
-      <w:r>
-        <w:t xml:space="preserve">Amplitude 2.5 A; f = 1000 Hz; T = 1 ms; phase −45°. At t = 0, i = 2.5·sin(−45°) = −1.77 A.</w:t>
-      </w:r>
-    </w:p>
-    <w:p>
-      <w:pPr>
-        <w:pStyle w:val="ListParagraph"/>
-        <w:numPr>
-          <w:ilvl w:val="0"/>
-          <w:numId w:val="134"/>
-        </w:numPr>
-        <w:spacing w:after="120" w:line="276"/>
-      </w:pPr>
-      <w:r>
-        <w:t xml:space="preserve">Amplitude = 10/2 = 5 V. RMS = 5/√2 = 3.54 V.</w:t>
-      </w:r>
-    </w:p>
-    <w:p>
-      <w:pPr>
-        <w:pStyle w:val="ListParagraph"/>
-        <w:numPr>
-          <w:ilvl w:val="0"/>
-          <w:numId w:val="134"/>
-        </w:numPr>
-        <w:spacing w:after="120" w:line="276"/>
-      </w:pPr>
-      <w:r>
-        <w:t xml:space="preserve">Because they are 90° apart, they add in quadrature: √(3² + 4²) = 5 V. Adding 3 and 4 directly would assume they peak at the same instant, which they do not — the quarter-cycle offset means one is at zero when the other is at its maximum.</w:t>
+        <w:spacing w:after="200" w:line="276"/>
+      </w:pPr>
+      <w:r>
+        <w:rPr>
+          <w:b/>
+          <w:bCs/>
+        </w:rPr>
+        <w:t xml:space="preserve">1. </w:t>
+      </w:r>
+      <w:r>
+        <w:t xml:space="preserve">Multiply degrees by π/180. 45° = π/4 ≈ 0.785 rad; 90° = π/2 ≈ 1.571 rad; 120° = 2π/3 ≈ 2.094 rad; 270° = 3π/2 ≈ 4.712 rad. Going back, multiply radians by 180/π: π/6 = 30°, 2π/3 = 120°, 3π/2 = 270°.</w:t>
+      </w:r>
+    </w:p>
+    <w:p>
+      <w:pPr>
+        <w:spacing w:after="200" w:line="276"/>
+      </w:pPr>
+      <w:r>
+        <w:rPr>
+          <w:b/>
+          <w:bCs/>
+        </w:rPr>
+        <w:t xml:space="preserve">2. </w:t>
+      </w:r>
+      <w:r>
+        <w:t xml:space="preserve">Compare with A sin(2πft + φ): amplitude 2.5 A, frequency 1000 Hz, period T = 1/f = 1 ms, phase −45° (the wave lags a plain sine by an eighth of a cycle). At t = 0: i = 2.5 sin(−45°) = 2.5 × (−0.707) ≈ −1.77 A.</w:t>
+      </w:r>
+    </w:p>
+    <w:p>
+      <w:pPr>
+        <w:spacing w:after="200" w:line="276"/>
+      </w:pPr>
+      <w:r>
+        <w:rPr>
+          <w:b/>
+          <w:bCs/>
+        </w:rPr>
+        <w:t xml:space="preserve">3. </w:t>
+      </w:r>
+      <w:r>
+        <w:t xml:space="preserve">The amplitude (peak) is half the peak-to-peak: 10/2 = 5 V. For a sinusoid, RMS = peak/√2 = 5/1.414 ≈ 3.54 V. A meter on AC reads this RMS value.</w:t>
+      </w:r>
+    </w:p>
+    <w:p>
+      <w:pPr>
+        <w:spacing w:after="200" w:line="276"/>
+      </w:pPr>
+      <w:r>
+        <w:rPr>
+          <w:b/>
+          <w:bCs/>
+        </w:rPr>
+        <w:t xml:space="preserve">4. </w:t>
+      </w:r>
+      <w:r>
+        <w:t xml:space="preserve">Write the sum as 3 cos ωt + 4 sin ωt. It equals A cos(ωt − φ) with A cos φ = 3 and A sin φ = 4. Squaring and adding, and using cos²φ + sin²φ = 1: A² = 9 + 16 = 25, so A = 5 V. You cannot add 3 and 4 because the two waves never peak at the same instant: when one is at its maximum the other is at zero. Only waves exactly in phase add their amplitudes directly.</w:t>
       </w:r>
     </w:p>
     <w:p>
@@ -29776,54 +31977,62 @@
     </w:p>
     <w:p>
       <w:pPr>
-        <w:pStyle w:val="ListParagraph"/>
-        <w:numPr>
-          <w:ilvl w:val="0"/>
-          <w:numId w:val="135"/>
-        </w:numPr>
-        <w:spacing w:after="120" w:line="276"/>
-      </w:pPr>
-      <w:r>
-        <w:t xml:space="preserve">Sum = 6 − j2. Difference = 2 + j8. Product = (4 + j3)(2 − j5) = 8 − j20 + j6 − j²15 = 8 + 15 − j14 = 23 − j14.</w:t>
-      </w:r>
-    </w:p>
-    <w:p>
-      <w:pPr>
-        <w:pStyle w:val="ListParagraph"/>
-        <w:numPr>
-          <w:ilvl w:val="0"/>
-          <w:numId w:val="135"/>
-        </w:numPr>
-        <w:spacing w:after="120" w:line="276"/>
-      </w:pPr>
-      <w:r>
-        <w:t xml:space="preserve">|5 + j12| = 13, angle arctan(12/5) = 67.4°, so 13∠67.4°. And 10∠−60° = 10cos(−60°) + j10sin(−60°) = 5 − j8.66.</w:t>
-      </w:r>
-    </w:p>
-    <w:p>
-      <w:pPr>
-        <w:pStyle w:val="ListParagraph"/>
-        <w:numPr>
-          <w:ilvl w:val="0"/>
-          <w:numId w:val="135"/>
-        </w:numPr>
-        <w:spacing w:after="120" w:line="276"/>
-      </w:pPr>
-      <w:r>
-        <w:t xml:space="preserve">Multiply above and below by (4 + j): numerator (2 + j3)(4 + j) = 8 + j2 + j12 − 3 = 5 + j14; denominator 16 + 1 = 17. So the answer is 0.294 + j0.824. Checking: (0.294 + j0.824)(4 − j) = 1.176 + 0.824 + j(3.296 − 0.294) = 2.00 + j3.00. Correct.</w:t>
-      </w:r>
-    </w:p>
-    <w:p>
-      <w:pPr>
-        <w:pStyle w:val="ListParagraph"/>
-        <w:numPr>
-          <w:ilvl w:val="0"/>
-          <w:numId w:val="135"/>
-        </w:numPr>
-        <w:spacing w:after="120" w:line="276"/>
-      </w:pPr>
-      <w:r>
-        <w:t xml:space="preserve">j² = −1 (two quarter-turns, a half-turn). j³ = −j (three quarter-turns). j⁴ = 1 (full turn, back to start). 1/j = −j (a quarter-turn backwards). In general jⁿ repeats with period 4, so jⁿ depends only on n modulo 4.</w:t>
+        <w:spacing w:after="200" w:line="276"/>
+      </w:pPr>
+      <w:r>
+        <w:rPr>
+          <w:b/>
+          <w:bCs/>
+        </w:rPr>
+        <w:t xml:space="preserve">1. </w:t>
+      </w:r>
+      <w:r>
+        <w:t xml:space="preserve">Add and subtract real and imaginary parts separately: z₁ + z₂ = (4 + 2) + j(3 − 5) = 6 − j2; z₁ − z₂ = (4 − 2) + j(3 + 5) = 2 + j8. Multiply out and use j² = −1: (4 + j3)(2 − j5) = 8 − j20 + j6 − j²15 = 8 + 15 − j14 = 23 − j14.</w:t>
+      </w:r>
+    </w:p>
+    <w:p>
+      <w:pPr>
+        <w:spacing w:after="200" w:line="276"/>
+      </w:pPr>
+      <w:r>
+        <w:rPr>
+          <w:b/>
+          <w:bCs/>
+        </w:rPr>
+        <w:t xml:space="preserve">2. </w:t>
+      </w:r>
+      <w:r>
+        <w:t xml:space="preserve">Magnitude: |5 + j12| = √(25 + 144) = 13; angle: arctan(12/5) ≈ 67.4°, in the first quadrant since both parts are positive. So 5 + j12 = 13∠67.4°. Back to rectangular: 10∠−60° = 10 cos(−60°) + j10 sin(−60°) = 5 − j8.66.</w:t>
+      </w:r>
+    </w:p>
+    <w:p>
+      <w:pPr>
+        <w:spacing w:after="200" w:line="276"/>
+      </w:pPr>
+      <w:r>
+        <w:rPr>
+          <w:b/>
+          <w:bCs/>
+        </w:rPr>
+        <w:t xml:space="preserve">3. </w:t>
+      </w:r>
+      <w:r>
+        <w:t xml:space="preserve">Multiply numerator and denominator by the conjugate of the denominator, 4 + j: numerator (2 + j3)(4 + j) = 8 + j2 + j12 + j²3 = 5 + j14; denominator (4 − j)(4 + j) = 16 + 1 = 17. Result: 5/17 + j14/17 ≈ 0.294 + j0.824. Check by multiplying back: (0.294 + j0.824)(4 − j) = 1.176 + 0.824 + j(3.296 − 0.294) = 2.00 + j3.00.</w:t>
+      </w:r>
+    </w:p>
+    <w:p>
+      <w:pPr>
+        <w:spacing w:after="200" w:line="276"/>
+      </w:pPr>
+      <w:r>
+        <w:rPr>
+          <w:b/>
+          <w:bCs/>
+        </w:rPr>
+        <w:t xml:space="preserve">4. </w:t>
+      </w:r>
+      <w:r>
+        <w:t xml:space="preserve">Multiplying by j rotates by 90°. j² = −1 (two quarter-turns, a half-turn). j³ = −j (three quarter-turns). j⁴ = 1 (a full turn, back to the start). 1/j = −j (a quarter-turn backwards), which you can check: j × (−j) = −j² = 1. In general jⁿ repeats every four steps, so jⁿ depends only on the remainder of n divided by 4.</w:t>
       </w:r>
     </w:p>
     <w:p>
@@ -29837,54 +32046,62 @@
     </w:p>
     <w:p>
       <w:pPr>
-        <w:pStyle w:val="ListParagraph"/>
-        <w:numPr>
-          <w:ilvl w:val="0"/>
-          <w:numId w:val="136"/>
-        </w:numPr>
-        <w:spacing w:after="120" w:line="276"/>
-      </w:pPr>
-      <w:r>
-        <w:t xml:space="preserve">e^(jπ) = cos π + j sin π = −1. e^(jπ/2) = j. e^(j2π) = 1.</w:t>
-      </w:r>
-    </w:p>
-    <w:p>
-      <w:pPr>
-        <w:pStyle w:val="ListParagraph"/>
-        <w:numPr>
-          <w:ilvl w:val="0"/>
-          <w:numId w:val="136"/>
-        </w:numPr>
-        <w:spacing w:after="120" w:line="276"/>
-      </w:pPr>
-      <w:r>
-        <w:t xml:space="preserve">|3 + j4| = 5, angle arctan(4/3) = 0.927 rad = 53.13°. So 5e^(j0.927).</w:t>
-      </w:r>
-    </w:p>
-    <w:p>
-      <w:pPr>
-        <w:pStyle w:val="ListParagraph"/>
-        <w:numPr>
-          <w:ilvl w:val="0"/>
-          <w:numId w:val="136"/>
-        </w:numPr>
-        <w:spacing w:after="120" w:line="276"/>
-      </w:pPr>
-      <w:r>
-        <w:t xml:space="preserve">Squaring and adding the exponential forms: [(e^(jθ) + e^(−jθ))/2]² + [(e^(jθ) − e^(−jθ))/(2j)]². The first expands to (e^(2jθ) + 2 + e^(−2jθ))/4; the second, noting (2j)² = −4, to −(e^(2jθ) − 2 + e^(−2jθ))/4. Adding, the e^(±2jθ) terms cancel and the constants give (2 + 2)/4 = 1.</w:t>
-      </w:r>
-    </w:p>
-    <w:p>
-      <w:pPr>
-        <w:pStyle w:val="ListParagraph"/>
-        <w:numPr>
-          <w:ilvl w:val="0"/>
-          <w:numId w:val="136"/>
-        </w:numPr>
-        <w:spacing w:after="120" w:line="276"/>
-      </w:pPr>
-      <w:r>
-        <w:t xml:space="preserve">v(t) = 10·cos(500t + π/4). Frequency f = 500/2π = 79.6 Hz. At t = 2 ms the argument is (500)(0.002) + π/4 = 1 + 0.785 = 1.785 rad, and cos(1.785) = −0.213, so v = −2.13 V.</w:t>
+        <w:spacing w:after="200" w:line="276"/>
+      </w:pPr>
+      <w:r>
+        <w:rPr>
+          <w:b/>
+          <w:bCs/>
+        </w:rPr>
+        <w:t xml:space="preserve">1. </w:t>
+      </w:r>
+      <w:r>
+        <w:t xml:space="preserve">Use e^(jθ) = cos θ + j sin θ. e^(jπ) = cos π + j sin π = −1. e^(jπ/2) = 0 + j1 = j. e^(j2π) = 1 + j0 = 1. On the unit circle these are a half-turn, a quarter-turn, and a full turn.</w:t>
+      </w:r>
+    </w:p>
+    <w:p>
+      <w:pPr>
+        <w:spacing w:after="200" w:line="276"/>
+      </w:pPr>
+      <w:r>
+        <w:rPr>
+          <w:b/>
+          <w:bCs/>
+        </w:rPr>
+        <w:t xml:space="preserve">2. </w:t>
+      </w:r>
+      <w:r>
+        <w:t xml:space="preserve">|3 + j4| = √(9 + 16) = 5, and θ = arctan(4/3) ≈ 0.927 rad ≈ 53.13°. So 3 + j4 = 5e^(j0.927). Check: 5 cos 0.927 ≈ 3.00 and 5 sin 0.927 ≈ 4.00.</w:t>
+      </w:r>
+    </w:p>
+    <w:p>
+      <w:pPr>
+        <w:spacing w:after="200" w:line="276"/>
+      </w:pPr>
+      <w:r>
+        <w:rPr>
+          <w:b/>
+          <w:bCs/>
+        </w:rPr>
+        <w:t xml:space="preserve">3. </w:t>
+      </w:r>
+      <w:r>
+        <w:t xml:space="preserve">cos θ = (e^(jθ) + e^(−jθ))/2 and sin θ = (e^(jθ) − e^(−jθ))/(2j). Square the cosine: (e^(2jθ) + 2 + e^(−2jθ))/4. Square the sine, using (2j)² = −4: −(e^(2jθ) − 2 + e^(−2jθ))/4. Add them: the e^(2jθ) and e^(−2jθ) terms cancel, and the constants give (2 + 2)/4 = 1. So cos²θ + sin²θ = 1.</w:t>
+      </w:r>
+    </w:p>
+    <w:p>
+      <w:pPr>
+        <w:spacing w:after="200" w:line="276"/>
+      </w:pPr>
+      <w:r>
+        <w:rPr>
+          <w:b/>
+          <w:bCs/>
+        </w:rPr>
+        <w:t xml:space="preserve">4. </w:t>
+      </w:r>
+      <w:r>
+        <w:t xml:space="preserve">Re{10e^(j(500t + π/4))} = 10 cos(500t + π/4) V. The angular frequency is ω = 500 rad/s, so f = 500/(2π) ≈ 79.6 Hz. At t = 2 ms the angle is 500 × 0.002 + 0.785 = 1.785 rad, and cos(1.785) ≈ −0.213, so v ≈ −2.13 V. The usual mistake is to evaluate the cosine with the calculator in degree mode.</w:t>
       </w:r>
     </w:p>
     <w:p>
@@ -29898,54 +32115,62 @@
     </w:p>
     <w:p>
       <w:pPr>
-        <w:pStyle w:val="ListParagraph"/>
-        <w:numPr>
-          <w:ilvl w:val="0"/>
-          <w:numId w:val="137"/>
-        </w:numPr>
-        <w:spacing w:after="120" w:line="276"/>
-      </w:pPr>
-      <w:r>
-        <w:t xml:space="preserve">For the voltage: RMS = 170/√2 = 120.2 V, already a cosine, so V = 120.2∠30° V. For the current: sin(377t) = cos(377t − 90°), and RMS = 4.24/√2 = 3.00 A, so I = 3.00∠−90° A.</w:t>
-      </w:r>
-    </w:p>
-    <w:p>
-      <w:pPr>
-        <w:pStyle w:val="ListParagraph"/>
-        <w:numPr>
-          <w:ilvl w:val="0"/>
-          <w:numId w:val="137"/>
-        </w:numPr>
-        <w:spacing w:after="120" w:line="276"/>
-      </w:pPr>
-      <w:r>
-        <w:t xml:space="preserve">At 2 kHz, ω = 12566 rad/s. Z_L = jωL = j(12566)(0.022) = j276 Ω, that is 276∠90°. Z_C = −j/(ωC) = −j/(12566 × 470 × 10⁻⁹) = −j169 Ω, that is 169∠−90°.</w:t>
-      </w:r>
-    </w:p>
-    <w:p>
-      <w:pPr>
-        <w:pStyle w:val="ListParagraph"/>
-        <w:numPr>
-          <w:ilvl w:val="0"/>
-          <w:numId w:val="137"/>
-        </w:numPr>
-        <w:spacing w:after="120" w:line="276"/>
-      </w:pPr>
-      <w:r>
-        <w:t xml:space="preserve">ω = 2π(400) = 2513 rad/s, so Z_L = j251 Ω and Z = 470 + j251 Ω. |Z| = √(470² + 251²) = 533 Ω at arctan(251/470) = +28.1°. I = 24/533 = 45.0 mA, lagging the voltage by 28.1°.</w:t>
-      </w:r>
-    </w:p>
-    <w:p>
-      <w:pPr>
-        <w:pStyle w:val="ListParagraph"/>
-        <w:numPr>
-          <w:ilvl w:val="0"/>
-          <w:numId w:val="137"/>
-        </w:numPr>
-        <w:spacing w:after="120" w:line="276"/>
-      </w:pPr>
-      <w:r>
-        <w:t xml:space="preserve">Equal magnitudes require R = 1/(ωC), so ω = 1/RC = 1/(1000 × 10⁻⁷) = 10⁴ rad/s, giving f = 1592 Hz. There Z = 1000 − j1000, whose angle is −45°, and |Z| = 1414 Ω. The output across R is R/|Z| = 1000/1414 = 0.707 of the input — the −3 dB point, as expected.</w:t>
+        <w:spacing w:after="200" w:line="276"/>
+      </w:pPr>
+      <w:r>
+        <w:rPr>
+          <w:b/>
+          <w:bCs/>
+        </w:rPr>
+        <w:t xml:space="preserve">1. </w:t>
+      </w:r>
+      <w:r>
+        <w:t xml:space="preserve">A phasor holds the RMS magnitude and the phase of a cosine. Voltage: 170 cos(377t + 30°) is already a cosine, and its RMS value is 170/√2 ≈ 120.2 V, so V = 120.2∠30° V (the US mains voltage, 120 V RMS at 60 Hz). Current: sin(377t) = cos(377t − 90°), and 4.24/√2 ≈ 3.00 A, so I = 3.00∠−90° A.</w:t>
+      </w:r>
+    </w:p>
+    <w:p>
+      <w:pPr>
+        <w:spacing w:after="200" w:line="276"/>
+      </w:pPr>
+      <w:r>
+        <w:rPr>
+          <w:b/>
+          <w:bCs/>
+        </w:rPr>
+        <w:t xml:space="preserve">2. </w:t>
+      </w:r>
+      <w:r>
+        <w:t xml:space="preserve">At 2 kHz, ω = 2π(2000) ≈ 12 566 rad/s. Inductor: Z_L = jωL = j(12 566)(0.022) ≈ j276 Ω, or 276∠90° Ω. Capacitor: Z_C = 1/(jωC) = −j/(12 566 × 470×10⁻⁹) ≈ −j169 Ω, or 169∠−90° Ω. Check the trend: double the frequency and Z_L doubles while Z_C halves.</w:t>
+      </w:r>
+    </w:p>
+    <w:p>
+      <w:pPr>
+        <w:spacing w:after="200" w:line="276"/>
+      </w:pPr>
+      <w:r>
+        <w:rPr>
+          <w:b/>
+          <w:bCs/>
+        </w:rPr>
+        <w:t xml:space="preserve">3. </w:t>
+      </w:r>
+      <w:r>
+        <w:t xml:space="preserve">ω = 2π(400) ≈ 2513 rad/s, so Z_L = jωL = j251 Ω and Z = 470 + j251 Ω. Polar: |Z| = √(470² + 251²) ≈ 533 Ω, angle arctan(251/470) ≈ +28.1°. Current: I = V/Z = 24∠0°/533∠28.1° ≈ 45.0∠−28.1° mA. The current lags the voltage by 28.1°, as it must in an inductive circuit.</w:t>
+      </w:r>
+    </w:p>
+    <w:p>
+      <w:pPr>
+        <w:spacing w:after="200" w:line="276"/>
+      </w:pPr>
+      <w:r>
+        <w:rPr>
+          <w:b/>
+          <w:bCs/>
+        </w:rPr>
+        <w:t xml:space="preserve">4. </w:t>
+      </w:r>
+      <w:r>
+        <w:t xml:space="preserve">Worked Example 23.1 uses R = 1 kΩ and C = 0.1 µF. Equal magnitudes need R = 1/(ωC), so ω = 1/(RC) = 1/(1000 × 10⁻⁷) = 10⁴ rad/s, and f = 10⁴/(2π) ≈ 1592 Hz. There Z = 1000 − j1000 Ω, with |Z| ≈ 1414 Ω and angle −45°. The output across R is R/|Z| = 1000/1414 ≈ 0.707 of the input: the −3 dB point. This frequency, 1/(2πRC), is the corner frequency of the RC filter in Chapter 36.</w:t>
       </w:r>
     </w:p>
     <w:p>
@@ -29959,59 +32184,62 @@
     </w:p>
     <w:p>
       <w:pPr>
-        <w:pStyle w:val="ListParagraph"/>
-        <w:numPr>
-          <w:ilvl w:val="0"/>
-          <w:numId w:val="138"/>
-        </w:numPr>
-        <w:spacing w:after="120" w:line="276"/>
-      </w:pPr>
-      <w:r>
-        <w:t xml:space="preserve">i = C·dv/dt = (1 × 10⁻⁶)(2000) = 2 × 10⁻³ = 2 mA.</w:t>
-      </w:r>
-    </w:p>
-    <w:p>
-      <w:pPr>
-        <w:pStyle w:val="ListParagraph"/>
-        <w:numPr>
-          <w:ilvl w:val="0"/>
-          <w:numId w:val="138"/>
-        </w:numPr>
-        <w:spacing w:after="120" w:line="276"/>
-      </w:pPr>
-      <w:r>
-        <w:t xml:space="preserve">v = L·di/dt = (0.05)(3)(1000)cos(1000t) = 150·cos(1000t) V. The amplitude is 150 V and, since cosine leads sine by 90°, the voltage leads the current by 90°, as it must for an inductor.</w:t>
-      </w:r>
-    </w:p>
-    <w:p>
-      <w:pPr>
-        <w:pStyle w:val="ListParagraph"/>
-        <w:numPr>
-          <w:ilvl w:val="0"/>
-          <w:numId w:val="138"/>
-        </w:numPr>
-        <w:spacing w:after="120" w:line="276"/>
-      </w:pPr>
-      <w:r>
-        <w:t xml:space="preserve">dv/dt = −(10)(2000)·sin(2000t + 30°) = −20000·sin(2000t + 30°). The amplitude is 20000 V/s, the factor of ω = 2000 having come down from the chain rule.</w:t>
-      </w:r>
-    </w:p>
-    <w:p>
-      <w:pPr>
-        <w:pStyle w:val="ListParagraph"/>
-        <w:numPr>
-          <w:ilvl w:val="0"/>
-          <w:numId w:val="138"/>
-        </w:numPr>
-        <w:spacing w:after="120" w:line="276"/>
-      </w:pPr>
-      <w:r>
-        <w:t xml:space="preserve">By integration: v = (1/C)∫i dt = (1/10⁻⁵)(5 × 10⁻³)(0.2) = (1/10⁻⁵)(10⁻³) = 100 V. By charge: Q = It = (5 mA)(200 ms) = 1 mC, and v = Q/C = 10⁻³/10⁻⁵ = 100 V. The two agree.</w:t>
-      </w:r>
-    </w:p>
-    <w:p>
-      <w:r>
-        <w:br w:type="page"/>
+        <w:spacing w:after="200" w:line="276"/>
+      </w:pPr>
+      <w:r>
+        <w:rPr>
+          <w:b/>
+          <w:bCs/>
+        </w:rPr>
+        <w:t xml:space="preserve">1. </w:t>
+      </w:r>
+      <w:r>
+        <w:t xml:space="preserve">i = C dv/dt = (1×10⁻⁶ F)(2000 V/s) = 2×10⁻³ A = 2 mA. A constant slope of voltage means a constant current, which is how a current source charging a capacitor makes a linear ramp.</w:t>
+      </w:r>
+    </w:p>
+    <w:p>
+      <w:pPr>
+        <w:spacing w:after="200" w:line="276"/>
+      </w:pPr>
+      <w:r>
+        <w:rPr>
+          <w:b/>
+          <w:bCs/>
+        </w:rPr>
+        <w:t xml:space="preserve">2. </w:t>
+      </w:r>
+      <w:r>
+        <w:t xml:space="preserve">v = L di/dt = (0.050 H) × d/dt[3 sin(1000t)] = (0.050)(3)(1000) cos(1000t) = 150 cos(1000t) V. Amplitude: 150 V. Phase: cosine leads sine by 90°, so the voltage leads the current by 90°, as it must for an inductor. Check: ωLI = (1000)(0.050)(3) = 150 V.</w:t>
+      </w:r>
+    </w:p>
+    <w:p>
+      <w:pPr>
+        <w:spacing w:after="200" w:line="276"/>
+      </w:pPr>
+      <w:r>
+        <w:rPr>
+          <w:b/>
+          <w:bCs/>
+        </w:rPr>
+        <w:t xml:space="preserve">3. </w:t>
+      </w:r>
+      <w:r>
+        <w:t xml:space="preserve">Chain rule: dv/dt = −10 × 2000 × sin(2000t + 30°) = −20 000 sin(2000t + 30°) V/s. Amplitude: 20 000 V/s, which is ω times the original amplitude. Differentiating a sinusoid multiplies it by ω and shifts it 90° ahead.</w:t>
+      </w:r>
+    </w:p>
+    <w:p>
+      <w:pPr>
+        <w:spacing w:after="200" w:line="276"/>
+      </w:pPr>
+      <w:r>
+        <w:rPr>
+          <w:b/>
+          <w:bCs/>
+        </w:rPr>
+        <w:t xml:space="preserve">4. </w:t>
+      </w:r>
+      <w:r>
+        <w:t xml:space="preserve">By integration: v = (1/C)∫i dt = (1/10×10⁻⁶)(5×10⁻³ A)(0.200 s) = (10⁵)(10⁻³) = 100 V. By charge: Q = It = (5 mA)(200 ms) = 1 mC, and v = Q/C = 10⁻³/10⁻⁵ = 100 V. The two agree, because integrating a constant current is the same as multiplying it by time.</w:t>
       </w:r>
     </w:p>
     <w:p>
@@ -30028,31 +32256,59 @@
         <w:spacing w:after="200" w:line="276"/>
       </w:pPr>
       <w:r>
-        <w:t xml:space="preserve">1. By KCL: 2.0 + 6.0 = I_out, so I_out = 8.0 A.</w:t>
-      </w:r>
-    </w:p>
-    <w:p>
-      <w:pPr>
-        <w:spacing w:after="200" w:line="276"/>
-      </w:pPr>
-      <w:r>
-        <w:t xml:space="preserve">2. Total resistance: 2.0+3.0+4.0 = 9.0 Ω. Current: I = V/R = 9.0/9.0 = 1.0 A.</w:t>
-      </w:r>
-    </w:p>
-    <w:p>
-      <w:pPr>
-        <w:spacing w:after="200" w:line="276"/>
-      </w:pPr>
-      <w:r>
-        <w:t xml:space="preserve">3. V = IR = (1.0)(4.0) = 4.0 V.</w:t>
-      </w:r>
-    </w:p>
-    <w:p>
-      <w:pPr>
-        <w:spacing w:after="200" w:line="276"/>
-      </w:pPr>
-      <w:r>
-        <w:t xml:space="preserve">4. If current could accumulate at a node, that node would be gaining or losing net charge over time — but an ordinary node is just a junction of ideal wires with no capacity to store charge (unlike a capacitor plate). Charge conservation (Chapter 1) forbids charge from simply appearing or vanishing, so whatever charge arrives at a node in any interval must depart in that same interval, which is exactly KCL.</w:t>
+        <w:rPr>
+          <w:b/>
+          <w:bCs/>
+        </w:rPr>
+        <w:t xml:space="preserve">1. </w:t>
+      </w:r>
+      <w:r>
+        <w:t xml:space="preserve">KCL: what flows in flows out. 2.0 A + 6.0 A = I_out, so I_out = 8.0 A, leaving the node.</w:t>
+      </w:r>
+    </w:p>
+    <w:p>
+      <w:pPr>
+        <w:spacing w:after="200" w:line="276"/>
+      </w:pPr>
+      <w:r>
+        <w:rPr>
+          <w:b/>
+          <w:bCs/>
+        </w:rPr>
+        <w:t xml:space="preserve">2. </w:t>
+      </w:r>
+      <w:r>
+        <w:t xml:space="preserve">In a single loop the same current flows through every element, and series resistances add: R = 2.0 + 3.0 + 4.0 = 9.0 Ω. I = V/R = 9.0 V/9.0 Ω = 1.0 A. Check with KVL: 2.0 + 3.0 + 4.0 = 9.0 V of drops, equal to the source.</w:t>
+      </w:r>
+    </w:p>
+    <w:p>
+      <w:pPr>
+        <w:spacing w:after="200" w:line="276"/>
+      </w:pPr>
+      <w:r>
+        <w:rPr>
+          <w:b/>
+          <w:bCs/>
+        </w:rPr>
+        <w:t xml:space="preserve">3. </w:t>
+      </w:r>
+      <w:r>
+        <w:t xml:space="preserve">V = IR = (1.0 A)(4.0 Ω) = 4.0 V. Check with the divider rule: 9.0 × 4.0/9.0 = 4.0 V.</w:t>
+      </w:r>
+    </w:p>
+    <w:p>
+      <w:pPr>
+        <w:spacing w:after="200" w:line="276"/>
+      </w:pPr>
+      <w:r>
+        <w:rPr>
+          <w:b/>
+          <w:bCs/>
+        </w:rPr>
+        <w:t xml:space="preserve">4. </w:t>
+      </w:r>
+      <w:r>
+        <w:t xml:space="preserve">If more current flowed into a node than out, charge would pile up there without limit. An ordinary node is a junction of wires with no place to store charge (unlike a capacitor plate), and charge cannot be created or destroyed (Chapter 1). So every coulomb that arrives must leave in the same instant, and the currents into a node must sum to zero. That statement is KCL.</w:t>
       </w:r>
     </w:p>
     <w:p>
@@ -30069,31 +32325,89 @@
         <w:spacing w:after="200" w:line="276"/>
       </w:pPr>
       <w:r>
-        <w:t xml:space="preserve">1. Total series resistance: 3.0+5.0+2.0 = 10 kΩ. V₅ₖ = 20 × 5.0/10 = 10 V.</w:t>
-      </w:r>
-    </w:p>
-    <w:p>
-      <w:pPr>
-        <w:spacing w:after="200" w:line="276"/>
-      </w:pPr>
-      <w:r>
-        <w:t xml:space="preserve">2. Total current 30 mA splits: I₄ₖ = 30 × 12/(4.0+12) = 30 × 0.75 = 22.5 mA; I₁₂ₖ = 30 × 4.0/16 = 7.5 mA. (Check: 22.5+7.5 = 30 mA.)</w:t>
-      </w:r>
-    </w:p>
-    <w:p>
-      <w:pPr>
-        <w:spacing w:after="200" w:line="276"/>
-      </w:pPr>
-      <w:r>
-        <w:t xml:space="preserve">3. Parallel combination: (4.0)(12)/(4.0+12) = 48/16 = 3.0 Ω. Adding the series 6.0 Ω: R_total = 6.0+3.0 = 9.0 Ω.</w:t>
-      </w:r>
-    </w:p>
-    <w:p>
-      <w:pPr>
-        <w:spacing w:after="200" w:line="276"/>
-      </w:pPr>
-      <w:r>
-        <w:t xml:space="preserve">4. Unloaded divider would give V_out = 10 × 9.0/10 = 9.0 V. With the 9.0 kΩ load in parallel with the 9.0 kΩ divider resistor, the parallel combination is (9.0)(9.0)/(9.0+9.0) = 4.5 kΩ. Actual output: V_out = 10 × 4.5/(1.0+4.5) = 10 × 0.818 ≈ 8.18 V — noticeably lower than the unloaded 9.0 V prediction, illustrating why the simple divider formula requires a lightly-loaded assumption.</w:t>
+        <w:rPr>
+          <w:b/>
+          <w:bCs/>
+        </w:rPr>
+        <w:t xml:space="preserve">1. </w:t>
+      </w:r>
+      <w:r>
+        <w:t xml:space="preserve">Series resistances add: 3.0 + 5.0 + 2.0 = 10 kΩ. Divider rule: V₅ₖ = 20 × 5.0/10 = 10 V. Check: the current is 20 V/10 kΩ = 2.0 mA, and (2.0 mA)(5.0 kΩ) = 10 V.</w:t>
+      </w:r>
+    </w:p>
+    <w:p>
+      <w:pPr>
+        <w:spacing w:after="200" w:line="276"/>
+      </w:pPr>
+      <w:r>
+        <w:rPr>
+          <w:b/>
+          <w:bCs/>
+        </w:rPr>
+        <w:t xml:space="preserve">2. </w:t>
+      </w:r>
+      <w:r>
+        <w:t xml:space="preserve">Current divider: each branch takes a share inversely proportional to its resistance. I₄ₖ = 30 × 12/(4.0 + 12) = 22.5 mA; I₁₂ₖ = 30 × 4.0/16 = 7.5 mA. Check: 22.5 + 7.5 = 30 mA, and both branches see the same voltage, (22.5 mA)(4.0 kΩ) = 90 V = (7.5 mA)(12 kΩ).</w:t>
+      </w:r>
+    </w:p>
+    <w:p>
+      <w:pPr>
+        <w:spacing w:after="200" w:line="276"/>
+      </w:pPr>
+      <w:r>
+        <w:rPr>
+          <w:b/>
+          <w:bCs/>
+        </w:rPr>
+        <w:t xml:space="preserve">3. </w:t>
+      </w:r>
+      <w:r>
+        <w:t xml:space="preserve">Work from the inside out. 4.0 Ω ∥ 12 Ω = (4.0)(12)/(16) = 3.0 Ω. Add the series 6.0 Ω: R = 9.0 Ω.</w:t>
+      </w:r>
+    </w:p>
+    <w:p>
+      <w:pPr>
+        <w:spacing w:after="200" w:line="276"/>
+      </w:pPr>
+      <w:r>
+        <w:rPr>
+          <w:b/>
+          <w:bCs/>
+        </w:rPr>
+        <w:t xml:space="preserve">4. </w:t>
+      </w:r>
+      <w:r>
+        <w:t xml:space="preserve">Unloaded: V_out = 10 × 9.0/(1.0 + 9.0) = 9.0 V. Loaded: the 9.0 kΩ load in parallel with the 9.0 kΩ lower resistor gives 4.5 kΩ, so V_out = 10 × 4.5/(1.0 + 4.5) ≈ 8.18 V, about 9 % low. The divider formula assumes no load current; keep the load at least ten times the lower resistor, or buffer the output (Book 2).</w:t>
+      </w:r>
+    </w:p>
+    <w:p>
+      <w:pPr>
+        <w:spacing w:after="200" w:line="276"/>
+      </w:pPr>
+      <w:r>
+        <w:rPr>
+          <w:b/>
+          <w:bCs/>
+        </w:rPr>
+        <w:t xml:space="preserve">5. </w:t>
+      </w:r>
+      <w:r>
+        <w:t xml:space="preserve">Use the B-equation R = R₂₅ e^(B(1/T − 1/T₂₅)), with temperatures in kelvin. At 25 °C, R = 10 kΩ, so V_out = 3.3 × 10/(10 + 10) = 1.65 V. At 40 °C (313.15 K): R = 10 kΩ × e^(3950(1/313.15 − 1/298.15)) = 10 kΩ × e^(−0.635) ≈ 5.30 kΩ, so V_out = 3.3 × 5.30/(10 + 5.30) ≈ 1.14 V. A 15 °C rise lowers the output by about 0.51 V, roughly 34 mV per degree. The output falls as the temperature rises because the NTC sits at the bottom of the divider.</w:t>
+      </w:r>
+    </w:p>
+    <w:p>
+      <w:pPr>
+        <w:spacing w:after="200" w:line="276"/>
+      </w:pPr>
+      <w:r>
+        <w:rPr>
+          <w:b/>
+          <w:bCs/>
+        </w:rPr>
+        <w:t xml:space="preserve">6. </w:t>
+      </w:r>
+      <w:r>
+        <w:t xml:space="preserve">Divider output: V = 5.0 × R_bottom/(R_top + R_bottom). With 1.0 kΩ over 2.0 kΩ: 5.0 × 2/3 ≈ 3.33 V. That is above the 2.475 V high threshold, so it reads as a 1, and below the 3.6 V maximum, but with only about 0.27 V of margin; a 5.25 V supply would give 3.5 V. With 2.2 kΩ over 3.3 kΩ: 5.0 × 3.3/5.5 = 3.0 V, which clears the threshold by 0.5 V and stays 0.6 V below the maximum. The second divider is the better choice, and it draws 5.0 V/5.5 kΩ ≈ 0.91 mA.</w:t>
       </w:r>
     </w:p>
     <w:p>
@@ -30110,23 +32424,44 @@
         <w:spacing w:after="200" w:line="276"/>
       </w:pPr>
       <w:r>
-        <w:t xml:space="preserve">1. KCL: 6 = V/3.0 + V/6.0 = V(1/3.0 + 1/6.0) = V(0.5), so V = 12 V.</w:t>
-      </w:r>
-    </w:p>
-    <w:p>
-      <w:pPr>
-        <w:spacing w:after="200" w:line="276"/>
-      </w:pPr>
-      <w:r>
-        <w:t xml:space="preserve">2. Node 1: 2 = (V₁ − 0)/4.0 + (V₁ − V₂)/2.0. Node 2: (V₂ − V₁)/2.0 + (V₂ − 0)/5.0 + (V₂ − V₃)/3.0 = 0. Node 3: (V₃ − V₂)/3.0 + V₃/8.0 = 0.</w:t>
-      </w:r>
-    </w:p>
-    <w:p>
-      <w:pPr>
-        <w:spacing w:after="200" w:line="276"/>
-      </w:pPr>
-      <w:r>
-        <w:t xml:space="preserve">3. The current through an ideal voltage source cannot be expressed directly as (voltage difference)/(resistance), since the source itself, not a resistor, sits in that branch — an ordinary node equation needs exactly this kind of resistor-based current expression for every branch at the node. The supernode technique sidesteps this by writing one combined KCL equation for both nodes together (so the unknown source current cancels out of the total, since it leaves one node and enters the other), supplemented by the known voltage-difference constraint the source itself provides.</w:t>
+        <w:rPr>
+          <w:b/>
+          <w:bCs/>
+        </w:rPr>
+        <w:t xml:space="preserve">1. </w:t>
+      </w:r>
+      <w:r>
+        <w:t xml:space="preserve">KCL at the node: the source current equals the current leaving through both resistors. 6 = V/3.0 + V/6.0 = V(0.333 + 0.167) = 0.5V, so V = 12 V. Check: 12/3 + 12/6 = 4 + 2 = 6 A.</w:t>
+      </w:r>
+    </w:p>
+    <w:p>
+      <w:pPr>
+        <w:spacing w:after="200" w:line="276"/>
+      </w:pPr>
+      <w:r>
+        <w:rPr>
+          <w:b/>
+          <w:bCs/>
+        </w:rPr>
+        <w:t xml:space="preserve">2. </w:t>
+      </w:r>
+      <w:r>
+        <w:t xml:space="preserve">Write KCL at each node, currents leaving on the left and sources on the right. Node 1: V₁/4.0 + (V₁ − V₂)/2.0 = 2. Node 2: (V₂ − V₁)/2.0 + V₂/5.0 + (V₂ − V₃)/3.0 = 0. Node 3: (V₃ − V₂)/3.0 + V₃/8.0 = 0. In matrix form the coefficients are [0.75, −0.5, 0; −0.5, 1.0333, −0.3333; 0, −0.3333, 0.4583], and the solution is V₁ ≈ 4.61 V, V₂ ≈ 2.91 V, V₃ ≈ 2.12 V. Check node 1: 4.61/4 + (4.61 − 2.91)/2 = 1.152 + 0.848 = 2.00 A. The matrix is symmetric, as it always is for a circuit with only resistors and independent current sources.</w:t>
+      </w:r>
+    </w:p>
+    <w:p>
+      <w:pPr>
+        <w:spacing w:after="200" w:line="276"/>
+      </w:pPr>
+      <w:r>
+        <w:rPr>
+          <w:b/>
+          <w:bCs/>
+        </w:rPr>
+        <w:t xml:space="preserve">3. </w:t>
+      </w:r>
+      <w:r>
+        <w:t xml:space="preserve">An ordinary node equation needs every branch current written as a voltage difference divided by a resistance. A voltage source has no resistance, so its current can be anything; it is set by the rest of the circuit. A supernode draws one boundary around both nodes and the source. The unknown source current leaves one node and enters the other, so it cancels from the combined KCL equation. The source itself supplies the missing second equation: V_a − V_b = V_s.</w:t>
       </w:r>
     </w:p>
     <w:p>
@@ -30143,23 +32478,44 @@
         <w:spacing w:after="200" w:line="276"/>
       </w:pPr>
       <w:r>
-        <w:t xml:space="preserve">1. Single mesh: I = V/R_total = 20/(3.0+7.0) = 2.0 A.</w:t>
-      </w:r>
-    </w:p>
-    <w:p>
-      <w:pPr>
-        <w:spacing w:after="200" w:line="276"/>
-      </w:pPr>
-      <w:r>
-        <w:t xml:space="preserve">2. Mesh 1: 8.0 = 3.0I₁ + 5.0(I₁ − I₂). Mesh 2: 0 = 5.0(I₂ − I₁) + 2.0I₂.</w:t>
-      </w:r>
-    </w:p>
-    <w:p>
-      <w:pPr>
-        <w:spacing w:after="200" w:line="276"/>
-      </w:pPr>
-      <w:r>
-        <w:t xml:space="preserve">3. Mesh analysis relies on being able to draw the circuit on a flat page with meshes as clearly identifiable, non-overlapping “windowpanes.” A non-planar circuit has at least one branch that must cross another without an actual electrical connection, so there is no unambiguous, non-overlapping way to define its meshes in the first place — the method's basic bookkeeping breaks down before any equations can even be written.</w:t>
+        <w:rPr>
+          <w:b/>
+          <w:bCs/>
+        </w:rPr>
+        <w:t xml:space="preserve">1. </w:t>
+      </w:r>
+      <w:r>
+        <w:t xml:space="preserve">One mesh, one current: I = V/R_total = 20/(3.0 + 7.0) = 2.0 A. Check: drops of 6.0 V and 14.0 V add to 20 V.</w:t>
+      </w:r>
+    </w:p>
+    <w:p>
+      <w:pPr>
+        <w:spacing w:after="200" w:line="276"/>
+      </w:pPr>
+      <w:r>
+        <w:rPr>
+          <w:b/>
+          <w:bCs/>
+        </w:rPr>
+        <w:t xml:space="preserve">2. </w:t>
+      </w:r>
+      <w:r>
+        <w:t xml:space="preserve">Take both mesh currents clockwise, with the 8.0 V source driving I₁. KVL around mesh 1: 8.0 = 3.0I₁ + 5.0(I₁ − I₂), which is 8.0I₁ − 5.0I₂ = 8.0. KVL around mesh 2: 0 = 5.0(I₂ − I₁) + 2.0I₂, which is −5.0I₁ + 7.0I₂ = 0. From the second equation, I₂ = (5/7)I₁. Substituting: 8I₁ − (25/7)I₁ = 8, so (31/7)I₁ = 8 and I₁ = 56/31 ≈ 1.81 A, I₂ = 40/31 ≈ 1.29 A. The shared 5.0 Ω resistor carries I₁ − I₂ ≈ 0.52 A. Check mesh 2: 5.0 × (−0.52) + 2.0 × 1.29 ≈ 0.</w:t>
+      </w:r>
+    </w:p>
+    <w:p>
+      <w:pPr>
+        <w:spacing w:after="200" w:line="276"/>
+      </w:pPr>
+      <w:r>
+        <w:rPr>
+          <w:b/>
+          <w:bCs/>
+        </w:rPr>
+        <w:t xml:space="preserve">3. </w:t>
+      </w:r>
+      <w:r>
+        <w:t xml:space="preserve">Mesh analysis assigns one current to each window of a circuit drawn flat on the page. In a non-planar circuit at least one branch must cross another without connecting, so the windows are not defined and the meshes overlap in ways that make the KVL bookkeeping ambiguous. Nodal analysis only needs nodes and branches, which every circuit has, so it works for any circuit.</w:t>
       </w:r>
     </w:p>
     <w:p>
@@ -30176,31 +32532,59 @@
         <w:spacing w:after="200" w:line="276"/>
       </w:pPr>
       <w:r>
-        <w:t xml:space="preserve">1. I_N = V_Th/R_Th = 12/4.0 = 3.0 A, in parallel with R_N = 4.0 Ω.</w:t>
-      </w:r>
-    </w:p>
-    <w:p>
-      <w:pPr>
-        <w:spacing w:after="200" w:line="276"/>
-      </w:pPr>
-      <w:r>
-        <w:t xml:space="preserve">2. V_Th = I_N × R_N = (2.0)(6.0) = 12 V.</w:t>
-      </w:r>
-    </w:p>
-    <w:p>
-      <w:pPr>
-        <w:spacing w:after="200" w:line="276"/>
-      </w:pPr>
-      <w:r>
-        <w:t xml:space="preserve">3. R_L = R_Th = 6.0 Ω. Power: P = V_Th²/(4R_Th) = (12)²/(4×6.0) = 144/24 = 6.0 W.</w:t>
-      </w:r>
-    </w:p>
-    <w:p>
-      <w:pPr>
-        <w:spacing w:after="200" w:line="276"/>
-      </w:pPr>
-      <w:r>
-        <w:t xml:space="preserve">4. An ideal voltage source, by definition, maintains its specified voltage across its terminals regardless of the current drawn from it — it behaves, in effect, as if it had zero internal resistance, since no amount of current changes its terminal voltage. Replacing it with a short circuit (0 Ω) when deactivating sources correctly reproduces this zero-internal-resistance behavior in the equivalent-resistance calculation.</w:t>
+        <w:rPr>
+          <w:b/>
+          <w:bCs/>
+        </w:rPr>
+        <w:t xml:space="preserve">1. </w:t>
+      </w:r>
+      <w:r>
+        <w:t xml:space="preserve">Norton current: I_N = V_Th/R_Th = 12 V/4.0 Ω = 3.0 A. The resistance is unchanged: R_N = R_Th = 4.0 Ω, in parallel with the current source. Check: the open-circuit voltage of the Norton form is (3.0 A)(4.0 Ω) = 12 V.</w:t>
+      </w:r>
+    </w:p>
+    <w:p>
+      <w:pPr>
+        <w:spacing w:after="200" w:line="276"/>
+      </w:pPr>
+      <w:r>
+        <w:rPr>
+          <w:b/>
+          <w:bCs/>
+        </w:rPr>
+        <w:t xml:space="preserve">2. </w:t>
+      </w:r>
+      <w:r>
+        <w:t xml:space="preserve">With nothing connected, all of the Norton current flows through R_N: V_oc = I_N R_N = (2.0 A)(6.0 Ω) = 12 V. This is the Thevenin voltage.</w:t>
+      </w:r>
+    </w:p>
+    <w:p>
+      <w:pPr>
+        <w:spacing w:after="200" w:line="276"/>
+      </w:pPr>
+      <w:r>
+        <w:rPr>
+          <w:b/>
+          <w:bCs/>
+        </w:rPr>
+        <w:t xml:space="preserve">3. </w:t>
+      </w:r>
+      <w:r>
+        <w:t xml:space="preserve">Maximum power transfer: R_L = R_Th = 6.0 Ω. The load then sees half the Thevenin voltage, 6.0 V, so P = V²/R = 36/6.0 = 6.0 W; equivalently P = V_Th²/(4R_Th) = 144/24 = 6.0 W. The same 6.0 W is lost inside the source, so the efficiency is only 50 %.</w:t>
+      </w:r>
+    </w:p>
+    <w:p>
+      <w:pPr>
+        <w:spacing w:after="200" w:line="276"/>
+      </w:pPr>
+      <w:r>
+        <w:rPr>
+          <w:b/>
+          <w:bCs/>
+        </w:rPr>
+        <w:t xml:space="preserve">4. </w:t>
+      </w:r>
+      <w:r>
+        <w:t xml:space="preserve">An ideal voltage source holds its terminal voltage fixed whatever the current. Setting it to zero means it holds zero volts whatever the current, and an element with zero volts across it at any current is a short circuit, 0 Ω. (An ideal current source set to zero carries zero current at any voltage, an open circuit.)</w:t>
       </w:r>
     </w:p>
     <w:p>
@@ -30217,23 +32601,44 @@
         <w:spacing w:after="200" w:line="276"/>
       </w:pPr>
       <w:r>
-        <w:t xml:space="preserve">1. Total voltage: 3.0 + (−1.0) = 2.0 V.</w:t>
-      </w:r>
-    </w:p>
-    <w:p>
-      <w:pPr>
-        <w:spacing w:after="200" w:line="276"/>
-      </w:pPr>
-      <w:r>
-        <w:t xml:space="preserve">2. Power depends on the square of the total (superposed) voltage or current, not on the sum of individually-computed powers, because squaring (or multiplying two quantities together) is not a linear operation: (a+b)² = a² + 2ab + b², which includes a cross term 2ab that is lost if you compute a² and b² separately and simply add them. The correct approach is always to superpose voltages/currents first, then square (or multiply) the resulting total exactly once.</w:t>
-      </w:r>
-    </w:p>
-    <w:p>
-      <w:pPr>
-        <w:spacing w:after="200" w:line="276"/>
-      </w:pPr>
-      <w:r>
-        <w:t xml:space="preserve">3. Three simplified circuits, one for each source acting alone with the other two deactivated.</w:t>
+        <w:rPr>
+          <w:b/>
+          <w:bCs/>
+        </w:rPr>
+        <w:t xml:space="preserve">1. </w:t>
+      </w:r>
+      <w:r>
+        <w:t xml:space="preserve">Superposition adds the contributions with their signs: 3.0 V + (−1.0 V) = 2.0 V, with the polarity of the voltage source's contribution.</w:t>
+      </w:r>
+    </w:p>
+    <w:p>
+      <w:pPr>
+        <w:spacing w:after="200" w:line="276"/>
+      </w:pPr>
+      <w:r>
+        <w:rPr>
+          <w:b/>
+          <w:bCs/>
+        </w:rPr>
+        <w:t xml:space="preserve">2. </w:t>
+      </w:r>
+      <w:r>
+        <w:t xml:space="preserve">With R = 4.0 Ω and both sources active, the current is 2.0 + 1.5 = 3.5 A, so the true power is P = I²R = (3.5)²(4.0) = 49 W. Adding the powers of each source alone gives (2.0)²(4.0) + (1.5)²(4.0) = 16 + 9 = 25 W, almost half too small. The missing 24 W is the cross term 2I₁I₂R = 2(2.0)(1.5)(4.0) = 24 W, since (I₁ + I₂)² = I₁² + 2I₁I₂ + I₂². Power is not linear in current, so superpose currents and voltages first, then compute power once.</w:t>
+      </w:r>
+    </w:p>
+    <w:p>
+      <w:pPr>
+        <w:spacing w:after="200" w:line="276"/>
+      </w:pPr>
+      <w:r>
+        <w:rPr>
+          <w:b/>
+          <w:bCs/>
+        </w:rPr>
+        <w:t xml:space="preserve">3. </w:t>
+      </w:r>
+      <w:r>
+        <w:t xml:space="preserve">One simplified circuit per independent source: three circuits, each with one source active and the other two set to zero (voltage sources shorted, current sources opened). Dependent sources stay in every circuit.</w:t>
       </w:r>
     </w:p>
     <w:p>
@@ -30250,31 +32655,59 @@
         <w:spacing w:after="200" w:line="276"/>
       </w:pPr>
       <w:r>
-        <w:t xml:space="preserve">1. C = i/(dv/dt) = (4.0×10⁻³)/(200) = 2.0×10⁻⁵ F = 20 µF.</w:t>
-      </w:r>
-    </w:p>
-    <w:p>
-      <w:pPr>
-        <w:spacing w:after="200" w:line="276"/>
-      </w:pPr>
-      <w:r>
-        <w:t xml:space="preserve">2. L = v/(di/dt) = 2.0/10 = 0.20 H.</w:t>
-      </w:r>
-    </w:p>
-    <w:p>
-      <w:pPr>
-        <w:spacing w:after="200" w:line="276"/>
-      </w:pPr>
-      <w:r>
-        <w:t xml:space="preserve">3. Parallel: 1/L = 1/4.0 + 1/4.0 = 2/4.0, so L = 2.0 H.</w:t>
-      </w:r>
-    </w:p>
-    <w:p>
-      <w:pPr>
-        <w:spacing w:after="200" w:line="276"/>
-      </w:pPr>
-      <w:r>
-        <w:t xml:space="preserve">4. An inductor's defining relation v = L di/dt means an instantaneous jump in current would require di/dt (and hence v) to be infinite — no real source can supply infinite voltage, so the current physically cannot change instantaneously; it must instead change continuously over time, exactly the behavior captured by the exponential transient formulas of Chapter 33.</w:t>
+        <w:rPr>
+          <w:b/>
+          <w:bCs/>
+        </w:rPr>
+        <w:t xml:space="preserve">1. </w:t>
+      </w:r>
+      <w:r>
+        <w:t xml:space="preserve">i = C dv/dt, so C = i/(dv/dt) = (4.0×10⁻³ A)/(200 V/s) = 2.0×10⁻⁵ F = 20 µF.</w:t>
+      </w:r>
+    </w:p>
+    <w:p>
+      <w:pPr>
+        <w:spacing w:after="200" w:line="276"/>
+      </w:pPr>
+      <w:r>
+        <w:rPr>
+          <w:b/>
+          <w:bCs/>
+        </w:rPr>
+        <w:t xml:space="preserve">2. </w:t>
+      </w:r>
+      <w:r>
+        <w:t xml:space="preserve">v = L di/dt, so L = v/(di/dt) = 2.0 V/(10 A/s) = 0.20 H.</w:t>
+      </w:r>
+    </w:p>
+    <w:p>
+      <w:pPr>
+        <w:spacing w:after="200" w:line="276"/>
+      </w:pPr>
+      <w:r>
+        <w:rPr>
+          <w:b/>
+          <w:bCs/>
+        </w:rPr>
+        <w:t xml:space="preserve">3. </w:t>
+      </w:r>
+      <w:r>
+        <w:t xml:space="preserve">Inductors in parallel combine like resistors in parallel: 1/L = 1/4.0 + 1/4.0 = 0.5, so L = 2.0 H. Two equal parts in parallel give half of one, as with resistors (ignoring any magnetic coupling between them).</w:t>
+      </w:r>
+    </w:p>
+    <w:p>
+      <w:pPr>
+        <w:spacing w:after="200" w:line="276"/>
+      </w:pPr>
+      <w:r>
+        <w:rPr>
+          <w:b/>
+          <w:bCs/>
+        </w:rPr>
+        <w:t xml:space="preserve">4. </w:t>
+      </w:r>
+      <w:r>
+        <w:t xml:space="preserve">v = L di/dt. A sudden jump in current would make di/dt infinite and so need an infinite voltage, which no circuit can supply. So the current changes smoothly, starting from whatever value it had, and the inductor's voltage jumps instead. The same fact explains the spark when an inductive circuit is opened: the current tries to keep flowing, and the voltage rises until something breaks down.</w:t>
       </w:r>
     </w:p>
     <w:p>
@@ -30291,31 +32724,74 @@
         <w:spacing w:after="200" w:line="276"/>
       </w:pPr>
       <w:r>
-        <w:t xml:space="preserve">1. τ = RC = (2.0×10³)(50×10⁻⁶) = 0.10 s. After one time constant, v = V_s(1 − e⁻¹) = 12(1 − 0.368) ≈ 7.58 V.</w:t>
-      </w:r>
-    </w:p>
-    <w:p>
-      <w:pPr>
-        <w:spacing w:after="200" w:line="276"/>
-      </w:pPr>
-      <w:r>
-        <w:t xml:space="preserve">2. τ = L/R = 4.0/20 = 0.20 s.</w:t>
-      </w:r>
-    </w:p>
-    <w:p>
-      <w:pPr>
-        <w:spacing w:after="200" w:line="276"/>
-      </w:pPr>
-      <w:r>
-        <w:t xml:space="preserve">3. Final current: I_final = 10/20 = 0.50 A. After two time constants (t/τ = 2): i = 0.50(1 − e⁻²) = 0.50(1 − 0.135) ≈ 0.43 A.</w:t>
-      </w:r>
-    </w:p>
-    <w:p>
-      <w:pPr>
-        <w:spacing w:after="200" w:line="276"/>
-      </w:pPr>
-      <w:r>
-        <w:t xml:space="preserve">4. Once a circuit reaches DC steady state, no quantity in it is changing anymore, so di/dt = 0 for every inductor — and since an inductor's voltage is v = L di/dt, this forces v = 0 regardless of how much current is flowing, which is exactly the behavior of a plain (zero-resistance) wire.</w:t>
+        <w:rPr>
+          <w:b/>
+          <w:bCs/>
+        </w:rPr>
+        <w:t xml:space="preserve">1. </w:t>
+      </w:r>
+      <w:r>
+        <w:t xml:space="preserve">τ = RC = (2.0×10³ Ω)(50×10⁻⁶ F) = 0.10 s. After one time constant: v = V_s(1 − e⁻¹) = 12(1 − 0.368) ≈ 7.6 V, which is 63 % of the final 12 V.</w:t>
+      </w:r>
+    </w:p>
+    <w:p>
+      <w:pPr>
+        <w:spacing w:after="200" w:line="276"/>
+      </w:pPr>
+      <w:r>
+        <w:rPr>
+          <w:b/>
+          <w:bCs/>
+        </w:rPr>
+        <w:t xml:space="preserve">2. </w:t>
+      </w:r>
+      <w:r>
+        <w:t xml:space="preserve">τ = L/R = 4.0 H/20 Ω = 0.20 s.</w:t>
+      </w:r>
+    </w:p>
+    <w:p>
+      <w:pPr>
+        <w:spacing w:after="200" w:line="276"/>
+      </w:pPr>
+      <w:r>
+        <w:rPr>
+          <w:b/>
+          <w:bCs/>
+        </w:rPr>
+        <w:t xml:space="preserve">3. </w:t>
+      </w:r>
+      <w:r>
+        <w:t xml:space="preserve">Final current: I_f = V/R = 10/20 = 0.50 A. After two time constants: i = 0.50(1 − e⁻²) = 0.50(1 − 0.135) ≈ 0.43 A, which is 86 % of the final value, reached at t = 0.40 s.</w:t>
+      </w:r>
+    </w:p>
+    <w:p>
+      <w:pPr>
+        <w:spacing w:after="200" w:line="276"/>
+      </w:pPr>
+      <w:r>
+        <w:rPr>
+          <w:b/>
+          <w:bCs/>
+        </w:rPr>
+        <w:t xml:space="preserve">4. </w:t>
+      </w:r>
+      <w:r>
+        <w:t xml:space="preserve">In DC steady state nothing changes, so di/dt = 0 for every inductor. Since v = L di/dt, the voltage across each inductor is zero whatever current it carries, and an element with zero volts at any current behaves like a wire. A real inductor keeps the small resistance of its winding.</w:t>
+      </w:r>
+    </w:p>
+    <w:p>
+      <w:pPr>
+        <w:spacing w:after="200" w:line="276"/>
+      </w:pPr>
+      <w:r>
+        <w:rPr>
+          <w:b/>
+          <w:bCs/>
+        </w:rPr>
+        <w:t xml:space="preserve">5. </w:t>
+      </w:r>
+      <w:r>
+        <w:t xml:space="preserve">Rise time between 30 % and 70 %: from v = V(1 − e^(−t/τ)), t₃₀ = −τ ln 0.7 and t₇₀ = −τ ln 0.3, so t_r = τ ln(0.7/0.3) = 0.8473RC. Largest pull-up: R_max = t_r/(0.8473C) = 300 ns/(0.8473 × 150 pF) ≈ 2.36 kΩ. Smallest pull-up, set by the 3 mA the drivers can sink while holding 0.4 V: R_min = (3.3 − 0.4)/3 mA ≈ 967 Ω. A 2.2 kΩ resistor fits, with t_r = 0.8473 × 2.2 kΩ × 150 pF ≈ 280 ns.</w:t>
       </w:r>
     </w:p>
     <w:p>
@@ -30332,31 +32808,59 @@
         <w:spacing w:after="200" w:line="276"/>
       </w:pPr>
       <w:r>
-        <w:t xml:space="preserve">1. Z = 30 − j40. Magnitude: √(30²+40²) = 50. Angle: arctan(−40/30) ≈ −53.1°. Z = 50∠−53.1° Ω.</w:t>
-      </w:r>
-    </w:p>
-    <w:p>
-      <w:pPr>
-        <w:spacing w:after="200" w:line="276"/>
-      </w:pPr>
-      <w:r>
-        <w:t xml:space="preserve">2. I = V/Z = 50∠0° / 50∠−53.1° = 1.0∠53.1° A.</w:t>
-      </w:r>
-    </w:p>
-    <w:p>
-      <w:pPr>
-        <w:spacing w:after="200" w:line="276"/>
-      </w:pPr>
-      <w:r>
-        <w:t xml:space="preserve">3. V_m = V_rms × √2 = 240 × 1.414 ≈ 339 V.</w:t>
-      </w:r>
-    </w:p>
-    <w:p>
-      <w:pPr>
-        <w:spacing w:after="200" w:line="276"/>
-      </w:pPr>
-      <w:r>
-        <w:t xml:space="preserve">4. Rectangular form: 20∠0° = 20 + j0; 20∠90° = 0 + j20. Sum: 20 + j20. Polar form: magnitude = √(20²+20²) = 20√2 ≈ 28.3, angle = 45°. Combined impedance ≈ 28.3∠45° Ω.</w:t>
+        <w:rPr>
+          <w:b/>
+          <w:bCs/>
+        </w:rPr>
+        <w:t xml:space="preserve">1. </w:t>
+      </w:r>
+      <w:r>
+        <w:t xml:space="preserve">Z = R + Z_C = 30 − j40 Ω. Magnitude √(30² + 40²) = 50 Ω; angle arctan(−40/30) ≈ −53.1°. So Z = 50∠−53.1° Ω, a 3-4-5 triangle.</w:t>
+      </w:r>
+    </w:p>
+    <w:p>
+      <w:pPr>
+        <w:spacing w:after="200" w:line="276"/>
+      </w:pPr>
+      <w:r>
+        <w:rPr>
+          <w:b/>
+          <w:bCs/>
+        </w:rPr>
+        <w:t xml:space="preserve">2. </w:t>
+      </w:r>
+      <w:r>
+        <w:t xml:space="preserve">I = V/Z = 50∠0°/50∠−53.1° = 1.0∠53.1° A. The current leads the voltage by 53.1°, as in any capacitive circuit.</w:t>
+      </w:r>
+    </w:p>
+    <w:p>
+      <w:pPr>
+        <w:spacing w:after="200" w:line="276"/>
+      </w:pPr>
+      <w:r>
+        <w:rPr>
+          <w:b/>
+          <w:bCs/>
+        </w:rPr>
+        <w:t xml:space="preserve">3. </w:t>
+      </w:r>
+      <w:r>
+        <w:t xml:space="preserve">For a sinusoid, V_peak = √2 V_rms = 1.414 × 240 ≈ 339 V. Insulation and component ratings must survive this peak, not the 240 V RMS figure.</w:t>
+      </w:r>
+    </w:p>
+    <w:p>
+      <w:pPr>
+        <w:spacing w:after="200" w:line="276"/>
+      </w:pPr>
+      <w:r>
+        <w:rPr>
+          <w:b/>
+          <w:bCs/>
+        </w:rPr>
+        <w:t xml:space="preserve">4. </w:t>
+      </w:r>
+      <w:r>
+        <w:t xml:space="preserve">Rectangular: 20∠0° = 20 + j0 and 20∠90° = 0 + j20, so the sum is 20 + j20 Ω. Polar: |Z| = √(20² + 20²) = 20√2 ≈ 28.3 Ω at 45°, so Z ≈ 28.3∠45° Ω. Impedances add in rectangular form; adding the magnitudes (40 Ω) would be wrong.</w:t>
       </w:r>
     </w:p>
     <w:p>
@@ -30373,23 +32877,59 @@
         <w:spacing w:after="200" w:line="276"/>
       </w:pPr>
       <w:r>
-        <w:t xml:space="preserve">1. I_rms = P/(V_rms cosθ) = 1500/[(240)(0.90)] ≈ 6.94 A.</w:t>
-      </w:r>
-    </w:p>
-    <w:p>
-      <w:pPr>
-        <w:spacing w:after="200" w:line="276"/>
-      </w:pPr>
-      <w:r>
-        <w:t xml:space="preserve">2. S = V_rms I_rms = (100)(15) = 1500 VA. P = S cosθ = 1500(0.60) = 900 W. Q = S sinθ = 1500(0.80) = 1200 VAR (using sinθ = 0.80 from a 3-4-5-style triangle for cosθ = 0.60).</w:t>
-      </w:r>
-    </w:p>
-    <w:p>
-      <w:pPr>
-        <w:spacing w:after="200" w:line="276"/>
-      </w:pPr>
-      <w:r>
-        <w:t xml:space="preserve">3. A purely inductive load has voltage and current exactly 90° out of phase (θ = 90°), so cosθ = cos(90°) = 0. Since average real power is P = V_rms I_rms cosθ, a power factor of exactly zero means P = 0 regardless of how large V_rms and I_rms individually are — current still flows, and energy is still exchanged back and forth each cycle (as reactive power), but none of it is delivered as net, usable average power.</w:t>
+        <w:rPr>
+          <w:b/>
+          <w:bCs/>
+        </w:rPr>
+        <w:t xml:space="preserve">1. </w:t>
+      </w:r>
+      <w:r>
+        <w:t xml:space="preserve">P = V_rms I_rms cos θ, so I_rms = P/(V_rms cos θ) = 1500/(240 × 0.90) ≈ 6.94 A. At unity power factor the same 1500 W would need only 6.25 A; the extra current heats the wiring without doing useful work.</w:t>
+      </w:r>
+    </w:p>
+    <w:p>
+      <w:pPr>
+        <w:spacing w:after="200" w:line="276"/>
+      </w:pPr>
+      <w:r>
+        <w:rPr>
+          <w:b/>
+          <w:bCs/>
+        </w:rPr>
+        <w:t xml:space="preserve">2. </w:t>
+      </w:r>
+      <w:r>
+        <w:t xml:space="preserve">Apparent power: S = V_rms I_rms = (100)(15) = 1500 VA. Real power: P = S cos θ = 1500 × 0.60 = 900 W. With cos θ = 0.60, sin θ = 0.80 (a 3-4-5 triangle), so the reactive power is Q = S sin θ = 1500 × 0.80 = 1200 var, positive because the current lags. Check: √(900² + 1200²) = 1500 VA.</w:t>
+      </w:r>
+    </w:p>
+    <w:p>
+      <w:pPr>
+        <w:spacing w:after="200" w:line="276"/>
+      </w:pPr>
+      <w:r>
+        <w:rPr>
+          <w:b/>
+          <w:bCs/>
+        </w:rPr>
+        <w:t xml:space="preserve">3. </w:t>
+      </w:r>
+      <w:r>
+        <w:t xml:space="preserve">In a pure inductance the current lags the voltage by exactly 90°, so cos θ = 0 and P = V_rms I_rms cos θ = 0. Current flows, but for half of each cycle the inductor stores energy in its field and for the other half it returns it to the source. The net energy per cycle is zero; only the wiring's resistance turns some of the circulating current into heat.</w:t>
+      </w:r>
+    </w:p>
+    <w:p>
+      <w:pPr>
+        <w:spacing w:after="200" w:line="276"/>
+      </w:pPr>
+      <w:r>
+        <w:rPr>
+          <w:b/>
+          <w:bCs/>
+        </w:rPr>
+        <w:t xml:space="preserve">4. </w:t>
+      </w:r>
+      <w:r>
+        <w:t xml:space="preserve">Real power: P = V_rms I_rms × PF = 120 × 2.5 × 0.85 = 255 W. Energy per day: 0.255 kW × 10 h = 2.55 kWh; per 30-day month, 76.5 kWh. Cost: 76.5 kWh × $0.25/kWh ≈ $19.13 per month. A dashboard that multiplied RMS volts by RMS amps would report 300 VA and overstate the bill by about 18 %.</w:t>
       </w:r>
     </w:p>
     <w:p>
@@ -30406,39 +32946,74 @@
         <w:spacing w:after="200" w:line="276"/>
       </w:pPr>
       <w:r>
-        <w:t xml:space="preserve">1. ω₀ = 1/√(LC) = 1/√[(5.0×10⁻³)(20×10⁻⁹)] = 1/√(1.0×10⁻¹⁰) = 1/(1.0×10⁻⁵) = 1.0×10⁵ rad/s. f₀ = ω₀/(2π) ≈ 15,915 Hz, about 15.9 kHz.</w:t>
-      </w:r>
-    </w:p>
-    <w:p>
-      <w:pPr>
-        <w:spacing w:after="200" w:line="276"/>
-      </w:pPr>
-      <w:r>
-        <w:t xml:space="preserve">2. Q = ω₀L/R = (1.0×10⁵)(5.0×10⁻³)/2.0 = 500/2.0 = 250.</w:t>
-      </w:r>
-    </w:p>
-    <w:p>
-      <w:pPr>
-        <w:spacing w:after="200" w:line="276"/>
-      </w:pPr>
-      <w:r>
-        <w:t xml:space="preserve">3. Turns ratio (secondary/primary) = 120/480 = 0.25. Apparent power must match: I₁ = I₂ × (N₂/N₁) = 20 × 0.25 = 5.0 A.</w:t>
-      </w:r>
-    </w:p>
-    <w:p>
-      <w:pPr>
-        <w:spacing w:after="200" w:line="276"/>
-      </w:pPr>
-      <w:r>
-        <w:t xml:space="preserve">4. Transmitting at very high voltage minimizes the current needed to deliver a given amount of power (since P = VI, a larger V allows a smaller I for the same P), and resistive losses in the transmission wires scale as I²R — so minimizing current, even at the cost of a very high and otherwise impractical voltage on the transmission line itself, dramatically reduces wasted power over long distances. Transformers then step that high voltage back down to safe, usable levels at each end, exploiting exactly the voltage-for-current tradeoff this chapter describes.</w:t>
-      </w:r>
-    </w:p>
-    <w:p>
-      <w:pPr>
-        <w:spacing w:after="200" w:line="276"/>
-      </w:pPr>
-      <w:r>
-        <w:t xml:space="preserve">5. ω_c = 1/(RC) = 1/[(2.2×10³)(47×10⁻⁹)] ≈ 9671 rad/s. f_c = ω_c/(2π) ≈ 1539 Hz.</w:t>
+        <w:rPr>
+          <w:b/>
+          <w:bCs/>
+        </w:rPr>
+        <w:t xml:space="preserve">1. </w:t>
+      </w:r>
+      <w:r>
+        <w:t xml:space="preserve">ω₀ = 1/√(LC) = 1/√[(5.0×10⁻³)(20×10⁻⁹)] = 1/√(1.0×10⁻¹⁰) = 1.0×10⁵ rad/s. f₀ = ω₀/(2π) ≈ 15 915 Hz, about 15.9 kHz.</w:t>
+      </w:r>
+    </w:p>
+    <w:p>
+      <w:pPr>
+        <w:spacing w:after="200" w:line="276"/>
+      </w:pPr>
+      <w:r>
+        <w:rPr>
+          <w:b/>
+          <w:bCs/>
+        </w:rPr>
+        <w:t xml:space="preserve">2. </w:t>
+      </w:r>
+      <w:r>
+        <w:t xml:space="preserve">For a series RLC circuit, Q = ω₀L/R = (1.0×10⁵)(5.0×10⁻³)/2.0 = 500/2.0 = 250. That is a very sharp resonance: the bandwidth is f₀/Q ≈ 64 Hz.</w:t>
+      </w:r>
+    </w:p>
+    <w:p>
+      <w:pPr>
+        <w:spacing w:after="200" w:line="276"/>
+      </w:pPr>
+      <w:r>
+        <w:rPr>
+          <w:b/>
+          <w:bCs/>
+        </w:rPr>
+        <w:t xml:space="preserve">3. </w:t>
+      </w:r>
+      <w:r>
+        <w:t xml:space="preserve">The turns ratio is N₂/N₁ = 120/480 = 0.25. An ideal transformer conserves power, so V₁I₁ = V₂I₂ and I₁ = I₂(N₂/N₁) = 20 × 0.25 = 5.0 A. Check: 480 × 5.0 = 2400 VA = 120 × 20.</w:t>
+      </w:r>
+    </w:p>
+    <w:p>
+      <w:pPr>
+        <w:spacing w:after="200" w:line="276"/>
+      </w:pPr>
+      <w:r>
+        <w:rPr>
+          <w:b/>
+          <w:bCs/>
+        </w:rPr>
+        <w:t xml:space="preserve">4. </w:t>
+      </w:r>
+      <w:r>
+        <w:t xml:space="preserve">For a given power P = VI, a higher voltage needs less current, and the loss in the line is I²R. Raising the voltage tenfold cuts the current tenfold and the line loss a hundredfold. Transformers make the trade cheap: step up at the power station, transmit at hundreds of kilovolts, and step down in stages near the consumer.</w:t>
+      </w:r>
+    </w:p>
+    <w:p>
+      <w:pPr>
+        <w:spacing w:after="200" w:line="276"/>
+      </w:pPr>
+      <w:r>
+        <w:rPr>
+          <w:b/>
+          <w:bCs/>
+        </w:rPr>
+        <w:t xml:space="preserve">5. </w:t>
+      </w:r>
+      <w:r>
+        <w:t xml:space="preserve">f_c = 1/(2πRC) = 1/[2π(2.2×10³)(47×10⁻⁹)] ≈ 1539 Hz, about 1.54 kHz. The same formula holds for low-pass and high-pass; only which element the output is taken across changes.</w:t>
       </w:r>
     </w:p>
     <w:p>
@@ -30455,31 +33030,59 @@
         <w:spacing w:after="200" w:line="276"/>
       </w:pPr>
       <w:r>
-        <w:t xml:space="preserve">1. Normalized impedance: z = (30+j40)/50 = 0.6 + j0.8. Γ = (z−1)/(z+1) = (−0.4+j0.8)/(1.6+j0.8). Multiplying numerator and denominator by the conjugate of the denominator gives Γ = j1.6/3.2 = j0.5, i.e., Γ = 0.5∠ 90°.</w:t>
-      </w:r>
-    </w:p>
-    <w:p>
-      <w:pPr>
-        <w:spacing w:after="200" w:line="276"/>
-      </w:pPr>
-      <w:r>
-        <w:t xml:space="preserve">2. VSWR = (1+0.5)/(1−0.5) = 1.5/0.5 = 3.0. Return loss = −20log₁₀(0.5) ≈ 6.02 dB.</w:t>
-      </w:r>
-    </w:p>
-    <w:p>
-      <w:pPr>
-        <w:spacing w:after="200" w:line="276"/>
-      </w:pPr>
-      <w:r>
-        <w:t xml:space="preserve">3. Since R_L = 20 Ω &lt; Z₀ = 50 Ω, a series reactance is added first: X_s = √[R_L(Z₀−R_L)] = √(20×30) = √600 ≈ 24.49 Ω, giving L = X_s/ω = 24.49/(2π×5×10⁸) ≈ 7.80 nH. The remaining susceptance is B_p = X_s/(R_L²+X_s²) = 24.49/1000 ≈ 0.02449 S, canceled by a shunt capacitor C = B_p/ω ≈ 7.80 pF.</w:t>
-      </w:r>
-    </w:p>
-    <w:p>
-      <w:pPr>
-        <w:spacing w:after="200" w:line="276"/>
-      </w:pPr>
-      <w:r>
-        <w:t xml:space="preserve">4. X_L ≥ 8×75 = 600 Ω. L_min = X_L/ω = 600/(2π×9×10⁸) ≈ 106.1 nH.</w:t>
+        <w:rPr>
+          <w:b/>
+          <w:bCs/>
+        </w:rPr>
+        <w:t xml:space="preserve">1. </w:t>
+      </w:r>
+      <w:r>
+        <w:t xml:space="preserve">Normalize: z = Z_L/Z₀ = (30 + j40)/50 = 0.6 + j0.8. Then Γ = (z − 1)/(z + 1) = (−0.4 + j0.8)/(1.6 + j0.8). Multiply above and below by the conjugate 1.6 − j0.8: the numerator becomes (−0.4)(1.6) + 0.64 + j(1.28 + 0.32) = j1.6, and the denominator 1.6² + 0.8² = 3.2. So Γ = j0.5 = 0.5∠90°. Check: |Γ| &lt; 1, as it must be for a passive load.</w:t>
+      </w:r>
+    </w:p>
+    <w:p>
+      <w:pPr>
+        <w:spacing w:after="200" w:line="276"/>
+      </w:pPr>
+      <w:r>
+        <w:rPr>
+          <w:b/>
+          <w:bCs/>
+        </w:rPr>
+        <w:t xml:space="preserve">2. </w:t>
+      </w:r>
+      <w:r>
+        <w:t xml:space="preserve">VSWR = (1 + |Γ|)/(1 − |Γ|) = 1.5/0.5 = 3.0. Return loss = −20 log₁₀|Γ| = −20 log₁₀ 0.5 ≈ 6.0 dB. A quarter of the power is reflected (|Γ|² = 0.25), so about 1.25 dB is lost at this mismatch.</w:t>
+      </w:r>
+    </w:p>
+    <w:p>
+      <w:pPr>
+        <w:spacing w:after="200" w:line="276"/>
+      </w:pPr>
+      <w:r>
+        <w:rPr>
+          <w:b/>
+          <w:bCs/>
+        </w:rPr>
+        <w:t xml:space="preserve">3. </w:t>
+      </w:r>
+      <w:r>
+        <w:t xml:space="preserve">R_L = 20 Ω is below 50 Ω, so put the series element next to the load and the shunt element on the 50 Ω side. Q = √(50/20 − 1) = √1.5 ≈ 1.225. Series reactance: X_s = QR_L ≈ 24.5 Ω, an inductor of L = X_s/ω = 24.5/(2π × 5×10⁸) ≈ 7.80 nH. Shunt reactance: X_p = R_s/Q = 50/1.225 ≈ 40.8 Ω, a capacitor of C = 1/(ωX_p) ≈ 7.80 pF. Check: 20 + j24.5 Ω has admittance 0.02 − j0.0245 S; the capacitor adds +j0.0245 S, leaving 0.02 S, which is 50 Ω.</w:t>
+      </w:r>
+    </w:p>
+    <w:p>
+      <w:pPr>
+        <w:spacing w:after="200" w:line="276"/>
+      </w:pPr>
+      <w:r>
+        <w:rPr>
+          <w:b/>
+          <w:bCs/>
+        </w:rPr>
+        <w:t xml:space="preserve">4. </w:t>
+      </w:r>
+      <w:r>
+        <w:t xml:space="preserve">X_L ≥ 8 × 75 = 600 Ω. L = X_L/ω = 600/(2π × 9×10⁸) ≈ 1.06×10⁻⁷ H, about 106 nH. Choose the next standard value up, 120 nH, and check its self-resonant frequency is well above 900 MHz.</w:t>
       </w:r>
     </w:p>
     <w:p>
@@ -30496,52 +33099,89 @@
         <w:spacing w:after="200" w:line="276"/>
       </w:pPr>
       <w:r>
-        <w:t xml:space="preserve">1. KCL enforces that charge cannot accumulate at an ordinary node, a direct restatement of charge conservation applied at a single point. KVL enforces that traveling around any closed loop back to your starting point produces zero net change in potential, which follows because electric potential (Chapter 5) is a well-defined function of position — its value at a point does not depend on the path taken to reach that point, so a round trip back to the same point must return to the same potential.</w:t>
-      </w:r>
-    </w:p>
-    <w:p>
-      <w:pPr>
-        <w:spacing w:after="200" w:line="276"/>
-      </w:pPr>
-      <w:r>
-        <w:t xml:space="preserve">2. Nodal analysis is generally preferable when a circuit has fewer independent nodes than meshes, and is especially natural when current sources are present, since a current source's value slots directly into a node's KCL equation as a known injected current. Mesh analysis is generally preferable when a circuit has fewer meshes than nodes, and is especially natural when voltage sources dominate, since a voltage source's value slots directly into a mesh's KVL equation.</w:t>
-      </w:r>
-    </w:p>
-    <w:p>
-      <w:pPr>
-        <w:spacing w:after="200" w:line="276"/>
-      </w:pPr>
-      <w:r>
-        <w:t xml:space="preserve">3. As load resistance increases from zero, load voltage rises from zero toward V_Th and load current falls from its short-circuit maximum toward zero. Power delivered to the load is maximized at R_L = R_Th, per the maximum power transfer theorem — not at either extreme, but at this specific intermediate matching condition.</w:t>
-      </w:r>
-    </w:p>
-    <w:p>
-      <w:pPr>
-        <w:spacing w:after="200" w:line="276"/>
-      </w:pPr>
-      <w:r>
-        <w:t xml:space="preserve">4. Superposition relies on linearity: each source's contribution to a voltage or current can be found independently and added, because the equations relating sources to voltages/currents (Ohm's law, KCL, KVL) are all linear in the sources. Power depends on the square of voltage or current (or their product), and squaring/multiplying two independently-superposed quantities is not the same as summing their individually-computed squares/products, due to the cross term that this nonlinear operation introduces — so superposition, valid for voltage and current, does not carry over to power.</w:t>
-      </w:r>
-    </w:p>
-    <w:p>
-      <w:pPr>
-        <w:spacing w:after="200" w:line="276"/>
-      </w:pPr>
-      <w:r>
-        <w:t xml:space="preserve">5. Below resonance, ωL (inductive reactance) is smaller than 1/(ωC) (capacitive reactance), since inductive reactance grows with frequency while capacitive reactance shrinks with it — so at a frequency below where they are exactly equal (resonance), the capacitive term still dominates, making the net reactance capacitive.</w:t>
-      </w:r>
-    </w:p>
-    <w:p>
-      <w:pPr>
-        <w:spacing w:after="200" w:line="276"/>
-      </w:pPr>
-      <w:r>
-        <w:t xml:space="preserve">6. An ideal transformer delivers the same apparent power (S = VI) on its secondary as it receives on its primary — no power is created or destroyed by an ideal transformer, only redistributed between voltage and current. If V is scaled up by some factor on one side, I must be scaled down by that same factor on the other side to keep the product VI (and hence S) unchanged, which is exactly why voltage and current transform in mutually inverse proportion to the turns ratio.</w:t>
-      </w:r>
-    </w:p>
-    <w:p>
-      <w:r>
-        <w:br w:type="page"/>
+        <w:rPr>
+          <w:b/>
+          <w:bCs/>
+        </w:rPr>
+        <w:t xml:space="preserve">1. </w:t>
+      </w:r>
+      <w:r>
+        <w:t xml:space="preserve">KCL says the currents into a node sum to zero. A node stores no charge, and charge is conserved, so whatever flows in must flow out at the same instant. KVL says the voltages around a closed loop sum to zero. Potential is a property of position, like height on a map: walk any loop back to where you started and you are at the same potential, so the rises and drops must cancel.</w:t>
+      </w:r>
+    </w:p>
+    <w:p>
+      <w:pPr>
+        <w:spacing w:after="200" w:line="276"/>
+      </w:pPr>
+      <w:r>
+        <w:rPr>
+          <w:b/>
+          <w:bCs/>
+        </w:rPr>
+        <w:t xml:space="preserve">2. </w:t>
+      </w:r>
+      <w:r>
+        <w:t xml:space="preserve">Count the equations. Nodal analysis needs one per node minus the reference; mesh analysis needs one per mesh. Choose the method with fewer. Current sources favor nodal analysis, because they drop straight into a KCL equation; voltage sources favor mesh analysis, because they drop straight into a KVL equation. A non-planar circuit rules out mesh analysis.</w:t>
+      </w:r>
+    </w:p>
+    <w:p>
+      <w:pPr>
+        <w:spacing w:after="200" w:line="276"/>
+      </w:pPr>
+      <w:r>
+        <w:rPr>
+          <w:b/>
+          <w:bCs/>
+        </w:rPr>
+        <w:t xml:space="preserve">3. </w:t>
+      </w:r>
+      <w:r>
+        <w:t xml:space="preserve">At R_L = 0 the load voltage is zero and the current is at its maximum, V_Th/R_Th. As R_L rises, the voltage rises toward V_Th and the current falls toward zero. Power, the product of the two, is zero at both ends and peaks between them, at R_L = R_Th, where the load gets V_Th²/(4R_Th).</w:t>
+      </w:r>
+    </w:p>
+    <w:p>
+      <w:pPr>
+        <w:spacing w:after="200" w:line="276"/>
+      </w:pPr>
+      <w:r>
+        <w:rPr>
+          <w:b/>
+          <w:bCs/>
+        </w:rPr>
+        <w:t xml:space="preserve">4. </w:t>
+      </w:r>
+      <w:r>
+        <w:t xml:space="preserve">Superposition works because voltages and currents depend linearly on the sources: double a source and its contribution doubles. Power depends on the square of current (or the product of voltage and current), and (a + b)² ≠ a² + b²; the cross term 2ab is missing from the sum of the separate powers. So superpose voltages and currents, then compute power from the totals.</w:t>
+      </w:r>
+    </w:p>
+    <w:p>
+      <w:pPr>
+        <w:spacing w:after="200" w:line="276"/>
+      </w:pPr>
+      <w:r>
+        <w:rPr>
+          <w:b/>
+          <w:bCs/>
+        </w:rPr>
+        <w:t xml:space="preserve">5. </w:t>
+      </w:r>
+      <w:r>
+        <w:t xml:space="preserve">Below resonance, ωL is smaller than 1/(ωC): the inductive reactance has fallen with frequency and the capacitive reactance has risen. The net reactance ωL − 1/(ωC) is negative, so the circuit is capacitive and the current leads the voltage.</w:t>
+      </w:r>
+    </w:p>
+    <w:p>
+      <w:pPr>
+        <w:spacing w:after="200" w:line="276"/>
+      </w:pPr>
+      <w:r>
+        <w:rPr>
+          <w:b/>
+          <w:bCs/>
+        </w:rPr>
+        <w:t xml:space="preserve">6. </w:t>
+      </w:r>
+      <w:r>
+        <w:t xml:space="preserve">An ideal transformer neither stores nor dissipates energy, so the power into the primary equals the power out of the secondary: V₁I₁ = V₂I₂. The voltages follow the turns ratio, V₂/V₁ = N₂/N₁. For the products to stay equal, the currents must follow the inverse ratio, I₂/I₁ = N₁/N₂. Step the voltage up tenfold and the current steps down tenfold.</w:t>
       </w:r>
     </w:p>
     <w:p>
@@ -30579,6 +33219,21 @@
           <w:b/>
           <w:bCs/>
         </w:rPr>
+        <w:t xml:space="preserve">ADC (analog-to-digital converter) — </w:t>
+      </w:r>
+      <w:r>
+        <w:t xml:space="preserve">a circuit that turns a voltage into a number; an N-bit ADC splits its range into 2ᴺ steps.</w:t>
+      </w:r>
+    </w:p>
+    <w:p>
+      <w:pPr>
+        <w:spacing w:after="200" w:line="276"/>
+      </w:pPr>
+      <w:r>
+        <w:rPr>
+          <w:b/>
+          <w:bCs/>
+        </w:rPr>
         <w:t xml:space="preserve">Admittance — </w:t>
       </w:r>
       <w:r>
@@ -31014,6 +33669,21 @@
           <w:b/>
           <w:bCs/>
         </w:rPr>
+        <w:t xml:space="preserve">Hysteresis — </w:t>
+      </w:r>
+      <w:r>
+        <w:t xml:space="preserve">two switching thresholds instead of one, so that a slowly changing or noisy input causes one clean change of state instead of chatter.</w:t>
+      </w:r>
+    </w:p>
+    <w:p>
+      <w:pPr>
+        <w:spacing w:after="200" w:line="276"/>
+      </w:pPr>
+      <w:r>
+        <w:rPr>
+          <w:b/>
+          <w:bCs/>
+        </w:rPr>
         <w:t xml:space="preserve">Impedance (Z) — </w:t>
       </w:r>
       <w:r>
@@ -31074,6 +33744,21 @@
           <w:b/>
           <w:bCs/>
         </w:rPr>
+        <w:t xml:space="preserve">I²C — </w:t>
+      </w:r>
+      <w:r>
+        <w:t xml:space="preserve">a two-wire bus (clock and data) on which chips only pull the lines low and pull-up resistors return them high.</w:t>
+      </w:r>
+    </w:p>
+    <w:p>
+      <w:pPr>
+        <w:spacing w:after="200" w:line="276"/>
+      </w:pPr>
+      <w:r>
+        <w:rPr>
+          <w:b/>
+          <w:bCs/>
+        </w:rPr>
         <w:t xml:space="preserve">j — </w:t>
       </w:r>
       <w:r>
@@ -31119,6 +33804,21 @@
           <w:b/>
           <w:bCs/>
         </w:rPr>
+        <w:t xml:space="preserve">LDR (light-dependent resistor) — </w:t>
+      </w:r>
+      <w:r>
+        <w:t xml:space="preserve">a photoresistor whose resistance falls as the light on it increases.</w:t>
+      </w:r>
+    </w:p>
+    <w:p>
+      <w:pPr>
+        <w:spacing w:after="200" w:line="276"/>
+      </w:pPr>
+      <w:r>
+        <w:rPr>
+          <w:b/>
+          <w:bCs/>
+        </w:rPr>
         <w:t xml:space="preserve">Lenz's law — </w:t>
       </w:r>
       <w:r>
@@ -31134,6 +33834,51 @@
           <w:b/>
           <w:bCs/>
         </w:rPr>
+        <w:t xml:space="preserve">Level shifting — </w:t>
+      </w:r>
+      <w:r>
+        <w:t xml:space="preserve">converting a logic signal between two supply voltages, such as 5 V and 3.3 V.</w:t>
+      </w:r>
+    </w:p>
+    <w:p>
+      <w:pPr>
+        <w:spacing w:after="200" w:line="276"/>
+      </w:pPr>
+      <w:r>
+        <w:rPr>
+          <w:b/>
+          <w:bCs/>
+        </w:rPr>
+        <w:t xml:space="preserve">Load cell — </w:t>
+      </w:r>
+      <w:r>
+        <w:t xml:space="preserve">a metal element carrying strain gauges wired as a bridge, whose output is proportional to the force or weight on it.</w:t>
+      </w:r>
+    </w:p>
+    <w:p>
+      <w:pPr>
+        <w:spacing w:after="200" w:line="276"/>
+      </w:pPr>
+      <w:r>
+        <w:rPr>
+          <w:b/>
+          <w:bCs/>
+        </w:rPr>
+        <w:t xml:space="preserve">LSB (least significant bit) — </w:t>
+      </w:r>
+      <w:r>
+        <w:t xml:space="preserve">the smallest step an ADC can resolve: its full-scale range divided by 2ᴺ.</w:t>
+      </w:r>
+    </w:p>
+    <w:p>
+      <w:pPr>
+        <w:spacing w:after="200" w:line="276"/>
+      </w:pPr>
+      <w:r>
+        <w:rPr>
+          <w:b/>
+          <w:bCs/>
+        </w:rPr>
         <w:t xml:space="preserve">Magnetic field (B) — </w:t>
       </w:r>
       <w:r>
@@ -31374,6 +34119,21 @@
           <w:b/>
           <w:bCs/>
         </w:rPr>
+        <w:t xml:space="preserve">Pull-up resistor — </w:t>
+      </w:r>
+      <w:r>
+        <w:t xml:space="preserve">a resistor from a signal line to the supply that holds the line high unless something pulls it low.</w:t>
+      </w:r>
+    </w:p>
+    <w:p>
+      <w:pPr>
+        <w:spacing w:after="200" w:line="276"/>
+      </w:pPr>
+      <w:r>
+        <w:rPr>
+          <w:b/>
+          <w:bCs/>
+        </w:rPr>
         <w:t xml:space="preserve">Quality factor (Q) — </w:t>
       </w:r>
       <w:r>
@@ -31599,6 +34359,21 @@
           <w:b/>
           <w:bCs/>
         </w:rPr>
+        <w:t xml:space="preserve">Thermistor — </w:t>
+      </w:r>
+      <w:r>
+        <w:t xml:space="preserve">a resistor made to change strongly with temperature; an NTC type's resistance falls as it warms.</w:t>
+      </w:r>
+    </w:p>
+    <w:p>
+      <w:pPr>
+        <w:spacing w:after="200" w:line="276"/>
+      </w:pPr>
+      <w:r>
+        <w:rPr>
+          <w:b/>
+          <w:bCs/>
+        </w:rPr>
         <w:t xml:space="preserve">Thevenin equivalent — </w:t>
       </w:r>
       <w:r>
@@ -31693,6 +34468,21 @@
       </w:r>
       <w:r>
         <w:t xml:space="preserve">A pair of series resistors that splits an applied voltage between them in proportion to their resistances.</w:t>
+      </w:r>
+    </w:p>
+    <w:p>
+      <w:pPr>
+        <w:spacing w:after="200" w:line="276"/>
+      </w:pPr>
+      <w:r>
+        <w:rPr>
+          <w:b/>
+          <w:bCs/>
+        </w:rPr>
+        <w:t xml:space="preserve">Wheatstone bridge — </w:t>
+      </w:r>
+      <w:r>
+        <w:t xml:space="preserve">two voltage dividers side by side with the output taken between their midpoints, zero when balanced.</w:t>
       </w:r>
     </w:p>
     <w:p>
@@ -31760,7 +34550,7 @@
         <w:spacing w:after="200" w:line="276"/>
       </w:pPr>
       <w:r>
-        <w:t xml:space="preserve">Coulomb's law quantifies the force between two point charges: proportional to the product of the charges, inversely proportional to the square of their separation. The inverse-square form reflects the geometry of a spreading sphere and reappears throughout physics. Superposition — that forces from multiple sources simply add as vectors — is what makes any charge configuration, however complex, tractable in principle, even though the bookkeeping quickly becomes the practical bottleneck rather than the physics itself.</w:t>
+        <w:t xml:space="preserve">Coulomb's law quantifies the force between two point charges: proportional to the product of the charges, inversely proportional to the square of their separation. The inverse-square form reflects the geometry of a spreading sphere and reappears throughout physics. Superposition — that forces from multiple sources add as vectors — is what makes any charge configuration, however complex, tractable in principle, even though the bookkeeping quickly becomes the practical bottleneck rather than the physics itself.</w:t>
       </w:r>
     </w:p>
     <w:p>
@@ -31864,6 +34654,9 @@
       <w:r>
         <w:t xml:space="preserve">Ohm's law, V = IR, is an empirical rule (not a fundamental law) that holds well for metals and manufactured resistors, though it fails deliberately for diodes and transistors later in this series. Power dissipated in a resistor, P = IV = I²R = V²/R, is converted irreversibly to heat. Resistors combine by direct addition in series and reciprocal sum in parallel — the opposite pattern from capacitors — and a series pair forms a voltage divider, one of the most common sub-circuits in all of electronics.</w:t>
       </w:r>
+      <w:r>
+        <w:t xml:space="preserve"> The LED's series resistor works from a 3.3 V microcontroller pin too, and a light-dependent resistor in a divider turns light into a voltage.</w:t>
+      </w:r>
     </w:p>
     <w:p>
       <w:pPr>
@@ -31896,7 +34689,7 @@
         <w:spacing w:after="200" w:line="276"/>
       </w:pPr>
       <w:r>
-        <w:t xml:space="preserve">Moving charge does not just respond to magnetic fields — it produces them, unifying electricity and magnetism into a single phenomenon. A long straight wire produces a field falling off as 1/r; two such wires attract if their currents run the same direction and repel if opposite, the reverse of the static-charge rule. Ampere's law provides the same kind of symmetry-exploiting shortcut for magnetic fields that Gauss's law provides for electric fields, most usefully in deriving the uniform field inside a solenoid, whose strength can be amplified enormously by a ferromagnetic core.</w:t>
+        <w:t xml:space="preserve">Moving charge does not only respond to magnetic fields — it produces them, unifying electricity and magnetism into a single phenomenon. A long straight wire produces a field falling off as 1/r; two such wires attract if their currents run the same direction and repel if opposite, the reverse of the static-charge rule. Ampere's law provides the same kind of symmetry-exploiting shortcut for magnetic fields that Gauss's law provides for electric fields, most usefully in deriving the uniform field inside a solenoid, whose strength can be amplified enormously by a ferromagnetic core.</w:t>
       </w:r>
     </w:p>
     <w:p>
@@ -31983,6 +34776,9 @@
       <w:r>
         <w:t xml:space="preserve">A measurement includes its uncertainty. Significant figures describe how to report a result, not how to compute one, so do not round intermediate steps. Relative uncertainties add for products; absolute uncertainties add for sums. Subtracting nearly equal numbers destroys precision. Accuracy, precision, and resolution are three different things.</w:t>
       </w:r>
+      <w:r>
+        <w:t xml:space="preserve"> An ADC's resolution (0.71 mV per count on the ESP32-S3) is not its accuracy (about ±50 mV), and a sensor reading is only as good as the constants behind it, such as the temperature-dependent speed of sound.</w:t>
+      </w:r>
     </w:p>
     <w:p>
       <w:pPr>
@@ -32034,6 +34830,9 @@
       <w:r>
         <w:t xml:space="preserve">Read a transfer function at its limits before plotting it: low-frequency asymptote, high-frequency asymptote, and behavior at the corner give the shape. Log axes turn power laws into straight lines whose slope reveals the order of the system. A logarithmic axis has no zero.</w:t>
       </w:r>
+      <w:r>
+        <w:t xml:space="preserve"> A trend is a slope: the weather station's pressure change per hour, where a constant offset cancels and only the relative accuracy matters.</w:t>
+      </w:r>
     </w:p>
     <w:p>
       <w:pPr>
@@ -32187,6 +34986,9 @@
       <w:r>
         <w:t xml:space="preserve">Series/parallel reduction, whenever it applies, is the fastest path to a solution. The voltage divider splits voltage in proportion to each resistor's own value; the current divider splits current in proportion to the other resistor's value — an inversion worth rederiving rather than memorizing.</w:t>
       </w:r>
+      <w:r>
+        <w:t xml:space="preserve"> Most sensors are dividers: a thermistor or LDR changes a resistance and a divider turns it into a voltage. A Wheatstone bridge removes the large common voltage so a small change can be compared or amplified, which is how an analog thermostat and a load cell work, and a divider also brings a 5 V signal safely down to 3.3 V.</w:t>
+      </w:r>
     </w:p>
     <w:p>
       <w:pPr>
@@ -32289,6 +35091,9 @@
       <w:r>
         <w:t xml:space="preserve">RC and RL circuits, following a switching event, relax exponentially toward a new steady state, governed by the time constant τ = RC or τ = L/R. Every such transient follows the same general form, x(t) = x_final + (x_initial − x_final)e^(−t/τ), regardless of which specific quantity or circuit is involved.</w:t>
       </w:r>
+      <w:r>
+        <w:t xml:space="preserve"> The same exponential sets how long a debounced button takes to settle and how fast an I²C bus can run: t_r = 0.8473RC from 30 % to 70 %.</w:t>
+      </w:r>
     </w:p>
     <w:p>
       <w:pPr>
@@ -32323,6 +35128,9 @@
       <w:r>
         <w:t xml:space="preserve">Average AC power is P = V_rms I_rms cosθ, where cosθ, the power factor, measures what fraction of the apparent power (S = V_rms I_rms) is real, useful power (P) rather than reactive power (Q) that is exchanged but not net-delivered. Low power factor means larger current for the same real power, and correspondingly larger transmission losses — the practical reason power factor correction matters.</w:t>
       </w:r>
+      <w:r>
+        <w:t xml:space="preserve"> An energy dashboard multiplies real power by time; cycling appliances need their average power, and multiplying RMS volts by RMS amps overstates the cost of motor loads.</w:t>
+      </w:r>
     </w:p>
     <w:p>
       <w:pPr>
@@ -32372,7 +35180,7 @@
         <w:spacing w:after="200" w:line="276"/>
       </w:pPr>
       <w:r>
-        <w:t xml:space="preserve">Every technique in this book applies only to linear circuits. The next book introduces the nonlinear semiconductor devices — diodes, transistors — that make up the bulk of real electronics, and shows how their small-signal, linearized behavior around a fixed operating point reduces, once again, to exactly the linear circuit analysis this book has built.</w:t>
+        <w:t xml:space="preserve">Every technique in this book applies only to linear circuits. Books 2 and 3 introduce the nonlinear semiconductor devices — diodes, transistors — that make up the bulk of real electronics, and Book 3 shows how their small-signal, linearized behavior around a fixed operating point reduces, once again, to exactly the linear circuit analysis this book has built.</w:t>
       </w:r>
     </w:p>
     <w:p>
@@ -32853,7 +35661,7 @@
         <w:t xml:space="preserve"> — </w:t>
       </w:r>
       <w:r>
-        <w:t>the standard next-level circuits textbook, with far more worked problems and a treatment of Laplace-domain circuit analysis that this book only opens the door to in Chapter 24.</w:t>
+        <w:t>the standard next-level circuits textbook, with far more worked problems and a treatment of Laplace-domain circuit analysis that this book only opens the door to in Chapter 25.</w:t>
       </w:r>
     </w:p>
     <w:p>
@@ -32961,7 +35769,7 @@
         <w:t xml:space="preserve"> — </w:t>
       </w:r>
       <w:r>
-        <w:t>written by the chart's originator, often referred to simply as the Smith Chart Handbook; the most thorough single-topic treatment of the chart itself and its graphical constructions.</w:t>
+        <w:t>written by the chart's originator, often referred to as the Smith Chart Handbook; the most thorough single-topic treatment of the chart itself and its graphical constructions.</w:t>
       </w:r>
     </w:p>
     <w:p>

--- a/EE - SERIES/Foundations_Book1.docx
+++ b/EE - SERIES/Foundations_Book1.docx
@@ -27834,6 +27834,26 @@
       </w:pPr>
       <w:r>
         <w:t xml:space="preserve">Packaging, Layout, EMC, and Test (Book 7)</w:t>
+      </w:r>
+    </w:p>
+    <w:p>
+      <w:pPr>
+        <w:spacing w:after="20" w:line="276" w:before="0"/>
+        <w:ind w:left="360" w:firstLine="0" w:right="0"/>
+        <w:jc w:val="left"/>
+      </w:pPr>
+      <w:r>
+        <w:t xml:space="preserve">Firmware and Software for Electronics (Book 8)</w:t>
+      </w:r>
+    </w:p>
+    <w:p>
+      <w:pPr>
+        <w:spacing w:after="20" w:line="276" w:before="0"/>
+        <w:ind w:left="360" w:firstLine="0" w:right="0"/>
+        <w:jc w:val="left"/>
+      </w:pPr>
+      <w:r>
+        <w:t xml:space="preserve">Test and Measurement Instruments (Book 9)</w:t>
       </w:r>
     </w:p>
     <w:p>

--- a/EE - SERIES/Foundations_Book1.docx
+++ b/EE - SERIES/Foundations_Book1.docx
@@ -278,15 +278,15 @@
         <w:spacing w:after="200" w:line="276"/>
       </w:pPr>
       <w:r>
-        <w:t>This book is the first of seven, together covering the full breadth of electrical engineering from first principles through to its specialized and emerging edges. Each of the seven books corresponds to one tier of a single master topic list, built so that each tier's material is gathered into one volume rather than scattered across a shelf of disconnected textbooks, and so that each book assumes only the books before it — never the ones after.</w:t>
-      </w:r>
-    </w:p>
-    <w:p>
-      <w:pPr>
-        <w:spacing w:after="200" w:line="276"/>
-      </w:pPr>
-      <w:r>
-        <w:t>The overall arc runs from foundations (this book) through circuits, components, and control, and through semiconductor devices, out into RF, microwave, and millimeter-wave engineering, across the communication and wireless systems built from them, through power and energy, and finally into the physical product: packaging, layout, electromagnetic compatibility, and test, where every earlier book meets the others. The full list:</w:t>
+        <w:t>This book is the first of nine, covering the foundations on which the rest of the Electrical Engineering Series builds. Each volume gathers one tier of the master topic list into a single book and assumes only the books before it, never those that follow.</w:t>
+      </w:r>
+    </w:p>
+    <w:p>
+      <w:pPr>
+        <w:spacing w:after="200" w:line="276"/>
+      </w:pPr>
+      <w:r>
+        <w:t>The series runs from foundations through circuits, semiconductor devices, RF, communications, power, and embedded software, then into the physical product: packaging, layout, electromagnetic compatibility, and test. The full list:</w:t>
       </w:r>
     </w:p>
     <w:p>
@@ -294,155 +294,61 @@
         <w:spacing w:before="0" w:after="100"/>
       </w:pPr>
       <w:r>
-        <w:rPr>
-          <w:b/>
-        </w:rPr>
-        <w:t>Book</w:t>
-      </w:r>
-      <w:r>
-        <w:rPr>
-          <w:b/>
-        </w:rPr>
-        <w:t xml:space="preserve"> — </w:t>
-      </w:r>
-      <w:r>
-        <w:rPr>
-          <w:b/>
-        </w:rPr>
-        <w:t>Covers</w:t>
-      </w:r>
-    </w:p>
-    <w:p>
-      <w:pPr>
-        <w:spacing w:before="0" w:after="100"/>
-      </w:pPr>
-      <w:r>
-        <w:rPr>
-          <w:b/>
-        </w:rPr>
-        <w:t>1. Foundations (this book)</w:t>
-      </w:r>
-      <w:r>
-        <w:rPr/>
-        <w:t xml:space="preserve"> — </w:t>
-      </w:r>
-      <w:r>
-        <w:rPr/>
-        <w:t>Physics, mathematics, and circuit theory</w:t>
-      </w:r>
-    </w:p>
-    <w:p>
-      <w:pPr>
-        <w:spacing w:before="0" w:after="100"/>
-      </w:pPr>
-      <w:r>
-        <w:rPr>
-          <w:b/>
-        </w:rPr>
-        <w:t>2. Circuits, Components, and Control</w:t>
-      </w:r>
-      <w:r>
-        <w:rPr/>
-        <w:t xml:space="preserve"> — </w:t>
-      </w:r>
-      <w:r>
-        <w:rPr/>
-        <w:t>Analog and digital, op-amps, passives, the classical loop</w:t>
-      </w:r>
-    </w:p>
-    <w:p>
-      <w:pPr>
-        <w:spacing w:before="0" w:after="100"/>
-      </w:pPr>
-      <w:r>
-        <w:rPr>
-          <w:b/>
-        </w:rPr>
-        <w:t>3. Semiconductor Physics and Devices</w:t>
-      </w:r>
-      <w:r>
-        <w:rPr/>
-        <w:t xml:space="preserve"> — </w:t>
-      </w:r>
-      <w:r>
-        <w:rPr/>
-        <w:t>Diodes, BJTs, MOSFETs, FinFET, compound semiconductors</w:t>
-      </w:r>
-    </w:p>
-    <w:p>
-      <w:pPr>
-        <w:spacing w:before="0" w:after="100"/>
-      </w:pPr>
-      <w:r>
-        <w:rPr>
-          <w:b/>
-        </w:rPr>
-        <w:t>4. RF, Microwave, and Transceivers</w:t>
-      </w:r>
-      <w:r>
-        <w:rPr/>
-        <w:t xml:space="preserve"> — </w:t>
-      </w:r>
-      <w:r>
-        <w:rPr/>
-        <w:t>Lines, matching, antennas, PAs, receivers, PLLs, radar</w:t>
-      </w:r>
-    </w:p>
-    <w:p>
-      <w:pPr>
-        <w:spacing w:before="0" w:after="100"/>
-      </w:pPr>
-      <w:r>
-        <w:rPr>
-          <w:b/>
-        </w:rPr>
-        <w:t>5. Communications, Wireless, and SDR</w:t>
-      </w:r>
-      <w:r>
-        <w:rPr/>
-        <w:t xml:space="preserve"> — </w:t>
-      </w:r>
-      <w:r>
-        <w:rPr/>
-        <w:t>Modulation, band plans, DSP and software radio</w:t>
-      </w:r>
-    </w:p>
-    <w:p>
-      <w:pPr>
-        <w:spacing w:before="0" w:after="100"/>
-      </w:pPr>
-      <w:r>
-        <w:rPr>
-          <w:b/>
-        </w:rPr>
-        <w:t>6. Power and Energy</w:t>
-      </w:r>
-      <w:r>
-        <w:rPr/>
-        <w:t xml:space="preserve"> — </w:t>
-      </w:r>
-      <w:r>
-        <w:rPr/>
-        <w:t>Regulators, magnetics, the grid, the rack</w:t>
-      </w:r>
-    </w:p>
-    <w:p>
-      <w:pPr>
-        <w:spacing w:before="0" w:after="100"/>
-      </w:pPr>
-      <w:r>
-        <w:rPr>
-          <w:b/>
-        </w:rPr>
-        <w:t>7. Packaging, Layout, EMC, and Test</w:t>
-      </w:r>
-      <w:r>
-        <w:rPr/>
-        <w:t xml:space="preserve"> — </w:t>
-      </w:r>
-      <w:r>
-        <w:rPr/>
-        <w:t>Boards, packages, cooling, emissions, the accredited lab, robots</w:t>
+        <w:t>Book - Covers</w:t>
+      </w:r>
+    </w:p>
+    <w:p>
+      <w:pPr/>
+      <w:r>
+        <w:t>1. Foundations (this book) - Physics, mathematics, and circuit theory</w:t>
+      </w:r>
+    </w:p>
+    <w:p>
+      <w:pPr/>
+      <w:r>
+        <w:t>2. Circuits, Components, and Control - Analog and digital, op-amps, passives, the classical loop</w:t>
+      </w:r>
+    </w:p>
+    <w:p>
+      <w:pPr/>
+      <w:r>
+        <w:t>3. Semiconductor Physics and Devices - Diodes, BJTs, MOSFETs, FinFET, compound semiconductors</w:t>
+      </w:r>
+    </w:p>
+    <w:p>
+      <w:pPr/>
+      <w:r>
+        <w:t>4. RF, Microwave, and Transceivers - Lines, matching, antennas, PAs, receivers, PLLs, radar</w:t>
+      </w:r>
+    </w:p>
+    <w:p>
+      <w:pPr/>
+      <w:r>
+        <w:t>5. Communications, Wireless, and SDR - Modulation, band plans, DSP and software radio</w:t>
+      </w:r>
+    </w:p>
+    <w:p>
+      <w:pPr/>
+      <w:r>
+        <w:t>6. Power and Energy - Regulators, magnetics, the grid, the rack</w:t>
+      </w:r>
+    </w:p>
+    <w:p>
+      <w:pPr/>
+      <w:r>
+        <w:t>7. Packaging, Layout, EMC, and Test - Boards, packages, cooling, emissions, the accredited lab, robots</w:t>
+      </w:r>
+    </w:p>
+    <w:p>
+      <w:pPr/>
+      <w:r>
+        <w:t>8. Firmware and Software for Electronics - Embedded firmware, software tools, and code-driven electronics</w:t>
+      </w:r>
+    </w:p>
+    <w:p>
+      <w:pPr/>
+      <w:r>
+        <w:t>9. Test and Measurement Instruments - Oscilloscopes, analyzers, calibration, and device characterization</w:t>
       </w:r>
     </w:p>
     <w:p>
@@ -464,13 +370,8 @@
         <w:spacing w:after="120"/>
       </w:pPr>
       <w:r>
-        <w:rPr>
-          <w:b/>
-          <w:bCs/>
-        </w:rPr>
-        <w:t xml:space="preserve">You do not need the other six books to use this one. This book, and each book after it, is written to stand on its own given its stated prerequisites — almost always only the books before it in the list above. Treat the table as a map of where you have been and where a given later interest can take you, not as a syllabus you must complete in order.</w:t>
-      </w:r>
-      <w:r/>
+        <w:t>You do not need the other eight books to use this one. Each volume stands on its own with its stated prerequisites, which are almost always limited to earlier books in the list. Treat the table as a map of where you have been and where a later interest can take you, not as a syllabus you must complete in order.</w:t>
+      </w:r>
     </w:p>
     <w:p>
       <w:r>
@@ -719,7 +620,7 @@
         <w:spacing w:after="200" w:line="276"/>
       </w:pPr>
       <w:r>
-        <w:t xml:space="preserve">In this book the lab appears in Chapter 8 (an LED and a light sensor), Chapter 15 (what an ADC reading is worth, and an ultrasonic range corrected for temperature), Chapter 18 (a pressure trend), Chapter 27 (thermistors, bridges, a load cell, and safe 5 V to 3.3 V connections), Chapter 33 (a debounced button and the I²C bus), and Chapter 35 (an energy dashboard). Three small projects run through those chapters: a Smart Weather Station, a Home Energy Dashboard, and a Smart Refrigerator Monitor. The camera, GPS, LoRa radio, and servo wait for the later books, and Book 7 closes with a robot that draws on every book in the series.</w:t>
+        <w:t>In this book the lab appears in Chapter 8 (an LED and a light sensor), Chapter 15 (what an ADC reading is worth, and an ultrasonic range corrected for temperature), Chapter 18 (a pressure trend), Chapter 27 (thermistors, bridges, a load cell, and safe 5 V to 3.3 V connections), Chapter 33 (a debounced button and the I²C bus), and Chapter 35 (an energy dashboard). Three small projects run through those chapters: a Smart Weather Station, a Home Energy Dashboard, and a Smart Refrigerator Monitor. The camera, GPS, LoRa radio, and servo wait for the later books, and Book 7 closes with a robot that draws on every book in the series. These six activities also form an optional build-first route; follow them in chapter order and return to any earlier explanation when a term or equation is new.</w:t>
       </w:r>
     </w:p>
     <w:p>
@@ -36391,6 +36292,26 @@
       </w:hyperlink>
       <w:r>
         <w:t xml:space="preserve"> (Book 7)</w:t>
+      </w:r>
+    </w:p>
+    <w:p>
+      <w:pPr>
+        <w:spacing w:after="20" w:line="276" w:before="0"/>
+        <w:ind w:left="360" w:firstLine="0" w:right="0"/>
+        <w:jc w:val="left"/>
+      </w:pPr>
+      <w:r>
+        <w:t xml:space="preserve">Firmware and Software for Electronics (Book 8)</w:t>
+      </w:r>
+    </w:p>
+    <w:p>
+      <w:pPr>
+        <w:spacing w:after="20" w:line="276" w:before="0"/>
+        <w:ind w:left="360" w:firstLine="0" w:right="0"/>
+        <w:jc w:val="left"/>
+      </w:pPr>
+      <w:r>
+        <w:t xml:space="preserve">Test and Measurement Instruments (Book 9)</w:t>
       </w:r>
     </w:p>
     <w:p>

--- a/EE - SERIES/Foundations_Book1.docx
+++ b/EE - SERIES/Foundations_Book1.docx
@@ -1263,7 +1263,13 @@
         <w:spacing w:after="200" w:line="276" w:lineRule="auto"/>
       </w:pPr>
       <w:r>
-        <w:t>It is worth pausing on just how strange this is. Gravity is the force most people build their physical intuition around, because it is the only fundamental force whose effects are obvious in daily life without any special equipment. But gravity is, by a spectacular margin, the weakest of the four fundamental forces. The only reason gravity dominates the large-scale structure of the universe — planets, stars, galaxies — is that ordinary matter is, to very high precision, electrically neutral: the positive and negative charges in any large object nearly perfectly cancel, leaving gravity, weak as it is, as the only force with nothing to cancel it out. Get that cancellation even slightly wrong — charge a balloon by rubbing it on your hair — and the electric force wins over gravity by such a wide margin that the balloon sticks to the ceiling, plainly overpowering the gravitational pull of an entire planet.</w:t>
+        <w:t>It is worth pausing on just how strange this is. Gravity is the force most people build their physical intuition around, because it is the only fundamental force whose effects are obvious in daily life without any special equipment. But gravity is, by a spectacular margin, the weakest of the four fundamental forces. The only reason gravity dominates the large-scale structure of the universe — planets, stars, galaxies — is that ordinary matter is, to very high precision, electrically neutral: the positive and negative charges in any large object nearly perfectly cancel, leaving gravity, weak as it is, as the only force with nothing to cancel it out.</w:t>
+      </w:r>
+    </w:p>
+    <w:p>
+      <w:pPr/>
+      <w:r>
+        <w:t>Get that cancellation even slightly wrong — charge a balloon by rubbing it on your hair — and the electric force wins over gravity by such a wide margin that the balloon sticks to the ceiling, plainly overpowering the gravitational pull of an entire planet.</w:t>
       </w:r>
     </w:p>
     <w:p>

--- a/EE - SERIES/Foundations_Book1.docx
+++ b/EE - SERIES/Foundations_Book1.docx
@@ -483,7 +483,7 @@
         <w:spacing w:after="60"/>
       </w:pPr>
       <w:r>
-        <w:t>A LoRa radio module (868 or 915 MHz, depending on region): the voice that carries several kilometers on tens of milliwatts.</w:t>
+        <w:t>A LoRa radio module in the locally permitted sub-GHz band (often 868 or 915 MHz): the voice. With a suitable antenna and a favorable link budget, a low data rate and clear path can support links over several kilometers; actual range and lawful transmit power depend on local conditions and regional rules.</w:t>
       </w:r>
     </w:p>
     <w:p>
@@ -509,7 +509,7 @@
         <w:spacing w:after="60"/>
       </w:pPr>
       <w:r>
-        <w:t>An 18650 lithium-ion cell in a holder with a charge and protection module: the stomach. A full cell sits at 4.2 V, its nominal voltage is about 3.6 to 3.7 V, and it stores roughly 3000 mAh.</w:t>
+        <w:t>An 18650 lithium-ion cell in a holder with a protection module: the stomach. A typical cell has a nominal voltage of 3.6 to 3.7 V and charges to 4.2 V; capacity depends on the cell model (about 3000 mAh is a representative example, not a guaranteed value). Use a charger specified for the cell.</w:t>
       </w:r>
     </w:p>
     <w:p>
@@ -546,7 +546,7 @@
           <wp:inline distT="0" distB="0" distL="0" distR="0" wp14:anchorId="18445732" wp14:editId="10D1D8EE">
             <wp:extent cx="5120640" cy="3584448"/>
             <wp:effectExtent l="0" t="0" r="0" b="0"/>
-            <wp:docPr id="18" name="Picture 18" descr="A block diagram with the ESP32-S3 board in the center, labeled brain, Wi-Fi and Bluetooth LE, 12-bit ADC, 3.3 V logic. Nine parts surround it, each linked by a labeled line. Senses on the left: camera (eyes, parallel camera bus), HC-SR04 ultrasonic ranger (bat's echo, trigger and echo pins, 5 V pulse needs a divider), PIR motion sensor (warmth at a distance, one digital pin), BME280 (skin and inner ear: temperature, humidity, pressure, I2C), GPS (sense of place, UART serial). Outputs on the right: OLED display (face, I2C or SPI), servo (muscle, PWM pulse 1 to 2 ms every 20 ms), LoRa radio (voice, SPI, 868 or 915 MHz). Below: 18650 cell with protection module (stomach, 3.0 to 4.2 V)." title="Figure L.1"/>
+            <wp:docPr id="18" name="Picture 18" descr="A block diagram with the ESP32-S3 board in the center, labeled brain, Wi-Fi and Bluetooth LE, 12-bit ADC, 3.3 V logic. Nine parts surround it, each linked by a labeled line. Senses on the left: camera (eyes, parallel camera bus), HC-SR04 ultrasonic ranger (bat's echo, trigger and echo pins, 5 V pulse needs a divider), PIR motion sensor (warmth at a distance, one digital pin), BME280 (skin and inner ear: temperature, humidity, pressure, I2C), GPS (sense of place, UART serial). Outputs on the right: OLED display (face, I2C or SPI), servo (muscle, PWM pulse 1 to 2 ms every 20 ms), LoRa radio (voice, SPI, 868 or 915 MHz). Below: 18650 cell with protection module (stomach, 3.0 to 4.2 V). Conceptual kit map, not a complete wiring diagram." title="Figure L.1"/>
             <wp:cNvGraphicFramePr>
               <a:graphicFrameLocks xmlns:a="http://schemas.openxmlformats.org/drawingml/2006/main" noChangeAspect="1"/>
             </wp:cNvGraphicFramePr>
@@ -592,7 +592,7 @@
           <w:sz w:val="19"/>
           <w:szCs w:val="19"/>
         </w:rPr>
-        <w:t>Figure L.1 — The reader lab as a body. The ESP32-S3 is the brain; the sensors are its senses, the servo its muscle, the OLED its face, the LoRa radio its voice, and the 18650 cell its stomach. The labels on the links name the wiring each part uses.</w:t>
+        <w:t>Figure L.1 — The reader lab as a body. The ESP32-S3 is the brain; the sensors are its senses, the servo its muscle, the OLED its face, the LoRa radio its voice, and the 18650 cell its stomach. Link labels name interface types; this is a kit map, not a complete wiring diagram.</w:t>
       </w:r>
     </w:p>
     <w:p>

--- a/EE - SERIES/Foundations_Book1.docx
+++ b/EE - SERIES/Foundations_Book1.docx
@@ -113,6 +113,7 @@
     <w:p>
       <w:pPr>
         <w:pStyle w:val="Heading1"/>
+        <w:keepNext/>
         <w:spacing w:before="480" w:after="240"/>
       </w:pPr>
       <w:bookmarkStart w:id="0" w:name="_TocAll0001"/>
@@ -173,6 +174,7 @@
     <w:p>
       <w:pPr>
         <w:pStyle w:val="Heading1"/>
+        <w:keepNext/>
         <w:spacing w:before="480" w:after="240"/>
       </w:pPr>
       <w:bookmarkStart w:id="1" w:name="_TocAll0002"/>
@@ -184,6 +186,7 @@
     <w:p>
       <w:pPr>
         <w:pStyle w:val="Heading2"/>
+        <w:keepNext/>
         <w:spacing w:before="320" w:after="160"/>
       </w:pPr>
       <w:r>
@@ -201,6 +204,7 @@
     <w:p>
       <w:pPr>
         <w:pStyle w:val="Heading2"/>
+        <w:keepNext/>
         <w:spacing w:before="320" w:after="160"/>
       </w:pPr>
       <w:r>
@@ -218,6 +222,7 @@
     <w:p>
       <w:pPr>
         <w:pStyle w:val="Heading2"/>
+        <w:keepNext/>
         <w:spacing w:before="320" w:after="160"/>
       </w:pPr>
       <w:r>
@@ -234,6 +239,7 @@
     </w:p>
     <w:p>
       <w:pPr>
+        <w:keepNext/>
         <w:shd w:val="clear" w:color="auto" w:fill="EFEFEF"/>
         <w:spacing w:before="120" w:after="80"/>
       </w:pPr>
@@ -264,6 +270,7 @@
     <w:p>
       <w:pPr>
         <w:pStyle w:val="Heading1"/>
+        <w:keepNext/>
         <w:spacing w:before="480" w:after="240"/>
       </w:pPr>
       <w:bookmarkStart w:id="2" w:name="_TocAll0003"/>
@@ -343,6 +350,7 @@
     </w:p>
     <w:p>
       <w:pPr>
+        <w:keepNext/>
         <w:shd w:val="clear" w:color="auto" w:fill="EFEFEF"/>
         <w:spacing w:before="120" w:after="80"/>
       </w:pPr>
@@ -371,6 +379,7 @@
     <w:p>
       <w:pPr>
         <w:pStyle w:val="Heading1"/>
+        <w:keepNext/>
         <w:spacing w:before="480" w:after="240"/>
       </w:pPr>
       <w:bookmarkStart w:id="3" w:name="_TocAll0053"/>
@@ -621,6 +630,7 @@
     </w:p>
     <w:p>
       <w:pPr>
+        <w:keepNext/>
         <w:shd w:val="clear" w:color="auto" w:fill="EFEFEF"/>
         <w:spacing w:before="120" w:after="80"/>
       </w:pPr>
@@ -652,6 +662,7 @@
     <w:p>
       <w:pPr>
         <w:pStyle w:val="Heading1"/>
+        <w:keepNext/>
         <w:spacing w:before="480" w:after="240"/>
       </w:pPr>
       <w:r>
@@ -701,6 +712,7 @@
     <w:p>
       <w:pPr>
         <w:pStyle w:val="Heading2"/>
+        <w:keepNext/>
         <w:spacing w:before="320" w:after="160"/>
       </w:pPr>
       <w:hyperlink w:anchor="_TocAll0004" w:history="1">
@@ -832,6 +844,7 @@
     <w:p>
       <w:pPr>
         <w:pStyle w:val="Heading2"/>
+        <w:keepNext/>
         <w:spacing w:before="320" w:after="160"/>
       </w:pPr>
       <w:hyperlink w:anchor="_TocAll0017" w:history="1">
@@ -973,6 +986,7 @@
     <w:p>
       <w:pPr>
         <w:pStyle w:val="Heading2"/>
+        <w:keepNext/>
         <w:spacing w:before="320" w:after="160"/>
       </w:pPr>
       <w:hyperlink w:anchor="_TocAll0032" w:history="1">
@@ -1199,6 +1213,7 @@
     <w:p>
       <w:pPr>
         <w:pStyle w:val="Heading1"/>
+        <w:keepNext/>
         <w:spacing w:before="480" w:after="240"/>
       </w:pPr>
       <w:bookmarkStart w:id="4" w:name="_TocAll0004"/>
@@ -1210,6 +1225,7 @@
     <w:p>
       <w:pPr>
         <w:pStyle w:val="Heading1"/>
+        <w:keepNext/>
         <w:spacing w:before="480" w:after="240"/>
       </w:pPr>
       <w:bookmarkStart w:id="5" w:name="_TocAll0005"/>
@@ -1244,6 +1260,7 @@
     <w:p>
       <w:pPr>
         <w:pStyle w:val="Heading2"/>
+        <w:keepNext/>
         <w:spacing w:before="360" w:after="160"/>
       </w:pPr>
       <w:r>
@@ -1263,7 +1280,7 @@
         <w:spacing w:after="200" w:line="276" w:lineRule="auto"/>
       </w:pPr>
       <w:r>
-        <w:t>It is worth pausing on just how strange this is. Gravity is the force most people build their physical intuition around, because it is the only fundamental force whose effects are obvious in daily life without any special equipment. But gravity is, by a spectacular margin, the weakest of the four fundamental forces. The only reason gravity dominates the large-scale structure of the universe — planets, stars, galaxies — is that ordinary matter is, to very high precision, electrically neutral: the positive and negative charges in any large object nearly perfectly cancel, leaving gravity, weak as it is, as the only force with nothing to cancel it out.</w:t>
+        <w:t>It is worth pausing on just how strange this is. Gravity is the interaction most people build their physical intuition around because its long-range effects are obvious in daily life. Electromagnetism dominates contact forces, chemistry, and materials, but at distances larger than atomic scales the positive and negative charges in ordinary matter nearly cancel. Gravity, weak as it is, has no comparable positive-negative cancellation, so it dominates the large-scale structure of planets, stars, and galaxies. Of the four fundamental interactions, gravity is by far the weakest between individual particles.</w:t>
       </w:r>
     </w:p>
     <w:p>
@@ -1283,6 +1300,7 @@
     <w:p>
       <w:pPr>
         <w:pStyle w:val="Heading2"/>
+        <w:keepNext/>
         <w:spacing w:before="360" w:after="160"/>
       </w:pPr>
       <w:r>
@@ -1294,7 +1312,7 @@
         <w:spacing w:after="200" w:line="276" w:lineRule="auto"/>
       </w:pPr>
       <w:r>
-        <w:t>Charge is quantized: it comes only in integer multiples of a smallest unit, the elementary charge, denoted e. Every free particle you will ever measure carries a charge that is a whole-number multiple of e (quarks are the exception, but they never appear alone outside of a nucleus, so this does not affect circuit-level physics).</w:t>
+        <w:t>Charge is quantized in units of the elementary charge, denoted e. Every free particle you will meet in circuit-level physics carries a charge that is a whole-number multiple of e. Quarks carry fractional multiples of e, but they are confined inside composite particles and do not appear as isolated free particles.</w:t>
       </w:r>
     </w:p>
     <w:p>
@@ -1325,6 +1343,7 @@
     </w:p>
     <w:p>
       <w:pPr>
+        <w:keepNext/>
         <w:shd w:val="clear" w:color="auto" w:fill="EFEFEF"/>
         <w:spacing w:before="120" w:after="80"/>
       </w:pPr>
@@ -1355,6 +1374,7 @@
     <w:p>
       <w:pPr>
         <w:pStyle w:val="Heading2"/>
+        <w:keepNext/>
         <w:spacing w:before="360" w:after="160"/>
       </w:pPr>
       <w:r>
@@ -1374,11 +1394,12 @@
         <w:spacing w:after="200" w:line="276" w:lineRule="auto"/>
       </w:pPr>
       <w:r>
-        <w:t>A coulomb is a very large amount of charge at the scale of individual particles: it corresponds to about 6.24 × 10¹⁸ elementary charges. In practical circuits you will almost never move a full coulomb through a wire in a hurry — a typical LED might draw twenty milliamps, meaning it moves about 0.02 coulombs of charge every second. Getting a feel for this scale early pays off: when a later chapter states that a certain wire carries a current of a few amperes, you should be able to picture, at least roughly, the staggering number of individual electrons that represents moving past any given cross-section every second, even though — as Chapter 7 will make clear — none of them individually moves especially fast.</w:t>
-      </w:r>
-    </w:p>
-    <w:p>
-      <w:pPr>
+        <w:t>At circuit scale, a coulomb is substantial: a typical LED drawing 20 mA moves only 0.02 C each second. This gives the unit a practical scale before Chapter 7 explains current as charge flow.</w:t>
+      </w:r>
+    </w:p>
+    <w:p>
+      <w:pPr>
+        <w:keepNext/>
         <w:shd w:val="clear" w:color="auto" w:fill="E8F0E8"/>
         <w:spacing w:before="120" w:after="80"/>
       </w:pPr>
@@ -1416,15 +1437,14 @@
           <w:b/>
           <w:bCs/>
         </w:rPr>
-        <w:t xml:space="preserve">Solution: </w:t>
-      </w:r>
-      <w:r>
-        <w:t>n = Q/e = (8.0×10⁻⁹)/(1.602×10⁻¹⁹) ≈ 5.0×10¹⁰ excess electrons. Comparing to the ~10²³ atoms making up the balloon's rubber, this is a fraction of roughly 5×10¹⁰/10²³ ≈ 5×10⁻¹³ — about one atom in two trillion ends up carrying an extra electron. A charge easily strong enough to stick a balloon to the ceiling involves rearranging only a vanishingly small fraction of the material's total electrons — the same “spectacular margin” theme from Section 1.1: it takes only the tiniest imaginable imbalance for the electric force to overwhelm gravity entirely.</w:t>
-      </w:r>
+        <w:t>Solution: n = Q/e = (8.0×10⁻⁹)/(1.602×10⁻¹⁹) ≈ 5.0×10¹⁰ excess electrons. Comparing to the ~10²³ atoms making up the balloon's rubber, this is a fraction of roughly 5×10¹⁰/10²³ ≈ 5×10⁻¹³ — equivalent, if that excess were spread evenly, to one extra electron per roughly two trillion atoms. A charge easily strong enough to stick a balloon to the ceiling involves rearranging only a vanishingly small fraction of the material's total electrons — the same “spectacular margin” theme from Section 1.1: it takes only the tiniest imaginable imbalance for the electric force to overwhelm gravity entirely.</w:t>
+      </w:r>
+      <w:r/>
     </w:p>
     <w:p>
       <w:pPr>
         <w:pStyle w:val="Heading2"/>
+        <w:keepNext/>
         <w:spacing w:before="360" w:after="160"/>
       </w:pPr>
       <w:r>
@@ -1489,6 +1509,7 @@
     <w:p>
       <w:pPr>
         <w:pStyle w:val="Heading2"/>
+        <w:keepNext/>
         <w:spacing w:before="360" w:after="160"/>
       </w:pPr>
       <w:r>
@@ -1500,7 +1521,7 @@
         <w:spacing w:after="200" w:line="276" w:lineRule="auto"/>
       </w:pPr>
       <w:r>
-        <w:t>The difference between a conductor and an insulator is entirely a difference in how tightly a material's electrons are bound. In a conductor — copper, aluminum, silver, most metals — the outermost electrons of each atom are shared collectively across the whole material rather than staying attached to individual atoms, forming what is often called a “sea” of free electrons. These electrons move readily in response to even a small electric field, which is exactly what makes a conductor useful for carrying current. In an insulator — rubber, glass, most plastics — every electron stays bound to its parent atom or molecule, and only a catastrophic field (well beyond anything found in ordinary electronics) will tear enough of them loose to allow appreciable current.</w:t>
+        <w:t>The difference between a conductor and an insulator is mainly how many charge carriers are available to move and how freely they can move. In a metal such as copper or aluminum, some electrons are delocalized across the material and respond readily even to a small electric field. In an insulator such as glass, rubber, or most plastics, electrons are much more tightly bound, so far fewer mobile carriers are available under ordinary conditions. Real insulators still have leakage current; temperature, impurities, moisture, geometry, and applied field all matter, and a sufficiently high field can cause dielectric breakdown. The “sea of electrons” and “bound electrons” pictures are useful first models, not complete accounts of conduction.</w:t>
       </w:r>
     </w:p>
     <w:p>
@@ -1575,6 +1596,7 @@
     </w:p>
     <w:p>
       <w:pPr>
+        <w:keepNext/>
         <w:shd w:val="clear" w:color="auto" w:fill="FCEEEA"/>
         <w:spacing w:before="120" w:after="80"/>
       </w:pPr>
@@ -1597,6 +1619,7 @@
     </w:p>
     <w:p>
       <w:pPr>
+        <w:keepNext/>
         <w:shd w:val="clear" w:color="auto" w:fill="E8F1E4"/>
         <w:spacing w:before="120" w:after="80"/>
       </w:pPr>
@@ -1620,6 +1643,7 @@
     <w:p>
       <w:pPr>
         <w:pStyle w:val="Heading3"/>
+        <w:keepNext/>
         <w:spacing w:before="280" w:after="120"/>
       </w:pPr>
       <w:r>
@@ -1681,6 +1705,7 @@
     <w:p>
       <w:pPr>
         <w:pStyle w:val="Heading3"/>
+        <w:keepNext/>
         <w:spacing w:before="280" w:after="120"/>
       </w:pPr>
       <w:r>
@@ -1784,6 +1809,7 @@
     <w:p>
       <w:pPr>
         <w:pStyle w:val="Heading1"/>
+        <w:keepNext/>
         <w:spacing w:before="480" w:after="240"/>
       </w:pPr>
       <w:bookmarkStart w:id="6" w:name="_TocAll0006"/>
@@ -1818,6 +1844,7 @@
     <w:p>
       <w:pPr>
         <w:pStyle w:val="Heading2"/>
+        <w:keepNext/>
         <w:spacing w:before="360" w:after="160"/>
       </w:pPr>
       <w:r>
@@ -2092,6 +2119,7 @@
     <w:p>
       <w:pPr>
         <w:pStyle w:val="Heading2"/>
+        <w:keepNext/>
         <w:spacing w:before="360" w:after="160"/>
       </w:pPr>
       <w:r>
@@ -2108,6 +2136,7 @@
     </w:p>
     <w:p>
       <w:pPr>
+        <w:keepNext/>
         <w:shd w:val="clear" w:color="auto" w:fill="EFEFEF"/>
         <w:spacing w:before="120" w:after="80"/>
       </w:pPr>
@@ -2138,6 +2167,7 @@
     <w:p>
       <w:pPr>
         <w:pStyle w:val="Heading2"/>
+        <w:keepNext/>
         <w:spacing w:before="360" w:after="160"/>
       </w:pPr>
       <w:r>
@@ -2162,6 +2192,7 @@
     </w:p>
     <w:p>
       <w:pPr>
+        <w:keepNext/>
         <w:shd w:val="clear" w:color="auto" w:fill="E8F0E8"/>
         <w:spacing w:before="120" w:after="80"/>
       </w:pPr>
@@ -2207,6 +2238,7 @@
     </w:p>
     <w:p>
       <w:pPr>
+        <w:keepNext/>
         <w:shd w:val="clear" w:color="auto" w:fill="E8F0E8"/>
         <w:spacing w:before="120" w:after="80"/>
       </w:pPr>
@@ -2253,6 +2285,7 @@
     <w:p>
       <w:pPr>
         <w:pStyle w:val="Heading2"/>
+        <w:keepNext/>
         <w:spacing w:before="360" w:after="160"/>
       </w:pPr>
       <w:r>
@@ -2264,11 +2297,12 @@
         <w:spacing w:after="200" w:line="276" w:lineRule="auto"/>
       </w:pPr>
       <w:r>
-        <w:t>Coulomb's law as stated applies exactly to point charges (or equivalently, spherically symmetric charge distributions, measured from outside the sphere) that are not accelerating. Real charge distributions — a charged rod, a charged disk, the electron cloud of an atom — must be handled by dividing the distribution into infinitesimal point charges and integrating. That machinery is exactly what Gauss's law, introduced in Chapter 4, is built to avoid having to do by brute force whenever the charge distribution has enough symmetry.</w:t>
-      </w:r>
-    </w:p>
-    <w:p>
-      <w:pPr>
+        <w:t>Coulomb's law as stated applies to point charges (or, outside the sphere, spherically symmetric charge distributions) in an electrostatic situation, with the charges fixed in the chosen reference frame. Charges in motion also produce magnetic fields, so Coulomb's law alone is not the complete force law. Real charge distributions — a charged rod, a charged disk, the electron cloud of an atom — must be handled by dividing the distribution into infinitesimal point charges and integrating. That machinery is exactly what Gauss's law, introduced in Chapter 4, is built to avoid having to do by brute force whenever the charge distribution has enough symmetry.</w:t>
+      </w:r>
+    </w:p>
+    <w:p>
+      <w:pPr>
+        <w:keepNext/>
         <w:shd w:val="clear" w:color="auto" w:fill="FCEEEA"/>
         <w:spacing w:before="120" w:after="80"/>
       </w:pPr>
@@ -2291,6 +2325,7 @@
     </w:p>
     <w:p>
       <w:pPr>
+        <w:keepNext/>
         <w:shd w:val="clear" w:color="auto" w:fill="E8F1E4"/>
         <w:spacing w:before="120" w:after="80"/>
       </w:pPr>
@@ -2314,6 +2349,7 @@
     <w:p>
       <w:pPr>
         <w:pStyle w:val="Heading3"/>
+        <w:keepNext/>
         <w:spacing w:before="280" w:after="120"/>
       </w:pPr>
       <w:r>
@@ -2375,6 +2411,7 @@
     <w:p>
       <w:pPr>
         <w:pStyle w:val="Heading3"/>
+        <w:keepNext/>
         <w:spacing w:before="280" w:after="120"/>
       </w:pPr>
       <w:r>
@@ -2465,6 +2502,7 @@
     <w:p>
       <w:pPr>
         <w:pStyle w:val="Heading1"/>
+        <w:keepNext/>
         <w:spacing w:before="480" w:after="240"/>
       </w:pPr>
       <w:bookmarkStart w:id="7" w:name="_TocAll0007"/>
@@ -2499,6 +2537,7 @@
     <w:p>
       <w:pPr>
         <w:pStyle w:val="Heading2"/>
+        <w:keepNext/>
         <w:spacing w:before="360" w:after="160"/>
       </w:pPr>
       <w:r>
@@ -2556,6 +2595,7 @@
     <w:p>
       <w:pPr>
         <w:pStyle w:val="Heading2"/>
+        <w:keepNext/>
         <w:spacing w:before="360" w:after="160"/>
       </w:pPr>
       <w:r>
@@ -2627,6 +2667,7 @@
     <w:p>
       <w:pPr>
         <w:pStyle w:val="Heading2"/>
+        <w:keepNext/>
         <w:spacing w:before="360" w:after="160"/>
       </w:pPr>
       <w:r>
@@ -2644,6 +2685,7 @@
     <w:p>
       <w:pPr>
         <w:pStyle w:val="Heading2"/>
+        <w:keepNext/>
         <w:spacing w:before="360" w:after="160"/>
       </w:pPr>
       <w:r>
@@ -2725,6 +2767,7 @@
     </w:p>
     <w:p>
       <w:pPr>
+        <w:keepNext/>
         <w:shd w:val="clear" w:color="auto" w:fill="EFEFEF"/>
         <w:spacing w:before="120" w:after="80"/>
       </w:pPr>
@@ -2755,6 +2798,7 @@
     <w:p>
       <w:pPr>
         <w:pStyle w:val="Heading2"/>
+        <w:keepNext/>
         <w:spacing w:before="360" w:after="160"/>
       </w:pPr>
       <w:r>
@@ -2779,6 +2823,7 @@
     </w:p>
     <w:p>
       <w:pPr>
+        <w:keepNext/>
         <w:shd w:val="clear" w:color="auto" w:fill="E8F0E8"/>
         <w:spacing w:before="120" w:after="80"/>
       </w:pPr>
@@ -2824,6 +2869,7 @@
     </w:p>
     <w:p>
       <w:pPr>
+        <w:keepNext/>
         <w:shd w:val="clear" w:color="auto" w:fill="E8F0E8"/>
         <w:spacing w:before="120" w:after="80"/>
       </w:pPr>
@@ -2869,6 +2915,7 @@
     </w:p>
     <w:p>
       <w:pPr>
+        <w:keepNext/>
         <w:shd w:val="clear" w:color="auto" w:fill="FCEEEA"/>
         <w:spacing w:before="120" w:after="80"/>
       </w:pPr>
@@ -2891,6 +2938,7 @@
     </w:p>
     <w:p>
       <w:pPr>
+        <w:keepNext/>
         <w:shd w:val="clear" w:color="auto" w:fill="E8F1E4"/>
         <w:spacing w:before="120" w:after="80"/>
       </w:pPr>
@@ -2914,6 +2962,7 @@
     <w:p>
       <w:pPr>
         <w:pStyle w:val="Heading3"/>
+        <w:keepNext/>
         <w:spacing w:before="280" w:after="120"/>
       </w:pPr>
       <w:r>
@@ -2975,6 +3024,7 @@
     <w:p>
       <w:pPr>
         <w:pStyle w:val="Heading3"/>
+        <w:keepNext/>
         <w:spacing w:before="280" w:after="120"/>
       </w:pPr>
       <w:r>
@@ -3065,6 +3115,7 @@
     <w:p>
       <w:pPr>
         <w:pStyle w:val="Heading1"/>
+        <w:keepNext/>
         <w:spacing w:before="480" w:after="240"/>
       </w:pPr>
       <w:bookmarkStart w:id="8" w:name="_TocAll0008"/>
@@ -3099,6 +3150,7 @@
     <w:p>
       <w:pPr>
         <w:pStyle w:val="Heading2"/>
+        <w:keepNext/>
         <w:spacing w:before="360" w:after="160"/>
       </w:pPr>
       <w:r>
@@ -3174,6 +3226,7 @@
     <w:p>
       <w:pPr>
         <w:pStyle w:val="Heading2"/>
+        <w:keepNext/>
         <w:spacing w:before="360" w:after="160"/>
       </w:pPr>
       <w:r>
@@ -3296,6 +3349,7 @@
     </w:p>
     <w:p>
       <w:pPr>
+        <w:keepNext/>
         <w:shd w:val="clear" w:color="auto" w:fill="EFEFEF"/>
         <w:spacing w:before="120" w:after="80"/>
       </w:pPr>
@@ -3326,6 +3380,7 @@
     <w:p>
       <w:pPr>
         <w:pStyle w:val="Heading2"/>
+        <w:keepNext/>
         <w:spacing w:before="360" w:after="160"/>
       </w:pPr>
       <w:r>
@@ -3408,6 +3463,7 @@
     <w:p>
       <w:pPr>
         <w:pStyle w:val="Heading2"/>
+        <w:keepNext/>
         <w:spacing w:before="360" w:after="160"/>
       </w:pPr>
       <w:r>
@@ -3484,6 +3540,7 @@
     </w:p>
     <w:p>
       <w:pPr>
+        <w:keepNext/>
         <w:shd w:val="clear" w:color="auto" w:fill="E8F0E8"/>
         <w:spacing w:before="120" w:after="80"/>
       </w:pPr>
@@ -3529,6 +3586,7 @@
     </w:p>
     <w:p>
       <w:pPr>
+        <w:keepNext/>
         <w:shd w:val="clear" w:color="auto" w:fill="E8F0E8"/>
         <w:spacing w:before="120" w:after="80"/>
       </w:pPr>
@@ -3574,6 +3632,7 @@
     </w:p>
     <w:p>
       <w:pPr>
+        <w:keepNext/>
         <w:shd w:val="clear" w:color="auto" w:fill="FCEEEA"/>
         <w:spacing w:before="120" w:after="80"/>
       </w:pPr>
@@ -3596,6 +3655,7 @@
     </w:p>
     <w:p>
       <w:pPr>
+        <w:keepNext/>
         <w:shd w:val="clear" w:color="auto" w:fill="E8F1E4"/>
         <w:spacing w:before="120" w:after="80"/>
       </w:pPr>
@@ -3619,6 +3679,7 @@
     <w:p>
       <w:pPr>
         <w:pStyle w:val="Heading3"/>
+        <w:keepNext/>
         <w:spacing w:before="280" w:after="120"/>
       </w:pPr>
       <w:r>
@@ -3680,6 +3741,7 @@
     <w:p>
       <w:pPr>
         <w:pStyle w:val="Heading3"/>
+        <w:keepNext/>
         <w:spacing w:before="280" w:after="120"/>
       </w:pPr>
       <w:r>
@@ -3770,6 +3832,7 @@
     <w:p>
       <w:pPr>
         <w:pStyle w:val="Heading1"/>
+        <w:keepNext/>
         <w:spacing w:before="480" w:after="240"/>
       </w:pPr>
       <w:bookmarkStart w:id="9" w:name="_TocAll0009"/>
@@ -3804,6 +3867,7 @@
     <w:p>
       <w:pPr>
         <w:pStyle w:val="Heading2"/>
+        <w:keepNext/>
         <w:spacing w:before="360" w:after="160"/>
       </w:pPr>
       <w:r>
@@ -3846,6 +3910,7 @@
     <w:p>
       <w:pPr>
         <w:pStyle w:val="Heading2"/>
+        <w:keepNext/>
         <w:spacing w:before="360" w:after="160"/>
       </w:pPr>
       <w:r>
@@ -3934,6 +3999,7 @@
     </w:p>
     <w:p>
       <w:pPr>
+        <w:keepNext/>
         <w:shd w:val="clear" w:color="auto" w:fill="EFEFEF"/>
         <w:spacing w:before="120" w:after="80"/>
       </w:pPr>
@@ -3974,6 +4040,7 @@
     <w:p>
       <w:pPr>
         <w:pStyle w:val="Heading2"/>
+        <w:keepNext/>
         <w:spacing w:before="360" w:after="160"/>
       </w:pPr>
       <w:r>
@@ -4025,6 +4092,7 @@
     <w:p>
       <w:pPr>
         <w:pStyle w:val="Heading2"/>
+        <w:keepNext/>
         <w:spacing w:before="360" w:after="160"/>
       </w:pPr>
       <w:r>
@@ -4115,6 +4183,7 @@
     <w:p>
       <w:pPr>
         <w:pStyle w:val="Heading2"/>
+        <w:keepNext/>
         <w:spacing w:before="360" w:after="160"/>
       </w:pPr>
       <w:r>
@@ -4131,6 +4200,7 @@
     </w:p>
     <w:p>
       <w:pPr>
+        <w:keepNext/>
         <w:shd w:val="clear" w:color="auto" w:fill="E8F0E8"/>
         <w:spacing w:before="120" w:after="80"/>
       </w:pPr>
@@ -4176,6 +4246,7 @@
     </w:p>
     <w:p>
       <w:pPr>
+        <w:keepNext/>
         <w:shd w:val="clear" w:color="auto" w:fill="E8F0E8"/>
         <w:spacing w:before="120" w:after="80"/>
       </w:pPr>
@@ -4221,6 +4292,7 @@
     </w:p>
     <w:p>
       <w:pPr>
+        <w:keepNext/>
         <w:shd w:val="clear" w:color="auto" w:fill="E8F1E4"/>
         <w:spacing w:before="120" w:after="80"/>
       </w:pPr>
@@ -4244,6 +4316,7 @@
     <w:p>
       <w:pPr>
         <w:pStyle w:val="Heading3"/>
+        <w:keepNext/>
         <w:spacing w:before="280" w:after="120"/>
       </w:pPr>
       <w:r>
@@ -4305,6 +4378,7 @@
     <w:p>
       <w:pPr>
         <w:pStyle w:val="Heading3"/>
+        <w:keepNext/>
         <w:spacing w:before="280" w:after="120"/>
       </w:pPr>
       <w:r>
@@ -4395,6 +4469,7 @@
     <w:p>
       <w:pPr>
         <w:pStyle w:val="Heading1"/>
+        <w:keepNext/>
         <w:spacing w:before="480" w:after="240"/>
       </w:pPr>
       <w:bookmarkStart w:id="10" w:name="_TocAll0010"/>
@@ -4429,6 +4504,7 @@
     <w:p>
       <w:pPr>
         <w:pStyle w:val="Heading2"/>
+        <w:keepNext/>
         <w:spacing w:before="360" w:after="160"/>
       </w:pPr>
       <w:r>
@@ -4446,6 +4522,7 @@
     <w:p>
       <w:pPr>
         <w:pStyle w:val="Heading2"/>
+        <w:keepNext/>
         <w:spacing w:before="360" w:after="160"/>
       </w:pPr>
       <w:r>
@@ -4504,6 +4581,7 @@
     <w:p>
       <w:pPr>
         <w:pStyle w:val="Heading2"/>
+        <w:keepNext/>
         <w:spacing w:before="360" w:after="160"/>
       </w:pPr>
       <w:r>
@@ -4647,6 +4725,7 @@
     <w:p>
       <w:pPr>
         <w:pStyle w:val="Heading2"/>
+        <w:keepNext/>
         <w:spacing w:before="360" w:after="160"/>
       </w:pPr>
       <w:r>
@@ -4690,6 +4769,7 @@
     <w:p>
       <w:pPr>
         <w:pStyle w:val="Heading2"/>
+        <w:keepNext/>
         <w:spacing w:before="360" w:after="160"/>
       </w:pPr>
       <w:r>
@@ -4794,6 +4874,7 @@
     </w:p>
     <w:p>
       <w:pPr>
+        <w:keepNext/>
         <w:shd w:val="clear" w:color="auto" w:fill="EFEFEF"/>
         <w:spacing w:before="120" w:after="80"/>
       </w:pPr>
@@ -4823,6 +4904,7 @@
     </w:p>
     <w:p>
       <w:pPr>
+        <w:keepNext/>
         <w:shd w:val="clear" w:color="auto" w:fill="E8F0E8"/>
         <w:spacing w:before="120" w:after="80"/>
       </w:pPr>
@@ -4868,6 +4950,7 @@
     </w:p>
     <w:p>
       <w:pPr>
+        <w:keepNext/>
         <w:shd w:val="clear" w:color="auto" w:fill="E8F0E8"/>
         <w:spacing w:before="120" w:after="80"/>
       </w:pPr>
@@ -4913,6 +4996,7 @@
     </w:p>
     <w:p>
       <w:pPr>
+        <w:keepNext/>
         <w:shd w:val="clear" w:color="auto" w:fill="FCEEEA"/>
         <w:spacing w:before="120" w:after="80"/>
       </w:pPr>
@@ -4935,6 +5019,7 @@
     </w:p>
     <w:p>
       <w:pPr>
+        <w:keepNext/>
         <w:shd w:val="clear" w:color="auto" w:fill="E8F1E4"/>
         <w:spacing w:before="120" w:after="80"/>
       </w:pPr>
@@ -4957,6 +5042,7 @@
     </w:p>
     <w:p>
       <w:pPr>
+        <w:keepNext/>
         <w:shd w:val="clear" w:color="auto" w:fill="E3ECF7"/>
         <w:spacing w:before="120" w:after="80"/>
       </w:pPr>
@@ -4980,6 +5066,7 @@
     <w:p>
       <w:pPr>
         <w:pStyle w:val="Heading3"/>
+        <w:keepNext/>
         <w:spacing w:before="280" w:after="120"/>
       </w:pPr>
       <w:r>
@@ -5041,6 +5128,7 @@
     <w:p>
       <w:pPr>
         <w:pStyle w:val="Heading3"/>
+        <w:keepNext/>
         <w:spacing w:before="280" w:after="120"/>
       </w:pPr>
       <w:r>
@@ -5144,6 +5232,7 @@
     <w:p>
       <w:pPr>
         <w:pStyle w:val="Heading1"/>
+        <w:keepNext/>
         <w:spacing w:before="480" w:after="240"/>
       </w:pPr>
       <w:bookmarkStart w:id="11" w:name="_TocAll0011"/>
@@ -5178,6 +5267,7 @@
     <w:p>
       <w:pPr>
         <w:pStyle w:val="Heading2"/>
+        <w:keepNext/>
         <w:spacing w:before="360" w:after="160"/>
       </w:pPr>
       <w:r>
@@ -5212,6 +5302,7 @@
     <w:p>
       <w:pPr>
         <w:pStyle w:val="Heading2"/>
+        <w:keepNext/>
         <w:spacing w:before="360" w:after="160"/>
       </w:pPr>
       <w:r>
@@ -5259,6 +5350,7 @@
     </w:p>
     <w:p>
       <w:pPr>
+        <w:keepNext/>
         <w:shd w:val="clear" w:color="auto" w:fill="E8F0E8"/>
         <w:spacing w:before="120" w:after="80"/>
       </w:pPr>
@@ -5304,6 +5396,7 @@
     </w:p>
     <w:p>
       <w:pPr>
+        <w:keepNext/>
         <w:shd w:val="clear" w:color="auto" w:fill="EFEFEF"/>
         <w:spacing w:before="120" w:after="80"/>
       </w:pPr>
@@ -5399,6 +5492,7 @@
     <w:p>
       <w:pPr>
         <w:pStyle w:val="Heading2"/>
+        <w:keepNext/>
         <w:spacing w:before="360" w:after="160"/>
       </w:pPr>
       <w:r>
@@ -5536,6 +5630,7 @@
     <w:p>
       <w:pPr>
         <w:pStyle w:val="Heading2"/>
+        <w:keepNext/>
         <w:spacing w:before="360" w:after="160"/>
       </w:pPr>
       <w:r>
@@ -5588,6 +5683,7 @@
     <w:p>
       <w:pPr>
         <w:pStyle w:val="Heading2"/>
+        <w:keepNext/>
         <w:spacing w:before="360" w:after="160"/>
       </w:pPr>
       <w:r>
@@ -5604,6 +5700,7 @@
     </w:p>
     <w:p>
       <w:pPr>
+        <w:keepNext/>
         <w:shd w:val="clear" w:color="auto" w:fill="E8F0E8"/>
         <w:spacing w:before="120" w:after="80"/>
       </w:pPr>
@@ -5649,6 +5746,7 @@
     </w:p>
     <w:p>
       <w:pPr>
+        <w:keepNext/>
         <w:shd w:val="clear" w:color="auto" w:fill="E8F0E8"/>
         <w:spacing w:before="120" w:after="80"/>
       </w:pPr>
@@ -5694,6 +5792,7 @@
     </w:p>
     <w:p>
       <w:pPr>
+        <w:keepNext/>
         <w:shd w:val="clear" w:color="auto" w:fill="FCEEEA"/>
         <w:spacing w:before="120" w:after="80"/>
       </w:pPr>
@@ -5716,6 +5815,7 @@
     </w:p>
     <w:p>
       <w:pPr>
+        <w:keepNext/>
         <w:shd w:val="clear" w:color="auto" w:fill="E8F1E4"/>
         <w:spacing w:before="120" w:after="80"/>
       </w:pPr>
@@ -5739,6 +5839,7 @@
     <w:p>
       <w:pPr>
         <w:pStyle w:val="Heading3"/>
+        <w:keepNext/>
         <w:spacing w:before="280" w:after="120"/>
       </w:pPr>
       <w:r>
@@ -5800,6 +5901,7 @@
     <w:p>
       <w:pPr>
         <w:pStyle w:val="Heading3"/>
+        <w:keepNext/>
         <w:spacing w:before="280" w:after="120"/>
       </w:pPr>
       <w:r>
@@ -5903,6 +6005,7 @@
     <w:p>
       <w:pPr>
         <w:pStyle w:val="Heading1"/>
+        <w:keepNext/>
         <w:spacing w:before="480" w:after="240"/>
       </w:pPr>
       <w:bookmarkStart w:id="12" w:name="_TocAll0012"/>
@@ -5937,6 +6040,7 @@
     <w:p>
       <w:pPr>
         <w:pStyle w:val="Heading2"/>
+        <w:keepNext/>
         <w:spacing w:before="360" w:after="160"/>
       </w:pPr>
       <w:r>
@@ -6035,6 +6139,7 @@
     </w:p>
     <w:p>
       <w:pPr>
+        <w:keepNext/>
         <w:shd w:val="clear" w:color="auto" w:fill="EFEFEF"/>
         <w:spacing w:before="120" w:after="80"/>
       </w:pPr>
@@ -6065,6 +6170,7 @@
     <w:p>
       <w:pPr>
         <w:pStyle w:val="Heading2"/>
+        <w:keepNext/>
         <w:spacing w:before="360" w:after="160"/>
       </w:pPr>
       <w:r>
@@ -6134,6 +6240,7 @@
     <w:p>
       <w:pPr>
         <w:pStyle w:val="Heading2"/>
+        <w:keepNext/>
         <w:spacing w:before="360" w:after="160"/>
       </w:pPr>
       <w:r>
@@ -6301,6 +6408,7 @@
     <w:p>
       <w:pPr>
         <w:pStyle w:val="Heading2"/>
+        <w:keepNext/>
         <w:spacing w:before="360" w:after="160"/>
       </w:pPr>
       <w:r>
@@ -6406,6 +6514,7 @@
     </w:p>
     <w:p>
       <w:pPr>
+        <w:keepNext/>
         <w:shd w:val="clear" w:color="auto" w:fill="E8F0E8"/>
         <w:spacing w:before="120" w:after="80"/>
       </w:pPr>
@@ -6451,6 +6560,7 @@
     </w:p>
     <w:p>
       <w:pPr>
+        <w:keepNext/>
         <w:shd w:val="clear" w:color="auto" w:fill="E8F0E8"/>
         <w:spacing w:before="120" w:after="80"/>
       </w:pPr>
@@ -6558,6 +6668,7 @@
     </w:p>
     <w:p>
       <w:pPr>
+        <w:keepNext/>
         <w:shd w:val="clear" w:color="auto" w:fill="FCEEEA"/>
         <w:spacing w:before="120" w:after="80"/>
       </w:pPr>
@@ -6581,6 +6692,7 @@
     <w:p>
       <w:pPr>
         <w:pStyle w:val="Heading2"/>
+        <w:keepNext/>
         <w:spacing w:before="360" w:after="160"/>
       </w:pPr>
       <w:r>
@@ -6605,6 +6717,7 @@
     </w:p>
     <w:p>
       <w:pPr>
+        <w:keepNext/>
         <w:shd w:val="clear" w:color="auto" w:fill="E8F0E8"/>
         <w:spacing w:before="120" w:after="80"/>
       </w:pPr>
@@ -6720,6 +6833,7 @@
     </w:p>
     <w:p>
       <w:pPr>
+        <w:keepNext/>
         <w:shd w:val="clear" w:color="auto" w:fill="E8F1E4"/>
         <w:spacing w:before="120" w:after="80"/>
       </w:pPr>
@@ -6743,6 +6857,7 @@
     <w:p>
       <w:pPr>
         <w:pStyle w:val="Heading3"/>
+        <w:keepNext/>
         <w:spacing w:before="280" w:after="120"/>
       </w:pPr>
       <w:r>
@@ -6817,6 +6932,7 @@
     <w:p>
       <w:pPr>
         <w:pStyle w:val="Heading3"/>
+        <w:keepNext/>
         <w:spacing w:before="280" w:after="120"/>
       </w:pPr>
       <w:r>
@@ -6933,6 +7049,7 @@
     <w:p>
       <w:pPr>
         <w:pStyle w:val="Heading1"/>
+        <w:keepNext/>
         <w:spacing w:before="480" w:after="240"/>
       </w:pPr>
       <w:bookmarkStart w:id="13" w:name="_TocAll0013"/>
@@ -6967,6 +7084,7 @@
     <w:p>
       <w:pPr>
         <w:pStyle w:val="Heading2"/>
+        <w:keepNext/>
         <w:spacing w:before="360" w:after="160"/>
       </w:pPr>
       <w:r>
@@ -6992,6 +7110,7 @@
     <w:p>
       <w:pPr>
         <w:pStyle w:val="Heading2"/>
+        <w:keepNext/>
         <w:spacing w:before="360" w:after="160"/>
       </w:pPr>
       <w:r>
@@ -7065,6 +7184,7 @@
     </w:p>
     <w:p>
       <w:pPr>
+        <w:keepNext/>
         <w:shd w:val="clear" w:color="auto" w:fill="EFEFEF"/>
         <w:spacing w:before="120" w:after="80"/>
       </w:pPr>
@@ -7095,6 +7215,7 @@
     <w:p>
       <w:pPr>
         <w:pStyle w:val="Heading2"/>
+        <w:keepNext/>
         <w:spacing w:before="360" w:after="160"/>
       </w:pPr>
       <w:r>
@@ -7208,6 +7329,7 @@
     <w:p>
       <w:pPr>
         <w:pStyle w:val="Heading2"/>
+        <w:keepNext/>
         <w:spacing w:before="360" w:after="160"/>
       </w:pPr>
       <w:r>
@@ -7242,6 +7364,7 @@
     <w:p>
       <w:pPr>
         <w:pStyle w:val="Heading2"/>
+        <w:keepNext/>
         <w:spacing w:before="360" w:after="160"/>
       </w:pPr>
       <w:r>
@@ -7258,6 +7381,7 @@
     </w:p>
     <w:p>
       <w:pPr>
+        <w:keepNext/>
         <w:shd w:val="clear" w:color="auto" w:fill="E8F0E8"/>
         <w:spacing w:before="120" w:after="80"/>
       </w:pPr>
@@ -7303,6 +7427,7 @@
     </w:p>
     <w:p>
       <w:pPr>
+        <w:keepNext/>
         <w:shd w:val="clear" w:color="auto" w:fill="E8F0E8"/>
         <w:spacing w:before="120" w:after="80"/>
       </w:pPr>
@@ -7348,6 +7473,7 @@
     </w:p>
     <w:p>
       <w:pPr>
+        <w:keepNext/>
         <w:shd w:val="clear" w:color="auto" w:fill="FCEEEA"/>
         <w:spacing w:before="120" w:after="80"/>
       </w:pPr>
@@ -7370,6 +7496,7 @@
     </w:p>
     <w:p>
       <w:pPr>
+        <w:keepNext/>
         <w:shd w:val="clear" w:color="auto" w:fill="E8F1E4"/>
         <w:spacing w:before="120" w:after="80"/>
       </w:pPr>
@@ -7393,6 +7520,7 @@
     <w:p>
       <w:pPr>
         <w:pStyle w:val="Heading3"/>
+        <w:keepNext/>
         <w:spacing w:before="280" w:after="120"/>
       </w:pPr>
       <w:r>
@@ -7454,6 +7582,7 @@
     <w:p>
       <w:pPr>
         <w:pStyle w:val="Heading3"/>
+        <w:keepNext/>
         <w:spacing w:before="280" w:after="120"/>
       </w:pPr>
       <w:r>
@@ -7544,6 +7673,7 @@
     <w:p>
       <w:pPr>
         <w:pStyle w:val="Heading1"/>
+        <w:keepNext/>
         <w:spacing w:before="480" w:after="240"/>
       </w:pPr>
       <w:bookmarkStart w:id="14" w:name="_TocAll0014"/>
@@ -7578,6 +7708,7 @@
     <w:p>
       <w:pPr>
         <w:pStyle w:val="Heading2"/>
+        <w:keepNext/>
         <w:spacing w:before="360" w:after="160"/>
       </w:pPr>
       <w:r>
@@ -7595,6 +7726,7 @@
     <w:p>
       <w:pPr>
         <w:pStyle w:val="Heading2"/>
+        <w:keepNext/>
         <w:spacing w:before="360" w:after="160"/>
       </w:pPr>
       <w:r>
@@ -7746,6 +7878,7 @@
     <w:p>
       <w:pPr>
         <w:pStyle w:val="Heading2"/>
+        <w:keepNext/>
         <w:spacing w:before="360" w:after="160"/>
       </w:pPr>
       <w:r>
@@ -7763,6 +7896,7 @@
     <w:p>
       <w:pPr>
         <w:pStyle w:val="Heading2"/>
+        <w:keepNext/>
         <w:spacing w:before="360" w:after="160"/>
       </w:pPr>
       <w:r>
@@ -7811,6 +7945,7 @@
     </w:p>
     <w:p>
       <w:pPr>
+        <w:keepNext/>
         <w:shd w:val="clear" w:color="auto" w:fill="EFEFEF"/>
         <w:spacing w:before="120" w:after="80"/>
       </w:pPr>
@@ -7841,6 +7976,7 @@
     <w:p>
       <w:pPr>
         <w:pStyle w:val="Heading2"/>
+        <w:keepNext/>
         <w:spacing w:before="360" w:after="160"/>
       </w:pPr>
       <w:r>
@@ -7949,6 +8085,7 @@
     <w:p>
       <w:pPr>
         <w:pStyle w:val="Heading2"/>
+        <w:keepNext/>
         <w:spacing w:before="360" w:after="160"/>
       </w:pPr>
       <w:r>
@@ -7965,6 +8102,7 @@
     </w:p>
     <w:p>
       <w:pPr>
+        <w:keepNext/>
         <w:shd w:val="clear" w:color="auto" w:fill="E8F0E8"/>
         <w:spacing w:before="120" w:after="80"/>
       </w:pPr>
@@ -8010,6 +8148,7 @@
     </w:p>
     <w:p>
       <w:pPr>
+        <w:keepNext/>
         <w:shd w:val="clear" w:color="auto" w:fill="E8F0E8"/>
         <w:spacing w:before="120" w:after="80"/>
       </w:pPr>
@@ -8055,6 +8194,7 @@
     </w:p>
     <w:p>
       <w:pPr>
+        <w:keepNext/>
         <w:shd w:val="clear" w:color="auto" w:fill="FCEEEA"/>
         <w:spacing w:before="120" w:after="80"/>
       </w:pPr>
@@ -8097,6 +8237,7 @@
     </w:p>
     <w:p>
       <w:pPr>
+        <w:keepNext/>
         <w:shd w:val="clear" w:color="auto" w:fill="E8F1E4"/>
         <w:spacing w:before="120" w:after="80"/>
       </w:pPr>
@@ -8120,6 +8261,7 @@
     <w:p>
       <w:pPr>
         <w:pStyle w:val="Heading3"/>
+        <w:keepNext/>
         <w:spacing w:before="280" w:after="120"/>
       </w:pPr>
       <w:r>
@@ -8181,6 +8323,7 @@
     <w:p>
       <w:pPr>
         <w:pStyle w:val="Heading3"/>
+        <w:keepNext/>
         <w:spacing w:before="280" w:after="120"/>
       </w:pPr>
       <w:r>
@@ -8271,6 +8414,7 @@
     <w:p>
       <w:pPr>
         <w:pStyle w:val="Heading1"/>
+        <w:keepNext/>
         <w:spacing w:before="480" w:after="240"/>
       </w:pPr>
       <w:bookmarkStart w:id="15" w:name="_TocAll0015"/>
@@ -8305,6 +8449,7 @@
     <w:p>
       <w:pPr>
         <w:pStyle w:val="Heading2"/>
+        <w:keepNext/>
         <w:spacing w:before="360" w:after="160"/>
       </w:pPr>
       <w:r>
@@ -8362,6 +8507,7 @@
     <w:p>
       <w:pPr>
         <w:pStyle w:val="Heading2"/>
+        <w:keepNext/>
         <w:spacing w:before="360" w:after="160"/>
       </w:pPr>
       <w:r>
@@ -8405,6 +8551,7 @@
     <w:p>
       <w:pPr>
         <w:pStyle w:val="Heading2"/>
+        <w:keepNext/>
         <w:spacing w:before="360" w:after="160"/>
       </w:pPr>
       <w:r>
@@ -8474,6 +8621,7 @@
     <w:p>
       <w:pPr>
         <w:pStyle w:val="Heading2"/>
+        <w:keepNext/>
         <w:spacing w:before="360" w:after="160"/>
       </w:pPr>
       <w:r>
@@ -8555,6 +8703,7 @@
     </w:p>
     <w:p>
       <w:pPr>
+        <w:keepNext/>
         <w:shd w:val="clear" w:color="auto" w:fill="EFEFEF"/>
         <w:spacing w:before="120" w:after="80"/>
       </w:pPr>
@@ -8585,6 +8734,7 @@
     <w:p>
       <w:pPr>
         <w:pStyle w:val="Heading2"/>
+        <w:keepNext/>
         <w:spacing w:before="360" w:after="160"/>
       </w:pPr>
       <w:r>
@@ -8619,6 +8769,7 @@
     <w:p>
       <w:pPr>
         <w:pStyle w:val="Heading2"/>
+        <w:keepNext/>
         <w:spacing w:before="360" w:after="160"/>
       </w:pPr>
       <w:r>
@@ -8652,6 +8803,7 @@
     </w:p>
     <w:p>
       <w:pPr>
+        <w:keepNext/>
         <w:shd w:val="clear" w:color="auto" w:fill="E8F0E8"/>
         <w:spacing w:before="120" w:after="80"/>
       </w:pPr>
@@ -8697,6 +8849,7 @@
     </w:p>
     <w:p>
       <w:pPr>
+        <w:keepNext/>
         <w:shd w:val="clear" w:color="auto" w:fill="E8F0E8"/>
         <w:spacing w:before="120" w:after="80"/>
       </w:pPr>
@@ -8742,6 +8895,7 @@
     </w:p>
     <w:p>
       <w:pPr>
+        <w:keepNext/>
         <w:shd w:val="clear" w:color="auto" w:fill="FCEEEA"/>
         <w:spacing w:before="120" w:after="80"/>
       </w:pPr>
@@ -8764,6 +8918,7 @@
     </w:p>
     <w:p>
       <w:pPr>
+        <w:keepNext/>
         <w:shd w:val="clear" w:color="auto" w:fill="E8F1E4"/>
         <w:spacing w:before="120" w:after="80"/>
       </w:pPr>
@@ -8787,6 +8942,7 @@
     <w:p>
       <w:pPr>
         <w:pStyle w:val="Heading3"/>
+        <w:keepNext/>
         <w:spacing w:before="280" w:after="120"/>
       </w:pPr>
       <w:r>
@@ -8848,6 +9004,7 @@
     <w:p>
       <w:pPr>
         <w:pStyle w:val="Heading3"/>
+        <w:keepNext/>
         <w:spacing w:before="280" w:after="120"/>
       </w:pPr>
       <w:r>
@@ -8951,6 +9108,7 @@
     <w:p>
       <w:pPr>
         <w:pStyle w:val="Heading1"/>
+        <w:keepNext/>
         <w:spacing w:before="480" w:after="240"/>
       </w:pPr>
       <w:bookmarkStart w:id="16" w:name="_TocAll0016"/>
@@ -8985,6 +9143,7 @@
     <w:p>
       <w:pPr>
         <w:pStyle w:val="Heading2"/>
+        <w:keepNext/>
         <w:spacing w:before="360" w:after="160"/>
       </w:pPr>
       <w:r>
@@ -9002,6 +9161,7 @@
     <w:p>
       <w:pPr>
         <w:pStyle w:val="Heading2"/>
+        <w:keepNext/>
         <w:spacing w:before="360" w:after="160"/>
       </w:pPr>
       <w:r>
@@ -9018,7 +9178,7 @@
         <w:spacing w:after="100"/>
       </w:pPr>
       <w:r>
-        <w:t>Gauss's law for electricity (Chapter 4): electric field lines originate on positive charge and terminate on negative charge; the total flux through any closed surface measures the net enclosed charge.</w:t>
+        <w:t>Gauss's law for electricity (Chapter 4): electric field lines start on positive charge and end on negative charge, or extend to infinity when no opposite charge is present; the total flux through any closed surface measures the net enclosed charge.</w:t>
       </w:r>
     </w:p>
     <w:p>
@@ -9071,6 +9231,7 @@
     <w:p>
       <w:pPr>
         <w:pStyle w:val="Heading2"/>
+        <w:keepNext/>
         <w:spacing w:before="360" w:after="160"/>
       </w:pPr>
       <w:r>
@@ -9192,6 +9353,7 @@
     </w:p>
     <w:p>
       <w:pPr>
+        <w:keepNext/>
         <w:shd w:val="clear" w:color="auto" w:fill="EFEFEF"/>
         <w:spacing w:before="120" w:after="80"/>
       </w:pPr>
@@ -9222,6 +9384,7 @@
     <w:p>
       <w:pPr>
         <w:pStyle w:val="Heading2"/>
+        <w:keepNext/>
         <w:spacing w:before="360" w:after="160"/>
       </w:pPr>
       <w:r>
@@ -9239,6 +9402,7 @@
     <w:p>
       <w:pPr>
         <w:pStyle w:val="Heading2"/>
+        <w:keepNext/>
         <w:spacing w:before="360" w:after="160"/>
       </w:pPr>
       <w:r>
@@ -9250,12 +9414,13 @@
         <w:spacing w:after="200" w:line="276" w:lineRule="auto"/>
       </w:pPr>
       <w:r>
-        <w:t>Part III of this book, starting at Chapter 26, takes the definitions built here — charge, current, voltage, resistance, capacitance, and (in the closing sections of Part I) inductance and induced EMF — and develops the systematic tools (Kirchhoff's laws, Thevenin and Norton equivalents, phasor analysis for AC) needed to analyze real circuits of arbitrary complexity. From there the series runs through circuits, components, and control (Book 2, including digital logic), semiconductor physics and devices (Book 3), RF, microwave, and transceivers (Book 4), communications, wireless, and SDR (Book 5), power and energy (Book 6), and packaging, layout, EMC, and test (Book 7): the working vocabulary of a practicing electrical engineer. Every one of those later books assumes the physical vocabulary built in Part I of this one: charge, field, potential, current, resistance, capacitance, magnetic field, and induction. If any of it still feels unfamiliar, this is the section to return to.</w:t>
+        <w:t>Part III of this book, starting at Chapter 26, takes the definitions built here — charge, current, voltage, resistance, capacitance, and (in the closing sections of Part I) inductance and induced EMF — and develops the systematic tools (Kirchhoff's laws, Thevenin and Norton equivalents, phasor analysis for AC) needed to analyze real circuits of arbitrary complexity. From there the series runs through circuits, components, and control (Book 2, including digital logic), semiconductor physics and devices (Book 3), RF, microwave, and transceivers (Book 4), communications, wireless, and SDR (Book 5), power and energy (Book 6), and packaging, layout, EMC, and test (Book 7). Books 8 and 9 then cover firmware and software for electronics, and test and measurement instruments. Together, the nine books map the working vocabulary of a practicing electrical engineer. Every one of those later books assumes the physical vocabulary built in Part I of this one: charge, field, potential, current, resistance, capacitance, magnetic field, and induction. If any of it still feels unfamiliar, this is the section to return to.</w:t>
       </w:r>
     </w:p>
     <w:p>
       <w:pPr>
         <w:pStyle w:val="Heading3"/>
+        <w:keepNext/>
         <w:spacing w:before="280" w:after="120"/>
       </w:pPr>
       <w:r>
@@ -9342,6 +9507,7 @@
     </w:p>
     <w:p>
       <w:pPr>
+        <w:keepNext/>
         <w:shd w:val="clear" w:color="auto" w:fill="E8F1E4"/>
         <w:spacing w:before="120" w:after="80"/>
       </w:pPr>
@@ -9365,6 +9531,7 @@
     <w:p>
       <w:pPr>
         <w:pStyle w:val="Heading3"/>
+        <w:keepNext/>
         <w:spacing w:before="280" w:after="120"/>
       </w:pPr>
       <w:r>
@@ -9455,6 +9622,7 @@
     <w:p>
       <w:pPr>
         <w:pStyle w:val="Heading1"/>
+        <w:keepNext/>
         <w:spacing w:before="480" w:after="240"/>
       </w:pPr>
       <w:bookmarkStart w:id="17" w:name="_TocAll0017"/>
@@ -9466,6 +9634,7 @@
     <w:p>
       <w:pPr>
         <w:pStyle w:val="Heading1"/>
+        <w:keepNext/>
         <w:spacing w:before="480" w:after="240"/>
       </w:pPr>
       <w:bookmarkStart w:id="18" w:name="_TocAll0018"/>
@@ -9508,6 +9677,7 @@
     <w:p>
       <w:pPr>
         <w:pStyle w:val="Heading2"/>
+        <w:keepNext/>
         <w:spacing w:before="320" w:after="160"/>
       </w:pPr>
       <w:r>
@@ -9619,6 +9789,7 @@
     <w:p>
       <w:pPr>
         <w:pStyle w:val="Heading2"/>
+        <w:keepNext/>
         <w:spacing w:before="320" w:after="160"/>
       </w:pPr>
       <w:r>
@@ -9673,6 +9844,7 @@
     </w:p>
     <w:p>
       <w:pPr>
+        <w:keepLines/>
         <w:spacing w:after="100"/>
       </w:pPr>
       <w:r>
@@ -9708,6 +9880,7 @@
     </w:p>
     <w:p>
       <w:pPr>
+        <w:keepLines/>
         <w:spacing w:after="100"/>
       </w:pPr>
       <w:r>
@@ -9743,6 +9916,7 @@
     </w:p>
     <w:p>
       <w:pPr>
+        <w:keepLines/>
         <w:spacing w:after="100"/>
       </w:pPr>
       <w:r>
@@ -9778,6 +9952,7 @@
     </w:p>
     <w:p>
       <w:pPr>
+        <w:keepLines/>
         <w:spacing w:after="100"/>
       </w:pPr>
       <w:r>
@@ -9813,6 +9988,7 @@
     </w:p>
     <w:p>
       <w:pPr>
+        <w:keepLines/>
         <w:spacing w:after="100"/>
       </w:pPr>
       <w:r>
@@ -9848,6 +10024,7 @@
     </w:p>
     <w:p>
       <w:pPr>
+        <w:keepLines/>
         <w:spacing w:after="100"/>
       </w:pPr>
       <w:r>
@@ -9883,6 +10060,7 @@
     </w:p>
     <w:p>
       <w:pPr>
+        <w:keepLines/>
         <w:spacing w:after="100"/>
       </w:pPr>
       <w:r>
@@ -9940,6 +10118,7 @@
     <w:p>
       <w:pPr>
         <w:pStyle w:val="Heading2"/>
+        <w:keepNext/>
         <w:spacing w:before="320" w:after="160"/>
       </w:pPr>
       <w:r>
@@ -10007,6 +10186,7 @@
     </w:p>
     <w:p>
       <w:pPr>
+        <w:keepLines/>
         <w:spacing w:after="100"/>
       </w:pPr>
       <w:r>
@@ -10054,6 +10234,7 @@
     </w:p>
     <w:p>
       <w:pPr>
+        <w:keepLines/>
         <w:spacing w:after="100"/>
       </w:pPr>
       <w:r>
@@ -10101,6 +10282,7 @@
     </w:p>
     <w:p>
       <w:pPr>
+        <w:keepLines/>
         <w:spacing w:after="100"/>
       </w:pPr>
       <w:r>
@@ -10148,6 +10330,7 @@
     </w:p>
     <w:p>
       <w:pPr>
+        <w:keepLines/>
         <w:spacing w:after="100"/>
       </w:pPr>
       <w:r>
@@ -10195,6 +10378,7 @@
     </w:p>
     <w:p>
       <w:pPr>
+        <w:keepLines/>
         <w:spacing w:after="100"/>
       </w:pPr>
       <w:r>
@@ -10242,6 +10426,7 @@
     </w:p>
     <w:p>
       <w:pPr>
+        <w:keepLines/>
         <w:spacing w:after="100"/>
       </w:pPr>
       <w:r>
@@ -10289,6 +10474,7 @@
     </w:p>
     <w:p>
       <w:pPr>
+        <w:keepLines/>
         <w:spacing w:after="100"/>
       </w:pPr>
       <w:r>
@@ -10336,6 +10522,7 @@
     </w:p>
     <w:p>
       <w:pPr>
+        <w:keepLines/>
         <w:spacing w:after="100"/>
       </w:pPr>
       <w:r>
@@ -10383,6 +10570,7 @@
     </w:p>
     <w:p>
       <w:pPr>
+        <w:keepLines/>
         <w:spacing w:after="100"/>
       </w:pPr>
       <w:r>
@@ -10430,6 +10618,7 @@
     </w:p>
     <w:p>
       <w:pPr>
+        <w:keepLines/>
         <w:spacing w:after="100"/>
       </w:pPr>
       <w:r>
@@ -10491,6 +10680,7 @@
     <w:p>
       <w:pPr>
         <w:pStyle w:val="Heading2"/>
+        <w:keepNext/>
         <w:spacing w:before="320" w:after="160"/>
       </w:pPr>
       <w:r>
@@ -10536,6 +10726,7 @@
     </w:p>
     <w:p>
       <w:pPr>
+        <w:keepNext/>
         <w:shd w:val="clear" w:color="auto" w:fill="E8F0E8"/>
         <w:spacing w:before="120" w:after="80"/>
       </w:pPr>
@@ -10605,6 +10796,7 @@
     </w:p>
     <w:p>
       <w:pPr>
+        <w:keepNext/>
         <w:shd w:val="clear" w:color="auto" w:fill="EFEFEF"/>
         <w:spacing w:before="120" w:after="80"/>
       </w:pPr>
@@ -10635,6 +10827,7 @@
     <w:p>
       <w:pPr>
         <w:pStyle w:val="Heading2"/>
+        <w:keepNext/>
         <w:spacing w:before="320" w:after="160"/>
       </w:pPr>
       <w:r>
@@ -10659,6 +10852,7 @@
     </w:p>
     <w:p>
       <w:pPr>
+        <w:keepNext/>
         <w:shd w:val="clear" w:color="auto" w:fill="FCEEEA"/>
         <w:spacing w:before="120" w:after="80"/>
       </w:pPr>
@@ -10681,6 +10875,7 @@
     </w:p>
     <w:p>
       <w:pPr>
+        <w:keepNext/>
         <w:shd w:val="clear" w:color="auto" w:fill="E8F1E4"/>
         <w:spacing w:before="120" w:after="80"/>
       </w:pPr>
@@ -10704,6 +10899,7 @@
     <w:p>
       <w:pPr>
         <w:pStyle w:val="Heading3"/>
+        <w:keepNext/>
         <w:spacing w:before="280" w:after="140"/>
       </w:pPr>
       <w:r>
@@ -10765,6 +10961,7 @@
     <w:p>
       <w:pPr>
         <w:pStyle w:val="Heading3"/>
+        <w:keepNext/>
         <w:spacing w:before="280" w:after="120"/>
       </w:pPr>
       <w:r>
@@ -10855,6 +11052,7 @@
     <w:p>
       <w:pPr>
         <w:pStyle w:val="Heading1"/>
+        <w:keepNext/>
         <w:spacing w:before="480" w:after="240"/>
       </w:pPr>
       <w:bookmarkStart w:id="19" w:name="_TocAll0019"/>
@@ -10897,6 +11095,7 @@
     <w:p>
       <w:pPr>
         <w:pStyle w:val="Heading2"/>
+        <w:keepNext/>
         <w:spacing w:before="320" w:after="160"/>
       </w:pPr>
       <w:r>
@@ -11016,6 +11215,7 @@
     </w:p>
     <w:p>
       <w:pPr>
+        <w:keepLines/>
         <w:spacing w:after="100"/>
       </w:pPr>
       <w:r>
@@ -11051,6 +11251,7 @@
     </w:p>
     <w:p>
       <w:pPr>
+        <w:keepLines/>
         <w:spacing w:after="100"/>
       </w:pPr>
       <w:r>
@@ -11086,6 +11287,7 @@
     </w:p>
     <w:p>
       <w:pPr>
+        <w:keepLines/>
         <w:spacing w:after="100"/>
       </w:pPr>
       <w:r>
@@ -11121,6 +11323,7 @@
     </w:p>
     <w:p>
       <w:pPr>
+        <w:keepLines/>
         <w:spacing w:after="100"/>
       </w:pPr>
       <w:r>
@@ -11156,6 +11359,7 @@
     </w:p>
     <w:p>
       <w:pPr>
+        <w:keepLines/>
         <w:spacing w:after="100"/>
       </w:pPr>
       <w:r>
@@ -11179,6 +11383,7 @@
     </w:p>
     <w:p>
       <w:pPr>
+        <w:keepLines/>
         <w:spacing w:after="100"/>
       </w:pPr>
       <w:r>
@@ -11214,6 +11419,7 @@
     </w:p>
     <w:p>
       <w:pPr>
+        <w:keepLines/>
         <w:spacing w:after="100"/>
       </w:pPr>
       <w:r>
@@ -11249,6 +11455,7 @@
     </w:p>
     <w:p>
       <w:pPr>
+        <w:keepLines/>
         <w:spacing w:after="100"/>
       </w:pPr>
       <w:r>
@@ -11284,6 +11491,7 @@
     </w:p>
     <w:p>
       <w:pPr>
+        <w:keepLines/>
         <w:spacing w:after="100"/>
       </w:pPr>
       <w:r>
@@ -11319,6 +11527,7 @@
     </w:p>
     <w:p>
       <w:pPr>
+        <w:keepLines/>
         <w:spacing w:after="100"/>
       </w:pPr>
       <w:r>
@@ -11376,6 +11585,7 @@
     <w:p>
       <w:pPr>
         <w:pStyle w:val="Heading2"/>
+        <w:keepNext/>
         <w:spacing w:before="320" w:after="160"/>
       </w:pPr>
       <w:r>
@@ -11401,6 +11611,7 @@
     <w:p>
       <w:pPr>
         <w:pStyle w:val="Heading2"/>
+        <w:keepNext/>
         <w:spacing w:before="320" w:after="160"/>
       </w:pPr>
       <w:r>
@@ -11425,6 +11636,7 @@
     </w:p>
     <w:p>
       <w:pPr>
+        <w:keepNext/>
         <w:shd w:val="clear" w:color="auto" w:fill="E8F0E8"/>
         <w:spacing w:before="120" w:after="80"/>
       </w:pPr>
@@ -11492,6 +11704,7 @@
     </w:p>
     <w:p>
       <w:pPr>
+        <w:keepNext/>
         <w:shd w:val="clear" w:color="auto" w:fill="EFEFEF"/>
         <w:spacing w:before="120" w:after="80"/>
       </w:pPr>
@@ -11522,6 +11735,7 @@
     <w:p>
       <w:pPr>
         <w:pStyle w:val="Heading2"/>
+        <w:keepNext/>
         <w:spacing w:before="320" w:after="160"/>
       </w:pPr>
       <w:r>
@@ -11546,6 +11760,7 @@
     </w:p>
     <w:p>
       <w:pPr>
+        <w:keepNext/>
         <w:shd w:val="clear" w:color="auto" w:fill="FCEEEA"/>
         <w:spacing w:before="120" w:after="80"/>
       </w:pPr>
@@ -11568,6 +11783,7 @@
     </w:p>
     <w:p>
       <w:pPr>
+        <w:keepNext/>
         <w:shd w:val="clear" w:color="auto" w:fill="E8F1E4"/>
         <w:spacing w:before="120" w:after="80"/>
       </w:pPr>
@@ -11591,6 +11807,7 @@
     <w:p>
       <w:pPr>
         <w:pStyle w:val="Heading3"/>
+        <w:keepNext/>
         <w:spacing w:before="280" w:after="140"/>
       </w:pPr>
       <w:r>
@@ -11652,6 +11869,7 @@
     <w:p>
       <w:pPr>
         <w:pStyle w:val="Heading3"/>
+        <w:keepNext/>
         <w:spacing w:before="280" w:after="120"/>
       </w:pPr>
       <w:r>
@@ -11755,6 +11973,7 @@
     <w:p>
       <w:pPr>
         <w:pStyle w:val="Heading1"/>
+        <w:keepNext/>
         <w:spacing w:before="480" w:after="240"/>
       </w:pPr>
       <w:bookmarkStart w:id="20" w:name="_TocAll0020"/>
@@ -11862,6 +12081,7 @@
     <w:p>
       <w:pPr>
         <w:pStyle w:val="Heading2"/>
+        <w:keepNext/>
         <w:spacing w:before="320" w:after="160"/>
       </w:pPr>
       <w:r>
@@ -11887,6 +12107,7 @@
     <w:p>
       <w:pPr>
         <w:pStyle w:val="Heading2"/>
+        <w:keepNext/>
         <w:spacing w:before="320" w:after="160"/>
       </w:pPr>
       <w:r>
@@ -11911,6 +12132,7 @@
     </w:p>
     <w:p>
       <w:pPr>
+        <w:keepNext/>
         <w:shd w:val="clear" w:color="auto" w:fill="FCEEEA"/>
         <w:spacing w:before="120" w:after="80"/>
       </w:pPr>
@@ -11934,6 +12156,7 @@
     <w:p>
       <w:pPr>
         <w:pStyle w:val="Heading2"/>
+        <w:keepNext/>
         <w:spacing w:before="320" w:after="160"/>
       </w:pPr>
       <w:r>
@@ -11958,6 +12181,7 @@
     </w:p>
     <w:p>
       <w:pPr>
+        <w:keepNext/>
         <w:shd w:val="clear" w:color="auto" w:fill="E8F0E8"/>
         <w:spacing w:before="120" w:after="80"/>
       </w:pPr>
@@ -12025,6 +12249,7 @@
     </w:p>
     <w:p>
       <w:pPr>
+        <w:keepNext/>
         <w:shd w:val="clear" w:color="auto" w:fill="EFEFEF"/>
         <w:spacing w:before="120" w:after="80"/>
       </w:pPr>
@@ -12055,6 +12280,7 @@
     <w:p>
       <w:pPr>
         <w:pStyle w:val="Heading2"/>
+        <w:keepNext/>
         <w:spacing w:before="320" w:after="160"/>
       </w:pPr>
       <w:r>
@@ -12140,6 +12366,7 @@
     <w:p>
       <w:pPr>
         <w:pStyle w:val="Heading2"/>
+        <w:keepNext/>
         <w:spacing w:before="320" w:after="160"/>
       </w:pPr>
       <w:r>
@@ -12173,6 +12400,7 @@
     <w:p>
       <w:pPr>
         <w:pStyle w:val="Heading2"/>
+        <w:keepNext/>
         <w:spacing w:before="360" w:after="160"/>
       </w:pPr>
       <w:r>
@@ -12189,6 +12417,7 @@
     </w:p>
     <w:p>
       <w:pPr>
+        <w:keepNext/>
         <w:shd w:val="clear" w:color="auto" w:fill="E8F0E8"/>
         <w:spacing w:before="120" w:after="80"/>
       </w:pPr>
@@ -12242,6 +12471,7 @@
     </w:p>
     <w:p>
       <w:pPr>
+        <w:keepNext/>
         <w:shd w:val="clear" w:color="auto" w:fill="E8F0E8"/>
         <w:spacing w:before="120" w:after="80"/>
       </w:pPr>
@@ -12349,6 +12579,7 @@
     </w:p>
     <w:p>
       <w:pPr>
+        <w:keepNext/>
         <w:shd w:val="clear" w:color="auto" w:fill="E8F1E4"/>
         <w:spacing w:before="120" w:after="80"/>
       </w:pPr>
@@ -12371,6 +12602,7 @@
     </w:p>
     <w:p>
       <w:pPr>
+        <w:keepNext/>
         <w:shd w:val="clear" w:color="auto" w:fill="E3ECF7"/>
         <w:spacing w:before="120" w:after="80"/>
       </w:pPr>
@@ -12394,6 +12626,7 @@
     <w:p>
       <w:pPr>
         <w:pStyle w:val="Heading3"/>
+        <w:keepNext/>
         <w:spacing w:before="280" w:after="140"/>
       </w:pPr>
       <w:r>
@@ -12468,6 +12701,7 @@
     <w:p>
       <w:pPr>
         <w:pStyle w:val="Heading3"/>
+        <w:keepNext/>
         <w:spacing w:before="280" w:after="120"/>
       </w:pPr>
       <w:r>
@@ -12584,6 +12818,7 @@
     <w:p>
       <w:pPr>
         <w:pStyle w:val="Heading1"/>
+        <w:keepNext/>
         <w:spacing w:before="480" w:after="240"/>
       </w:pPr>
       <w:bookmarkStart w:id="21" w:name="_TocAll0021"/>
@@ -12626,6 +12861,7 @@
     <w:p>
       <w:pPr>
         <w:pStyle w:val="Heading2"/>
+        <w:keepNext/>
         <w:spacing w:before="320" w:after="160"/>
       </w:pPr>
       <w:r>
@@ -12650,6 +12886,7 @@
     </w:p>
     <w:p>
       <w:pPr>
+        <w:keepNext/>
         <w:shd w:val="clear" w:color="auto" w:fill="E8F0E8"/>
         <w:spacing w:before="120" w:after="80"/>
       </w:pPr>
@@ -12744,6 +12981,7 @@
     </w:p>
     <w:p>
       <w:pPr>
+        <w:keepNext/>
         <w:shd w:val="clear" w:color="auto" w:fill="FCEEEA"/>
         <w:spacing w:before="120" w:after="80"/>
       </w:pPr>
@@ -12767,6 +13005,7 @@
     <w:p>
       <w:pPr>
         <w:pStyle w:val="Heading2"/>
+        <w:keepNext/>
         <w:spacing w:before="320" w:after="160"/>
       </w:pPr>
       <w:r>
@@ -12813,6 +13052,7 @@
     <w:p>
       <w:pPr>
         <w:pStyle w:val="Heading2"/>
+        <w:keepNext/>
         <w:spacing w:before="320" w:after="160"/>
       </w:pPr>
       <w:r>
@@ -12879,6 +13119,7 @@
     </w:p>
     <w:p>
       <w:pPr>
+        <w:keepNext/>
         <w:shd w:val="clear" w:color="auto" w:fill="EFEFEF"/>
         <w:spacing w:before="120" w:after="80"/>
       </w:pPr>
@@ -12909,6 +13150,7 @@
     <w:p>
       <w:pPr>
         <w:pStyle w:val="Heading2"/>
+        <w:keepNext/>
         <w:spacing w:before="320" w:after="160"/>
       </w:pPr>
       <w:r>
@@ -13012,6 +13254,7 @@
     <w:p>
       <w:pPr>
         <w:pStyle w:val="Heading2"/>
+        <w:keepNext/>
         <w:spacing w:before="320" w:after="160"/>
       </w:pPr>
       <w:r>
@@ -13057,6 +13300,7 @@
     </w:p>
     <w:p>
       <w:pPr>
+        <w:keepNext/>
         <w:shd w:val="clear" w:color="auto" w:fill="E8F1E4"/>
         <w:spacing w:before="120" w:after="80"/>
       </w:pPr>
@@ -13080,6 +13324,7 @@
     <w:p>
       <w:pPr>
         <w:pStyle w:val="Heading3"/>
+        <w:keepNext/>
         <w:spacing w:before="280" w:after="140"/>
       </w:pPr>
       <w:r>
@@ -13141,6 +13386,7 @@
     <w:p>
       <w:pPr>
         <w:pStyle w:val="Heading3"/>
+        <w:keepNext/>
         <w:spacing w:before="280" w:after="120"/>
       </w:pPr>
       <w:r>
@@ -13244,6 +13490,7 @@
     <w:p>
       <w:pPr>
         <w:pStyle w:val="Heading1"/>
+        <w:keepNext/>
         <w:spacing w:before="480" w:after="240"/>
       </w:pPr>
       <w:bookmarkStart w:id="22" w:name="_TocAll0022"/>
@@ -13286,6 +13533,7 @@
     <w:p>
       <w:pPr>
         <w:pStyle w:val="Heading2"/>
+        <w:keepNext/>
         <w:spacing w:before="320" w:after="160"/>
       </w:pPr>
       <w:r>
@@ -13389,6 +13637,7 @@
     <w:p>
       <w:pPr>
         <w:pStyle w:val="Heading2"/>
+        <w:keepNext/>
         <w:spacing w:before="320" w:after="160"/>
       </w:pPr>
       <w:r>
@@ -13413,6 +13662,7 @@
     </w:p>
     <w:p>
       <w:pPr>
+        <w:keepNext/>
         <w:shd w:val="clear" w:color="auto" w:fill="E8F0E8"/>
         <w:spacing w:before="120" w:after="80"/>
       </w:pPr>
@@ -13508,6 +13758,7 @@
     <w:p>
       <w:pPr>
         <w:pStyle w:val="Heading2"/>
+        <w:keepNext/>
         <w:spacing w:before="320" w:after="160"/>
       </w:pPr>
       <w:r>
@@ -13553,6 +13804,7 @@
     </w:p>
     <w:p>
       <w:pPr>
+        <w:keepNext/>
         <w:shd w:val="clear" w:color="auto" w:fill="EFEFEF"/>
         <w:spacing w:before="120" w:after="80"/>
       </w:pPr>
@@ -13583,6 +13835,7 @@
     <w:p>
       <w:pPr>
         <w:pStyle w:val="Heading2"/>
+        <w:keepNext/>
         <w:spacing w:before="320" w:after="160"/>
       </w:pPr>
       <w:r>
@@ -13628,6 +13881,7 @@
     </w:p>
     <w:p>
       <w:pPr>
+        <w:keepNext/>
         <w:shd w:val="clear" w:color="auto" w:fill="E8F1E4"/>
         <w:spacing w:before="120" w:after="80"/>
       </w:pPr>
@@ -13651,6 +13905,7 @@
     <w:p>
       <w:pPr>
         <w:pStyle w:val="Heading3"/>
+        <w:keepNext/>
         <w:spacing w:before="280" w:after="140"/>
       </w:pPr>
       <w:r>
@@ -13712,6 +13967,7 @@
     <w:p>
       <w:pPr>
         <w:pStyle w:val="Heading3"/>
+        <w:keepNext/>
         <w:spacing w:before="280" w:after="120"/>
       </w:pPr>
       <w:r>
@@ -13815,6 +14071,7 @@
     <w:p>
       <w:pPr>
         <w:pStyle w:val="Heading1"/>
+        <w:keepNext/>
         <w:spacing w:before="480" w:after="240"/>
       </w:pPr>
       <w:bookmarkStart w:id="23" w:name="_TocAll0023"/>
@@ -13857,6 +14114,7 @@
     <w:p>
       <w:pPr>
         <w:pStyle w:val="Heading2"/>
+        <w:keepNext/>
         <w:spacing w:before="320" w:after="160"/>
       </w:pPr>
       <w:r>
@@ -13874,6 +14132,7 @@
     <w:p>
       <w:pPr>
         <w:pStyle w:val="Heading2"/>
+        <w:keepNext/>
         <w:spacing w:before="320" w:after="160"/>
       </w:pPr>
       <w:r>
@@ -13899,6 +14158,7 @@
     <w:p>
       <w:pPr>
         <w:pStyle w:val="Heading2"/>
+        <w:keepNext/>
         <w:spacing w:before="320" w:after="160"/>
       </w:pPr>
       <w:r>
@@ -14009,6 +14269,7 @@
     </w:p>
     <w:p>
       <w:pPr>
+        <w:keepNext/>
         <w:shd w:val="clear" w:color="auto" w:fill="EFEFEF"/>
         <w:spacing w:before="120" w:after="80"/>
       </w:pPr>
@@ -14038,6 +14299,7 @@
     </w:p>
     <w:p>
       <w:pPr>
+        <w:keepNext/>
         <w:shd w:val="clear" w:color="auto" w:fill="E8F0E8"/>
         <w:spacing w:before="120" w:after="80"/>
       </w:pPr>
@@ -14070,6 +14332,7 @@
     <w:p>
       <w:pPr>
         <w:pStyle w:val="Heading2"/>
+        <w:keepNext/>
         <w:spacing w:before="320" w:after="160"/>
       </w:pPr>
       <w:r>
@@ -14094,6 +14357,7 @@
     </w:p>
     <w:p>
       <w:pPr>
+        <w:keepNext/>
         <w:shd w:val="clear" w:color="auto" w:fill="FCEEEA"/>
         <w:spacing w:before="120" w:after="80"/>
       </w:pPr>
@@ -14117,6 +14381,7 @@
     <w:p>
       <w:pPr>
         <w:pStyle w:val="Heading2"/>
+        <w:keepNext/>
         <w:spacing w:before="360" w:after="160"/>
       </w:pPr>
       <w:r>
@@ -14133,6 +14398,7 @@
     </w:p>
     <w:p>
       <w:pPr>
+        <w:keepNext/>
         <w:shd w:val="clear" w:color="auto" w:fill="E8F0E8"/>
         <w:spacing w:before="120" w:after="80"/>
       </w:pPr>
@@ -14240,6 +14506,7 @@
     </w:p>
     <w:p>
       <w:pPr>
+        <w:keepNext/>
         <w:shd w:val="clear" w:color="auto" w:fill="E8F1E4"/>
         <w:spacing w:before="120" w:after="80"/>
       </w:pPr>
@@ -14263,6 +14530,7 @@
     <w:p>
       <w:pPr>
         <w:pStyle w:val="Heading3"/>
+        <w:keepNext/>
         <w:spacing w:before="280" w:after="140"/>
       </w:pPr>
       <w:r>
@@ -14337,6 +14605,7 @@
     <w:p>
       <w:pPr>
         <w:pStyle w:val="Heading3"/>
+        <w:keepNext/>
         <w:spacing w:before="280" w:after="120"/>
       </w:pPr>
       <w:r>
@@ -14427,6 +14696,7 @@
     <w:p>
       <w:pPr>
         <w:pStyle w:val="Heading1"/>
+        <w:keepNext/>
         <w:spacing w:before="480" w:after="240"/>
       </w:pPr>
       <w:bookmarkStart w:id="24" w:name="_TocAll0024"/>
@@ -14469,6 +14739,7 @@
     <w:p>
       <w:pPr>
         <w:pStyle w:val="Heading2"/>
+        <w:keepNext/>
         <w:spacing w:before="320" w:after="160"/>
       </w:pPr>
       <w:r>
@@ -14587,6 +14858,7 @@
     </w:p>
     <w:p>
       <w:pPr>
+        <w:keepNext/>
         <w:shd w:val="clear" w:color="auto" w:fill="E8F0E8"/>
         <w:spacing w:before="120" w:after="80"/>
       </w:pPr>
@@ -14664,6 +14936,7 @@
     <w:p>
       <w:pPr>
         <w:pStyle w:val="Heading2"/>
+        <w:keepNext/>
         <w:spacing w:before="320" w:after="160"/>
       </w:pPr>
       <w:r>
@@ -14710,6 +14983,7 @@
     <w:p>
       <w:pPr>
         <w:pStyle w:val="Heading2"/>
+        <w:keepNext/>
         <w:spacing w:before="320" w:after="160"/>
       </w:pPr>
       <w:r>
@@ -14830,6 +15104,7 @@
     </w:p>
     <w:p>
       <w:pPr>
+        <w:keepNext/>
         <w:shd w:val="clear" w:color="auto" w:fill="EFEFEF"/>
         <w:spacing w:before="120" w:after="80"/>
       </w:pPr>
@@ -14867,6 +15142,7 @@
     </w:p>
     <w:p>
       <w:pPr>
+        <w:keepNext/>
         <w:shd w:val="clear" w:color="auto" w:fill="FCEEEA"/>
         <w:spacing w:before="120" w:after="80"/>
       </w:pPr>
@@ -14889,6 +15165,7 @@
     </w:p>
     <w:p>
       <w:pPr>
+        <w:keepNext/>
         <w:shd w:val="clear" w:color="auto" w:fill="E8F1E4"/>
         <w:spacing w:before="120" w:after="80"/>
       </w:pPr>
@@ -14912,6 +15189,7 @@
     <w:p>
       <w:pPr>
         <w:pStyle w:val="Heading3"/>
+        <w:keepNext/>
         <w:spacing w:before="280" w:after="140"/>
       </w:pPr>
       <w:r>
@@ -14973,6 +15251,7 @@
     <w:p>
       <w:pPr>
         <w:pStyle w:val="Heading3"/>
+        <w:keepNext/>
         <w:spacing w:before="280" w:after="120"/>
       </w:pPr>
       <w:r>
@@ -15076,6 +15355,7 @@
     <w:p>
       <w:pPr>
         <w:pStyle w:val="Heading1"/>
+        <w:keepNext/>
         <w:spacing w:before="480" w:after="240"/>
       </w:pPr>
       <w:bookmarkStart w:id="25" w:name="_TocAll0025"/>
@@ -15118,6 +15398,7 @@
     <w:p>
       <w:pPr>
         <w:pStyle w:val="Heading2"/>
+        <w:keepNext/>
         <w:spacing w:before="320" w:after="160"/>
       </w:pPr>
       <w:r>
@@ -15143,6 +15424,7 @@
     <w:p>
       <w:pPr>
         <w:pStyle w:val="Heading2"/>
+        <w:keepNext/>
         <w:spacing w:before="320" w:after="160"/>
       </w:pPr>
       <w:r>
@@ -15254,6 +15536,7 @@
     <w:p>
       <w:pPr>
         <w:pStyle w:val="Heading2"/>
+        <w:keepNext/>
         <w:spacing w:before="320" w:after="160"/>
       </w:pPr>
       <w:r>
@@ -15338,6 +15621,7 @@
     </w:p>
     <w:p>
       <w:pPr>
+        <w:keepNext/>
         <w:shd w:val="clear" w:color="auto" w:fill="E8F0E8"/>
         <w:spacing w:before="120" w:after="80"/>
       </w:pPr>
@@ -15424,6 +15708,7 @@
     <w:p>
       <w:pPr>
         <w:pStyle w:val="Heading2"/>
+        <w:keepNext/>
         <w:spacing w:before="320" w:after="160"/>
       </w:pPr>
       <w:r>
@@ -15469,6 +15754,7 @@
     </w:p>
     <w:p>
       <w:pPr>
+        <w:keepNext/>
         <w:shd w:val="clear" w:color="auto" w:fill="EFEFEF"/>
         <w:spacing w:before="120" w:after="80"/>
       </w:pPr>
@@ -15498,6 +15784,7 @@
     </w:p>
     <w:p>
       <w:pPr>
+        <w:keepNext/>
         <w:shd w:val="clear" w:color="auto" w:fill="E8F1E4"/>
         <w:spacing w:before="120" w:after="80"/>
       </w:pPr>
@@ -15521,6 +15808,7 @@
     <w:p>
       <w:pPr>
         <w:pStyle w:val="Heading3"/>
+        <w:keepNext/>
         <w:spacing w:before="280" w:after="140"/>
       </w:pPr>
       <w:r>
@@ -15582,6 +15870,7 @@
     <w:p>
       <w:pPr>
         <w:pStyle w:val="Heading3"/>
+        <w:keepNext/>
         <w:spacing w:before="280" w:after="120"/>
       </w:pPr>
       <w:r>
@@ -15672,6 +15961,7 @@
     <w:p>
       <w:pPr>
         <w:pStyle w:val="Heading1"/>
+        <w:keepNext/>
         <w:spacing w:before="480" w:after="240"/>
       </w:pPr>
       <w:bookmarkStart w:id="26" w:name="_TocAll0026"/>
@@ -15754,6 +16044,7 @@
     <w:p>
       <w:pPr>
         <w:pStyle w:val="Heading2"/>
+        <w:keepNext/>
         <w:spacing w:before="320" w:after="160"/>
       </w:pPr>
       <w:r>
@@ -15779,6 +16070,7 @@
     <w:p>
       <w:pPr>
         <w:pStyle w:val="Heading2"/>
+        <w:keepNext/>
         <w:spacing w:before="320" w:after="160"/>
       </w:pPr>
       <w:r>
@@ -15919,6 +16211,7 @@
     <w:p>
       <w:pPr>
         <w:pStyle w:val="Heading2"/>
+        <w:keepNext/>
         <w:spacing w:before="320" w:after="160"/>
       </w:pPr>
       <w:r>
@@ -15964,6 +16257,7 @@
     </w:p>
     <w:p>
       <w:pPr>
+        <w:keepNext/>
         <w:shd w:val="clear" w:color="auto" w:fill="E8F0E8"/>
         <w:spacing w:before="120" w:after="80"/>
       </w:pPr>
@@ -16041,6 +16335,7 @@
     <w:p>
       <w:pPr>
         <w:pStyle w:val="Heading2"/>
+        <w:keepNext/>
         <w:spacing w:before="320" w:after="160"/>
       </w:pPr>
       <w:r>
@@ -16107,6 +16402,7 @@
     </w:p>
     <w:p>
       <w:pPr>
+        <w:keepNext/>
         <w:shd w:val="clear" w:color="auto" w:fill="FCEEEA"/>
         <w:spacing w:before="120" w:after="80"/>
       </w:pPr>
@@ -16130,6 +16426,7 @@
     <w:p>
       <w:pPr>
         <w:pStyle w:val="Heading2"/>
+        <w:keepNext/>
         <w:spacing w:before="320" w:after="160"/>
       </w:pPr>
       <w:r>
@@ -16167,6 +16464,7 @@
     </w:p>
     <w:p>
       <w:pPr>
+        <w:keepNext/>
         <w:shd w:val="clear" w:color="auto" w:fill="EFEFEF"/>
         <w:spacing w:before="120" w:after="80"/>
       </w:pPr>
@@ -16204,6 +16502,7 @@
     </w:p>
     <w:p>
       <w:pPr>
+        <w:keepNext/>
         <w:shd w:val="clear" w:color="auto" w:fill="E8F1E4"/>
         <w:spacing w:before="120" w:after="80"/>
       </w:pPr>
@@ -16227,6 +16526,7 @@
     <w:p>
       <w:pPr>
         <w:pStyle w:val="Heading3"/>
+        <w:keepNext/>
         <w:spacing w:before="280" w:after="140"/>
       </w:pPr>
       <w:r>
@@ -16288,6 +16588,7 @@
     <w:p>
       <w:pPr>
         <w:pStyle w:val="Heading3"/>
+        <w:keepNext/>
         <w:spacing w:before="280" w:after="120"/>
       </w:pPr>
       <w:r>
@@ -16365,6 +16666,7 @@
     <w:p>
       <w:pPr>
         <w:pStyle w:val="Heading1"/>
+        <w:keepNext/>
         <w:spacing w:before="480" w:after="240"/>
       </w:pPr>
       <w:bookmarkStart w:id="27" w:name="_TocAll0027"/>
@@ -16407,6 +16709,7 @@
     <w:p>
       <w:pPr>
         <w:pStyle w:val="Heading2"/>
+        <w:keepNext/>
         <w:spacing w:before="320" w:after="160"/>
       </w:pPr>
       <w:r>
@@ -16525,6 +16828,7 @@
     </w:p>
     <w:p>
       <w:pPr>
+        <w:keepNext/>
         <w:shd w:val="clear" w:color="auto" w:fill="EFEFEF"/>
         <w:spacing w:before="120" w:after="80"/>
       </w:pPr>
@@ -16555,6 +16859,7 @@
     <w:p>
       <w:pPr>
         <w:pStyle w:val="Heading2"/>
+        <w:keepNext/>
         <w:spacing w:before="320" w:after="160"/>
       </w:pPr>
       <w:r>
@@ -16614,6 +16919,7 @@
     <w:p>
       <w:pPr>
         <w:pStyle w:val="Heading2"/>
+        <w:keepNext/>
         <w:spacing w:before="320" w:after="160"/>
       </w:pPr>
       <w:r>
@@ -16652,6 +16958,7 @@
     <w:p>
       <w:pPr>
         <w:pStyle w:val="Heading2"/>
+        <w:keepNext/>
         <w:spacing w:before="320" w:after="160"/>
       </w:pPr>
       <w:r>
@@ -16697,6 +17004,7 @@
     </w:p>
     <w:p>
       <w:pPr>
+        <w:keepNext/>
         <w:shd w:val="clear" w:color="auto" w:fill="FCEEEA"/>
         <w:spacing w:before="120" w:after="80"/>
       </w:pPr>
@@ -16720,6 +17028,7 @@
     <w:p>
       <w:pPr>
         <w:pStyle w:val="Heading2"/>
+        <w:keepNext/>
         <w:spacing w:before="320" w:after="160"/>
       </w:pPr>
       <w:r>
@@ -16765,6 +17074,7 @@
     </w:p>
     <w:p>
       <w:pPr>
+        <w:keepNext/>
         <w:shd w:val="clear" w:color="auto" w:fill="E8F0E8"/>
         <w:spacing w:before="120" w:after="80"/>
       </w:pPr>
@@ -16877,6 +17187,7 @@
     </w:p>
     <w:p>
       <w:pPr>
+        <w:keepNext/>
         <w:shd w:val="clear" w:color="auto" w:fill="E8F1E4"/>
         <w:spacing w:before="120" w:after="80"/>
       </w:pPr>
@@ -16900,6 +17211,7 @@
     <w:p>
       <w:pPr>
         <w:pStyle w:val="Heading3"/>
+        <w:keepNext/>
         <w:spacing w:before="280" w:after="140"/>
       </w:pPr>
       <w:r>
@@ -16961,6 +17273,7 @@
     <w:p>
       <w:pPr>
         <w:pStyle w:val="Heading3"/>
+        <w:keepNext/>
         <w:spacing w:before="280" w:after="120"/>
       </w:pPr>
       <w:r>
@@ -17038,6 +17351,7 @@
     <w:p>
       <w:pPr>
         <w:pStyle w:val="Heading1"/>
+        <w:keepNext/>
         <w:spacing w:before="480" w:after="240"/>
       </w:pPr>
       <w:bookmarkStart w:id="28" w:name="_TocAll0028"/>
@@ -17080,6 +17394,7 @@
     <w:p>
       <w:pPr>
         <w:pStyle w:val="Heading2"/>
+        <w:keepNext/>
         <w:spacing w:before="320" w:after="160"/>
       </w:pPr>
       <w:r>
@@ -17121,6 +17436,7 @@
     <w:p>
       <w:pPr>
         <w:pStyle w:val="Heading2"/>
+        <w:keepNext/>
         <w:spacing w:before="320" w:after="160"/>
       </w:pPr>
       <w:r>
@@ -17166,6 +17482,7 @@
     </w:p>
     <w:p>
       <w:pPr>
+        <w:keepNext/>
         <w:shd w:val="clear" w:color="auto" w:fill="FCEEEA"/>
         <w:spacing w:before="120" w:after="80"/>
       </w:pPr>
@@ -17189,6 +17506,7 @@
     <w:p>
       <w:pPr>
         <w:pStyle w:val="Heading2"/>
+        <w:keepNext/>
         <w:spacing w:before="320" w:after="160"/>
       </w:pPr>
       <w:r>
@@ -17362,6 +17680,7 @@
     </w:p>
     <w:p>
       <w:pPr>
+        <w:keepNext/>
         <w:shd w:val="clear" w:color="auto" w:fill="EFEFEF"/>
         <w:spacing w:before="120" w:after="80"/>
       </w:pPr>
@@ -17392,6 +17711,7 @@
     <w:p>
       <w:pPr>
         <w:pStyle w:val="Heading2"/>
+        <w:keepNext/>
         <w:spacing w:before="320" w:after="160"/>
       </w:pPr>
       <w:r>
@@ -17424,6 +17744,7 @@
     </w:p>
     <w:p>
       <w:pPr>
+        <w:keepNext/>
         <w:shd w:val="clear" w:color="auto" w:fill="E8F0E8"/>
         <w:spacing w:before="120" w:after="80"/>
       </w:pPr>
@@ -17527,6 +17848,7 @@
     </w:p>
     <w:p>
       <w:pPr>
+        <w:keepNext/>
         <w:shd w:val="clear" w:color="auto" w:fill="FCEEEA"/>
         <w:spacing w:before="120" w:after="80"/>
       </w:pPr>
@@ -17550,6 +17872,7 @@
     <w:p>
       <w:pPr>
         <w:pStyle w:val="Heading2"/>
+        <w:keepNext/>
         <w:spacing w:before="320" w:after="160"/>
       </w:pPr>
       <w:r>
@@ -17574,6 +17897,7 @@
     </w:p>
     <w:p>
       <w:pPr>
+        <w:keepNext/>
         <w:shd w:val="clear" w:color="auto" w:fill="E8F1E4"/>
         <w:spacing w:before="120" w:after="80"/>
       </w:pPr>
@@ -17597,6 +17921,7 @@
     <w:p>
       <w:pPr>
         <w:pStyle w:val="Heading3"/>
+        <w:keepNext/>
         <w:spacing w:before="280" w:after="140"/>
       </w:pPr>
       <w:r>
@@ -17658,6 +17983,7 @@
     <w:p>
       <w:pPr>
         <w:pStyle w:val="Heading3"/>
+        <w:keepNext/>
         <w:spacing w:before="280" w:after="120"/>
       </w:pPr>
       <w:r>
@@ -17735,6 +18061,7 @@
     <w:p>
       <w:pPr>
         <w:pStyle w:val="Heading1"/>
+        <w:keepNext/>
         <w:spacing w:before="480" w:after="240"/>
       </w:pPr>
       <w:bookmarkStart w:id="29" w:name="_TocAll0030"/>
@@ -17777,6 +18104,7 @@
     <w:p>
       <w:pPr>
         <w:pStyle w:val="Heading2"/>
+        <w:keepNext/>
         <w:spacing w:before="320" w:after="160"/>
       </w:pPr>
       <w:r>
@@ -17817,7 +18145,7 @@
         <w:spacing w:after="200" w:line="276" w:lineRule="auto"/>
       </w:pPr>
       <w:r>
-        <w:t>Read these as physical statements rather than formulas. A capacitor passes current only while its voltage is changing — hold the voltage constant and the current stops, which is why a capacitor blocks DC. An inductor develops voltage only while its current is changing — hold the current constant and the voltage vanishes, which is why an inductor is a short circuit to DC.</w:t>
+        <w:t>Read these as physical statements rather than formulas. In the ideal model, a capacitor passes current only while its voltage is changing — hold the voltage constant and the current stops, which is why an ideal capacitor blocks DC. An ideal inductor develops voltage only while its current is changing — hold the current constant and the voltage vanishes, which is why an ideal inductor is a short circuit to DC. Real components also have leakage, winding resistance, and other nonideal effects.</w:t>
       </w:r>
     </w:p>
     <w:p>
@@ -17995,6 +18323,7 @@
     </w:p>
     <w:p>
       <w:pPr>
+        <w:keepNext/>
         <w:shd w:val="clear" w:color="auto" w:fill="FCEEEA"/>
         <w:spacing w:before="120" w:after="80"/>
       </w:pPr>
@@ -18018,6 +18347,7 @@
     <w:p>
       <w:pPr>
         <w:pStyle w:val="Heading2"/>
+        <w:keepNext/>
         <w:spacing w:before="320" w:after="160"/>
       </w:pPr>
       <w:r>
@@ -18037,7 +18367,7 @@
         <w:spacing w:after="200" w:line="276" w:lineRule="auto"/>
       </w:pPr>
       <w:r>
-        <w:t>Rearranging the capacitor relation shows the accumulation directly. If i = C·dv/dt, then the voltage is the accumulated current divided by capacitance:</w:t>
+        <w:t>Rearranging the capacitor relation shows the accumulation directly. If i = C·dv/dt, then the voltage change from a starting time t₀ to time t is the accumulated current divided by capacitance:</w:t>
       </w:r>
     </w:p>
     <w:p>
@@ -18050,7 +18380,7 @@
           <w:i/>
           <w:iCs/>
         </w:rPr>
-        <w:t>v(t) = (1/C)·∫ i dt</w:t>
+        <w:t>v(t) − v(t₀) = (1/C)·∫[t₀ to t] i(τ) dτ</w:t>
       </w:r>
     </w:p>
     <w:p>
@@ -18072,6 +18402,7 @@
     <w:p>
       <w:pPr>
         <w:pStyle w:val="Heading2"/>
+        <w:keepNext/>
         <w:spacing w:before="320" w:after="160"/>
       </w:pPr>
       <w:r>
@@ -18138,6 +18469,7 @@
     </w:p>
     <w:p>
       <w:pPr>
+        <w:keepNext/>
         <w:shd w:val="clear" w:color="auto" w:fill="E8F0E8"/>
         <w:spacing w:before="120" w:after="80"/>
       </w:pPr>
@@ -18214,6 +18546,7 @@
     </w:p>
     <w:p>
       <w:pPr>
+        <w:keepNext/>
         <w:shd w:val="clear" w:color="auto" w:fill="EFEFEF"/>
         <w:spacing w:before="120" w:after="80"/>
       </w:pPr>
@@ -18244,6 +18577,7 @@
     <w:p>
       <w:pPr>
         <w:pStyle w:val="Heading2"/>
+        <w:keepNext/>
         <w:spacing w:before="320" w:after="160"/>
       </w:pPr>
       <w:r>
@@ -18289,6 +18623,7 @@
     </w:p>
     <w:p>
       <w:pPr>
+        <w:keepNext/>
         <w:shd w:val="clear" w:color="auto" w:fill="E8F1E4"/>
         <w:spacing w:before="120" w:after="80"/>
       </w:pPr>
@@ -18312,6 +18647,7 @@
     <w:p>
       <w:pPr>
         <w:pStyle w:val="Heading3"/>
+        <w:keepNext/>
         <w:spacing w:before="280" w:after="140"/>
       </w:pPr>
       <w:r>
@@ -18373,6 +18709,7 @@
     <w:p>
       <w:pPr>
         <w:pStyle w:val="Heading3"/>
+        <w:keepNext/>
         <w:spacing w:before="280" w:after="120"/>
       </w:pPr>
       <w:r>
@@ -18463,6 +18800,7 @@
     <w:p>
       <w:pPr>
         <w:pStyle w:val="Heading1"/>
+        <w:keepNext/>
         <w:spacing w:before="480" w:after="240"/>
       </w:pPr>
       <w:bookmarkStart w:id="30" w:name="_TocAll0031"/>
@@ -18505,6 +18843,7 @@
     <w:p>
       <w:pPr>
         <w:pStyle w:val="Heading2"/>
+        <w:keepNext/>
         <w:spacing w:before="320" w:after="160"/>
       </w:pPr>
       <w:r>
@@ -18530,6 +18869,7 @@
     <w:p>
       <w:pPr>
         <w:pStyle w:val="Heading2"/>
+        <w:keepNext/>
         <w:spacing w:before="320" w:after="160"/>
       </w:pPr>
       <w:r>
@@ -18547,6 +18887,7 @@
     <w:p>
       <w:pPr>
         <w:pStyle w:val="Heading2"/>
+        <w:keepNext/>
         <w:spacing w:before="320" w:after="160"/>
       </w:pPr>
       <w:r>
@@ -18572,6 +18913,7 @@
     <w:p>
       <w:pPr>
         <w:pStyle w:val="Heading2"/>
+        <w:keepNext/>
         <w:spacing w:before="320" w:after="160"/>
       </w:pPr>
       <w:r>
@@ -18596,6 +18938,7 @@
     </w:p>
     <w:p>
       <w:pPr>
+        <w:keepNext/>
         <w:shd w:val="clear" w:color="auto" w:fill="EFEFEF"/>
         <w:spacing w:before="120" w:after="80"/>
       </w:pPr>
@@ -18626,6 +18969,7 @@
     <w:p>
       <w:pPr>
         <w:pStyle w:val="Heading3"/>
+        <w:keepNext/>
         <w:spacing w:before="280" w:after="120"/>
       </w:pPr>
       <w:r>
@@ -18690,6 +19034,7 @@
     <w:p>
       <w:pPr>
         <w:pStyle w:val="Heading1"/>
+        <w:keepNext/>
         <w:spacing w:before="480" w:after="240"/>
       </w:pPr>
       <w:bookmarkStart w:id="31" w:name="_TocAll0032"/>
@@ -18701,6 +19046,7 @@
     <w:p>
       <w:pPr>
         <w:pStyle w:val="Heading1"/>
+        <w:keepNext/>
         <w:spacing w:before="480" w:after="240"/>
       </w:pPr>
       <w:bookmarkStart w:id="32" w:name="_TocAll0033"/>
@@ -18735,6 +19081,7 @@
     <w:p>
       <w:pPr>
         <w:pStyle w:val="Heading2"/>
+        <w:keepNext/>
         <w:spacing w:before="360" w:after="160"/>
       </w:pPr>
       <w:r>
@@ -18760,6 +19107,7 @@
     <w:p>
       <w:pPr>
         <w:pStyle w:val="Heading2"/>
+        <w:keepNext/>
         <w:spacing w:before="360" w:after="160"/>
       </w:pPr>
       <w:r>
@@ -18785,6 +19133,7 @@
     <w:p>
       <w:pPr>
         <w:pStyle w:val="Heading2"/>
+        <w:keepNext/>
         <w:spacing w:before="360" w:after="160"/>
       </w:pPr>
       <w:r>
@@ -18796,7 +19145,7 @@
         <w:spacing w:after="200" w:line="276" w:lineRule="auto"/>
       </w:pPr>
       <w:r>
-        <w:t>Picture a T-junction in a water pipe: one pipe flows in, two flow out. Whatever volume of water enters that junction every second has to leave it too, split between the two outgoing pipes in whatever proportion — water does not pile up and vanish inside a junction. A node in a circuit, any point where two or more wires meet, behaves exactly the same way for charge: whatever current flows in during any interval flows back out during that same interval, however many branches it is split across, because an ordinary wire junction has nowhere to store charge and no way to manufacture it from nothing. A node with 4.0 A flowing in from one branch and 7.0 A flowing in from a second must have exactly 11.0 A flowing out overall, however that 11.0 A is then divided among whatever branches leave the node.</w:t>
+        <w:t>Picture a T-junction in a water pipe: one pipe flows in, two flow out. Whatever volume of water enters that junction every second has to leave it too, split between the two outgoing pipes in whatever proportion — water does not pile up and vanish inside a junction. An ideal node in a lumped circuit model behaves the same way for charge: whatever current flows in is balanced by current flowing out, because the model assigns no charge storage to the node itself. A physical junction can have parasitic capacitance, but when that matters it must be represented in the model rather than ignored. A node with 4.0 A flowing in from one branch and 7.0 A flowing in from a second must have exactly 11.0 A flowing out overall, however that 11.0 A is then divided among whatever branches leave the node.</w:t>
       </w:r>
     </w:p>
     <w:p>
@@ -18848,12 +19197,13 @@
         <w:spacing w:after="200" w:line="276" w:lineRule="auto"/>
       </w:pPr>
       <w:r>
-        <w:t>KCL is nothing more than charge conservation (Chapter 1), applied at a single point: charge cannot accumulate at an ordinary node (which has no capacity to store it), so whatever charge flows in during any interval must flow back out during that same interval. This makes KCL exact for any node, in any circuit, at any instant — it is not an approximation, and it holds regardless of what kind of elements are attached to the node or how they behave individually.</w:t>
+        <w:t>KCL is charge conservation (Chapter 1) applied to an ideal node in a lumped circuit model. At such a node, the algebraic sum of branch currents is zero at each instant, including during transients. If appreciable charge accumulates on a physical node, that storage must be represented by an explicit capacitance or another field-based model; it cannot be ignored while claiming the ideal-node equation is exact for the physical junction.</w:t>
       </w:r>
     </w:p>
     <w:p>
       <w:pPr>
         <w:pStyle w:val="Heading2"/>
+        <w:keepNext/>
         <w:spacing w:before="360" w:after="160"/>
       </w:pPr>
       <w:r>
@@ -18961,6 +19311,7 @@
     </w:p>
     <w:p>
       <w:pPr>
+        <w:keepNext/>
         <w:shd w:val="clear" w:color="auto" w:fill="EFEFEF"/>
         <w:spacing w:before="120" w:after="80"/>
       </w:pPr>
@@ -18991,6 +19342,7 @@
     <w:p>
       <w:pPr>
         <w:pStyle w:val="Heading2"/>
+        <w:keepNext/>
         <w:spacing w:before="360" w:after="160"/>
       </w:pPr>
       <w:r>
@@ -19015,6 +19367,7 @@
     </w:p>
     <w:p>
       <w:pPr>
+        <w:keepNext/>
         <w:shd w:val="clear" w:color="auto" w:fill="E8F0E8"/>
         <w:spacing w:before="120" w:after="80"/>
       </w:pPr>
@@ -19060,6 +19413,7 @@
     </w:p>
     <w:p>
       <w:pPr>
+        <w:keepNext/>
         <w:shd w:val="clear" w:color="auto" w:fill="E8F0E8"/>
         <w:spacing w:before="120" w:after="80"/>
       </w:pPr>
@@ -19105,6 +19459,7 @@
     </w:p>
     <w:p>
       <w:pPr>
+        <w:keepNext/>
         <w:shd w:val="clear" w:color="auto" w:fill="FCEEEA"/>
         <w:spacing w:before="120" w:after="80"/>
       </w:pPr>
@@ -19127,6 +19482,7 @@
     </w:p>
     <w:p>
       <w:pPr>
+        <w:keepNext/>
         <w:shd w:val="clear" w:color="auto" w:fill="E8F1E4"/>
         <w:spacing w:before="120" w:after="80"/>
       </w:pPr>
@@ -19150,6 +19506,7 @@
     <w:p>
       <w:pPr>
         <w:pStyle w:val="Heading3"/>
+        <w:keepNext/>
         <w:spacing w:before="280" w:after="120"/>
       </w:pPr>
       <w:r>
@@ -19211,6 +19568,7 @@
     <w:p>
       <w:pPr>
         <w:pStyle w:val="Heading3"/>
+        <w:keepNext/>
         <w:spacing w:before="280" w:after="120"/>
       </w:pPr>
       <w:r>
@@ -19288,6 +19646,7 @@
     <w:p>
       <w:pPr>
         <w:pStyle w:val="Heading1"/>
+        <w:keepNext/>
         <w:spacing w:before="480" w:after="240"/>
       </w:pPr>
       <w:bookmarkStart w:id="33" w:name="_TocAll0034"/>
@@ -19322,6 +19681,7 @@
     <w:p>
       <w:pPr>
         <w:pStyle w:val="Heading2"/>
+        <w:keepNext/>
         <w:spacing w:before="360" w:after="160"/>
       </w:pPr>
       <w:r>
@@ -19467,6 +19827,7 @@
     <w:p>
       <w:pPr>
         <w:pStyle w:val="Heading2"/>
+        <w:keepNext/>
         <w:spacing w:before="360" w:after="160"/>
       </w:pPr>
       <w:r>
@@ -19484,6 +19845,7 @@
     <w:p>
       <w:pPr>
         <w:pStyle w:val="Heading2"/>
+        <w:keepNext/>
         <w:spacing w:before="360" w:after="160"/>
       </w:pPr>
       <w:r>
@@ -19655,6 +20017,7 @@
     <w:p>
       <w:pPr>
         <w:pStyle w:val="Heading2"/>
+        <w:keepNext/>
         <w:spacing w:before="360" w:after="160"/>
       </w:pPr>
       <w:r>
@@ -19760,6 +20123,7 @@
     </w:p>
     <w:p>
       <w:pPr>
+        <w:keepNext/>
         <w:shd w:val="clear" w:color="auto" w:fill="EFEFEF"/>
         <w:spacing w:before="120" w:after="80"/>
       </w:pPr>
@@ -19789,6 +20153,7 @@
     </w:p>
     <w:p>
       <w:pPr>
+        <w:keepNext/>
         <w:shd w:val="clear" w:color="auto" w:fill="E8F0E8"/>
         <w:spacing w:before="120" w:after="80"/>
       </w:pPr>
@@ -19834,6 +20199,7 @@
     </w:p>
     <w:p>
       <w:pPr>
+        <w:keepNext/>
         <w:shd w:val="clear" w:color="auto" w:fill="E8F0E8"/>
         <w:spacing w:before="120" w:after="80"/>
       </w:pPr>
@@ -19879,6 +20245,7 @@
     </w:p>
     <w:p>
       <w:pPr>
+        <w:keepNext/>
         <w:shd w:val="clear" w:color="auto" w:fill="FCEEEA"/>
         <w:spacing w:before="120" w:after="80"/>
       </w:pPr>
@@ -19902,6 +20269,7 @@
     <w:p>
       <w:pPr>
         <w:pStyle w:val="Heading2"/>
+        <w:keepNext/>
         <w:spacing w:before="360" w:after="160"/>
       </w:pPr>
       <w:r>
@@ -19934,6 +20302,7 @@
     </w:p>
     <w:p>
       <w:pPr>
+        <w:keepNext/>
         <w:shd w:val="clear" w:color="auto" w:fill="E8F0E8"/>
         <w:spacing w:before="120" w:after="80"/>
       </w:pPr>
@@ -20042,6 +20411,7 @@
     <w:p>
       <w:pPr>
         <w:pStyle w:val="Heading2"/>
+        <w:keepNext/>
         <w:spacing w:before="360" w:after="160"/>
       </w:pPr>
       <w:r>
@@ -20058,6 +20428,7 @@
     </w:p>
     <w:p>
       <w:pPr>
+        <w:keepNext/>
         <w:shd w:val="clear" w:color="auto" w:fill="E8F0E8"/>
         <w:spacing w:before="120" w:after="80"/>
       </w:pPr>
@@ -20181,6 +20552,7 @@
     </w:p>
     <w:p>
       <w:pPr>
+        <w:keepNext/>
         <w:shd w:val="clear" w:color="auto" w:fill="E8F0E8"/>
         <w:spacing w:before="120" w:after="80"/>
       </w:pPr>
@@ -20227,6 +20599,7 @@
     <w:p>
       <w:pPr>
         <w:pStyle w:val="Heading2"/>
+        <w:keepNext/>
         <w:spacing w:before="360" w:after="160"/>
       </w:pPr>
       <w:r>
@@ -20243,6 +20616,7 @@
     </w:p>
     <w:p>
       <w:pPr>
+        <w:keepNext/>
         <w:shd w:val="clear" w:color="auto" w:fill="E8F0E8"/>
         <w:spacing w:before="120" w:after="80"/>
       </w:pPr>
@@ -20288,6 +20662,7 @@
     </w:p>
     <w:p>
       <w:pPr>
+        <w:keepNext/>
         <w:shd w:val="clear" w:color="auto" w:fill="E8F1E4"/>
         <w:spacing w:before="120" w:after="80"/>
       </w:pPr>
@@ -20310,6 +20685,7 @@
     </w:p>
     <w:p>
       <w:pPr>
+        <w:keepNext/>
         <w:shd w:val="clear" w:color="auto" w:fill="E3ECF7"/>
         <w:spacing w:before="120" w:after="80"/>
       </w:pPr>
@@ -20333,6 +20709,7 @@
     <w:p>
       <w:pPr>
         <w:pStyle w:val="Heading3"/>
+        <w:keepNext/>
         <w:spacing w:before="280" w:after="120"/>
       </w:pPr>
       <w:r>
@@ -20420,6 +20797,7 @@
     <w:p>
       <w:pPr>
         <w:pStyle w:val="Heading3"/>
+        <w:keepNext/>
         <w:spacing w:before="280" w:after="120"/>
       </w:pPr>
       <w:r>
@@ -20510,6 +20888,7 @@
     <w:p>
       <w:pPr>
         <w:pStyle w:val="Heading1"/>
+        <w:keepNext/>
         <w:spacing w:before="480" w:after="240"/>
       </w:pPr>
       <w:bookmarkStart w:id="34" w:name="_TocAll0035"/>
@@ -20544,6 +20923,7 @@
     <w:p>
       <w:pPr>
         <w:pStyle w:val="Heading2"/>
+        <w:keepNext/>
         <w:spacing w:before="360" w:after="160"/>
       </w:pPr>
       <w:r>
@@ -20555,7 +20935,7 @@
         <w:spacing w:after="200" w:line="276" w:lineRule="auto"/>
       </w:pPr>
       <w:r>
-        <w:t>Series/parallel reduction (Chapter 27) fails as soon as a circuit contains a configuration where no two resistors are purely in series or purely in parallel with each other — a bridge circuit is the classic example. Nodal analysis is the first of two systematic methods (mesh analysis, Chapter 29, is the second) that handles any resistive circuit whatsoever, however tangled its topology, by turning the circuit into a system of simultaneous algebraic equations solved once, together, rather than reduced step by step.</w:t>
+        <w:t>Series/parallel reduction (Chapter 27) fails when a circuit contains a configuration where no two resistors are purely in series or purely in parallel with each other — a bridge circuit is the classic example. Nodal analysis is a systematic method for resistive circuits of any topology. Mesh analysis (Chapter 29) provides a second method for planar circuits. Both turn the network into simultaneous algebraic equations solved together rather than reduced step by step.</w:t>
       </w:r>
     </w:p>
     <w:p>
@@ -20634,6 +21014,7 @@
     <w:p>
       <w:pPr>
         <w:pStyle w:val="Heading2"/>
+        <w:keepNext/>
         <w:spacing w:before="360" w:after="160"/>
       </w:pPr>
       <w:r>
@@ -20651,6 +21032,7 @@
     <w:p>
       <w:pPr>
         <w:pStyle w:val="Heading2"/>
+        <w:keepNext/>
         <w:spacing w:before="360" w:after="160"/>
       </w:pPr>
       <w:r>
@@ -20718,6 +21100,7 @@
     <w:p>
       <w:pPr>
         <w:pStyle w:val="Heading2"/>
+        <w:keepNext/>
         <w:spacing w:before="360" w:after="160"/>
       </w:pPr>
       <w:r>
@@ -20734,6 +21117,7 @@
     </w:p>
     <w:p>
       <w:pPr>
+        <w:keepNext/>
         <w:shd w:val="clear" w:color="auto" w:fill="EFEFEF"/>
         <w:spacing w:before="120" w:after="80"/>
       </w:pPr>
@@ -20763,6 +21147,7 @@
     </w:p>
     <w:p>
       <w:pPr>
+        <w:keepNext/>
         <w:shd w:val="clear" w:color="auto" w:fill="E8F0E8"/>
         <w:spacing w:before="120" w:after="80"/>
       </w:pPr>
@@ -20809,6 +21194,7 @@
     <w:p>
       <w:pPr>
         <w:pStyle w:val="Heading2"/>
+        <w:keepNext/>
         <w:spacing w:before="360" w:after="160"/>
       </w:pPr>
       <w:r>
@@ -20825,6 +21211,7 @@
     </w:p>
     <w:p>
       <w:pPr>
+        <w:keepNext/>
         <w:shd w:val="clear" w:color="auto" w:fill="E8F0E8"/>
         <w:spacing w:before="120" w:after="80"/>
       </w:pPr>
@@ -20870,6 +21257,7 @@
     </w:p>
     <w:p>
       <w:pPr>
+        <w:keepNext/>
         <w:shd w:val="clear" w:color="auto" w:fill="FCEEEA"/>
         <w:spacing w:before="120" w:after="80"/>
       </w:pPr>
@@ -20892,6 +21280,7 @@
     </w:p>
     <w:p>
       <w:pPr>
+        <w:keepNext/>
         <w:shd w:val="clear" w:color="auto" w:fill="E8F1E4"/>
         <w:spacing w:before="120" w:after="80"/>
       </w:pPr>
@@ -20915,6 +21304,7 @@
     <w:p>
       <w:pPr>
         <w:pStyle w:val="Heading3"/>
+        <w:keepNext/>
         <w:spacing w:before="280" w:after="120"/>
       </w:pPr>
       <w:r>
@@ -20963,6 +21353,7 @@
     <w:p>
       <w:pPr>
         <w:pStyle w:val="Heading3"/>
+        <w:keepNext/>
         <w:spacing w:before="280" w:after="120"/>
       </w:pPr>
       <w:r>
@@ -21040,6 +21431,7 @@
     <w:p>
       <w:pPr>
         <w:pStyle w:val="Heading1"/>
+        <w:keepNext/>
         <w:spacing w:before="480" w:after="240"/>
       </w:pPr>
       <w:bookmarkStart w:id="35" w:name="_TocAll0036"/>
@@ -21074,6 +21466,7 @@
     <w:p>
       <w:pPr>
         <w:pStyle w:val="Heading2"/>
+        <w:keepNext/>
         <w:spacing w:before="360" w:after="160"/>
       </w:pPr>
       <w:r>
@@ -21091,6 +21484,7 @@
     <w:p>
       <w:pPr>
         <w:pStyle w:val="Heading2"/>
+        <w:keepNext/>
         <w:spacing w:before="360" w:after="160"/>
       </w:pPr>
       <w:r>
@@ -21108,6 +21502,7 @@
     <w:p>
       <w:pPr>
         <w:pStyle w:val="Heading2"/>
+        <w:keepNext/>
         <w:spacing w:before="360" w:after="160"/>
       </w:pPr>
       <w:r>
@@ -21192,6 +21587,7 @@
     </w:p>
     <w:p>
       <w:pPr>
+        <w:keepNext/>
         <w:shd w:val="clear" w:color="auto" w:fill="EFEFEF"/>
         <w:spacing w:before="120" w:after="80"/>
       </w:pPr>
@@ -21221,6 +21617,7 @@
     </w:p>
     <w:p>
       <w:pPr>
+        <w:keepNext/>
         <w:shd w:val="clear" w:color="auto" w:fill="E8F0E8"/>
         <w:spacing w:before="120" w:after="80"/>
       </w:pPr>
@@ -21332,6 +21729,7 @@
     <w:p>
       <w:pPr>
         <w:pStyle w:val="Heading2"/>
+        <w:keepNext/>
         <w:spacing w:before="360" w:after="160"/>
       </w:pPr>
       <w:r>
@@ -21348,6 +21746,7 @@
     </w:p>
     <w:p>
       <w:pPr>
+        <w:keepNext/>
         <w:shd w:val="clear" w:color="auto" w:fill="E8F0E8"/>
         <w:spacing w:before="120" w:after="80"/>
       </w:pPr>
@@ -21393,6 +21792,7 @@
     </w:p>
     <w:p>
       <w:pPr>
+        <w:keepNext/>
         <w:shd w:val="clear" w:color="auto" w:fill="FCEEEA"/>
         <w:spacing w:before="120" w:after="80"/>
       </w:pPr>
@@ -21425,6 +21825,7 @@
     </w:p>
     <w:p>
       <w:pPr>
+        <w:keepNext/>
         <w:shd w:val="clear" w:color="auto" w:fill="E8F1E4"/>
         <w:spacing w:before="120" w:after="80"/>
       </w:pPr>
@@ -21448,6 +21849,7 @@
     <w:p>
       <w:pPr>
         <w:pStyle w:val="Heading3"/>
+        <w:keepNext/>
         <w:spacing w:before="280" w:after="120"/>
       </w:pPr>
       <w:r>
@@ -21496,6 +21898,7 @@
     <w:p>
       <w:pPr>
         <w:pStyle w:val="Heading3"/>
+        <w:keepNext/>
         <w:spacing w:before="280" w:after="120"/>
       </w:pPr>
       <w:r>
@@ -21573,6 +21976,7 @@
     <w:p>
       <w:pPr>
         <w:pStyle w:val="Heading1"/>
+        <w:keepNext/>
         <w:spacing w:before="480" w:after="240"/>
       </w:pPr>
       <w:bookmarkStart w:id="36" w:name="_TocAll0037"/>
@@ -21607,6 +22011,7 @@
     <w:p>
       <w:pPr>
         <w:pStyle w:val="Heading2"/>
+        <w:keepNext/>
         <w:spacing w:before="360" w:after="160"/>
       </w:pPr>
       <w:r>
@@ -21640,6 +22045,7 @@
     <w:p>
       <w:pPr>
         <w:pStyle w:val="Heading2"/>
+        <w:keepNext/>
         <w:spacing w:before="360" w:after="160"/>
       </w:pPr>
       <w:r>
@@ -21756,6 +22162,7 @@
     <w:p>
       <w:pPr>
         <w:pStyle w:val="Heading2"/>
+        <w:keepNext/>
         <w:spacing w:before="360" w:after="160"/>
       </w:pPr>
       <w:r>
@@ -21813,6 +22220,7 @@
     </w:p>
     <w:p>
       <w:pPr>
+        <w:keepNext/>
         <w:shd w:val="clear" w:color="auto" w:fill="EFEFEF"/>
         <w:spacing w:before="120" w:after="80"/>
       </w:pPr>
@@ -21843,6 +22251,7 @@
     <w:p>
       <w:pPr>
         <w:pStyle w:val="Heading2"/>
+        <w:keepNext/>
         <w:spacing w:before="360" w:after="160"/>
       </w:pPr>
       <w:r>
@@ -21921,6 +22330,7 @@
     </w:p>
     <w:p>
       <w:pPr>
+        <w:keepNext/>
         <w:shd w:val="clear" w:color="auto" w:fill="E8F0E8"/>
         <w:spacing w:before="120" w:after="80"/>
       </w:pPr>
@@ -21967,6 +22377,7 @@
     <w:p>
       <w:pPr>
         <w:pStyle w:val="Heading2"/>
+        <w:keepNext/>
         <w:spacing w:before="360" w:after="160"/>
       </w:pPr>
       <w:r>
@@ -21983,6 +22394,7 @@
     </w:p>
     <w:p>
       <w:pPr>
+        <w:keepNext/>
         <w:shd w:val="clear" w:color="auto" w:fill="E8F0E8"/>
         <w:spacing w:before="120" w:after="80"/>
       </w:pPr>
@@ -22028,6 +22440,7 @@
     </w:p>
     <w:p>
       <w:pPr>
+        <w:keepNext/>
         <w:shd w:val="clear" w:color="auto" w:fill="FCEEEA"/>
         <w:spacing w:before="120" w:after="80"/>
       </w:pPr>
@@ -22050,6 +22463,7 @@
     </w:p>
     <w:p>
       <w:pPr>
+        <w:keepNext/>
         <w:shd w:val="clear" w:color="auto" w:fill="E8F1E4"/>
         <w:spacing w:before="120" w:after="80"/>
       </w:pPr>
@@ -22073,6 +22487,7 @@
     <w:p>
       <w:pPr>
         <w:pStyle w:val="Heading3"/>
+        <w:keepNext/>
         <w:spacing w:before="280" w:after="120"/>
       </w:pPr>
       <w:r>
@@ -22134,6 +22549,7 @@
     <w:p>
       <w:pPr>
         <w:pStyle w:val="Heading3"/>
+        <w:keepNext/>
         <w:spacing w:before="280" w:after="120"/>
       </w:pPr>
       <w:r>
@@ -22224,6 +22640,7 @@
     <w:p>
       <w:pPr>
         <w:pStyle w:val="Heading1"/>
+        <w:keepNext/>
         <w:spacing w:before="480" w:after="240"/>
       </w:pPr>
       <w:bookmarkStart w:id="37" w:name="_TocAll0038"/>
@@ -22258,6 +22675,7 @@
     <w:p>
       <w:pPr>
         <w:pStyle w:val="Heading2"/>
+        <w:keepNext/>
         <w:spacing w:before="360" w:after="160"/>
       </w:pPr>
       <w:r>
@@ -22275,6 +22693,7 @@
     <w:p>
       <w:pPr>
         <w:pStyle w:val="Heading2"/>
+        <w:keepNext/>
         <w:spacing w:before="360" w:after="160"/>
       </w:pPr>
       <w:r>
@@ -22323,6 +22742,7 @@
     </w:p>
     <w:p>
       <w:pPr>
+        <w:keepNext/>
         <w:shd w:val="clear" w:color="auto" w:fill="EFEFEF"/>
         <w:spacing w:before="120" w:after="80"/>
       </w:pPr>
@@ -22353,6 +22773,7 @@
     <w:p>
       <w:pPr>
         <w:pStyle w:val="Heading2"/>
+        <w:keepNext/>
         <w:spacing w:before="360" w:after="160"/>
       </w:pPr>
       <w:r>
@@ -22370,6 +22791,7 @@
     <w:p>
       <w:pPr>
         <w:pStyle w:val="Heading2"/>
+        <w:keepNext/>
         <w:spacing w:before="360" w:after="160"/>
       </w:pPr>
       <w:r>
@@ -22386,6 +22808,7 @@
     </w:p>
     <w:p>
       <w:pPr>
+        <w:keepNext/>
         <w:shd w:val="clear" w:color="auto" w:fill="E8F0E8"/>
         <w:spacing w:before="120" w:after="80"/>
       </w:pPr>
@@ -22497,6 +22920,7 @@
     <w:p>
       <w:pPr>
         <w:pStyle w:val="Heading2"/>
+        <w:keepNext/>
         <w:spacing w:before="360" w:after="160"/>
       </w:pPr>
       <w:r>
@@ -22513,6 +22937,7 @@
     </w:p>
     <w:p>
       <w:pPr>
+        <w:keepNext/>
         <w:shd w:val="clear" w:color="auto" w:fill="E8F0E8"/>
         <w:spacing w:before="120" w:after="80"/>
       </w:pPr>
@@ -22558,6 +22983,7 @@
     </w:p>
     <w:p>
       <w:pPr>
+        <w:keepNext/>
         <w:shd w:val="clear" w:color="auto" w:fill="FCEEEA"/>
         <w:spacing w:before="120" w:after="80"/>
       </w:pPr>
@@ -22580,6 +23006,7 @@
     </w:p>
     <w:p>
       <w:pPr>
+        <w:keepNext/>
         <w:shd w:val="clear" w:color="auto" w:fill="E8F1E4"/>
         <w:spacing w:before="120" w:after="80"/>
       </w:pPr>
@@ -22603,6 +23030,7 @@
     <w:p>
       <w:pPr>
         <w:pStyle w:val="Heading3"/>
+        <w:keepNext/>
         <w:spacing w:before="280" w:after="120"/>
       </w:pPr>
       <w:r>
@@ -22651,6 +23079,7 @@
     <w:p>
       <w:pPr>
         <w:pStyle w:val="Heading3"/>
+        <w:keepNext/>
         <w:spacing w:before="280" w:after="120"/>
       </w:pPr>
       <w:r>
@@ -22728,6 +23157,7 @@
     <w:p>
       <w:pPr>
         <w:pStyle w:val="Heading1"/>
+        <w:keepNext/>
         <w:spacing w:before="480" w:after="240"/>
       </w:pPr>
       <w:bookmarkStart w:id="38" w:name="_TocAll0039"/>
@@ -22762,6 +23192,7 @@
     <w:p>
       <w:pPr>
         <w:pStyle w:val="Heading2"/>
+        <w:keepNext/>
         <w:spacing w:before="360" w:after="160"/>
       </w:pPr>
       <w:r>
@@ -22796,6 +23227,7 @@
     <w:p>
       <w:pPr>
         <w:pStyle w:val="Heading2"/>
+        <w:keepNext/>
         <w:spacing w:before="360" w:after="160"/>
       </w:pPr>
       <w:r>
@@ -22812,6 +23244,7 @@
     </w:p>
     <w:p>
       <w:pPr>
+        <w:keepNext/>
         <w:shd w:val="clear" w:color="auto" w:fill="EFEFEF"/>
         <w:spacing w:before="120" w:after="80"/>
       </w:pPr>
@@ -22842,6 +23275,7 @@
     <w:p>
       <w:pPr>
         <w:pStyle w:val="Heading2"/>
+        <w:keepNext/>
         <w:spacing w:before="360" w:after="160"/>
       </w:pPr>
       <w:r>
@@ -22924,6 +23358,7 @@
     <w:p>
       <w:pPr>
         <w:pStyle w:val="Heading2"/>
+        <w:keepNext/>
         <w:spacing w:before="360" w:after="160"/>
       </w:pPr>
       <w:r>
@@ -23011,6 +23446,7 @@
     </w:p>
     <w:p>
       <w:pPr>
+        <w:keepNext/>
         <w:shd w:val="clear" w:color="auto" w:fill="E8F0E8"/>
         <w:spacing w:before="120" w:after="80"/>
       </w:pPr>
@@ -23056,6 +23492,7 @@
     </w:p>
     <w:p>
       <w:pPr>
+        <w:keepNext/>
         <w:shd w:val="clear" w:color="auto" w:fill="E8F0E8"/>
         <w:spacing w:before="120" w:after="80"/>
       </w:pPr>
@@ -23101,6 +23538,7 @@
     </w:p>
     <w:p>
       <w:pPr>
+        <w:keepNext/>
         <w:shd w:val="clear" w:color="auto" w:fill="FCEEEA"/>
         <w:spacing w:before="120" w:after="80"/>
       </w:pPr>
@@ -23123,6 +23561,7 @@
     </w:p>
     <w:p>
       <w:pPr>
+        <w:keepNext/>
         <w:shd w:val="clear" w:color="auto" w:fill="E8F1E4"/>
         <w:spacing w:before="120" w:after="80"/>
       </w:pPr>
@@ -23146,6 +23585,7 @@
     <w:p>
       <w:pPr>
         <w:pStyle w:val="Heading3"/>
+        <w:keepNext/>
         <w:spacing w:before="280" w:after="120"/>
       </w:pPr>
       <w:r>
@@ -23207,6 +23647,7 @@
     <w:p>
       <w:pPr>
         <w:pStyle w:val="Heading3"/>
+        <w:keepNext/>
         <w:spacing w:before="280" w:after="120"/>
       </w:pPr>
       <w:r>
@@ -23297,6 +23738,7 @@
     <w:p>
       <w:pPr>
         <w:pStyle w:val="Heading1"/>
+        <w:keepNext/>
         <w:spacing w:before="480" w:after="240"/>
       </w:pPr>
       <w:bookmarkStart w:id="39" w:name="_TocAll0040"/>
@@ -23331,6 +23773,7 @@
     <w:p>
       <w:pPr>
         <w:pStyle w:val="Heading2"/>
+        <w:keepNext/>
         <w:spacing w:before="360" w:after="160"/>
       </w:pPr>
       <w:r>
@@ -23348,6 +23791,7 @@
     <w:p>
       <w:pPr>
         <w:pStyle w:val="Heading2"/>
+        <w:keepNext/>
         <w:spacing w:before="360" w:after="160"/>
       </w:pPr>
       <w:r>
@@ -23397,6 +23841,7 @@
     <w:p>
       <w:pPr>
         <w:pStyle w:val="Heading2"/>
+        <w:keepNext/>
         <w:spacing w:before="360" w:after="160"/>
       </w:pPr>
       <w:r>
@@ -23514,6 +23959,7 @@
     <w:p>
       <w:pPr>
         <w:pStyle w:val="Heading2"/>
+        <w:keepNext/>
         <w:spacing w:before="360" w:after="160"/>
       </w:pPr>
       <w:r>
@@ -23565,6 +24011,7 @@
     </w:p>
     <w:p>
       <w:pPr>
+        <w:keepNext/>
         <w:shd w:val="clear" w:color="auto" w:fill="EFEFEF"/>
         <w:spacing w:before="120" w:after="80"/>
       </w:pPr>
@@ -23594,6 +24041,7 @@
     </w:p>
     <w:p>
       <w:pPr>
+        <w:keepNext/>
         <w:shd w:val="clear" w:color="auto" w:fill="E8F0E8"/>
         <w:spacing w:before="120" w:after="80"/>
       </w:pPr>
@@ -23639,6 +24087,7 @@
     </w:p>
     <w:p>
       <w:pPr>
+        <w:keepNext/>
         <w:shd w:val="clear" w:color="auto" w:fill="E8F0E8"/>
         <w:spacing w:before="120" w:after="80"/>
       </w:pPr>
@@ -23685,6 +24134,7 @@
     <w:p>
       <w:pPr>
         <w:pStyle w:val="Heading2"/>
+        <w:keepNext/>
         <w:spacing w:before="360" w:after="160"/>
       </w:pPr>
       <w:r>
@@ -23709,6 +24159,7 @@
     </w:p>
     <w:p>
       <w:pPr>
+        <w:keepNext/>
         <w:shd w:val="clear" w:color="auto" w:fill="FCEEEA"/>
         <w:spacing w:before="120" w:after="80"/>
       </w:pPr>
@@ -23732,6 +24183,7 @@
     <w:p>
       <w:pPr>
         <w:pStyle w:val="Heading2"/>
+        <w:keepNext/>
         <w:spacing w:before="360" w:after="160"/>
       </w:pPr>
       <w:r>
@@ -23748,6 +24200,7 @@
     </w:p>
     <w:p>
       <w:pPr>
+        <w:keepNext/>
         <w:shd w:val="clear" w:color="auto" w:fill="E8F0E8"/>
         <w:spacing w:before="120" w:after="80"/>
       </w:pPr>
@@ -23793,6 +24246,7 @@
     </w:p>
     <w:p>
       <w:pPr>
+        <w:keepNext/>
         <w:shd w:val="clear" w:color="auto" w:fill="E8F0E8"/>
         <w:spacing w:before="120" w:after="80"/>
       </w:pPr>
@@ -23900,6 +24354,7 @@
     </w:p>
     <w:p>
       <w:pPr>
+        <w:keepNext/>
         <w:shd w:val="clear" w:color="auto" w:fill="E8F1E4"/>
         <w:spacing w:before="120" w:after="80"/>
       </w:pPr>
@@ -23923,6 +24378,7 @@
     <w:p>
       <w:pPr>
         <w:pStyle w:val="Heading3"/>
+        <w:keepNext/>
         <w:spacing w:before="280" w:after="120"/>
       </w:pPr>
       <w:r>
@@ -23997,6 +24453,7 @@
     <w:p>
       <w:pPr>
         <w:pStyle w:val="Heading3"/>
+        <w:keepNext/>
         <w:spacing w:before="280" w:after="120"/>
       </w:pPr>
       <w:r>
@@ -24100,6 +24557,7 @@
     <w:p>
       <w:pPr>
         <w:pStyle w:val="Heading1"/>
+        <w:keepNext/>
         <w:spacing w:before="480" w:after="240"/>
       </w:pPr>
       <w:bookmarkStart w:id="40" w:name="_TocAll0041"/>
@@ -24134,6 +24592,7 @@
     <w:p>
       <w:pPr>
         <w:pStyle w:val="Heading2"/>
+        <w:keepNext/>
         <w:spacing w:before="360" w:after="160"/>
       </w:pPr>
       <w:r>
@@ -24151,6 +24610,7 @@
     <w:p>
       <w:pPr>
         <w:pStyle w:val="Heading2"/>
+        <w:keepNext/>
         <w:spacing w:before="360" w:after="160"/>
       </w:pPr>
       <w:r>
@@ -24382,6 +24842,7 @@
     <w:p>
       <w:pPr>
         <w:pStyle w:val="Heading2"/>
+        <w:keepNext/>
         <w:spacing w:before="360" w:after="160"/>
       </w:pPr>
       <w:r>
@@ -24398,6 +24859,7 @@
     </w:p>
     <w:p>
       <w:pPr>
+        <w:keepNext/>
         <w:shd w:val="clear" w:color="auto" w:fill="EFEFEF"/>
         <w:spacing w:before="120" w:after="80"/>
       </w:pPr>
@@ -24428,6 +24890,7 @@
     <w:p>
       <w:pPr>
         <w:pStyle w:val="Heading2"/>
+        <w:keepNext/>
         <w:spacing w:before="360" w:after="160"/>
       </w:pPr>
       <w:r>
@@ -24550,6 +25013,7 @@
     </w:p>
     <w:p>
       <w:pPr>
+        <w:keepNext/>
         <w:shd w:val="clear" w:color="auto" w:fill="E8F0E8"/>
         <w:spacing w:before="120" w:after="80"/>
       </w:pPr>
@@ -24595,6 +25059,7 @@
     </w:p>
     <w:p>
       <w:pPr>
+        <w:keepNext/>
         <w:shd w:val="clear" w:color="auto" w:fill="E8F0E8"/>
         <w:spacing w:before="120" w:after="80"/>
       </w:pPr>
@@ -24640,6 +25105,7 @@
     </w:p>
     <w:p>
       <w:pPr>
+        <w:keepNext/>
         <w:shd w:val="clear" w:color="auto" w:fill="FCEEEA"/>
         <w:spacing w:before="120" w:after="80"/>
       </w:pPr>
@@ -24662,6 +25128,7 @@
     </w:p>
     <w:p>
       <w:pPr>
+        <w:keepNext/>
         <w:shd w:val="clear" w:color="auto" w:fill="E8F1E4"/>
         <w:spacing w:before="120" w:after="80"/>
       </w:pPr>
@@ -24685,6 +25152,7 @@
     <w:p>
       <w:pPr>
         <w:pStyle w:val="Heading3"/>
+        <w:keepNext/>
         <w:spacing w:before="280" w:after="120"/>
       </w:pPr>
       <w:r>
@@ -24746,6 +25214,7 @@
     <w:p>
       <w:pPr>
         <w:pStyle w:val="Heading3"/>
+        <w:keepNext/>
         <w:spacing w:before="280" w:after="120"/>
       </w:pPr>
       <w:r>
@@ -24823,6 +25292,7 @@
     <w:p>
       <w:pPr>
         <w:pStyle w:val="Heading1"/>
+        <w:keepNext/>
         <w:spacing w:before="480" w:after="240"/>
       </w:pPr>
       <w:bookmarkStart w:id="41" w:name="_TocAll0042"/>
@@ -24857,6 +25327,7 @@
     <w:p>
       <w:pPr>
         <w:pStyle w:val="Heading2"/>
+        <w:keepNext/>
         <w:spacing w:before="360" w:after="160"/>
       </w:pPr>
       <w:r>
@@ -24996,6 +25467,7 @@
     <w:p>
       <w:pPr>
         <w:pStyle w:val="Heading2"/>
+        <w:keepNext/>
         <w:spacing w:before="360" w:after="160"/>
       </w:pPr>
       <w:r>
@@ -25152,6 +25624,7 @@
     <w:p>
       <w:pPr>
         <w:pStyle w:val="Heading2"/>
+        <w:keepNext/>
         <w:spacing w:before="360" w:after="160"/>
       </w:pPr>
       <w:r>
@@ -25168,6 +25641,7 @@
     </w:p>
     <w:p>
       <w:pPr>
+        <w:keepNext/>
         <w:shd w:val="clear" w:color="auto" w:fill="EFEFEF"/>
         <w:spacing w:before="120" w:after="80"/>
       </w:pPr>
@@ -25197,6 +25671,7 @@
     </w:p>
     <w:p>
       <w:pPr>
+        <w:keepNext/>
         <w:shd w:val="clear" w:color="auto" w:fill="E8F0E8"/>
         <w:spacing w:before="120" w:after="80"/>
       </w:pPr>
@@ -25243,6 +25718,7 @@
     <w:p>
       <w:pPr>
         <w:pStyle w:val="Heading2"/>
+        <w:keepNext/>
         <w:spacing w:before="360" w:after="160"/>
       </w:pPr>
       <w:r>
@@ -25259,6 +25735,7 @@
     </w:p>
     <w:p>
       <w:pPr>
+        <w:keepNext/>
         <w:shd w:val="clear" w:color="auto" w:fill="E8F0E8"/>
         <w:spacing w:before="120" w:after="80"/>
       </w:pPr>
@@ -25304,6 +25781,7 @@
     </w:p>
     <w:p>
       <w:pPr>
+        <w:keepNext/>
         <w:shd w:val="clear" w:color="auto" w:fill="FCEEEA"/>
         <w:spacing w:before="120" w:after="80"/>
       </w:pPr>
@@ -25327,6 +25805,7 @@
     <w:p>
       <w:pPr>
         <w:pStyle w:val="Heading2"/>
+        <w:keepNext/>
         <w:spacing w:before="360" w:after="160"/>
       </w:pPr>
       <w:r>
@@ -25343,6 +25822,7 @@
     </w:p>
     <w:p>
       <w:pPr>
+        <w:keepNext/>
         <w:shd w:val="clear" w:color="auto" w:fill="E8F0E8"/>
         <w:spacing w:before="120" w:after="80"/>
       </w:pPr>
@@ -25450,6 +25930,7 @@
     </w:p>
     <w:p>
       <w:pPr>
+        <w:keepNext/>
         <w:shd w:val="clear" w:color="auto" w:fill="E8F1E4"/>
         <w:spacing w:before="120" w:after="80"/>
       </w:pPr>
@@ -25473,6 +25954,7 @@
     <w:p>
       <w:pPr>
         <w:pStyle w:val="Heading3"/>
+        <w:keepNext/>
         <w:spacing w:before="280" w:after="120"/>
       </w:pPr>
       <w:r>
@@ -25534,6 +26016,7 @@
     <w:p>
       <w:pPr>
         <w:pStyle w:val="Heading3"/>
+        <w:keepNext/>
         <w:spacing w:before="280" w:after="120"/>
       </w:pPr>
       <w:r>
@@ -25624,6 +26107,7 @@
     <w:p>
       <w:pPr>
         <w:pStyle w:val="Heading1"/>
+        <w:keepNext/>
         <w:spacing w:before="480" w:after="240"/>
       </w:pPr>
       <w:bookmarkStart w:id="42" w:name="_TocAll0043"/>
@@ -25658,6 +26142,7 @@
     <w:p>
       <w:pPr>
         <w:pStyle w:val="Heading2"/>
+        <w:keepNext/>
         <w:spacing w:before="360" w:after="160"/>
       </w:pPr>
       <w:r>
@@ -25700,6 +26185,7 @@
     <w:p>
       <w:pPr>
         <w:pStyle w:val="Heading2"/>
+        <w:keepNext/>
         <w:spacing w:before="360" w:after="160"/>
       </w:pPr>
       <w:r>
@@ -25807,6 +26293,7 @@
     </w:p>
     <w:p>
       <w:pPr>
+        <w:keepNext/>
         <w:shd w:val="clear" w:color="auto" w:fill="EFEFEF"/>
         <w:spacing w:before="120" w:after="80"/>
       </w:pPr>
@@ -25837,6 +26324,7 @@
     <w:p>
       <w:pPr>
         <w:pStyle w:val="Heading2"/>
+        <w:keepNext/>
         <w:spacing w:before="360" w:after="160"/>
       </w:pPr>
       <w:r>
@@ -25963,6 +26451,7 @@
     <w:p>
       <w:pPr>
         <w:pStyle w:val="Heading2"/>
+        <w:keepNext/>
         <w:spacing w:before="360" w:after="160"/>
       </w:pPr>
       <w:r>
@@ -26131,6 +26620,7 @@
     <w:p>
       <w:pPr>
         <w:pStyle w:val="Heading2"/>
+        <w:keepNext/>
         <w:spacing w:before="360" w:after="160"/>
       </w:pPr>
       <w:r>
@@ -26235,6 +26725,7 @@
     </w:p>
     <w:p>
       <w:pPr>
+        <w:keepNext/>
         <w:shd w:val="clear" w:color="auto" w:fill="EFEFEF"/>
         <w:spacing w:before="120" w:after="80"/>
       </w:pPr>
@@ -26264,6 +26755,7 @@
     </w:p>
     <w:p>
       <w:pPr>
+        <w:keepNext/>
         <w:shd w:val="clear" w:color="auto" w:fill="E8F0E8"/>
         <w:spacing w:before="120" w:after="80"/>
       </w:pPr>
@@ -26309,6 +26801,7 @@
     </w:p>
     <w:p>
       <w:pPr>
+        <w:keepNext/>
         <w:shd w:val="clear" w:color="auto" w:fill="E8F0E8"/>
         <w:spacing w:before="120" w:after="80"/>
       </w:pPr>
@@ -26354,6 +26847,7 @@
     </w:p>
     <w:p>
       <w:pPr>
+        <w:keepNext/>
         <w:shd w:val="clear" w:color="auto" w:fill="E8F0E8"/>
         <w:spacing w:before="120" w:after="80"/>
       </w:pPr>
@@ -26399,6 +26893,7 @@
     </w:p>
     <w:p>
       <w:pPr>
+        <w:keepNext/>
         <w:shd w:val="clear" w:color="auto" w:fill="FCEEEA"/>
         <w:spacing w:before="120" w:after="80"/>
       </w:pPr>
@@ -26421,6 +26916,7 @@
     </w:p>
     <w:p>
       <w:pPr>
+        <w:keepNext/>
         <w:shd w:val="clear" w:color="auto" w:fill="E8F1E4"/>
         <w:spacing w:before="120" w:after="80"/>
       </w:pPr>
@@ -26444,6 +26940,7 @@
     <w:p>
       <w:pPr>
         <w:pStyle w:val="Heading3"/>
+        <w:keepNext/>
         <w:spacing w:before="280" w:after="120"/>
       </w:pPr>
       <w:r>
@@ -26518,6 +27015,7 @@
     <w:p>
       <w:pPr>
         <w:pStyle w:val="Heading3"/>
+        <w:keepNext/>
         <w:spacing w:before="280" w:after="120"/>
       </w:pPr>
       <w:r>
@@ -26608,6 +27106,7 @@
     <w:p>
       <w:pPr>
         <w:pStyle w:val="Heading1"/>
+        <w:keepNext/>
         <w:spacing w:before="480" w:after="240"/>
       </w:pPr>
       <w:bookmarkStart w:id="43" w:name="_TocAll0029"/>
@@ -26621,7 +27120,7 @@
         <w:spacing w:after="160"/>
       </w:pPr>
       <w:r>
-        <w:t>A Wi-Fi router's radio chip, the cable and the antenna all have to agree on an impedance, usually 50 Ω, or part of the signal bounces back instead of radiating. The Smith chart is the map engineers use to make them agree. Phillip Smith published it in 1939, and it is still on every network analyzer's screen.</w:t>
+        <w:t>A Wi-Fi router's radio chip, the cable and the antenna all have to agree on an impedance, usually 50 Ω, or part of the signal bounces back instead of radiating. The Smith chart is the map engineers use to make them agree. Phillip Smith published it in 1939, and it remains a common display on vector network analyzers.</w:t>
       </w:r>
     </w:p>
     <w:p>
@@ -26650,6 +27149,7 @@
     <w:p>
       <w:pPr>
         <w:pStyle w:val="Heading2"/>
+        <w:keepNext/>
         <w:spacing w:before="360" w:after="160"/>
       </w:pPr>
       <w:r>
@@ -26705,6 +27205,7 @@
     <w:p>
       <w:pPr>
         <w:pStyle w:val="Heading2"/>
+        <w:keepNext/>
         <w:spacing w:before="360" w:after="160"/>
       </w:pPr>
       <w:r>
@@ -26757,6 +27258,7 @@
     <w:p>
       <w:pPr>
         <w:pStyle w:val="Heading2"/>
+        <w:keepNext/>
         <w:spacing w:before="360" w:after="160"/>
       </w:pPr>
       <w:r>
@@ -26847,6 +27349,7 @@
     <w:p>
       <w:pPr>
         <w:pStyle w:val="Heading2"/>
+        <w:keepNext/>
         <w:spacing w:before="360" w:after="160"/>
       </w:pPr>
       <w:r>
@@ -26907,6 +27410,7 @@
     <w:p>
       <w:pPr>
         <w:pStyle w:val="Heading2"/>
+        <w:keepNext/>
         <w:spacing w:before="360" w:after="160"/>
       </w:pPr>
       <w:r>
@@ -26923,6 +27427,7 @@
     </w:p>
     <w:p>
       <w:pPr>
+        <w:keepNext/>
         <w:shd w:val="clear" w:color="auto" w:fill="EFEFEF"/>
         <w:spacing w:before="120" w:after="80"/>
       </w:pPr>
@@ -26953,6 +27458,7 @@
     <w:p>
       <w:pPr>
         <w:pStyle w:val="Heading2"/>
+        <w:keepNext/>
         <w:spacing w:before="360" w:after="160"/>
       </w:pPr>
       <w:r>
@@ -26969,6 +27475,7 @@
     </w:p>
     <w:p>
       <w:pPr>
+        <w:keepNext/>
         <w:shd w:val="clear" w:color="auto" w:fill="E8F0E8"/>
         <w:spacing w:before="120" w:after="80"/>
       </w:pPr>
@@ -27009,6 +27516,7 @@
     </w:p>
     <w:p>
       <w:pPr>
+        <w:keepNext/>
         <w:shd w:val="clear" w:color="auto" w:fill="E8F0E8"/>
         <w:spacing w:before="120" w:after="80"/>
       </w:pPr>
@@ -27040,6 +27548,7 @@
     </w:p>
     <w:p>
       <w:pPr>
+        <w:keepNext/>
         <w:shd w:val="clear" w:color="auto" w:fill="FCEEEA"/>
         <w:spacing w:before="120" w:after="80"/>
       </w:pPr>
@@ -27063,6 +27572,7 @@
     <w:p>
       <w:pPr>
         <w:pStyle w:val="Heading2"/>
+        <w:keepNext/>
         <w:spacing w:before="360" w:after="160"/>
       </w:pPr>
       <w:r>
@@ -27079,6 +27589,7 @@
     </w:p>
     <w:p>
       <w:pPr>
+        <w:keepNext/>
         <w:shd w:val="clear" w:color="auto" w:fill="E8F0E8"/>
         <w:spacing w:before="120" w:after="80"/>
       </w:pPr>
@@ -27128,6 +27639,7 @@
     <w:p>
       <w:pPr>
         <w:pStyle w:val="Heading2"/>
+        <w:keepNext/>
         <w:spacing w:before="360" w:after="160"/>
       </w:pPr>
       <w:r>
@@ -27144,6 +27656,7 @@
     </w:p>
     <w:p>
       <w:pPr>
+        <w:keepNext/>
         <w:shd w:val="clear" w:color="auto" w:fill="E8F0E8"/>
         <w:spacing w:before="120" w:after="80"/>
       </w:pPr>
@@ -27176,6 +27689,7 @@
     <w:p>
       <w:pPr>
         <w:pStyle w:val="Heading2"/>
+        <w:keepNext/>
         <w:spacing w:before="360" w:after="160"/>
       </w:pPr>
       <w:r>
@@ -27273,6 +27787,7 @@
     </w:p>
     <w:p>
       <w:pPr>
+        <w:keepNext/>
         <w:shd w:val="clear" w:color="auto" w:fill="E8F0E8"/>
         <w:spacing w:before="120" w:after="80"/>
       </w:pPr>
@@ -27313,6 +27828,7 @@
     </w:p>
     <w:p>
       <w:pPr>
+        <w:keepNext/>
         <w:shd w:val="clear" w:color="auto" w:fill="E8F1E4"/>
         <w:spacing w:before="120" w:after="80"/>
       </w:pPr>
@@ -27335,6 +27851,7 @@
     </w:p>
     <w:p>
       <w:pPr>
+        <w:keepNext/>
         <w:shd w:val="clear" w:color="auto" w:fill="E3ECF7"/>
         <w:spacing w:before="120" w:after="80"/>
       </w:pPr>
@@ -27358,6 +27875,7 @@
     <w:p>
       <w:pPr>
         <w:pStyle w:val="Heading3"/>
+        <w:keepNext/>
         <w:spacing w:before="280" w:after="140"/>
       </w:pPr>
       <w:r>
@@ -27419,6 +27937,7 @@
     <w:p>
       <w:pPr>
         <w:pStyle w:val="Heading3"/>
+        <w:keepNext/>
         <w:spacing w:before="280" w:after="120"/>
       </w:pPr>
       <w:r>
@@ -27522,6 +28041,7 @@
     <w:p>
       <w:pPr>
         <w:pStyle w:val="Heading1"/>
+        <w:keepNext/>
         <w:spacing w:before="480" w:after="240"/>
       </w:pPr>
       <w:bookmarkStart w:id="44" w:name="_TocAll0044"/>
@@ -27541,6 +28061,7 @@
     <w:p>
       <w:pPr>
         <w:pStyle w:val="Heading2"/>
+        <w:keepNext/>
         <w:spacing w:before="360" w:after="160"/>
       </w:pPr>
       <w:r>
@@ -27552,12 +28073,13 @@
         <w:spacing w:after="200" w:line="276" w:lineRule="auto"/>
       </w:pPr>
       <w:r>
-        <w:t>This book took the physical definitions from Part I — voltage, current, resistance, capacitance, inductance — and built the systematic machinery needed to analyze any linear circuit built from them: Kirchhoff's two laws as the foundation; series/parallel reduction and dividers as the fastest tool when it applies; nodal and mesh analysis as universal methods for any resistive network; Thevenin and Norton equivalents for reasoning about a network's behavior independent of whatever load is eventually attached to it; superposition as both a practical technique and a conceptual justification for several of the results around it; first-order transients as the first genuinely time-dependent behavior in the book; and finally phasors and impedance, which extend every one of the DC techniques to sinusoidal steady-state AC circuits with only a change from real to complex arithmetic.</w:t>
+        <w:t>This book took the physical definitions from Part I — voltage, current, resistance, capacitance, inductance — and built the systematic machinery needed to analyze linear circuit models made from them: Kirchhoff's two laws as the foundation; series/parallel reduction and dividers as the fastest tool when it applies; nodal analysis for resistive networks of any topology and mesh analysis for planar networks; Thevenin and Norton equivalents for reasoning about a network's behavior independent of whatever load is eventually attached to it; superposition as both a practical technique and a conceptual justification for several of the results around it; first-order transients as the first genuinely time-dependent behavior in the book; and finally phasors and impedance, which extend every one of the DC techniques to sinusoidal steady-state AC circuits with only a change from real to complex arithmetic.</w:t>
       </w:r>
     </w:p>
     <w:p>
       <w:pPr>
         <w:pStyle w:val="Heading2"/>
+        <w:keepNext/>
         <w:spacing w:before="360" w:after="160"/>
       </w:pPr>
       <w:r>
@@ -27644,6 +28166,7 @@
     </w:p>
     <w:p>
       <w:pPr>
+        <w:keepNext/>
         <w:shd w:val="clear" w:color="auto" w:fill="E8F0E8"/>
         <w:spacing w:before="120" w:after="80"/>
       </w:pPr>
@@ -27690,6 +28213,7 @@
     <w:p>
       <w:pPr>
         <w:pStyle w:val="Heading2"/>
+        <w:keepNext/>
         <w:spacing w:before="360" w:after="160"/>
       </w:pPr>
       <w:r>
@@ -27701,19 +28225,20 @@
         <w:spacing w:after="200" w:line="276" w:lineRule="auto"/>
       </w:pPr>
       <w:r>
-        <w:t>Every circuit in this book has been linear: built entirely from resistors, capacitors, inductors, independent sources, and (in Chapter 36) ideal transformers — elements whose defining relationships are all directly proportional, with no thresholds, no saturation, and no fundamentally different behavior in one direction of current or voltage versus the other. Real electronic circuits are built overwhelmingly from devices that are not linear at all: diodes, which conduct current in essentially only one direction; transistors, whose entire usefulness as amplifiers and switches comes from a deliberately engineered, strongly nonlinear response. None of the techniques in this book apply directly to such devices without modification.</w:t>
-      </w:r>
-    </w:p>
-    <w:p>
-      <w:pPr>
-        <w:spacing w:after="200" w:line="276" w:lineRule="auto"/>
-      </w:pPr>
-      <w:r>
-        <w:t>This is not a gap left unaddressed — it is exactly where this series goes next. Book 2 puts diodes, transistors, and op-amps to work as building blocks, and Book 3 covers semiconductor physics and devices from the ground up: how doping creates the PN junction at the heart of every diode; how bipolar and field-effect transistors amplify and switch; and how the same nonlinear devices, once understood physically, are analyzed using a small-signal linearization technique that — not coincidentally — reduces a nonlinear device, operating near some fixed bias point, back into exactly the kind of linear circuit this book already knows how to solve. Every technique in this book — Thevenin equivalents especially — reappears directly once that linearization is performed, which is precisely why this book's systematic circuit-analysis toolkit was worth building thoroughly and rigorously before moving on: it is not merely useful for the resistor-capacitor-inductor circuits examined explicitly here, but for the local, small-signal behavior of every nonlinear device this series goes on to study.</w:t>
-      </w:r>
-    </w:p>
-    <w:p>
-      <w:pPr>
+        <w:t>The systematic circuit-analysis problems in this book use a linear model: resistors, capacitors, inductors, independent sources, and (in Chapter 36) ideal transformers, with no thresholds or saturation. Some Reader Lab and application examples mention nonlinear devices such as LEDs and comparators, but treat them at the interface level rather than analyzing their nonlinear behavior. Real electronic circuits also use diodes and transistors, whose response depends on operating point and signal size. The linear methods in this book apply to those devices only after an appropriate model or local linearization has been chosen.</w:t>
+      </w:r>
+    </w:p>
+    <w:p>
+      <w:pPr>
+        <w:spacing w:after="200" w:line="276" w:lineRule="auto"/>
+      </w:pPr>
+      <w:r>
+        <w:t>This boundary leads directly to Books 2 and 3. Book 2 puts diodes, transistors, and op-amps to work as building blocks; Book 3 develops semiconductor physics and devices from the ground up. Some devices have a smooth response around a stable operating point, where a sufficiently small signal can be modeled by a linear circuit. For example, a forward-biased diode has a small-signal resistance of approximately V_T/I_D. The approximation is local: it becomes inaccurate when the signal is large enough to move the device far from its bias point, and it does not replace the nonlinear model needed to find that operating point. Once the small-signal model is appropriate, this book's nodal analysis, Thevenin equivalents, and phasor methods can analyze the resulting linear network.</w:t>
+      </w:r>
+    </w:p>
+    <w:p>
+      <w:pPr>
+        <w:keepNext/>
         <w:shd w:val="clear" w:color="auto" w:fill="EFEFEF"/>
         <w:spacing w:before="120" w:after="80"/>
       </w:pPr>
@@ -27735,15 +28260,14 @@
           <w:b/>
           <w:bCs/>
         </w:rPr>
-        <w:t>Nonlinear devices are not exceptions to this book's methods — they are this book's methods, applied locally.</w:t>
-      </w:r>
-      <w:r>
-        <w:t xml:space="preserve"> A transistor's small-signal model, introduced in Book 3, is itself a linear circuit (resistors, dependent sources, sometimes capacitors), and every technique from this book — nodal analysis, Thevenin equivalents, superposition — applies to that small-signal model exactly as presented here. The nonlinearity is handled once, in finding the right operating point and the right small-signal model; everything downstream of that is this book, again.</w:t>
-      </w:r>
+        <w:t>A small-signal model is valid only near its stated operating point and within the signal range for which the linear approximation holds. Find the operating point first; then use the linear-circuit tools from this book on the model. Outside that range, return to the device's nonlinear behavior.</w:t>
+      </w:r>
+      <w:r/>
     </w:p>
     <w:p>
       <w:pPr>
         <w:pStyle w:val="Heading3"/>
+        <w:keepNext/>
         <w:spacing w:before="280" w:after="120"/>
       </w:pPr>
       <w:r>
@@ -27831,6 +28355,7 @@
     <w:p>
       <w:pPr>
         <w:pStyle w:val="Heading3"/>
+        <w:keepNext/>
         <w:spacing w:before="280" w:after="120"/>
       </w:pPr>
       <w:r>
@@ -27895,6 +28420,7 @@
     <w:p>
       <w:pPr>
         <w:pStyle w:val="Heading1"/>
+        <w:keepNext/>
         <w:spacing w:before="480" w:after="240"/>
       </w:pPr>
       <w:bookmarkStart w:id="45" w:name="_TocAll0045"/>
@@ -27906,6 +28432,7 @@
     <w:p>
       <w:pPr>
         <w:pStyle w:val="Heading2"/>
+        <w:keepNext/>
         <w:spacing w:before="320" w:after="160"/>
       </w:pPr>
       <w:r>
@@ -27915,6 +28442,7 @@
     <w:p>
       <w:pPr>
         <w:pStyle w:val="Heading3"/>
+        <w:keepNext/>
         <w:spacing w:before="360" w:after="160"/>
       </w:pPr>
       <w:r>
@@ -27969,6 +28497,7 @@
     </w:p>
     <w:p>
       <w:pPr>
+        <w:keepLines/>
         <w:spacing w:after="100"/>
       </w:pPr>
       <w:r>
@@ -28004,6 +28533,7 @@
     </w:p>
     <w:p>
       <w:pPr>
+        <w:keepLines/>
         <w:spacing w:after="100"/>
       </w:pPr>
       <w:r>
@@ -28039,6 +28569,7 @@
     </w:p>
     <w:p>
       <w:pPr>
+        <w:keepLines/>
         <w:spacing w:after="100"/>
       </w:pPr>
       <w:r>
@@ -28074,6 +28605,7 @@
     </w:p>
     <w:p>
       <w:pPr>
+        <w:keepLines/>
         <w:spacing w:after="100"/>
       </w:pPr>
       <w:r>
@@ -28109,6 +28641,7 @@
     </w:p>
     <w:p>
       <w:pPr>
+        <w:keepLines/>
         <w:spacing w:after="100"/>
       </w:pPr>
       <w:r>
@@ -28144,6 +28677,7 @@
     </w:p>
     <w:p>
       <w:pPr>
+        <w:keepLines/>
         <w:spacing w:after="100"/>
       </w:pPr>
       <w:r>
@@ -28179,6 +28713,7 @@
     </w:p>
     <w:p>
       <w:pPr>
+        <w:keepLines/>
         <w:spacing w:after="100"/>
       </w:pPr>
       <w:r>
@@ -28214,6 +28749,7 @@
     </w:p>
     <w:p>
       <w:pPr>
+        <w:keepLines/>
         <w:spacing w:after="100"/>
       </w:pPr>
       <w:r>
@@ -28249,6 +28785,7 @@
     </w:p>
     <w:p>
       <w:pPr>
+        <w:keepLines/>
         <w:spacing w:after="100"/>
       </w:pPr>
       <w:r>
@@ -28284,6 +28821,7 @@
     </w:p>
     <w:p>
       <w:pPr>
+        <w:keepLines/>
         <w:spacing w:after="100"/>
       </w:pPr>
       <w:r>
@@ -28320,6 +28858,7 @@
     <w:p>
       <w:pPr>
         <w:pStyle w:val="Heading3"/>
+        <w:keepNext/>
         <w:spacing w:before="360" w:after="160"/>
       </w:pPr>
       <w:r>
@@ -28480,6 +29019,7 @@
     <w:p>
       <w:pPr>
         <w:pStyle w:val="Heading3"/>
+        <w:keepNext/>
         <w:spacing w:before="360" w:after="160"/>
       </w:pPr>
       <w:r>
@@ -28584,6 +29124,7 @@
     <w:p>
       <w:pPr>
         <w:pStyle w:val="Heading3"/>
+        <w:keepNext/>
         <w:spacing w:before="360" w:after="160"/>
       </w:pPr>
       <w:r>
@@ -28716,6 +29257,7 @@
     <w:p>
       <w:pPr>
         <w:pStyle w:val="Heading3"/>
+        <w:keepNext/>
         <w:spacing w:before="360" w:after="160"/>
       </w:pPr>
       <w:r>
@@ -28834,6 +29376,7 @@
     <w:p>
       <w:pPr>
         <w:pStyle w:val="Heading3"/>
+        <w:keepNext/>
         <w:spacing w:before="360" w:after="160"/>
       </w:pPr>
       <w:r>
@@ -28943,6 +29486,7 @@
     <w:p>
       <w:pPr>
         <w:pStyle w:val="Heading2"/>
+        <w:keepNext/>
         <w:spacing w:before="320" w:after="160"/>
       </w:pPr>
       <w:r>
@@ -28952,6 +29496,7 @@
     <w:p>
       <w:pPr>
         <w:pStyle w:val="Heading3"/>
+        <w:keepNext/>
         <w:spacing w:before="320" w:after="160"/>
       </w:pPr>
       <w:r>
@@ -28985,6 +29530,7 @@
     <w:p>
       <w:pPr>
         <w:pStyle w:val="Heading3"/>
+        <w:keepNext/>
         <w:spacing w:before="320" w:after="160"/>
       </w:pPr>
       <w:r>
@@ -29050,6 +29596,7 @@
     <w:p>
       <w:pPr>
         <w:pStyle w:val="Heading3"/>
+        <w:keepNext/>
         <w:spacing w:before="320" w:after="160"/>
       </w:pPr>
       <w:r>
@@ -29115,6 +29662,7 @@
     <w:p>
       <w:pPr>
         <w:pStyle w:val="Heading3"/>
+        <w:keepNext/>
         <w:spacing w:before="320" w:after="160"/>
       </w:pPr>
       <w:r>
@@ -29164,6 +29712,7 @@
     <w:p>
       <w:pPr>
         <w:pStyle w:val="Heading3"/>
+        <w:keepNext/>
         <w:spacing w:before="320" w:after="160"/>
       </w:pPr>
       <w:r>
@@ -29213,6 +29762,7 @@
     <w:p>
       <w:pPr>
         <w:pStyle w:val="Heading3"/>
+        <w:keepNext/>
         <w:spacing w:before="320" w:after="160"/>
       </w:pPr>
       <w:r>
@@ -29254,6 +29804,7 @@
     <w:p>
       <w:pPr>
         <w:pStyle w:val="Heading3"/>
+        <w:keepNext/>
         <w:spacing w:before="320" w:after="160"/>
       </w:pPr>
       <w:r>
@@ -29300,6 +29851,7 @@
     <w:p>
       <w:pPr>
         <w:pStyle w:val="Heading2"/>
+        <w:keepNext/>
         <w:spacing w:before="320" w:after="160"/>
       </w:pPr>
       <w:r>
@@ -29309,6 +29861,7 @@
     <w:p>
       <w:pPr>
         <w:pStyle w:val="Heading3"/>
+        <w:keepNext/>
         <w:spacing w:before="360" w:after="160"/>
       </w:pPr>
       <w:r>
@@ -29399,6 +29952,7 @@
     <w:p>
       <w:pPr>
         <w:pStyle w:val="Heading3"/>
+        <w:keepNext/>
         <w:spacing w:before="360" w:after="160"/>
       </w:pPr>
       <w:r>
@@ -29489,6 +30043,7 @@
     <w:p>
       <w:pPr>
         <w:pStyle w:val="Heading3"/>
+        <w:keepNext/>
         <w:spacing w:before="360" w:after="160"/>
       </w:pPr>
       <w:r>
@@ -29607,6 +30162,7 @@
     <w:p>
       <w:pPr>
         <w:pStyle w:val="Heading3"/>
+        <w:keepNext/>
         <w:spacing w:before="360" w:after="160"/>
       </w:pPr>
       <w:r>
@@ -29697,6 +30253,7 @@
     <w:p>
       <w:pPr>
         <w:pStyle w:val="Heading3"/>
+        <w:keepNext/>
         <w:spacing w:before="360" w:after="160"/>
       </w:pPr>
       <w:r>
@@ -29787,6 +30344,7 @@
     <w:p>
       <w:pPr>
         <w:pStyle w:val="Heading3"/>
+        <w:keepNext/>
         <w:spacing w:before="360" w:after="160"/>
       </w:pPr>
       <w:r>
@@ -29877,6 +30435,7 @@
     <w:p>
       <w:pPr>
         <w:pStyle w:val="Heading3"/>
+        <w:keepNext/>
         <w:spacing w:before="320" w:after="160"/>
       </w:pPr>
       <w:r>
@@ -30023,6 +30582,7 @@
     <w:p>
       <w:pPr>
         <w:pStyle w:val="Heading3"/>
+        <w:keepNext/>
         <w:spacing w:before="320" w:after="160"/>
       </w:pPr>
       <w:r>
@@ -30182,6 +30742,7 @@
     <w:p>
       <w:pPr>
         <w:pStyle w:val="Heading1"/>
+        <w:keepNext/>
         <w:spacing w:before="480" w:after="240"/>
       </w:pPr>
       <w:bookmarkStart w:id="46" w:name="_TocAll0046"/>
@@ -30201,6 +30762,7 @@
     <w:p>
       <w:pPr>
         <w:pStyle w:val="Heading2"/>
+        <w:keepNext/>
         <w:spacing w:before="360" w:after="160"/>
       </w:pPr>
       <w:r>
@@ -30270,6 +30832,7 @@
     <w:p>
       <w:pPr>
         <w:pStyle w:val="Heading2"/>
+        <w:keepNext/>
         <w:spacing w:before="360" w:after="160"/>
       </w:pPr>
       <w:r>
@@ -30339,6 +30902,7 @@
     <w:p>
       <w:pPr>
         <w:pStyle w:val="Heading2"/>
+        <w:keepNext/>
         <w:spacing w:before="360" w:after="160"/>
       </w:pPr>
       <w:r>
@@ -30408,6 +30972,7 @@
     <w:p>
       <w:pPr>
         <w:pStyle w:val="Heading2"/>
+        <w:keepNext/>
         <w:spacing w:before="360" w:after="160"/>
       </w:pPr>
       <w:r>
@@ -30477,6 +31042,7 @@
     <w:p>
       <w:pPr>
         <w:pStyle w:val="Heading2"/>
+        <w:keepNext/>
         <w:spacing w:before="360" w:after="160"/>
       </w:pPr>
       <w:r>
@@ -30546,6 +31112,7 @@
     <w:p>
       <w:pPr>
         <w:pStyle w:val="Heading2"/>
+        <w:keepNext/>
         <w:spacing w:before="360" w:after="160"/>
       </w:pPr>
       <w:r>
@@ -30615,6 +31182,7 @@
     <w:p>
       <w:pPr>
         <w:pStyle w:val="Heading2"/>
+        <w:keepNext/>
         <w:spacing w:before="360" w:after="160"/>
       </w:pPr>
       <w:r>
@@ -30684,6 +31252,7 @@
     <w:p>
       <w:pPr>
         <w:pStyle w:val="Heading2"/>
+        <w:keepNext/>
         <w:spacing w:before="360" w:after="160"/>
       </w:pPr>
       <w:r>
@@ -30768,6 +31337,7 @@
     <w:p>
       <w:pPr>
         <w:pStyle w:val="Heading2"/>
+        <w:keepNext/>
         <w:spacing w:before="360" w:after="160"/>
       </w:pPr>
       <w:r>
@@ -30837,6 +31407,7 @@
     <w:p>
       <w:pPr>
         <w:pStyle w:val="Heading2"/>
+        <w:keepNext/>
         <w:spacing w:before="360" w:after="160"/>
       </w:pPr>
       <w:r>
@@ -30906,6 +31477,7 @@
     <w:p>
       <w:pPr>
         <w:pStyle w:val="Heading2"/>
+        <w:keepNext/>
         <w:spacing w:before="360" w:after="160"/>
       </w:pPr>
       <w:r>
@@ -30975,6 +31547,7 @@
     <w:p>
       <w:pPr>
         <w:pStyle w:val="Heading2"/>
+        <w:keepNext/>
         <w:spacing w:before="360" w:after="160"/>
       </w:pPr>
       <w:r>
@@ -31074,6 +31647,7 @@
     <w:p>
       <w:pPr>
         <w:pStyle w:val="Heading2"/>
+        <w:keepNext/>
         <w:spacing w:before="320" w:after="160"/>
       </w:pPr>
       <w:r>
@@ -31143,6 +31717,7 @@
     <w:p>
       <w:pPr>
         <w:pStyle w:val="Heading2"/>
+        <w:keepNext/>
         <w:spacing w:before="320" w:after="160"/>
       </w:pPr>
       <w:r>
@@ -31212,6 +31787,7 @@
     <w:p>
       <w:pPr>
         <w:pStyle w:val="Heading2"/>
+        <w:keepNext/>
         <w:spacing w:before="320" w:after="160"/>
       </w:pPr>
       <w:r>
@@ -31296,6 +31872,7 @@
     <w:p>
       <w:pPr>
         <w:pStyle w:val="Heading2"/>
+        <w:keepNext/>
         <w:spacing w:before="320" w:after="160"/>
       </w:pPr>
       <w:r>
@@ -31365,6 +31942,7 @@
     <w:p>
       <w:pPr>
         <w:pStyle w:val="Heading2"/>
+        <w:keepNext/>
         <w:spacing w:before="320" w:after="160"/>
       </w:pPr>
       <w:r>
@@ -31434,6 +32012,7 @@
     <w:p>
       <w:pPr>
         <w:pStyle w:val="Heading2"/>
+        <w:keepNext/>
         <w:spacing w:before="320" w:after="160"/>
       </w:pPr>
       <w:r>
@@ -31518,6 +32097,7 @@
     <w:p>
       <w:pPr>
         <w:pStyle w:val="Heading2"/>
+        <w:keepNext/>
         <w:spacing w:before="320" w:after="160"/>
       </w:pPr>
       <w:r>
@@ -31587,6 +32167,7 @@
     <w:p>
       <w:pPr>
         <w:pStyle w:val="Heading2"/>
+        <w:keepNext/>
         <w:spacing w:before="320" w:after="160"/>
       </w:pPr>
       <w:r>
@@ -31656,6 +32237,7 @@
     <w:p>
       <w:pPr>
         <w:pStyle w:val="Heading2"/>
+        <w:keepNext/>
         <w:spacing w:before="320" w:after="160"/>
       </w:pPr>
       <w:r>
@@ -31725,6 +32307,7 @@
     <w:p>
       <w:pPr>
         <w:pStyle w:val="Heading2"/>
+        <w:keepNext/>
         <w:spacing w:before="320" w:after="160"/>
       </w:pPr>
       <w:r>
@@ -31794,6 +32377,7 @@
     <w:p>
       <w:pPr>
         <w:pStyle w:val="Heading2"/>
+        <w:keepNext/>
         <w:spacing w:before="320" w:after="160"/>
       </w:pPr>
       <w:r>
@@ -31863,6 +32447,7 @@
     <w:p>
       <w:pPr>
         <w:pStyle w:val="Heading2"/>
+        <w:keepNext/>
         <w:spacing w:before="320" w:after="160"/>
       </w:pPr>
       <w:r>
@@ -31932,6 +32517,7 @@
     <w:p>
       <w:pPr>
         <w:pStyle w:val="Heading2"/>
+        <w:keepNext/>
         <w:spacing w:before="360" w:after="160"/>
       </w:pPr>
       <w:r>
@@ -32001,6 +32587,7 @@
     <w:p>
       <w:pPr>
         <w:pStyle w:val="Heading2"/>
+        <w:keepNext/>
         <w:spacing w:before="360" w:after="160"/>
       </w:pPr>
       <w:r>
@@ -32100,6 +32687,7 @@
     <w:p>
       <w:pPr>
         <w:pStyle w:val="Heading2"/>
+        <w:keepNext/>
         <w:spacing w:before="360" w:after="160"/>
       </w:pPr>
       <w:r>
@@ -32154,6 +32742,7 @@
     <w:p>
       <w:pPr>
         <w:pStyle w:val="Heading2"/>
+        <w:keepNext/>
         <w:spacing w:before="360" w:after="160"/>
       </w:pPr>
       <w:r>
@@ -32208,6 +32797,7 @@
     <w:p>
       <w:pPr>
         <w:pStyle w:val="Heading2"/>
+        <w:keepNext/>
         <w:spacing w:before="360" w:after="160"/>
       </w:pPr>
       <w:r>
@@ -32277,6 +32867,7 @@
     <w:p>
       <w:pPr>
         <w:pStyle w:val="Heading2"/>
+        <w:keepNext/>
         <w:spacing w:before="360" w:after="160"/>
       </w:pPr>
       <w:r>
@@ -32331,6 +32922,7 @@
     <w:p>
       <w:pPr>
         <w:pStyle w:val="Heading2"/>
+        <w:keepNext/>
         <w:spacing w:before="360" w:after="160"/>
       </w:pPr>
       <w:r>
@@ -32400,6 +32992,7 @@
     <w:p>
       <w:pPr>
         <w:pStyle w:val="Heading2"/>
+        <w:keepNext/>
         <w:spacing w:before="360" w:after="160"/>
       </w:pPr>
       <w:r>
@@ -32484,6 +33077,7 @@
     <w:p>
       <w:pPr>
         <w:pStyle w:val="Heading2"/>
+        <w:keepNext/>
         <w:spacing w:before="360" w:after="160"/>
       </w:pPr>
       <w:r>
@@ -32553,6 +33147,7 @@
     <w:p>
       <w:pPr>
         <w:pStyle w:val="Heading2"/>
+        <w:keepNext/>
         <w:spacing w:before="360" w:after="160"/>
       </w:pPr>
       <w:r>
@@ -32622,6 +33217,7 @@
     <w:p>
       <w:pPr>
         <w:pStyle w:val="Heading2"/>
+        <w:keepNext/>
         <w:spacing w:before="360" w:after="160"/>
       </w:pPr>
       <w:r>
@@ -32706,6 +33302,7 @@
     <w:p>
       <w:pPr>
         <w:pStyle w:val="Heading2"/>
+        <w:keepNext/>
         <w:spacing w:before="320" w:after="160"/>
       </w:pPr>
       <w:r>
@@ -32775,6 +33372,7 @@
     <w:p>
       <w:pPr>
         <w:pStyle w:val="Heading2"/>
+        <w:keepNext/>
         <w:spacing w:before="360" w:after="160"/>
       </w:pPr>
       <w:r>
@@ -32874,6 +33472,7 @@
     <w:p>
       <w:pPr>
         <w:pStyle w:val="Heading1"/>
+        <w:keepNext/>
         <w:spacing w:before="480" w:after="240"/>
       </w:pPr>
       <w:bookmarkStart w:id="47" w:name="_TocAll0047"/>
@@ -34193,6 +34792,7 @@
     <w:p>
       <w:pPr>
         <w:pStyle w:val="Heading1"/>
+        <w:keepNext/>
         <w:spacing w:before="480" w:after="240"/>
       </w:pPr>
       <w:bookmarkStart w:id="48" w:name="_TocAll0048"/>
@@ -34212,6 +34812,7 @@
     <w:p>
       <w:pPr>
         <w:pStyle w:val="Heading2"/>
+        <w:keepNext/>
         <w:spacing w:before="360" w:after="160"/>
       </w:pPr>
       <w:r>
@@ -34229,6 +34830,7 @@
     <w:p>
       <w:pPr>
         <w:pStyle w:val="Heading2"/>
+        <w:keepNext/>
         <w:spacing w:before="360" w:after="160"/>
       </w:pPr>
       <w:r>
@@ -34246,6 +34848,7 @@
     <w:p>
       <w:pPr>
         <w:pStyle w:val="Heading2"/>
+        <w:keepNext/>
         <w:spacing w:before="360" w:after="160"/>
       </w:pPr>
       <w:r>
@@ -34263,6 +34866,7 @@
     <w:p>
       <w:pPr>
         <w:pStyle w:val="Heading2"/>
+        <w:keepNext/>
         <w:spacing w:before="360" w:after="160"/>
       </w:pPr>
       <w:r>
@@ -34280,6 +34884,7 @@
     <w:p>
       <w:pPr>
         <w:pStyle w:val="Heading2"/>
+        <w:keepNext/>
         <w:spacing w:before="360" w:after="160"/>
       </w:pPr>
       <w:r>
@@ -34297,6 +34902,7 @@
     <w:p>
       <w:pPr>
         <w:pStyle w:val="Heading2"/>
+        <w:keepNext/>
         <w:spacing w:before="360" w:after="160"/>
       </w:pPr>
       <w:r>
@@ -34314,6 +34920,7 @@
     <w:p>
       <w:pPr>
         <w:pStyle w:val="Heading2"/>
+        <w:keepNext/>
         <w:spacing w:before="360" w:after="160"/>
       </w:pPr>
       <w:r>
@@ -34331,6 +34938,7 @@
     <w:p>
       <w:pPr>
         <w:pStyle w:val="Heading2"/>
+        <w:keepNext/>
         <w:spacing w:before="360" w:after="160"/>
       </w:pPr>
       <w:r>
@@ -34348,6 +34956,7 @@
     <w:p>
       <w:pPr>
         <w:pStyle w:val="Heading2"/>
+        <w:keepNext/>
         <w:spacing w:before="360" w:after="160"/>
       </w:pPr>
       <w:r>
@@ -34365,6 +34974,7 @@
     <w:p>
       <w:pPr>
         <w:pStyle w:val="Heading2"/>
+        <w:keepNext/>
         <w:spacing w:before="360" w:after="160"/>
       </w:pPr>
       <w:r>
@@ -34382,6 +34992,7 @@
     <w:p>
       <w:pPr>
         <w:pStyle w:val="Heading2"/>
+        <w:keepNext/>
         <w:spacing w:before="360" w:after="160"/>
       </w:pPr>
       <w:r>
@@ -34399,6 +35010,7 @@
     <w:p>
       <w:pPr>
         <w:pStyle w:val="Heading2"/>
+        <w:keepNext/>
         <w:spacing w:before="360" w:after="160"/>
       </w:pPr>
       <w:r>
@@ -34416,6 +35028,7 @@
     <w:p>
       <w:pPr>
         <w:pStyle w:val="Heading2"/>
+        <w:keepNext/>
         <w:spacing w:before="360" w:after="160"/>
       </w:pPr>
       <w:r>
@@ -34436,6 +35049,7 @@
     <w:p>
       <w:pPr>
         <w:pStyle w:val="Heading2"/>
+        <w:keepNext/>
         <w:spacing w:before="360" w:after="160"/>
       </w:pPr>
       <w:r>
@@ -34453,6 +35067,7 @@
     <w:p>
       <w:pPr>
         <w:pStyle w:val="Heading2"/>
+        <w:keepNext/>
         <w:spacing w:before="360" w:after="160"/>
       </w:pPr>
       <w:r>
@@ -34470,6 +35085,7 @@
     <w:p>
       <w:pPr>
         <w:pStyle w:val="Heading2"/>
+        <w:keepNext/>
         <w:spacing w:before="360" w:after="160"/>
       </w:pPr>
       <w:r>
@@ -34487,6 +35103,7 @@
     <w:p>
       <w:pPr>
         <w:pStyle w:val="Heading2"/>
+        <w:keepNext/>
         <w:spacing w:before="360" w:after="160"/>
       </w:pPr>
       <w:r>
@@ -34504,6 +35121,7 @@
     <w:p>
       <w:pPr>
         <w:pStyle w:val="Heading2"/>
+        <w:keepNext/>
         <w:spacing w:before="360" w:after="160"/>
       </w:pPr>
       <w:r>
@@ -34521,6 +35139,7 @@
     <w:p>
       <w:pPr>
         <w:pStyle w:val="Heading2"/>
+        <w:keepNext/>
         <w:spacing w:before="360" w:after="160"/>
       </w:pPr>
       <w:r>
@@ -34538,6 +35157,7 @@
     <w:p>
       <w:pPr>
         <w:pStyle w:val="Heading2"/>
+        <w:keepNext/>
         <w:spacing w:before="360" w:after="160"/>
       </w:pPr>
       <w:r>
@@ -34555,6 +35175,7 @@
     <w:p>
       <w:pPr>
         <w:pStyle w:val="Heading2"/>
+        <w:keepNext/>
         <w:spacing w:before="360" w:after="160"/>
       </w:pPr>
       <w:r>
@@ -34572,6 +35193,7 @@
     <w:p>
       <w:pPr>
         <w:pStyle w:val="Heading2"/>
+        <w:keepNext/>
         <w:spacing w:before="360" w:after="160"/>
       </w:pPr>
       <w:r>
@@ -34589,6 +35211,7 @@
     <w:p>
       <w:pPr>
         <w:pStyle w:val="Heading2"/>
+        <w:keepNext/>
         <w:spacing w:before="360" w:after="160"/>
       </w:pPr>
       <w:r>
@@ -34606,6 +35229,7 @@
     <w:p>
       <w:pPr>
         <w:pStyle w:val="Heading2"/>
+        <w:keepNext/>
         <w:spacing w:before="360" w:after="160"/>
       </w:pPr>
       <w:r>
@@ -34623,6 +35247,7 @@
     <w:p>
       <w:pPr>
         <w:pStyle w:val="Heading2"/>
+        <w:keepNext/>
         <w:spacing w:before="360" w:after="160"/>
       </w:pPr>
       <w:r>
@@ -34640,6 +35265,7 @@
     <w:p>
       <w:pPr>
         <w:pStyle w:val="Heading2"/>
+        <w:keepNext/>
         <w:spacing w:before="360" w:after="160"/>
       </w:pPr>
       <w:r>
@@ -34657,6 +35283,7 @@
     <w:p>
       <w:pPr>
         <w:pStyle w:val="Heading2"/>
+        <w:keepNext/>
         <w:spacing w:before="360" w:after="160"/>
       </w:pPr>
       <w:r>
@@ -34674,6 +35301,7 @@
     <w:p>
       <w:pPr>
         <w:pStyle w:val="Heading2"/>
+        <w:keepNext/>
         <w:spacing w:before="360" w:after="160"/>
       </w:pPr>
       <w:r>
@@ -34691,6 +35319,7 @@
     <w:p>
       <w:pPr>
         <w:pStyle w:val="Heading2"/>
+        <w:keepNext/>
         <w:spacing w:before="360" w:after="160"/>
       </w:pPr>
       <w:r>
@@ -34708,6 +35337,7 @@
     <w:p>
       <w:pPr>
         <w:pStyle w:val="Heading2"/>
+        <w:keepNext/>
         <w:spacing w:before="360" w:after="160"/>
       </w:pPr>
       <w:r>
@@ -34725,6 +35355,7 @@
     <w:p>
       <w:pPr>
         <w:pStyle w:val="Heading2"/>
+        <w:keepNext/>
         <w:spacing w:before="360" w:after="160"/>
       </w:pPr>
       <w:r>
@@ -34742,6 +35373,7 @@
     <w:p>
       <w:pPr>
         <w:pStyle w:val="Heading2"/>
+        <w:keepNext/>
         <w:spacing w:before="360" w:after="160"/>
       </w:pPr>
       <w:r>
@@ -34759,6 +35391,7 @@
     <w:p>
       <w:pPr>
         <w:pStyle w:val="Heading2"/>
+        <w:keepNext/>
         <w:spacing w:before="360" w:after="160"/>
       </w:pPr>
       <w:r>
@@ -34776,6 +35409,7 @@
     <w:p>
       <w:pPr>
         <w:pStyle w:val="Heading2"/>
+        <w:keepNext/>
         <w:spacing w:before="360" w:after="160"/>
       </w:pPr>
       <w:r>
@@ -34793,6 +35427,7 @@
     <w:p>
       <w:pPr>
         <w:pStyle w:val="Heading2"/>
+        <w:keepNext/>
         <w:spacing w:before="360" w:after="160"/>
       </w:pPr>
       <w:r>
@@ -34810,6 +35445,7 @@
     <w:p>
       <w:pPr>
         <w:pStyle w:val="Heading2"/>
+        <w:keepNext/>
         <w:spacing w:before="360" w:after="160"/>
       </w:pPr>
       <w:r>
@@ -34827,6 +35463,7 @@
     <w:p>
       <w:pPr>
         <w:pStyle w:val="Heading2"/>
+        <w:keepNext/>
         <w:spacing w:before="360" w:after="160"/>
       </w:pPr>
       <w:r>
@@ -34844,6 +35481,7 @@
     <w:p>
       <w:pPr>
         <w:pStyle w:val="Heading2"/>
+        <w:keepNext/>
         <w:spacing w:before="360" w:after="160"/>
       </w:pPr>
       <w:r>
@@ -34866,6 +35504,7 @@
     <w:p>
       <w:pPr>
         <w:pStyle w:val="Heading1"/>
+        <w:keepNext/>
         <w:spacing w:before="480" w:after="240"/>
       </w:pPr>
       <w:bookmarkStart w:id="49" w:name="_TocAll0049"/>
@@ -34885,6 +35524,7 @@
     <w:p>
       <w:pPr>
         <w:pStyle w:val="Heading2"/>
+        <w:keepNext/>
         <w:spacing w:before="360" w:after="160"/>
       </w:pPr>
       <w:r>
@@ -34959,6 +35599,7 @@
     <w:p>
       <w:pPr>
         <w:pStyle w:val="Heading2"/>
+        <w:keepNext/>
         <w:spacing w:before="360" w:after="160"/>
       </w:pPr>
       <w:r>
@@ -35007,6 +35648,7 @@
     <w:p>
       <w:pPr>
         <w:pStyle w:val="Heading2"/>
+        <w:keepNext/>
         <w:spacing w:before="360" w:after="160"/>
       </w:pPr>
       <w:r>
@@ -35081,6 +35723,7 @@
     <w:p>
       <w:pPr>
         <w:pStyle w:val="Heading2"/>
+        <w:keepNext/>
         <w:spacing w:before="360" w:after="160"/>
       </w:pPr>
       <w:r>
@@ -35098,6 +35741,7 @@
     <w:p>
       <w:pPr>
         <w:pStyle w:val="Heading1"/>
+        <w:keepNext/>
         <w:spacing w:before="480" w:after="240"/>
       </w:pPr>
       <w:bookmarkStart w:id="50" w:name="_TocAll0050"/>
@@ -35117,6 +35761,7 @@
     <w:p>
       <w:pPr>
         <w:pStyle w:val="Heading2"/>
+        <w:keepNext/>
         <w:spacing w:before="360" w:after="160"/>
       </w:pPr>
       <w:r>
@@ -35225,6 +35870,7 @@
     <w:p>
       <w:pPr>
         <w:pStyle w:val="Heading2"/>
+        <w:keepNext/>
         <w:spacing w:before="360" w:after="160"/>
       </w:pPr>
       <w:r>
@@ -35305,6 +35951,7 @@
     <w:p>
       <w:pPr>
         <w:pStyle w:val="Heading2"/>
+        <w:keepNext/>
         <w:spacing w:before="360" w:after="160"/>
       </w:pPr>
       <w:r>
@@ -35380,6 +36027,7 @@
     <w:p>
       <w:pPr>
         <w:pStyle w:val="Heading2"/>
+        <w:keepNext/>
         <w:spacing w:before="360" w:after="160"/>
       </w:pPr>
       <w:r>
@@ -35586,6 +36234,7 @@
     <w:p>
       <w:pPr>
         <w:pStyle w:val="Heading1"/>
+        <w:keepNext/>
         <w:spacing w:before="480" w:after="240"/>
       </w:pPr>
       <w:bookmarkStart w:id="51" w:name="_TocAll0051"/>
@@ -35613,6 +36262,7 @@
     <w:p>
       <w:pPr>
         <w:pStyle w:val="Heading1"/>
+        <w:keepNext/>
         <w:spacing w:before="480" w:after="240"/>
       </w:pPr>
       <w:bookmarkStart w:id="52" w:name="_TocAll0052"/>
